--- a/Documentation/SETU Code Lab Final Report.docx
+++ b/Documentation/SETU Code Lab Final Report.docx
@@ -10,6 +10,12 @@
           <w:rFonts w:eastAsiaTheme="minorHAnsi"/>
         </w:rPr>
       </w:pPr>
+      <w:r>
+        <w:rPr>
+          <w:rFonts w:eastAsiaTheme="minorHAnsi"/>
+        </w:rPr>
+        <w:t xml:space="preserve"> </w:t>
+      </w:r>
       <w:r>
         <w:rPr>
           <w:rFonts w:ascii="Times New Roman" w:eastAsia="Arial" w:hAnsi="Times New Roman" w:cs="Times New Roman"/>
@@ -36,7 +42,7 @@
                     </pic:cNvPicPr>
                   </pic:nvPicPr>
                   <pic:blipFill>
-                    <a:blip r:embed="rId7">
+                    <a:blip r:embed="rId8">
                       <a:extLst>
                         <a:ext uri="{28A0092B-C50C-407E-A947-70E740481C1C}">
                           <a14:useLocalDpi xmlns:a14="http://schemas.microsoft.com/office/drawing/2010/main" val="0"/>
@@ -158,6 +164,15 @@
     </w:p>
     <w:sdt>
       <w:sdtPr>
+        <w:rPr>
+          <w:rFonts w:asciiTheme="minorHAnsi" w:eastAsiaTheme="minorHAnsi" w:hAnsiTheme="minorHAnsi" w:cstheme="minorBidi"/>
+          <w:color w:val="auto"/>
+          <w:kern w:val="2"/>
+          <w:sz w:val="22"/>
+          <w:szCs w:val="22"/>
+          <w:lang w:val="en-IE"/>
+          <w14:ligatures w14:val="standardContextual"/>
+        </w:rPr>
         <w:id w:val="-1868672499"/>
         <w:docPartObj>
           <w:docPartGallery w:val="Table of Contents"/>
@@ -166,16 +181,9 @@
       </w:sdtPr>
       <w:sdtEndPr>
         <w:rPr>
-          <w:rFonts w:asciiTheme="minorHAnsi" w:eastAsiaTheme="minorHAnsi" w:hAnsiTheme="minorHAnsi" w:cstheme="minorBidi"/>
           <w:b/>
           <w:bCs/>
           <w:noProof/>
-          <w:color w:val="auto"/>
-          <w:kern w:val="2"/>
-          <w:sz w:val="22"/>
-          <w:szCs w:val="22"/>
-          <w:lang w:val="en-IE"/>
-          <w14:ligatures w14:val="standardContextual"/>
         </w:rPr>
       </w:sdtEndPr>
       <w:sdtContent>
@@ -210,13 +218,13 @@
           <w:r>
             <w:fldChar w:fldCharType="separate"/>
           </w:r>
-          <w:hyperlink w:anchor="_Toc225840315" w:history="1">
+          <w:hyperlink w:anchor="_Toc226288851" w:history="1">
             <w:r>
               <w:rPr>
                 <w:rStyle w:val="Hyperlink"/>
                 <w:noProof/>
               </w:rPr>
-              <w:t>What was Achieved</w:t>
+              <w:t>Abstract</w:t>
             </w:r>
             <w:r>
               <w:rPr>
@@ -237,7 +245,7 @@
                 <w:noProof/>
                 <w:webHidden/>
               </w:rPr>
-              <w:instrText xml:space="preserve"> PAGEREF _Toc225840315 \h </w:instrText>
+              <w:instrText xml:space="preserve"> PAGEREF _Toc226288851 \h </w:instrText>
             </w:r>
             <w:r>
               <w:rPr>
@@ -257,7 +265,7 @@
                 <w:noProof/>
                 <w:webHidden/>
               </w:rPr>
-              <w:t>3</w:t>
+              <w:t>4</w:t>
             </w:r>
             <w:r>
               <w:rPr>
@@ -282,13 +290,13 @@
               <w:lang w:eastAsia="en-IE"/>
             </w:rPr>
           </w:pPr>
-          <w:hyperlink w:anchor="_Toc225840316" w:history="1">
+          <w:hyperlink w:anchor="_Toc226288852" w:history="1">
             <w:r>
               <w:rPr>
                 <w:rStyle w:val="Hyperlink"/>
                 <w:noProof/>
               </w:rPr>
-              <w:t>What was not Achieved</w:t>
+              <w:t>Introduction</w:t>
             </w:r>
             <w:r>
               <w:rPr>
@@ -309,7 +317,7 @@
                 <w:noProof/>
                 <w:webHidden/>
               </w:rPr>
-              <w:instrText xml:space="preserve"> PAGEREF _Toc225840316 \h </w:instrText>
+              <w:instrText xml:space="preserve"> PAGEREF _Toc226288852 \h </w:instrText>
             </w:r>
             <w:r>
               <w:rPr>
@@ -329,7 +337,7 @@
                 <w:noProof/>
                 <w:webHidden/>
               </w:rPr>
-              <w:t>4</w:t>
+              <w:t>5</w:t>
             </w:r>
             <w:r>
               <w:rPr>
@@ -354,13 +362,13 @@
               <w:lang w:eastAsia="en-IE"/>
             </w:rPr>
           </w:pPr>
-          <w:hyperlink w:anchor="_Toc225840317" w:history="1">
+          <w:hyperlink w:anchor="_Toc226288853" w:history="1">
             <w:r>
               <w:rPr>
                 <w:rStyle w:val="Hyperlink"/>
                 <w:noProof/>
               </w:rPr>
-              <w:t>Learnings</w:t>
+              <w:t>Challenges</w:t>
             </w:r>
             <w:r>
               <w:rPr>
@@ -381,7 +389,7 @@
                 <w:noProof/>
                 <w:webHidden/>
               </w:rPr>
-              <w:instrText xml:space="preserve"> PAGEREF _Toc225840317 \h </w:instrText>
+              <w:instrText xml:space="preserve"> PAGEREF _Toc226288853 \h </w:instrText>
             </w:r>
             <w:r>
               <w:rPr>
@@ -401,7 +409,75 @@
                 <w:noProof/>
                 <w:webHidden/>
               </w:rPr>
-              <w:t>5</w:t>
+              <w:t>6</w:t>
+            </w:r>
+            <w:r>
+              <w:rPr>
+                <w:noProof/>
+                <w:webHidden/>
+              </w:rPr>
+              <w:fldChar w:fldCharType="end"/>
+            </w:r>
+          </w:hyperlink>
+        </w:p>
+        <w:p>
+          <w:pPr>
+            <w:pStyle w:val="TOC2"/>
+            <w:tabs>
+              <w:tab w:val="right" w:leader="dot" w:pos="9016"/>
+            </w:tabs>
+            <w:rPr>
+              <w:noProof/>
+            </w:rPr>
+          </w:pPr>
+          <w:hyperlink w:anchor="_Toc226288854" w:history="1">
+            <w:r>
+              <w:rPr>
+                <w:rStyle w:val="Hyperlink"/>
+                <w:noProof/>
+              </w:rPr>
+              <w:t>Architecture</w:t>
+            </w:r>
+            <w:r>
+              <w:rPr>
+                <w:noProof/>
+                <w:webHidden/>
+              </w:rPr>
+              <w:tab/>
+            </w:r>
+            <w:r>
+              <w:rPr>
+                <w:noProof/>
+                <w:webHidden/>
+              </w:rPr>
+              <w:fldChar w:fldCharType="begin"/>
+            </w:r>
+            <w:r>
+              <w:rPr>
+                <w:noProof/>
+                <w:webHidden/>
+              </w:rPr>
+              <w:instrText xml:space="preserve"> PAGEREF _Toc226288854 \h </w:instrText>
+            </w:r>
+            <w:r>
+              <w:rPr>
+                <w:noProof/>
+                <w:webHidden/>
+              </w:rPr>
+            </w:r>
+            <w:r>
+              <w:rPr>
+                <w:noProof/>
+                <w:webHidden/>
+              </w:rPr>
+              <w:fldChar w:fldCharType="separate"/>
+            </w:r>
+            <w:r>
+              <w:rPr>
+                <w:noProof/>
+                <w:webHidden/>
+              </w:rPr>
+              <w:t>6</w:t>
             </w:r>
             <w:r>
               <w:rPr>
@@ -426,13 +502,13 @@
               <w:lang w:eastAsia="en-IE"/>
             </w:rPr>
           </w:pPr>
-          <w:hyperlink w:anchor="_Toc225840318" w:history="1">
+          <w:hyperlink w:anchor="_Toc226288855" w:history="1">
             <w:r>
               <w:rPr>
                 <w:rStyle w:val="Hyperlink"/>
                 <w:noProof/>
               </w:rPr>
-              <w:t>Reflection</w:t>
+              <w:t>Learnings</w:t>
             </w:r>
             <w:r>
               <w:rPr>
@@ -453,7 +529,7 @@
                 <w:noProof/>
                 <w:webHidden/>
               </w:rPr>
-              <w:instrText xml:space="preserve"> PAGEREF _Toc225840318 \h </w:instrText>
+              <w:instrText xml:space="preserve"> PAGEREF _Toc226288855 \h </w:instrText>
             </w:r>
             <w:r>
               <w:rPr>
@@ -473,7 +549,7 @@
                 <w:noProof/>
                 <w:webHidden/>
               </w:rPr>
-              <w:t>6</w:t>
+              <w:t>8</w:t>
             </w:r>
             <w:r>
               <w:rPr>
@@ -498,13 +574,13 @@
               <w:lang w:eastAsia="en-IE"/>
             </w:rPr>
           </w:pPr>
-          <w:hyperlink w:anchor="_Toc225840319" w:history="1">
+          <w:hyperlink w:anchor="_Toc226288856" w:history="1">
             <w:r>
               <w:rPr>
                 <w:rStyle w:val="Hyperlink"/>
                 <w:noProof/>
               </w:rPr>
-              <w:t>Testing</w:t>
+              <w:t>Reflection</w:t>
             </w:r>
             <w:r>
               <w:rPr>
@@ -525,7 +601,7 @@
                 <w:noProof/>
                 <w:webHidden/>
               </w:rPr>
-              <w:instrText xml:space="preserve"> PAGEREF _Toc225840319 \h </w:instrText>
+              <w:instrText xml:space="preserve"> PAGEREF _Toc226288856 \h </w:instrText>
             </w:r>
             <w:r>
               <w:rPr>
@@ -545,7 +621,7 @@
                 <w:noProof/>
                 <w:webHidden/>
               </w:rPr>
-              <w:t>7</w:t>
+              <w:t>9</w:t>
             </w:r>
             <w:r>
               <w:rPr>
@@ -570,12 +646,84 @@
               <w:lang w:eastAsia="en-IE"/>
             </w:rPr>
           </w:pPr>
-          <w:hyperlink w:anchor="_Toc225840320" w:history="1">
+          <w:hyperlink w:anchor="_Toc226288857" w:history="1">
             <w:r>
               <w:rPr>
                 <w:rStyle w:val="Hyperlink"/>
                 <w:noProof/>
               </w:rPr>
+              <w:t>Testing</w:t>
+            </w:r>
+            <w:r>
+              <w:rPr>
+                <w:noProof/>
+                <w:webHidden/>
+              </w:rPr>
+              <w:tab/>
+            </w:r>
+            <w:r>
+              <w:rPr>
+                <w:noProof/>
+                <w:webHidden/>
+              </w:rPr>
+              <w:fldChar w:fldCharType="begin"/>
+            </w:r>
+            <w:r>
+              <w:rPr>
+                <w:noProof/>
+                <w:webHidden/>
+              </w:rPr>
+              <w:instrText xml:space="preserve"> PAGEREF _Toc226288857 \h </w:instrText>
+            </w:r>
+            <w:r>
+              <w:rPr>
+                <w:noProof/>
+                <w:webHidden/>
+              </w:rPr>
+            </w:r>
+            <w:r>
+              <w:rPr>
+                <w:noProof/>
+                <w:webHidden/>
+              </w:rPr>
+              <w:fldChar w:fldCharType="separate"/>
+            </w:r>
+            <w:r>
+              <w:rPr>
+                <w:noProof/>
+                <w:webHidden/>
+              </w:rPr>
+              <w:t>10</w:t>
+            </w:r>
+            <w:r>
+              <w:rPr>
+                <w:noProof/>
+                <w:webHidden/>
+              </w:rPr>
+              <w:fldChar w:fldCharType="end"/>
+            </w:r>
+          </w:hyperlink>
+        </w:p>
+        <w:p>
+          <w:pPr>
+            <w:pStyle w:val="TOC1"/>
+            <w:tabs>
+              <w:tab w:val="right" w:leader="dot" w:pos="9016"/>
+            </w:tabs>
+            <w:rPr>
+              <w:rFonts w:eastAsiaTheme="minorEastAsia"/>
+              <w:noProof/>
+              <w:sz w:val="24"/>
+              <w:szCs w:val="24"/>
+              <w:lang w:eastAsia="en-IE"/>
+            </w:rPr>
+          </w:pPr>
+          <w:hyperlink w:anchor="_Toc226288858" w:history="1">
+            <w:r>
+              <w:rPr>
+                <w:rStyle w:val="Hyperlink"/>
+                <w:noProof/>
+              </w:rPr>
               <w:t>Conclusion</w:t>
             </w:r>
             <w:r>
@@ -597,7 +745,7 @@
                 <w:noProof/>
                 <w:webHidden/>
               </w:rPr>
-              <w:instrText xml:space="preserve"> PAGEREF _Toc225840320 \h </w:instrText>
+              <w:instrText xml:space="preserve"> PAGEREF _Toc226288858 \h </w:instrText>
             </w:r>
             <w:r>
               <w:rPr>
@@ -617,7 +765,79 @@
                 <w:noProof/>
                 <w:webHidden/>
               </w:rPr>
-              <w:t>8</w:t>
+              <w:t>11</w:t>
+            </w:r>
+            <w:r>
+              <w:rPr>
+                <w:noProof/>
+                <w:webHidden/>
+              </w:rPr>
+              <w:fldChar w:fldCharType="end"/>
+            </w:r>
+          </w:hyperlink>
+        </w:p>
+        <w:p>
+          <w:pPr>
+            <w:pStyle w:val="TOC1"/>
+            <w:tabs>
+              <w:tab w:val="right" w:leader="dot" w:pos="9016"/>
+            </w:tabs>
+            <w:rPr>
+              <w:rFonts w:eastAsiaTheme="minorEastAsia"/>
+              <w:noProof/>
+              <w:sz w:val="24"/>
+              <w:szCs w:val="24"/>
+              <w:lang w:eastAsia="en-IE"/>
+            </w:rPr>
+          </w:pPr>
+          <w:hyperlink w:anchor="_Toc226288859" w:history="1">
+            <w:r>
+              <w:rPr>
+                <w:rStyle w:val="Hyperlink"/>
+                <w:noProof/>
+              </w:rPr>
+              <w:t>Bibliography</w:t>
+            </w:r>
+            <w:r>
+              <w:rPr>
+                <w:noProof/>
+                <w:webHidden/>
+              </w:rPr>
+              <w:tab/>
+            </w:r>
+            <w:r>
+              <w:rPr>
+                <w:noProof/>
+                <w:webHidden/>
+              </w:rPr>
+              <w:fldChar w:fldCharType="begin"/>
+            </w:r>
+            <w:r>
+              <w:rPr>
+                <w:noProof/>
+                <w:webHidden/>
+              </w:rPr>
+              <w:instrText xml:space="preserve"> PAGEREF _Toc226288859 \h </w:instrText>
+            </w:r>
+            <w:r>
+              <w:rPr>
+                <w:noProof/>
+                <w:webHidden/>
+              </w:rPr>
+            </w:r>
+            <w:r>
+              <w:rPr>
+                <w:noProof/>
+                <w:webHidden/>
+              </w:rPr>
+              <w:fldChar w:fldCharType="separate"/>
+            </w:r>
+            <w:r>
+              <w:rPr>
+                <w:noProof/>
+                <w:webHidden/>
+              </w:rPr>
+              <w:t>12</w:t>
             </w:r>
             <w:r>
               <w:rPr>
@@ -643,21 +863,26 @@
     <w:p>
       <w:pPr>
         <w:spacing w:line="278" w:lineRule="auto"/>
+        <w:rPr>
+          <w:rFonts w:eastAsiaTheme="minorEastAsia"/>
+          <w:noProof/>
+          <w:sz w:val="24"/>
+          <w:szCs w:val="24"/>
+          <w:lang w:eastAsia="en-IE"/>
+        </w:rPr>
       </w:pPr>
       <w:r>
         <w:br w:type="page"/>
       </w:r>
-    </w:p>
-    <w:p>
-      <w:pPr>
-        <w:pStyle w:val="Heading1"/>
-      </w:pPr>
-      <w:bookmarkStart w:id="0" w:name="_Toc225840315"/>
-      <w:r>
-        <w:lastRenderedPageBreak/>
-        <w:t>What was Achieved</w:t>
-      </w:r>
-      <w:bookmarkEnd w:id="0"/>
+      <w:r>
+        <w:fldChar w:fldCharType="begin"/>
+      </w:r>
+      <w:r>
+        <w:instrText xml:space="preserve"> TOC \h \z \c "Figure" </w:instrText>
+      </w:r>
+      <w:r>
+        <w:fldChar w:fldCharType="separate"/>
+      </w:r>
     </w:p>
     <w:p>
       <w:pPr>
@@ -670,6 +895,10 @@
         </w:rPr>
       </w:pPr>
       <w:r>
+        <w:lastRenderedPageBreak/>
+        <w:fldChar w:fldCharType="end"/>
+      </w:r>
+      <w:r>
         <w:br w:type="page"/>
       </w:r>
     </w:p>
@@ -677,12 +906,12 @@
       <w:pPr>
         <w:pStyle w:val="Heading1"/>
       </w:pPr>
-      <w:bookmarkStart w:id="1" w:name="_Toc225840316"/>
+      <w:bookmarkStart w:id="0" w:name="_Toc226288851"/>
       <w:r>
         <w:lastRenderedPageBreak/>
-        <w:t>What was not Achieved</w:t>
-      </w:r>
-      <w:bookmarkEnd w:id="1"/>
+        <w:t>Abstract</w:t>
+      </w:r>
+      <w:bookmarkEnd w:id="0"/>
     </w:p>
     <w:p>
       <w:pPr>
@@ -702,12 +931,2079 @@
       <w:pPr>
         <w:pStyle w:val="Heading1"/>
       </w:pPr>
-      <w:bookmarkStart w:id="2" w:name="_Toc225840317"/>
+      <w:bookmarkStart w:id="1" w:name="_Toc226288852"/>
+      <w:r>
+        <w:lastRenderedPageBreak/>
+        <w:t>Introduction</w:t>
+      </w:r>
+      <w:bookmarkEnd w:id="1"/>
+    </w:p>
+    <w:p>
+      <w:pPr>
+        <w:jc w:val="both"/>
+      </w:pPr>
+      <w:r>
+        <w:t>SETU Code Lab is an in-browser study tool for students enrolled in computing-related courses in SETU (South East Technological University) and a learning management platform for their lecturers. Lecturers can create problems and courses and add students to these courses.</w:t>
+      </w:r>
+      <w:r>
+        <w:t xml:space="preserve"> This allows lecturers to easily assign work to groups of students and gather their submissions all in one place. When a lecturer creates a problem, they define several test cases. Student solutions are then run using inputs from these test cases and automatically graded for the lecturer.</w:t>
+      </w:r>
+      <w:r>
+        <w:t xml:space="preserve"> </w:t>
+      </w:r>
+      <w:r>
+        <w:t xml:space="preserve">The lecturer can view every student’s solution and </w:t>
+      </w:r>
+      <w:r>
+        <w:t xml:space="preserve">see </w:t>
+      </w:r>
+      <w:r>
+        <w:t>how they performed on each problem and even download class results in .CSV format for their convenience.</w:t>
+      </w:r>
+    </w:p>
+    <w:p>
+      <w:pPr>
+        <w:jc w:val="both"/>
+      </w:pPr>
+      <w:r>
+        <w:t xml:space="preserve">As well as a learning management platform SETU Code Lab can also be used by students to study for coding exams and technical interviews. </w:t>
+      </w:r>
+      <w:r>
+        <w:t xml:space="preserve">There is a </w:t>
+      </w:r>
+      <w:r>
+        <w:rPr>
+          <w:b/>
+          <w:bCs/>
+          <w:i/>
+          <w:iCs/>
+        </w:rPr>
+        <w:t>Global Problems</w:t>
+      </w:r>
+      <w:r>
+        <w:t xml:space="preserve"> course available to all users which lecturers can also add problems to for students to practice in their own time. To keep students engaged, the platform also employs several gamification techniques such as daily login streaks, points, badges and a leaderboard</w:t>
+      </w:r>
+      <w:r>
+        <w:t xml:space="preserve"> and</w:t>
+      </w:r>
+      <w:r>
+        <w:t xml:space="preserve"> supports Java and Python for code execution.</w:t>
+      </w:r>
+    </w:p>
+    <w:p>
+      <w:pPr>
+        <w:jc w:val="both"/>
+      </w:pPr>
+      <w:r>
+        <w:t xml:space="preserve">This report reflects on the development process of SETU Code Lab and outlines the challenges encountered, how they were solved and what changes were made to the project along the way. </w:t>
+      </w:r>
+      <w:r>
+        <w:t xml:space="preserve">It </w:t>
+      </w:r>
+      <w:r>
+        <w:t xml:space="preserve">will also look at the testing process of SETU Code Lab and assess its </w:t>
+      </w:r>
+      <w:r>
+        <w:t>success and reliability as a software product.</w:t>
+      </w:r>
+      <w:r>
+        <w:br w:type="page"/>
+      </w:r>
+    </w:p>
+    <w:p>
+      <w:pPr>
+        <w:pStyle w:val="Heading1"/>
+      </w:pPr>
+      <w:bookmarkStart w:id="2" w:name="_Toc226288853"/>
+      <w:r>
+        <w:lastRenderedPageBreak/>
+        <w:t>Challenges</w:t>
+      </w:r>
+      <w:bookmarkEnd w:id="2"/>
+    </w:p>
+    <w:p>
+      <w:pPr>
+        <w:pStyle w:val="Heading2"/>
+      </w:pPr>
+      <w:bookmarkStart w:id="3" w:name="_Toc226288854"/>
+      <w:r>
+        <w:t>Architecture</w:t>
+      </w:r>
+      <w:bookmarkEnd w:id="3"/>
+    </w:p>
+    <w:p>
+      <w:pPr>
+        <w:jc w:val="both"/>
+      </w:pPr>
+      <w:r>
+        <w:t xml:space="preserve">One of the </w:t>
+      </w:r>
+      <w:r>
+        <w:t xml:space="preserve">first challenges </w:t>
+      </w:r>
+      <w:r>
+        <w:t xml:space="preserve">at the beginning of this project was </w:t>
+      </w:r>
+      <w:r>
+        <w:t xml:space="preserve">learning </w:t>
+      </w:r>
+      <w:r>
+        <w:t xml:space="preserve">how to structure files in an easily maintainable and extensible way so that </w:t>
+      </w:r>
+      <w:r>
+        <w:t>as the codebase grows, it is still comprehensible and easy to work on.</w:t>
+      </w:r>
+      <w:r>
+        <w:t xml:space="preserve"> This was overcome through </w:t>
+      </w:r>
+      <w:r>
+        <w:t xml:space="preserve">independent learning and research. </w:t>
+      </w:r>
+      <w:r>
+        <w:t>The goal when thinking about how the project should be laid out was to keep coupling low and cohesion high.</w:t>
+      </w:r>
+    </w:p>
+    <w:p>
+      <w:pPr>
+        <w:jc w:val="both"/>
+      </w:pPr>
+      <w:r>
+        <w:t xml:space="preserve">Backend development </w:t>
+      </w:r>
+      <w:r>
+        <w:t xml:space="preserve">specifically, </w:t>
+      </w:r>
+      <w:r>
+        <w:t xml:space="preserve">proved to be </w:t>
+      </w:r>
+      <w:r>
+        <w:t>the biggest</w:t>
+      </w:r>
+      <w:r>
+        <w:t xml:space="preserve"> challenge</w:t>
+      </w:r>
+      <w:r>
+        <w:t xml:space="preserve"> in this regard</w:t>
+      </w:r>
+      <w:r>
+        <w:t xml:space="preserve"> as </w:t>
+      </w:r>
+      <w:r>
+        <w:t>I initially</w:t>
+      </w:r>
+      <w:r>
+        <w:t xml:space="preserve"> </w:t>
+      </w:r>
+      <w:r>
+        <w:t xml:space="preserve">had limited prior </w:t>
+      </w:r>
+      <w:r>
+        <w:t>experience with it. This required research into</w:t>
+      </w:r>
+      <w:r>
+        <w:t>:</w:t>
+      </w:r>
+    </w:p>
+    <w:p>
+      <w:pPr>
+        <w:pStyle w:val="ListParagraph"/>
+        <w:numPr>
+          <w:ilvl w:val="0"/>
+          <w:numId w:val="1"/>
+        </w:numPr>
+        <w:jc w:val="both"/>
+      </w:pPr>
+      <w:r>
+        <w:t>H</w:t>
+      </w:r>
+      <w:r>
+        <w:t>ow to make HTTP requests from the frontend</w:t>
+      </w:r>
+      <w:r>
+        <w:t xml:space="preserve"> using TypeScript</w:t>
+      </w:r>
+    </w:p>
+    <w:p>
+      <w:pPr>
+        <w:pStyle w:val="ListParagraph"/>
+        <w:numPr>
+          <w:ilvl w:val="0"/>
+          <w:numId w:val="1"/>
+        </w:numPr>
+        <w:jc w:val="both"/>
+      </w:pPr>
+      <w:r>
+        <w:t>H</w:t>
+      </w:r>
+      <w:r>
+        <w:t>ow to define a corresponding route in the backend</w:t>
+      </w:r>
+      <w:r>
+        <w:t xml:space="preserve"> using TypeScript and Express</w:t>
+      </w:r>
+      <w:r>
+        <w:t>.js</w:t>
+      </w:r>
+    </w:p>
+    <w:p>
+      <w:pPr>
+        <w:pStyle w:val="ListParagraph"/>
+        <w:numPr>
+          <w:ilvl w:val="0"/>
+          <w:numId w:val="1"/>
+        </w:numPr>
+        <w:jc w:val="both"/>
+      </w:pPr>
+      <w:r>
+        <w:t>H</w:t>
+      </w:r>
+      <w:r>
+        <w:t xml:space="preserve">ow to </w:t>
+      </w:r>
+      <w:r>
+        <w:t>structure backend files</w:t>
+      </w:r>
+    </w:p>
+    <w:p>
+      <w:pPr>
+        <w:jc w:val="both"/>
+      </w:pPr>
+      <w:r>
+        <w:t xml:space="preserve">From this research it was decided that the back-end </w:t>
+      </w:r>
+      <w:r>
+        <w:t xml:space="preserve">web server </w:t>
+      </w:r>
+      <w:r>
+        <w:t xml:space="preserve">should be </w:t>
+      </w:r>
+      <w:r>
+        <w:t>broken down into several different types of files based on their purpose keeping cohesion high and coupling low.</w:t>
+      </w:r>
+      <w:r>
+        <w:t xml:space="preserve"> </w:t>
+      </w:r>
+      <w:r>
+        <w:t xml:space="preserve">The most notable sources for this research </w:t>
+      </w:r>
+      <w:r>
+        <w:t>included a</w:t>
+      </w:r>
+      <w:r>
+        <w:t xml:space="preserve"> website called </w:t>
+      </w:r>
+      <w:proofErr w:type="spellStart"/>
+      <w:r>
+        <w:t>trebl</w:t>
+      </w:r>
+      <w:r>
+        <w:t>l</w:t>
+      </w:r>
+      <w:r>
+        <w:t>e</w:t>
+      </w:r>
+      <w:proofErr w:type="spellEnd"/>
+      <w:r>
+        <w:t xml:space="preserve"> and the Mozilla Developer Network.</w:t>
+      </w:r>
+    </w:p>
+    <w:p>
+      <w:pPr>
+        <w:jc w:val="both"/>
+      </w:pPr>
+      <w:r>
+        <w:t>The</w:t>
+      </w:r>
+      <w:r>
+        <w:t xml:space="preserve"> first back-end file type is</w:t>
+      </w:r>
+      <w:r>
+        <w:t xml:space="preserve"> </w:t>
+      </w:r>
+      <w:r>
+        <w:rPr>
+          <w:b/>
+          <w:bCs/>
+          <w:i/>
+          <w:iCs/>
+        </w:rPr>
+        <w:t>Routes</w:t>
+      </w:r>
+      <w:r>
+        <w:t xml:space="preserve">; </w:t>
+      </w:r>
+      <w:r>
+        <w:t>this</w:t>
+      </w:r>
+      <w:r>
+        <w:t xml:space="preserve"> is where API endpoints are defined and </w:t>
+      </w:r>
+      <w:r>
+        <w:t>they map to controller methods</w:t>
+      </w:r>
+      <w:r>
+        <w:t xml:space="preserve"> (see figure </w:t>
+      </w:r>
+      <w:r>
+        <w:t>x</w:t>
+      </w:r>
+      <w:r>
+        <w:t>)</w:t>
+      </w:r>
+      <w:r>
+        <w:t>. Sometimes before a route sends its request to the controller file there may be a middleware file which executes beforehand. This is typically used to check if a user is authenticated to make the request before forwarding it to the controller</w:t>
+      </w:r>
+      <w:r>
+        <w:t xml:space="preserve"> or for error handling</w:t>
+      </w:r>
+      <w:r>
+        <w:t xml:space="preserve"> </w:t>
+      </w:r>
+      <w:sdt>
+        <w:sdtPr>
+          <w:id w:val="-1548594384"/>
+          <w:citation/>
+        </w:sdtPr>
+        <w:sdtContent>
+          <w:r>
+            <w:fldChar w:fldCharType="begin"/>
+          </w:r>
+          <w:r>
+            <w:rPr>
+              <w:lang w:val="en-US"/>
+            </w:rPr>
+            <w:instrText xml:space="preserve"> CITATION Ant22 \l 1033 </w:instrText>
+          </w:r>
+          <w:r>
+            <w:fldChar w:fldCharType="separate"/>
+          </w:r>
+          <w:r>
+            <w:rPr>
+              <w:noProof/>
+              <w:lang w:val="en-US"/>
+            </w:rPr>
+            <w:t>(Gore, 2022)</w:t>
+          </w:r>
+          <w:r>
+            <w:fldChar w:fldCharType="end"/>
+          </w:r>
+        </w:sdtContent>
+      </w:sdt>
+      <w:r>
+        <w:t xml:space="preserve">. Routes can be called in the frontend by making a fetch request (see figure </w:t>
+      </w:r>
+      <w:r>
+        <w:t>x</w:t>
+      </w:r>
+      <w:r>
+        <w:t xml:space="preserve">). Later this logic was abstracted away to a group of methods called </w:t>
+      </w:r>
+      <w:proofErr w:type="spellStart"/>
+      <w:r>
+        <w:rPr>
+          <w:rFonts w:ascii="Courier New" w:hAnsi="Courier New" w:cs="Courier New"/>
+        </w:rPr>
+        <w:t>api.get</w:t>
+      </w:r>
+      <w:proofErr w:type="spellEnd"/>
+      <w:r>
+        <w:rPr>
+          <w:rFonts w:ascii="Courier New" w:hAnsi="Courier New" w:cs="Courier New"/>
+        </w:rPr>
+        <w:t>()</w:t>
+      </w:r>
+      <w:r>
+        <w:t xml:space="preserve">, </w:t>
+      </w:r>
+      <w:proofErr w:type="spellStart"/>
+      <w:r>
+        <w:rPr>
+          <w:rFonts w:ascii="Courier New" w:hAnsi="Courier New" w:cs="Courier New"/>
+        </w:rPr>
+        <w:t>api.post</w:t>
+      </w:r>
+      <w:proofErr w:type="spellEnd"/>
+      <w:r>
+        <w:rPr>
+          <w:rFonts w:ascii="Courier New" w:hAnsi="Courier New" w:cs="Courier New"/>
+        </w:rPr>
+        <w:t>()</w:t>
+      </w:r>
+      <w:r>
+        <w:t xml:space="preserve"> and </w:t>
+      </w:r>
+      <w:proofErr w:type="spellStart"/>
+      <w:r>
+        <w:rPr>
+          <w:rFonts w:ascii="Courier New" w:hAnsi="Courier New" w:cs="Courier New"/>
+        </w:rPr>
+        <w:t>api.delete</w:t>
+      </w:r>
+      <w:proofErr w:type="spellEnd"/>
+      <w:r>
+        <w:rPr>
+          <w:rFonts w:ascii="Courier New" w:hAnsi="Courier New" w:cs="Courier New"/>
+        </w:rPr>
+        <w:t>()</w:t>
+      </w:r>
+      <w:r>
+        <w:t xml:space="preserve"> to reduce code duplication (see figure </w:t>
+      </w:r>
+      <w:r>
+        <w:t>x</w:t>
+      </w:r>
+      <w:r>
+        <w:t>).</w:t>
+      </w:r>
+    </w:p>
+    <w:p>
+      <w:pPr>
+        <w:jc w:val="center"/>
+      </w:pPr>
+      <w:r>
+        <w:drawing>
+          <wp:inline distT="0" distB="0" distL="0" distR="0" wp14:anchorId="121A7027" wp14:editId="37FBED0D">
+            <wp:extent cx="3857630" cy="1500996"/>
+            <wp:effectExtent l="0" t="0" r="0" b="4445"/>
+            <wp:docPr id="1790240750" name="Picture 1"/>
+            <wp:cNvGraphicFramePr>
+              <a:graphicFrameLocks xmlns:a="http://schemas.openxmlformats.org/drawingml/2006/main" noChangeAspect="1"/>
+            </wp:cNvGraphicFramePr>
+            <a:graphic xmlns:a="http://schemas.openxmlformats.org/drawingml/2006/main">
+              <a:graphicData uri="http://schemas.openxmlformats.org/drawingml/2006/picture">
+                <pic:pic xmlns:pic="http://schemas.openxmlformats.org/drawingml/2006/picture">
+                  <pic:nvPicPr>
+                    <pic:cNvPr id="1790240750" name=""/>
+                    <pic:cNvPicPr/>
+                  </pic:nvPicPr>
+                  <pic:blipFill>
+                    <a:blip r:embed="rId9"/>
+                    <a:stretch>
+                      <a:fillRect/>
+                    </a:stretch>
+                  </pic:blipFill>
+                  <pic:spPr>
+                    <a:xfrm>
+                      <a:off x="0" y="0"/>
+                      <a:ext cx="4008099" cy="1559543"/>
+                    </a:xfrm>
+                    <a:prstGeom prst="rect">
+                      <a:avLst/>
+                    </a:prstGeom>
+                  </pic:spPr>
+                </pic:pic>
+              </a:graphicData>
+            </a:graphic>
+          </wp:inline>
+        </w:drawing>
+      </w:r>
+    </w:p>
+    <w:p>
+      <w:pPr>
+        <w:pStyle w:val="Caption"/>
+        <w:jc w:val="center"/>
+      </w:pPr>
+      <w:bookmarkStart w:id="4" w:name="_Toc226302149"/>
+      <w:r>
+        <w:rPr>
+          <w:b/>
+          <w:bCs/>
+        </w:rPr>
+        <w:t xml:space="preserve">Figure </w:t>
+      </w:r>
+      <w:r>
+        <w:rPr>
+          <w:b/>
+          <w:bCs/>
+        </w:rPr>
+        <w:t>x</w:t>
+      </w:r>
+      <w:r>
+        <w:rPr>
+          <w:b/>
+          <w:bCs/>
+        </w:rPr>
+        <w:t>.</w:t>
+      </w:r>
+      <w:r>
+        <w:t xml:space="preserve"> Example route file</w:t>
+      </w:r>
+      <w:bookmarkEnd w:id="4"/>
+    </w:p>
+    <w:p>
+      <w:pPr>
+        <w:jc w:val="center"/>
+      </w:pPr>
+      <w:r>
+        <w:drawing>
+          <wp:inline distT="0" distB="0" distL="0" distR="0" wp14:anchorId="5C069153" wp14:editId="45928456">
+            <wp:extent cx="3916392" cy="1190625"/>
+            <wp:effectExtent l="0" t="0" r="8255" b="0"/>
+            <wp:docPr id="2030883837" name="Picture 1"/>
+            <wp:cNvGraphicFramePr>
+              <a:graphicFrameLocks xmlns:a="http://schemas.openxmlformats.org/drawingml/2006/main" noChangeAspect="1"/>
+            </wp:cNvGraphicFramePr>
+            <a:graphic xmlns:a="http://schemas.openxmlformats.org/drawingml/2006/main">
+              <a:graphicData uri="http://schemas.openxmlformats.org/drawingml/2006/picture">
+                <pic:pic xmlns:pic="http://schemas.openxmlformats.org/drawingml/2006/picture">
+                  <pic:nvPicPr>
+                    <pic:cNvPr id="2030883837" name=""/>
+                    <pic:cNvPicPr/>
+                  </pic:nvPicPr>
+                  <pic:blipFill>
+                    <a:blip r:embed="rId10"/>
+                    <a:stretch>
+                      <a:fillRect/>
+                    </a:stretch>
+                  </pic:blipFill>
+                  <pic:spPr>
+                    <a:xfrm>
+                      <a:off x="0" y="0"/>
+                      <a:ext cx="4006116" cy="1217902"/>
+                    </a:xfrm>
+                    <a:prstGeom prst="rect">
+                      <a:avLst/>
+                    </a:prstGeom>
+                  </pic:spPr>
+                </pic:pic>
+              </a:graphicData>
+            </a:graphic>
+          </wp:inline>
+        </w:drawing>
+      </w:r>
+    </w:p>
+    <w:p>
+      <w:pPr>
+        <w:pStyle w:val="Caption"/>
+        <w:jc w:val="center"/>
+      </w:pPr>
+      <w:bookmarkStart w:id="5" w:name="_Toc226302150"/>
+      <w:r>
+        <w:rPr>
+          <w:b/>
+          <w:bCs/>
+        </w:rPr>
+        <w:t xml:space="preserve">Figure </w:t>
+      </w:r>
+      <w:r>
+        <w:rPr>
+          <w:b/>
+          <w:bCs/>
+        </w:rPr>
+        <w:t>x</w:t>
+      </w:r>
+      <w:r>
+        <w:rPr>
+          <w:b/>
+          <w:bCs/>
+        </w:rPr>
+        <w:t>.</w:t>
+      </w:r>
+      <w:r>
+        <w:t xml:space="preserve"> Making a request to the backend</w:t>
+      </w:r>
+      <w:bookmarkEnd w:id="5"/>
+    </w:p>
+    <w:p>
+      <w:pPr>
+        <w:spacing w:line="278" w:lineRule="auto"/>
+        <w:jc w:val="center"/>
+      </w:pPr>
+      <w:r>
+        <w:lastRenderedPageBreak/>
+        <w:drawing>
+          <wp:inline distT="0" distB="0" distL="0" distR="0" wp14:anchorId="0BC1F30B" wp14:editId="0191EC89">
+            <wp:extent cx="3976778" cy="1356698"/>
+            <wp:effectExtent l="0" t="0" r="5080" b="0"/>
+            <wp:docPr id="2081876236" name="Picture 1"/>
+            <wp:cNvGraphicFramePr>
+              <a:graphicFrameLocks xmlns:a="http://schemas.openxmlformats.org/drawingml/2006/main" noChangeAspect="1"/>
+            </wp:cNvGraphicFramePr>
+            <a:graphic xmlns:a="http://schemas.openxmlformats.org/drawingml/2006/main">
+              <a:graphicData uri="http://schemas.openxmlformats.org/drawingml/2006/picture">
+                <pic:pic xmlns:pic="http://schemas.openxmlformats.org/drawingml/2006/picture">
+                  <pic:nvPicPr>
+                    <pic:cNvPr id="2081876236" name=""/>
+                    <pic:cNvPicPr/>
+                  </pic:nvPicPr>
+                  <pic:blipFill>
+                    <a:blip r:embed="rId11"/>
+                    <a:stretch>
+                      <a:fillRect/>
+                    </a:stretch>
+                  </pic:blipFill>
+                  <pic:spPr>
+                    <a:xfrm>
+                      <a:off x="0" y="0"/>
+                      <a:ext cx="4035141" cy="1376609"/>
+                    </a:xfrm>
+                    <a:prstGeom prst="rect">
+                      <a:avLst/>
+                    </a:prstGeom>
+                  </pic:spPr>
+                </pic:pic>
+              </a:graphicData>
+            </a:graphic>
+          </wp:inline>
+        </w:drawing>
+      </w:r>
+    </w:p>
+    <w:p>
+      <w:pPr>
+        <w:pStyle w:val="Caption"/>
+        <w:jc w:val="center"/>
+      </w:pPr>
+      <w:bookmarkStart w:id="6" w:name="_Toc226302151"/>
+      <w:r>
+        <w:rPr>
+          <w:b/>
+          <w:bCs/>
+        </w:rPr>
+        <w:t xml:space="preserve">Figure </w:t>
+      </w:r>
+      <w:r>
+        <w:rPr>
+          <w:b/>
+          <w:bCs/>
+        </w:rPr>
+        <w:t>x</w:t>
+      </w:r>
+      <w:r>
+        <w:rPr>
+          <w:b/>
+          <w:bCs/>
+        </w:rPr>
+        <w:t>.</w:t>
+      </w:r>
+      <w:r>
+        <w:t xml:space="preserve"> Abstracted request method</w:t>
+      </w:r>
+      <w:bookmarkEnd w:id="6"/>
+    </w:p>
+    <w:p>
+      <w:r>
+        <w:t>Next the request is forwarded to it</w:t>
+      </w:r>
+      <w:r>
+        <w:t>s</w:t>
+      </w:r>
+      <w:r>
+        <w:t xml:space="preserve"> corresponding </w:t>
+      </w:r>
+      <w:r>
+        <w:rPr>
+          <w:b/>
+          <w:bCs/>
+          <w:i/>
+          <w:iCs/>
+        </w:rPr>
+        <w:t>C</w:t>
+      </w:r>
+      <w:r>
+        <w:rPr>
+          <w:b/>
+          <w:bCs/>
+          <w:i/>
+          <w:iCs/>
+        </w:rPr>
+        <w:t>ontroller</w:t>
+      </w:r>
+      <w:r>
+        <w:t xml:space="preserve"> method in a controller file. As with the route files, each controller file contains only methods related to one use</w:t>
+      </w:r>
+      <w:r>
+        <w:t xml:space="preserve"> case</w:t>
+      </w:r>
+      <w:r>
+        <w:t xml:space="preserve"> to keep cohesion high. Controller </w:t>
+      </w:r>
+      <w:r>
+        <w:t>methods</w:t>
+      </w:r>
+      <w:r>
+        <w:t xml:space="preserve"> prepare the incoming data in the request </w:t>
+      </w:r>
+      <w:r>
+        <w:t xml:space="preserve">before it is sent to a service method(s). Controllers are not supposed to perform any business logic instead leaving this responsibility to the next type of file in the process, the service file </w:t>
+      </w:r>
+      <w:sdt>
+        <w:sdtPr>
+          <w:id w:val="-160473182"/>
+          <w:citation/>
+        </w:sdtPr>
+        <w:sdtContent>
+          <w:r>
+            <w:fldChar w:fldCharType="begin"/>
+          </w:r>
+          <w:r>
+            <w:rPr>
+              <w:lang w:val="en-US"/>
+            </w:rPr>
+            <w:instrText xml:space="preserve"> CITATION Ant22 \l 1033 </w:instrText>
+          </w:r>
+          <w:r>
+            <w:fldChar w:fldCharType="separate"/>
+          </w:r>
+          <w:r>
+            <w:rPr>
+              <w:noProof/>
+              <w:lang w:val="en-US"/>
+            </w:rPr>
+            <w:t>(Gore, 2022)</w:t>
+          </w:r>
+          <w:r>
+            <w:fldChar w:fldCharType="end"/>
+          </w:r>
+        </w:sdtContent>
+      </w:sdt>
+      <w:r>
+        <w:t>.</w:t>
+      </w:r>
+      <w:r>
+        <w:t xml:space="preserve"> Figure </w:t>
+      </w:r>
+      <w:r>
+        <w:t>x</w:t>
+      </w:r>
+      <w:r>
+        <w:t xml:space="preserve"> below shows the signup controller method: extracting the needed data from the request, performing some basic input validation via the </w:t>
+      </w:r>
+      <w:proofErr w:type="spellStart"/>
+      <w:r>
+        <w:rPr>
+          <w:rFonts w:ascii="Courier New" w:hAnsi="Courier New" w:cs="Courier New"/>
+        </w:rPr>
+        <w:t>isValidPassword</w:t>
+      </w:r>
+      <w:proofErr w:type="spellEnd"/>
+      <w:r>
+        <w:rPr>
+          <w:rFonts w:ascii="Courier New" w:hAnsi="Courier New" w:cs="Courier New"/>
+        </w:rPr>
+        <w:t>()</w:t>
+      </w:r>
+      <w:r>
+        <w:t xml:space="preserve"> method, delegating the business logic to the </w:t>
+      </w:r>
+      <w:proofErr w:type="spellStart"/>
+      <w:r>
+        <w:rPr>
+          <w:rFonts w:ascii="Courier New" w:hAnsi="Courier New" w:cs="Courier New"/>
+        </w:rPr>
+        <w:t>signUpUser</w:t>
+      </w:r>
+      <w:proofErr w:type="spellEnd"/>
+      <w:r>
+        <w:rPr>
+          <w:rFonts w:ascii="Courier New" w:hAnsi="Courier New" w:cs="Courier New"/>
+        </w:rPr>
+        <w:t>()</w:t>
+      </w:r>
+      <w:r>
+        <w:t xml:space="preserve"> service method and attaching cookies before returning the response.</w:t>
+      </w:r>
+    </w:p>
+    <w:p>
+      <w:pPr>
+        <w:jc w:val="center"/>
+      </w:pPr>
+      <w:r>
+        <w:drawing>
+          <wp:inline distT="0" distB="0" distL="0" distR="0" wp14:anchorId="617FCD36" wp14:editId="0D7A5A2E">
+            <wp:extent cx="5335005" cy="5063706"/>
+            <wp:effectExtent l="0" t="0" r="0" b="3810"/>
+            <wp:docPr id="2002290398" name="Picture 1"/>
+            <wp:cNvGraphicFramePr>
+              <a:graphicFrameLocks xmlns:a="http://schemas.openxmlformats.org/drawingml/2006/main" noChangeAspect="1"/>
+            </wp:cNvGraphicFramePr>
+            <a:graphic xmlns:a="http://schemas.openxmlformats.org/drawingml/2006/main">
+              <a:graphicData uri="http://schemas.openxmlformats.org/drawingml/2006/picture">
+                <pic:pic xmlns:pic="http://schemas.openxmlformats.org/drawingml/2006/picture">
+                  <pic:nvPicPr>
+                    <pic:cNvPr id="2002290398" name=""/>
+                    <pic:cNvPicPr/>
+                  </pic:nvPicPr>
+                  <pic:blipFill>
+                    <a:blip r:embed="rId12"/>
+                    <a:stretch>
+                      <a:fillRect/>
+                    </a:stretch>
+                  </pic:blipFill>
+                  <pic:spPr>
+                    <a:xfrm>
+                      <a:off x="0" y="0"/>
+                      <a:ext cx="5431282" cy="5155087"/>
+                    </a:xfrm>
+                    <a:prstGeom prst="rect">
+                      <a:avLst/>
+                    </a:prstGeom>
+                  </pic:spPr>
+                </pic:pic>
+              </a:graphicData>
+            </a:graphic>
+          </wp:inline>
+        </w:drawing>
+      </w:r>
+    </w:p>
+    <w:p>
+      <w:pPr>
+        <w:pStyle w:val="Caption"/>
+        <w:jc w:val="center"/>
+      </w:pPr>
+      <w:bookmarkStart w:id="7" w:name="_Toc226302152"/>
+      <w:r>
+        <w:rPr>
+          <w:b/>
+          <w:bCs/>
+        </w:rPr>
+        <w:t xml:space="preserve">Figure </w:t>
+      </w:r>
+      <w:r>
+        <w:rPr>
+          <w:b/>
+          <w:bCs/>
+        </w:rPr>
+        <w:t>x</w:t>
+      </w:r>
+      <w:r>
+        <w:rPr>
+          <w:b/>
+          <w:bCs/>
+        </w:rPr>
+        <w:t>.</w:t>
+      </w:r>
+      <w:r>
+        <w:t xml:space="preserve"> Controller method</w:t>
+      </w:r>
+      <w:bookmarkEnd w:id="7"/>
+    </w:p>
+    <w:p>
+      <w:r>
+        <w:lastRenderedPageBreak/>
+        <w:t xml:space="preserve">The </w:t>
+      </w:r>
+      <w:r>
+        <w:rPr>
+          <w:b/>
+          <w:bCs/>
+          <w:i/>
+          <w:iCs/>
+        </w:rPr>
+        <w:t xml:space="preserve">Service </w:t>
+      </w:r>
+      <w:r>
+        <w:t>files are intended to handle business logic. This is any operations that need to be performed on data before it is either added to the database or displayed to the frontend</w:t>
+      </w:r>
+      <w:r>
+        <w:t xml:space="preserve"> </w:t>
+      </w:r>
+      <w:r>
+        <w:t xml:space="preserve">file </w:t>
+      </w:r>
+      <w:sdt>
+        <w:sdtPr>
+          <w:id w:val="666290594"/>
+          <w:citation/>
+        </w:sdtPr>
+        <w:sdtContent>
+          <w:r>
+            <w:fldChar w:fldCharType="begin"/>
+          </w:r>
+          <w:r>
+            <w:rPr>
+              <w:lang w:val="en-US"/>
+            </w:rPr>
+            <w:instrText xml:space="preserve"> CITATION Ant22 \l 1033 </w:instrText>
+          </w:r>
+          <w:r>
+            <w:fldChar w:fldCharType="separate"/>
+          </w:r>
+          <w:r>
+            <w:rPr>
+              <w:noProof/>
+              <w:lang w:val="en-US"/>
+            </w:rPr>
+            <w:t>(Gore, 2022)</w:t>
+          </w:r>
+          <w:r>
+            <w:fldChar w:fldCharType="end"/>
+          </w:r>
+        </w:sdtContent>
+      </w:sdt>
+      <w:r>
+        <w:t xml:space="preserve">. Figure </w:t>
+      </w:r>
+      <w:r>
+        <w:t>x</w:t>
+      </w:r>
+      <w:r>
+        <w:t xml:space="preserve"> shows an example service file from the codebase. This service performs operations such as hashing the user’s password and communicating with the </w:t>
+      </w:r>
+      <w:proofErr w:type="spellStart"/>
+      <w:r>
+        <w:rPr>
+          <w:rFonts w:ascii="Courier New" w:hAnsi="Courier New" w:cs="Courier New"/>
+        </w:rPr>
+        <w:t>authModel</w:t>
+      </w:r>
+      <w:proofErr w:type="spellEnd"/>
+      <w:r>
+        <w:t xml:space="preserve"> to add a user to the database. </w:t>
+      </w:r>
+      <w:r>
+        <w:rPr>
+          <w:b/>
+          <w:bCs/>
+          <w:i/>
+          <w:iCs/>
+        </w:rPr>
+        <w:t>Model</w:t>
+      </w:r>
+      <w:r>
+        <w:t xml:space="preserve"> files are responsible for any operation on the database and simply execute database queries (see figure </w:t>
+      </w:r>
+      <w:r>
+        <w:t>x</w:t>
+      </w:r>
+      <w:r>
+        <w:t xml:space="preserve">). </w:t>
+      </w:r>
+    </w:p>
+    <w:p>
+      <w:r>
+        <w:drawing>
+          <wp:inline distT="0" distB="0" distL="0" distR="0" wp14:anchorId="4671914C" wp14:editId="0E4DB28D">
+            <wp:extent cx="5731510" cy="3934460"/>
+            <wp:effectExtent l="0" t="0" r="2540" b="8890"/>
+            <wp:docPr id="221998456" name="Picture 1"/>
+            <wp:cNvGraphicFramePr>
+              <a:graphicFrameLocks xmlns:a="http://schemas.openxmlformats.org/drawingml/2006/main" noChangeAspect="1"/>
+            </wp:cNvGraphicFramePr>
+            <a:graphic xmlns:a="http://schemas.openxmlformats.org/drawingml/2006/main">
+              <a:graphicData uri="http://schemas.openxmlformats.org/drawingml/2006/picture">
+                <pic:pic xmlns:pic="http://schemas.openxmlformats.org/drawingml/2006/picture">
+                  <pic:nvPicPr>
+                    <pic:cNvPr id="221998456" name=""/>
+                    <pic:cNvPicPr/>
+                  </pic:nvPicPr>
+                  <pic:blipFill>
+                    <a:blip r:embed="rId13"/>
+                    <a:stretch>
+                      <a:fillRect/>
+                    </a:stretch>
+                  </pic:blipFill>
+                  <pic:spPr>
+                    <a:xfrm>
+                      <a:off x="0" y="0"/>
+                      <a:ext cx="5731510" cy="3934460"/>
+                    </a:xfrm>
+                    <a:prstGeom prst="rect">
+                      <a:avLst/>
+                    </a:prstGeom>
+                  </pic:spPr>
+                </pic:pic>
+              </a:graphicData>
+            </a:graphic>
+          </wp:inline>
+        </w:drawing>
+      </w:r>
+    </w:p>
+    <w:p>
+      <w:pPr>
+        <w:pStyle w:val="Caption"/>
+        <w:jc w:val="center"/>
+      </w:pPr>
+      <w:bookmarkStart w:id="8" w:name="_Toc226302153"/>
+      <w:r>
+        <w:rPr>
+          <w:b/>
+          <w:bCs/>
+        </w:rPr>
+        <w:t xml:space="preserve">Figure </w:t>
+      </w:r>
+      <w:r>
+        <w:rPr>
+          <w:b/>
+          <w:bCs/>
+        </w:rPr>
+        <w:t>x</w:t>
+      </w:r>
+      <w:r>
+        <w:rPr>
+          <w:b/>
+          <w:bCs/>
+        </w:rPr>
+        <w:t>.</w:t>
+      </w:r>
+      <w:r>
+        <w:t xml:space="preserve"> </w:t>
+      </w:r>
+      <w:proofErr w:type="spellStart"/>
+      <w:r>
+        <w:t>signUpUser</w:t>
+      </w:r>
+      <w:proofErr w:type="spellEnd"/>
+      <w:r>
+        <w:t xml:space="preserve"> service method</w:t>
+      </w:r>
+      <w:bookmarkEnd w:id="8"/>
+    </w:p>
+    <w:p/>
+    <w:p>
+      <w:r>
+        <w:drawing>
+          <wp:inline distT="0" distB="0" distL="0" distR="0" wp14:anchorId="04616EF8" wp14:editId="41A41BE6">
+            <wp:extent cx="5731510" cy="1035685"/>
+            <wp:effectExtent l="0" t="0" r="2540" b="0"/>
+            <wp:docPr id="526149124" name="Picture 1"/>
+            <wp:cNvGraphicFramePr>
+              <a:graphicFrameLocks xmlns:a="http://schemas.openxmlformats.org/drawingml/2006/main" noChangeAspect="1"/>
+            </wp:cNvGraphicFramePr>
+            <a:graphic xmlns:a="http://schemas.openxmlformats.org/drawingml/2006/main">
+              <a:graphicData uri="http://schemas.openxmlformats.org/drawingml/2006/picture">
+                <pic:pic xmlns:pic="http://schemas.openxmlformats.org/drawingml/2006/picture">
+                  <pic:nvPicPr>
+                    <pic:cNvPr id="526149124" name=""/>
+                    <pic:cNvPicPr/>
+                  </pic:nvPicPr>
+                  <pic:blipFill>
+                    <a:blip r:embed="rId14"/>
+                    <a:stretch>
+                      <a:fillRect/>
+                    </a:stretch>
+                  </pic:blipFill>
+                  <pic:spPr>
+                    <a:xfrm>
+                      <a:off x="0" y="0"/>
+                      <a:ext cx="5731510" cy="1035685"/>
+                    </a:xfrm>
+                    <a:prstGeom prst="rect">
+                      <a:avLst/>
+                    </a:prstGeom>
+                  </pic:spPr>
+                </pic:pic>
+              </a:graphicData>
+            </a:graphic>
+          </wp:inline>
+        </w:drawing>
+      </w:r>
+    </w:p>
+    <w:p>
+      <w:pPr>
+        <w:pStyle w:val="Caption"/>
+        <w:jc w:val="center"/>
+      </w:pPr>
+      <w:bookmarkStart w:id="9" w:name="_Toc226302154"/>
+      <w:r>
+        <w:rPr>
+          <w:b/>
+          <w:bCs/>
+        </w:rPr>
+        <w:t xml:space="preserve">Figure </w:t>
+      </w:r>
+      <w:r>
+        <w:rPr>
+          <w:b/>
+          <w:bCs/>
+        </w:rPr>
+        <w:t>x</w:t>
+      </w:r>
+      <w:r>
+        <w:rPr>
+          <w:b/>
+          <w:bCs/>
+        </w:rPr>
+        <w:t>.</w:t>
+      </w:r>
+      <w:r>
+        <w:t xml:space="preserve"> </w:t>
+      </w:r>
+      <w:proofErr w:type="spellStart"/>
+      <w:r>
+        <w:t>createUser</w:t>
+      </w:r>
+      <w:proofErr w:type="spellEnd"/>
+      <w:r>
+        <w:t xml:space="preserve"> model method</w:t>
+      </w:r>
+      <w:bookmarkEnd w:id="9"/>
+    </w:p>
+    <w:p>
+      <w:r>
+        <w:t xml:space="preserve">Every type of file in the back end is separated by use case. For example, routes relating to submissions are all in the </w:t>
+      </w:r>
+      <w:proofErr w:type="spellStart"/>
+      <w:r>
+        <w:rPr>
+          <w:rFonts w:ascii="Courier New" w:hAnsi="Courier New" w:cs="Courier New"/>
+        </w:rPr>
+        <w:t>submission.route.ts</w:t>
+      </w:r>
+      <w:proofErr w:type="spellEnd"/>
+      <w:r>
+        <w:t xml:space="preserve"> file. </w:t>
+      </w:r>
+      <w:r>
+        <w:t>Separating directories by their purpose and files by their use case</w:t>
+      </w:r>
+      <w:r>
+        <w:t xml:space="preserve"> helped massively with </w:t>
+      </w:r>
+      <w:r>
+        <w:t xml:space="preserve">my </w:t>
+      </w:r>
+      <w:r>
+        <w:t xml:space="preserve">understanding </w:t>
+      </w:r>
+      <w:r>
+        <w:t xml:space="preserve">of how server requests work and flow </w:t>
+      </w:r>
+      <w:r>
+        <w:t>from front end</w:t>
+      </w:r>
+      <w:r>
+        <w:t xml:space="preserve"> to back end, to database and vice versa</w:t>
+      </w:r>
+      <w:r>
+        <w:t xml:space="preserve">. Figure </w:t>
+      </w:r>
+      <w:r>
+        <w:t>x</w:t>
+      </w:r>
+      <w:r>
+        <w:t xml:space="preserve"> below also shows </w:t>
+      </w:r>
+      <w:r>
+        <w:t xml:space="preserve">some extra directories such as </w:t>
+      </w:r>
+      <w:proofErr w:type="spellStart"/>
+      <w:r>
+        <w:rPr>
+          <w:rFonts w:ascii="Courier New" w:hAnsi="Courier New" w:cs="Courier New"/>
+        </w:rPr>
+        <w:t>db</w:t>
+      </w:r>
+      <w:proofErr w:type="spellEnd"/>
+      <w:r>
+        <w:t xml:space="preserve"> which contains a database dump for recreating the database and </w:t>
+      </w:r>
+      <w:r>
+        <w:rPr>
+          <w:rFonts w:ascii="Courier New" w:hAnsi="Courier New" w:cs="Courier New"/>
+        </w:rPr>
+        <w:t>infrastructure</w:t>
+      </w:r>
+      <w:r>
+        <w:t xml:space="preserve"> which handles external connections to the PostgreSQL database and Docker for code execution.</w:t>
+      </w:r>
+    </w:p>
+    <w:p>
+      <w:pPr>
+        <w:jc w:val="center"/>
+      </w:pPr>
+      <w:r>
+        <w:lastRenderedPageBreak/>
+        <w:drawing>
+          <wp:inline distT="0" distB="0" distL="0" distR="0" wp14:anchorId="2EEC5B74" wp14:editId="3C7D36D3">
+            <wp:extent cx="2715004" cy="4563112"/>
+            <wp:effectExtent l="0" t="0" r="9525" b="8890"/>
+            <wp:docPr id="2059974209" name="Picture 1"/>
+            <wp:cNvGraphicFramePr>
+              <a:graphicFrameLocks xmlns:a="http://schemas.openxmlformats.org/drawingml/2006/main" noChangeAspect="1"/>
+            </wp:cNvGraphicFramePr>
+            <a:graphic xmlns:a="http://schemas.openxmlformats.org/drawingml/2006/main">
+              <a:graphicData uri="http://schemas.openxmlformats.org/drawingml/2006/picture">
+                <pic:pic xmlns:pic="http://schemas.openxmlformats.org/drawingml/2006/picture">
+                  <pic:nvPicPr>
+                    <pic:cNvPr id="2059974209" name=""/>
+                    <pic:cNvPicPr/>
+                  </pic:nvPicPr>
+                  <pic:blipFill>
+                    <a:blip r:embed="rId15"/>
+                    <a:stretch>
+                      <a:fillRect/>
+                    </a:stretch>
+                  </pic:blipFill>
+                  <pic:spPr>
+                    <a:xfrm>
+                      <a:off x="0" y="0"/>
+                      <a:ext cx="2715004" cy="4563112"/>
+                    </a:xfrm>
+                    <a:prstGeom prst="rect">
+                      <a:avLst/>
+                    </a:prstGeom>
+                  </pic:spPr>
+                </pic:pic>
+              </a:graphicData>
+            </a:graphic>
+          </wp:inline>
+        </w:drawing>
+      </w:r>
+    </w:p>
+    <w:p>
+      <w:pPr>
+        <w:pStyle w:val="Heading2"/>
+      </w:pPr>
+      <w:r>
+        <w:t>Hosting</w:t>
+      </w:r>
+    </w:p>
+    <w:p>
+      <w:pPr>
+        <w:spacing w:line="278" w:lineRule="auto"/>
+        <w:rPr>
+          <w:rFonts w:asciiTheme="majorHAnsi" w:eastAsiaTheme="majorEastAsia" w:hAnsiTheme="majorHAnsi" w:cstheme="majorBidi"/>
+          <w:color w:val="0F4761" w:themeColor="accent1" w:themeShade="BF"/>
+          <w:sz w:val="32"/>
+          <w:szCs w:val="32"/>
+        </w:rPr>
+      </w:pPr>
+      <w:r>
+        <w:br w:type="page"/>
+      </w:r>
+    </w:p>
+    <w:p>
+      <w:pPr>
+        <w:pStyle w:val="Heading2"/>
+      </w:pPr>
+      <w:r>
+        <w:lastRenderedPageBreak/>
+        <w:t>Docker Code Execution</w:t>
+      </w:r>
+    </w:p>
+    <w:p>
+      <w:pPr>
+        <w:jc w:val="both"/>
+      </w:pPr>
+      <w:r>
+        <w:t xml:space="preserve">The most technically challenging aspect of the project was </w:t>
+      </w:r>
+      <w:r>
+        <w:t xml:space="preserve">using Docker to safely and securely execute student submitted code. </w:t>
+      </w:r>
+      <w:r>
+        <w:t xml:space="preserve">This was highly important to get right because if student code could execute on the web server it could potentially give a malicious user full control of the platform. </w:t>
+      </w:r>
+      <w:r>
+        <w:t>Initially I had no experience with containerisation tools like Docker, so this was particularly challenging.</w:t>
+      </w:r>
+      <w:r>
+        <w:t xml:space="preserve"> </w:t>
+      </w:r>
+    </w:p>
+    <w:p>
+      <w:pPr>
+        <w:jc w:val="both"/>
+      </w:pPr>
+      <w:r>
+        <w:t xml:space="preserve">My first goal was to execute some Java inside a Docker container and return a result. The first hurdle with this was learning how to make my application communicate with the Docker engine which was running locally on my machine. From my research I discovered an NPM package called </w:t>
+      </w:r>
+      <w:proofErr w:type="spellStart"/>
+      <w:r>
+        <w:rPr>
+          <w:rFonts w:ascii="Courier New" w:hAnsi="Courier New" w:cs="Courier New"/>
+        </w:rPr>
+        <w:t>dockerode</w:t>
+      </w:r>
+      <w:proofErr w:type="spellEnd"/>
+      <w:r>
+        <w:t xml:space="preserve"> which provided the necessary methods for interacting with the Docker engine instance</w:t>
+      </w:r>
+      <w:r>
+        <w:t xml:space="preserve"> </w:t>
+      </w:r>
+      <w:sdt>
+        <w:sdtPr>
+          <w:id w:val="-795449224"/>
+          <w:citation/>
+        </w:sdtPr>
+        <w:sdtContent>
+          <w:r>
+            <w:fldChar w:fldCharType="begin"/>
+          </w:r>
+          <w:r>
+            <w:rPr>
+              <w:lang w:val="en-US"/>
+            </w:rPr>
+            <w:instrText xml:space="preserve"> CITATION apo26 \l 1033 </w:instrText>
+          </w:r>
+          <w:r>
+            <w:fldChar w:fldCharType="separate"/>
+          </w:r>
+          <w:r>
+            <w:rPr>
+              <w:noProof/>
+              <w:lang w:val="en-US"/>
+            </w:rPr>
+            <w:t>(apocas, 2026)</w:t>
+          </w:r>
+          <w:r>
+            <w:fldChar w:fldCharType="end"/>
+          </w:r>
+        </w:sdtContent>
+      </w:sdt>
+      <w:r>
+        <w:t xml:space="preserve">. However, before I could start any containers, I needed a way to reference the Docker socket. I did this by using </w:t>
+      </w:r>
+      <w:proofErr w:type="spellStart"/>
+      <w:r>
+        <w:rPr>
+          <w:rFonts w:ascii="Courier New" w:hAnsi="Courier New" w:cs="Courier New"/>
+        </w:rPr>
+        <w:t>dockerode</w:t>
+      </w:r>
+      <w:proofErr w:type="spellEnd"/>
+      <w:r>
+        <w:t xml:space="preserve"> to define the docker socket in code in a file called </w:t>
+      </w:r>
+      <w:proofErr w:type="spellStart"/>
+      <w:r>
+        <w:rPr>
+          <w:rFonts w:ascii="Courier New" w:hAnsi="Courier New" w:cs="Courier New"/>
+        </w:rPr>
+        <w:t>docker.ts</w:t>
+      </w:r>
+      <w:proofErr w:type="spellEnd"/>
+      <w:r>
+        <w:t xml:space="preserve">. This allowed me to interact with the Docker instance running on my machine. This taught me essential skills such as </w:t>
+      </w:r>
+      <w:r>
+        <w:t xml:space="preserve">how to interact with an external service using a socket in TypeScript and about the invaluable </w:t>
+      </w:r>
+      <w:proofErr w:type="spellStart"/>
+      <w:r>
+        <w:rPr>
+          <w:rFonts w:ascii="Courier New" w:hAnsi="Courier New" w:cs="Courier New"/>
+        </w:rPr>
+        <w:t>dockerode</w:t>
+      </w:r>
+      <w:proofErr w:type="spellEnd"/>
+      <w:r>
+        <w:t xml:space="preserve"> package and its powerful methods.</w:t>
+      </w:r>
+    </w:p>
+    <w:p>
+      <w:pPr>
+        <w:jc w:val="center"/>
+      </w:pPr>
+      <w:r>
+        <w:drawing>
+          <wp:inline distT="0" distB="0" distL="0" distR="0" wp14:anchorId="27579B4C" wp14:editId="66ED88C7">
+            <wp:extent cx="5420481" cy="1476581"/>
+            <wp:effectExtent l="0" t="0" r="8890" b="9525"/>
+            <wp:docPr id="1427307808" name="Picture 1"/>
+            <wp:cNvGraphicFramePr>
+              <a:graphicFrameLocks xmlns:a="http://schemas.openxmlformats.org/drawingml/2006/main" noChangeAspect="1"/>
+            </wp:cNvGraphicFramePr>
+            <a:graphic xmlns:a="http://schemas.openxmlformats.org/drawingml/2006/main">
+              <a:graphicData uri="http://schemas.openxmlformats.org/drawingml/2006/picture">
+                <pic:pic xmlns:pic="http://schemas.openxmlformats.org/drawingml/2006/picture">
+                  <pic:nvPicPr>
+                    <pic:cNvPr id="1427307808" name=""/>
+                    <pic:cNvPicPr/>
+                  </pic:nvPicPr>
+                  <pic:blipFill>
+                    <a:blip r:embed="rId16"/>
+                    <a:stretch>
+                      <a:fillRect/>
+                    </a:stretch>
+                  </pic:blipFill>
+                  <pic:spPr>
+                    <a:xfrm>
+                      <a:off x="0" y="0"/>
+                      <a:ext cx="5420481" cy="1476581"/>
+                    </a:xfrm>
+                    <a:prstGeom prst="rect">
+                      <a:avLst/>
+                    </a:prstGeom>
+                  </pic:spPr>
+                </pic:pic>
+              </a:graphicData>
+            </a:graphic>
+          </wp:inline>
+        </w:drawing>
+      </w:r>
+    </w:p>
+    <w:p>
+      <w:pPr>
+        <w:jc w:val="center"/>
+      </w:pPr>
+    </w:p>
+    <w:p>
+      <w:pPr>
+        <w:jc w:val="both"/>
+      </w:pPr>
+      <w:r>
+        <w:t xml:space="preserve">Custom Java Docker images needed to be created containing a Java JDK and essential Java packages for mapping sample inputs from test cases to parameters in submitted code functions. Initially I tried using a JDK by itself which worked for a simple proof of concept. However, when different inputs needed to be used with the same function I had to use the Java </w:t>
+      </w:r>
+      <w:proofErr w:type="spellStart"/>
+      <w:r>
+        <w:t>ObjectMapper</w:t>
+      </w:r>
+      <w:proofErr w:type="spellEnd"/>
+      <w:r>
+        <w:t xml:space="preserve"> object from the Jackson package. This allowed me to map sample inputs from system.in to structured Java objects which could then be passed as parameters into the user’s function.</w:t>
+      </w:r>
+      <w:r>
+        <w:t xml:space="preserve"> </w:t>
+      </w:r>
+      <w:r>
+        <w:t xml:space="preserve">This taught me how to create custom Docker images, how to tell Docker how to build them using a </w:t>
+      </w:r>
+      <w:proofErr w:type="spellStart"/>
+      <w:r>
+        <w:t>Dockerfile</w:t>
+      </w:r>
+      <w:proofErr w:type="spellEnd"/>
+      <w:r>
+        <w:t xml:space="preserve"> and how to include packages in a Docker container.</w:t>
+      </w:r>
+    </w:p>
+    <w:p>
+      <w:pPr>
+        <w:jc w:val="center"/>
+      </w:pPr>
+      <w:r>
+        <w:drawing>
+          <wp:inline distT="0" distB="0" distL="0" distR="0" wp14:anchorId="79C54037" wp14:editId="420C1E59">
+            <wp:extent cx="5731510" cy="2209165"/>
+            <wp:effectExtent l="0" t="0" r="2540" b="635"/>
+            <wp:docPr id="742097585" name="Picture 1"/>
+            <wp:cNvGraphicFramePr>
+              <a:graphicFrameLocks xmlns:a="http://schemas.openxmlformats.org/drawingml/2006/main" noChangeAspect="1"/>
+            </wp:cNvGraphicFramePr>
+            <a:graphic xmlns:a="http://schemas.openxmlformats.org/drawingml/2006/main">
+              <a:graphicData uri="http://schemas.openxmlformats.org/drawingml/2006/picture">
+                <pic:pic xmlns:pic="http://schemas.openxmlformats.org/drawingml/2006/picture">
+                  <pic:nvPicPr>
+                    <pic:cNvPr id="742097585" name=""/>
+                    <pic:cNvPicPr/>
+                  </pic:nvPicPr>
+                  <pic:blipFill>
+                    <a:blip r:embed="rId17"/>
+                    <a:stretch>
+                      <a:fillRect/>
+                    </a:stretch>
+                  </pic:blipFill>
+                  <pic:spPr>
+                    <a:xfrm>
+                      <a:off x="0" y="0"/>
+                      <a:ext cx="5731510" cy="2209165"/>
+                    </a:xfrm>
+                    <a:prstGeom prst="rect">
+                      <a:avLst/>
+                    </a:prstGeom>
+                  </pic:spPr>
+                </pic:pic>
+              </a:graphicData>
+            </a:graphic>
+          </wp:inline>
+        </w:drawing>
+      </w:r>
+    </w:p>
+    <w:p>
+      <w:pPr>
+        <w:jc w:val="both"/>
+      </w:pPr>
+      <w:r>
+        <w:lastRenderedPageBreak/>
+        <w:t>Java input functions needed to be pre-processed and placed into a suitable test harness allowing them to properly compile and execute using sample inputs</w:t>
+      </w:r>
+      <w:r>
+        <w:t xml:space="preserve">. </w:t>
+      </w:r>
+      <w:r>
+        <w:t>This test harness started as a static string into which only the submitted code was injected however this was very inflexible and completely unsuitable. Through careful examination and prototyping on paper, I identified the areas of the test harness that needed to be dynamic (see figure x).</w:t>
+      </w:r>
+    </w:p>
+    <w:p>
+      <w:pPr>
+        <w:jc w:val="center"/>
+      </w:pPr>
+      <w:r>
+        <w:drawing>
+          <wp:inline distT="0" distB="0" distL="0" distR="0" wp14:anchorId="783418F6" wp14:editId="15E371DB">
+            <wp:extent cx="3631720" cy="2667917"/>
+            <wp:effectExtent l="0" t="0" r="6985" b="0"/>
+            <wp:docPr id="326898263" name="Picture 1"/>
+            <wp:cNvGraphicFramePr>
+              <a:graphicFrameLocks xmlns:a="http://schemas.openxmlformats.org/drawingml/2006/main" noChangeAspect="1"/>
+            </wp:cNvGraphicFramePr>
+            <a:graphic xmlns:a="http://schemas.openxmlformats.org/drawingml/2006/main">
+              <a:graphicData uri="http://schemas.openxmlformats.org/drawingml/2006/picture">
+                <pic:pic xmlns:pic="http://schemas.openxmlformats.org/drawingml/2006/picture">
+                  <pic:nvPicPr>
+                    <pic:cNvPr id="326898263" name=""/>
+                    <pic:cNvPicPr/>
+                  </pic:nvPicPr>
+                  <pic:blipFill>
+                    <a:blip r:embed="rId18"/>
+                    <a:stretch>
+                      <a:fillRect/>
+                    </a:stretch>
+                  </pic:blipFill>
+                  <pic:spPr>
+                    <a:xfrm>
+                      <a:off x="0" y="0"/>
+                      <a:ext cx="3650333" cy="2681590"/>
+                    </a:xfrm>
+                    <a:prstGeom prst="rect">
+                      <a:avLst/>
+                    </a:prstGeom>
+                  </pic:spPr>
+                </pic:pic>
+              </a:graphicData>
+            </a:graphic>
+          </wp:inline>
+        </w:drawing>
+      </w:r>
+    </w:p>
+    <w:p>
+      <w:pPr>
+        <w:jc w:val="center"/>
+      </w:pPr>
+    </w:p>
+    <w:p>
+      <w:pPr>
+        <w:jc w:val="both"/>
+      </w:pPr>
+      <w:r>
+        <w:t xml:space="preserve">After defining the test harness, </w:t>
+      </w:r>
+      <w:r>
+        <w:t xml:space="preserve">I </w:t>
+      </w:r>
+      <w:r>
+        <w:t>needed to</w:t>
+      </w:r>
+      <w:r>
+        <w:t xml:space="preserve"> go back and extract the needed data from the lecturer defined placeholder code</w:t>
+      </w:r>
+      <w:r>
+        <w:t>.</w:t>
+      </w:r>
+      <w:r>
+        <w:t xml:space="preserve"> </w:t>
+      </w:r>
+      <w:r>
+        <w:t>M</w:t>
+      </w:r>
+      <w:r>
+        <w:t>os</w:t>
+      </w:r>
+      <w:r>
+        <w:t>t</w:t>
+      </w:r>
+      <w:r>
+        <w:t xml:space="preserve"> </w:t>
+      </w:r>
+      <w:r>
+        <w:t xml:space="preserve">of this could be handled using </w:t>
+      </w:r>
+      <w:r>
+        <w:t>regular expression</w:t>
+      </w:r>
+      <w:r>
+        <w:t>s</w:t>
+      </w:r>
+      <w:r>
+        <w:t xml:space="preserve">. One issue encountered later </w:t>
+      </w:r>
+      <w:r>
+        <w:t>was the</w:t>
+      </w:r>
+      <w:r>
+        <w:t xml:space="preserve"> </w:t>
+      </w:r>
+      <w:r>
+        <w:t>extract</w:t>
+      </w:r>
+      <w:r>
+        <w:t>ion</w:t>
+      </w:r>
+      <w:r>
+        <w:t xml:space="preserve"> of </w:t>
+      </w:r>
+      <w:r>
+        <w:t xml:space="preserve">complex nested data types </w:t>
+      </w:r>
+      <w:r>
+        <w:t xml:space="preserve">from placeholder code parameters. Parameters such as </w:t>
+      </w:r>
+      <w:r>
+        <w:rPr>
+          <w:b/>
+          <w:bCs/>
+          <w:i/>
+          <w:iCs/>
+        </w:rPr>
+        <w:t>Map&lt;String, Int&gt;</w:t>
+      </w:r>
+      <w:r>
+        <w:t xml:space="preserve"> </w:t>
+      </w:r>
+      <w:r>
+        <w:t xml:space="preserve">would break typical parameter splitting methods </w:t>
+      </w:r>
+      <w:r>
+        <w:t>that</w:t>
+      </w:r>
+      <w:r>
+        <w:t xml:space="preserve"> split parameter lists on commas</w:t>
+      </w:r>
+      <w:r>
+        <w:t>. To solve this, I measured the level of nesting using a variable called depth. This variable would be incremented when it detected an open bracket and decremented on any closing brackets. This allowed me to only split parameters based on top level commas (see figure x). Solving these issues helped me improve my critical thinking, code reasoning and problem-solving skills.</w:t>
+      </w:r>
+    </w:p>
+    <w:p>
+      <w:pPr>
+        <w:jc w:val="center"/>
+      </w:pPr>
+      <w:r>
+        <w:drawing>
+          <wp:inline distT="0" distB="0" distL="0" distR="0" wp14:anchorId="79C61C48" wp14:editId="3498A69A">
+            <wp:extent cx="3140617" cy="2725948"/>
+            <wp:effectExtent l="0" t="0" r="3175" b="0"/>
+            <wp:docPr id="1450082592" name="Picture 1"/>
+            <wp:cNvGraphicFramePr>
+              <a:graphicFrameLocks xmlns:a="http://schemas.openxmlformats.org/drawingml/2006/main" noChangeAspect="1"/>
+            </wp:cNvGraphicFramePr>
+            <a:graphic xmlns:a="http://schemas.openxmlformats.org/drawingml/2006/main">
+              <a:graphicData uri="http://schemas.openxmlformats.org/drawingml/2006/picture">
+                <pic:pic xmlns:pic="http://schemas.openxmlformats.org/drawingml/2006/picture">
+                  <pic:nvPicPr>
+                    <pic:cNvPr id="1450082592" name=""/>
+                    <pic:cNvPicPr/>
+                  </pic:nvPicPr>
+                  <pic:blipFill>
+                    <a:blip r:embed="rId19"/>
+                    <a:stretch>
+                      <a:fillRect/>
+                    </a:stretch>
+                  </pic:blipFill>
+                  <pic:spPr>
+                    <a:xfrm>
+                      <a:off x="0" y="0"/>
+                      <a:ext cx="3148799" cy="2733049"/>
+                    </a:xfrm>
+                    <a:prstGeom prst="rect">
+                      <a:avLst/>
+                    </a:prstGeom>
+                  </pic:spPr>
+                </pic:pic>
+              </a:graphicData>
+            </a:graphic>
+          </wp:inline>
+        </w:drawing>
+      </w:r>
+    </w:p>
+    <w:p>
+      <w:pPr>
+        <w:jc w:val="center"/>
+      </w:pPr>
+    </w:p>
+    <w:p>
+      <w:pPr>
+        <w:jc w:val="both"/>
+        <w:rPr>
+          <w:rFonts w:cs="Courier New"/>
+        </w:rPr>
+      </w:pPr>
+      <w:r>
+        <w:lastRenderedPageBreak/>
+        <w:t xml:space="preserve">Once the code was prepared and inserted into the test </w:t>
+      </w:r>
+      <w:r>
+        <w:t>harness,</w:t>
+      </w:r>
+      <w:r>
+        <w:t xml:space="preserve"> </w:t>
+      </w:r>
+      <w:r>
+        <w:t xml:space="preserve">I needed a way to pass it to the Docker container to be executed. After examining the </w:t>
+      </w:r>
+      <w:proofErr w:type="spellStart"/>
+      <w:r>
+        <w:rPr>
+          <w:rFonts w:ascii="Courier New" w:hAnsi="Courier New" w:cs="Courier New"/>
+        </w:rPr>
+        <w:t>dockerode</w:t>
+      </w:r>
+      <w:proofErr w:type="spellEnd"/>
+      <w:r>
+        <w:t xml:space="preserve"> documentation for the </w:t>
+      </w:r>
+      <w:proofErr w:type="spellStart"/>
+      <w:r>
+        <w:rPr>
+          <w:rFonts w:ascii="Courier New" w:hAnsi="Courier New" w:cs="Courier New"/>
+        </w:rPr>
+        <w:t>createContainer</w:t>
+      </w:r>
+      <w:proofErr w:type="spellEnd"/>
+      <w:r>
+        <w:rPr>
+          <w:rFonts w:ascii="Courier New" w:hAnsi="Courier New" w:cs="Courier New"/>
+        </w:rPr>
+        <w:t>()</w:t>
+      </w:r>
+      <w:r>
+        <w:t xml:space="preserve"> method I discovered it was possible to pass commands to the container</w:t>
+      </w:r>
+      <w:r>
+        <w:t xml:space="preserve"> </w:t>
+      </w:r>
+      <w:sdt>
+        <w:sdtPr>
+          <w:id w:val="480127538"/>
+          <w:citation/>
+        </w:sdtPr>
+        <w:sdtContent>
+          <w:r>
+            <w:fldChar w:fldCharType="begin"/>
+          </w:r>
+          <w:r>
+            <w:rPr>
+              <w:lang w:val="en-US"/>
+            </w:rPr>
+            <w:instrText xml:space="preserve"> CITATION Doc25 \l 1033 </w:instrText>
+          </w:r>
+          <w:r>
+            <w:fldChar w:fldCharType="separate"/>
+          </w:r>
+          <w:r>
+            <w:rPr>
+              <w:noProof/>
+              <w:lang w:val="en-US"/>
+            </w:rPr>
+            <w:t>(Docker, 2025)</w:t>
+          </w:r>
+          <w:r>
+            <w:fldChar w:fldCharType="end"/>
+          </w:r>
+        </w:sdtContent>
+      </w:sdt>
+      <w:r>
+        <w:t>. Figuring out the correct combination of shell commands took a lot of trial and error and research to do properly. From this I learned</w:t>
+      </w:r>
+      <w:r>
+        <w:t xml:space="preserve"> some basic shell scripting for example,</w:t>
+      </w:r>
+      <w:r>
+        <w:t xml:space="preserve">  </w:t>
+      </w:r>
+      <w:r>
+        <w:t>how to use the cat command along with a heredoc (</w:t>
+      </w:r>
+      <w:r>
+        <w:rPr>
+          <w:rFonts w:ascii="Courier New" w:hAnsi="Courier New" w:cs="Courier New"/>
+        </w:rPr>
+        <w:t>cat &lt;&lt; ‘EOF’ &gt; Main.java</w:t>
+      </w:r>
+      <w:r>
+        <w:t xml:space="preserve"> and </w:t>
+      </w:r>
+      <w:r>
+        <w:rPr>
+          <w:rFonts w:ascii="Courier New" w:hAnsi="Courier New" w:cs="Courier New"/>
+        </w:rPr>
+        <w:t xml:space="preserve">cat &lt;&lt; 'ENDINPUT' &gt; </w:t>
+      </w:r>
+      <w:proofErr w:type="spellStart"/>
+      <w:r>
+        <w:rPr>
+          <w:rFonts w:ascii="Courier New" w:hAnsi="Courier New" w:cs="Courier New"/>
+        </w:rPr>
+        <w:t>input.json</w:t>
+      </w:r>
+      <w:proofErr w:type="spellEnd"/>
+      <w:r>
+        <w:t xml:space="preserve">) to write data to a file. </w:t>
+      </w:r>
+      <w:r>
+        <w:t>This allowed me to then compile (</w:t>
+      </w:r>
+      <w:proofErr w:type="spellStart"/>
+      <w:r>
+        <w:rPr>
+          <w:rFonts w:ascii="Courier New" w:hAnsi="Courier New" w:cs="Courier New"/>
+        </w:rPr>
+        <w:t>javac</w:t>
+      </w:r>
+      <w:proofErr w:type="spellEnd"/>
+      <w:r>
+        <w:rPr>
+          <w:rFonts w:ascii="Courier New" w:hAnsi="Courier New" w:cs="Courier New"/>
+        </w:rPr>
+        <w:t xml:space="preserve"> Main.java</w:t>
+      </w:r>
+      <w:r>
+        <w:rPr>
+          <w:rFonts w:ascii="Courier New" w:hAnsi="Courier New" w:cs="Courier New"/>
+        </w:rPr>
+        <w:t xml:space="preserve">) </w:t>
+      </w:r>
+      <w:r>
+        <w:rPr>
+          <w:rFonts w:cs="Courier New"/>
+        </w:rPr>
+        <w:t>and run (</w:t>
+      </w:r>
+      <w:r>
+        <w:rPr>
+          <w:rFonts w:ascii="Courier New" w:hAnsi="Courier New" w:cs="Courier New"/>
+        </w:rPr>
+        <w:t xml:space="preserve">java -cp ".:/app/*" Main &lt; </w:t>
+      </w:r>
+      <w:proofErr w:type="spellStart"/>
+      <w:r>
+        <w:rPr>
+          <w:rFonts w:ascii="Courier New" w:hAnsi="Courier New" w:cs="Courier New"/>
+        </w:rPr>
+        <w:t>input.json</w:t>
+      </w:r>
+      <w:proofErr w:type="spellEnd"/>
+      <w:r>
+        <w:rPr>
+          <w:rFonts w:cs="Courier New"/>
+        </w:rPr>
+        <w:t>) my Java code inside of the Docker container</w:t>
+      </w:r>
+      <w:r>
+        <w:rPr>
+          <w:rFonts w:cs="Courier New"/>
+        </w:rPr>
+        <w:t xml:space="preserve"> (see figure x)</w:t>
+      </w:r>
+      <w:r>
+        <w:rPr>
+          <w:rFonts w:cs="Courier New"/>
+        </w:rPr>
+        <w:t xml:space="preserve">. </w:t>
+      </w:r>
+    </w:p>
+    <w:p>
+      <w:pPr>
+        <w:jc w:val="center"/>
+        <w:rPr>
+          <w:rFonts w:cs="Courier New"/>
+        </w:rPr>
+      </w:pPr>
+      <w:r>
+        <w:rPr>
+          <w:rFonts w:cs="Courier New"/>
+        </w:rPr>
+        <w:drawing>
+          <wp:inline distT="0" distB="0" distL="0" distR="0" wp14:anchorId="0DF2339E" wp14:editId="1B24F2A5">
+            <wp:extent cx="2559761" cy="1475117"/>
+            <wp:effectExtent l="0" t="0" r="0" b="0"/>
+            <wp:docPr id="1009972717" name="Picture 1"/>
+            <wp:cNvGraphicFramePr>
+              <a:graphicFrameLocks xmlns:a="http://schemas.openxmlformats.org/drawingml/2006/main" noChangeAspect="1"/>
+            </wp:cNvGraphicFramePr>
+            <a:graphic xmlns:a="http://schemas.openxmlformats.org/drawingml/2006/main">
+              <a:graphicData uri="http://schemas.openxmlformats.org/drawingml/2006/picture">
+                <pic:pic xmlns:pic="http://schemas.openxmlformats.org/drawingml/2006/picture">
+                  <pic:nvPicPr>
+                    <pic:cNvPr id="1009972717" name=""/>
+                    <pic:cNvPicPr/>
+                  </pic:nvPicPr>
+                  <pic:blipFill>
+                    <a:blip r:embed="rId20"/>
+                    <a:stretch>
+                      <a:fillRect/>
+                    </a:stretch>
+                  </pic:blipFill>
+                  <pic:spPr>
+                    <a:xfrm>
+                      <a:off x="0" y="0"/>
+                      <a:ext cx="2574005" cy="1483326"/>
+                    </a:xfrm>
+                    <a:prstGeom prst="rect">
+                      <a:avLst/>
+                    </a:prstGeom>
+                  </pic:spPr>
+                </pic:pic>
+              </a:graphicData>
+            </a:graphic>
+          </wp:inline>
+        </w:drawing>
+      </w:r>
+    </w:p>
+    <w:p/>
+    <w:p>
+      <w:r>
+        <w:t xml:space="preserve">The security and resource parameters needed to be set correctly on the </w:t>
+      </w:r>
+      <w:proofErr w:type="spellStart"/>
+      <w:r>
+        <w:rPr>
+          <w:rFonts w:ascii="Courier New" w:hAnsi="Courier New" w:cs="Courier New"/>
+        </w:rPr>
+        <w:t>createContainer</w:t>
+      </w:r>
+      <w:proofErr w:type="spellEnd"/>
+      <w:r>
+        <w:rPr>
+          <w:rFonts w:ascii="Courier New" w:hAnsi="Courier New" w:cs="Courier New"/>
+        </w:rPr>
+        <w:t xml:space="preserve">() </w:t>
+      </w:r>
+      <w:r>
+        <w:t>method so that resource and network access were limited</w:t>
+      </w:r>
+      <w:r>
+        <w:t xml:space="preserve"> on the new container</w:t>
+      </w:r>
+      <w:r>
+        <w:t xml:space="preserve">. This task </w:t>
+      </w:r>
+      <w:r>
+        <w:t>proved</w:t>
+      </w:r>
+      <w:r>
+        <w:t xml:space="preserve"> simpler than the other tasks </w:t>
+      </w:r>
+      <w:r>
+        <w:t xml:space="preserve">related </w:t>
+      </w:r>
+      <w:r>
+        <w:t>to Docker as it was just a matter of setting parameters correctly</w:t>
+      </w:r>
+      <w:r>
+        <w:t xml:space="preserve">. Most importantly </w:t>
+      </w:r>
+      <w:proofErr w:type="spellStart"/>
+      <w:r>
+        <w:t>NetworkMode</w:t>
+      </w:r>
+      <w:proofErr w:type="spellEnd"/>
+      <w:r>
+        <w:t xml:space="preserve"> had to be set to “none” to prevent connection to external networks. Resource limits were also set to prevent the system from hanging in the event of an infinite loop or DDOS attacks</w:t>
+      </w:r>
+      <w:r>
+        <w:t xml:space="preserve"> (see figure x)</w:t>
+      </w:r>
+      <w:r>
+        <w:t>. I discovered how to do this via the Docker Engine API documentation</w:t>
+      </w:r>
+      <w:r>
+        <w:t xml:space="preserve"> </w:t>
+      </w:r>
+      <w:sdt>
+        <w:sdtPr>
+          <w:id w:val="-1816412687"/>
+          <w:citation/>
+        </w:sdtPr>
+        <w:sdtContent>
+          <w:r>
+            <w:fldChar w:fldCharType="begin"/>
+          </w:r>
+          <w:r>
+            <w:rPr>
+              <w:lang w:val="en-US"/>
+            </w:rPr>
+            <w:instrText xml:space="preserve"> CITATION Doc25 \l 1033 </w:instrText>
+          </w:r>
+          <w:r>
+            <w:fldChar w:fldCharType="separate"/>
+          </w:r>
+          <w:r>
+            <w:rPr>
+              <w:noProof/>
+              <w:lang w:val="en-US"/>
+            </w:rPr>
+            <w:t>(Docker, 2025)</w:t>
+          </w:r>
+          <w:r>
+            <w:fldChar w:fldCharType="end"/>
+          </w:r>
+        </w:sdtContent>
+      </w:sdt>
+      <w:r>
+        <w:t>.</w:t>
+      </w:r>
+    </w:p>
+    <w:p>
+      <w:pPr>
+        <w:jc w:val="center"/>
+      </w:pPr>
+      <w:r>
+        <w:drawing>
+          <wp:inline distT="0" distB="0" distL="0" distR="0" wp14:anchorId="65C90121" wp14:editId="62B1F671">
+            <wp:extent cx="2605177" cy="1967595"/>
+            <wp:effectExtent l="0" t="0" r="5080" b="0"/>
+            <wp:docPr id="950377726" name="Picture 1"/>
+            <wp:cNvGraphicFramePr>
+              <a:graphicFrameLocks xmlns:a="http://schemas.openxmlformats.org/drawingml/2006/main" noChangeAspect="1"/>
+            </wp:cNvGraphicFramePr>
+            <a:graphic xmlns:a="http://schemas.openxmlformats.org/drawingml/2006/main">
+              <a:graphicData uri="http://schemas.openxmlformats.org/drawingml/2006/picture">
+                <pic:pic xmlns:pic="http://schemas.openxmlformats.org/drawingml/2006/picture">
+                  <pic:nvPicPr>
+                    <pic:cNvPr id="950377726" name=""/>
+                    <pic:cNvPicPr/>
+                  </pic:nvPicPr>
+                  <pic:blipFill>
+                    <a:blip r:embed="rId21"/>
+                    <a:stretch>
+                      <a:fillRect/>
+                    </a:stretch>
+                  </pic:blipFill>
+                  <pic:spPr>
+                    <a:xfrm>
+                      <a:off x="0" y="0"/>
+                      <a:ext cx="2608263" cy="1969925"/>
+                    </a:xfrm>
+                    <a:prstGeom prst="rect">
+                      <a:avLst/>
+                    </a:prstGeom>
+                  </pic:spPr>
+                </pic:pic>
+              </a:graphicData>
+            </a:graphic>
+          </wp:inline>
+        </w:drawing>
+      </w:r>
+    </w:p>
+    <w:p>
+      <w:pPr>
+        <w:jc w:val="center"/>
+      </w:pPr>
+    </w:p>
+    <w:p>
+      <w:r>
+        <w:t xml:space="preserve">After the previous steps were in place, starting and stopping the Docker container was easy. The next challenge would be handling the output from the Docker container after student code had been executed. </w:t>
+      </w:r>
+      <w:r>
+        <w:t>Initially, I assumed that the output from the container would be returned as a simple string. However, this was not the case. Docker returns logs in a buffered format which includes additional metadata headers for each chunk of output. This meant that the raw output could not be used directly, as it contained extra bytes that would interfere with parsing and comparison.</w:t>
+      </w:r>
+    </w:p>
+    <w:p/>
+    <w:p/>
+    <w:p>
+      <w:pPr>
+        <w:rPr>
+          <w:color w:val="0E2841" w:themeColor="text2"/>
+          <w:sz w:val="18"/>
+          <w:szCs w:val="18"/>
+        </w:rPr>
+      </w:pPr>
+      <w:r>
+        <w:br w:type="page"/>
+      </w:r>
+    </w:p>
+    <w:p>
+      <w:pPr>
+        <w:pStyle w:val="Heading1"/>
+      </w:pPr>
+      <w:bookmarkStart w:id="10" w:name="_Toc226288855"/>
       <w:r>
         <w:lastRenderedPageBreak/>
         <w:t>Learnings</w:t>
       </w:r>
-      <w:bookmarkEnd w:id="2"/>
+      <w:bookmarkEnd w:id="10"/>
     </w:p>
     <w:p>
       <w:pPr>
@@ -727,12 +3023,15 @@
       <w:pPr>
         <w:pStyle w:val="Heading1"/>
       </w:pPr>
-      <w:bookmarkStart w:id="3" w:name="_Toc225840318"/>
+      <w:bookmarkStart w:id="11" w:name="_Toc226288856"/>
       <w:r>
         <w:lastRenderedPageBreak/>
         <w:t>Reflection</w:t>
       </w:r>
-      <w:bookmarkEnd w:id="3"/>
+      <w:bookmarkEnd w:id="11"/>
+      <w:r>
+        <w:t xml:space="preserve"> Summary</w:t>
+      </w:r>
       <w:r>
         <w:br w:type="page"/>
       </w:r>
@@ -741,16 +3040,17 @@
       <w:pPr>
         <w:pStyle w:val="Heading1"/>
       </w:pPr>
-      <w:bookmarkStart w:id="4" w:name="_Toc225840319"/>
+      <w:bookmarkStart w:id="12" w:name="_Toc226288857"/>
       <w:r>
         <w:lastRenderedPageBreak/>
         <w:t>Testing</w:t>
       </w:r>
-      <w:bookmarkEnd w:id="4"/>
+      <w:bookmarkEnd w:id="12"/>
     </w:p>
     <w:p>
       <w:pPr>
         <w:spacing w:line="278" w:lineRule="auto"/>
+        <w:jc w:val="both"/>
         <w:rPr>
           <w:rFonts w:asciiTheme="majorHAnsi" w:eastAsiaTheme="majorEastAsia" w:hAnsiTheme="majorHAnsi" w:cstheme="majorBidi"/>
           <w:color w:val="0F4761" w:themeColor="accent1" w:themeShade="BF"/>
@@ -766,15 +3066,133 @@
       <w:pPr>
         <w:pStyle w:val="Heading1"/>
       </w:pPr>
-      <w:bookmarkStart w:id="5" w:name="_Toc225840320"/>
+      <w:bookmarkStart w:id="13" w:name="_Toc226288858"/>
       <w:r>
         <w:lastRenderedPageBreak/>
         <w:t>Conclusion</w:t>
       </w:r>
-      <w:bookmarkEnd w:id="5"/>
-    </w:p>
+      <w:bookmarkEnd w:id="13"/>
+    </w:p>
+    <w:p>
+      <w:pPr>
+        <w:spacing w:line="278" w:lineRule="auto"/>
+      </w:pPr>
+      <w:r>
+        <w:br w:type="page"/>
+      </w:r>
+    </w:p>
+    <w:bookmarkStart w:id="14" w:name="_Toc226288859" w:displacedByCustomXml="next"/>
+    <w:sdt>
+      <w:sdtPr>
+        <w:id w:val="-374387188"/>
+        <w:docPartObj>
+          <w:docPartGallery w:val="Bibliographies"/>
+          <w:docPartUnique/>
+        </w:docPartObj>
+      </w:sdtPr>
+      <w:sdtEndPr>
+        <w:rPr>
+          <w:rFonts w:asciiTheme="minorHAnsi" w:eastAsiaTheme="minorHAnsi" w:hAnsiTheme="minorHAnsi" w:cstheme="minorBidi"/>
+          <w:color w:val="auto"/>
+          <w:sz w:val="22"/>
+          <w:szCs w:val="22"/>
+        </w:rPr>
+      </w:sdtEndPr>
+      <w:sdtContent>
+        <w:p>
+          <w:pPr>
+            <w:pStyle w:val="Heading1"/>
+          </w:pPr>
+          <w:r>
+            <w:t>Bibliography</w:t>
+          </w:r>
+          <w:bookmarkEnd w:id="14"/>
+        </w:p>
+        <w:sdt>
+          <w:sdtPr>
+            <w:id w:val="111145805"/>
+            <w:bibliography/>
+          </w:sdtPr>
+          <w:sdtContent>
+            <w:p>
+              <w:pPr>
+                <w:pStyle w:val="Bibliography"/>
+                <w:rPr>
+                  <w:noProof/>
+                  <w:kern w:val="0"/>
+                  <w:sz w:val="24"/>
+                  <w:szCs w:val="24"/>
+                  <w14:ligatures w14:val="none"/>
+                </w:rPr>
+              </w:pPr>
+              <w:r>
+                <w:fldChar w:fldCharType="begin"/>
+              </w:r>
+              <w:r>
+                <w:instrText xml:space="preserve"> BIBLIOGRAPHY </w:instrText>
+              </w:r>
+              <w:r>
+                <w:fldChar w:fldCharType="separate"/>
+              </w:r>
+              <w:r>
+                <w:rPr>
+                  <w:noProof/>
+                </w:rPr>
+                <w:t xml:space="preserve">Gore, A., 2022. </w:t>
+              </w:r>
+              <w:r>
+                <w:rPr>
+                  <w:i/>
+                  <w:iCs/>
+                  <w:noProof/>
+                </w:rPr>
+                <w:t xml:space="preserve">treblle. </w:t>
+              </w:r>
+              <w:r>
+                <w:rPr>
+                  <w:noProof/>
+                </w:rPr>
+                <w:t xml:space="preserve">[Online] </w:t>
+              </w:r>
+              <w:r>
+                <w:rPr>
+                  <w:noProof/>
+                </w:rPr>
+                <w:br/>
+                <w:t xml:space="preserve">Available at: </w:t>
+              </w:r>
+              <w:r>
+                <w:rPr>
+                  <w:noProof/>
+                  <w:u w:val="single"/>
+                </w:rPr>
+                <w:t>https://treblle.com/blog/egergr</w:t>
+              </w:r>
+              <w:r>
+                <w:rPr>
+                  <w:noProof/>
+                </w:rPr>
+                <w:br/>
+                <w:t>[Accessed 5 April 2026].</w:t>
+              </w:r>
+            </w:p>
+            <w:p>
+              <w:r>
+                <w:rPr>
+                  <w:b/>
+                  <w:bCs/>
+                  <w:noProof/>
+                </w:rPr>
+                <w:fldChar w:fldCharType="end"/>
+              </w:r>
+            </w:p>
+          </w:sdtContent>
+        </w:sdt>
+      </w:sdtContent>
+    </w:sdt>
+    <w:p/>
     <w:sectPr>
-      <w:footerReference w:type="default" r:id="rId8"/>
+      <w:footerReference w:type="default" r:id="rId22"/>
       <w:pgSz w:w="11906" w:h="16838"/>
       <w:pgMar w:top="1440" w:right="1440" w:bottom="1440" w:left="1440" w:header="708" w:footer="708" w:gutter="0"/>
       <w:cols w:space="708"/>
@@ -885,6 +3303,243 @@
     </w:p>
   </w:footnote>
 </w:footnotes>
+</file>
+
+<file path=word/numbering.xml><?xml version="1.0" encoding="utf-8"?>
+<w:numbering xmlns:wpc="http://schemas.microsoft.com/office/word/2010/wordprocessingCanvas" xmlns:cx="http://schemas.microsoft.com/office/drawing/2014/chartex" xmlns:cx1="http://schemas.microsoft.com/office/drawing/2015/9/8/chartex" xmlns:cx2="http://schemas.microsoft.com/office/drawing/2015/10/21/chartex" xmlns:cx3="http://schemas.microsoft.com/office/drawing/2016/5/9/chartex" xmlns:cx4="http://schemas.microsoft.com/office/drawing/2016/5/10/chartex" xmlns:cx5="http://schemas.microsoft.com/office/drawing/2016/5/11/chartex" xmlns:cx6="http://schemas.microsoft.com/office/drawing/2016/5/12/chartex" xmlns:cx7="http://schemas.microsoft.com/office/drawing/2016/5/13/chartex" xmlns:cx8="http://schemas.microsoft.com/office/drawing/2016/5/14/chartex" xmlns:mc="http://schemas.openxmlformats.org/markup-compatibility/2006" xmlns:aink="http://schemas.microsoft.com/office/drawing/2016/ink" xmlns:am3d="http://schemas.microsoft.com/office/drawing/2017/model3d" xmlns:o="urn:schemas-microsoft-com:office:office" xmlns:oel="http://schemas.microsoft.com/office/2019/extlst" xmlns:r="http://schemas.openxmlformats.org/officeDocument/2006/relationships" xmlns:m="http://schemas.openxmlformats.org/officeDocument/2006/math" xmlns:v="urn:schemas-microsoft-com:vml" xmlns:wp14="http://schemas.microsoft.com/office/word/2010/wordprocessingDrawing" xmlns:wp="http://schemas.openxmlformats.org/drawingml/2006/wordprocessingDrawing" xmlns:w10="urn:schemas-microsoft-com:office:word" xmlns:w="http://schemas.openxmlformats.org/wordprocessingml/2006/main" xmlns:w14="http://schemas.microsoft.com/office/word/2010/wordml" xmlns:w15="http://schemas.microsoft.com/office/word/2012/wordml" xmlns:w16cex="http://schemas.microsoft.com/office/word/2018/wordml/cex" xmlns:w16cid="http://schemas.microsoft.com/office/word/2016/wordml/cid" xmlns:w16="http://schemas.microsoft.com/office/word/2018/wordml" xmlns:w16du="http://schemas.microsoft.com/office/word/2023/wordml/word16du" xmlns:w16sdtdh="http://schemas.microsoft.com/office/word/2020/wordml/sdtdatahash" xmlns:w16sdtfl="http://schemas.microsoft.com/office/word/2024/wordml/sdtformatlock" xmlns:w16se="http://schemas.microsoft.com/office/word/2015/wordml/symex" xmlns:wpg="http://schemas.microsoft.com/office/word/2010/wordprocessingGroup" xmlns:wpi="http://schemas.microsoft.com/office/word/2010/wordprocessingInk" xmlns:wne="http://schemas.microsoft.com/office/word/2006/wordml" xmlns:wps="http://schemas.microsoft.com/office/word/2010/wordprocessingShape" mc:Ignorable="w14 w15 w16se w16cid w16 w16cex w16sdtdh w16sdtfl w16du wp14">
+  <w:abstractNum w:abstractNumId="0" w15:restartNumberingAfterBreak="0">
+    <w:nsid w:val="16980950"/>
+    <w:multiLevelType w:val="hybridMultilevel"/>
+    <w:tmpl w:val="F6F4BB66"/>
+    <w:lvl w:ilvl="0" w:tplc="18090001">
+      <w:start w:val="1"/>
+      <w:numFmt w:val="bullet"/>
+      <w:lvlText w:val=""/>
+      <w:lvlJc w:val="left"/>
+      <w:pPr>
+        <w:ind w:left="720" w:hanging="360"/>
+      </w:pPr>
+      <w:rPr>
+        <w:rFonts w:ascii="Symbol" w:hAnsi="Symbol" w:hint="default"/>
+      </w:rPr>
+    </w:lvl>
+    <w:lvl w:ilvl="1" w:tplc="18090003" w:tentative="1">
+      <w:start w:val="1"/>
+      <w:numFmt w:val="bullet"/>
+      <w:lvlText w:val="o"/>
+      <w:lvlJc w:val="left"/>
+      <w:pPr>
+        <w:ind w:left="1440" w:hanging="360"/>
+      </w:pPr>
+      <w:rPr>
+        <w:rFonts w:ascii="Courier New" w:hAnsi="Courier New" w:cs="Courier New" w:hint="default"/>
+      </w:rPr>
+    </w:lvl>
+    <w:lvl w:ilvl="2" w:tplc="18090005" w:tentative="1">
+      <w:start w:val="1"/>
+      <w:numFmt w:val="bullet"/>
+      <w:lvlText w:val=""/>
+      <w:lvlJc w:val="left"/>
+      <w:pPr>
+        <w:ind w:left="2160" w:hanging="360"/>
+      </w:pPr>
+      <w:rPr>
+        <w:rFonts w:ascii="Wingdings" w:hAnsi="Wingdings" w:hint="default"/>
+      </w:rPr>
+    </w:lvl>
+    <w:lvl w:ilvl="3" w:tplc="18090001" w:tentative="1">
+      <w:start w:val="1"/>
+      <w:numFmt w:val="bullet"/>
+      <w:lvlText w:val=""/>
+      <w:lvlJc w:val="left"/>
+      <w:pPr>
+        <w:ind w:left="2880" w:hanging="360"/>
+      </w:pPr>
+      <w:rPr>
+        <w:rFonts w:ascii="Symbol" w:hAnsi="Symbol" w:hint="default"/>
+      </w:rPr>
+    </w:lvl>
+    <w:lvl w:ilvl="4" w:tplc="18090003" w:tentative="1">
+      <w:start w:val="1"/>
+      <w:numFmt w:val="bullet"/>
+      <w:lvlText w:val="o"/>
+      <w:lvlJc w:val="left"/>
+      <w:pPr>
+        <w:ind w:left="3600" w:hanging="360"/>
+      </w:pPr>
+      <w:rPr>
+        <w:rFonts w:ascii="Courier New" w:hAnsi="Courier New" w:cs="Courier New" w:hint="default"/>
+      </w:rPr>
+    </w:lvl>
+    <w:lvl w:ilvl="5" w:tplc="18090005" w:tentative="1">
+      <w:start w:val="1"/>
+      <w:numFmt w:val="bullet"/>
+      <w:lvlText w:val=""/>
+      <w:lvlJc w:val="left"/>
+      <w:pPr>
+        <w:ind w:left="4320" w:hanging="360"/>
+      </w:pPr>
+      <w:rPr>
+        <w:rFonts w:ascii="Wingdings" w:hAnsi="Wingdings" w:hint="default"/>
+      </w:rPr>
+    </w:lvl>
+    <w:lvl w:ilvl="6" w:tplc="18090001" w:tentative="1">
+      <w:start w:val="1"/>
+      <w:numFmt w:val="bullet"/>
+      <w:lvlText w:val=""/>
+      <w:lvlJc w:val="left"/>
+      <w:pPr>
+        <w:ind w:left="5040" w:hanging="360"/>
+      </w:pPr>
+      <w:rPr>
+        <w:rFonts w:ascii="Symbol" w:hAnsi="Symbol" w:hint="default"/>
+      </w:rPr>
+    </w:lvl>
+    <w:lvl w:ilvl="7" w:tplc="18090003" w:tentative="1">
+      <w:start w:val="1"/>
+      <w:numFmt w:val="bullet"/>
+      <w:lvlText w:val="o"/>
+      <w:lvlJc w:val="left"/>
+      <w:pPr>
+        <w:ind w:left="5760" w:hanging="360"/>
+      </w:pPr>
+      <w:rPr>
+        <w:rFonts w:ascii="Courier New" w:hAnsi="Courier New" w:cs="Courier New" w:hint="default"/>
+      </w:rPr>
+    </w:lvl>
+    <w:lvl w:ilvl="8" w:tplc="18090005" w:tentative="1">
+      <w:start w:val="1"/>
+      <w:numFmt w:val="bullet"/>
+      <w:lvlText w:val=""/>
+      <w:lvlJc w:val="left"/>
+      <w:pPr>
+        <w:ind w:left="6480" w:hanging="360"/>
+      </w:pPr>
+      <w:rPr>
+        <w:rFonts w:ascii="Wingdings" w:hAnsi="Wingdings" w:hint="default"/>
+      </w:rPr>
+    </w:lvl>
+  </w:abstractNum>
+  <w:abstractNum w:abstractNumId="1" w15:restartNumberingAfterBreak="0">
+    <w:nsid w:val="3AC44301"/>
+    <w:multiLevelType w:val="hybridMultilevel"/>
+    <w:tmpl w:val="8372221C"/>
+    <w:lvl w:ilvl="0" w:tplc="18090001">
+      <w:start w:val="1"/>
+      <w:numFmt w:val="bullet"/>
+      <w:lvlText w:val=""/>
+      <w:lvlJc w:val="left"/>
+      <w:pPr>
+        <w:ind w:left="761" w:hanging="360"/>
+      </w:pPr>
+      <w:rPr>
+        <w:rFonts w:ascii="Symbol" w:hAnsi="Symbol" w:hint="default"/>
+      </w:rPr>
+    </w:lvl>
+    <w:lvl w:ilvl="1" w:tplc="18090003" w:tentative="1">
+      <w:start w:val="1"/>
+      <w:numFmt w:val="bullet"/>
+      <w:lvlText w:val="o"/>
+      <w:lvlJc w:val="left"/>
+      <w:pPr>
+        <w:ind w:left="1481" w:hanging="360"/>
+      </w:pPr>
+      <w:rPr>
+        <w:rFonts w:ascii="Courier New" w:hAnsi="Courier New" w:cs="Courier New" w:hint="default"/>
+      </w:rPr>
+    </w:lvl>
+    <w:lvl w:ilvl="2" w:tplc="18090005" w:tentative="1">
+      <w:start w:val="1"/>
+      <w:numFmt w:val="bullet"/>
+      <w:lvlText w:val=""/>
+      <w:lvlJc w:val="left"/>
+      <w:pPr>
+        <w:ind w:left="2201" w:hanging="360"/>
+      </w:pPr>
+      <w:rPr>
+        <w:rFonts w:ascii="Wingdings" w:hAnsi="Wingdings" w:hint="default"/>
+      </w:rPr>
+    </w:lvl>
+    <w:lvl w:ilvl="3" w:tplc="18090001" w:tentative="1">
+      <w:start w:val="1"/>
+      <w:numFmt w:val="bullet"/>
+      <w:lvlText w:val=""/>
+      <w:lvlJc w:val="left"/>
+      <w:pPr>
+        <w:ind w:left="2921" w:hanging="360"/>
+      </w:pPr>
+      <w:rPr>
+        <w:rFonts w:ascii="Symbol" w:hAnsi="Symbol" w:hint="default"/>
+      </w:rPr>
+    </w:lvl>
+    <w:lvl w:ilvl="4" w:tplc="18090003" w:tentative="1">
+      <w:start w:val="1"/>
+      <w:numFmt w:val="bullet"/>
+      <w:lvlText w:val="o"/>
+      <w:lvlJc w:val="left"/>
+      <w:pPr>
+        <w:ind w:left="3641" w:hanging="360"/>
+      </w:pPr>
+      <w:rPr>
+        <w:rFonts w:ascii="Courier New" w:hAnsi="Courier New" w:cs="Courier New" w:hint="default"/>
+      </w:rPr>
+    </w:lvl>
+    <w:lvl w:ilvl="5" w:tplc="18090005" w:tentative="1">
+      <w:start w:val="1"/>
+      <w:numFmt w:val="bullet"/>
+      <w:lvlText w:val=""/>
+      <w:lvlJc w:val="left"/>
+      <w:pPr>
+        <w:ind w:left="4361" w:hanging="360"/>
+      </w:pPr>
+      <w:rPr>
+        <w:rFonts w:ascii="Wingdings" w:hAnsi="Wingdings" w:hint="default"/>
+      </w:rPr>
+    </w:lvl>
+    <w:lvl w:ilvl="6" w:tplc="18090001" w:tentative="1">
+      <w:start w:val="1"/>
+      <w:numFmt w:val="bullet"/>
+      <w:lvlText w:val=""/>
+      <w:lvlJc w:val="left"/>
+      <w:pPr>
+        <w:ind w:left="5081" w:hanging="360"/>
+      </w:pPr>
+      <w:rPr>
+        <w:rFonts w:ascii="Symbol" w:hAnsi="Symbol" w:hint="default"/>
+      </w:rPr>
+    </w:lvl>
+    <w:lvl w:ilvl="7" w:tplc="18090003" w:tentative="1">
+      <w:start w:val="1"/>
+      <w:numFmt w:val="bullet"/>
+      <w:lvlText w:val="o"/>
+      <w:lvlJc w:val="left"/>
+      <w:pPr>
+        <w:ind w:left="5801" w:hanging="360"/>
+      </w:pPr>
+      <w:rPr>
+        <w:rFonts w:ascii="Courier New" w:hAnsi="Courier New" w:cs="Courier New" w:hint="default"/>
+      </w:rPr>
+    </w:lvl>
+    <w:lvl w:ilvl="8" w:tplc="18090005" w:tentative="1">
+      <w:start w:val="1"/>
+      <w:numFmt w:val="bullet"/>
+      <w:lvlText w:val=""/>
+      <w:lvlJc w:val="left"/>
+      <w:pPr>
+        <w:ind w:left="6521" w:hanging="360"/>
+      </w:pPr>
+      <w:rPr>
+        <w:rFonts w:ascii="Wingdings" w:hAnsi="Wingdings" w:hint="default"/>
+      </w:rPr>
+    </w:lvl>
+  </w:abstractNum>
+  <w:num w:numId="1" w16cid:durableId="2089114307">
+    <w:abstractNumId w:val="1"/>
+  </w:num>
+  <w:num w:numId="2" w16cid:durableId="877082984">
+    <w:abstractNumId w:val="0"/>
+  </w:num>
+</w:numbering>
 </file>
 
 <file path=word/styles.xml><?xml version="1.0" encoding="utf-8"?>
@@ -1323,7 +3978,6 @@
     <w:next w:val="Normal"/>
     <w:link w:val="Heading2Char"/>
     <w:uiPriority w:val="9"/>
-    <w:semiHidden/>
     <w:unhideWhenUsed/>
     <w:qFormat/>
     <w:rsid w:val="00AE3E15"/>
@@ -1510,7 +4164,6 @@
   <w:style w:type="character" w:default="1" w:styleId="DefaultParagraphFont">
     <w:name w:val="Default Paragraph Font"/>
     <w:uiPriority w:val="1"/>
-    <w:semiHidden/>
     <w:unhideWhenUsed/>
   </w:style>
   <w:style w:type="table" w:default="1" w:styleId="TableNormal">
@@ -1552,7 +4205,6 @@
     <w:basedOn w:val="DefaultParagraphFont"/>
     <w:link w:val="Heading2"/>
     <w:uiPriority w:val="9"/>
-    <w:semiHidden/>
     <w:rsid w:val="00AE3E15"/>
     <w:rPr>
       <w:rFonts w:asciiTheme="majorHAnsi" w:eastAsiaTheme="majorEastAsia" w:hAnsiTheme="majorHAnsi" w:cstheme="majorBidi"/>
@@ -1929,6 +4581,57 @@
       <w:u w:val="single"/>
     </w:rPr>
   </w:style>
+  <w:style w:type="paragraph" w:styleId="Caption">
+    <w:name w:val="caption"/>
+    <w:basedOn w:val="Normal"/>
+    <w:next w:val="Normal"/>
+    <w:uiPriority w:val="35"/>
+    <w:unhideWhenUsed/>
+    <w:qFormat/>
+    <w:rsid w:val="0034034F"/>
+    <w:pPr>
+      <w:spacing w:after="200" w:line="240" w:lineRule="auto"/>
+    </w:pPr>
+    <w:rPr>
+      <w:i/>
+      <w:iCs/>
+      <w:color w:val="0E2841" w:themeColor="text2"/>
+      <w:sz w:val="18"/>
+      <w:szCs w:val="18"/>
+    </w:rPr>
+  </w:style>
+  <w:style w:type="paragraph" w:styleId="TableofFigures">
+    <w:name w:val="table of figures"/>
+    <w:basedOn w:val="Normal"/>
+    <w:next w:val="Normal"/>
+    <w:uiPriority w:val="99"/>
+    <w:unhideWhenUsed/>
+    <w:rsid w:val="006C63FC"/>
+    <w:pPr>
+      <w:spacing w:after="0"/>
+    </w:pPr>
+  </w:style>
+  <w:style w:type="paragraph" w:styleId="Bibliography">
+    <w:name w:val="Bibliography"/>
+    <w:basedOn w:val="Normal"/>
+    <w:next w:val="Normal"/>
+    <w:uiPriority w:val="37"/>
+    <w:unhideWhenUsed/>
+    <w:rsid w:val="006C63FC"/>
+  </w:style>
+  <w:style w:type="paragraph" w:styleId="TOC2">
+    <w:name w:val="toc 2"/>
+    <w:basedOn w:val="Normal"/>
+    <w:next w:val="Normal"/>
+    <w:autoRedefine/>
+    <w:uiPriority w:val="39"/>
+    <w:unhideWhenUsed/>
+    <w:rsid w:val="003567E8"/>
+    <w:pPr>
+      <w:spacing w:after="100"/>
+      <w:ind w:left="220"/>
+    </w:pPr>
+  </w:style>
 </w:styles>
 </file>
 
@@ -2228,11 +4931,72 @@
 </file>
 
 <file path=customXml/item1.xml><?xml version="1.0" encoding="utf-8"?>
-<b:Sources xmlns:b="http://schemas.openxmlformats.org/officeDocument/2006/bibliography" xmlns="http://schemas.openxmlformats.org/officeDocument/2006/bibliography" SelectedStyle="\HarvardAnglia2008OfficeOnline.xsl" StyleName="Harvard - Anglia" Version="2008"/>
+<b:Sources xmlns:b="http://schemas.openxmlformats.org/officeDocument/2006/bibliography" xmlns="http://schemas.openxmlformats.org/officeDocument/2006/bibliography" SelectedStyle="\HarvardAnglia2008OfficeOnline.xsl" StyleName="Harvard - Anglia" Version="2008">
+  <b:Source>
+    <b:Tag>Ant22</b:Tag>
+    <b:SourceType>InternetSite</b:SourceType>
+    <b:Guid>{8D2BC9B4-7B25-4F15-ACE5-D8EB222C295E}</b:Guid>
+    <b:Author>
+      <b:Author>
+        <b:NameList>
+          <b:Person>
+            <b:Last>Gore</b:Last>
+            <b:First>Anthony</b:First>
+          </b:Person>
+        </b:NameList>
+      </b:Author>
+    </b:Author>
+    <b:Title>treblle</b:Title>
+    <b:Year>2022</b:Year>
+    <b:YearAccessed>2026</b:YearAccessed>
+    <b:MonthAccessed>April</b:MonthAccessed>
+    <b:DayAccessed>5</b:DayAccessed>
+    <b:URL>https://treblle.com/blog/egergr</b:URL>
+    <b:RefOrder>1</b:RefOrder>
+  </b:Source>
+  <b:Source>
+    <b:Tag>Doc25</b:Tag>
+    <b:SourceType>InternetSite</b:SourceType>
+    <b:Guid>{0ECB8916-47BB-4C7B-95B9-8F66DA58F0D7}</b:Guid>
+    <b:Author>
+      <b:Author>
+        <b:Corporate>Docker</b:Corporate>
+      </b:Author>
+    </b:Author>
+    <b:Title>Docker Engine API</b:Title>
+    <b:Year>2025</b:Year>
+    <b:YearAccessed>2026</b:YearAccessed>
+    <b:MonthAccessed>April</b:MonthAccessed>
+    <b:DayAccessed>5</b:DayAccessed>
+    <b:URL>https://docs.docker.com/reference/api/engine/version/v1.52/</b:URL>
+    <b:RefOrder>3</b:RefOrder>
+  </b:Source>
+  <b:Source>
+    <b:Tag>apo26</b:Tag>
+    <b:SourceType>InternetSite</b:SourceType>
+    <b:Guid>{2688BF84-59BF-43B4-9D87-E1519C43A806}</b:Guid>
+    <b:Author>
+      <b:Author>
+        <b:NameList>
+          <b:Person>
+            <b:Last>apocas</b:Last>
+          </b:Person>
+        </b:NameList>
+      </b:Author>
+    </b:Author>
+    <b:Title>NPM - dockerode</b:Title>
+    <b:Year>2026</b:Year>
+    <b:YearAccessed>2026</b:YearAccessed>
+    <b:MonthAccessed>April</b:MonthAccessed>
+    <b:DayAccessed>05</b:DayAccessed>
+    <b:URL>https://www.npmjs.com/package/dockerode</b:URL>
+    <b:RefOrder>2</b:RefOrder>
+  </b:Source>
+</b:Sources>
 </file>
 
 <file path=customXml/itemProps1.xml><?xml version="1.0" encoding="utf-8"?>
-<ds:datastoreItem xmlns:ds="http://schemas.openxmlformats.org/officeDocument/2006/customXml" ds:itemID="{5570FF9A-DBBD-42CE-84F9-E210F9F32053}">
+<ds:datastoreItem xmlns:ds="http://schemas.openxmlformats.org/officeDocument/2006/customXml" ds:itemID="{84CDC56E-6460-4FD8-8C4C-55113B48986F}">
   <ds:schemaRefs>
     <ds:schemaRef ds:uri="http://schemas.openxmlformats.org/officeDocument/2006/bibliography"/>
   </ds:schemaRefs>

--- a/Documentation/SETU Code Lab Final Report.docx
+++ b/Documentation/SETU Code Lab Final Report.docx
@@ -218,7 +218,7 @@
           <w:r>
             <w:fldChar w:fldCharType="separate"/>
           </w:r>
-          <w:hyperlink w:anchor="_Toc226288851" w:history="1">
+          <w:hyperlink w:anchor="_Toc226396642" w:history="1">
             <w:r>
               <w:rPr>
                 <w:rStyle w:val="Hyperlink"/>
@@ -245,7 +245,7 @@
                 <w:noProof/>
                 <w:webHidden/>
               </w:rPr>
-              <w:instrText xml:space="preserve"> PAGEREF _Toc226288851 \h </w:instrText>
+              <w:instrText xml:space="preserve"> PAGEREF _Toc226396642 \h </w:instrText>
             </w:r>
             <w:r>
               <w:rPr>
@@ -265,7 +265,7 @@
                 <w:noProof/>
                 <w:webHidden/>
               </w:rPr>
-              <w:t>4</w:t>
+              <w:t>3</w:t>
             </w:r>
             <w:r>
               <w:rPr>
@@ -290,7 +290,7 @@
               <w:lang w:eastAsia="en-IE"/>
             </w:rPr>
           </w:pPr>
-          <w:hyperlink w:anchor="_Toc226288852" w:history="1">
+          <w:hyperlink w:anchor="_Toc226396643" w:history="1">
             <w:r>
               <w:rPr>
                 <w:rStyle w:val="Hyperlink"/>
@@ -317,7 +317,7 @@
                 <w:noProof/>
                 <w:webHidden/>
               </w:rPr>
-              <w:instrText xml:space="preserve"> PAGEREF _Toc226288852 \h </w:instrText>
+              <w:instrText xml:space="preserve"> PAGEREF _Toc226396643 \h </w:instrText>
             </w:r>
             <w:r>
               <w:rPr>
@@ -337,7 +337,7 @@
                 <w:noProof/>
                 <w:webHidden/>
               </w:rPr>
-              <w:t>5</w:t>
+              <w:t>4</w:t>
             </w:r>
             <w:r>
               <w:rPr>
@@ -362,13 +362,13 @@
               <w:lang w:eastAsia="en-IE"/>
             </w:rPr>
           </w:pPr>
-          <w:hyperlink w:anchor="_Toc226288853" w:history="1">
+          <w:hyperlink w:anchor="_Toc226396644" w:history="1">
             <w:r>
               <w:rPr>
                 <w:rStyle w:val="Hyperlink"/>
                 <w:noProof/>
               </w:rPr>
-              <w:t>Challenges</w:t>
+              <w:t>Challenges and Learnings</w:t>
             </w:r>
             <w:r>
               <w:rPr>
@@ -389,7 +389,7 @@
                 <w:noProof/>
                 <w:webHidden/>
               </w:rPr>
-              <w:instrText xml:space="preserve"> PAGEREF _Toc226288853 \h </w:instrText>
+              <w:instrText xml:space="preserve"> PAGEREF _Toc226396644 \h </w:instrText>
             </w:r>
             <w:r>
               <w:rPr>
@@ -409,7 +409,7 @@
                 <w:noProof/>
                 <w:webHidden/>
               </w:rPr>
-              <w:t>6</w:t>
+              <w:t>5</w:t>
             </w:r>
             <w:r>
               <w:rPr>
@@ -427,10 +427,14 @@
               <w:tab w:val="right" w:leader="dot" w:pos="9016"/>
             </w:tabs>
             <w:rPr>
+              <w:rFonts w:eastAsiaTheme="minorEastAsia"/>
               <w:noProof/>
+              <w:sz w:val="24"/>
+              <w:szCs w:val="24"/>
+              <w:lang w:eastAsia="en-IE"/>
             </w:rPr>
           </w:pPr>
-          <w:hyperlink w:anchor="_Toc226288854" w:history="1">
+          <w:hyperlink w:anchor="_Toc226396645" w:history="1">
             <w:r>
               <w:rPr>
                 <w:rStyle w:val="Hyperlink"/>
@@ -457,7 +461,7 @@
                 <w:noProof/>
                 <w:webHidden/>
               </w:rPr>
-              <w:instrText xml:space="preserve"> PAGEREF _Toc226288854 \h </w:instrText>
+              <w:instrText xml:space="preserve"> PAGEREF _Toc226396645 \h </w:instrText>
             </w:r>
             <w:r>
               <w:rPr>
@@ -477,7 +481,223 @@
                 <w:noProof/>
                 <w:webHidden/>
               </w:rPr>
-              <w:t>6</w:t>
+              <w:t>5</w:t>
+            </w:r>
+            <w:r>
+              <w:rPr>
+                <w:noProof/>
+                <w:webHidden/>
+              </w:rPr>
+              <w:fldChar w:fldCharType="end"/>
+            </w:r>
+          </w:hyperlink>
+        </w:p>
+        <w:p>
+          <w:pPr>
+            <w:pStyle w:val="TOC2"/>
+            <w:tabs>
+              <w:tab w:val="right" w:leader="dot" w:pos="9016"/>
+            </w:tabs>
+            <w:rPr>
+              <w:rFonts w:eastAsiaTheme="minorEastAsia"/>
+              <w:noProof/>
+              <w:sz w:val="24"/>
+              <w:szCs w:val="24"/>
+              <w:lang w:eastAsia="en-IE"/>
+            </w:rPr>
+          </w:pPr>
+          <w:hyperlink w:anchor="_Toc226396646" w:history="1">
+            <w:r>
+              <w:rPr>
+                <w:rStyle w:val="Hyperlink"/>
+                <w:noProof/>
+              </w:rPr>
+              <w:t>Hosting</w:t>
+            </w:r>
+            <w:r>
+              <w:rPr>
+                <w:noProof/>
+                <w:webHidden/>
+              </w:rPr>
+              <w:tab/>
+            </w:r>
+            <w:r>
+              <w:rPr>
+                <w:noProof/>
+                <w:webHidden/>
+              </w:rPr>
+              <w:fldChar w:fldCharType="begin"/>
+            </w:r>
+            <w:r>
+              <w:rPr>
+                <w:noProof/>
+                <w:webHidden/>
+              </w:rPr>
+              <w:instrText xml:space="preserve"> PAGEREF _Toc226396646 \h </w:instrText>
+            </w:r>
+            <w:r>
+              <w:rPr>
+                <w:noProof/>
+                <w:webHidden/>
+              </w:rPr>
+            </w:r>
+            <w:r>
+              <w:rPr>
+                <w:noProof/>
+                <w:webHidden/>
+              </w:rPr>
+              <w:fldChar w:fldCharType="separate"/>
+            </w:r>
+            <w:r>
+              <w:rPr>
+                <w:noProof/>
+                <w:webHidden/>
+              </w:rPr>
+              <w:t>8</w:t>
+            </w:r>
+            <w:r>
+              <w:rPr>
+                <w:noProof/>
+                <w:webHidden/>
+              </w:rPr>
+              <w:fldChar w:fldCharType="end"/>
+            </w:r>
+          </w:hyperlink>
+        </w:p>
+        <w:p>
+          <w:pPr>
+            <w:pStyle w:val="TOC2"/>
+            <w:tabs>
+              <w:tab w:val="right" w:leader="dot" w:pos="9016"/>
+            </w:tabs>
+            <w:rPr>
+              <w:rFonts w:eastAsiaTheme="minorEastAsia"/>
+              <w:noProof/>
+              <w:sz w:val="24"/>
+              <w:szCs w:val="24"/>
+              <w:lang w:eastAsia="en-IE"/>
+            </w:rPr>
+          </w:pPr>
+          <w:hyperlink w:anchor="_Toc226396647" w:history="1">
+            <w:r>
+              <w:rPr>
+                <w:rStyle w:val="Hyperlink"/>
+                <w:noProof/>
+              </w:rPr>
+              <w:t>Docker Code Execution</w:t>
+            </w:r>
+            <w:r>
+              <w:rPr>
+                <w:noProof/>
+                <w:webHidden/>
+              </w:rPr>
+              <w:tab/>
+            </w:r>
+            <w:r>
+              <w:rPr>
+                <w:noProof/>
+                <w:webHidden/>
+              </w:rPr>
+              <w:fldChar w:fldCharType="begin"/>
+            </w:r>
+            <w:r>
+              <w:rPr>
+                <w:noProof/>
+                <w:webHidden/>
+              </w:rPr>
+              <w:instrText xml:space="preserve"> PAGEREF _Toc226396647 \h </w:instrText>
+            </w:r>
+            <w:r>
+              <w:rPr>
+                <w:noProof/>
+                <w:webHidden/>
+              </w:rPr>
+            </w:r>
+            <w:r>
+              <w:rPr>
+                <w:noProof/>
+                <w:webHidden/>
+              </w:rPr>
+              <w:fldChar w:fldCharType="separate"/>
+            </w:r>
+            <w:r>
+              <w:rPr>
+                <w:noProof/>
+                <w:webHidden/>
+              </w:rPr>
+              <w:t>9</w:t>
+            </w:r>
+            <w:r>
+              <w:rPr>
+                <w:noProof/>
+                <w:webHidden/>
+              </w:rPr>
+              <w:fldChar w:fldCharType="end"/>
+            </w:r>
+          </w:hyperlink>
+        </w:p>
+        <w:p>
+          <w:pPr>
+            <w:pStyle w:val="TOC2"/>
+            <w:tabs>
+              <w:tab w:val="right" w:leader="dot" w:pos="9016"/>
+            </w:tabs>
+            <w:rPr>
+              <w:rFonts w:eastAsiaTheme="minorEastAsia"/>
+              <w:noProof/>
+              <w:sz w:val="24"/>
+              <w:szCs w:val="24"/>
+              <w:lang w:eastAsia="en-IE"/>
+            </w:rPr>
+          </w:pPr>
+          <w:hyperlink w:anchor="_Toc226396648" w:history="1">
+            <w:r>
+              <w:rPr>
+                <w:rStyle w:val="Hyperlink"/>
+                <w:noProof/>
+              </w:rPr>
+              <w:t>Authentication</w:t>
+            </w:r>
+            <w:r>
+              <w:rPr>
+                <w:noProof/>
+                <w:webHidden/>
+              </w:rPr>
+              <w:tab/>
+            </w:r>
+            <w:r>
+              <w:rPr>
+                <w:noProof/>
+                <w:webHidden/>
+              </w:rPr>
+              <w:fldChar w:fldCharType="begin"/>
+            </w:r>
+            <w:r>
+              <w:rPr>
+                <w:noProof/>
+                <w:webHidden/>
+              </w:rPr>
+              <w:instrText xml:space="preserve"> PAGEREF _Toc226396648 \h </w:instrText>
+            </w:r>
+            <w:r>
+              <w:rPr>
+                <w:noProof/>
+                <w:webHidden/>
+              </w:rPr>
+            </w:r>
+            <w:r>
+              <w:rPr>
+                <w:noProof/>
+                <w:webHidden/>
+              </w:rPr>
+              <w:fldChar w:fldCharType="separate"/>
+            </w:r>
+            <w:r>
+              <w:rPr>
+                <w:noProof/>
+                <w:webHidden/>
+              </w:rPr>
+              <w:t>13</w:t>
             </w:r>
             <w:r>
               <w:rPr>
@@ -502,13 +722,13 @@
               <w:lang w:eastAsia="en-IE"/>
             </w:rPr>
           </w:pPr>
-          <w:hyperlink w:anchor="_Toc226288855" w:history="1">
+          <w:hyperlink w:anchor="_Toc226396649" w:history="1">
             <w:r>
               <w:rPr>
                 <w:rStyle w:val="Hyperlink"/>
                 <w:noProof/>
               </w:rPr>
-              <w:t>Learnings</w:t>
+              <w:t>Reflection</w:t>
             </w:r>
             <w:r>
               <w:rPr>
@@ -529,7 +749,7 @@
                 <w:noProof/>
                 <w:webHidden/>
               </w:rPr>
-              <w:instrText xml:space="preserve"> PAGEREF _Toc226288855 \h </w:instrText>
+              <w:instrText xml:space="preserve"> PAGEREF _Toc226396649 \h </w:instrText>
             </w:r>
             <w:r>
               <w:rPr>
@@ -549,7 +769,7 @@
                 <w:noProof/>
                 <w:webHidden/>
               </w:rPr>
-              <w:t>8</w:t>
+              <w:t>14</w:t>
             </w:r>
             <w:r>
               <w:rPr>
@@ -574,13 +794,13 @@
               <w:lang w:eastAsia="en-IE"/>
             </w:rPr>
           </w:pPr>
-          <w:hyperlink w:anchor="_Toc226288856" w:history="1">
+          <w:hyperlink w:anchor="_Toc226396650" w:history="1">
             <w:r>
               <w:rPr>
                 <w:rStyle w:val="Hyperlink"/>
                 <w:noProof/>
               </w:rPr>
-              <w:t>Reflection</w:t>
+              <w:t>Testing</w:t>
             </w:r>
             <w:r>
               <w:rPr>
@@ -601,7 +821,7 @@
                 <w:noProof/>
                 <w:webHidden/>
               </w:rPr>
-              <w:instrText xml:space="preserve"> PAGEREF _Toc226288856 \h </w:instrText>
+              <w:instrText xml:space="preserve"> PAGEREF _Toc226396650 \h </w:instrText>
             </w:r>
             <w:r>
               <w:rPr>
@@ -621,7 +841,7 @@
                 <w:noProof/>
                 <w:webHidden/>
               </w:rPr>
-              <w:t>9</w:t>
+              <w:t>15</w:t>
             </w:r>
             <w:r>
               <w:rPr>
@@ -646,13 +866,13 @@
               <w:lang w:eastAsia="en-IE"/>
             </w:rPr>
           </w:pPr>
-          <w:hyperlink w:anchor="_Toc226288857" w:history="1">
+          <w:hyperlink w:anchor="_Toc226396651" w:history="1">
             <w:r>
               <w:rPr>
                 <w:rStyle w:val="Hyperlink"/>
                 <w:noProof/>
               </w:rPr>
-              <w:t>Testing</w:t>
+              <w:t>Conclusion</w:t>
             </w:r>
             <w:r>
               <w:rPr>
@@ -673,7 +893,7 @@
                 <w:noProof/>
                 <w:webHidden/>
               </w:rPr>
-              <w:instrText xml:space="preserve"> PAGEREF _Toc226288857 \h </w:instrText>
+              <w:instrText xml:space="preserve"> PAGEREF _Toc226396651 \h </w:instrText>
             </w:r>
             <w:r>
               <w:rPr>
@@ -693,7 +913,7 @@
                 <w:noProof/>
                 <w:webHidden/>
               </w:rPr>
-              <w:t>10</w:t>
+              <w:t>24</w:t>
             </w:r>
             <w:r>
               <w:rPr>
@@ -718,13 +938,13 @@
               <w:lang w:eastAsia="en-IE"/>
             </w:rPr>
           </w:pPr>
-          <w:hyperlink w:anchor="_Toc226288858" w:history="1">
+          <w:hyperlink w:anchor="_Toc226396652" w:history="1">
             <w:r>
               <w:rPr>
                 <w:rStyle w:val="Hyperlink"/>
                 <w:noProof/>
               </w:rPr>
-              <w:t>Conclusion</w:t>
+              <w:t>Bibliography</w:t>
             </w:r>
             <w:r>
               <w:rPr>
@@ -745,7 +965,7 @@
                 <w:noProof/>
                 <w:webHidden/>
               </w:rPr>
-              <w:instrText xml:space="preserve"> PAGEREF _Toc226288858 \h </w:instrText>
+              <w:instrText xml:space="preserve"> PAGEREF _Toc226396652 \h </w:instrText>
             </w:r>
             <w:r>
               <w:rPr>
@@ -765,79 +985,7 @@
                 <w:noProof/>
                 <w:webHidden/>
               </w:rPr>
-              <w:t>11</w:t>
-            </w:r>
-            <w:r>
-              <w:rPr>
-                <w:noProof/>
-                <w:webHidden/>
-              </w:rPr>
-              <w:fldChar w:fldCharType="end"/>
-            </w:r>
-          </w:hyperlink>
-        </w:p>
-        <w:p>
-          <w:pPr>
-            <w:pStyle w:val="TOC1"/>
-            <w:tabs>
-              <w:tab w:val="right" w:leader="dot" w:pos="9016"/>
-            </w:tabs>
-            <w:rPr>
-              <w:rFonts w:eastAsiaTheme="minorEastAsia"/>
-              <w:noProof/>
-              <w:sz w:val="24"/>
-              <w:szCs w:val="24"/>
-              <w:lang w:eastAsia="en-IE"/>
-            </w:rPr>
-          </w:pPr>
-          <w:hyperlink w:anchor="_Toc226288859" w:history="1">
-            <w:r>
-              <w:rPr>
-                <w:rStyle w:val="Hyperlink"/>
-                <w:noProof/>
-              </w:rPr>
-              <w:t>Bibliography</w:t>
-            </w:r>
-            <w:r>
-              <w:rPr>
-                <w:noProof/>
-                <w:webHidden/>
-              </w:rPr>
-              <w:tab/>
-            </w:r>
-            <w:r>
-              <w:rPr>
-                <w:noProof/>
-                <w:webHidden/>
-              </w:rPr>
-              <w:fldChar w:fldCharType="begin"/>
-            </w:r>
-            <w:r>
-              <w:rPr>
-                <w:noProof/>
-                <w:webHidden/>
-              </w:rPr>
-              <w:instrText xml:space="preserve"> PAGEREF _Toc226288859 \h </w:instrText>
-            </w:r>
-            <w:r>
-              <w:rPr>
-                <w:noProof/>
-                <w:webHidden/>
-              </w:rPr>
-            </w:r>
-            <w:r>
-              <w:rPr>
-                <w:noProof/>
-                <w:webHidden/>
-              </w:rPr>
-              <w:fldChar w:fldCharType="separate"/>
-            </w:r>
-            <w:r>
-              <w:rPr>
-                <w:noProof/>
-                <w:webHidden/>
-              </w:rPr>
-              <w:t>12</w:t>
+              <w:t>25</w:t>
             </w:r>
             <w:r>
               <w:rPr>
@@ -898,17 +1046,13 @@
         <w:lastRenderedPageBreak/>
         <w:fldChar w:fldCharType="end"/>
       </w:r>
-      <w:r>
-        <w:br w:type="page"/>
-      </w:r>
     </w:p>
     <w:p>
       <w:pPr>
         <w:pStyle w:val="Heading1"/>
       </w:pPr>
-      <w:bookmarkStart w:id="0" w:name="_Toc226288851"/>
-      <w:r>
-        <w:lastRenderedPageBreak/>
+      <w:bookmarkStart w:id="0" w:name="_Toc226396642"/>
+      <w:r>
         <w:t>Abstract</w:t>
       </w:r>
       <w:bookmarkEnd w:id="0"/>
@@ -931,7 +1075,7 @@
       <w:pPr>
         <w:pStyle w:val="Heading1"/>
       </w:pPr>
-      <w:bookmarkStart w:id="1" w:name="_Toc226288852"/>
+      <w:bookmarkStart w:id="1" w:name="_Toc226396643"/>
       <w:r>
         <w:lastRenderedPageBreak/>
         <w:t>Introduction</w:t>
@@ -1014,10 +1158,13 @@
       <w:pPr>
         <w:pStyle w:val="Heading1"/>
       </w:pPr>
-      <w:bookmarkStart w:id="2" w:name="_Toc226288853"/>
+      <w:bookmarkStart w:id="2" w:name="_Toc226396644"/>
       <w:r>
         <w:lastRenderedPageBreak/>
         <w:t>Challenges</w:t>
+      </w:r>
+      <w:r>
+        <w:t xml:space="preserve"> and Learnings</w:t>
       </w:r>
       <w:bookmarkEnd w:id="2"/>
     </w:p>
@@ -1025,7 +1172,7 @@
       <w:pPr>
         <w:pStyle w:val="Heading2"/>
       </w:pPr>
-      <w:bookmarkStart w:id="3" w:name="_Toc226288854"/>
+      <w:bookmarkStart w:id="3" w:name="_Toc226396645"/>
       <w:r>
         <w:t>Architecture</w:t>
       </w:r>
@@ -1169,42 +1316,19 @@
         <w:jc w:val="both"/>
       </w:pPr>
       <w:r>
-        <w:t xml:space="preserve">From this research it was decided that the back-end </w:t>
-      </w:r>
-      <w:r>
-        <w:t xml:space="preserve">web server </w:t>
-      </w:r>
-      <w:r>
-        <w:t xml:space="preserve">should be </w:t>
-      </w:r>
-      <w:r>
-        <w:t>broken down into several different types of files based on their purpose keeping cohesion high and coupling low.</w:t>
-      </w:r>
-      <w:r>
-        <w:t xml:space="preserve"> </w:t>
-      </w:r>
-      <w:r>
-        <w:t xml:space="preserve">The most notable sources for this research </w:t>
-      </w:r>
-      <w:r>
-        <w:t>included a</w:t>
-      </w:r>
-      <w:r>
-        <w:t xml:space="preserve"> website called </w:t>
-      </w:r>
-      <w:proofErr w:type="spellStart"/>
-      <w:r>
-        <w:t>trebl</w:t>
-      </w:r>
-      <w:r>
-        <w:t>l</w:t>
-      </w:r>
-      <w:r>
-        <w:t>e</w:t>
-      </w:r>
-      <w:proofErr w:type="spellEnd"/>
-      <w:r>
-        <w:t xml:space="preserve"> and the Mozilla Developer Network.</w:t>
+        <w:t xml:space="preserve">From this research it was decided that the back-end web server should be broken down into several different types of files based on their purpose keeping cohesion high and coupling low. </w:t>
+      </w:r>
+      <w:r>
+        <w:t xml:space="preserve">The most notable source for this research </w:t>
+      </w:r>
+      <w:r>
+        <w:t xml:space="preserve">was a </w:t>
+      </w:r>
+      <w:r>
+        <w:t xml:space="preserve">website called </w:t>
+      </w:r>
+      <w:r>
+        <w:t>treble.</w:t>
       </w:r>
     </w:p>
     <w:p>
@@ -1361,8 +1485,11 @@
         <w:jc w:val="center"/>
       </w:pPr>
       <w:r>
+        <w:rPr>
+          <w:noProof/>
+        </w:rPr>
         <w:drawing>
-          <wp:inline distT="0" distB="0" distL="0" distR="0" wp14:anchorId="121A7027" wp14:editId="37FBED0D">
+          <wp:inline distT="0" distB="0" distL="0" distR="0" wp14:anchorId="121A7027" wp14:editId="20D900EE">
             <wp:extent cx="3857630" cy="1500996"/>
             <wp:effectExtent l="0" t="0" r="0" b="4445"/>
             <wp:docPr id="1790240750" name="Picture 1"/>
@@ -1385,7 +1512,7 @@
                   <pic:spPr>
                     <a:xfrm>
                       <a:off x="0" y="0"/>
-                      <a:ext cx="4008099" cy="1559543"/>
+                      <a:ext cx="3857630" cy="1500996"/>
                     </a:xfrm>
                     <a:prstGeom prst="rect">
                       <a:avLst/>
@@ -1435,6 +1562,9 @@
         <w:jc w:val="center"/>
       </w:pPr>
       <w:r>
+        <w:rPr>
+          <w:noProof/>
+        </w:rPr>
         <w:drawing>
           <wp:inline distT="0" distB="0" distL="0" distR="0" wp14:anchorId="5C069153" wp14:editId="45928456">
             <wp:extent cx="3916392" cy="1190625"/>
@@ -1510,6 +1640,9 @@
         <w:jc w:val="center"/>
       </w:pPr>
       <w:r>
+        <w:rPr>
+          <w:noProof/>
+        </w:rPr>
         <w:lastRenderedPageBreak/>
         <w:drawing>
           <wp:inline distT="0" distB="0" distL="0" distR="0" wp14:anchorId="0BC1F30B" wp14:editId="0191EC89">
@@ -1708,6 +1841,9 @@
         <w:jc w:val="center"/>
       </w:pPr>
       <w:r>
+        <w:rPr>
+          <w:noProof/>
+        </w:rPr>
         <w:drawing>
           <wp:inline distT="0" distB="0" distL="0" distR="0" wp14:anchorId="617FCD36" wp14:editId="0D7A5A2E">
             <wp:extent cx="5335005" cy="5063706"/>
@@ -1795,10 +1931,7 @@
         <w:t>files are intended to handle business logic. This is any operations that need to be performed on data before it is either added to the database or displayed to the frontend</w:t>
       </w:r>
       <w:r>
-        <w:t xml:space="preserve"> </w:t>
-      </w:r>
-      <w:r>
-        <w:t xml:space="preserve">file </w:t>
+        <w:t xml:space="preserve"> file </w:t>
       </w:r>
       <w:sdt>
         <w:sdtPr>
@@ -1870,11 +2003,17 @@
       </w:r>
     </w:p>
     <w:p>
-      <w:r>
+      <w:pPr>
+        <w:jc w:val="center"/>
+      </w:pPr>
+      <w:r>
+        <w:rPr>
+          <w:noProof/>
+        </w:rPr>
         <w:drawing>
-          <wp:inline distT="0" distB="0" distL="0" distR="0" wp14:anchorId="4671914C" wp14:editId="0E4DB28D">
-            <wp:extent cx="5731510" cy="3934460"/>
-            <wp:effectExtent l="0" t="0" r="2540" b="8890"/>
+          <wp:inline distT="0" distB="0" distL="0" distR="0" wp14:anchorId="4671914C" wp14:editId="46ACF71A">
+            <wp:extent cx="5768024" cy="3959525"/>
+            <wp:effectExtent l="0" t="0" r="4445" b="3175"/>
             <wp:docPr id="221998456" name="Picture 1"/>
             <wp:cNvGraphicFramePr>
               <a:graphicFrameLocks xmlns:a="http://schemas.openxmlformats.org/drawingml/2006/main" noChangeAspect="1"/>
@@ -1895,7 +2034,7 @@
                   <pic:spPr>
                     <a:xfrm>
                       <a:off x="0" y="0"/>
-                      <a:ext cx="5731510" cy="3934460"/>
+                      <a:ext cx="5816092" cy="3992522"/>
                     </a:xfrm>
                     <a:prstGeom prst="rect">
                       <a:avLst/>
@@ -1951,10 +2090,13 @@
     <w:p/>
     <w:p>
       <w:r>
+        <w:rPr>
+          <w:noProof/>
+        </w:rPr>
         <w:drawing>
-          <wp:inline distT="0" distB="0" distL="0" distR="0" wp14:anchorId="04616EF8" wp14:editId="41A41BE6">
-            <wp:extent cx="5731510" cy="1035685"/>
-            <wp:effectExtent l="0" t="0" r="2540" b="0"/>
+          <wp:inline distT="0" distB="0" distL="0" distR="0" wp14:anchorId="04616EF8" wp14:editId="21F7143C">
+            <wp:extent cx="5871875" cy="1061049"/>
+            <wp:effectExtent l="0" t="0" r="0" b="6350"/>
             <wp:docPr id="526149124" name="Picture 1"/>
             <wp:cNvGraphicFramePr>
               <a:graphicFrameLocks xmlns:a="http://schemas.openxmlformats.org/drawingml/2006/main" noChangeAspect="1"/>
@@ -1975,7 +2117,7 @@
                   <pic:spPr>
                     <a:xfrm>
                       <a:off x="0" y="0"/>
-                      <a:ext cx="5731510" cy="1035685"/>
+                      <a:ext cx="5906704" cy="1067343"/>
                     </a:xfrm>
                     <a:prstGeom prst="rect">
                       <a:avLst/>
@@ -2065,7 +2207,13 @@
         <w:t xml:space="preserve"> to back end, to database and vice versa</w:t>
       </w:r>
       <w:r>
-        <w:t xml:space="preserve">. Figure </w:t>
+        <w:t xml:space="preserve">. </w:t>
+      </w:r>
+      <w:r>
+        <w:t xml:space="preserve">Note that </w:t>
+      </w:r>
+      <w:r>
+        <w:t xml:space="preserve">Figure </w:t>
       </w:r>
       <w:r>
         <w:t>x</w:t>
@@ -2102,6 +2250,9 @@
         <w:jc w:val="center"/>
       </w:pPr>
       <w:r>
+        <w:rPr>
+          <w:noProof/>
+        </w:rPr>
         <w:lastRenderedPageBreak/>
         <w:drawing>
           <wp:inline distT="0" distB="0" distL="0" distR="0" wp14:anchorId="2EEC5B74" wp14:editId="3C7D36D3">
@@ -2142,14 +2293,6 @@
     </w:p>
     <w:p>
       <w:pPr>
-        <w:pStyle w:val="Heading2"/>
-      </w:pPr>
-      <w:r>
-        <w:t>Hosting</w:t>
-      </w:r>
-    </w:p>
-    <w:p>
-      <w:pPr>
         <w:spacing w:line="278" w:lineRule="auto"/>
         <w:rPr>
           <w:rFonts w:asciiTheme="majorHAnsi" w:eastAsiaTheme="majorEastAsia" w:hAnsiTheme="majorHAnsi" w:cstheme="majorBidi"/>
@@ -2158,18 +2301,227 @@
           <w:szCs w:val="32"/>
         </w:rPr>
       </w:pPr>
-      <w:r>
-        <w:br w:type="page"/>
-      </w:r>
     </w:p>
     <w:p>
       <w:pPr>
         <w:pStyle w:val="Heading2"/>
       </w:pPr>
+      <w:bookmarkStart w:id="10" w:name="_Toc226396646"/>
+      <w:r>
+        <w:t>Hosting</w:t>
+      </w:r>
+      <w:bookmarkEnd w:id="10"/>
+    </w:p>
+    <w:p>
+      <w:pPr>
+        <w:spacing w:line="278" w:lineRule="auto"/>
+        <w:jc w:val="both"/>
+      </w:pPr>
+      <w:r>
+        <w:t xml:space="preserve">Another big challenge </w:t>
+      </w:r>
+      <w:r>
+        <w:t>early in the</w:t>
+      </w:r>
+      <w:r>
+        <w:t xml:space="preserve"> project was figuring out how to host the platform. This was a complete unknown to me and required considerable research. My initial instinct was to go with a cloud-based platform like Amazon Web Services as it is an industry standard. However</w:t>
+      </w:r>
+      <w:r>
+        <w:t>,</w:t>
+      </w:r>
+      <w:r>
+        <w:t xml:space="preserve"> from my research I learned about </w:t>
+      </w:r>
+      <w:r>
+        <w:t xml:space="preserve">different types </w:t>
+      </w:r>
+      <w:r>
+        <w:t>of</w:t>
+      </w:r>
+      <w:r>
+        <w:t xml:space="preserve"> hosting such as shared hosting, virtual private server (VPS) hosting, </w:t>
+      </w:r>
+      <w:r>
+        <w:t xml:space="preserve">and </w:t>
+      </w:r>
+      <w:r>
+        <w:t>dedicated hosting</w:t>
+      </w:r>
+      <w:r>
+        <w:t>. In the end I chose to host the platform using Digital Ocean’s Droplet (VPS) offering. This provided me with a balance of a developer</w:t>
+      </w:r>
+      <w:r>
+        <w:t>-</w:t>
+      </w:r>
+      <w:r>
+        <w:t>friendly user experience, affordable cost and enough resources to run the platform. I decided against using AWS as it would have required more time to set up and this would have taken precious time away from development.</w:t>
+      </w:r>
+    </w:p>
+    <w:p>
+      <w:pPr>
+        <w:spacing w:line="278" w:lineRule="auto"/>
+        <w:jc w:val="both"/>
+      </w:pPr>
+      <w:r>
+        <w:t xml:space="preserve">One issue encountered during deployment was that the application worked correctly in the local development environment but failed to </w:t>
+      </w:r>
+      <w:r>
+        <w:t xml:space="preserve">work </w:t>
+      </w:r>
+      <w:r>
+        <w:t>when hosted. This was primarily due to port configurations.</w:t>
+      </w:r>
+      <w:r>
+        <w:t xml:space="preserve"> </w:t>
+      </w:r>
+      <w:r>
+        <w:t xml:space="preserve">I soon learned I needed to use </w:t>
+      </w:r>
+      <w:r>
+        <w:t>Nginx</w:t>
+      </w:r>
+      <w:r>
+        <w:t xml:space="preserve"> to serve my frontend files</w:t>
+      </w:r>
+      <w:r>
+        <w:t xml:space="preserve"> and proxy incoming requests to the web server port.</w:t>
+      </w:r>
+      <w:r>
+        <w:t xml:space="preserve"> </w:t>
+      </w:r>
+      <w:r>
+        <w:t xml:space="preserve">To solve this, </w:t>
+      </w:r>
+      <w:r>
+        <w:t>I needed to configure port</w:t>
+      </w:r>
+      <w:r>
+        <w:t xml:space="preserve"> mappings</w:t>
+      </w:r>
+      <w:r>
+        <w:t xml:space="preserve"> in a </w:t>
+      </w:r>
+      <w:r>
+        <w:t>Nginx</w:t>
+      </w:r>
+      <w:r>
+        <w:t xml:space="preserve"> </w:t>
+      </w:r>
+      <w:r>
+        <w:t>config file.</w:t>
+      </w:r>
+      <w:r>
+        <w:t xml:space="preserve"> I also learned I needed to set different environment variables for connecting to the hosted PostgreSQL database. I did this not through a .env file but by using PM2.</w:t>
+      </w:r>
+      <w:r>
+        <w:t xml:space="preserve"> </w:t>
+      </w:r>
+      <w:r>
+        <w:t>PM2 is a process manager for Node.js applications installed globally on the host machine</w:t>
+      </w:r>
+      <w:r>
+        <w:t>.</w:t>
+      </w:r>
+      <w:r>
+        <w:t xml:space="preserve"> After endlessly tweaking </w:t>
+      </w:r>
       <w:r>
         <w:lastRenderedPageBreak/>
+        <w:t xml:space="preserve">configuration files and setting the environment variables via PM2, the platform could eventually be accessed </w:t>
+      </w:r>
+      <w:r>
+        <w:t>via an IP address.</w:t>
+      </w:r>
+    </w:p>
+    <w:p>
+      <w:pPr>
+        <w:spacing w:line="278" w:lineRule="auto"/>
+        <w:jc w:val="both"/>
+      </w:pPr>
+      <w:r>
+        <w:t xml:space="preserve">Overcoming this challenge taught me about reverse proxies, specifically </w:t>
+      </w:r>
+      <w:r>
+        <w:t>Nginx</w:t>
+      </w:r>
+      <w:r>
+        <w:t xml:space="preserve"> and how it is configured and used to serve websites online and forward requests to a web server. This helped me later in development when I wanted to switch from connecting to my platform via an IP address to configuring a domain name.</w:t>
+      </w:r>
+      <w:r>
+        <w:t xml:space="preserve"> </w:t>
+      </w:r>
+      <w:r>
+        <w:t>To achieve this, I needed to configure a Domain Name System (DNS) record to point the domain name to the IP address of my platform.</w:t>
+      </w:r>
+      <w:r>
+        <w:t xml:space="preserve"> I </w:t>
+      </w:r>
+      <w:r>
+        <w:t>used</w:t>
+      </w:r>
+      <w:r>
+        <w:t xml:space="preserve"> Cloudflare as my DNS provider as it was the most affordable and easy to use. </w:t>
+      </w:r>
+      <w:r>
+        <w:t xml:space="preserve">After configuring the DNS record, I updated the </w:t>
+      </w:r>
+      <w:r>
+        <w:t>Nginx</w:t>
+      </w:r>
+      <w:r>
+        <w:t xml:space="preserve"> configuration by setting the </w:t>
+      </w:r>
+      <w:proofErr w:type="spellStart"/>
+      <w:r>
+        <w:rPr>
+          <w:rFonts w:ascii="Courier New" w:hAnsi="Courier New" w:cs="Courier New"/>
+        </w:rPr>
+        <w:t>server_name</w:t>
+      </w:r>
+      <w:proofErr w:type="spellEnd"/>
+      <w:r>
+        <w:t xml:space="preserve"> directive so that it would listen for incoming requests made to the domain and route them correctly to the application.</w:t>
+      </w:r>
+    </w:p>
+    <w:p>
+      <w:pPr>
+        <w:spacing w:line="278" w:lineRule="auto"/>
+        <w:jc w:val="both"/>
+      </w:pPr>
+      <w:r>
+        <w:t xml:space="preserve">To summarise, through extensive research into hosting, I developed an understanding of the different types of hosting and their respective providers. I also learned how to configure a reverse proxy using </w:t>
+      </w:r>
+      <w:r>
+        <w:t>Nginx</w:t>
+      </w:r>
+      <w:r>
+        <w:t xml:space="preserve">, manage environment variables securely using PM2, and set up a domain name by configuring DNS records with Cloudflare and integrating this with the </w:t>
+      </w:r>
+      <w:r>
+        <w:t>Nginx</w:t>
+      </w:r>
+      <w:r>
+        <w:t xml:space="preserve"> configuration.</w:t>
+      </w:r>
+      <w:r>
+        <w:t xml:space="preserve"> This </w:t>
+      </w:r>
+      <w:r>
+        <w:t>significantly</w:t>
+      </w:r>
+      <w:r>
+        <w:t xml:space="preserve"> improved my understanding of how web applications are hosted and configured in production environments.</w:t>
+      </w:r>
+    </w:p>
+    <w:p>
+      <w:pPr>
+        <w:pStyle w:val="Heading2"/>
+      </w:pPr>
+      <w:bookmarkStart w:id="11" w:name="_Toc226396647"/>
+      <w:r>
         <w:t>Docker Code Execution</w:t>
       </w:r>
+      <w:bookmarkEnd w:id="11"/>
     </w:p>
     <w:p>
       <w:pPr>
@@ -2225,7 +2577,7 @@
             <w:rPr>
               <w:lang w:val="en-US"/>
             </w:rPr>
-            <w:instrText xml:space="preserve"> CITATION apo26 \l 1033 </w:instrText>
+            <w:instrText xml:space="preserve">CITATION apo26 \l 1033 </w:instrText>
           </w:r>
           <w:r>
             <w:fldChar w:fldCharType="separate"/>
@@ -2235,7 +2587,7 @@
               <w:noProof/>
               <w:lang w:val="en-US"/>
             </w:rPr>
-            <w:t>(apocas, 2026)</w:t>
+            <w:t>(Dias, 2026)</w:t>
           </w:r>
           <w:r>
             <w:fldChar w:fldCharType="end"/>
@@ -2254,7 +2606,13 @@
       </w:r>
       <w:proofErr w:type="spellEnd"/>
       <w:r>
-        <w:t xml:space="preserve"> to define the docker socket in code in a file called </w:t>
+        <w:t xml:space="preserve"> to define the </w:t>
+      </w:r>
+      <w:r>
+        <w:t>D</w:t>
+      </w:r>
+      <w:r>
+        <w:t xml:space="preserve">ocker socket in code in a file called </w:t>
       </w:r>
       <w:proofErr w:type="spellStart"/>
       <w:r>
@@ -2280,6 +2638,48 @@
       <w:proofErr w:type="spellEnd"/>
       <w:r>
         <w:t xml:space="preserve"> package and its powerful methods.</w:t>
+      </w:r>
+      <w:r>
+        <w:t xml:space="preserve"> </w:t>
+      </w:r>
+      <w:r>
+        <w:t>When the application was later containerised using Docker Compose, the host Docker socket was mounted into the server container, allowing it to spawn execution containers directly on the host machine. This is known as the Docker-outside-of-Docker pattern</w:t>
+      </w:r>
+      <w:r>
+        <w:t xml:space="preserve"> </w:t>
+      </w:r>
+      <w:sdt>
+        <w:sdtPr>
+          <w:id w:val="1066540644"/>
+          <w:citation/>
+        </w:sdtPr>
+        <w:sdtContent>
+          <w:r>
+            <w:fldChar w:fldCharType="begin"/>
+          </w:r>
+          <w:r>
+            <w:rPr>
+              <w:lang w:val="en-US"/>
+            </w:rPr>
+            <w:instrText xml:space="preserve"> CITATION Nes19 \l 1033 </w:instrText>
+          </w:r>
+          <w:r>
+            <w:fldChar w:fldCharType="separate"/>
+          </w:r>
+          <w:r>
+            <w:rPr>
+              <w:noProof/>
+              <w:lang w:val="en-US"/>
+            </w:rPr>
+            <w:t>(NestyBox, 2019)</w:t>
+          </w:r>
+          <w:r>
+            <w:fldChar w:fldCharType="end"/>
+          </w:r>
+        </w:sdtContent>
+      </w:sdt>
+      <w:r>
+        <w:t>.</w:t>
       </w:r>
     </w:p>
     <w:p>
@@ -2287,10 +2687,13 @@
         <w:jc w:val="center"/>
       </w:pPr>
       <w:r>
+        <w:rPr>
+          <w:noProof/>
+        </w:rPr>
         <w:drawing>
-          <wp:inline distT="0" distB="0" distL="0" distR="0" wp14:anchorId="27579B4C" wp14:editId="66ED88C7">
-            <wp:extent cx="5420481" cy="1476581"/>
-            <wp:effectExtent l="0" t="0" r="8890" b="9525"/>
+          <wp:inline distT="0" distB="0" distL="0" distR="0" wp14:anchorId="27579B4C" wp14:editId="0AECCD56">
+            <wp:extent cx="4338415" cy="1181819"/>
+            <wp:effectExtent l="0" t="0" r="5080" b="0"/>
             <wp:docPr id="1427307808" name="Picture 1"/>
             <wp:cNvGraphicFramePr>
               <a:graphicFrameLocks xmlns:a="http://schemas.openxmlformats.org/drawingml/2006/main" noChangeAspect="1"/>
@@ -2311,7 +2714,7 @@
                   <pic:spPr>
                     <a:xfrm>
                       <a:off x="0" y="0"/>
-                      <a:ext cx="5420481" cy="1476581"/>
+                      <a:ext cx="4529752" cy="1233941"/>
                     </a:xfrm>
                     <a:prstGeom prst="rect">
                       <a:avLst/>
@@ -2334,6 +2737,7 @@
         <w:jc w:val="both"/>
       </w:pPr>
       <w:r>
+        <w:lastRenderedPageBreak/>
         <w:t xml:space="preserve">Custom Java Docker images needed to be created containing a Java JDK and essential Java packages for mapping sample inputs from test cases to parameters in submitted code functions. Initially I tried using a JDK by itself which worked for a simple proof of concept. However, when different inputs needed to be used with the same function I had to use the Java </w:t>
       </w:r>
       <w:proofErr w:type="spellStart"/>
@@ -2364,10 +2768,13 @@
         <w:jc w:val="center"/>
       </w:pPr>
       <w:r>
+        <w:rPr>
+          <w:noProof/>
+        </w:rPr>
         <w:drawing>
-          <wp:inline distT="0" distB="0" distL="0" distR="0" wp14:anchorId="79C54037" wp14:editId="420C1E59">
-            <wp:extent cx="5731510" cy="2209165"/>
-            <wp:effectExtent l="0" t="0" r="2540" b="635"/>
+          <wp:inline distT="0" distB="0" distL="0" distR="0" wp14:anchorId="79C54037" wp14:editId="21075A6B">
+            <wp:extent cx="4511615" cy="1738966"/>
+            <wp:effectExtent l="0" t="0" r="3810" b="0"/>
             <wp:docPr id="742097585" name="Picture 1"/>
             <wp:cNvGraphicFramePr>
               <a:graphicFrameLocks xmlns:a="http://schemas.openxmlformats.org/drawingml/2006/main" noChangeAspect="1"/>
@@ -2388,7 +2795,7 @@
                   <pic:spPr>
                     <a:xfrm>
                       <a:off x="0" y="0"/>
-                      <a:ext cx="5731510" cy="2209165"/>
+                      <a:ext cx="4543224" cy="1751149"/>
                     </a:xfrm>
                     <a:prstGeom prst="rect">
                       <a:avLst/>
@@ -2403,24 +2810,31 @@
     </w:p>
     <w:p>
       <w:pPr>
-        <w:jc w:val="both"/>
-      </w:pPr>
-      <w:r>
-        <w:lastRenderedPageBreak/>
-        <w:t>Java input functions needed to be pre-processed and placed into a suitable test harness allowing them to properly compile and execute using sample inputs</w:t>
-      </w:r>
-      <w:r>
-        <w:t xml:space="preserve">. </w:t>
-      </w:r>
-      <w:r>
-        <w:t>This test harness started as a static string into which only the submitted code was injected however this was very inflexible and completely unsuitable. Through careful examination and prototyping on paper, I identified the areas of the test harness that needed to be dynamic (see figure x).</w:t>
-      </w:r>
+        <w:jc w:val="center"/>
+      </w:pPr>
     </w:p>
     <w:p>
       <w:pPr>
+        <w:jc w:val="both"/>
+      </w:pPr>
+      <w:r>
+        <w:t>Java input functions needed to be pre-processed and placed into a suitable test harness allowing them to properly compile and execute using sample inputs</w:t>
+      </w:r>
+      <w:r>
+        <w:t xml:space="preserve">. </w:t>
+      </w:r>
+      <w:r>
+        <w:t>This test harness started as a static string into which only the submitted code was injected however this was very inflexible and completely unsuitable. Through careful examination and prototyping on paper, I identified the areas of the test harness that needed to be dynamic (see figure x).</w:t>
+      </w:r>
+    </w:p>
+    <w:p>
+      <w:pPr>
         <w:jc w:val="center"/>
       </w:pPr>
       <w:r>
+        <w:rPr>
+          <w:noProof/>
+        </w:rPr>
         <w:drawing>
           <wp:inline distT="0" distB="0" distL="0" distR="0" wp14:anchorId="783418F6" wp14:editId="15E371DB">
             <wp:extent cx="3631720" cy="2667917"/>
@@ -2552,7 +2966,11 @@
         <w:t xml:space="preserve"> split parameter lists on commas</w:t>
       </w:r>
       <w:r>
-        <w:t>. To solve this, I measured the level of nesting using a variable called depth. This variable would be incremented when it detected an open bracket and decremented on any closing brackets. This allowed me to only split parameters based on top level commas (see figure x). Solving these issues helped me improve my critical thinking, code reasoning and problem-solving skills.</w:t>
+        <w:t xml:space="preserve">. To solve this, I measured the level of nesting using </w:t>
+      </w:r>
+      <w:r>
+        <w:lastRenderedPageBreak/>
+        <w:t>a variable called depth. This variable would be incremented when it detected an open bracket and decremented on any closing brackets. This allowed me to only split parameters based on top level commas (see figure x). Solving these issues helped me improve my critical thinking, code reasoning and problem-solving skills.</w:t>
       </w:r>
     </w:p>
     <w:p>
@@ -2560,6 +2978,9 @@
         <w:jc w:val="center"/>
       </w:pPr>
       <w:r>
+        <w:rPr>
+          <w:noProof/>
+        </w:rPr>
         <w:drawing>
           <wp:inline distT="0" distB="0" distL="0" distR="0" wp14:anchorId="79C61C48" wp14:editId="3498A69A">
             <wp:extent cx="3140617" cy="2725948"/>
@@ -2610,7 +3031,6 @@
         </w:rPr>
       </w:pPr>
       <w:r>
-        <w:lastRenderedPageBreak/>
         <w:t xml:space="preserve">Once the code was prepared and inserted into the test </w:t>
       </w:r>
       <w:r>
@@ -2793,6 +3213,7 @@
       <w:r>
         <w:rPr>
           <w:rFonts w:cs="Courier New"/>
+          <w:noProof/>
         </w:rPr>
         <w:drawing>
           <wp:inline distT="0" distB="0" distL="0" distR="0" wp14:anchorId="0DF2339E" wp14:editId="1B24F2A5">
@@ -2833,6 +3254,9 @@
     </w:p>
     <w:p/>
     <w:p>
+      <w:pPr>
+        <w:jc w:val="both"/>
+      </w:pPr>
       <w:r>
         <w:t xml:space="preserve">The security and resource parameters needed to be set correctly on the </w:t>
       </w:r>
@@ -2880,7 +3304,11 @@
       </w:r>
       <w:proofErr w:type="spellEnd"/>
       <w:r>
-        <w:t xml:space="preserve"> had to be set to “none” to prevent connection to external networks. Resource limits were also set to prevent the system from hanging in the event of an infinite loop or DDOS attacks</w:t>
+        <w:t xml:space="preserve"> had to be set to “none” to prevent connection to external networks. Resource limits were also set to prevent the system from hanging in the event </w:t>
+      </w:r>
+      <w:r>
+        <w:lastRenderedPageBreak/>
+        <w:t>of an infinite loop or DDOS attacks</w:t>
       </w:r>
       <w:r>
         <w:t xml:space="preserve"> (see figure x)</w:t>
@@ -2930,6 +3358,9 @@
         <w:jc w:val="center"/>
       </w:pPr>
       <w:r>
+        <w:rPr>
+          <w:noProof/>
+        </w:rPr>
         <w:drawing>
           <wp:inline distT="0" distB="0" distL="0" distR="0" wp14:anchorId="65C90121" wp14:editId="62B1F671">
             <wp:extent cx="2605177" cy="1967595"/>
@@ -2973,41 +3404,3540 @@
       </w:pPr>
     </w:p>
     <w:p>
+      <w:pPr>
+        <w:jc w:val="both"/>
+      </w:pPr>
       <w:r>
         <w:t xml:space="preserve">After the previous steps were in place, starting and stopping the Docker container was easy. The next challenge would be handling the output from the Docker container after student code had been executed. </w:t>
       </w:r>
       <w:r>
         <w:t>Initially, I assumed that the output from the container would be returned as a simple string. However, this was not the case. Docker returns logs in a buffered format which includes additional metadata headers for each chunk of output. This meant that the raw output could not be used directly, as it contained extra bytes that would interfere with parsing and comparison.</w:t>
-      </w:r>
-    </w:p>
-    <w:p/>
-    <w:p/>
-    <w:p>
-      <w:pPr>
-        <w:rPr>
-          <w:color w:val="0E2841" w:themeColor="text2"/>
-          <w:sz w:val="18"/>
-          <w:szCs w:val="18"/>
-        </w:rPr>
-      </w:pPr>
-      <w:r>
-        <w:br w:type="page"/>
       </w:r>
     </w:p>
     <w:p>
       <w:pPr>
-        <w:pStyle w:val="Heading1"/>
-      </w:pPr>
-      <w:bookmarkStart w:id="10" w:name="_Toc226288855"/>
-      <w:r>
-        <w:lastRenderedPageBreak/>
-        <w:t>Learnings</w:t>
-      </w:r>
-      <w:bookmarkEnd w:id="10"/>
+        <w:jc w:val="both"/>
+      </w:pPr>
+      <w:r>
+        <w:t xml:space="preserve">To solve this, I implemented a function called </w:t>
+      </w:r>
+      <w:proofErr w:type="spellStart"/>
+      <w:r>
+        <w:rPr>
+          <w:rFonts w:ascii="Courier New" w:hAnsi="Courier New" w:cs="Courier New"/>
+        </w:rPr>
+        <w:t>stripDockerHeader</w:t>
+      </w:r>
+      <w:proofErr w:type="spellEnd"/>
+      <w:r>
+        <w:rPr>
+          <w:rFonts w:ascii="Courier New" w:hAnsi="Courier New" w:cs="Courier New"/>
+        </w:rPr>
+        <w:t>()</w:t>
+      </w:r>
+      <w:r>
+        <w:t xml:space="preserve"> </w:t>
+      </w:r>
+      <w:r>
+        <w:t xml:space="preserve">(see figure x) </w:t>
+      </w:r>
+      <w:r>
+        <w:t xml:space="preserve">which iterates through the buffer removing the header information from each chunk. </w:t>
+      </w:r>
+      <w:r>
+        <w:t>This leaves the original function output.</w:t>
+      </w:r>
+      <w:r>
+        <w:t xml:space="preserve"> </w:t>
+      </w:r>
+      <w:r>
+        <w:t xml:space="preserve">I learned how to do this through looking at the Docker Documentation and the Node.js documentation where I discovered the </w:t>
+      </w:r>
+      <w:r>
+        <w:rPr>
+          <w:rFonts w:ascii="Courier New" w:hAnsi="Courier New" w:cs="Courier New"/>
+        </w:rPr>
+        <w:t>readUInt32BE</w:t>
+      </w:r>
+      <w:r>
+        <w:rPr>
+          <w:rFonts w:ascii="Courier New" w:hAnsi="Courier New" w:cs="Courier New"/>
+        </w:rPr>
+        <w:t>()</w:t>
+      </w:r>
+      <w:r>
+        <w:t xml:space="preserve"> method. This method reads an unsigned, 32-bit</w:t>
+      </w:r>
+      <w:r>
+        <w:t>, big endian</w:t>
+      </w:r>
+      <w:r>
+        <w:t xml:space="preserve"> integer</w:t>
+      </w:r>
+      <w:r>
+        <w:t>,</w:t>
+      </w:r>
+      <w:r>
+        <w:t xml:space="preserve"> </w:t>
+      </w:r>
+      <w:r>
+        <w:t xml:space="preserve">after a specified offset from the buffer </w:t>
+      </w:r>
+      <w:sdt>
+        <w:sdtPr>
+          <w:id w:val="1345894895"/>
+          <w:citation/>
+        </w:sdtPr>
+        <w:sdtContent>
+          <w:r>
+            <w:fldChar w:fldCharType="begin"/>
+          </w:r>
+          <w:r>
+            <w:rPr>
+              <w:lang w:val="en-US"/>
+            </w:rPr>
+            <w:instrText xml:space="preserve"> CITATION nod26 \l 1033 </w:instrText>
+          </w:r>
+          <w:r>
+            <w:fldChar w:fldCharType="separate"/>
+          </w:r>
+          <w:r>
+            <w:rPr>
+              <w:noProof/>
+              <w:lang w:val="en-US"/>
+            </w:rPr>
+            <w:t>(node.js, 2026)</w:t>
+          </w:r>
+          <w:r>
+            <w:fldChar w:fldCharType="end"/>
+          </w:r>
+        </w:sdtContent>
+      </w:sdt>
+      <w:r>
+        <w:t>. This allowed me to deduce the start and end points of the payload in the buffer and thus extract it successfully. From my research I learned about big-endian and little-endian integers and how to work with buffers in TypeScript.</w:t>
+      </w:r>
     </w:p>
     <w:p>
       <w:pPr>
+        <w:jc w:val="center"/>
+      </w:pPr>
+      <w:r>
+        <w:drawing>
+          <wp:inline distT="0" distB="0" distL="0" distR="0" wp14:anchorId="1E552D51" wp14:editId="1018D215">
+            <wp:extent cx="4071668" cy="1878656"/>
+            <wp:effectExtent l="0" t="0" r="5080" b="7620"/>
+            <wp:docPr id="1357048375" name="Picture 1"/>
+            <wp:cNvGraphicFramePr>
+              <a:graphicFrameLocks xmlns:a="http://schemas.openxmlformats.org/drawingml/2006/main" noChangeAspect="1"/>
+            </wp:cNvGraphicFramePr>
+            <a:graphic xmlns:a="http://schemas.openxmlformats.org/drawingml/2006/main">
+              <a:graphicData uri="http://schemas.openxmlformats.org/drawingml/2006/picture">
+                <pic:pic xmlns:pic="http://schemas.openxmlformats.org/drawingml/2006/picture">
+                  <pic:nvPicPr>
+                    <pic:cNvPr id="1357048375" name=""/>
+                    <pic:cNvPicPr/>
+                  </pic:nvPicPr>
+                  <pic:blipFill>
+                    <a:blip r:embed="rId22"/>
+                    <a:stretch>
+                      <a:fillRect/>
+                    </a:stretch>
+                  </pic:blipFill>
+                  <pic:spPr>
+                    <a:xfrm>
+                      <a:off x="0" y="0"/>
+                      <a:ext cx="4071668" cy="1878656"/>
+                    </a:xfrm>
+                    <a:prstGeom prst="rect">
+                      <a:avLst/>
+                    </a:prstGeom>
+                  </pic:spPr>
+                </pic:pic>
+              </a:graphicData>
+            </a:graphic>
+          </wp:inline>
+        </w:drawing>
+      </w:r>
+    </w:p>
+    <w:p>
+      <w:pPr>
+        <w:jc w:val="center"/>
+      </w:pPr>
+    </w:p>
+    <w:p>
+      <w:pPr>
+        <w:jc w:val="both"/>
+      </w:pPr>
+      <w:r>
+        <w:t>Implementing secure code execution through Docker was one of the most technically challenging aspects of my final year project</w:t>
+      </w:r>
+      <w:r>
+        <w:t xml:space="preserve"> as it was completely new to me</w:t>
+      </w:r>
+      <w:r>
+        <w:t>. From persevering through the</w:t>
+      </w:r>
+      <w:r>
+        <w:t>se</w:t>
+      </w:r>
+      <w:r>
+        <w:t xml:space="preserve"> numerous challenges, I learned about containerisation</w:t>
+      </w:r>
+      <w:r>
+        <w:t xml:space="preserve">, </w:t>
+      </w:r>
+      <w:r>
+        <w:t>how Docker works</w:t>
+      </w:r>
+      <w:r>
+        <w:t>, the Docker in Docker (</w:t>
+      </w:r>
+      <w:proofErr w:type="spellStart"/>
+      <w:r>
+        <w:t>DinD</w:t>
+      </w:r>
+      <w:proofErr w:type="spellEnd"/>
+      <w:r>
+        <w:t>) and Docker Outside of Docker (</w:t>
+      </w:r>
+      <w:proofErr w:type="spellStart"/>
+      <w:r>
+        <w:t>DooD</w:t>
+      </w:r>
+      <w:proofErr w:type="spellEnd"/>
+      <w:r>
+        <w:t xml:space="preserve">) patterns, shell scripting, buffer </w:t>
+      </w:r>
+      <w:r>
+        <w:lastRenderedPageBreak/>
+        <w:t>manipulation, big and little endian,  and regular expression matching. I also exercised my code reasoning, and problem-solving skills. I am glad to have gained experience with Docker and shell scripting as these skills are highly transferrable and sought after in the software development industry.</w:t>
+      </w:r>
+      <w:r>
+        <w:t xml:space="preserve"> Later in development I furthered my Docker skills by containerising the platform itself. This was done to make it easier to run the platform locally in new machines and simplify the user manual.</w:t>
+      </w:r>
+    </w:p>
+    <w:p>
+      <w:pPr>
+        <w:pStyle w:val="Heading2"/>
+      </w:pPr>
+      <w:bookmarkStart w:id="12" w:name="_Toc226396648"/>
+      <w:r>
+        <w:t>Authentication</w:t>
+      </w:r>
+      <w:bookmarkEnd w:id="12"/>
+    </w:p>
+    <w:p>
+      <w:pPr>
+        <w:jc w:val="both"/>
+      </w:pPr>
+      <w:r>
+        <w:t>Another challenge I encountered mid-way through development was a</w:t>
+      </w:r>
+      <w:r>
+        <w:t xml:space="preserve"> JWT (JSON Web Token)</w:t>
+      </w:r>
+      <w:r>
+        <w:t xml:space="preserve"> expiry issue. When a user logs in to SETU Code Lab a session token is issued with an expiry time of three hours. During testing I noticed that after this three-hour mark requests would fail without notifying the user or logging them out. This was a major problem for the platform as a user may </w:t>
+      </w:r>
+      <w:r>
+        <w:t xml:space="preserve">often </w:t>
+      </w:r>
+      <w:r>
+        <w:t>take longer than three hours to complete a problem</w:t>
+      </w:r>
+      <w:r>
+        <w:t>. Also,</w:t>
+      </w:r>
+      <w:r>
+        <w:t xml:space="preserve"> when they try to submit their solution, the</w:t>
+      </w:r>
+      <w:r>
+        <w:t>ir</w:t>
+      </w:r>
+      <w:r>
+        <w:t xml:space="preserve"> request will fail silently, and their progress will be lost. At first, I thought maybe I could set the token expiry to </w:t>
+      </w:r>
+      <w:r>
+        <w:t>twenty-four</w:t>
+      </w:r>
+      <w:r>
+        <w:t xml:space="preserve"> </w:t>
+      </w:r>
+      <w:r>
+        <w:t>hours,</w:t>
+      </w:r>
+      <w:r>
+        <w:t xml:space="preserve"> but this is not a secure solution.</w:t>
+      </w:r>
+      <w:r>
+        <w:t xml:space="preserve"> Logging out users was also not an option as it would degrade the user experience. After researching what similar websites do</w:t>
+      </w:r>
+      <w:r>
+        <w:t>,</w:t>
+      </w:r>
+      <w:r>
+        <w:t xml:space="preserve"> a suitable solution was discovered.</w:t>
+      </w:r>
+    </w:p>
+    <w:p>
+      <w:pPr>
+        <w:jc w:val="both"/>
+      </w:pPr>
+      <w:r>
+        <w:t>I implement</w:t>
+      </w:r>
+      <w:r>
+        <w:t>ed</w:t>
+      </w:r>
+      <w:r>
+        <w:t xml:space="preserve"> a second refresh token with an expiry of seven days.</w:t>
+      </w:r>
+      <w:r>
+        <w:t xml:space="preserve"> When a user logs in, they receive a JWT token for authentication and a second JWT token for refreshing.</w:t>
+      </w:r>
+      <w:r>
+        <w:t xml:space="preserve"> The authentication token is validated on every request to ensure the user is allowed to make requests to protected endpoints on the web server. When this token expires after three hours, the refresh token is also validated. If </w:t>
+      </w:r>
+      <w:r>
+        <w:t>the refresh token is</w:t>
+      </w:r>
+      <w:r>
+        <w:t xml:space="preserve"> still valid the user receives a new authentication token</w:t>
+      </w:r>
+      <w:r>
+        <w:t xml:space="preserve"> (see figure x)</w:t>
+      </w:r>
+      <w:r>
+        <w:t>. This way there is no interruption to the user and the platform remains secure</w:t>
+      </w:r>
+      <w:r>
+        <w:t xml:space="preserve"> </w:t>
+      </w:r>
+      <w:sdt>
+        <w:sdtPr>
+          <w:id w:val="1146247906"/>
+          <w:citation/>
+        </w:sdtPr>
+        <w:sdtContent>
+          <w:r>
+            <w:fldChar w:fldCharType="begin"/>
+          </w:r>
+          <w:r>
+            <w:rPr>
+              <w:lang w:val="en-US"/>
+            </w:rPr>
+            <w:instrText xml:space="preserve"> CITATION Gee258 \l 1033 </w:instrText>
+          </w:r>
+          <w:r>
+            <w:fldChar w:fldCharType="separate"/>
+          </w:r>
+          <w:r>
+            <w:rPr>
+              <w:noProof/>
+              <w:lang w:val="en-US"/>
+            </w:rPr>
+            <w:t>(GeeksforGeeks, 2025)</w:t>
+          </w:r>
+          <w:r>
+            <w:fldChar w:fldCharType="end"/>
+          </w:r>
+        </w:sdtContent>
+      </w:sdt>
+      <w:r>
+        <w:t>.</w:t>
+      </w:r>
+      <w:r>
+        <w:t xml:space="preserve"> Note that these tokens are stored securely in HTTP-Only cookies to prevent the possibility of XSS (Cross-Site Scripting) attacks</w:t>
+      </w:r>
+      <w:r>
+        <w:t xml:space="preserve"> </w:t>
+      </w:r>
+      <w:sdt>
+        <w:sdtPr>
+          <w:id w:val="-1513597555"/>
+          <w:citation/>
+        </w:sdtPr>
+        <w:sdtContent>
+          <w:r>
+            <w:fldChar w:fldCharType="begin"/>
+          </w:r>
+          <w:r>
+            <w:rPr>
+              <w:lang w:val="en-US"/>
+            </w:rPr>
+            <w:instrText xml:space="preserve"> CITATION Cod253 \l 1033 </w:instrText>
+          </w:r>
+          <w:r>
+            <w:fldChar w:fldCharType="separate"/>
+          </w:r>
+          <w:r>
+            <w:rPr>
+              <w:noProof/>
+              <w:lang w:val="en-US"/>
+            </w:rPr>
+            <w:t>(CodeStudy, 2025)</w:t>
+          </w:r>
+          <w:r>
+            <w:fldChar w:fldCharType="end"/>
+          </w:r>
+        </w:sdtContent>
+      </w:sdt>
+      <w:r>
+        <w:t>.</w:t>
+      </w:r>
+    </w:p>
+    <w:p>
+      <w:pPr>
+        <w:jc w:val="center"/>
+      </w:pPr>
+      <w:r>
+        <w:drawing>
+          <wp:inline distT="0" distB="0" distL="0" distR="0" wp14:anchorId="64CD201F" wp14:editId="648531DB">
+            <wp:extent cx="5141343" cy="3070793"/>
+            <wp:effectExtent l="0" t="0" r="2540" b="0"/>
+            <wp:docPr id="3769504" name="Picture 1"/>
+            <wp:cNvGraphicFramePr>
+              <a:graphicFrameLocks xmlns:a="http://schemas.openxmlformats.org/drawingml/2006/main" noChangeAspect="1"/>
+            </wp:cNvGraphicFramePr>
+            <a:graphic xmlns:a="http://schemas.openxmlformats.org/drawingml/2006/main">
+              <a:graphicData uri="http://schemas.openxmlformats.org/drawingml/2006/picture">
+                <pic:pic xmlns:pic="http://schemas.openxmlformats.org/drawingml/2006/picture">
+                  <pic:nvPicPr>
+                    <pic:cNvPr id="3769504" name=""/>
+                    <pic:cNvPicPr/>
+                  </pic:nvPicPr>
+                  <pic:blipFill>
+                    <a:blip r:embed="rId23"/>
+                    <a:stretch>
+                      <a:fillRect/>
+                    </a:stretch>
+                  </pic:blipFill>
+                  <pic:spPr>
+                    <a:xfrm>
+                      <a:off x="0" y="0"/>
+                      <a:ext cx="5159181" cy="3081447"/>
+                    </a:xfrm>
+                    <a:prstGeom prst="rect">
+                      <a:avLst/>
+                    </a:prstGeom>
+                  </pic:spPr>
+                </pic:pic>
+              </a:graphicData>
+            </a:graphic>
+          </wp:inline>
+        </w:drawing>
+      </w:r>
+    </w:p>
+    <w:p>
+      <w:pPr>
+        <w:jc w:val="center"/>
+      </w:pPr>
+    </w:p>
+    <w:p>
+      <w:pPr>
+        <w:jc w:val="both"/>
+      </w:pPr>
+      <w:r>
+        <w:t xml:space="preserve">This </w:t>
+      </w:r>
+      <w:r>
+        <w:t xml:space="preserve">taught me how to </w:t>
+      </w:r>
+      <w:r>
+        <w:t>implement a secure,  industry-standard authentication  process, how to use JWT tokens correctly and how to balance security with the user’s experience.</w:t>
+      </w:r>
+    </w:p>
+    <w:p>
+      <w:pPr>
+        <w:pStyle w:val="Heading1"/>
+      </w:pPr>
+      <w:bookmarkStart w:id="13" w:name="_Toc226396649"/>
+      <w:r>
+        <w:lastRenderedPageBreak/>
+        <w:t>Reflection</w:t>
+      </w:r>
+      <w:bookmarkEnd w:id="13"/>
+      <w:r>
+        <w:br w:type="page"/>
+      </w:r>
+    </w:p>
+    <w:p>
+      <w:pPr>
+        <w:pStyle w:val="Heading1"/>
+      </w:pPr>
+      <w:bookmarkStart w:id="14" w:name="_Toc226396650"/>
+      <w:r>
+        <w:lastRenderedPageBreak/>
+        <w:t>Testing</w:t>
+      </w:r>
+      <w:bookmarkEnd w:id="14"/>
+    </w:p>
+    <w:p>
+      <w:pPr>
         <w:spacing w:line="278" w:lineRule="auto"/>
+        <w:jc w:val="both"/>
+      </w:pPr>
+      <w:r>
+        <w:t>To test SETU Code Lab’s success and reliability as a software product, User Acceptance Testing (UAT) was performed for each use case. These are black box tests which verify the functional requirements outlined in the Functional Specification</w:t>
+      </w:r>
+      <w:r>
+        <w:t xml:space="preserve"> from the user’s perspective</w:t>
+      </w:r>
+      <w:r>
+        <w:t>.</w:t>
+      </w:r>
+      <w:r>
+        <w:t xml:space="preserve"> As it was not possible to find a user with adequate spare time to perform User Acceptance Testing, this testing was </w:t>
+      </w:r>
+      <w:r>
+        <w:t>conducted</w:t>
+      </w:r>
+      <w:r>
+        <w:t xml:space="preserve"> by me from the perspective of the user.</w:t>
+      </w:r>
+      <w:r>
+        <w:t xml:space="preserve"> Separate tests were also carried out for non-functional requirements and some more targeted tests were used to ensure critical operations performed as expected. </w:t>
+      </w:r>
+    </w:p>
+    <w:p>
+      <w:pPr>
+        <w:spacing w:line="278" w:lineRule="auto"/>
+        <w:jc w:val="both"/>
+      </w:pPr>
+      <w:r>
+        <w:t xml:space="preserve">The table </w:t>
+      </w:r>
+      <w:r>
+        <w:t>on the following pages</w:t>
+      </w:r>
+      <w:r>
+        <w:t xml:space="preserve"> shows </w:t>
+      </w:r>
+      <w:r>
+        <w:t>the UAT tests that were performed. These tests map directly to the core and non-core functional requirements outlined in the Functional Specification.</w:t>
+      </w:r>
+      <w:r>
+        <w:t xml:space="preserve"> </w:t>
+      </w:r>
+      <w:r>
+        <w:t xml:space="preserve">In this table </w:t>
+      </w:r>
+      <w:r>
+        <w:rPr>
+          <w:b/>
+          <w:bCs/>
+          <w:i/>
+          <w:iCs/>
+        </w:rPr>
+        <w:t xml:space="preserve">TID </w:t>
+      </w:r>
+      <w:r>
+        <w:t>refers to the test</w:t>
+      </w:r>
+      <w:r>
+        <w:t xml:space="preserve"> case</w:t>
+      </w:r>
+      <w:r>
+        <w:t xml:space="preserve"> ID and </w:t>
+      </w:r>
+      <w:r>
+        <w:rPr>
+          <w:b/>
+          <w:bCs/>
+          <w:i/>
+          <w:iCs/>
+        </w:rPr>
+        <w:t xml:space="preserve">RID </w:t>
+      </w:r>
+      <w:r>
+        <w:t xml:space="preserve">refers to the requirement ID with </w:t>
+      </w:r>
+      <w:r>
+        <w:rPr>
+          <w:b/>
+          <w:bCs/>
+          <w:i/>
+          <w:iCs/>
+        </w:rPr>
+        <w:t>FR</w:t>
+      </w:r>
+      <w:r>
+        <w:t xml:space="preserve"> corresponding to Functional Requirements and </w:t>
+      </w:r>
+      <w:r>
+        <w:rPr>
+          <w:b/>
+          <w:bCs/>
+          <w:i/>
+          <w:iCs/>
+        </w:rPr>
+        <w:t>NFR</w:t>
+      </w:r>
+      <w:r>
+        <w:t xml:space="preserve"> corresponding to Non-Core Functional Requirements.</w:t>
+      </w:r>
+      <w:r>
+        <w:t xml:space="preserve"> From </w:t>
+      </w:r>
+      <w:r>
+        <w:t xml:space="preserve">test </w:t>
+      </w:r>
+      <w:r>
+        <w:t xml:space="preserve">case </w:t>
+      </w:r>
+      <w:r>
+        <w:t xml:space="preserve">TC11e </w:t>
+      </w:r>
+      <w:r>
+        <w:t>a defect was discovered where user streaks were not updating every time a user</w:t>
+      </w:r>
+      <w:r>
+        <w:t xml:space="preserve"> made a submission</w:t>
+      </w:r>
+      <w:r>
+        <w:t xml:space="preserve">. </w:t>
+      </w:r>
+      <w:r>
+        <w:t xml:space="preserve">A user’s current streak </w:t>
+      </w:r>
+      <w:r>
+        <w:t xml:space="preserve">would </w:t>
+      </w:r>
+      <w:r>
+        <w:t>only</w:t>
+      </w:r>
+      <w:r>
+        <w:t xml:space="preserve"> update</w:t>
+      </w:r>
+      <w:r>
+        <w:t xml:space="preserve"> when </w:t>
+      </w:r>
+      <w:r>
+        <w:t>they made a successful submission</w:t>
+      </w:r>
+      <w:r>
+        <w:t>.</w:t>
+      </w:r>
+      <w:r>
+        <w:t xml:space="preserve"> This defect has since been fixed, the test</w:t>
+      </w:r>
+      <w:r>
+        <w:t xml:space="preserve"> re-executed</w:t>
+      </w:r>
+      <w:r>
+        <w:t>, and the test case updated in the table.</w:t>
+      </w:r>
+    </w:p>
+    <w:p>
+      <w:pPr>
+        <w:spacing w:line="278" w:lineRule="auto"/>
+        <w:jc w:val="both"/>
+        <w:rPr>
+          <w:b/>
+          <w:bCs/>
+        </w:rPr>
+        <w:sectPr>
+          <w:footerReference w:type="default" r:id="rId24"/>
+          <w:pgSz w:w="11906" w:h="16838"/>
+          <w:pgMar w:top="1440" w:right="1440" w:bottom="1440" w:left="1440" w:header="708" w:footer="708" w:gutter="0"/>
+          <w:cols w:space="708"/>
+          <w:docGrid w:linePitch="360"/>
+        </w:sectPr>
+      </w:pPr>
+      <w:r>
+        <w:rPr>
+          <w:b/>
+          <w:bCs/>
+        </w:rPr>
+        <w:t xml:space="preserve"> </w:t>
+      </w:r>
+    </w:p>
+    <w:tbl>
+      <w:tblPr>
+        <w:tblStyle w:val="TableGrid"/>
+        <w:tblW w:w="15735" w:type="dxa"/>
+        <w:tblInd w:w="-856" w:type="dxa"/>
+        <w:tblLook w:val="04A0" w:firstRow="1" w:lastRow="0" w:firstColumn="1" w:lastColumn="0" w:noHBand="0" w:noVBand="1"/>
+      </w:tblPr>
+      <w:tblGrid>
+        <w:gridCol w:w="852"/>
+        <w:gridCol w:w="738"/>
+        <w:gridCol w:w="2800"/>
+        <w:gridCol w:w="3407"/>
+        <w:gridCol w:w="3686"/>
+        <w:gridCol w:w="3515"/>
+        <w:gridCol w:w="737"/>
+      </w:tblGrid>
+      <w:tr>
+        <w:trPr>
+          <w:trHeight w:val="300"/>
+        </w:trPr>
+        <w:tc>
+          <w:tcPr>
+            <w:tcW w:w="852" w:type="dxa"/>
+            <w:noWrap/>
+            <w:hideMark/>
+          </w:tcPr>
+          <w:p>
+            <w:pPr>
+              <w:spacing w:line="278" w:lineRule="auto"/>
+              <w:rPr>
+                <w:b/>
+                <w:bCs/>
+              </w:rPr>
+            </w:pPr>
+            <w:r>
+              <w:rPr>
+                <w:b/>
+                <w:bCs/>
+              </w:rPr>
+              <w:lastRenderedPageBreak/>
+              <w:t>TID</w:t>
+            </w:r>
+          </w:p>
+        </w:tc>
+        <w:tc>
+          <w:tcPr>
+            <w:tcW w:w="738" w:type="dxa"/>
+            <w:noWrap/>
+            <w:hideMark/>
+          </w:tcPr>
+          <w:p>
+            <w:pPr>
+              <w:spacing w:line="278" w:lineRule="auto"/>
+              <w:rPr>
+                <w:b/>
+                <w:bCs/>
+              </w:rPr>
+            </w:pPr>
+            <w:r>
+              <w:rPr>
+                <w:b/>
+                <w:bCs/>
+              </w:rPr>
+              <w:t>RID</w:t>
+            </w:r>
+          </w:p>
+        </w:tc>
+        <w:tc>
+          <w:tcPr>
+            <w:tcW w:w="2800" w:type="dxa"/>
+            <w:hideMark/>
+          </w:tcPr>
+          <w:p>
+            <w:pPr>
+              <w:spacing w:line="278" w:lineRule="auto"/>
+              <w:rPr>
+                <w:b/>
+                <w:bCs/>
+              </w:rPr>
+            </w:pPr>
+            <w:r>
+              <w:rPr>
+                <w:b/>
+                <w:bCs/>
+              </w:rPr>
+              <w:t>DESCRIPTION</w:t>
+            </w:r>
+          </w:p>
+        </w:tc>
+        <w:tc>
+          <w:tcPr>
+            <w:tcW w:w="3407" w:type="dxa"/>
+            <w:hideMark/>
+          </w:tcPr>
+          <w:p>
+            <w:pPr>
+              <w:spacing w:line="278" w:lineRule="auto"/>
+              <w:rPr>
+                <w:b/>
+                <w:bCs/>
+              </w:rPr>
+            </w:pPr>
+            <w:r>
+              <w:rPr>
+                <w:b/>
+                <w:bCs/>
+              </w:rPr>
+              <w:t>STEPS</w:t>
+            </w:r>
+          </w:p>
+        </w:tc>
+        <w:tc>
+          <w:tcPr>
+            <w:tcW w:w="3686" w:type="dxa"/>
+            <w:hideMark/>
+          </w:tcPr>
+          <w:p>
+            <w:pPr>
+              <w:spacing w:line="278" w:lineRule="auto"/>
+              <w:rPr>
+                <w:b/>
+                <w:bCs/>
+              </w:rPr>
+            </w:pPr>
+            <w:r>
+              <w:rPr>
+                <w:b/>
+                <w:bCs/>
+              </w:rPr>
+              <w:t>EXPECTED RESULT</w:t>
+            </w:r>
+          </w:p>
+        </w:tc>
+        <w:tc>
+          <w:tcPr>
+            <w:tcW w:w="3515" w:type="dxa"/>
+            <w:hideMark/>
+          </w:tcPr>
+          <w:p>
+            <w:pPr>
+              <w:spacing w:line="278" w:lineRule="auto"/>
+              <w:rPr>
+                <w:b/>
+                <w:bCs/>
+              </w:rPr>
+            </w:pPr>
+            <w:r>
+              <w:rPr>
+                <w:b/>
+                <w:bCs/>
+              </w:rPr>
+              <w:t>ACTUAL RESULT</w:t>
+            </w:r>
+          </w:p>
+        </w:tc>
+        <w:tc>
+          <w:tcPr>
+            <w:tcW w:w="737" w:type="dxa"/>
+            <w:noWrap/>
+            <w:hideMark/>
+          </w:tcPr>
+          <w:p>
+            <w:pPr>
+              <w:spacing w:line="278" w:lineRule="auto"/>
+              <w:rPr>
+                <w:b/>
+                <w:bCs/>
+              </w:rPr>
+            </w:pPr>
+            <w:r>
+              <w:rPr>
+                <w:b/>
+                <w:bCs/>
+              </w:rPr>
+              <w:t>P/F</w:t>
+            </w:r>
+          </w:p>
+        </w:tc>
+      </w:tr>
+      <w:tr>
+        <w:trPr>
+          <w:trHeight w:val="585"/>
+        </w:trPr>
+        <w:tc>
+          <w:tcPr>
+            <w:tcW w:w="852" w:type="dxa"/>
+            <w:noWrap/>
+            <w:hideMark/>
+          </w:tcPr>
+          <w:p>
+            <w:pPr>
+              <w:spacing w:line="278" w:lineRule="auto"/>
+            </w:pPr>
+            <w:r>
+              <w:t>TC01</w:t>
+            </w:r>
+          </w:p>
+        </w:tc>
+        <w:tc>
+          <w:tcPr>
+            <w:tcW w:w="738" w:type="dxa"/>
+            <w:noWrap/>
+            <w:hideMark/>
+          </w:tcPr>
+          <w:p>
+            <w:pPr>
+              <w:spacing w:line="278" w:lineRule="auto"/>
+            </w:pPr>
+            <w:r>
+              <w:t>FR1</w:t>
+            </w:r>
+          </w:p>
+        </w:tc>
+        <w:tc>
+          <w:tcPr>
+            <w:tcW w:w="2800" w:type="dxa"/>
+            <w:hideMark/>
+          </w:tcPr>
+          <w:p>
+            <w:pPr>
+              <w:spacing w:line="278" w:lineRule="auto"/>
+            </w:pPr>
+            <w:r>
+              <w:t>The system shall allow students to browse a list of coding problems</w:t>
+            </w:r>
+          </w:p>
+        </w:tc>
+        <w:tc>
+          <w:tcPr>
+            <w:tcW w:w="3407" w:type="dxa"/>
+            <w:hideMark/>
+          </w:tcPr>
+          <w:p>
+            <w:pPr>
+              <w:spacing w:line="278" w:lineRule="auto"/>
+            </w:pPr>
+            <w:r>
+              <w:t xml:space="preserve">1. Log in as student </w:t>
+            </w:r>
+            <w:r>
+              <w:br/>
+              <w:t>2. Navigate to homepage</w:t>
+            </w:r>
+          </w:p>
+        </w:tc>
+        <w:tc>
+          <w:tcPr>
+            <w:tcW w:w="3686" w:type="dxa"/>
+            <w:hideMark/>
+          </w:tcPr>
+          <w:p>
+            <w:pPr>
+              <w:spacing w:line="278" w:lineRule="auto"/>
+            </w:pPr>
+            <w:r>
+              <w:t>List of problems visible with corresponding title, author and difficulty</w:t>
+            </w:r>
+          </w:p>
+        </w:tc>
+        <w:tc>
+          <w:tcPr>
+            <w:tcW w:w="3515" w:type="dxa"/>
+            <w:hideMark/>
+          </w:tcPr>
+          <w:p>
+            <w:pPr>
+              <w:spacing w:line="278" w:lineRule="auto"/>
+            </w:pPr>
+            <w:r>
+              <w:t>Problems visible as expected</w:t>
+            </w:r>
+          </w:p>
+        </w:tc>
+        <w:tc>
+          <w:tcPr>
+            <w:tcW w:w="737" w:type="dxa"/>
+            <w:noWrap/>
+            <w:hideMark/>
+          </w:tcPr>
+          <w:p>
+            <w:pPr>
+              <w:spacing w:line="278" w:lineRule="auto"/>
+              <w:rPr>
+                <w:b/>
+                <w:bCs/>
+              </w:rPr>
+            </w:pPr>
+            <w:r>
+              <w:rPr>
+                <w:b/>
+                <w:bCs/>
+              </w:rPr>
+              <w:t>PASS</w:t>
+            </w:r>
+          </w:p>
+        </w:tc>
+      </w:tr>
+      <w:tr>
+        <w:trPr>
+          <w:trHeight w:val="600"/>
+        </w:trPr>
+        <w:tc>
+          <w:tcPr>
+            <w:tcW w:w="852" w:type="dxa"/>
+            <w:noWrap/>
+            <w:hideMark/>
+          </w:tcPr>
+          <w:p>
+            <w:pPr>
+              <w:spacing w:line="278" w:lineRule="auto"/>
+            </w:pPr>
+            <w:r>
+              <w:t>TC02</w:t>
+            </w:r>
+          </w:p>
+        </w:tc>
+        <w:tc>
+          <w:tcPr>
+            <w:tcW w:w="738" w:type="dxa"/>
+            <w:noWrap/>
+            <w:hideMark/>
+          </w:tcPr>
+          <w:p>
+            <w:pPr>
+              <w:spacing w:line="278" w:lineRule="auto"/>
+            </w:pPr>
+            <w:r>
+              <w:t>FR2</w:t>
+            </w:r>
+          </w:p>
+        </w:tc>
+        <w:tc>
+          <w:tcPr>
+            <w:tcW w:w="2800" w:type="dxa"/>
+            <w:hideMark/>
+          </w:tcPr>
+          <w:p>
+            <w:pPr>
+              <w:spacing w:line="278" w:lineRule="auto"/>
+            </w:pPr>
+            <w:r>
+              <w:t>The system shall provide a built-in code editor for writing solutions</w:t>
+            </w:r>
+          </w:p>
+        </w:tc>
+        <w:tc>
+          <w:tcPr>
+            <w:tcW w:w="3407" w:type="dxa"/>
+            <w:hideMark/>
+          </w:tcPr>
+          <w:p>
+            <w:pPr>
+              <w:spacing w:line="278" w:lineRule="auto"/>
+            </w:pPr>
+            <w:r>
+              <w:t xml:space="preserve">1. Log in as student </w:t>
+            </w:r>
+            <w:r>
+              <w:br/>
+              <w:t>2. Select a problem</w:t>
+            </w:r>
+          </w:p>
+        </w:tc>
+        <w:tc>
+          <w:tcPr>
+            <w:tcW w:w="3686" w:type="dxa"/>
+            <w:hideMark/>
+          </w:tcPr>
+          <w:p>
+            <w:pPr>
+              <w:spacing w:line="278" w:lineRule="auto"/>
+            </w:pPr>
+            <w:r>
+              <w:t>Code editor is visible, displays placeholder code and is editable</w:t>
+            </w:r>
+          </w:p>
+        </w:tc>
+        <w:tc>
+          <w:tcPr>
+            <w:tcW w:w="3515" w:type="dxa"/>
+            <w:hideMark/>
+          </w:tcPr>
+          <w:p>
+            <w:pPr>
+              <w:spacing w:line="278" w:lineRule="auto"/>
+            </w:pPr>
+            <w:r>
+              <w:t>Code editor visible, placeholder code visible and editor is editable</w:t>
+            </w:r>
+          </w:p>
+        </w:tc>
+        <w:tc>
+          <w:tcPr>
+            <w:tcW w:w="737" w:type="dxa"/>
+            <w:noWrap/>
+            <w:hideMark/>
+          </w:tcPr>
+          <w:p>
+            <w:pPr>
+              <w:spacing w:line="278" w:lineRule="auto"/>
+              <w:rPr>
+                <w:b/>
+                <w:bCs/>
+              </w:rPr>
+            </w:pPr>
+            <w:r>
+              <w:rPr>
+                <w:b/>
+                <w:bCs/>
+              </w:rPr>
+              <w:t>PASS</w:t>
+            </w:r>
+          </w:p>
+        </w:tc>
+      </w:tr>
+      <w:tr>
+        <w:trPr>
+          <w:trHeight w:val="1200"/>
+        </w:trPr>
+        <w:tc>
+          <w:tcPr>
+            <w:tcW w:w="852" w:type="dxa"/>
+            <w:noWrap/>
+            <w:hideMark/>
+          </w:tcPr>
+          <w:p>
+            <w:pPr>
+              <w:spacing w:line="278" w:lineRule="auto"/>
+            </w:pPr>
+            <w:r>
+              <w:t>TC03a</w:t>
+            </w:r>
+          </w:p>
+        </w:tc>
+        <w:tc>
+          <w:tcPr>
+            <w:tcW w:w="738" w:type="dxa"/>
+            <w:noWrap/>
+            <w:hideMark/>
+          </w:tcPr>
+          <w:p>
+            <w:pPr>
+              <w:spacing w:line="278" w:lineRule="auto"/>
+            </w:pPr>
+            <w:r>
+              <w:t>FR3</w:t>
+            </w:r>
+          </w:p>
+        </w:tc>
+        <w:tc>
+          <w:tcPr>
+            <w:tcW w:w="2800" w:type="dxa"/>
+            <w:hideMark/>
+          </w:tcPr>
+          <w:p>
+            <w:pPr>
+              <w:spacing w:line="278" w:lineRule="auto"/>
+            </w:pPr>
+            <w:r>
+              <w:t>The system shall execute correct inputted code against predefined test cases</w:t>
+            </w:r>
+          </w:p>
+        </w:tc>
+        <w:tc>
+          <w:tcPr>
+            <w:tcW w:w="3407" w:type="dxa"/>
+            <w:hideMark/>
+          </w:tcPr>
+          <w:p>
+            <w:pPr>
+              <w:spacing w:line="278" w:lineRule="auto"/>
+            </w:pPr>
+            <w:r>
+              <w:t xml:space="preserve">1. Log in as student </w:t>
+            </w:r>
+            <w:r>
+              <w:br/>
+              <w:t xml:space="preserve">2. Select a problem </w:t>
+            </w:r>
+            <w:r>
+              <w:br/>
+              <w:t xml:space="preserve">3. Input a correct solution </w:t>
+            </w:r>
+            <w:r>
+              <w:br/>
+              <w:t>4. Click submit</w:t>
+            </w:r>
+          </w:p>
+        </w:tc>
+        <w:tc>
+          <w:tcPr>
+            <w:tcW w:w="3686" w:type="dxa"/>
+            <w:hideMark/>
+          </w:tcPr>
+          <w:p>
+            <w:pPr>
+              <w:spacing w:line="278" w:lineRule="auto"/>
+            </w:pPr>
+            <w:r>
+              <w:t xml:space="preserve">System executes code against all predefined test cases, results are displayed on the </w:t>
+            </w:r>
+            <w:r>
+              <w:t>screen,</w:t>
+            </w:r>
+            <w:r>
+              <w:t xml:space="preserve"> and a submission summary is displayed on the screen</w:t>
+            </w:r>
+          </w:p>
+        </w:tc>
+        <w:tc>
+          <w:tcPr>
+            <w:tcW w:w="3515" w:type="dxa"/>
+            <w:hideMark/>
+          </w:tcPr>
+          <w:p>
+            <w:pPr>
+              <w:spacing w:line="278" w:lineRule="auto"/>
+            </w:pPr>
+            <w:r>
+              <w:t xml:space="preserve">System executes code against all predefined test cases, results are displayed on the </w:t>
+            </w:r>
+            <w:r>
+              <w:t>screen,</w:t>
+            </w:r>
+            <w:r>
+              <w:t xml:space="preserve"> and a passing submission summary is displayed on the screen</w:t>
+            </w:r>
+          </w:p>
+        </w:tc>
+        <w:tc>
+          <w:tcPr>
+            <w:tcW w:w="737" w:type="dxa"/>
+            <w:noWrap/>
+            <w:hideMark/>
+          </w:tcPr>
+          <w:p>
+            <w:pPr>
+              <w:spacing w:line="278" w:lineRule="auto"/>
+              <w:rPr>
+                <w:b/>
+                <w:bCs/>
+              </w:rPr>
+            </w:pPr>
+            <w:r>
+              <w:rPr>
+                <w:b/>
+                <w:bCs/>
+              </w:rPr>
+              <w:t>PASS</w:t>
+            </w:r>
+          </w:p>
+        </w:tc>
+      </w:tr>
+      <w:tr>
+        <w:trPr>
+          <w:trHeight w:val="1200"/>
+        </w:trPr>
+        <w:tc>
+          <w:tcPr>
+            <w:tcW w:w="852" w:type="dxa"/>
+            <w:noWrap/>
+            <w:hideMark/>
+          </w:tcPr>
+          <w:p>
+            <w:pPr>
+              <w:spacing w:line="278" w:lineRule="auto"/>
+            </w:pPr>
+            <w:r>
+              <w:t>TC03b</w:t>
+            </w:r>
+          </w:p>
+        </w:tc>
+        <w:tc>
+          <w:tcPr>
+            <w:tcW w:w="738" w:type="dxa"/>
+            <w:noWrap/>
+            <w:hideMark/>
+          </w:tcPr>
+          <w:p>
+            <w:pPr>
+              <w:spacing w:line="278" w:lineRule="auto"/>
+            </w:pPr>
+            <w:r>
+              <w:t>FR3</w:t>
+            </w:r>
+          </w:p>
+        </w:tc>
+        <w:tc>
+          <w:tcPr>
+            <w:tcW w:w="2800" w:type="dxa"/>
+            <w:hideMark/>
+          </w:tcPr>
+          <w:p>
+            <w:pPr>
+              <w:spacing w:line="278" w:lineRule="auto"/>
+            </w:pPr>
+            <w:r>
+              <w:t>The system shall execute incorrect inputted code against predefined test cases, return errors and result in a failed submission</w:t>
+            </w:r>
+          </w:p>
+        </w:tc>
+        <w:tc>
+          <w:tcPr>
+            <w:tcW w:w="3407" w:type="dxa"/>
+            <w:hideMark/>
+          </w:tcPr>
+          <w:p>
+            <w:pPr>
+              <w:spacing w:line="278" w:lineRule="auto"/>
+            </w:pPr>
+            <w:r>
+              <w:t xml:space="preserve">1. Log in as student </w:t>
+            </w:r>
+            <w:r>
+              <w:br/>
+              <w:t xml:space="preserve">2. Select a problem </w:t>
+            </w:r>
+            <w:r>
+              <w:br/>
+              <w:t xml:space="preserve">3. Input an incorrect solution </w:t>
+            </w:r>
+            <w:r>
+              <w:br/>
+              <w:t>4. Click submit</w:t>
+            </w:r>
+          </w:p>
+        </w:tc>
+        <w:tc>
+          <w:tcPr>
+            <w:tcW w:w="3686" w:type="dxa"/>
+            <w:hideMark/>
+          </w:tcPr>
+          <w:p>
+            <w:pPr>
+              <w:spacing w:line="278" w:lineRule="auto"/>
+            </w:pPr>
+            <w:r>
+              <w:t xml:space="preserve">System executes code against all predefined test cases, errors are displayed on the </w:t>
+            </w:r>
+            <w:r>
+              <w:t>screen,</w:t>
+            </w:r>
+            <w:r>
+              <w:t xml:space="preserve"> and a submission summary is displayed on the screen</w:t>
+            </w:r>
+          </w:p>
+        </w:tc>
+        <w:tc>
+          <w:tcPr>
+            <w:tcW w:w="3515" w:type="dxa"/>
+            <w:hideMark/>
+          </w:tcPr>
+          <w:p>
+            <w:pPr>
+              <w:spacing w:line="278" w:lineRule="auto"/>
+            </w:pPr>
+            <w:r>
+              <w:t xml:space="preserve">System executes code against all predefined test cases, errors are displayed on the </w:t>
+            </w:r>
+            <w:r>
+              <w:t>screen,</w:t>
+            </w:r>
+            <w:r>
+              <w:t xml:space="preserve"> and a failed submission summary is displayed on the screen</w:t>
+            </w:r>
+          </w:p>
+        </w:tc>
+        <w:tc>
+          <w:tcPr>
+            <w:tcW w:w="737" w:type="dxa"/>
+            <w:noWrap/>
+            <w:hideMark/>
+          </w:tcPr>
+          <w:p>
+            <w:pPr>
+              <w:spacing w:line="278" w:lineRule="auto"/>
+              <w:rPr>
+                <w:b/>
+                <w:bCs/>
+              </w:rPr>
+            </w:pPr>
+            <w:r>
+              <w:rPr>
+                <w:b/>
+                <w:bCs/>
+              </w:rPr>
+              <w:t>PASS</w:t>
+            </w:r>
+          </w:p>
+        </w:tc>
+      </w:tr>
+      <w:tr>
+        <w:trPr>
+          <w:trHeight w:val="1200"/>
+        </w:trPr>
+        <w:tc>
+          <w:tcPr>
+            <w:tcW w:w="852" w:type="dxa"/>
+            <w:noWrap/>
+            <w:hideMark/>
+          </w:tcPr>
+          <w:p>
+            <w:pPr>
+              <w:spacing w:line="278" w:lineRule="auto"/>
+            </w:pPr>
+            <w:r>
+              <w:t>TC04a</w:t>
+            </w:r>
+          </w:p>
+        </w:tc>
+        <w:tc>
+          <w:tcPr>
+            <w:tcW w:w="738" w:type="dxa"/>
+            <w:noWrap/>
+            <w:hideMark/>
+          </w:tcPr>
+          <w:p>
+            <w:pPr>
+              <w:spacing w:line="278" w:lineRule="auto"/>
+            </w:pPr>
+            <w:r>
+              <w:t>FR4</w:t>
+            </w:r>
+          </w:p>
+        </w:tc>
+        <w:tc>
+          <w:tcPr>
+            <w:tcW w:w="2800" w:type="dxa"/>
+            <w:hideMark/>
+          </w:tcPr>
+          <w:p>
+            <w:pPr>
+              <w:spacing w:line="278" w:lineRule="auto"/>
+            </w:pPr>
+            <w:r>
+              <w:t>The system shall indicate if a student has passed a test case</w:t>
+            </w:r>
+          </w:p>
+        </w:tc>
+        <w:tc>
+          <w:tcPr>
+            <w:tcW w:w="3407" w:type="dxa"/>
+            <w:hideMark/>
+          </w:tcPr>
+          <w:p>
+            <w:pPr>
+              <w:spacing w:line="278" w:lineRule="auto"/>
+            </w:pPr>
+            <w:r>
+              <w:t xml:space="preserve">1. Log in as student </w:t>
+            </w:r>
+            <w:r>
+              <w:br/>
+              <w:t xml:space="preserve">2. Select a problem </w:t>
+            </w:r>
+            <w:r>
+              <w:br/>
+              <w:t xml:space="preserve">3. Input a correct solution </w:t>
+            </w:r>
+            <w:r>
+              <w:br/>
+              <w:t>4. Click run</w:t>
+            </w:r>
+          </w:p>
+        </w:tc>
+        <w:tc>
+          <w:tcPr>
+            <w:tcW w:w="3686" w:type="dxa"/>
+            <w:hideMark/>
+          </w:tcPr>
+          <w:p>
+            <w:pPr>
+              <w:spacing w:line="278" w:lineRule="auto"/>
+            </w:pPr>
+            <w:r>
+              <w:t>System shows the expected output and the actual output for each test case in the test case window and displays PASS</w:t>
+            </w:r>
+          </w:p>
+        </w:tc>
+        <w:tc>
+          <w:tcPr>
+            <w:tcW w:w="3515" w:type="dxa"/>
+            <w:hideMark/>
+          </w:tcPr>
+          <w:p>
+            <w:pPr>
+              <w:spacing w:line="278" w:lineRule="auto"/>
+            </w:pPr>
+            <w:r>
+              <w:t>System shows the expected output and the actual output for each test case in the test case window and displays PASS</w:t>
+            </w:r>
+          </w:p>
+        </w:tc>
+        <w:tc>
+          <w:tcPr>
+            <w:tcW w:w="737" w:type="dxa"/>
+            <w:noWrap/>
+            <w:hideMark/>
+          </w:tcPr>
+          <w:p>
+            <w:pPr>
+              <w:spacing w:line="278" w:lineRule="auto"/>
+              <w:rPr>
+                <w:b/>
+                <w:bCs/>
+              </w:rPr>
+            </w:pPr>
+            <w:r>
+              <w:rPr>
+                <w:b/>
+                <w:bCs/>
+              </w:rPr>
+              <w:t>PASS</w:t>
+            </w:r>
+          </w:p>
+        </w:tc>
+      </w:tr>
+      <w:tr>
+        <w:trPr>
+          <w:trHeight w:val="1200"/>
+        </w:trPr>
+        <w:tc>
+          <w:tcPr>
+            <w:tcW w:w="852" w:type="dxa"/>
+            <w:noWrap/>
+            <w:hideMark/>
+          </w:tcPr>
+          <w:p>
+            <w:pPr>
+              <w:spacing w:line="278" w:lineRule="auto"/>
+            </w:pPr>
+            <w:r>
+              <w:t>TC04b</w:t>
+            </w:r>
+          </w:p>
+        </w:tc>
+        <w:tc>
+          <w:tcPr>
+            <w:tcW w:w="738" w:type="dxa"/>
+            <w:noWrap/>
+            <w:hideMark/>
+          </w:tcPr>
+          <w:p>
+            <w:pPr>
+              <w:spacing w:line="278" w:lineRule="auto"/>
+            </w:pPr>
+            <w:r>
+              <w:t>FR4</w:t>
+            </w:r>
+          </w:p>
+        </w:tc>
+        <w:tc>
+          <w:tcPr>
+            <w:tcW w:w="2800" w:type="dxa"/>
+            <w:hideMark/>
+          </w:tcPr>
+          <w:p>
+            <w:pPr>
+              <w:spacing w:line="278" w:lineRule="auto"/>
+            </w:pPr>
+            <w:r>
+              <w:t>The system shall indicate if a student has failed a test case</w:t>
+            </w:r>
+          </w:p>
+        </w:tc>
+        <w:tc>
+          <w:tcPr>
+            <w:tcW w:w="3407" w:type="dxa"/>
+            <w:hideMark/>
+          </w:tcPr>
+          <w:p>
+            <w:pPr>
+              <w:spacing w:line="278" w:lineRule="auto"/>
+            </w:pPr>
+            <w:r>
+              <w:t xml:space="preserve">1. Log in as student </w:t>
+            </w:r>
+            <w:r>
+              <w:br/>
+              <w:t xml:space="preserve">2. Select a problem </w:t>
+            </w:r>
+            <w:r>
+              <w:br/>
+              <w:t xml:space="preserve">3. Input an incorrect solution </w:t>
+            </w:r>
+            <w:r>
+              <w:br/>
+              <w:t>4. Click run</w:t>
+            </w:r>
+          </w:p>
+        </w:tc>
+        <w:tc>
+          <w:tcPr>
+            <w:tcW w:w="3686" w:type="dxa"/>
+            <w:hideMark/>
+          </w:tcPr>
+          <w:p>
+            <w:pPr>
+              <w:spacing w:line="278" w:lineRule="auto"/>
+            </w:pPr>
+            <w:r>
+              <w:t>System shows the expected output and the actual output for each test case in the test case window and displays FAIL</w:t>
+            </w:r>
+          </w:p>
+        </w:tc>
+        <w:tc>
+          <w:tcPr>
+            <w:tcW w:w="3515" w:type="dxa"/>
+            <w:hideMark/>
+          </w:tcPr>
+          <w:p>
+            <w:pPr>
+              <w:spacing w:line="278" w:lineRule="auto"/>
+            </w:pPr>
+            <w:r>
+              <w:t>System shows the expected output and the actual output for each test case in the test case window and displays FAIL</w:t>
+            </w:r>
+          </w:p>
+        </w:tc>
+        <w:tc>
+          <w:tcPr>
+            <w:tcW w:w="737" w:type="dxa"/>
+            <w:noWrap/>
+            <w:hideMark/>
+          </w:tcPr>
+          <w:p>
+            <w:pPr>
+              <w:spacing w:line="278" w:lineRule="auto"/>
+              <w:rPr>
+                <w:b/>
+                <w:bCs/>
+              </w:rPr>
+            </w:pPr>
+            <w:r>
+              <w:rPr>
+                <w:b/>
+                <w:bCs/>
+              </w:rPr>
+              <w:t>PASS</w:t>
+            </w:r>
+          </w:p>
+        </w:tc>
+      </w:tr>
+      <w:tr>
+        <w:trPr>
+          <w:trHeight w:val="2100"/>
+        </w:trPr>
+        <w:tc>
+          <w:tcPr>
+            <w:tcW w:w="852" w:type="dxa"/>
+            <w:noWrap/>
+            <w:hideMark/>
+          </w:tcPr>
+          <w:p>
+            <w:pPr>
+              <w:spacing w:line="278" w:lineRule="auto"/>
+            </w:pPr>
+            <w:r>
+              <w:lastRenderedPageBreak/>
+              <w:t>TC05</w:t>
+            </w:r>
+          </w:p>
+        </w:tc>
+        <w:tc>
+          <w:tcPr>
+            <w:tcW w:w="738" w:type="dxa"/>
+            <w:noWrap/>
+            <w:hideMark/>
+          </w:tcPr>
+          <w:p>
+            <w:pPr>
+              <w:spacing w:line="278" w:lineRule="auto"/>
+            </w:pPr>
+            <w:r>
+              <w:t>FR5</w:t>
+            </w:r>
+          </w:p>
+        </w:tc>
+        <w:tc>
+          <w:tcPr>
+            <w:tcW w:w="2800" w:type="dxa"/>
+            <w:hideMark/>
+          </w:tcPr>
+          <w:p>
+            <w:pPr>
+              <w:spacing w:line="278" w:lineRule="auto"/>
+            </w:pPr>
+            <w:r>
+              <w:t>The system shall save student submissions to their profile</w:t>
+            </w:r>
+          </w:p>
+        </w:tc>
+        <w:tc>
+          <w:tcPr>
+            <w:tcW w:w="3407" w:type="dxa"/>
+            <w:hideMark/>
+          </w:tcPr>
+          <w:p>
+            <w:pPr>
+              <w:spacing w:line="278" w:lineRule="auto"/>
+            </w:pPr>
+            <w:r>
+              <w:t xml:space="preserve">1. Log in as student </w:t>
+            </w:r>
+            <w:r>
+              <w:br/>
+              <w:t xml:space="preserve">2. Select a problem </w:t>
+            </w:r>
+            <w:r>
+              <w:br/>
+              <w:t xml:space="preserve">3. Input a solution </w:t>
+            </w:r>
+            <w:r>
+              <w:br/>
+              <w:t>4. Click submit</w:t>
+            </w:r>
+            <w:r>
+              <w:br/>
+              <w:t>5. Click profile</w:t>
+            </w:r>
+            <w:r>
+              <w:br/>
+              <w:t>6. Click the submission under Submission History</w:t>
+            </w:r>
+          </w:p>
+        </w:tc>
+        <w:tc>
+          <w:tcPr>
+            <w:tcW w:w="3686" w:type="dxa"/>
+            <w:hideMark/>
+          </w:tcPr>
+          <w:p>
+            <w:pPr>
+              <w:spacing w:line="278" w:lineRule="auto"/>
+            </w:pPr>
+            <w:r>
+              <w:t>System displays the problem title, pass/fail, and the date and time at which the problem was submitted on the student's profile. System also additionally displays test case results, points breakdown and submitted solution on the submission record itself</w:t>
+            </w:r>
+          </w:p>
+        </w:tc>
+        <w:tc>
+          <w:tcPr>
+            <w:tcW w:w="3515" w:type="dxa"/>
+            <w:hideMark/>
+          </w:tcPr>
+          <w:p>
+            <w:pPr>
+              <w:spacing w:line="278" w:lineRule="auto"/>
+            </w:pPr>
+            <w:r>
+              <w:t>System displays the problem title, pass/fail, and the date and time at which the problem was submitted on the student's profile. System also additionally displays test case results, points breakdown and submitted solution on the submission record itself</w:t>
+            </w:r>
+          </w:p>
+        </w:tc>
+        <w:tc>
+          <w:tcPr>
+            <w:tcW w:w="737" w:type="dxa"/>
+            <w:noWrap/>
+            <w:hideMark/>
+          </w:tcPr>
+          <w:p>
+            <w:pPr>
+              <w:spacing w:line="278" w:lineRule="auto"/>
+              <w:rPr>
+                <w:b/>
+                <w:bCs/>
+              </w:rPr>
+            </w:pPr>
+            <w:r>
+              <w:rPr>
+                <w:b/>
+                <w:bCs/>
+              </w:rPr>
+              <w:t>PASS</w:t>
+            </w:r>
+          </w:p>
+        </w:tc>
+      </w:tr>
+      <w:tr>
+        <w:trPr>
+          <w:trHeight w:val="3660"/>
+        </w:trPr>
+        <w:tc>
+          <w:tcPr>
+            <w:tcW w:w="852" w:type="dxa"/>
+            <w:noWrap/>
+            <w:hideMark/>
+          </w:tcPr>
+          <w:p>
+            <w:pPr>
+              <w:spacing w:line="278" w:lineRule="auto"/>
+            </w:pPr>
+            <w:r>
+              <w:t>TC06</w:t>
+            </w:r>
+          </w:p>
+        </w:tc>
+        <w:tc>
+          <w:tcPr>
+            <w:tcW w:w="738" w:type="dxa"/>
+            <w:noWrap/>
+            <w:hideMark/>
+          </w:tcPr>
+          <w:p>
+            <w:pPr>
+              <w:spacing w:line="278" w:lineRule="auto"/>
+            </w:pPr>
+            <w:r>
+              <w:t>FR6</w:t>
+            </w:r>
+          </w:p>
+        </w:tc>
+        <w:tc>
+          <w:tcPr>
+            <w:tcW w:w="2800" w:type="dxa"/>
+            <w:hideMark/>
+          </w:tcPr>
+          <w:p>
+            <w:pPr>
+              <w:spacing w:line="278" w:lineRule="auto"/>
+            </w:pPr>
+            <w:r>
+              <w:t>The system shall allow lecturers to upload new problems and test cases</w:t>
+            </w:r>
+          </w:p>
+        </w:tc>
+        <w:tc>
+          <w:tcPr>
+            <w:tcW w:w="3407" w:type="dxa"/>
+            <w:hideMark/>
+          </w:tcPr>
+          <w:p>
+            <w:pPr>
+              <w:spacing w:line="278" w:lineRule="auto"/>
+            </w:pPr>
+            <w:r>
+              <w:t>1. Log in as lecturer</w:t>
+            </w:r>
+            <w:r>
+              <w:br/>
+              <w:t>2. Click lecturer menu &gt; manage problems &gt; create new problem</w:t>
+            </w:r>
+            <w:r>
+              <w:br/>
+              <w:t>3. Enter problem details in required format</w:t>
+            </w:r>
+            <w:r>
+              <w:br/>
+              <w:t>4. Add valid test cases</w:t>
+            </w:r>
+            <w:r>
+              <w:br/>
+              <w:t>5. Click save</w:t>
+            </w:r>
+            <w:r>
+              <w:br/>
+              <w:t>6. Click lecturer menu &gt; manage courses</w:t>
+            </w:r>
+            <w:r>
+              <w:br/>
+              <w:t>7. Click edit icon on global problems</w:t>
+            </w:r>
+            <w:r>
+              <w:br/>
+              <w:t>8. Add new problem to global problems</w:t>
+            </w:r>
+          </w:p>
+        </w:tc>
+        <w:tc>
+          <w:tcPr>
+            <w:tcW w:w="3686" w:type="dxa"/>
+            <w:hideMark/>
+          </w:tcPr>
+          <w:p>
+            <w:pPr>
+              <w:spacing w:line="278" w:lineRule="auto"/>
+            </w:pPr>
+            <w:r>
+              <w:t xml:space="preserve">System should display newly created problem on the homepage while the global problems course is selected. Upon clicking this problem, all problem details should be </w:t>
+            </w:r>
+            <w:r>
+              <w:t>visible,</w:t>
+            </w:r>
+            <w:r>
+              <w:t xml:space="preserve"> and the problem should be able to be completed.</w:t>
+            </w:r>
+          </w:p>
+        </w:tc>
+        <w:tc>
+          <w:tcPr>
+            <w:tcW w:w="3515" w:type="dxa"/>
+            <w:hideMark/>
+          </w:tcPr>
+          <w:p>
+            <w:pPr>
+              <w:spacing w:line="278" w:lineRule="auto"/>
+            </w:pPr>
+            <w:r>
+              <w:t xml:space="preserve">System displays newly created problem on the homepage while the global problems course is selected. Upon clicking this problem, all problem details are </w:t>
+            </w:r>
+            <w:r>
+              <w:t>visible,</w:t>
+            </w:r>
+            <w:r>
+              <w:t xml:space="preserve"> and the problem </w:t>
+            </w:r>
+            <w:r>
+              <w:t>can</w:t>
+            </w:r>
+            <w:r>
+              <w:t xml:space="preserve"> be completed.</w:t>
+            </w:r>
+          </w:p>
+        </w:tc>
+        <w:tc>
+          <w:tcPr>
+            <w:tcW w:w="737" w:type="dxa"/>
+            <w:noWrap/>
+            <w:hideMark/>
+          </w:tcPr>
+          <w:p>
+            <w:pPr>
+              <w:spacing w:line="278" w:lineRule="auto"/>
+              <w:rPr>
+                <w:b/>
+                <w:bCs/>
+              </w:rPr>
+            </w:pPr>
+            <w:r>
+              <w:rPr>
+                <w:b/>
+                <w:bCs/>
+              </w:rPr>
+              <w:t>PASS</w:t>
+            </w:r>
+          </w:p>
+        </w:tc>
+      </w:tr>
+      <w:tr>
+        <w:trPr>
+          <w:trHeight w:val="3645"/>
+        </w:trPr>
+        <w:tc>
+          <w:tcPr>
+            <w:tcW w:w="852" w:type="dxa"/>
+            <w:noWrap/>
+            <w:hideMark/>
+          </w:tcPr>
+          <w:p>
+            <w:pPr>
+              <w:spacing w:line="278" w:lineRule="auto"/>
+            </w:pPr>
+            <w:r>
+              <w:lastRenderedPageBreak/>
+              <w:t>TC07</w:t>
+            </w:r>
+          </w:p>
+        </w:tc>
+        <w:tc>
+          <w:tcPr>
+            <w:tcW w:w="738" w:type="dxa"/>
+            <w:noWrap/>
+            <w:hideMark/>
+          </w:tcPr>
+          <w:p>
+            <w:pPr>
+              <w:spacing w:line="278" w:lineRule="auto"/>
+            </w:pPr>
+            <w:r>
+              <w:t>FR7</w:t>
+            </w:r>
+          </w:p>
+        </w:tc>
+        <w:tc>
+          <w:tcPr>
+            <w:tcW w:w="2800" w:type="dxa"/>
+            <w:hideMark/>
+          </w:tcPr>
+          <w:p>
+            <w:pPr>
+              <w:spacing w:line="278" w:lineRule="auto"/>
+            </w:pPr>
+            <w:r>
+              <w:t>The system shall allow lecturers to create courses and assign problems to groups of students</w:t>
+            </w:r>
+          </w:p>
+        </w:tc>
+        <w:tc>
+          <w:tcPr>
+            <w:tcW w:w="3407" w:type="dxa"/>
+            <w:hideMark/>
+          </w:tcPr>
+          <w:p>
+            <w:pPr>
+              <w:spacing w:line="278" w:lineRule="auto"/>
+            </w:pPr>
+            <w:r>
+              <w:t>1. Log in as a lecturer</w:t>
+            </w:r>
+            <w:r>
+              <w:br/>
+              <w:t>2. Click lecturer menu &gt; manage courses</w:t>
+            </w:r>
+            <w:r>
+              <w:br/>
+              <w:t>3. Click create new course</w:t>
+            </w:r>
+            <w:r>
+              <w:br/>
+              <w:t>4. Fill in course details adding students and problems</w:t>
+            </w:r>
+            <w:r>
+              <w:br/>
+              <w:t>5. Click save</w:t>
+            </w:r>
+            <w:r>
+              <w:br/>
+              <w:t>6. Log out</w:t>
+            </w:r>
+            <w:r>
+              <w:br/>
+              <w:t>7. Log in as each student added to the course</w:t>
+            </w:r>
+            <w:r>
+              <w:br/>
+              <w:t>8. Click courses and select the course that was just created</w:t>
+            </w:r>
+          </w:p>
+        </w:tc>
+        <w:tc>
+          <w:tcPr>
+            <w:tcW w:w="3686" w:type="dxa"/>
+            <w:hideMark/>
+          </w:tcPr>
+          <w:p>
+            <w:pPr>
+              <w:spacing w:line="278" w:lineRule="auto"/>
+            </w:pPr>
+            <w:r>
+              <w:t>System should display the display the problems that were added to the new course by the lecturer account, for the student accounts that were added to the course</w:t>
+            </w:r>
+          </w:p>
+        </w:tc>
+        <w:tc>
+          <w:tcPr>
+            <w:tcW w:w="3515" w:type="dxa"/>
+            <w:hideMark/>
+          </w:tcPr>
+          <w:p>
+            <w:pPr>
+              <w:spacing w:line="278" w:lineRule="auto"/>
+            </w:pPr>
+            <w:r>
+              <w:t>System displays the problems that were added to the new course by the lecturer account, for the student accounts that were added to the course</w:t>
+            </w:r>
+          </w:p>
+        </w:tc>
+        <w:tc>
+          <w:tcPr>
+            <w:tcW w:w="737" w:type="dxa"/>
+            <w:noWrap/>
+            <w:hideMark/>
+          </w:tcPr>
+          <w:p>
+            <w:pPr>
+              <w:spacing w:line="278" w:lineRule="auto"/>
+              <w:rPr>
+                <w:b/>
+                <w:bCs/>
+              </w:rPr>
+            </w:pPr>
+            <w:r>
+              <w:rPr>
+                <w:b/>
+                <w:bCs/>
+              </w:rPr>
+              <w:t>PASS</w:t>
+            </w:r>
+          </w:p>
+        </w:tc>
+      </w:tr>
+      <w:tr>
+        <w:trPr>
+          <w:trHeight w:val="3345"/>
+        </w:trPr>
+        <w:tc>
+          <w:tcPr>
+            <w:tcW w:w="852" w:type="dxa"/>
+            <w:noWrap/>
+            <w:hideMark/>
+          </w:tcPr>
+          <w:p>
+            <w:pPr>
+              <w:spacing w:line="278" w:lineRule="auto"/>
+            </w:pPr>
+            <w:r>
+              <w:t>TC08a</w:t>
+            </w:r>
+          </w:p>
+        </w:tc>
+        <w:tc>
+          <w:tcPr>
+            <w:tcW w:w="738" w:type="dxa"/>
+            <w:noWrap/>
+            <w:hideMark/>
+          </w:tcPr>
+          <w:p>
+            <w:pPr>
+              <w:spacing w:line="278" w:lineRule="auto"/>
+            </w:pPr>
+            <w:r>
+              <w:t>FR8</w:t>
+            </w:r>
+          </w:p>
+        </w:tc>
+        <w:tc>
+          <w:tcPr>
+            <w:tcW w:w="2800" w:type="dxa"/>
+            <w:hideMark/>
+          </w:tcPr>
+          <w:p>
+            <w:pPr>
+              <w:spacing w:line="278" w:lineRule="auto"/>
+            </w:pPr>
+            <w:r>
+              <w:t>The system shall allow lecturers to see results and solutions from students which they have assigned problems to</w:t>
+            </w:r>
+          </w:p>
+        </w:tc>
+        <w:tc>
+          <w:tcPr>
+            <w:tcW w:w="3407" w:type="dxa"/>
+            <w:hideMark/>
+          </w:tcPr>
+          <w:p>
+            <w:pPr>
+              <w:spacing w:line="278" w:lineRule="auto"/>
+            </w:pPr>
+            <w:r>
+              <w:t>(prerequisite: problems have been submitted by student accounts enrolled in courses under test)</w:t>
+            </w:r>
+            <w:r>
+              <w:br/>
+              <w:t>1. Log in as a lecturer</w:t>
+            </w:r>
+            <w:r>
+              <w:br/>
+              <w:t>2. Click lecturer menu &gt; manage courses</w:t>
+            </w:r>
+            <w:r>
+              <w:br/>
+              <w:t xml:space="preserve">3. Click on a </w:t>
+            </w:r>
+            <w:proofErr w:type="gramStart"/>
+            <w:r>
+              <w:t>global problems</w:t>
+            </w:r>
+            <w:proofErr w:type="gramEnd"/>
+            <w:r>
+              <w:br/>
+              <w:t>4. Observe results</w:t>
+            </w:r>
+            <w:r>
+              <w:br/>
+              <w:t>5. Click on individual result</w:t>
+            </w:r>
+            <w:r>
+              <w:br/>
+              <w:t>6. Observe student results and solution for problem</w:t>
+            </w:r>
+          </w:p>
+        </w:tc>
+        <w:tc>
+          <w:tcPr>
+            <w:tcW w:w="3686" w:type="dxa"/>
+            <w:hideMark/>
+          </w:tcPr>
+          <w:p>
+            <w:pPr>
+              <w:spacing w:line="278" w:lineRule="auto"/>
+            </w:pPr>
+            <w:r>
+              <w:t xml:space="preserve">System should display a percentage result in a table format for every student enrolled in global problems and every problem. The system should also navigate to the individual student submission upon clicking its corresponding cell in the table. A grey dash should be visible for students that have not made any submissions yet for a particular problem after this course was created. </w:t>
+            </w:r>
+          </w:p>
+        </w:tc>
+        <w:tc>
+          <w:tcPr>
+            <w:tcW w:w="3515" w:type="dxa"/>
+            <w:hideMark/>
+          </w:tcPr>
+          <w:p>
+            <w:pPr>
+              <w:spacing w:line="278" w:lineRule="auto"/>
+            </w:pPr>
+            <w:r>
+              <w:t xml:space="preserve">System displays percentage results in a table format for every student enrolled in global problems and every problem. The system also navigates to the individual student submission upon clicking its corresponding cell in the table. A grey dash is visible for students that have not made any submissions yet for a particular problem after the course was created. </w:t>
+            </w:r>
+          </w:p>
+        </w:tc>
+        <w:tc>
+          <w:tcPr>
+            <w:tcW w:w="737" w:type="dxa"/>
+            <w:noWrap/>
+            <w:hideMark/>
+          </w:tcPr>
+          <w:p>
+            <w:pPr>
+              <w:spacing w:line="278" w:lineRule="auto"/>
+              <w:rPr>
+                <w:b/>
+                <w:bCs/>
+              </w:rPr>
+            </w:pPr>
+            <w:r>
+              <w:rPr>
+                <w:b/>
+                <w:bCs/>
+              </w:rPr>
+              <w:t>PASS</w:t>
+            </w:r>
+          </w:p>
+        </w:tc>
+      </w:tr>
+      <w:tr>
+        <w:trPr>
+          <w:trHeight w:val="3330"/>
+        </w:trPr>
+        <w:tc>
+          <w:tcPr>
+            <w:tcW w:w="852" w:type="dxa"/>
+            <w:noWrap/>
+            <w:hideMark/>
+          </w:tcPr>
+          <w:p>
+            <w:pPr>
+              <w:spacing w:line="278" w:lineRule="auto"/>
+            </w:pPr>
+            <w:r>
+              <w:lastRenderedPageBreak/>
+              <w:t>TC08b</w:t>
+            </w:r>
+          </w:p>
+        </w:tc>
+        <w:tc>
+          <w:tcPr>
+            <w:tcW w:w="738" w:type="dxa"/>
+            <w:noWrap/>
+            <w:hideMark/>
+          </w:tcPr>
+          <w:p>
+            <w:pPr>
+              <w:spacing w:line="278" w:lineRule="auto"/>
+            </w:pPr>
+            <w:r>
+              <w:t>FR8</w:t>
+            </w:r>
+          </w:p>
+        </w:tc>
+        <w:tc>
+          <w:tcPr>
+            <w:tcW w:w="2800" w:type="dxa"/>
+            <w:hideMark/>
+          </w:tcPr>
+          <w:p>
+            <w:pPr>
+              <w:spacing w:line="278" w:lineRule="auto"/>
+            </w:pPr>
+            <w:r>
+              <w:t>The system shall allow lecturers to download results for global problems and any course they have created</w:t>
+            </w:r>
+          </w:p>
+        </w:tc>
+        <w:tc>
+          <w:tcPr>
+            <w:tcW w:w="3407" w:type="dxa"/>
+            <w:hideMark/>
+          </w:tcPr>
+          <w:p>
+            <w:pPr>
+              <w:spacing w:line="278" w:lineRule="auto"/>
+            </w:pPr>
+            <w:r>
+              <w:t>(prerequisite: problems have been submitted by student accounts enrolled in courses under test)</w:t>
+            </w:r>
+            <w:r>
+              <w:br/>
+              <w:t>1. Log in as a lecturer</w:t>
+            </w:r>
+            <w:r>
+              <w:br/>
+              <w:t>2. Click lecturer menu &gt; manage courses</w:t>
+            </w:r>
+            <w:r>
+              <w:br/>
+              <w:t>3. Click on global problems or a course created by this lecturer account</w:t>
+            </w:r>
+            <w:r>
+              <w:br/>
+              <w:t>4. Click Download Results.csv</w:t>
+            </w:r>
+            <w:r>
+              <w:br/>
+              <w:t>5. Click on downloaded .csv file</w:t>
+            </w:r>
+          </w:p>
+        </w:tc>
+        <w:tc>
+          <w:tcPr>
+            <w:tcW w:w="3686" w:type="dxa"/>
+            <w:hideMark/>
+          </w:tcPr>
+          <w:p>
+            <w:pPr>
+              <w:spacing w:line="278" w:lineRule="auto"/>
+            </w:pPr>
+            <w:r>
+              <w:t>System should download a .CSV file entitled &lt;course-name&gt;_results.csv. This file should contain a table of all student results, totals across multiple problems and averages across multiple students.</w:t>
+            </w:r>
+          </w:p>
+        </w:tc>
+        <w:tc>
+          <w:tcPr>
+            <w:tcW w:w="3515" w:type="dxa"/>
+            <w:hideMark/>
+          </w:tcPr>
+          <w:p>
+            <w:pPr>
+              <w:spacing w:line="278" w:lineRule="auto"/>
+            </w:pPr>
+            <w:r>
+              <w:t>System downloads a .CSV file entitled &lt;course-name&gt;_results.csv. This file contains a table of all student results, totals across multiple problems and averages across multiple students.</w:t>
+            </w:r>
+          </w:p>
+        </w:tc>
+        <w:tc>
+          <w:tcPr>
+            <w:tcW w:w="737" w:type="dxa"/>
+            <w:noWrap/>
+            <w:hideMark/>
+          </w:tcPr>
+          <w:p>
+            <w:pPr>
+              <w:spacing w:line="278" w:lineRule="auto"/>
+              <w:rPr>
+                <w:b/>
+                <w:bCs/>
+              </w:rPr>
+            </w:pPr>
+            <w:r>
+              <w:rPr>
+                <w:b/>
+                <w:bCs/>
+              </w:rPr>
+              <w:t>PASS</w:t>
+            </w:r>
+          </w:p>
+        </w:tc>
+      </w:tr>
+      <w:tr>
+        <w:trPr>
+          <w:trHeight w:val="3030"/>
+        </w:trPr>
+        <w:tc>
+          <w:tcPr>
+            <w:tcW w:w="852" w:type="dxa"/>
+            <w:noWrap/>
+            <w:hideMark/>
+          </w:tcPr>
+          <w:p>
+            <w:pPr>
+              <w:spacing w:line="278" w:lineRule="auto"/>
+            </w:pPr>
+            <w:r>
+              <w:t>TC09a</w:t>
+            </w:r>
+          </w:p>
+        </w:tc>
+        <w:tc>
+          <w:tcPr>
+            <w:tcW w:w="738" w:type="dxa"/>
+            <w:noWrap/>
+            <w:hideMark/>
+          </w:tcPr>
+          <w:p>
+            <w:pPr>
+              <w:spacing w:line="278" w:lineRule="auto"/>
+            </w:pPr>
+            <w:r>
+              <w:t>NFR1</w:t>
+            </w:r>
+          </w:p>
+        </w:tc>
+        <w:tc>
+          <w:tcPr>
+            <w:tcW w:w="2800" w:type="dxa"/>
+            <w:hideMark/>
+          </w:tcPr>
+          <w:p>
+            <w:pPr>
+              <w:spacing w:line="278" w:lineRule="auto"/>
+            </w:pPr>
+            <w:r>
+              <w:t>The system should allow all users to search and filter for problems with a specific name</w:t>
+            </w:r>
+          </w:p>
+        </w:tc>
+        <w:tc>
+          <w:tcPr>
+            <w:tcW w:w="3407" w:type="dxa"/>
+            <w:hideMark/>
+          </w:tcPr>
+          <w:p>
+            <w:pPr>
+              <w:spacing w:line="278" w:lineRule="auto"/>
+            </w:pPr>
+            <w:r>
+              <w:t xml:space="preserve">(prerequisite: </w:t>
+            </w:r>
+            <w:r>
+              <w:t>several</w:t>
+            </w:r>
+            <w:r>
+              <w:t xml:space="preserve"> problems of different difficulty and name have been added to the global problems course)</w:t>
+            </w:r>
+            <w:r>
+              <w:br/>
+              <w:t>1. Log in as any user type</w:t>
+            </w:r>
+            <w:r>
+              <w:br/>
+              <w:t>2. Observe the displayed problems</w:t>
+            </w:r>
+            <w:r>
+              <w:br/>
+              <w:t>3. Enter a search query corresponding to one of the problem titles</w:t>
+            </w:r>
+            <w:r>
+              <w:br/>
+              <w:t>4. Observe result</w:t>
+            </w:r>
+            <w:r>
+              <w:br/>
+              <w:t>5. Repeat test for other user type</w:t>
+            </w:r>
+          </w:p>
+        </w:tc>
+        <w:tc>
+          <w:tcPr>
+            <w:tcW w:w="3686" w:type="dxa"/>
+            <w:hideMark/>
+          </w:tcPr>
+          <w:p>
+            <w:pPr>
+              <w:spacing w:line="278" w:lineRule="auto"/>
+            </w:pPr>
+            <w:r>
+              <w:t>The system should only show problems whose titles contain the search query. All other problems should be hidden.</w:t>
+            </w:r>
+          </w:p>
+        </w:tc>
+        <w:tc>
+          <w:tcPr>
+            <w:tcW w:w="3515" w:type="dxa"/>
+            <w:hideMark/>
+          </w:tcPr>
+          <w:p>
+            <w:pPr>
+              <w:spacing w:line="278" w:lineRule="auto"/>
+            </w:pPr>
+            <w:r>
+              <w:t>The system only shows problems whose titles contain the search query. All other problems are hidden.</w:t>
+            </w:r>
+          </w:p>
+        </w:tc>
+        <w:tc>
+          <w:tcPr>
+            <w:tcW w:w="737" w:type="dxa"/>
+            <w:noWrap/>
+            <w:hideMark/>
+          </w:tcPr>
+          <w:p>
+            <w:pPr>
+              <w:spacing w:line="278" w:lineRule="auto"/>
+              <w:rPr>
+                <w:b/>
+                <w:bCs/>
+              </w:rPr>
+            </w:pPr>
+            <w:r>
+              <w:rPr>
+                <w:b/>
+                <w:bCs/>
+              </w:rPr>
+              <w:t>PASS</w:t>
+            </w:r>
+          </w:p>
+        </w:tc>
+      </w:tr>
+      <w:tr>
+        <w:trPr>
+          <w:trHeight w:val="2700"/>
+        </w:trPr>
+        <w:tc>
+          <w:tcPr>
+            <w:tcW w:w="852" w:type="dxa"/>
+            <w:noWrap/>
+            <w:hideMark/>
+          </w:tcPr>
+          <w:p>
+            <w:pPr>
+              <w:spacing w:line="278" w:lineRule="auto"/>
+            </w:pPr>
+            <w:r>
+              <w:lastRenderedPageBreak/>
+              <w:t>TC09b</w:t>
+            </w:r>
+          </w:p>
+        </w:tc>
+        <w:tc>
+          <w:tcPr>
+            <w:tcW w:w="738" w:type="dxa"/>
+            <w:noWrap/>
+            <w:hideMark/>
+          </w:tcPr>
+          <w:p>
+            <w:pPr>
+              <w:spacing w:line="278" w:lineRule="auto"/>
+            </w:pPr>
+            <w:r>
+              <w:t>NFR1</w:t>
+            </w:r>
+          </w:p>
+        </w:tc>
+        <w:tc>
+          <w:tcPr>
+            <w:tcW w:w="2800" w:type="dxa"/>
+            <w:hideMark/>
+          </w:tcPr>
+          <w:p>
+            <w:pPr>
+              <w:spacing w:line="278" w:lineRule="auto"/>
+            </w:pPr>
+            <w:r>
+              <w:t>The system should allow all users to filter problems by difficulty</w:t>
+            </w:r>
+          </w:p>
+        </w:tc>
+        <w:tc>
+          <w:tcPr>
+            <w:tcW w:w="3407" w:type="dxa"/>
+            <w:hideMark/>
+          </w:tcPr>
+          <w:p>
+            <w:pPr>
+              <w:spacing w:line="278" w:lineRule="auto"/>
+            </w:pPr>
+            <w:r>
+              <w:t xml:space="preserve">(prerequisite: </w:t>
+            </w:r>
+            <w:r>
+              <w:t>several</w:t>
+            </w:r>
+            <w:r>
+              <w:t xml:space="preserve"> problems of different difficulty and name have been added to the global problems course)</w:t>
+            </w:r>
+            <w:r>
+              <w:br/>
+              <w:t>1. Log in as any user type</w:t>
+            </w:r>
+            <w:r>
+              <w:br/>
+              <w:t>2. Observe the displayed problems</w:t>
+            </w:r>
+            <w:r>
+              <w:br/>
+              <w:t>3. Select the Hard difficulty filter</w:t>
+            </w:r>
+            <w:r>
+              <w:br/>
+              <w:t>4. Observe result</w:t>
+            </w:r>
+            <w:r>
+              <w:br/>
+              <w:t>5. Repeat test for other user type</w:t>
+            </w:r>
+          </w:p>
+        </w:tc>
+        <w:tc>
+          <w:tcPr>
+            <w:tcW w:w="3686" w:type="dxa"/>
+            <w:hideMark/>
+          </w:tcPr>
+          <w:p>
+            <w:pPr>
+              <w:spacing w:line="278" w:lineRule="auto"/>
+            </w:pPr>
+            <w:r>
+              <w:t>The system should only display problems with a difficult rating of 4 or 5 stars.</w:t>
+            </w:r>
+          </w:p>
+        </w:tc>
+        <w:tc>
+          <w:tcPr>
+            <w:tcW w:w="3515" w:type="dxa"/>
+            <w:hideMark/>
+          </w:tcPr>
+          <w:p>
+            <w:pPr>
+              <w:spacing w:line="278" w:lineRule="auto"/>
+            </w:pPr>
+            <w:r>
+              <w:t>The system only displays problems with a difficult rating of 4 or 5 stars.</w:t>
+            </w:r>
+          </w:p>
+        </w:tc>
+        <w:tc>
+          <w:tcPr>
+            <w:tcW w:w="737" w:type="dxa"/>
+            <w:noWrap/>
+            <w:hideMark/>
+          </w:tcPr>
+          <w:p>
+            <w:pPr>
+              <w:spacing w:line="278" w:lineRule="auto"/>
+              <w:rPr>
+                <w:b/>
+                <w:bCs/>
+              </w:rPr>
+            </w:pPr>
+            <w:r>
+              <w:rPr>
+                <w:b/>
+                <w:bCs/>
+              </w:rPr>
+              <w:t>PASS</w:t>
+            </w:r>
+          </w:p>
+        </w:tc>
+      </w:tr>
+      <w:tr>
+        <w:trPr>
+          <w:trHeight w:val="2985"/>
+        </w:trPr>
+        <w:tc>
+          <w:tcPr>
+            <w:tcW w:w="852" w:type="dxa"/>
+            <w:noWrap/>
+            <w:hideMark/>
+          </w:tcPr>
+          <w:p>
+            <w:pPr>
+              <w:spacing w:line="278" w:lineRule="auto"/>
+            </w:pPr>
+            <w:r>
+              <w:t>TC10a</w:t>
+            </w:r>
+          </w:p>
+        </w:tc>
+        <w:tc>
+          <w:tcPr>
+            <w:tcW w:w="738" w:type="dxa"/>
+            <w:noWrap/>
+            <w:hideMark/>
+          </w:tcPr>
+          <w:p>
+            <w:pPr>
+              <w:spacing w:line="278" w:lineRule="auto"/>
+            </w:pPr>
+            <w:r>
+              <w:t>NFR2</w:t>
+            </w:r>
+          </w:p>
+        </w:tc>
+        <w:tc>
+          <w:tcPr>
+            <w:tcW w:w="2800" w:type="dxa"/>
+            <w:hideMark/>
+          </w:tcPr>
+          <w:p>
+            <w:pPr>
+              <w:spacing w:line="278" w:lineRule="auto"/>
+            </w:pPr>
+            <w:r>
+              <w:t>The system should provide a leaderboard ranking students on points earned</w:t>
+            </w:r>
+          </w:p>
+        </w:tc>
+        <w:tc>
+          <w:tcPr>
+            <w:tcW w:w="3407" w:type="dxa"/>
+            <w:hideMark/>
+          </w:tcPr>
+          <w:p>
+            <w:pPr>
+              <w:spacing w:line="278" w:lineRule="auto"/>
+            </w:pPr>
+            <w:r>
+              <w:t xml:space="preserve">(prerequisite: </w:t>
+            </w:r>
+            <w:r>
+              <w:t>several</w:t>
+            </w:r>
+            <w:r>
+              <w:t xml:space="preserve"> student accounts have completed problems on the global problems course and have different scores)</w:t>
+            </w:r>
+            <w:r>
+              <w:br/>
+              <w:t>1. Log in as a student</w:t>
+            </w:r>
+            <w:r>
+              <w:br/>
+              <w:t>2. Navigate to Leaderboard</w:t>
+            </w:r>
+            <w:r>
+              <w:br/>
+              <w:t>3. Ensure the global problems course is selected, all time is selected and score is selected</w:t>
+            </w:r>
+            <w:r>
+              <w:br/>
+              <w:t>4. Observe ranking of students</w:t>
+            </w:r>
+          </w:p>
+        </w:tc>
+        <w:tc>
+          <w:tcPr>
+            <w:tcW w:w="3686" w:type="dxa"/>
+            <w:hideMark/>
+          </w:tcPr>
+          <w:p>
+            <w:pPr>
+              <w:spacing w:line="278" w:lineRule="auto"/>
+            </w:pPr>
+            <w:r>
+              <w:t>The system should display a table ranking students enrolled in global problems by total score descending. The name, current streak and total score of each student should be displayed.</w:t>
+            </w:r>
+          </w:p>
+        </w:tc>
+        <w:tc>
+          <w:tcPr>
+            <w:tcW w:w="3515" w:type="dxa"/>
+            <w:hideMark/>
+          </w:tcPr>
+          <w:p>
+            <w:pPr>
+              <w:spacing w:line="278" w:lineRule="auto"/>
+            </w:pPr>
+            <w:r>
+              <w:t>The system displays a table ranking students enrolled in global problems by total score descending. The name, current streak and total score of each student is visible.</w:t>
+            </w:r>
+          </w:p>
+        </w:tc>
+        <w:tc>
+          <w:tcPr>
+            <w:tcW w:w="737" w:type="dxa"/>
+            <w:noWrap/>
+            <w:hideMark/>
+          </w:tcPr>
+          <w:p>
+            <w:pPr>
+              <w:spacing w:line="278" w:lineRule="auto"/>
+              <w:rPr>
+                <w:b/>
+                <w:bCs/>
+              </w:rPr>
+            </w:pPr>
+            <w:r>
+              <w:rPr>
+                <w:b/>
+                <w:bCs/>
+              </w:rPr>
+              <w:t>PASS</w:t>
+            </w:r>
+          </w:p>
+        </w:tc>
+      </w:tr>
+      <w:tr>
+        <w:trPr>
+          <w:trHeight w:val="3300"/>
+        </w:trPr>
+        <w:tc>
+          <w:tcPr>
+            <w:tcW w:w="852" w:type="dxa"/>
+            <w:noWrap/>
+            <w:hideMark/>
+          </w:tcPr>
+          <w:p>
+            <w:pPr>
+              <w:spacing w:line="278" w:lineRule="auto"/>
+            </w:pPr>
+            <w:r>
+              <w:lastRenderedPageBreak/>
+              <w:t>TC10b</w:t>
+            </w:r>
+          </w:p>
+        </w:tc>
+        <w:tc>
+          <w:tcPr>
+            <w:tcW w:w="738" w:type="dxa"/>
+            <w:noWrap/>
+            <w:hideMark/>
+          </w:tcPr>
+          <w:p>
+            <w:pPr>
+              <w:spacing w:line="278" w:lineRule="auto"/>
+            </w:pPr>
+            <w:r>
+              <w:t>NFR2</w:t>
+            </w:r>
+          </w:p>
+        </w:tc>
+        <w:tc>
+          <w:tcPr>
+            <w:tcW w:w="2800" w:type="dxa"/>
+            <w:hideMark/>
+          </w:tcPr>
+          <w:p>
+            <w:pPr>
+              <w:spacing w:line="278" w:lineRule="auto"/>
+            </w:pPr>
+            <w:r>
+              <w:t>The system should provide a leaderboard ranking students based on their current streak</w:t>
+            </w:r>
+          </w:p>
+        </w:tc>
+        <w:tc>
+          <w:tcPr>
+            <w:tcW w:w="3407" w:type="dxa"/>
+            <w:hideMark/>
+          </w:tcPr>
+          <w:p>
+            <w:pPr>
+              <w:spacing w:line="278" w:lineRule="auto"/>
+            </w:pPr>
+            <w:r>
+              <w:t xml:space="preserve">(prerequisite: </w:t>
+            </w:r>
+            <w:r>
+              <w:t>several</w:t>
+            </w:r>
+            <w:r>
+              <w:t xml:space="preserve"> student accounts have completed problems on the global problems course and have different scores)</w:t>
+            </w:r>
+            <w:r>
+              <w:br/>
+              <w:t>1. Log in as a student</w:t>
+            </w:r>
+            <w:r>
+              <w:br/>
+              <w:t>2. Navigate to Leaderboard</w:t>
+            </w:r>
+            <w:r>
+              <w:br/>
+              <w:t>3. Ensure the global problems course is selected, all time is selected and current streak is selected</w:t>
+            </w:r>
+            <w:r>
+              <w:br/>
+              <w:t>4. Observe ranking of students</w:t>
+            </w:r>
+          </w:p>
+        </w:tc>
+        <w:tc>
+          <w:tcPr>
+            <w:tcW w:w="3686" w:type="dxa"/>
+            <w:hideMark/>
+          </w:tcPr>
+          <w:p>
+            <w:pPr>
+              <w:spacing w:line="278" w:lineRule="auto"/>
+            </w:pPr>
+            <w:r>
+              <w:t>The system should display a table ranking students enrolled in global problems by current streak descending. The name, current streak and total score of each student should be displayed.</w:t>
+            </w:r>
+          </w:p>
+        </w:tc>
+        <w:tc>
+          <w:tcPr>
+            <w:tcW w:w="3515" w:type="dxa"/>
+            <w:hideMark/>
+          </w:tcPr>
+          <w:p>
+            <w:pPr>
+              <w:spacing w:line="278" w:lineRule="auto"/>
+            </w:pPr>
+            <w:r>
+              <w:t>The system displays a table ranking students enrolled in global problems by current streak descending. The name, current streak and total score of each student is visible.</w:t>
+            </w:r>
+          </w:p>
+        </w:tc>
+        <w:tc>
+          <w:tcPr>
+            <w:tcW w:w="737" w:type="dxa"/>
+            <w:noWrap/>
+            <w:hideMark/>
+          </w:tcPr>
+          <w:p>
+            <w:pPr>
+              <w:spacing w:line="278" w:lineRule="auto"/>
+              <w:rPr>
+                <w:b/>
+                <w:bCs/>
+              </w:rPr>
+            </w:pPr>
+            <w:r>
+              <w:rPr>
+                <w:b/>
+                <w:bCs/>
+              </w:rPr>
+              <w:t>PASS</w:t>
+            </w:r>
+          </w:p>
+        </w:tc>
+      </w:tr>
+      <w:tr>
+        <w:trPr>
+          <w:trHeight w:val="3045"/>
+        </w:trPr>
+        <w:tc>
+          <w:tcPr>
+            <w:tcW w:w="852" w:type="dxa"/>
+            <w:noWrap/>
+            <w:hideMark/>
+          </w:tcPr>
+          <w:p>
+            <w:pPr>
+              <w:spacing w:line="278" w:lineRule="auto"/>
+            </w:pPr>
+            <w:r>
+              <w:t>TC11a</w:t>
+            </w:r>
+          </w:p>
+        </w:tc>
+        <w:tc>
+          <w:tcPr>
+            <w:tcW w:w="738" w:type="dxa"/>
+            <w:noWrap/>
+            <w:hideMark/>
+          </w:tcPr>
+          <w:p>
+            <w:pPr>
+              <w:spacing w:line="278" w:lineRule="auto"/>
+            </w:pPr>
+            <w:r>
+              <w:t>NFR3</w:t>
+            </w:r>
+          </w:p>
+        </w:tc>
+        <w:tc>
+          <w:tcPr>
+            <w:tcW w:w="2800" w:type="dxa"/>
+            <w:hideMark/>
+          </w:tcPr>
+          <w:p>
+            <w:pPr>
+              <w:spacing w:line="278" w:lineRule="auto"/>
+            </w:pPr>
+            <w:r>
+              <w:t>The system should incorporate gamification elements such as daily log in streaks</w:t>
+            </w:r>
+          </w:p>
+        </w:tc>
+        <w:tc>
+          <w:tcPr>
+            <w:tcW w:w="3407" w:type="dxa"/>
+            <w:hideMark/>
+          </w:tcPr>
+          <w:p>
+            <w:pPr>
+              <w:spacing w:line="278" w:lineRule="auto"/>
+            </w:pPr>
+            <w:r>
+              <w:t>1. Create a new student account</w:t>
+            </w:r>
+            <w:r>
+              <w:br/>
+              <w:t>2. Select and complete a problem correctly</w:t>
+            </w:r>
+            <w:r>
+              <w:br/>
+              <w:t>3. Observe current streak of 1 on the profile page</w:t>
+            </w:r>
+            <w:r>
+              <w:br/>
+              <w:t>4. set last_solved_date in the users table to be -1 day for this user</w:t>
+            </w:r>
+            <w:r>
+              <w:br/>
+              <w:t>5. Complete another problem correctly</w:t>
+            </w:r>
+            <w:r>
+              <w:br/>
+              <w:t>6. Observe current streak increase to 2 on the profile page</w:t>
+            </w:r>
+          </w:p>
+        </w:tc>
+        <w:tc>
+          <w:tcPr>
+            <w:tcW w:w="3686" w:type="dxa"/>
+            <w:hideMark/>
+          </w:tcPr>
+          <w:p>
+            <w:pPr>
+              <w:spacing w:line="278" w:lineRule="auto"/>
+            </w:pPr>
+            <w:r>
+              <w:t>The system should increase the student's streak to 2. This should be visible on the student account's profile.</w:t>
+            </w:r>
+          </w:p>
+        </w:tc>
+        <w:tc>
+          <w:tcPr>
+            <w:tcW w:w="3515" w:type="dxa"/>
+            <w:hideMark/>
+          </w:tcPr>
+          <w:p>
+            <w:pPr>
+              <w:spacing w:line="278" w:lineRule="auto"/>
+            </w:pPr>
+            <w:r>
+              <w:t>The system increases the student's streak to 2. This is visible on the student account's profile.</w:t>
+            </w:r>
+          </w:p>
+        </w:tc>
+        <w:tc>
+          <w:tcPr>
+            <w:tcW w:w="737" w:type="dxa"/>
+            <w:noWrap/>
+            <w:hideMark/>
+          </w:tcPr>
+          <w:p>
+            <w:pPr>
+              <w:spacing w:line="278" w:lineRule="auto"/>
+              <w:rPr>
+                <w:b/>
+                <w:bCs/>
+              </w:rPr>
+            </w:pPr>
+            <w:r>
+              <w:rPr>
+                <w:b/>
+                <w:bCs/>
+              </w:rPr>
+              <w:t>PASS</w:t>
+            </w:r>
+          </w:p>
+        </w:tc>
+      </w:tr>
+      <w:tr>
+        <w:trPr>
+          <w:trHeight w:val="2400"/>
+        </w:trPr>
+        <w:tc>
+          <w:tcPr>
+            <w:tcW w:w="852" w:type="dxa"/>
+            <w:noWrap/>
+            <w:hideMark/>
+          </w:tcPr>
+          <w:p>
+            <w:pPr>
+              <w:spacing w:line="278" w:lineRule="auto"/>
+            </w:pPr>
+            <w:r>
+              <w:lastRenderedPageBreak/>
+              <w:t>TC11b</w:t>
+            </w:r>
+          </w:p>
+        </w:tc>
+        <w:tc>
+          <w:tcPr>
+            <w:tcW w:w="738" w:type="dxa"/>
+            <w:noWrap/>
+            <w:hideMark/>
+          </w:tcPr>
+          <w:p>
+            <w:pPr>
+              <w:spacing w:line="278" w:lineRule="auto"/>
+            </w:pPr>
+            <w:r>
+              <w:t>NFR3</w:t>
+            </w:r>
+          </w:p>
+        </w:tc>
+        <w:tc>
+          <w:tcPr>
+            <w:tcW w:w="2800" w:type="dxa"/>
+            <w:hideMark/>
+          </w:tcPr>
+          <w:p>
+            <w:pPr>
+              <w:spacing w:line="278" w:lineRule="auto"/>
+            </w:pPr>
+            <w:r>
+              <w:t>The system should award a badge when a student completes their first problem</w:t>
+            </w:r>
+          </w:p>
+        </w:tc>
+        <w:tc>
+          <w:tcPr>
+            <w:tcW w:w="3407" w:type="dxa"/>
+            <w:hideMark/>
+          </w:tcPr>
+          <w:p>
+            <w:pPr>
+              <w:spacing w:line="278" w:lineRule="auto"/>
+            </w:pPr>
+            <w:r>
+              <w:t>1. Create a new student account</w:t>
+            </w:r>
+            <w:r>
+              <w:br/>
+              <w:t>2. Select and complete one problem correctly</w:t>
+            </w:r>
+            <w:r>
+              <w:br/>
+              <w:t>3. Observe the "First Steps" badge in the submission alert</w:t>
+            </w:r>
+            <w:r>
+              <w:br/>
+              <w:t>4. Navigate to profile</w:t>
+            </w:r>
+            <w:r>
+              <w:br/>
+              <w:t>5. Observe the "First Steps" badge on the profile page</w:t>
+            </w:r>
+          </w:p>
+        </w:tc>
+        <w:tc>
+          <w:tcPr>
+            <w:tcW w:w="3686" w:type="dxa"/>
+            <w:hideMark/>
+          </w:tcPr>
+          <w:p>
+            <w:pPr>
+              <w:spacing w:line="278" w:lineRule="auto"/>
+            </w:pPr>
+            <w:r>
+              <w:t>The system should display the "First Steps" badge on the submission alert and on the student's profile.</w:t>
+            </w:r>
+          </w:p>
+        </w:tc>
+        <w:tc>
+          <w:tcPr>
+            <w:tcW w:w="3515" w:type="dxa"/>
+            <w:hideMark/>
+          </w:tcPr>
+          <w:p>
+            <w:pPr>
+              <w:spacing w:line="278" w:lineRule="auto"/>
+            </w:pPr>
+            <w:r>
+              <w:t>The system displays the "First Steps" badge on the submission alert and on the student's profile.</w:t>
+            </w:r>
+          </w:p>
+        </w:tc>
+        <w:tc>
+          <w:tcPr>
+            <w:tcW w:w="737" w:type="dxa"/>
+            <w:noWrap/>
+            <w:hideMark/>
+          </w:tcPr>
+          <w:p>
+            <w:pPr>
+              <w:spacing w:line="278" w:lineRule="auto"/>
+              <w:rPr>
+                <w:b/>
+                <w:bCs/>
+              </w:rPr>
+            </w:pPr>
+            <w:r>
+              <w:rPr>
+                <w:b/>
+                <w:bCs/>
+              </w:rPr>
+              <w:t>PASS</w:t>
+            </w:r>
+          </w:p>
+        </w:tc>
+      </w:tr>
+      <w:tr>
+        <w:trPr>
+          <w:trHeight w:val="2400"/>
+        </w:trPr>
+        <w:tc>
+          <w:tcPr>
+            <w:tcW w:w="852" w:type="dxa"/>
+            <w:noWrap/>
+            <w:hideMark/>
+          </w:tcPr>
+          <w:p>
+            <w:pPr>
+              <w:spacing w:line="278" w:lineRule="auto"/>
+            </w:pPr>
+            <w:r>
+              <w:t>TC11c</w:t>
+            </w:r>
+          </w:p>
+        </w:tc>
+        <w:tc>
+          <w:tcPr>
+            <w:tcW w:w="738" w:type="dxa"/>
+            <w:noWrap/>
+            <w:hideMark/>
+          </w:tcPr>
+          <w:p>
+            <w:pPr>
+              <w:spacing w:line="278" w:lineRule="auto"/>
+            </w:pPr>
+            <w:r>
+              <w:t>NFR3</w:t>
+            </w:r>
+          </w:p>
+        </w:tc>
+        <w:tc>
+          <w:tcPr>
+            <w:tcW w:w="2800" w:type="dxa"/>
+            <w:hideMark/>
+          </w:tcPr>
+          <w:p>
+            <w:pPr>
+              <w:spacing w:line="278" w:lineRule="auto"/>
+            </w:pPr>
+            <w:r>
+              <w:t xml:space="preserve">The system should award a badge when a student achieves a </w:t>
+            </w:r>
+            <w:r>
+              <w:t>3-day</w:t>
+            </w:r>
+            <w:r>
+              <w:t xml:space="preserve"> streak </w:t>
+            </w:r>
+          </w:p>
+        </w:tc>
+        <w:tc>
+          <w:tcPr>
+            <w:tcW w:w="3407" w:type="dxa"/>
+            <w:hideMark/>
+          </w:tcPr>
+          <w:p>
+            <w:pPr>
+              <w:spacing w:line="278" w:lineRule="auto"/>
+            </w:pPr>
+            <w:r>
+              <w:t xml:space="preserve">1. Create a new student account </w:t>
+            </w:r>
+            <w:r>
+              <w:br/>
+              <w:t xml:space="preserve">2. Achieve a </w:t>
+            </w:r>
+            <w:r>
+              <w:t>3-day</w:t>
+            </w:r>
+            <w:r>
+              <w:t xml:space="preserve"> streak</w:t>
+            </w:r>
+            <w:r>
+              <w:br/>
+              <w:t>3. Upon completing the third problem observe the "On Fire" badge in the submission alert</w:t>
+            </w:r>
+            <w:r>
+              <w:br/>
+              <w:t>4. Navigate to profile</w:t>
+            </w:r>
+            <w:r>
+              <w:br/>
+              <w:t>5. Observe the "On Fire" badge on the profile page</w:t>
+            </w:r>
+          </w:p>
+        </w:tc>
+        <w:tc>
+          <w:tcPr>
+            <w:tcW w:w="3686" w:type="dxa"/>
+            <w:hideMark/>
+          </w:tcPr>
+          <w:p>
+            <w:pPr>
+              <w:spacing w:line="278" w:lineRule="auto"/>
+            </w:pPr>
+            <w:r>
+              <w:t>The system should display the "On Fire" badge on the submission alert and on the student's profile.</w:t>
+            </w:r>
+          </w:p>
+        </w:tc>
+        <w:tc>
+          <w:tcPr>
+            <w:tcW w:w="3515" w:type="dxa"/>
+            <w:hideMark/>
+          </w:tcPr>
+          <w:p>
+            <w:pPr>
+              <w:spacing w:line="278" w:lineRule="auto"/>
+            </w:pPr>
+            <w:r>
+              <w:t>The system displays the "On Fire" badge on the submission alert and on the student's profile.</w:t>
+            </w:r>
+          </w:p>
+        </w:tc>
+        <w:tc>
+          <w:tcPr>
+            <w:tcW w:w="737" w:type="dxa"/>
+            <w:noWrap/>
+            <w:hideMark/>
+          </w:tcPr>
+          <w:p>
+            <w:pPr>
+              <w:spacing w:line="278" w:lineRule="auto"/>
+              <w:rPr>
+                <w:b/>
+                <w:bCs/>
+              </w:rPr>
+            </w:pPr>
+            <w:r>
+              <w:rPr>
+                <w:b/>
+                <w:bCs/>
+              </w:rPr>
+              <w:t>PASS</w:t>
+            </w:r>
+          </w:p>
+        </w:tc>
+      </w:tr>
+      <w:tr>
+        <w:trPr>
+          <w:trHeight w:val="2400"/>
+        </w:trPr>
+        <w:tc>
+          <w:tcPr>
+            <w:tcW w:w="852" w:type="dxa"/>
+            <w:noWrap/>
+            <w:hideMark/>
+          </w:tcPr>
+          <w:p>
+            <w:pPr>
+              <w:spacing w:line="278" w:lineRule="auto"/>
+            </w:pPr>
+            <w:r>
+              <w:t>TC11d</w:t>
+            </w:r>
+          </w:p>
+        </w:tc>
+        <w:tc>
+          <w:tcPr>
+            <w:tcW w:w="738" w:type="dxa"/>
+            <w:noWrap/>
+            <w:hideMark/>
+          </w:tcPr>
+          <w:p>
+            <w:pPr>
+              <w:spacing w:line="278" w:lineRule="auto"/>
+            </w:pPr>
+            <w:r>
+              <w:t>NFR3</w:t>
+            </w:r>
+          </w:p>
+        </w:tc>
+        <w:tc>
+          <w:tcPr>
+            <w:tcW w:w="2800" w:type="dxa"/>
+            <w:hideMark/>
+          </w:tcPr>
+          <w:p>
+            <w:pPr>
+              <w:spacing w:line="278" w:lineRule="auto"/>
+            </w:pPr>
+            <w:r>
+              <w:t>The system should award a badge when a student completes 5 problems</w:t>
+            </w:r>
+          </w:p>
+        </w:tc>
+        <w:tc>
+          <w:tcPr>
+            <w:tcW w:w="3407" w:type="dxa"/>
+            <w:hideMark/>
+          </w:tcPr>
+          <w:p>
+            <w:pPr>
+              <w:spacing w:line="278" w:lineRule="auto"/>
+            </w:pPr>
+            <w:r>
+              <w:t>1. Create a new student account</w:t>
+            </w:r>
+            <w:r>
+              <w:br/>
+              <w:t>2. Complete 5 problems correctly</w:t>
+            </w:r>
+            <w:r>
+              <w:br/>
+              <w:t>3. Upon completing the fifth problem observe the "Problem Solver" badge in the submission alert</w:t>
+            </w:r>
+            <w:r>
+              <w:br/>
+              <w:t>4. Navigate to profile</w:t>
+            </w:r>
+            <w:r>
+              <w:br/>
+              <w:t>5. Observe the "Problem Solver" badge on the profile page</w:t>
+            </w:r>
+          </w:p>
+        </w:tc>
+        <w:tc>
+          <w:tcPr>
+            <w:tcW w:w="3686" w:type="dxa"/>
+            <w:hideMark/>
+          </w:tcPr>
+          <w:p>
+            <w:pPr>
+              <w:spacing w:line="278" w:lineRule="auto"/>
+            </w:pPr>
+            <w:r>
+              <w:t>The system should display the "Problem Solver" badge on the submission alert and on the student's profile.</w:t>
+            </w:r>
+          </w:p>
+        </w:tc>
+        <w:tc>
+          <w:tcPr>
+            <w:tcW w:w="3515" w:type="dxa"/>
+            <w:hideMark/>
+          </w:tcPr>
+          <w:p>
+            <w:pPr>
+              <w:spacing w:line="278" w:lineRule="auto"/>
+            </w:pPr>
+            <w:r>
+              <w:t>The system displays the "Problem Solver" badge on the submission alert and on the student's profile.</w:t>
+            </w:r>
+          </w:p>
+        </w:tc>
+        <w:tc>
+          <w:tcPr>
+            <w:tcW w:w="737" w:type="dxa"/>
+            <w:noWrap/>
+            <w:hideMark/>
+          </w:tcPr>
+          <w:p>
+            <w:pPr>
+              <w:spacing w:line="278" w:lineRule="auto"/>
+              <w:rPr>
+                <w:b/>
+                <w:bCs/>
+              </w:rPr>
+            </w:pPr>
+            <w:r>
+              <w:rPr>
+                <w:b/>
+                <w:bCs/>
+              </w:rPr>
+              <w:t>PASS</w:t>
+            </w:r>
+          </w:p>
+        </w:tc>
+      </w:tr>
+      <w:tr>
+        <w:trPr>
+          <w:trHeight w:val="3000"/>
+        </w:trPr>
+        <w:tc>
+          <w:tcPr>
+            <w:tcW w:w="852" w:type="dxa"/>
+            <w:noWrap/>
+            <w:hideMark/>
+          </w:tcPr>
+          <w:p>
+            <w:pPr>
+              <w:spacing w:line="278" w:lineRule="auto"/>
+            </w:pPr>
+            <w:r>
+              <w:lastRenderedPageBreak/>
+              <w:t>TC11e</w:t>
+            </w:r>
+          </w:p>
+        </w:tc>
+        <w:tc>
+          <w:tcPr>
+            <w:tcW w:w="738" w:type="dxa"/>
+            <w:noWrap/>
+            <w:hideMark/>
+          </w:tcPr>
+          <w:p>
+            <w:pPr>
+              <w:spacing w:line="278" w:lineRule="auto"/>
+            </w:pPr>
+            <w:r>
+              <w:t>NFR3</w:t>
+            </w:r>
+          </w:p>
+        </w:tc>
+        <w:tc>
+          <w:tcPr>
+            <w:tcW w:w="2800" w:type="dxa"/>
+            <w:hideMark/>
+          </w:tcPr>
+          <w:p>
+            <w:pPr>
+              <w:spacing w:line="278" w:lineRule="auto"/>
+            </w:pPr>
+            <w:r>
+              <w:t>The system should reset current streak after any submission if the user did not complete a different problem on the previous day</w:t>
+            </w:r>
+          </w:p>
+        </w:tc>
+        <w:tc>
+          <w:tcPr>
+            <w:tcW w:w="3407" w:type="dxa"/>
+            <w:hideMark/>
+          </w:tcPr>
+          <w:p>
+            <w:pPr>
+              <w:spacing w:line="278" w:lineRule="auto"/>
+            </w:pPr>
+            <w:r>
+              <w:t>1. Log in as a student</w:t>
+            </w:r>
+            <w:r>
+              <w:br/>
+              <w:t>2. Successfully submit a new correct problem to increase current streak to one</w:t>
+            </w:r>
+            <w:r>
+              <w:br/>
+              <w:t>3. Set last_solved_date to 2 days in the past</w:t>
+            </w:r>
+            <w:r>
+              <w:br/>
+              <w:t>4. Successfully submit a new incorrect problem</w:t>
+            </w:r>
+            <w:r>
+              <w:br/>
+              <w:t>5. Observe the student account's current streak on the profile page</w:t>
+            </w:r>
+          </w:p>
+        </w:tc>
+        <w:tc>
+          <w:tcPr>
+            <w:tcW w:w="3686" w:type="dxa"/>
+            <w:hideMark/>
+          </w:tcPr>
+          <w:p>
+            <w:pPr>
+              <w:spacing w:line="278" w:lineRule="auto"/>
+            </w:pPr>
+            <w:r>
+              <w:t>The system should reset the student's current streak to 0, this should be visible on the student's profile.</w:t>
+            </w:r>
+          </w:p>
+        </w:tc>
+        <w:tc>
+          <w:tcPr>
+            <w:tcW w:w="3515" w:type="dxa"/>
+            <w:hideMark/>
+          </w:tcPr>
+          <w:p>
+            <w:pPr>
+              <w:spacing w:line="278" w:lineRule="auto"/>
+            </w:pPr>
+            <w:r>
+              <w:t>Student current streak is 0 on the profile page.</w:t>
+            </w:r>
+          </w:p>
+        </w:tc>
+        <w:tc>
+          <w:tcPr>
+            <w:tcW w:w="737" w:type="dxa"/>
+            <w:noWrap/>
+            <w:hideMark/>
+          </w:tcPr>
+          <w:p>
+            <w:pPr>
+              <w:spacing w:line="278" w:lineRule="auto"/>
+              <w:rPr>
+                <w:b/>
+                <w:bCs/>
+              </w:rPr>
+            </w:pPr>
+            <w:r>
+              <w:rPr>
+                <w:b/>
+                <w:bCs/>
+              </w:rPr>
+              <w:t>PASS</w:t>
+            </w:r>
+          </w:p>
+        </w:tc>
+      </w:tr>
+    </w:tbl>
+    <w:p>
+      <w:pPr>
+        <w:spacing w:line="278" w:lineRule="auto"/>
+        <w:jc w:val="both"/>
         <w:rPr>
           <w:rFonts w:asciiTheme="majorHAnsi" w:eastAsiaTheme="majorEastAsia" w:hAnsiTheme="majorHAnsi" w:cstheme="majorBidi"/>
           <w:color w:val="0F4761" w:themeColor="accent1" w:themeShade="BF"/>
@@ -3022,82 +6952,48 @@
     <w:p>
       <w:pPr>
         <w:pStyle w:val="Heading1"/>
-      </w:pPr>
-      <w:bookmarkStart w:id="11" w:name="_Toc226288856"/>
-      <w:r>
-        <w:lastRenderedPageBreak/>
-        <w:t>Reflection</w:t>
-      </w:r>
-      <w:bookmarkEnd w:id="11"/>
-      <w:r>
-        <w:t xml:space="preserve"> Summary</w:t>
-      </w:r>
-      <w:r>
-        <w:br w:type="page"/>
-      </w:r>
+        <w:sectPr>
+          <w:pgSz w:w="16838" w:h="11906" w:orient="landscape"/>
+          <w:pgMar w:top="1440" w:right="1440" w:bottom="1440" w:left="1440" w:header="708" w:footer="708" w:gutter="0"/>
+          <w:cols w:space="708"/>
+          <w:docGrid w:linePitch="360"/>
+        </w:sectPr>
+      </w:pPr>
     </w:p>
     <w:p>
       <w:pPr>
         <w:pStyle w:val="Heading1"/>
       </w:pPr>
-      <w:bookmarkStart w:id="12" w:name="_Toc226288857"/>
+      <w:bookmarkStart w:id="15" w:name="_Toc226396651"/>
       <w:r>
         <w:lastRenderedPageBreak/>
-        <w:t>Testing</w:t>
-      </w:r>
-      <w:bookmarkEnd w:id="12"/>
+        <w:t>Conclusion</w:t>
+      </w:r>
+      <w:bookmarkEnd w:id="15"/>
     </w:p>
     <w:p>
       <w:pPr>
         <w:spacing w:line="278" w:lineRule="auto"/>
-        <w:jc w:val="both"/>
-        <w:rPr>
-          <w:rFonts w:asciiTheme="majorHAnsi" w:eastAsiaTheme="majorEastAsia" w:hAnsiTheme="majorHAnsi" w:cstheme="majorBidi"/>
-          <w:color w:val="0F4761" w:themeColor="accent1" w:themeShade="BF"/>
-          <w:sz w:val="40"/>
-          <w:szCs w:val="40"/>
-        </w:rPr>
       </w:pPr>
       <w:r>
         <w:br w:type="page"/>
       </w:r>
     </w:p>
-    <w:p>
-      <w:pPr>
-        <w:pStyle w:val="Heading1"/>
-      </w:pPr>
-      <w:bookmarkStart w:id="13" w:name="_Toc226288858"/>
-      <w:r>
-        <w:lastRenderedPageBreak/>
-        <w:t>Conclusion</w:t>
-      </w:r>
-      <w:bookmarkEnd w:id="13"/>
-    </w:p>
-    <w:p>
-      <w:pPr>
-        <w:spacing w:line="278" w:lineRule="auto"/>
-      </w:pPr>
-      <w:r>
-        <w:br w:type="page"/>
-      </w:r>
-    </w:p>
-    <w:bookmarkStart w:id="14" w:name="_Toc226288859" w:displacedByCustomXml="next"/>
+    <w:bookmarkStart w:id="16" w:name="_Toc226396652" w:displacedByCustomXml="next"/>
     <w:sdt>
       <w:sdtPr>
+        <w:rPr>
+          <w:rFonts w:asciiTheme="minorHAnsi" w:eastAsiaTheme="minorHAnsi" w:hAnsiTheme="minorHAnsi" w:cstheme="minorBidi"/>
+          <w:color w:val="auto"/>
+          <w:sz w:val="22"/>
+          <w:szCs w:val="22"/>
+        </w:rPr>
         <w:id w:val="-374387188"/>
         <w:docPartObj>
           <w:docPartGallery w:val="Bibliographies"/>
           <w:docPartUnique/>
         </w:docPartObj>
       </w:sdtPr>
-      <w:sdtEndPr>
-        <w:rPr>
-          <w:rFonts w:asciiTheme="minorHAnsi" w:eastAsiaTheme="minorHAnsi" w:hAnsiTheme="minorHAnsi" w:cstheme="minorBidi"/>
-          <w:color w:val="auto"/>
-          <w:sz w:val="22"/>
-          <w:szCs w:val="22"/>
-        </w:rPr>
-      </w:sdtEndPr>
       <w:sdtContent>
         <w:p>
           <w:pPr>
@@ -3106,7 +7002,7 @@
           <w:r>
             <w:t>Bibliography</w:t>
           </w:r>
-          <w:bookmarkEnd w:id="14"/>
+          <w:bookmarkEnd w:id="16"/>
         </w:p>
         <w:sdt>
           <w:sdtPr>
@@ -3134,6 +7030,202 @@
               <w:r>
                 <w:fldChar w:fldCharType="separate"/>
               </w:r>
+              <w:r>
+                <w:rPr>
+                  <w:noProof/>
+                </w:rPr>
+                <w:t xml:space="preserve">CodeStudy, 2025. </w:t>
+              </w:r>
+              <w:r>
+                <w:rPr>
+                  <w:i/>
+                  <w:iCs/>
+                  <w:noProof/>
+                </w:rPr>
+                <w:t xml:space="preserve">Where to Store Refresh Tokens in a SPA? Secure Client-Side Storage Best Practices. </w:t>
+              </w:r>
+              <w:r>
+                <w:rPr>
+                  <w:noProof/>
+                </w:rPr>
+                <w:t xml:space="preserve">[Online] </w:t>
+              </w:r>
+              <w:r>
+                <w:rPr>
+                  <w:noProof/>
+                </w:rPr>
+                <w:br/>
+                <w:t xml:space="preserve">Available at: </w:t>
+              </w:r>
+              <w:r>
+                <w:rPr>
+                  <w:noProof/>
+                  <w:u w:val="single"/>
+                </w:rPr>
+                <w:t>https://www.codestudy.net/blog/where-to-store-the-refresh-token-on-the-client/</w:t>
+              </w:r>
+              <w:r>
+                <w:rPr>
+                  <w:noProof/>
+                </w:rPr>
+                <w:br/>
+                <w:t>[Accessed 6 April 2026].</w:t>
+              </w:r>
+            </w:p>
+            <w:p>
+              <w:pPr>
+                <w:pStyle w:val="Bibliography"/>
+                <w:rPr>
+                  <w:noProof/>
+                </w:rPr>
+              </w:pPr>
+              <w:r>
+                <w:rPr>
+                  <w:noProof/>
+                </w:rPr>
+                <w:t xml:space="preserve">Dias, P., 2026. </w:t>
+              </w:r>
+              <w:r>
+                <w:rPr>
+                  <w:i/>
+                  <w:iCs/>
+                  <w:noProof/>
+                </w:rPr>
+                <w:t xml:space="preserve">NPM - dockerode. </w:t>
+              </w:r>
+              <w:r>
+                <w:rPr>
+                  <w:noProof/>
+                </w:rPr>
+                <w:t xml:space="preserve">[Online] </w:t>
+              </w:r>
+              <w:r>
+                <w:rPr>
+                  <w:noProof/>
+                </w:rPr>
+                <w:br/>
+                <w:t xml:space="preserve">Available at: </w:t>
+              </w:r>
+              <w:r>
+                <w:rPr>
+                  <w:noProof/>
+                  <w:u w:val="single"/>
+                </w:rPr>
+                <w:t>https://www.npmjs.com/package/dockerode</w:t>
+              </w:r>
+              <w:r>
+                <w:rPr>
+                  <w:noProof/>
+                </w:rPr>
+                <w:br/>
+                <w:t>[Accessed 05 April 2026].</w:t>
+              </w:r>
+            </w:p>
+            <w:p>
+              <w:pPr>
+                <w:pStyle w:val="Bibliography"/>
+                <w:rPr>
+                  <w:noProof/>
+                </w:rPr>
+              </w:pPr>
+              <w:r>
+                <w:rPr>
+                  <w:noProof/>
+                </w:rPr>
+                <w:t xml:space="preserve">Docker, 2025. </w:t>
+              </w:r>
+              <w:r>
+                <w:rPr>
+                  <w:i/>
+                  <w:iCs/>
+                  <w:noProof/>
+                </w:rPr>
+                <w:t xml:space="preserve">Docker Engine API. </w:t>
+              </w:r>
+              <w:r>
+                <w:rPr>
+                  <w:noProof/>
+                </w:rPr>
+                <w:t xml:space="preserve">[Online] </w:t>
+              </w:r>
+              <w:r>
+                <w:rPr>
+                  <w:noProof/>
+                </w:rPr>
+                <w:br/>
+                <w:t xml:space="preserve">Available at: </w:t>
+              </w:r>
+              <w:r>
+                <w:rPr>
+                  <w:noProof/>
+                  <w:u w:val="single"/>
+                </w:rPr>
+                <w:t>https://docs.docker.com/reference/api/engine/version/v1.52/</w:t>
+              </w:r>
+              <w:r>
+                <w:rPr>
+                  <w:noProof/>
+                </w:rPr>
+                <w:br/>
+                <w:t>[Accessed 5 April 2026].</w:t>
+              </w:r>
+            </w:p>
+            <w:p>
+              <w:pPr>
+                <w:pStyle w:val="Bibliography"/>
+                <w:rPr>
+                  <w:noProof/>
+                </w:rPr>
+              </w:pPr>
+              <w:r>
+                <w:rPr>
+                  <w:noProof/>
+                </w:rPr>
+                <w:t xml:space="preserve">GeeksforGeeks, 2025. </w:t>
+              </w:r>
+              <w:r>
+                <w:rPr>
+                  <w:i/>
+                  <w:iCs/>
+                  <w:noProof/>
+                </w:rPr>
+                <w:t xml:space="preserve">JWT Authentication With Refresh Tokens. </w:t>
+              </w:r>
+              <w:r>
+                <w:rPr>
+                  <w:noProof/>
+                </w:rPr>
+                <w:t xml:space="preserve">[Online] </w:t>
+              </w:r>
+              <w:r>
+                <w:rPr>
+                  <w:noProof/>
+                </w:rPr>
+                <w:br/>
+                <w:t xml:space="preserve">Available at: </w:t>
+              </w:r>
+              <w:r>
+                <w:rPr>
+                  <w:noProof/>
+                  <w:u w:val="single"/>
+                </w:rPr>
+                <w:t>https://www.geeksforgeeks.org/node-js/jwt-authentication-with-refresh-tokens/</w:t>
+              </w:r>
+              <w:r>
+                <w:rPr>
+                  <w:noProof/>
+                </w:rPr>
+                <w:br/>
+                <w:t>[Accessed 6 April 2026].</w:t>
+              </w:r>
+            </w:p>
+            <w:p>
+              <w:pPr>
+                <w:pStyle w:val="Bibliography"/>
+                <w:rPr>
+                  <w:noProof/>
+                </w:rPr>
+              </w:pPr>
               <w:r>
                 <w:rPr>
                   <w:noProof/>
@@ -3177,6 +7269,104 @@
               </w:r>
             </w:p>
             <w:p>
+              <w:pPr>
+                <w:pStyle w:val="Bibliography"/>
+                <w:rPr>
+                  <w:noProof/>
+                </w:rPr>
+              </w:pPr>
+              <w:r>
+                <w:rPr>
+                  <w:noProof/>
+                </w:rPr>
+                <w:t xml:space="preserve">NestyBox, 2019. </w:t>
+              </w:r>
+              <w:r>
+                <w:rPr>
+                  <w:i/>
+                  <w:iCs/>
+                  <w:noProof/>
+                </w:rPr>
+                <w:t xml:space="preserve">Secure Docker-in-Docker with System Containers. </w:t>
+              </w:r>
+              <w:r>
+                <w:rPr>
+                  <w:noProof/>
+                </w:rPr>
+                <w:t xml:space="preserve">[Online] </w:t>
+              </w:r>
+              <w:r>
+                <w:rPr>
+                  <w:noProof/>
+                </w:rPr>
+                <w:br/>
+                <w:t xml:space="preserve">Available at: </w:t>
+              </w:r>
+              <w:r>
+                <w:rPr>
+                  <w:noProof/>
+                  <w:u w:val="single"/>
+                </w:rPr>
+                <w:t>https://blog.nestybox.com/2019/09/14/dind.html</w:t>
+              </w:r>
+              <w:r>
+                <w:rPr>
+                  <w:noProof/>
+                </w:rPr>
+                <w:br/>
+                <w:t>[Accessed 06 April 2026].</w:t>
+              </w:r>
+            </w:p>
+            <w:p>
+              <w:pPr>
+                <w:pStyle w:val="Bibliography"/>
+                <w:rPr>
+                  <w:noProof/>
+                </w:rPr>
+              </w:pPr>
+              <w:r>
+                <w:rPr>
+                  <w:noProof/>
+                </w:rPr>
+                <w:t xml:space="preserve">node.js, 2026. </w:t>
+              </w:r>
+              <w:r>
+                <w:rPr>
+                  <w:i/>
+                  <w:iCs/>
+                  <w:noProof/>
+                </w:rPr>
+                <w:t xml:space="preserve">Node.js API. </w:t>
+              </w:r>
+              <w:r>
+                <w:rPr>
+                  <w:noProof/>
+                </w:rPr>
+                <w:t xml:space="preserve">[Online] </w:t>
+              </w:r>
+              <w:r>
+                <w:rPr>
+                  <w:noProof/>
+                </w:rPr>
+                <w:br/>
+                <w:t xml:space="preserve">Available at: </w:t>
+              </w:r>
+              <w:r>
+                <w:rPr>
+                  <w:noProof/>
+                  <w:u w:val="single"/>
+                </w:rPr>
+                <w:t>https://nodejs.org/api/buffer.html#bufreadint32beoffset</w:t>
+              </w:r>
+              <w:r>
+                <w:rPr>
+                  <w:noProof/>
+                </w:rPr>
+                <w:br/>
+                <w:t>[Accessed 06 April 2026].</w:t>
+              </w:r>
+            </w:p>
+            <w:p>
               <w:r>
                 <w:rPr>
                   <w:b/>
@@ -3192,7 +7382,6 @@
     </w:sdt>
     <w:p/>
     <w:sectPr>
-      <w:footerReference w:type="default" r:id="rId22"/>
       <w:pgSz w:w="11906" w:h="16838"/>
       <w:pgMar w:top="1440" w:right="1440" w:bottom="1440" w:left="1440" w:header="708" w:footer="708" w:gutter="0"/>
       <w:cols w:space="708"/>
@@ -4632,6 +8821,25 @@
       <w:ind w:left="220"/>
     </w:pPr>
   </w:style>
+  <w:style w:type="table" w:styleId="TableGrid">
+    <w:name w:val="Table Grid"/>
+    <w:basedOn w:val="TableNormal"/>
+    <w:uiPriority w:val="39"/>
+    <w:rsid w:val="001D75CE"/>
+    <w:pPr>
+      <w:spacing w:after="0" w:line="240" w:lineRule="auto"/>
+    </w:pPr>
+    <w:tblPr>
+      <w:tblBorders>
+        <w:top w:val="single" w:sz="4" w:space="0" w:color="auto"/>
+        <w:left w:val="single" w:sz="4" w:space="0" w:color="auto"/>
+        <w:bottom w:val="single" w:sz="4" w:space="0" w:color="auto"/>
+        <w:right w:val="single" w:sz="4" w:space="0" w:color="auto"/>
+        <w:insideH w:val="single" w:sz="4" w:space="0" w:color="auto"/>
+        <w:insideV w:val="single" w:sz="4" w:space="0" w:color="auto"/>
+      </w:tblBorders>
+    </w:tblPr>
+  </w:style>
 </w:styles>
 </file>
 
@@ -4969,17 +9177,35 @@
     <b:MonthAccessed>April</b:MonthAccessed>
     <b:DayAccessed>5</b:DayAccessed>
     <b:URL>https://docs.docker.com/reference/api/engine/version/v1.52/</b:URL>
-    <b:RefOrder>3</b:RefOrder>
+    <b:RefOrder>4</b:RefOrder>
+  </b:Source>
+  <b:Source>
+    <b:Tag>nod26</b:Tag>
+    <b:SourceType>InternetSite</b:SourceType>
+    <b:Guid>{41AF604E-7DE1-4709-B6F1-14797BB1345D}</b:Guid>
+    <b:Author>
+      <b:Author>
+        <b:Corporate>node.js</b:Corporate>
+      </b:Author>
+    </b:Author>
+    <b:Title>Node.js API</b:Title>
+    <b:Year>2026</b:Year>
+    <b:YearAccessed>2026</b:YearAccessed>
+    <b:MonthAccessed>April</b:MonthAccessed>
+    <b:DayAccessed>06</b:DayAccessed>
+    <b:URL>https://nodejs.org/api/buffer.html#bufreadint32beoffset</b:URL>
+    <b:RefOrder>5</b:RefOrder>
   </b:Source>
   <b:Source>
     <b:Tag>apo26</b:Tag>
     <b:SourceType>InternetSite</b:SourceType>
-    <b:Guid>{2688BF84-59BF-43B4-9D87-E1519C43A806}</b:Guid>
+    <b:Guid>{B41E7F89-C7B2-4FAA-A918-AE175F1F3826}</b:Guid>
     <b:Author>
       <b:Author>
         <b:NameList>
           <b:Person>
-            <b:Last>apocas</b:Last>
+            <b:Last>Dias</b:Last>
+            <b:First>Pedro</b:First>
           </b:Person>
         </b:NameList>
       </b:Author>
@@ -4992,11 +9218,62 @@
     <b:URL>https://www.npmjs.com/package/dockerode</b:URL>
     <b:RefOrder>2</b:RefOrder>
   </b:Source>
+  <b:Source>
+    <b:Tag>Nes19</b:Tag>
+    <b:SourceType>InternetSite</b:SourceType>
+    <b:Guid>{FE1134DF-A134-457E-93D4-791BB2633498}</b:Guid>
+    <b:Author>
+      <b:Author>
+        <b:Corporate>NestyBox</b:Corporate>
+      </b:Author>
+    </b:Author>
+    <b:Title>Secure Docker-in-Docker with System Containers</b:Title>
+    <b:Year>2019</b:Year>
+    <b:YearAccessed>2026</b:YearAccessed>
+    <b:MonthAccessed>April</b:MonthAccessed>
+    <b:DayAccessed>06</b:DayAccessed>
+    <b:URL>https://blog.nestybox.com/2019/09/14/dind.html</b:URL>
+    <b:RefOrder>3</b:RefOrder>
+  </b:Source>
+  <b:Source>
+    <b:Tag>Gee258</b:Tag>
+    <b:SourceType>InternetSite</b:SourceType>
+    <b:Guid>{52F649E9-4136-484F-89B5-55748CDCC44F}</b:Guid>
+    <b:Author>
+      <b:Author>
+        <b:Corporate>GeeksforGeeks</b:Corporate>
+      </b:Author>
+    </b:Author>
+    <b:Title>JWT Authentication With Refresh Tokens</b:Title>
+    <b:Year>2025</b:Year>
+    <b:YearAccessed>2026</b:YearAccessed>
+    <b:MonthAccessed>April</b:MonthAccessed>
+    <b:DayAccessed>6</b:DayAccessed>
+    <b:URL>https://www.geeksforgeeks.org/node-js/jwt-authentication-with-refresh-tokens/</b:URL>
+    <b:RefOrder>6</b:RefOrder>
+  </b:Source>
+  <b:Source>
+    <b:Tag>Cod253</b:Tag>
+    <b:SourceType>InternetSite</b:SourceType>
+    <b:Guid>{8ABFA161-9AAF-4D07-B077-664E0E0BE2A5}</b:Guid>
+    <b:Author>
+      <b:Author>
+        <b:Corporate>CodeStudy</b:Corporate>
+      </b:Author>
+    </b:Author>
+    <b:Title>Where to Store Refresh Tokens in a SPA? Secure Client-Side Storage Best Practices</b:Title>
+    <b:Year>2025</b:Year>
+    <b:YearAccessed>2026</b:YearAccessed>
+    <b:MonthAccessed>April</b:MonthAccessed>
+    <b:DayAccessed>6</b:DayAccessed>
+    <b:URL>https://www.codestudy.net/blog/where-to-store-the-refresh-token-on-the-client/</b:URL>
+    <b:RefOrder>7</b:RefOrder>
+  </b:Source>
 </b:Sources>
 </file>
 
 <file path=customXml/itemProps1.xml><?xml version="1.0" encoding="utf-8"?>
-<ds:datastoreItem xmlns:ds="http://schemas.openxmlformats.org/officeDocument/2006/customXml" ds:itemID="{84CDC56E-6460-4FD8-8C4C-55113B48986F}">
+<ds:datastoreItem xmlns:ds="http://schemas.openxmlformats.org/officeDocument/2006/customXml" ds:itemID="{1118BE40-E2BD-4DD8-82E0-A34625611154}">
   <ds:schemaRefs>
     <ds:schemaRef ds:uri="http://schemas.openxmlformats.org/officeDocument/2006/bibliography"/>
   </ds:schemaRefs>

--- a/Documentation/SETU Code Lab Final Report.docx
+++ b/Documentation/SETU Code Lab Final Report.docx
@@ -218,7 +218,7 @@
           <w:r>
             <w:fldChar w:fldCharType="separate"/>
           </w:r>
-          <w:hyperlink w:anchor="_Toc226396642" w:history="1">
+          <w:hyperlink w:anchor="_Toc226473866" w:history="1">
             <w:r>
               <w:rPr>
                 <w:rStyle w:val="Hyperlink"/>
@@ -245,7 +245,7 @@
                 <w:noProof/>
                 <w:webHidden/>
               </w:rPr>
-              <w:instrText xml:space="preserve"> PAGEREF _Toc226396642 \h </w:instrText>
+              <w:instrText xml:space="preserve"> PAGEREF _Toc226473866 \h </w:instrText>
             </w:r>
             <w:r>
               <w:rPr>
@@ -290,7 +290,7 @@
               <w:lang w:eastAsia="en-IE"/>
             </w:rPr>
           </w:pPr>
-          <w:hyperlink w:anchor="_Toc226396643" w:history="1">
+          <w:hyperlink w:anchor="_Toc226473867" w:history="1">
             <w:r>
               <w:rPr>
                 <w:rStyle w:val="Hyperlink"/>
@@ -317,7 +317,7 @@
                 <w:noProof/>
                 <w:webHidden/>
               </w:rPr>
-              <w:instrText xml:space="preserve"> PAGEREF _Toc226396643 \h </w:instrText>
+              <w:instrText xml:space="preserve"> PAGEREF _Toc226473867 \h </w:instrText>
             </w:r>
             <w:r>
               <w:rPr>
@@ -362,7 +362,7 @@
               <w:lang w:eastAsia="en-IE"/>
             </w:rPr>
           </w:pPr>
-          <w:hyperlink w:anchor="_Toc226396644" w:history="1">
+          <w:hyperlink w:anchor="_Toc226473868" w:history="1">
             <w:r>
               <w:rPr>
                 <w:rStyle w:val="Hyperlink"/>
@@ -389,7 +389,7 @@
                 <w:noProof/>
                 <w:webHidden/>
               </w:rPr>
-              <w:instrText xml:space="preserve"> PAGEREF _Toc226396644 \h </w:instrText>
+              <w:instrText xml:space="preserve"> PAGEREF _Toc226473868 \h </w:instrText>
             </w:r>
             <w:r>
               <w:rPr>
@@ -434,7 +434,7 @@
               <w:lang w:eastAsia="en-IE"/>
             </w:rPr>
           </w:pPr>
-          <w:hyperlink w:anchor="_Toc226396645" w:history="1">
+          <w:hyperlink w:anchor="_Toc226473869" w:history="1">
             <w:r>
               <w:rPr>
                 <w:rStyle w:val="Hyperlink"/>
@@ -461,7 +461,7 @@
                 <w:noProof/>
                 <w:webHidden/>
               </w:rPr>
-              <w:instrText xml:space="preserve"> PAGEREF _Toc226396645 \h </w:instrText>
+              <w:instrText xml:space="preserve"> PAGEREF _Toc226473869 \h </w:instrText>
             </w:r>
             <w:r>
               <w:rPr>
@@ -506,7 +506,7 @@
               <w:lang w:eastAsia="en-IE"/>
             </w:rPr>
           </w:pPr>
-          <w:hyperlink w:anchor="_Toc226396646" w:history="1">
+          <w:hyperlink w:anchor="_Toc226473870" w:history="1">
             <w:r>
               <w:rPr>
                 <w:rStyle w:val="Hyperlink"/>
@@ -533,7 +533,7 @@
                 <w:noProof/>
                 <w:webHidden/>
               </w:rPr>
-              <w:instrText xml:space="preserve"> PAGEREF _Toc226396646 \h </w:instrText>
+              <w:instrText xml:space="preserve"> PAGEREF _Toc226473870 \h </w:instrText>
             </w:r>
             <w:r>
               <w:rPr>
@@ -578,7 +578,7 @@
               <w:lang w:eastAsia="en-IE"/>
             </w:rPr>
           </w:pPr>
-          <w:hyperlink w:anchor="_Toc226396647" w:history="1">
+          <w:hyperlink w:anchor="_Toc226473871" w:history="1">
             <w:r>
               <w:rPr>
                 <w:rStyle w:val="Hyperlink"/>
@@ -605,7 +605,7 @@
                 <w:noProof/>
                 <w:webHidden/>
               </w:rPr>
-              <w:instrText xml:space="preserve"> PAGEREF _Toc226396647 \h </w:instrText>
+              <w:instrText xml:space="preserve"> PAGEREF _Toc226473871 \h </w:instrText>
             </w:r>
             <w:r>
               <w:rPr>
@@ -650,7 +650,7 @@
               <w:lang w:eastAsia="en-IE"/>
             </w:rPr>
           </w:pPr>
-          <w:hyperlink w:anchor="_Toc226396648" w:history="1">
+          <w:hyperlink w:anchor="_Toc226473872" w:history="1">
             <w:r>
               <w:rPr>
                 <w:rStyle w:val="Hyperlink"/>
@@ -677,7 +677,7 @@
                 <w:noProof/>
                 <w:webHidden/>
               </w:rPr>
-              <w:instrText xml:space="preserve"> PAGEREF _Toc226396648 \h </w:instrText>
+              <w:instrText xml:space="preserve"> PAGEREF _Toc226473872 \h </w:instrText>
             </w:r>
             <w:r>
               <w:rPr>
@@ -722,7 +722,7 @@
               <w:lang w:eastAsia="en-IE"/>
             </w:rPr>
           </w:pPr>
-          <w:hyperlink w:anchor="_Toc226396649" w:history="1">
+          <w:hyperlink w:anchor="_Toc226473873" w:history="1">
             <w:r>
               <w:rPr>
                 <w:rStyle w:val="Hyperlink"/>
@@ -749,7 +749,7 @@
                 <w:noProof/>
                 <w:webHidden/>
               </w:rPr>
-              <w:instrText xml:space="preserve"> PAGEREF _Toc226396649 \h </w:instrText>
+              <w:instrText xml:space="preserve"> PAGEREF _Toc226473873 \h </w:instrText>
             </w:r>
             <w:r>
               <w:rPr>
@@ -794,7 +794,7 @@
               <w:lang w:eastAsia="en-IE"/>
             </w:rPr>
           </w:pPr>
-          <w:hyperlink w:anchor="_Toc226396650" w:history="1">
+          <w:hyperlink w:anchor="_Toc226473874" w:history="1">
             <w:r>
               <w:rPr>
                 <w:rStyle w:val="Hyperlink"/>
@@ -821,7 +821,7 @@
                 <w:noProof/>
                 <w:webHidden/>
               </w:rPr>
-              <w:instrText xml:space="preserve"> PAGEREF _Toc226396650 \h </w:instrText>
+              <w:instrText xml:space="preserve"> PAGEREF _Toc226473874 \h </w:instrText>
             </w:r>
             <w:r>
               <w:rPr>
@@ -842,6 +842,150 @@
                 <w:webHidden/>
               </w:rPr>
               <w:t>15</w:t>
+            </w:r>
+            <w:r>
+              <w:rPr>
+                <w:noProof/>
+                <w:webHidden/>
+              </w:rPr>
+              <w:fldChar w:fldCharType="end"/>
+            </w:r>
+          </w:hyperlink>
+        </w:p>
+        <w:p>
+          <w:pPr>
+            <w:pStyle w:val="TOC2"/>
+            <w:tabs>
+              <w:tab w:val="right" w:leader="dot" w:pos="9016"/>
+            </w:tabs>
+            <w:rPr>
+              <w:rFonts w:eastAsiaTheme="minorEastAsia"/>
+              <w:noProof/>
+              <w:sz w:val="24"/>
+              <w:szCs w:val="24"/>
+              <w:lang w:eastAsia="en-IE"/>
+            </w:rPr>
+          </w:pPr>
+          <w:hyperlink w:anchor="_Toc226473875" w:history="1">
+            <w:r>
+              <w:rPr>
+                <w:rStyle w:val="Hyperlink"/>
+                <w:noProof/>
+              </w:rPr>
+              <w:t>Functional Testing</w:t>
+            </w:r>
+            <w:r>
+              <w:rPr>
+                <w:noProof/>
+                <w:webHidden/>
+              </w:rPr>
+              <w:tab/>
+            </w:r>
+            <w:r>
+              <w:rPr>
+                <w:noProof/>
+                <w:webHidden/>
+              </w:rPr>
+              <w:fldChar w:fldCharType="begin"/>
+            </w:r>
+            <w:r>
+              <w:rPr>
+                <w:noProof/>
+                <w:webHidden/>
+              </w:rPr>
+              <w:instrText xml:space="preserve"> PAGEREF _Toc226473875 \h </w:instrText>
+            </w:r>
+            <w:r>
+              <w:rPr>
+                <w:noProof/>
+                <w:webHidden/>
+              </w:rPr>
+            </w:r>
+            <w:r>
+              <w:rPr>
+                <w:noProof/>
+                <w:webHidden/>
+              </w:rPr>
+              <w:fldChar w:fldCharType="separate"/>
+            </w:r>
+            <w:r>
+              <w:rPr>
+                <w:noProof/>
+                <w:webHidden/>
+              </w:rPr>
+              <w:t>16</w:t>
+            </w:r>
+            <w:r>
+              <w:rPr>
+                <w:noProof/>
+                <w:webHidden/>
+              </w:rPr>
+              <w:fldChar w:fldCharType="end"/>
+            </w:r>
+          </w:hyperlink>
+        </w:p>
+        <w:p>
+          <w:pPr>
+            <w:pStyle w:val="TOC2"/>
+            <w:tabs>
+              <w:tab w:val="right" w:leader="dot" w:pos="9016"/>
+            </w:tabs>
+            <w:rPr>
+              <w:rFonts w:eastAsiaTheme="minorEastAsia"/>
+              <w:noProof/>
+              <w:sz w:val="24"/>
+              <w:szCs w:val="24"/>
+              <w:lang w:eastAsia="en-IE"/>
+            </w:rPr>
+          </w:pPr>
+          <w:hyperlink w:anchor="_Toc226473876" w:history="1">
+            <w:r>
+              <w:rPr>
+                <w:rStyle w:val="Hyperlink"/>
+                <w:noProof/>
+              </w:rPr>
+              <w:t>Non-Functional Testing</w:t>
+            </w:r>
+            <w:r>
+              <w:rPr>
+                <w:noProof/>
+                <w:webHidden/>
+              </w:rPr>
+              <w:tab/>
+            </w:r>
+            <w:r>
+              <w:rPr>
+                <w:noProof/>
+                <w:webHidden/>
+              </w:rPr>
+              <w:fldChar w:fldCharType="begin"/>
+            </w:r>
+            <w:r>
+              <w:rPr>
+                <w:noProof/>
+                <w:webHidden/>
+              </w:rPr>
+              <w:instrText xml:space="preserve"> PAGEREF _Toc226473876 \h </w:instrText>
+            </w:r>
+            <w:r>
+              <w:rPr>
+                <w:noProof/>
+                <w:webHidden/>
+              </w:rPr>
+            </w:r>
+            <w:r>
+              <w:rPr>
+                <w:noProof/>
+                <w:webHidden/>
+              </w:rPr>
+              <w:fldChar w:fldCharType="separate"/>
+            </w:r>
+            <w:r>
+              <w:rPr>
+                <w:noProof/>
+                <w:webHidden/>
+              </w:rPr>
+              <w:t>24</w:t>
             </w:r>
             <w:r>
               <w:rPr>
@@ -866,7 +1010,7 @@
               <w:lang w:eastAsia="en-IE"/>
             </w:rPr>
           </w:pPr>
-          <w:hyperlink w:anchor="_Toc226396651" w:history="1">
+          <w:hyperlink w:anchor="_Toc226473877" w:history="1">
             <w:r>
               <w:rPr>
                 <w:rStyle w:val="Hyperlink"/>
@@ -893,7 +1037,7 @@
                 <w:noProof/>
                 <w:webHidden/>
               </w:rPr>
-              <w:instrText xml:space="preserve"> PAGEREF _Toc226396651 \h </w:instrText>
+              <w:instrText xml:space="preserve"> PAGEREF _Toc226473877 \h </w:instrText>
             </w:r>
             <w:r>
               <w:rPr>
@@ -913,7 +1057,7 @@
                 <w:noProof/>
                 <w:webHidden/>
               </w:rPr>
-              <w:t>24</w:t>
+              <w:t>28</w:t>
             </w:r>
             <w:r>
               <w:rPr>
@@ -938,7 +1082,7 @@
               <w:lang w:eastAsia="en-IE"/>
             </w:rPr>
           </w:pPr>
-          <w:hyperlink w:anchor="_Toc226396652" w:history="1">
+          <w:hyperlink w:anchor="_Toc226473878" w:history="1">
             <w:r>
               <w:rPr>
                 <w:rStyle w:val="Hyperlink"/>
@@ -965,7 +1109,7 @@
                 <w:noProof/>
                 <w:webHidden/>
               </w:rPr>
-              <w:instrText xml:space="preserve"> PAGEREF _Toc226396652 \h </w:instrText>
+              <w:instrText xml:space="preserve"> PAGEREF _Toc226473878 \h </w:instrText>
             </w:r>
             <w:r>
               <w:rPr>
@@ -985,7 +1129,7 @@
                 <w:noProof/>
                 <w:webHidden/>
               </w:rPr>
-              <w:t>25</w:t>
+              <w:t>29</w:t>
             </w:r>
             <w:r>
               <w:rPr>
@@ -1051,7 +1195,7 @@
       <w:pPr>
         <w:pStyle w:val="Heading1"/>
       </w:pPr>
-      <w:bookmarkStart w:id="0" w:name="_Toc226396642"/>
+      <w:bookmarkStart w:id="0" w:name="_Toc226473866"/>
       <w:r>
         <w:t>Abstract</w:t>
       </w:r>
@@ -1075,7 +1219,7 @@
       <w:pPr>
         <w:pStyle w:val="Heading1"/>
       </w:pPr>
-      <w:bookmarkStart w:id="1" w:name="_Toc226396643"/>
+      <w:bookmarkStart w:id="1" w:name="_Toc226473867"/>
       <w:r>
         <w:lastRenderedPageBreak/>
         <w:t>Introduction</w:t>
@@ -1158,7 +1302,7 @@
       <w:pPr>
         <w:pStyle w:val="Heading1"/>
       </w:pPr>
-      <w:bookmarkStart w:id="2" w:name="_Toc226396644"/>
+      <w:bookmarkStart w:id="2" w:name="_Toc226473868"/>
       <w:r>
         <w:lastRenderedPageBreak/>
         <w:t>Challenges</w:t>
@@ -1172,7 +1316,7 @@
       <w:pPr>
         <w:pStyle w:val="Heading2"/>
       </w:pPr>
-      <w:bookmarkStart w:id="3" w:name="_Toc226396645"/>
+      <w:bookmarkStart w:id="3" w:name="_Toc226473869"/>
       <w:r>
         <w:t>Architecture</w:t>
       </w:r>
@@ -2306,7 +2450,7 @@
       <w:pPr>
         <w:pStyle w:val="Heading2"/>
       </w:pPr>
-      <w:bookmarkStart w:id="10" w:name="_Toc226396646"/>
+      <w:bookmarkStart w:id="10" w:name="_Toc226473870"/>
       <w:r>
         <w:t>Hosting</w:t>
       </w:r>
@@ -2517,7 +2661,7 @@
       <w:pPr>
         <w:pStyle w:val="Heading2"/>
       </w:pPr>
-      <w:bookmarkStart w:id="11" w:name="_Toc226396647"/>
+      <w:bookmarkStart w:id="11" w:name="_Toc226473871"/>
       <w:r>
         <w:t>Docker Code Execution</w:t>
       </w:r>
@@ -3457,13 +3601,7 @@
         <w:rPr>
           <w:rFonts w:ascii="Courier New" w:hAnsi="Courier New" w:cs="Courier New"/>
         </w:rPr>
-        <w:t>readUInt32BE</w:t>
-      </w:r>
-      <w:r>
-        <w:rPr>
-          <w:rFonts w:ascii="Courier New" w:hAnsi="Courier New" w:cs="Courier New"/>
-        </w:rPr>
-        <w:t>()</w:t>
+        <w:t>readUInt32BE()</w:t>
       </w:r>
       <w:r>
         <w:t xml:space="preserve"> method. This method reads an unsigned, 32-bit</w:t>
@@ -3522,6 +3660,9 @@
         <w:jc w:val="center"/>
       </w:pPr>
       <w:r>
+        <w:rPr>
+          <w:noProof/>
+        </w:rPr>
         <w:drawing>
           <wp:inline distT="0" distB="0" distL="0" distR="0" wp14:anchorId="1E552D51" wp14:editId="1018D215">
             <wp:extent cx="4071668" cy="1878656"/>
@@ -3620,7 +3761,7 @@
       <w:pPr>
         <w:pStyle w:val="Heading2"/>
       </w:pPr>
-      <w:bookmarkStart w:id="12" w:name="_Toc226396648"/>
+      <w:bookmarkStart w:id="12" w:name="_Toc226473872"/>
       <w:r>
         <w:t>Authentication</w:t>
       </w:r>
@@ -3791,6 +3932,9 @@
         <w:jc w:val="center"/>
       </w:pPr>
       <w:r>
+        <w:rPr>
+          <w:noProof/>
+        </w:rPr>
         <w:drawing>
           <wp:inline distT="0" distB="0" distL="0" distR="0" wp14:anchorId="64CD201F" wp14:editId="648531DB">
             <wp:extent cx="5141343" cy="3070793"/>
@@ -3851,23 +3995,311 @@
       <w:pPr>
         <w:pStyle w:val="Heading1"/>
       </w:pPr>
-      <w:bookmarkStart w:id="13" w:name="_Toc226396649"/>
+      <w:bookmarkStart w:id="13" w:name="_Toc226473873"/>
       <w:r>
         <w:lastRenderedPageBreak/>
         <w:t>Reflection</w:t>
       </w:r>
       <w:bookmarkEnd w:id="13"/>
+    </w:p>
+    <w:p>
+      <w:pPr>
+        <w:jc w:val="both"/>
+      </w:pPr>
+      <w:r>
+        <w:t>Overall, SETU Code Lab has been a successful project and great learning experience. Some aspects of the pro</w:t>
+      </w:r>
+      <w:r>
+        <w:t>cess</w:t>
+      </w:r>
+      <w:r>
+        <w:t xml:space="preserve"> that I felt went well include the UI design and development, </w:t>
+      </w:r>
+      <w:r>
+        <w:t>and</w:t>
+      </w:r>
+      <w:r>
+        <w:t xml:space="preserve"> </w:t>
+      </w:r>
+      <w:r>
+        <w:t>Python</w:t>
+      </w:r>
+      <w:r>
+        <w:t xml:space="preserve"> support for code execution</w:t>
+      </w:r>
+      <w:r>
+        <w:t xml:space="preserve">. I believe the UI design went well due to my prior experience with React and </w:t>
+      </w:r>
+      <w:r>
+        <w:t xml:space="preserve">my use of a design tool called </w:t>
+      </w:r>
+      <w:proofErr w:type="spellStart"/>
+      <w:r>
+        <w:t>PenPotUI</w:t>
+      </w:r>
+      <w:proofErr w:type="spellEnd"/>
+      <w:r>
+        <w:t xml:space="preserve"> recommended to me by my project supervisor. This tool allowed me to quickly mock up high-quality screen designs before implementing them in code</w:t>
+      </w:r>
+      <w:r>
+        <w:t xml:space="preserve"> and</w:t>
+      </w:r>
+      <w:r>
+        <w:t xml:space="preserve"> gave me experience using an industry standard design tool</w:t>
+      </w:r>
+      <w:r>
+        <w:t>.</w:t>
+      </w:r>
+    </w:p>
+    <w:p>
+      <w:pPr>
+        <w:jc w:val="both"/>
+      </w:pPr>
+      <w:r>
+        <w:t>SETU Code Lab supports Java and Python for code execution. The functional requirements outline Java support as a core requirement with Python support being a stretch goal to be implemented if time allowed.</w:t>
+      </w:r>
+      <w:r>
+        <w:t xml:space="preserve"> </w:t>
+      </w:r>
+      <w:r>
+        <w:t>Once I learned how to implement Java code execution on the platform, supporting Python became much easier and this was a great bonus feature to include in my project.</w:t>
+      </w:r>
+      <w:r>
+        <w:t xml:space="preserve"> This could also be expanded in the future to more complex compiled languages such as C++ or Go however, this was not feasible </w:t>
+      </w:r>
+      <w:r>
+        <w:t>given the project scope</w:t>
+      </w:r>
+      <w:r>
+        <w:t>.</w:t>
+      </w:r>
+    </w:p>
+    <w:p>
+      <w:pPr>
+        <w:jc w:val="both"/>
+      </w:pPr>
+      <w:r>
+        <w:t xml:space="preserve">Many </w:t>
+      </w:r>
+      <w:r>
+        <w:t xml:space="preserve">features </w:t>
+      </w:r>
+      <w:r>
+        <w:t xml:space="preserve">changed over the course of the project due to shifting requirements. Initially the idea for the leaderboard was to rank students based on number of problems solved and rank student solutions by shortest execution time. After considering the </w:t>
+      </w:r>
+      <w:r>
+        <w:t xml:space="preserve">project </w:t>
+      </w:r>
+      <w:r>
+        <w:t>timeline</w:t>
+      </w:r>
+      <w:r>
+        <w:t xml:space="preserve">, implementation concerns, fairness and user engagement it was decided that users would instead be ranked by a points-based system and by current streak. Points are awarded based on problem difficulty and time taken making them more meaningful and current daily streak is another </w:t>
+      </w:r>
+      <w:r>
+        <w:t>effective</w:t>
+      </w:r>
+      <w:r>
+        <w:t xml:space="preserve"> gamification mechanic that keeps </w:t>
+      </w:r>
+      <w:r>
+        <w:t xml:space="preserve">new </w:t>
+      </w:r>
+      <w:r>
+        <w:t xml:space="preserve">users engaged. </w:t>
+      </w:r>
+    </w:p>
+    <w:p>
+      <w:pPr>
+        <w:jc w:val="both"/>
+      </w:pPr>
+      <w:r>
+        <w:t>Another gamification feature that had to be removed due to limited time was a ranked</w:t>
+      </w:r>
+      <w:r>
+        <w:t>-</w:t>
+      </w:r>
+      <w:r>
+        <w:t xml:space="preserve">based system. This system would have awarded students a rank once they reached a certain points threshold and this would reset every month. Students would also </w:t>
+      </w:r>
+      <w:r>
+        <w:t xml:space="preserve">have </w:t>
+      </w:r>
+      <w:r>
+        <w:t>be</w:t>
+      </w:r>
+      <w:r>
+        <w:t>en</w:t>
+      </w:r>
+      <w:r>
+        <w:t xml:space="preserve"> able to view a separate leaderboard </w:t>
+      </w:r>
+      <w:r>
+        <w:t xml:space="preserve">containing peers </w:t>
+      </w:r>
+      <w:r>
+        <w:t xml:space="preserve">in their rank. This stretch feature could not be completed given the time constraint however it would be </w:t>
+      </w:r>
+      <w:r>
+        <w:t xml:space="preserve">easy </w:t>
+      </w:r>
+      <w:r>
+        <w:t xml:space="preserve">to implement in the future as it would be based on the </w:t>
+      </w:r>
+      <w:r>
+        <w:t xml:space="preserve">existing </w:t>
+      </w:r>
+      <w:r>
+        <w:t xml:space="preserve">points system. This </w:t>
+      </w:r>
+      <w:r>
+        <w:t xml:space="preserve">idea </w:t>
+      </w:r>
+      <w:r>
+        <w:t xml:space="preserve">was </w:t>
+      </w:r>
+      <w:r>
+        <w:t xml:space="preserve">somewhat </w:t>
+      </w:r>
+      <w:r>
+        <w:t>adapted through leaderboard filters. New users have a chance at climbing the leaderboard as it can be filtered by week, month or year</w:t>
+      </w:r>
+      <w:r>
+        <w:t xml:space="preserve"> and can also be filtered by points or current streak</w:t>
+      </w:r>
+      <w:r>
+        <w:t>.</w:t>
+      </w:r>
+    </w:p>
+    <w:p>
+      <w:pPr>
+        <w:jc w:val="both"/>
+      </w:pPr>
+      <w:r>
+        <w:t xml:space="preserve">Another feature that was abandoned </w:t>
+      </w:r>
+      <w:r>
+        <w:t xml:space="preserve">was </w:t>
+      </w:r>
+      <w:r>
+        <w:t xml:space="preserve">tag based filtering for problems. Problems were intended to have tags such as “Linked List”, “Hash Map”, </w:t>
+      </w:r>
+      <w:r>
+        <w:t xml:space="preserve">or </w:t>
+      </w:r>
+      <w:r>
+        <w:t>“Search Algorithm”. These tags would group problems by type and were intended as another way of filtering problems. This idea was abandoned as it required changes to the database and would not have fit into the project</w:t>
+      </w:r>
+      <w:r>
+        <w:t>’</w:t>
+      </w:r>
+      <w:r>
+        <w:t xml:space="preserve">s time constraints. It was instead adapted into a difficulty-based filter, allowing users to select if they only wanted to see </w:t>
+      </w:r>
+      <w:r>
+        <w:t>“</w:t>
+      </w:r>
+      <w:r>
+        <w:t>easy</w:t>
+      </w:r>
+      <w:r>
+        <w:t>”</w:t>
+      </w:r>
+      <w:r>
+        <w:t xml:space="preserve">, </w:t>
+      </w:r>
+      <w:r>
+        <w:t>“</w:t>
+      </w:r>
+      <w:r>
+        <w:t>medium</w:t>
+      </w:r>
+      <w:r>
+        <w:t>”</w:t>
+      </w:r>
+      <w:r>
+        <w:t xml:space="preserve"> or </w:t>
+      </w:r>
+      <w:r>
+        <w:t>“</w:t>
+      </w:r>
+      <w:r>
+        <w:t>hard</w:t>
+      </w:r>
+      <w:r>
+        <w:t>”</w:t>
+      </w:r>
+      <w:r>
+        <w:t xml:space="preserve"> problems.</w:t>
+      </w:r>
+    </w:p>
+    <w:p>
+      <w:pPr>
+        <w:jc w:val="both"/>
+      </w:pPr>
+      <w:r>
+        <w:t>If I had to undertake this project again from the beginning</w:t>
+      </w:r>
+      <w:r>
+        <w:t>, I would</w:t>
+      </w:r>
+      <w:r>
+        <w:t xml:space="preserve"> firstly</w:t>
+      </w:r>
+      <w:r>
+        <w:t xml:space="preserve"> </w:t>
+      </w:r>
+      <w:r>
+        <w:t xml:space="preserve">track testing in a table in </w:t>
+      </w:r>
+      <w:r>
+        <w:t>E</w:t>
+      </w:r>
+      <w:r>
+        <w:t xml:space="preserve">xcel from the </w:t>
+      </w:r>
+      <w:r>
+        <w:t>beginning and test each feature thoroughly before moving on to the next. This would result in defects being discovered and fixed much earlier in the development process, improve the overall quality of the platform and make documentation much easier. I would also research into implementing automated testing and building out a regression test suite to prevent breaking changes going undetected.</w:t>
+      </w:r>
+      <w:r>
+        <w:t xml:space="preserve"> </w:t>
+      </w:r>
+      <w:r>
+        <w:t xml:space="preserve">I would also try to get feedback </w:t>
+      </w:r>
+      <w:r>
+        <w:t xml:space="preserve">much </w:t>
+      </w:r>
+      <w:r>
+        <w:t>earlier in the development life cycle from users and in a more structured manner. I</w:t>
+      </w:r>
+      <w:r>
+        <w:t xml:space="preserve"> would try to get feedback from multiple Lecturers and Students after developing each feature, by giving them a short task and survey. This way I could track feedback and develop more useful and usable features for my users.</w:t>
+      </w:r>
+    </w:p>
+    <w:p>
+      <w:pPr>
+        <w:spacing w:line="278" w:lineRule="auto"/>
+      </w:pPr>
+      <w:r>
+        <w:lastRenderedPageBreak/>
+        <w:t>Learning summary</w:t>
+      </w:r>
       <w:r>
         <w:br w:type="page"/>
       </w:r>
+    </w:p>
+    <w:p>
+      <w:pPr>
+        <w:jc w:val="both"/>
+      </w:pPr>
     </w:p>
     <w:p>
       <w:pPr>
         <w:pStyle w:val="Heading1"/>
       </w:pPr>
-      <w:bookmarkStart w:id="14" w:name="_Toc226396650"/>
-      <w:r>
-        <w:lastRenderedPageBreak/>
+      <w:bookmarkStart w:id="14" w:name="_Toc226473874"/>
+      <w:r>
         <w:t>Testing</w:t>
       </w:r>
       <w:bookmarkEnd w:id="14"/>
@@ -3905,7 +4337,16 @@
         <w:jc w:val="both"/>
       </w:pPr>
       <w:r>
-        <w:t xml:space="preserve">The table </w:t>
+        <w:t xml:space="preserve">The </w:t>
+      </w:r>
+      <w:r>
+        <w:t xml:space="preserve">first </w:t>
+      </w:r>
+      <w:r>
+        <w:t>table</w:t>
+      </w:r>
+      <w:r>
+        <w:t xml:space="preserve">, seen </w:t>
       </w:r>
       <w:r>
         <w:t>on the following pages</w:t>
@@ -3914,7 +4355,13 @@
         <w:t xml:space="preserve"> shows </w:t>
       </w:r>
       <w:r>
-        <w:t>the UAT tests that were performed. These tests map directly to the core and non-core functional requirements outlined in the Functional Specification.</w:t>
+        <w:t>the</w:t>
+      </w:r>
+      <w:r>
+        <w:t xml:space="preserve"> functional</w:t>
+      </w:r>
+      <w:r>
+        <w:t xml:space="preserve"> tests that were performed. These tests map directly to the core and non-core functional requirements outlined in the Functional Specification.</w:t>
       </w:r>
       <w:r>
         <w:t xml:space="preserve"> </w:t>
@@ -3977,19 +4424,16 @@
         <w:t xml:space="preserve"> corresponding to Non-Core Functional Requirements.</w:t>
       </w:r>
       <w:r>
-        <w:t xml:space="preserve"> From </w:t>
-      </w:r>
-      <w:r>
-        <w:t xml:space="preserve">test </w:t>
-      </w:r>
-      <w:r>
-        <w:t xml:space="preserve">case </w:t>
+        <w:t xml:space="preserve"> </w:t>
       </w:r>
       <w:r>
         <w:t xml:space="preserve">TC11e </w:t>
       </w:r>
       <w:r>
-        <w:t>a defect was discovered where user streaks were not updating every time a user</w:t>
+        <w:t xml:space="preserve">resulted in the discovery of </w:t>
+      </w:r>
+      <w:r>
+        <w:t>a defect where user streaks were not updating every time a user</w:t>
       </w:r>
       <w:r>
         <w:t xml:space="preserve"> made a submission</w:t>
@@ -4032,6 +4476,64 @@
       <w:pPr>
         <w:spacing w:line="278" w:lineRule="auto"/>
         <w:jc w:val="both"/>
+      </w:pPr>
+      <w:r>
+        <w:t xml:space="preserve">The next table starting on page x shows the non-functional tests that were performed. These tests map directly to the non-functional (FURPS+) requirements outlined in the Functional Specification. In this table </w:t>
+      </w:r>
+      <w:r>
+        <w:t>user tests such as TC-NF02 and TC-NF03 were carried out by actual users and not</w:t>
+      </w:r>
+      <w:r>
+        <w:t xml:space="preserve"> the developer</w:t>
+      </w:r>
+      <w:r>
+        <w:t xml:space="preserve">. </w:t>
+      </w:r>
+      <w:r>
+        <w:t>Test case TC-NF08d revealed a user interface scrolling issue on the manageProblems, and manageClasses page. This test involved testing the platform’s user interface on a smaller screen size (</w:t>
+      </w:r>
+      <w:r>
+        <w:t>1280×720</w:t>
+      </w:r>
+      <w:r>
+        <w:t>). This issue was fixed and retested successfully. Similarly test case TC-NF08e also revealed an issue where the test case entry form on the createProblem page was too small on larger screen sizes (</w:t>
+      </w:r>
+      <w:r>
+        <w:t>2560×1440</w:t>
+      </w:r>
+      <w:r>
+        <w:t xml:space="preserve">). </w:t>
+      </w:r>
+      <w:r>
+        <w:t xml:space="preserve">This issue was </w:t>
+      </w:r>
+      <w:r>
+        <w:t xml:space="preserve">also </w:t>
+      </w:r>
+      <w:r>
+        <w:t>fixed and retested successfully.</w:t>
+      </w:r>
+    </w:p>
+    <w:p>
+      <w:pPr>
+        <w:spacing w:line="278" w:lineRule="auto"/>
+        <w:jc w:val="both"/>
+        <w:rPr>
+          <w:b/>
+          <w:bCs/>
+        </w:rPr>
+      </w:pPr>
+      <w:r>
+        <w:rPr>
+          <w:b/>
+          <w:bCs/>
+        </w:rPr>
+        <w:t xml:space="preserve"> </w:t>
+      </w:r>
+    </w:p>
+    <w:p>
+      <w:pPr>
+        <w:spacing w:line="278" w:lineRule="auto"/>
         <w:rPr>
           <w:b/>
           <w:bCs/>
@@ -4044,12 +4546,812 @@
           <w:docGrid w:linePitch="360"/>
         </w:sectPr>
       </w:pPr>
-      <w:r>
-        <w:rPr>
-          <w:b/>
-          <w:bCs/>
-        </w:rPr>
-        <w:t xml:space="preserve"> </w:t>
+    </w:p>
+    <w:tbl>
+      <w:tblPr>
+        <w:tblStyle w:val="TableGrid"/>
+        <w:tblpPr w:leftFromText="180" w:rightFromText="180" w:vertAnchor="page" w:horzAnchor="margin" w:tblpXSpec="center" w:tblpY="1998"/>
+        <w:tblW w:w="15735" w:type="dxa"/>
+        <w:tblLook w:val="04A0" w:firstRow="1" w:lastRow="0" w:firstColumn="1" w:lastColumn="0" w:noHBand="0" w:noVBand="1"/>
+      </w:tblPr>
+      <w:tblGrid>
+        <w:gridCol w:w="852"/>
+        <w:gridCol w:w="738"/>
+        <w:gridCol w:w="2800"/>
+        <w:gridCol w:w="3407"/>
+        <w:gridCol w:w="3686"/>
+        <w:gridCol w:w="3515"/>
+        <w:gridCol w:w="737"/>
+      </w:tblGrid>
+      <w:tr>
+        <w:trPr>
+          <w:trHeight w:val="300"/>
+        </w:trPr>
+        <w:tc>
+          <w:tcPr>
+            <w:tcW w:w="852" w:type="dxa"/>
+            <w:noWrap/>
+            <w:hideMark/>
+          </w:tcPr>
+          <w:p>
+            <w:pPr>
+              <w:spacing w:line="278" w:lineRule="auto"/>
+              <w:rPr>
+                <w:b/>
+                <w:bCs/>
+              </w:rPr>
+            </w:pPr>
+            <w:r>
+              <w:rPr>
+                <w:b/>
+                <w:bCs/>
+              </w:rPr>
+              <w:lastRenderedPageBreak/>
+              <w:t>TID</w:t>
+            </w:r>
+          </w:p>
+        </w:tc>
+        <w:tc>
+          <w:tcPr>
+            <w:tcW w:w="738" w:type="dxa"/>
+            <w:noWrap/>
+            <w:hideMark/>
+          </w:tcPr>
+          <w:p>
+            <w:pPr>
+              <w:spacing w:line="278" w:lineRule="auto"/>
+              <w:rPr>
+                <w:b/>
+                <w:bCs/>
+              </w:rPr>
+            </w:pPr>
+            <w:r>
+              <w:rPr>
+                <w:b/>
+                <w:bCs/>
+              </w:rPr>
+              <w:t>RID</w:t>
+            </w:r>
+          </w:p>
+        </w:tc>
+        <w:tc>
+          <w:tcPr>
+            <w:tcW w:w="2800" w:type="dxa"/>
+            <w:hideMark/>
+          </w:tcPr>
+          <w:p>
+            <w:pPr>
+              <w:spacing w:line="278" w:lineRule="auto"/>
+              <w:rPr>
+                <w:b/>
+                <w:bCs/>
+              </w:rPr>
+            </w:pPr>
+            <w:r>
+              <w:rPr>
+                <w:b/>
+                <w:bCs/>
+              </w:rPr>
+              <w:t>DESCRIPTION</w:t>
+            </w:r>
+          </w:p>
+        </w:tc>
+        <w:tc>
+          <w:tcPr>
+            <w:tcW w:w="3407" w:type="dxa"/>
+            <w:hideMark/>
+          </w:tcPr>
+          <w:p>
+            <w:pPr>
+              <w:spacing w:line="278" w:lineRule="auto"/>
+              <w:rPr>
+                <w:b/>
+                <w:bCs/>
+              </w:rPr>
+            </w:pPr>
+            <w:r>
+              <w:rPr>
+                <w:b/>
+                <w:bCs/>
+              </w:rPr>
+              <w:t>STEPS</w:t>
+            </w:r>
+          </w:p>
+        </w:tc>
+        <w:tc>
+          <w:tcPr>
+            <w:tcW w:w="3686" w:type="dxa"/>
+            <w:hideMark/>
+          </w:tcPr>
+          <w:p>
+            <w:pPr>
+              <w:spacing w:line="278" w:lineRule="auto"/>
+              <w:rPr>
+                <w:b/>
+                <w:bCs/>
+              </w:rPr>
+            </w:pPr>
+            <w:r>
+              <w:rPr>
+                <w:b/>
+                <w:bCs/>
+              </w:rPr>
+              <w:t>EXPECTED RESULT</w:t>
+            </w:r>
+          </w:p>
+        </w:tc>
+        <w:tc>
+          <w:tcPr>
+            <w:tcW w:w="3515" w:type="dxa"/>
+            <w:hideMark/>
+          </w:tcPr>
+          <w:p>
+            <w:pPr>
+              <w:spacing w:line="278" w:lineRule="auto"/>
+              <w:rPr>
+                <w:b/>
+                <w:bCs/>
+              </w:rPr>
+            </w:pPr>
+            <w:r>
+              <w:rPr>
+                <w:b/>
+                <w:bCs/>
+              </w:rPr>
+              <w:t>ACTUAL RESULT</w:t>
+            </w:r>
+          </w:p>
+        </w:tc>
+        <w:tc>
+          <w:tcPr>
+            <w:tcW w:w="737" w:type="dxa"/>
+            <w:noWrap/>
+            <w:hideMark/>
+          </w:tcPr>
+          <w:p>
+            <w:pPr>
+              <w:spacing w:line="278" w:lineRule="auto"/>
+              <w:rPr>
+                <w:b/>
+                <w:bCs/>
+              </w:rPr>
+            </w:pPr>
+            <w:r>
+              <w:rPr>
+                <w:b/>
+                <w:bCs/>
+              </w:rPr>
+              <w:t>P/F</w:t>
+            </w:r>
+          </w:p>
+        </w:tc>
+      </w:tr>
+      <w:tr>
+        <w:trPr>
+          <w:trHeight w:val="585"/>
+        </w:trPr>
+        <w:tc>
+          <w:tcPr>
+            <w:tcW w:w="852" w:type="dxa"/>
+            <w:noWrap/>
+            <w:hideMark/>
+          </w:tcPr>
+          <w:p>
+            <w:pPr>
+              <w:spacing w:line="278" w:lineRule="auto"/>
+            </w:pPr>
+            <w:r>
+              <w:t>TC01</w:t>
+            </w:r>
+          </w:p>
+        </w:tc>
+        <w:tc>
+          <w:tcPr>
+            <w:tcW w:w="738" w:type="dxa"/>
+            <w:noWrap/>
+            <w:hideMark/>
+          </w:tcPr>
+          <w:p>
+            <w:pPr>
+              <w:spacing w:line="278" w:lineRule="auto"/>
+            </w:pPr>
+            <w:r>
+              <w:t>FR1</w:t>
+            </w:r>
+          </w:p>
+        </w:tc>
+        <w:tc>
+          <w:tcPr>
+            <w:tcW w:w="2800" w:type="dxa"/>
+            <w:hideMark/>
+          </w:tcPr>
+          <w:p>
+            <w:pPr>
+              <w:spacing w:line="278" w:lineRule="auto"/>
+            </w:pPr>
+            <w:r>
+              <w:t>The system shall allow students to browse a list of coding problems</w:t>
+            </w:r>
+          </w:p>
+        </w:tc>
+        <w:tc>
+          <w:tcPr>
+            <w:tcW w:w="3407" w:type="dxa"/>
+            <w:hideMark/>
+          </w:tcPr>
+          <w:p>
+            <w:pPr>
+              <w:spacing w:line="278" w:lineRule="auto"/>
+            </w:pPr>
+            <w:r>
+              <w:t xml:space="preserve">1. Log in as student </w:t>
+            </w:r>
+            <w:r>
+              <w:br/>
+              <w:t>2. Navigate to homepage</w:t>
+            </w:r>
+          </w:p>
+        </w:tc>
+        <w:tc>
+          <w:tcPr>
+            <w:tcW w:w="3686" w:type="dxa"/>
+            <w:hideMark/>
+          </w:tcPr>
+          <w:p>
+            <w:pPr>
+              <w:spacing w:line="278" w:lineRule="auto"/>
+            </w:pPr>
+            <w:r>
+              <w:t>List of problems visible with corresponding title, author and difficulty</w:t>
+            </w:r>
+          </w:p>
+        </w:tc>
+        <w:tc>
+          <w:tcPr>
+            <w:tcW w:w="3515" w:type="dxa"/>
+            <w:hideMark/>
+          </w:tcPr>
+          <w:p>
+            <w:pPr>
+              <w:spacing w:line="278" w:lineRule="auto"/>
+            </w:pPr>
+            <w:r>
+              <w:t>Problems visible as expected</w:t>
+            </w:r>
+          </w:p>
+        </w:tc>
+        <w:tc>
+          <w:tcPr>
+            <w:tcW w:w="737" w:type="dxa"/>
+            <w:noWrap/>
+            <w:hideMark/>
+          </w:tcPr>
+          <w:p>
+            <w:pPr>
+              <w:spacing w:line="278" w:lineRule="auto"/>
+              <w:rPr>
+                <w:b/>
+                <w:bCs/>
+              </w:rPr>
+            </w:pPr>
+            <w:r>
+              <w:rPr>
+                <w:b/>
+                <w:bCs/>
+              </w:rPr>
+              <w:t>PASS</w:t>
+            </w:r>
+          </w:p>
+        </w:tc>
+      </w:tr>
+      <w:tr>
+        <w:trPr>
+          <w:trHeight w:val="600"/>
+        </w:trPr>
+        <w:tc>
+          <w:tcPr>
+            <w:tcW w:w="852" w:type="dxa"/>
+            <w:noWrap/>
+            <w:hideMark/>
+          </w:tcPr>
+          <w:p>
+            <w:pPr>
+              <w:spacing w:line="278" w:lineRule="auto"/>
+            </w:pPr>
+            <w:r>
+              <w:t>TC02</w:t>
+            </w:r>
+          </w:p>
+        </w:tc>
+        <w:tc>
+          <w:tcPr>
+            <w:tcW w:w="738" w:type="dxa"/>
+            <w:noWrap/>
+            <w:hideMark/>
+          </w:tcPr>
+          <w:p>
+            <w:pPr>
+              <w:spacing w:line="278" w:lineRule="auto"/>
+            </w:pPr>
+            <w:r>
+              <w:t>FR2</w:t>
+            </w:r>
+          </w:p>
+        </w:tc>
+        <w:tc>
+          <w:tcPr>
+            <w:tcW w:w="2800" w:type="dxa"/>
+            <w:hideMark/>
+          </w:tcPr>
+          <w:p>
+            <w:pPr>
+              <w:spacing w:line="278" w:lineRule="auto"/>
+            </w:pPr>
+            <w:r>
+              <w:t>The system shall provide a built-in code editor for writing solutions</w:t>
+            </w:r>
+          </w:p>
+        </w:tc>
+        <w:tc>
+          <w:tcPr>
+            <w:tcW w:w="3407" w:type="dxa"/>
+            <w:hideMark/>
+          </w:tcPr>
+          <w:p>
+            <w:pPr>
+              <w:spacing w:line="278" w:lineRule="auto"/>
+            </w:pPr>
+            <w:r>
+              <w:t xml:space="preserve">1. Log in as student </w:t>
+            </w:r>
+            <w:r>
+              <w:br/>
+              <w:t>2. Select a problem</w:t>
+            </w:r>
+          </w:p>
+        </w:tc>
+        <w:tc>
+          <w:tcPr>
+            <w:tcW w:w="3686" w:type="dxa"/>
+            <w:hideMark/>
+          </w:tcPr>
+          <w:p>
+            <w:pPr>
+              <w:spacing w:line="278" w:lineRule="auto"/>
+            </w:pPr>
+            <w:r>
+              <w:t>Code editor is visible, displays placeholder code and is editable</w:t>
+            </w:r>
+          </w:p>
+        </w:tc>
+        <w:tc>
+          <w:tcPr>
+            <w:tcW w:w="3515" w:type="dxa"/>
+            <w:hideMark/>
+          </w:tcPr>
+          <w:p>
+            <w:pPr>
+              <w:spacing w:line="278" w:lineRule="auto"/>
+            </w:pPr>
+            <w:r>
+              <w:t>Code editor visible, placeholder code visible and editor is editable</w:t>
+            </w:r>
+          </w:p>
+        </w:tc>
+        <w:tc>
+          <w:tcPr>
+            <w:tcW w:w="737" w:type="dxa"/>
+            <w:noWrap/>
+            <w:hideMark/>
+          </w:tcPr>
+          <w:p>
+            <w:pPr>
+              <w:spacing w:line="278" w:lineRule="auto"/>
+              <w:rPr>
+                <w:b/>
+                <w:bCs/>
+              </w:rPr>
+            </w:pPr>
+            <w:r>
+              <w:rPr>
+                <w:b/>
+                <w:bCs/>
+              </w:rPr>
+              <w:t>PASS</w:t>
+            </w:r>
+          </w:p>
+        </w:tc>
+      </w:tr>
+      <w:tr>
+        <w:trPr>
+          <w:trHeight w:val="1200"/>
+        </w:trPr>
+        <w:tc>
+          <w:tcPr>
+            <w:tcW w:w="852" w:type="dxa"/>
+            <w:noWrap/>
+            <w:hideMark/>
+          </w:tcPr>
+          <w:p>
+            <w:pPr>
+              <w:spacing w:line="278" w:lineRule="auto"/>
+            </w:pPr>
+            <w:r>
+              <w:t>TC03a</w:t>
+            </w:r>
+          </w:p>
+        </w:tc>
+        <w:tc>
+          <w:tcPr>
+            <w:tcW w:w="738" w:type="dxa"/>
+            <w:noWrap/>
+            <w:hideMark/>
+          </w:tcPr>
+          <w:p>
+            <w:pPr>
+              <w:spacing w:line="278" w:lineRule="auto"/>
+            </w:pPr>
+            <w:r>
+              <w:t>FR3</w:t>
+            </w:r>
+          </w:p>
+        </w:tc>
+        <w:tc>
+          <w:tcPr>
+            <w:tcW w:w="2800" w:type="dxa"/>
+            <w:hideMark/>
+          </w:tcPr>
+          <w:p>
+            <w:pPr>
+              <w:spacing w:line="278" w:lineRule="auto"/>
+            </w:pPr>
+            <w:r>
+              <w:t>The system shall execute correct inputted code against predefined test cases</w:t>
+            </w:r>
+          </w:p>
+        </w:tc>
+        <w:tc>
+          <w:tcPr>
+            <w:tcW w:w="3407" w:type="dxa"/>
+            <w:hideMark/>
+          </w:tcPr>
+          <w:p>
+            <w:pPr>
+              <w:spacing w:line="278" w:lineRule="auto"/>
+            </w:pPr>
+            <w:r>
+              <w:t xml:space="preserve">1. Log in as student </w:t>
+            </w:r>
+            <w:r>
+              <w:br/>
+              <w:t xml:space="preserve">2. Select a problem </w:t>
+            </w:r>
+            <w:r>
+              <w:br/>
+              <w:t xml:space="preserve">3. Input a correct solution </w:t>
+            </w:r>
+            <w:r>
+              <w:br/>
+              <w:t>4. Click submit</w:t>
+            </w:r>
+          </w:p>
+        </w:tc>
+        <w:tc>
+          <w:tcPr>
+            <w:tcW w:w="3686" w:type="dxa"/>
+            <w:hideMark/>
+          </w:tcPr>
+          <w:p>
+            <w:pPr>
+              <w:spacing w:line="278" w:lineRule="auto"/>
+            </w:pPr>
+            <w:r>
+              <w:t>System executes code against all predefined test cases, results are displayed on the screen, and a submission summary is displayed on the screen</w:t>
+            </w:r>
+          </w:p>
+        </w:tc>
+        <w:tc>
+          <w:tcPr>
+            <w:tcW w:w="3515" w:type="dxa"/>
+            <w:hideMark/>
+          </w:tcPr>
+          <w:p>
+            <w:pPr>
+              <w:spacing w:line="278" w:lineRule="auto"/>
+            </w:pPr>
+            <w:r>
+              <w:t>System executes code against all predefined test cases, results are displayed on the screen, and a passing submission summary is displayed on the screen</w:t>
+            </w:r>
+          </w:p>
+        </w:tc>
+        <w:tc>
+          <w:tcPr>
+            <w:tcW w:w="737" w:type="dxa"/>
+            <w:noWrap/>
+            <w:hideMark/>
+          </w:tcPr>
+          <w:p>
+            <w:pPr>
+              <w:spacing w:line="278" w:lineRule="auto"/>
+              <w:rPr>
+                <w:b/>
+                <w:bCs/>
+              </w:rPr>
+            </w:pPr>
+            <w:r>
+              <w:rPr>
+                <w:b/>
+                <w:bCs/>
+              </w:rPr>
+              <w:t>PASS</w:t>
+            </w:r>
+          </w:p>
+        </w:tc>
+      </w:tr>
+      <w:tr>
+        <w:trPr>
+          <w:trHeight w:val="1200"/>
+        </w:trPr>
+        <w:tc>
+          <w:tcPr>
+            <w:tcW w:w="852" w:type="dxa"/>
+            <w:noWrap/>
+            <w:hideMark/>
+          </w:tcPr>
+          <w:p>
+            <w:pPr>
+              <w:spacing w:line="278" w:lineRule="auto"/>
+            </w:pPr>
+            <w:r>
+              <w:t>TC03b</w:t>
+            </w:r>
+          </w:p>
+        </w:tc>
+        <w:tc>
+          <w:tcPr>
+            <w:tcW w:w="738" w:type="dxa"/>
+            <w:noWrap/>
+            <w:hideMark/>
+          </w:tcPr>
+          <w:p>
+            <w:pPr>
+              <w:spacing w:line="278" w:lineRule="auto"/>
+            </w:pPr>
+            <w:r>
+              <w:t>FR3</w:t>
+            </w:r>
+          </w:p>
+        </w:tc>
+        <w:tc>
+          <w:tcPr>
+            <w:tcW w:w="2800" w:type="dxa"/>
+            <w:hideMark/>
+          </w:tcPr>
+          <w:p>
+            <w:pPr>
+              <w:spacing w:line="278" w:lineRule="auto"/>
+            </w:pPr>
+            <w:r>
+              <w:t>The system shall execute incorrect inputted code against predefined test cases, return errors and result in a failed submission</w:t>
+            </w:r>
+          </w:p>
+        </w:tc>
+        <w:tc>
+          <w:tcPr>
+            <w:tcW w:w="3407" w:type="dxa"/>
+            <w:hideMark/>
+          </w:tcPr>
+          <w:p>
+            <w:pPr>
+              <w:spacing w:line="278" w:lineRule="auto"/>
+            </w:pPr>
+            <w:r>
+              <w:t xml:space="preserve">1. Log in as student </w:t>
+            </w:r>
+            <w:r>
+              <w:br/>
+              <w:t xml:space="preserve">2. Select a problem </w:t>
+            </w:r>
+            <w:r>
+              <w:br/>
+              <w:t xml:space="preserve">3. Input an incorrect solution </w:t>
+            </w:r>
+            <w:r>
+              <w:br/>
+              <w:t>4. Click submit</w:t>
+            </w:r>
+          </w:p>
+        </w:tc>
+        <w:tc>
+          <w:tcPr>
+            <w:tcW w:w="3686" w:type="dxa"/>
+            <w:hideMark/>
+          </w:tcPr>
+          <w:p>
+            <w:pPr>
+              <w:spacing w:line="278" w:lineRule="auto"/>
+            </w:pPr>
+            <w:r>
+              <w:t>System executes code against all predefined test cases, errors are displayed on the screen, and a submission summary is displayed on the screen</w:t>
+            </w:r>
+          </w:p>
+        </w:tc>
+        <w:tc>
+          <w:tcPr>
+            <w:tcW w:w="3515" w:type="dxa"/>
+            <w:hideMark/>
+          </w:tcPr>
+          <w:p>
+            <w:pPr>
+              <w:spacing w:line="278" w:lineRule="auto"/>
+            </w:pPr>
+            <w:r>
+              <w:t>System executes code against all predefined test cases, errors are displayed on the screen, and a failed submission summary is displayed on the screen</w:t>
+            </w:r>
+          </w:p>
+        </w:tc>
+        <w:tc>
+          <w:tcPr>
+            <w:tcW w:w="737" w:type="dxa"/>
+            <w:noWrap/>
+            <w:hideMark/>
+          </w:tcPr>
+          <w:p>
+            <w:pPr>
+              <w:spacing w:line="278" w:lineRule="auto"/>
+              <w:rPr>
+                <w:b/>
+                <w:bCs/>
+              </w:rPr>
+            </w:pPr>
+            <w:r>
+              <w:rPr>
+                <w:b/>
+                <w:bCs/>
+              </w:rPr>
+              <w:t>PASS</w:t>
+            </w:r>
+          </w:p>
+        </w:tc>
+      </w:tr>
+      <w:tr>
+        <w:trPr>
+          <w:trHeight w:val="1200"/>
+        </w:trPr>
+        <w:tc>
+          <w:tcPr>
+            <w:tcW w:w="852" w:type="dxa"/>
+            <w:noWrap/>
+            <w:hideMark/>
+          </w:tcPr>
+          <w:p>
+            <w:pPr>
+              <w:spacing w:line="278" w:lineRule="auto"/>
+            </w:pPr>
+            <w:r>
+              <w:t>TC04a</w:t>
+            </w:r>
+          </w:p>
+        </w:tc>
+        <w:tc>
+          <w:tcPr>
+            <w:tcW w:w="738" w:type="dxa"/>
+            <w:noWrap/>
+            <w:hideMark/>
+          </w:tcPr>
+          <w:p>
+            <w:pPr>
+              <w:spacing w:line="278" w:lineRule="auto"/>
+            </w:pPr>
+            <w:r>
+              <w:t>FR4</w:t>
+            </w:r>
+          </w:p>
+        </w:tc>
+        <w:tc>
+          <w:tcPr>
+            <w:tcW w:w="2800" w:type="dxa"/>
+            <w:hideMark/>
+          </w:tcPr>
+          <w:p>
+            <w:pPr>
+              <w:spacing w:line="278" w:lineRule="auto"/>
+            </w:pPr>
+            <w:r>
+              <w:t>The system shall indicate if a student has passed a test case</w:t>
+            </w:r>
+          </w:p>
+        </w:tc>
+        <w:tc>
+          <w:tcPr>
+            <w:tcW w:w="3407" w:type="dxa"/>
+            <w:hideMark/>
+          </w:tcPr>
+          <w:p>
+            <w:pPr>
+              <w:spacing w:line="278" w:lineRule="auto"/>
+            </w:pPr>
+            <w:r>
+              <w:t xml:space="preserve">1. Log in as student </w:t>
+            </w:r>
+            <w:r>
+              <w:br/>
+              <w:t xml:space="preserve">2. Select a problem </w:t>
+            </w:r>
+            <w:r>
+              <w:br/>
+              <w:t xml:space="preserve">3. Input a correct solution </w:t>
+            </w:r>
+            <w:r>
+              <w:br/>
+              <w:t>4. Click run</w:t>
+            </w:r>
+          </w:p>
+        </w:tc>
+        <w:tc>
+          <w:tcPr>
+            <w:tcW w:w="3686" w:type="dxa"/>
+            <w:hideMark/>
+          </w:tcPr>
+          <w:p>
+            <w:pPr>
+              <w:spacing w:line="278" w:lineRule="auto"/>
+            </w:pPr>
+            <w:r>
+              <w:t>System shows the expected output and the actual output for each test case in the test case window and displays PASS</w:t>
+            </w:r>
+          </w:p>
+        </w:tc>
+        <w:tc>
+          <w:tcPr>
+            <w:tcW w:w="3515" w:type="dxa"/>
+            <w:hideMark/>
+          </w:tcPr>
+          <w:p>
+            <w:pPr>
+              <w:spacing w:line="278" w:lineRule="auto"/>
+            </w:pPr>
+            <w:r>
+              <w:t>System shows the expected output and the actual output for each test case in the test case window and displays PASS</w:t>
+            </w:r>
+          </w:p>
+        </w:tc>
+        <w:tc>
+          <w:tcPr>
+            <w:tcW w:w="737" w:type="dxa"/>
+            <w:noWrap/>
+            <w:hideMark/>
+          </w:tcPr>
+          <w:p>
+            <w:pPr>
+              <w:spacing w:line="278" w:lineRule="auto"/>
+              <w:rPr>
+                <w:b/>
+                <w:bCs/>
+              </w:rPr>
+            </w:pPr>
+            <w:r>
+              <w:rPr>
+                <w:b/>
+                <w:bCs/>
+              </w:rPr>
+              <w:t>PASS</w:t>
+            </w:r>
+          </w:p>
+        </w:tc>
+      </w:tr>
+    </w:tbl>
+    <w:p>
+      <w:pPr>
+        <w:pStyle w:val="Heading2"/>
+      </w:pPr>
+      <w:bookmarkStart w:id="15" w:name="_Toc226473875"/>
+      <w:r>
+        <w:t>Functional Testing</w:t>
+      </w:r>
+      <w:bookmarkEnd w:id="15"/>
+      <w:r>
+        <w:br w:type="page"/>
       </w:r>
     </w:p>
     <w:tbl>
@@ -4070,7 +5372,7 @@
       </w:tblGrid>
       <w:tr>
         <w:trPr>
-          <w:trHeight w:val="300"/>
+          <w:trHeight w:val="1200"/>
         </w:trPr>
         <w:tc>
           <w:tcPr>
@@ -4081,6 +5383,105 @@
           <w:p>
             <w:pPr>
               <w:spacing w:line="278" w:lineRule="auto"/>
+            </w:pPr>
+            <w:r>
+              <w:lastRenderedPageBreak/>
+              <w:t>TC04b</w:t>
+            </w:r>
+          </w:p>
+        </w:tc>
+        <w:tc>
+          <w:tcPr>
+            <w:tcW w:w="738" w:type="dxa"/>
+            <w:noWrap/>
+            <w:hideMark/>
+          </w:tcPr>
+          <w:p>
+            <w:pPr>
+              <w:spacing w:line="278" w:lineRule="auto"/>
+            </w:pPr>
+            <w:r>
+              <w:t>FR4</w:t>
+            </w:r>
+          </w:p>
+        </w:tc>
+        <w:tc>
+          <w:tcPr>
+            <w:tcW w:w="2800" w:type="dxa"/>
+            <w:hideMark/>
+          </w:tcPr>
+          <w:p>
+            <w:pPr>
+              <w:spacing w:line="278" w:lineRule="auto"/>
+            </w:pPr>
+            <w:r>
+              <w:t>The system shall indicate if a student has failed a test case</w:t>
+            </w:r>
+          </w:p>
+        </w:tc>
+        <w:tc>
+          <w:tcPr>
+            <w:tcW w:w="3407" w:type="dxa"/>
+            <w:hideMark/>
+          </w:tcPr>
+          <w:p>
+            <w:pPr>
+              <w:spacing w:line="278" w:lineRule="auto"/>
+            </w:pPr>
+            <w:r>
+              <w:t xml:space="preserve">1. Log in as student </w:t>
+            </w:r>
+            <w:r>
+              <w:br/>
+              <w:t xml:space="preserve">2. Select a problem </w:t>
+            </w:r>
+            <w:r>
+              <w:br/>
+              <w:t xml:space="preserve">3. Input an incorrect solution </w:t>
+            </w:r>
+            <w:r>
+              <w:br/>
+              <w:t>4. Click run</w:t>
+            </w:r>
+          </w:p>
+        </w:tc>
+        <w:tc>
+          <w:tcPr>
+            <w:tcW w:w="3686" w:type="dxa"/>
+            <w:hideMark/>
+          </w:tcPr>
+          <w:p>
+            <w:pPr>
+              <w:spacing w:line="278" w:lineRule="auto"/>
+            </w:pPr>
+            <w:r>
+              <w:t>System shows the expected output and the actual output for each test case in the test case window and displays FAIL</w:t>
+            </w:r>
+          </w:p>
+        </w:tc>
+        <w:tc>
+          <w:tcPr>
+            <w:tcW w:w="3515" w:type="dxa"/>
+            <w:hideMark/>
+          </w:tcPr>
+          <w:p>
+            <w:pPr>
+              <w:spacing w:line="278" w:lineRule="auto"/>
+            </w:pPr>
+            <w:r>
+              <w:t>System shows the expected output and the actual output for each test case in the test case window and displays FAIL</w:t>
+            </w:r>
+          </w:p>
+        </w:tc>
+        <w:tc>
+          <w:tcPr>
+            <w:tcW w:w="737" w:type="dxa"/>
+            <w:noWrap/>
+            <w:hideMark/>
+          </w:tcPr>
+          <w:p>
+            <w:pPr>
+              <w:spacing w:line="278" w:lineRule="auto"/>
               <w:rPr>
                 <w:b/>
                 <w:bCs/>
@@ -4091,149 +5492,14 @@
                 <w:b/>
                 <w:bCs/>
               </w:rPr>
-              <w:lastRenderedPageBreak/>
-              <w:t>TID</w:t>
-            </w:r>
-          </w:p>
-        </w:tc>
-        <w:tc>
-          <w:tcPr>
-            <w:tcW w:w="738" w:type="dxa"/>
-            <w:noWrap/>
-            <w:hideMark/>
-          </w:tcPr>
-          <w:p>
-            <w:pPr>
-              <w:spacing w:line="278" w:lineRule="auto"/>
-              <w:rPr>
-                <w:b/>
-                <w:bCs/>
-              </w:rPr>
-            </w:pPr>
-            <w:r>
-              <w:rPr>
-                <w:b/>
-                <w:bCs/>
-              </w:rPr>
-              <w:t>RID</w:t>
-            </w:r>
-          </w:p>
-        </w:tc>
-        <w:tc>
-          <w:tcPr>
-            <w:tcW w:w="2800" w:type="dxa"/>
-            <w:hideMark/>
-          </w:tcPr>
-          <w:p>
-            <w:pPr>
-              <w:spacing w:line="278" w:lineRule="auto"/>
-              <w:rPr>
-                <w:b/>
-                <w:bCs/>
-              </w:rPr>
-            </w:pPr>
-            <w:r>
-              <w:rPr>
-                <w:b/>
-                <w:bCs/>
-              </w:rPr>
-              <w:t>DESCRIPTION</w:t>
-            </w:r>
-          </w:p>
-        </w:tc>
-        <w:tc>
-          <w:tcPr>
-            <w:tcW w:w="3407" w:type="dxa"/>
-            <w:hideMark/>
-          </w:tcPr>
-          <w:p>
-            <w:pPr>
-              <w:spacing w:line="278" w:lineRule="auto"/>
-              <w:rPr>
-                <w:b/>
-                <w:bCs/>
-              </w:rPr>
-            </w:pPr>
-            <w:r>
-              <w:rPr>
-                <w:b/>
-                <w:bCs/>
-              </w:rPr>
-              <w:t>STEPS</w:t>
-            </w:r>
-          </w:p>
-        </w:tc>
-        <w:tc>
-          <w:tcPr>
-            <w:tcW w:w="3686" w:type="dxa"/>
-            <w:hideMark/>
-          </w:tcPr>
-          <w:p>
-            <w:pPr>
-              <w:spacing w:line="278" w:lineRule="auto"/>
-              <w:rPr>
-                <w:b/>
-                <w:bCs/>
-              </w:rPr>
-            </w:pPr>
-            <w:r>
-              <w:rPr>
-                <w:b/>
-                <w:bCs/>
-              </w:rPr>
-              <w:t>EXPECTED RESULT</w:t>
-            </w:r>
-          </w:p>
-        </w:tc>
-        <w:tc>
-          <w:tcPr>
-            <w:tcW w:w="3515" w:type="dxa"/>
-            <w:hideMark/>
-          </w:tcPr>
-          <w:p>
-            <w:pPr>
-              <w:spacing w:line="278" w:lineRule="auto"/>
-              <w:rPr>
-                <w:b/>
-                <w:bCs/>
-              </w:rPr>
-            </w:pPr>
-            <w:r>
-              <w:rPr>
-                <w:b/>
-                <w:bCs/>
-              </w:rPr>
-              <w:t>ACTUAL RESULT</w:t>
-            </w:r>
-          </w:p>
-        </w:tc>
-        <w:tc>
-          <w:tcPr>
-            <w:tcW w:w="737" w:type="dxa"/>
-            <w:noWrap/>
-            <w:hideMark/>
-          </w:tcPr>
-          <w:p>
-            <w:pPr>
-              <w:spacing w:line="278" w:lineRule="auto"/>
-              <w:rPr>
-                <w:b/>
-                <w:bCs/>
-              </w:rPr>
-            </w:pPr>
-            <w:r>
-              <w:rPr>
-                <w:b/>
-                <w:bCs/>
-              </w:rPr>
-              <w:t>P/F</w:t>
+              <w:t>PASS</w:t>
             </w:r>
           </w:p>
         </w:tc>
       </w:tr>
       <w:tr>
         <w:trPr>
-          <w:trHeight w:val="585"/>
+          <w:trHeight w:val="2100"/>
         </w:trPr>
         <w:tc>
           <w:tcPr>
@@ -4246,7 +5512,7 @@
               <w:spacing w:line="278" w:lineRule="auto"/>
             </w:pPr>
             <w:r>
-              <w:t>TC01</w:t>
+              <w:t>TC05</w:t>
             </w:r>
           </w:p>
         </w:tc>
@@ -4261,7 +5527,7 @@
               <w:spacing w:line="278" w:lineRule="auto"/>
             </w:pPr>
             <w:r>
-              <w:t>FR1</w:t>
+              <w:t>FR5</w:t>
             </w:r>
           </w:p>
         </w:tc>
@@ -4275,7 +5541,7 @@
               <w:spacing w:line="278" w:lineRule="auto"/>
             </w:pPr>
             <w:r>
-              <w:t>The system shall allow students to browse a list of coding problems</w:t>
+              <w:t>The system shall save student submissions to their profile</w:t>
             </w:r>
           </w:p>
         </w:tc>
@@ -4293,7 +5559,23 @@
             </w:r>
             <w:r>
               <w:br/>
-              <w:t>2. Navigate to homepage</w:t>
+              <w:t xml:space="preserve">2. Select a problem </w:t>
+            </w:r>
+            <w:r>
+              <w:br/>
+              <w:t xml:space="preserve">3. Input a solution </w:t>
+            </w:r>
+            <w:r>
+              <w:br/>
+              <w:t>4. Click submit</w:t>
+            </w:r>
+            <w:r>
+              <w:br/>
+              <w:t>5. Click profile</w:t>
+            </w:r>
+            <w:r>
+              <w:br/>
+              <w:t>6. Click the submission under Submission History</w:t>
             </w:r>
           </w:p>
         </w:tc>
@@ -4307,7 +5589,7 @@
               <w:spacing w:line="278" w:lineRule="auto"/>
             </w:pPr>
             <w:r>
-              <w:t>List of problems visible with corresponding title, author and difficulty</w:t>
+              <w:t>System displays the problem title, pass/fail, and the date and time at which the problem was submitted on the student's profile. System also additionally displays test case results, points breakdown and submitted solution on the submission record itself</w:t>
             </w:r>
           </w:p>
         </w:tc>
@@ -4321,7 +5603,7 @@
               <w:spacing w:line="278" w:lineRule="auto"/>
             </w:pPr>
             <w:r>
-              <w:t>Problems visible as expected</w:t>
+              <w:t>System displays the problem title, pass/fail, and the date and time at which the problem was submitted on the student's profile. System also additionally displays test case results, points breakdown and submitted solution on the submission record itself</w:t>
             </w:r>
           </w:p>
         </w:tc>
@@ -4351,7 +5633,7 @@
       </w:tr>
       <w:tr>
         <w:trPr>
-          <w:trHeight w:val="600"/>
+          <w:trHeight w:val="3660"/>
         </w:trPr>
         <w:tc>
           <w:tcPr>
@@ -4364,7 +5646,7 @@
               <w:spacing w:line="278" w:lineRule="auto"/>
             </w:pPr>
             <w:r>
-              <w:t>TC02</w:t>
+              <w:t>TC06</w:t>
             </w:r>
           </w:p>
         </w:tc>
@@ -4379,7 +5661,7 @@
               <w:spacing w:line="278" w:lineRule="auto"/>
             </w:pPr>
             <w:r>
-              <w:t>FR2</w:t>
+              <w:t>FR6</w:t>
             </w:r>
           </w:p>
         </w:tc>
@@ -4393,7 +5675,7 @@
               <w:spacing w:line="278" w:lineRule="auto"/>
             </w:pPr>
             <w:r>
-              <w:t>The system shall provide a built-in code editor for writing solutions</w:t>
+              <w:t>The system shall allow lecturers to upload new problems and test cases</w:t>
             </w:r>
           </w:p>
         </w:tc>
@@ -4407,11 +5689,35 @@
               <w:spacing w:line="278" w:lineRule="auto"/>
             </w:pPr>
             <w:r>
-              <w:t xml:space="preserve">1. Log in as student </w:t>
+              <w:t>1. Log in as lecturer</w:t>
             </w:r>
             <w:r>
               <w:br/>
-              <w:t>2. Select a problem</w:t>
+              <w:t>2. Click lecturer menu &gt; manage problems &gt; create new problem</w:t>
+            </w:r>
+            <w:r>
+              <w:br/>
+              <w:t>3. Enter problem details in required format</w:t>
+            </w:r>
+            <w:r>
+              <w:br/>
+              <w:t>4. Add valid test cases</w:t>
+            </w:r>
+            <w:r>
+              <w:br/>
+              <w:t>5. Click save</w:t>
+            </w:r>
+            <w:r>
+              <w:br/>
+              <w:t>6. Click lecturer menu &gt; manage courses</w:t>
+            </w:r>
+            <w:r>
+              <w:br/>
+              <w:t>7. Click edit icon on global problems</w:t>
+            </w:r>
+            <w:r>
+              <w:br/>
+              <w:t>8. Add new problem to global problems</w:t>
             </w:r>
           </w:p>
         </w:tc>
@@ -4425,7 +5731,13 @@
               <w:spacing w:line="278" w:lineRule="auto"/>
             </w:pPr>
             <w:r>
-              <w:t>Code editor is visible, displays placeholder code and is editable</w:t>
+              <w:t xml:space="preserve">System should display newly created problem on the homepage while the global problems course is selected. Upon clicking this problem, all problem details should be </w:t>
+            </w:r>
+            <w:r>
+              <w:t>visible,</w:t>
+            </w:r>
+            <w:r>
+              <w:t xml:space="preserve"> and the problem should be able to be completed.</w:t>
             </w:r>
           </w:p>
         </w:tc>
@@ -4439,7 +5751,19 @@
               <w:spacing w:line="278" w:lineRule="auto"/>
             </w:pPr>
             <w:r>
-              <w:t>Code editor visible, placeholder code visible and editor is editable</w:t>
+              <w:t xml:space="preserve">System displays newly created problem on the homepage while the global problems course is selected. Upon clicking this problem, all problem details are </w:t>
+            </w:r>
+            <w:r>
+              <w:t>visible,</w:t>
+            </w:r>
+            <w:r>
+              <w:t xml:space="preserve"> and the problem </w:t>
+            </w:r>
+            <w:r>
+              <w:t>can</w:t>
+            </w:r>
+            <w:r>
+              <w:t xml:space="preserve"> be completed.</w:t>
             </w:r>
           </w:p>
         </w:tc>
@@ -4464,6 +5788,2215 @@
               </w:rPr>
               <w:t>PASS</w:t>
             </w:r>
+          </w:p>
+        </w:tc>
+      </w:tr>
+      <w:tr>
+        <w:trPr>
+          <w:trHeight w:val="3645"/>
+        </w:trPr>
+        <w:tc>
+          <w:tcPr>
+            <w:tcW w:w="852" w:type="dxa"/>
+            <w:noWrap/>
+            <w:hideMark/>
+          </w:tcPr>
+          <w:p>
+            <w:pPr>
+              <w:spacing w:line="278" w:lineRule="auto"/>
+            </w:pPr>
+            <w:r>
+              <w:lastRenderedPageBreak/>
+              <w:t>TC07</w:t>
+            </w:r>
+          </w:p>
+        </w:tc>
+        <w:tc>
+          <w:tcPr>
+            <w:tcW w:w="738" w:type="dxa"/>
+            <w:noWrap/>
+            <w:hideMark/>
+          </w:tcPr>
+          <w:p>
+            <w:pPr>
+              <w:spacing w:line="278" w:lineRule="auto"/>
+            </w:pPr>
+            <w:r>
+              <w:t>FR7</w:t>
+            </w:r>
+          </w:p>
+        </w:tc>
+        <w:tc>
+          <w:tcPr>
+            <w:tcW w:w="2800" w:type="dxa"/>
+            <w:hideMark/>
+          </w:tcPr>
+          <w:p>
+            <w:pPr>
+              <w:spacing w:line="278" w:lineRule="auto"/>
+            </w:pPr>
+            <w:r>
+              <w:t>The system shall allow lecturers to create courses and assign problems to groups of students</w:t>
+            </w:r>
+          </w:p>
+        </w:tc>
+        <w:tc>
+          <w:tcPr>
+            <w:tcW w:w="3407" w:type="dxa"/>
+            <w:hideMark/>
+          </w:tcPr>
+          <w:p>
+            <w:pPr>
+              <w:spacing w:line="278" w:lineRule="auto"/>
+            </w:pPr>
+            <w:r>
+              <w:t>1. Log in as a lecturer</w:t>
+            </w:r>
+            <w:r>
+              <w:br/>
+              <w:t>2. Click lecturer menu &gt; manage courses</w:t>
+            </w:r>
+            <w:r>
+              <w:br/>
+              <w:t>3. Click create new course</w:t>
+            </w:r>
+            <w:r>
+              <w:br/>
+              <w:t>4. Fill in course details adding students and problems</w:t>
+            </w:r>
+            <w:r>
+              <w:br/>
+              <w:t>5. Click save</w:t>
+            </w:r>
+            <w:r>
+              <w:br/>
+              <w:t>6. Log out</w:t>
+            </w:r>
+            <w:r>
+              <w:br/>
+              <w:t>7. Log in as each student added to the course</w:t>
+            </w:r>
+            <w:r>
+              <w:br/>
+              <w:t>8. Click courses and select the course that was just created</w:t>
+            </w:r>
+          </w:p>
+        </w:tc>
+        <w:tc>
+          <w:tcPr>
+            <w:tcW w:w="3686" w:type="dxa"/>
+            <w:hideMark/>
+          </w:tcPr>
+          <w:p>
+            <w:pPr>
+              <w:spacing w:line="278" w:lineRule="auto"/>
+            </w:pPr>
+            <w:r>
+              <w:t>System should display the display the problems that were added to the new course by the lecturer account, for the student accounts that were added to the course</w:t>
+            </w:r>
+          </w:p>
+        </w:tc>
+        <w:tc>
+          <w:tcPr>
+            <w:tcW w:w="3515" w:type="dxa"/>
+            <w:hideMark/>
+          </w:tcPr>
+          <w:p>
+            <w:pPr>
+              <w:spacing w:line="278" w:lineRule="auto"/>
+            </w:pPr>
+            <w:r>
+              <w:t>System displays the problems that were added to the new course by the lecturer account, for the student accounts that were added to the course</w:t>
+            </w:r>
+          </w:p>
+        </w:tc>
+        <w:tc>
+          <w:tcPr>
+            <w:tcW w:w="737" w:type="dxa"/>
+            <w:noWrap/>
+            <w:hideMark/>
+          </w:tcPr>
+          <w:p>
+            <w:pPr>
+              <w:spacing w:line="278" w:lineRule="auto"/>
+              <w:rPr>
+                <w:b/>
+                <w:bCs/>
+              </w:rPr>
+            </w:pPr>
+            <w:r>
+              <w:rPr>
+                <w:b/>
+                <w:bCs/>
+              </w:rPr>
+              <w:t>PASS</w:t>
+            </w:r>
+          </w:p>
+        </w:tc>
+      </w:tr>
+      <w:tr>
+        <w:trPr>
+          <w:trHeight w:val="3345"/>
+        </w:trPr>
+        <w:tc>
+          <w:tcPr>
+            <w:tcW w:w="852" w:type="dxa"/>
+            <w:noWrap/>
+            <w:hideMark/>
+          </w:tcPr>
+          <w:p>
+            <w:pPr>
+              <w:spacing w:line="278" w:lineRule="auto"/>
+            </w:pPr>
+            <w:r>
+              <w:t>TC08a</w:t>
+            </w:r>
+          </w:p>
+        </w:tc>
+        <w:tc>
+          <w:tcPr>
+            <w:tcW w:w="738" w:type="dxa"/>
+            <w:noWrap/>
+            <w:hideMark/>
+          </w:tcPr>
+          <w:p>
+            <w:pPr>
+              <w:spacing w:line="278" w:lineRule="auto"/>
+            </w:pPr>
+            <w:r>
+              <w:t>FR8</w:t>
+            </w:r>
+          </w:p>
+        </w:tc>
+        <w:tc>
+          <w:tcPr>
+            <w:tcW w:w="2800" w:type="dxa"/>
+            <w:hideMark/>
+          </w:tcPr>
+          <w:p>
+            <w:pPr>
+              <w:spacing w:line="278" w:lineRule="auto"/>
+            </w:pPr>
+            <w:r>
+              <w:t>The system shall allow lecturers to see results and solutions from students which they have assigned problems to</w:t>
+            </w:r>
+          </w:p>
+        </w:tc>
+        <w:tc>
+          <w:tcPr>
+            <w:tcW w:w="3407" w:type="dxa"/>
+            <w:hideMark/>
+          </w:tcPr>
+          <w:p>
+            <w:pPr>
+              <w:spacing w:line="278" w:lineRule="auto"/>
+            </w:pPr>
+            <w:r>
+              <w:t>(prerequisite: problems have been submitted by student accounts enrolled in courses under test)</w:t>
+            </w:r>
+            <w:r>
+              <w:br/>
+              <w:t>1. Log in as a lecturer</w:t>
+            </w:r>
+            <w:r>
+              <w:br/>
+              <w:t>2. Click lecturer menu &gt; manage courses</w:t>
+            </w:r>
+            <w:r>
+              <w:br/>
+              <w:t>3. Click on a global problems</w:t>
+            </w:r>
+            <w:r>
+              <w:br/>
+              <w:t>4. Observe results</w:t>
+            </w:r>
+            <w:r>
+              <w:br/>
+              <w:t>5. Click on individual result</w:t>
+            </w:r>
+            <w:r>
+              <w:br/>
+              <w:t>6. Observe student results and solution for problem</w:t>
+            </w:r>
+          </w:p>
+        </w:tc>
+        <w:tc>
+          <w:tcPr>
+            <w:tcW w:w="3686" w:type="dxa"/>
+            <w:hideMark/>
+          </w:tcPr>
+          <w:p>
+            <w:pPr>
+              <w:spacing w:line="278" w:lineRule="auto"/>
+            </w:pPr>
+            <w:r>
+              <w:t xml:space="preserve">System should display a percentage result in a table format for every student enrolled in global problems and every problem. The system should also navigate to the individual student submission upon clicking its corresponding cell in the table. A grey dash should be visible for students that have not made any submissions yet for a particular problem after this course was created. </w:t>
+            </w:r>
+          </w:p>
+        </w:tc>
+        <w:tc>
+          <w:tcPr>
+            <w:tcW w:w="3515" w:type="dxa"/>
+            <w:hideMark/>
+          </w:tcPr>
+          <w:p>
+            <w:pPr>
+              <w:spacing w:line="278" w:lineRule="auto"/>
+            </w:pPr>
+            <w:r>
+              <w:t xml:space="preserve">System displays percentage results in a table format for every student enrolled in global problems and every problem. The system also navigates to the individual student submission upon clicking its corresponding cell in the table. A grey dash is visible for students that have not made any submissions yet for a particular problem after the course was created. </w:t>
+            </w:r>
+          </w:p>
+        </w:tc>
+        <w:tc>
+          <w:tcPr>
+            <w:tcW w:w="737" w:type="dxa"/>
+            <w:noWrap/>
+            <w:hideMark/>
+          </w:tcPr>
+          <w:p>
+            <w:pPr>
+              <w:spacing w:line="278" w:lineRule="auto"/>
+              <w:rPr>
+                <w:b/>
+                <w:bCs/>
+              </w:rPr>
+            </w:pPr>
+            <w:r>
+              <w:rPr>
+                <w:b/>
+                <w:bCs/>
+              </w:rPr>
+              <w:t>PASS</w:t>
+            </w:r>
+          </w:p>
+        </w:tc>
+      </w:tr>
+      <w:tr>
+        <w:trPr>
+          <w:trHeight w:val="3330"/>
+        </w:trPr>
+        <w:tc>
+          <w:tcPr>
+            <w:tcW w:w="852" w:type="dxa"/>
+            <w:noWrap/>
+            <w:hideMark/>
+          </w:tcPr>
+          <w:p>
+            <w:pPr>
+              <w:spacing w:line="278" w:lineRule="auto"/>
+            </w:pPr>
+            <w:r>
+              <w:lastRenderedPageBreak/>
+              <w:t>TC08b</w:t>
+            </w:r>
+          </w:p>
+        </w:tc>
+        <w:tc>
+          <w:tcPr>
+            <w:tcW w:w="738" w:type="dxa"/>
+            <w:noWrap/>
+            <w:hideMark/>
+          </w:tcPr>
+          <w:p>
+            <w:pPr>
+              <w:spacing w:line="278" w:lineRule="auto"/>
+            </w:pPr>
+            <w:r>
+              <w:t>FR8</w:t>
+            </w:r>
+          </w:p>
+        </w:tc>
+        <w:tc>
+          <w:tcPr>
+            <w:tcW w:w="2800" w:type="dxa"/>
+            <w:hideMark/>
+          </w:tcPr>
+          <w:p>
+            <w:pPr>
+              <w:spacing w:line="278" w:lineRule="auto"/>
+            </w:pPr>
+            <w:r>
+              <w:t>The system shall allow lecturers to download results for global problems and any course they have created</w:t>
+            </w:r>
+          </w:p>
+        </w:tc>
+        <w:tc>
+          <w:tcPr>
+            <w:tcW w:w="3407" w:type="dxa"/>
+            <w:hideMark/>
+          </w:tcPr>
+          <w:p>
+            <w:pPr>
+              <w:spacing w:line="278" w:lineRule="auto"/>
+            </w:pPr>
+            <w:r>
+              <w:t>(prerequisite: problems have been submitted by student accounts enrolled in courses under test)</w:t>
+            </w:r>
+            <w:r>
+              <w:br/>
+              <w:t>1. Log in as a lecturer</w:t>
+            </w:r>
+            <w:r>
+              <w:br/>
+              <w:t>2. Click lecturer menu &gt; manage courses</w:t>
+            </w:r>
+            <w:r>
+              <w:br/>
+              <w:t>3. Click on global problems or a course created by this lecturer account</w:t>
+            </w:r>
+            <w:r>
+              <w:br/>
+              <w:t>4. Click Download Results.csv</w:t>
+            </w:r>
+            <w:r>
+              <w:br/>
+              <w:t>5. Click on downloaded .csv file</w:t>
+            </w:r>
+          </w:p>
+        </w:tc>
+        <w:tc>
+          <w:tcPr>
+            <w:tcW w:w="3686" w:type="dxa"/>
+            <w:hideMark/>
+          </w:tcPr>
+          <w:p>
+            <w:pPr>
+              <w:spacing w:line="278" w:lineRule="auto"/>
+            </w:pPr>
+            <w:r>
+              <w:t>System should download a .CSV file entitled &lt;course-name&gt;_results.csv. This file should contain a table of all student results, totals across multiple problems and averages across multiple students.</w:t>
+            </w:r>
+          </w:p>
+        </w:tc>
+        <w:tc>
+          <w:tcPr>
+            <w:tcW w:w="3515" w:type="dxa"/>
+            <w:hideMark/>
+          </w:tcPr>
+          <w:p>
+            <w:pPr>
+              <w:spacing w:line="278" w:lineRule="auto"/>
+            </w:pPr>
+            <w:r>
+              <w:t>System downloads a .CSV file entitled &lt;course-name&gt;_results.csv. This file contains a table of all student results, totals across multiple problems and averages across multiple students.</w:t>
+            </w:r>
+          </w:p>
+        </w:tc>
+        <w:tc>
+          <w:tcPr>
+            <w:tcW w:w="737" w:type="dxa"/>
+            <w:noWrap/>
+            <w:hideMark/>
+          </w:tcPr>
+          <w:p>
+            <w:pPr>
+              <w:spacing w:line="278" w:lineRule="auto"/>
+              <w:rPr>
+                <w:b/>
+                <w:bCs/>
+              </w:rPr>
+            </w:pPr>
+            <w:r>
+              <w:rPr>
+                <w:b/>
+                <w:bCs/>
+              </w:rPr>
+              <w:t>PASS</w:t>
+            </w:r>
+          </w:p>
+        </w:tc>
+      </w:tr>
+      <w:tr>
+        <w:trPr>
+          <w:trHeight w:val="3030"/>
+        </w:trPr>
+        <w:tc>
+          <w:tcPr>
+            <w:tcW w:w="852" w:type="dxa"/>
+            <w:noWrap/>
+            <w:hideMark/>
+          </w:tcPr>
+          <w:p>
+            <w:pPr>
+              <w:spacing w:line="278" w:lineRule="auto"/>
+            </w:pPr>
+            <w:r>
+              <w:t>TC09a</w:t>
+            </w:r>
+          </w:p>
+        </w:tc>
+        <w:tc>
+          <w:tcPr>
+            <w:tcW w:w="738" w:type="dxa"/>
+            <w:noWrap/>
+            <w:hideMark/>
+          </w:tcPr>
+          <w:p>
+            <w:pPr>
+              <w:spacing w:line="278" w:lineRule="auto"/>
+            </w:pPr>
+            <w:r>
+              <w:t>NFR1</w:t>
+            </w:r>
+          </w:p>
+        </w:tc>
+        <w:tc>
+          <w:tcPr>
+            <w:tcW w:w="2800" w:type="dxa"/>
+            <w:hideMark/>
+          </w:tcPr>
+          <w:p>
+            <w:pPr>
+              <w:spacing w:line="278" w:lineRule="auto"/>
+            </w:pPr>
+            <w:r>
+              <w:t>The system should allow all users to search and filter for problems with a specific name</w:t>
+            </w:r>
+          </w:p>
+        </w:tc>
+        <w:tc>
+          <w:tcPr>
+            <w:tcW w:w="3407" w:type="dxa"/>
+            <w:hideMark/>
+          </w:tcPr>
+          <w:p>
+            <w:pPr>
+              <w:spacing w:line="278" w:lineRule="auto"/>
+            </w:pPr>
+            <w:r>
+              <w:t xml:space="preserve">(prerequisite: </w:t>
+            </w:r>
+            <w:r>
+              <w:t>several</w:t>
+            </w:r>
+            <w:r>
+              <w:t xml:space="preserve"> problems of different difficulty and name have been added to the global problems course)</w:t>
+            </w:r>
+            <w:r>
+              <w:br/>
+              <w:t>1. Log in as any user type</w:t>
+            </w:r>
+            <w:r>
+              <w:br/>
+              <w:t>2. Observe the displayed problems</w:t>
+            </w:r>
+            <w:r>
+              <w:br/>
+              <w:t>3. Enter a search query corresponding to one of the problem titles</w:t>
+            </w:r>
+            <w:r>
+              <w:br/>
+              <w:t>4. Observe result</w:t>
+            </w:r>
+            <w:r>
+              <w:br/>
+              <w:t>5. Repeat test for other user type</w:t>
+            </w:r>
+          </w:p>
+        </w:tc>
+        <w:tc>
+          <w:tcPr>
+            <w:tcW w:w="3686" w:type="dxa"/>
+            <w:hideMark/>
+          </w:tcPr>
+          <w:p>
+            <w:pPr>
+              <w:spacing w:line="278" w:lineRule="auto"/>
+            </w:pPr>
+            <w:r>
+              <w:t>The system should only show problems whose titles contain the search query. All other problems should be hidden.</w:t>
+            </w:r>
+          </w:p>
+        </w:tc>
+        <w:tc>
+          <w:tcPr>
+            <w:tcW w:w="3515" w:type="dxa"/>
+            <w:hideMark/>
+          </w:tcPr>
+          <w:p>
+            <w:pPr>
+              <w:spacing w:line="278" w:lineRule="auto"/>
+            </w:pPr>
+            <w:r>
+              <w:t>The system only shows problems whose titles contain the search query. All other problems are hidden.</w:t>
+            </w:r>
+          </w:p>
+        </w:tc>
+        <w:tc>
+          <w:tcPr>
+            <w:tcW w:w="737" w:type="dxa"/>
+            <w:noWrap/>
+            <w:hideMark/>
+          </w:tcPr>
+          <w:p>
+            <w:pPr>
+              <w:spacing w:line="278" w:lineRule="auto"/>
+              <w:rPr>
+                <w:b/>
+                <w:bCs/>
+              </w:rPr>
+            </w:pPr>
+            <w:r>
+              <w:rPr>
+                <w:b/>
+                <w:bCs/>
+              </w:rPr>
+              <w:t>PASS</w:t>
+            </w:r>
+          </w:p>
+        </w:tc>
+      </w:tr>
+      <w:tr>
+        <w:trPr>
+          <w:trHeight w:val="2700"/>
+        </w:trPr>
+        <w:tc>
+          <w:tcPr>
+            <w:tcW w:w="852" w:type="dxa"/>
+            <w:noWrap/>
+            <w:hideMark/>
+          </w:tcPr>
+          <w:p>
+            <w:pPr>
+              <w:spacing w:line="278" w:lineRule="auto"/>
+            </w:pPr>
+            <w:r>
+              <w:lastRenderedPageBreak/>
+              <w:t>TC09b</w:t>
+            </w:r>
+          </w:p>
+        </w:tc>
+        <w:tc>
+          <w:tcPr>
+            <w:tcW w:w="738" w:type="dxa"/>
+            <w:noWrap/>
+            <w:hideMark/>
+          </w:tcPr>
+          <w:p>
+            <w:pPr>
+              <w:spacing w:line="278" w:lineRule="auto"/>
+            </w:pPr>
+            <w:r>
+              <w:t>NFR1</w:t>
+            </w:r>
+          </w:p>
+        </w:tc>
+        <w:tc>
+          <w:tcPr>
+            <w:tcW w:w="2800" w:type="dxa"/>
+            <w:hideMark/>
+          </w:tcPr>
+          <w:p>
+            <w:pPr>
+              <w:spacing w:line="278" w:lineRule="auto"/>
+            </w:pPr>
+            <w:r>
+              <w:t>The system should allow all users to filter problems by difficulty</w:t>
+            </w:r>
+          </w:p>
+        </w:tc>
+        <w:tc>
+          <w:tcPr>
+            <w:tcW w:w="3407" w:type="dxa"/>
+            <w:hideMark/>
+          </w:tcPr>
+          <w:p>
+            <w:pPr>
+              <w:spacing w:line="278" w:lineRule="auto"/>
+            </w:pPr>
+            <w:r>
+              <w:t xml:space="preserve">(prerequisite: </w:t>
+            </w:r>
+            <w:r>
+              <w:t>several</w:t>
+            </w:r>
+            <w:r>
+              <w:t xml:space="preserve"> problems of different difficulty and name have been added to the global problems course)</w:t>
+            </w:r>
+            <w:r>
+              <w:br/>
+              <w:t>1. Log in as any user type</w:t>
+            </w:r>
+            <w:r>
+              <w:br/>
+              <w:t>2. Observe the displayed problems</w:t>
+            </w:r>
+            <w:r>
+              <w:br/>
+              <w:t>3. Select the Hard difficulty filter</w:t>
+            </w:r>
+            <w:r>
+              <w:br/>
+              <w:t>4. Observe result</w:t>
+            </w:r>
+            <w:r>
+              <w:br/>
+              <w:t>5. Repeat test for other user type</w:t>
+            </w:r>
+          </w:p>
+        </w:tc>
+        <w:tc>
+          <w:tcPr>
+            <w:tcW w:w="3686" w:type="dxa"/>
+            <w:hideMark/>
+          </w:tcPr>
+          <w:p>
+            <w:pPr>
+              <w:spacing w:line="278" w:lineRule="auto"/>
+            </w:pPr>
+            <w:r>
+              <w:t>The system should only display problems with a difficult rating of 4 or 5 stars.</w:t>
+            </w:r>
+          </w:p>
+        </w:tc>
+        <w:tc>
+          <w:tcPr>
+            <w:tcW w:w="3515" w:type="dxa"/>
+            <w:hideMark/>
+          </w:tcPr>
+          <w:p>
+            <w:pPr>
+              <w:spacing w:line="278" w:lineRule="auto"/>
+            </w:pPr>
+            <w:r>
+              <w:t>The system only displays problems with a difficult rating of 4 or 5 stars.</w:t>
+            </w:r>
+          </w:p>
+        </w:tc>
+        <w:tc>
+          <w:tcPr>
+            <w:tcW w:w="737" w:type="dxa"/>
+            <w:noWrap/>
+            <w:hideMark/>
+          </w:tcPr>
+          <w:p>
+            <w:pPr>
+              <w:spacing w:line="278" w:lineRule="auto"/>
+              <w:rPr>
+                <w:b/>
+                <w:bCs/>
+              </w:rPr>
+            </w:pPr>
+            <w:r>
+              <w:rPr>
+                <w:b/>
+                <w:bCs/>
+              </w:rPr>
+              <w:t>PASS</w:t>
+            </w:r>
+          </w:p>
+        </w:tc>
+      </w:tr>
+      <w:tr>
+        <w:trPr>
+          <w:trHeight w:val="2985"/>
+        </w:trPr>
+        <w:tc>
+          <w:tcPr>
+            <w:tcW w:w="852" w:type="dxa"/>
+            <w:noWrap/>
+            <w:hideMark/>
+          </w:tcPr>
+          <w:p>
+            <w:pPr>
+              <w:spacing w:line="278" w:lineRule="auto"/>
+            </w:pPr>
+            <w:r>
+              <w:t>TC10a</w:t>
+            </w:r>
+          </w:p>
+        </w:tc>
+        <w:tc>
+          <w:tcPr>
+            <w:tcW w:w="738" w:type="dxa"/>
+            <w:noWrap/>
+            <w:hideMark/>
+          </w:tcPr>
+          <w:p>
+            <w:pPr>
+              <w:spacing w:line="278" w:lineRule="auto"/>
+            </w:pPr>
+            <w:r>
+              <w:t>NFR2</w:t>
+            </w:r>
+          </w:p>
+        </w:tc>
+        <w:tc>
+          <w:tcPr>
+            <w:tcW w:w="2800" w:type="dxa"/>
+            <w:hideMark/>
+          </w:tcPr>
+          <w:p>
+            <w:pPr>
+              <w:spacing w:line="278" w:lineRule="auto"/>
+            </w:pPr>
+            <w:r>
+              <w:t>The system should provide a leaderboard ranking students on points earned</w:t>
+            </w:r>
+          </w:p>
+        </w:tc>
+        <w:tc>
+          <w:tcPr>
+            <w:tcW w:w="3407" w:type="dxa"/>
+            <w:hideMark/>
+          </w:tcPr>
+          <w:p>
+            <w:pPr>
+              <w:spacing w:line="278" w:lineRule="auto"/>
+            </w:pPr>
+            <w:r>
+              <w:t xml:space="preserve">(prerequisite: </w:t>
+            </w:r>
+            <w:r>
+              <w:t>several</w:t>
+            </w:r>
+            <w:r>
+              <w:t xml:space="preserve"> student accounts have completed problems on the global problems course and have different scores)</w:t>
+            </w:r>
+            <w:r>
+              <w:br/>
+              <w:t>1. Log in as a student</w:t>
+            </w:r>
+            <w:r>
+              <w:br/>
+              <w:t>2. Navigate to Leaderboard</w:t>
+            </w:r>
+            <w:r>
+              <w:br/>
+              <w:t>3. Ensure the global problems course is selected, all time is selected and score is selected</w:t>
+            </w:r>
+            <w:r>
+              <w:br/>
+              <w:t>4. Observe ranking of students</w:t>
+            </w:r>
+          </w:p>
+        </w:tc>
+        <w:tc>
+          <w:tcPr>
+            <w:tcW w:w="3686" w:type="dxa"/>
+            <w:hideMark/>
+          </w:tcPr>
+          <w:p>
+            <w:pPr>
+              <w:spacing w:line="278" w:lineRule="auto"/>
+            </w:pPr>
+            <w:r>
+              <w:t>The system should display a table ranking students enrolled in global problems by total score descending. The name, current streak and total score of each student should be displayed.</w:t>
+            </w:r>
+          </w:p>
+        </w:tc>
+        <w:tc>
+          <w:tcPr>
+            <w:tcW w:w="3515" w:type="dxa"/>
+            <w:hideMark/>
+          </w:tcPr>
+          <w:p>
+            <w:pPr>
+              <w:spacing w:line="278" w:lineRule="auto"/>
+            </w:pPr>
+            <w:r>
+              <w:t>The system displays a table ranking students enrolled in global problems by total score descending. The name, current streak and total score of each student is visible.</w:t>
+            </w:r>
+          </w:p>
+        </w:tc>
+        <w:tc>
+          <w:tcPr>
+            <w:tcW w:w="737" w:type="dxa"/>
+            <w:noWrap/>
+            <w:hideMark/>
+          </w:tcPr>
+          <w:p>
+            <w:pPr>
+              <w:spacing w:line="278" w:lineRule="auto"/>
+              <w:rPr>
+                <w:b/>
+                <w:bCs/>
+              </w:rPr>
+            </w:pPr>
+            <w:r>
+              <w:rPr>
+                <w:b/>
+                <w:bCs/>
+              </w:rPr>
+              <w:t>PASS</w:t>
+            </w:r>
+          </w:p>
+        </w:tc>
+      </w:tr>
+      <w:tr>
+        <w:trPr>
+          <w:trHeight w:val="3300"/>
+        </w:trPr>
+        <w:tc>
+          <w:tcPr>
+            <w:tcW w:w="852" w:type="dxa"/>
+            <w:noWrap/>
+            <w:hideMark/>
+          </w:tcPr>
+          <w:p>
+            <w:pPr>
+              <w:spacing w:line="278" w:lineRule="auto"/>
+            </w:pPr>
+            <w:r>
+              <w:lastRenderedPageBreak/>
+              <w:t>TC10b</w:t>
+            </w:r>
+          </w:p>
+        </w:tc>
+        <w:tc>
+          <w:tcPr>
+            <w:tcW w:w="738" w:type="dxa"/>
+            <w:noWrap/>
+            <w:hideMark/>
+          </w:tcPr>
+          <w:p>
+            <w:pPr>
+              <w:spacing w:line="278" w:lineRule="auto"/>
+            </w:pPr>
+            <w:r>
+              <w:t>NFR2</w:t>
+            </w:r>
+          </w:p>
+        </w:tc>
+        <w:tc>
+          <w:tcPr>
+            <w:tcW w:w="2800" w:type="dxa"/>
+            <w:hideMark/>
+          </w:tcPr>
+          <w:p>
+            <w:pPr>
+              <w:spacing w:line="278" w:lineRule="auto"/>
+            </w:pPr>
+            <w:r>
+              <w:t>The system should provide a leaderboard ranking students based on their current streak</w:t>
+            </w:r>
+          </w:p>
+        </w:tc>
+        <w:tc>
+          <w:tcPr>
+            <w:tcW w:w="3407" w:type="dxa"/>
+            <w:hideMark/>
+          </w:tcPr>
+          <w:p>
+            <w:pPr>
+              <w:spacing w:line="278" w:lineRule="auto"/>
+            </w:pPr>
+            <w:r>
+              <w:t xml:space="preserve">(prerequisite: </w:t>
+            </w:r>
+            <w:r>
+              <w:t>several</w:t>
+            </w:r>
+            <w:r>
+              <w:t xml:space="preserve"> student accounts have completed problems on the global problems course and have different scores)</w:t>
+            </w:r>
+            <w:r>
+              <w:br/>
+              <w:t>1. Log in as a student</w:t>
+            </w:r>
+            <w:r>
+              <w:br/>
+              <w:t>2. Navigate to Leaderboard</w:t>
+            </w:r>
+            <w:r>
+              <w:br/>
+              <w:t>3. Ensure the global problems course is selected, all time is selected and current streak is selected</w:t>
+            </w:r>
+            <w:r>
+              <w:br/>
+              <w:t>4. Observe ranking of students</w:t>
+            </w:r>
+          </w:p>
+        </w:tc>
+        <w:tc>
+          <w:tcPr>
+            <w:tcW w:w="3686" w:type="dxa"/>
+            <w:hideMark/>
+          </w:tcPr>
+          <w:p>
+            <w:pPr>
+              <w:spacing w:line="278" w:lineRule="auto"/>
+            </w:pPr>
+            <w:r>
+              <w:t>The system should display a table ranking students enrolled in global problems by current streak descending. The name, current streak and total score of each student should be displayed.</w:t>
+            </w:r>
+          </w:p>
+        </w:tc>
+        <w:tc>
+          <w:tcPr>
+            <w:tcW w:w="3515" w:type="dxa"/>
+            <w:hideMark/>
+          </w:tcPr>
+          <w:p>
+            <w:pPr>
+              <w:spacing w:line="278" w:lineRule="auto"/>
+            </w:pPr>
+            <w:r>
+              <w:t>The system displays a table ranking students enrolled in global problems by current streak descending. The name, current streak and total score of each student is visible.</w:t>
+            </w:r>
+          </w:p>
+        </w:tc>
+        <w:tc>
+          <w:tcPr>
+            <w:tcW w:w="737" w:type="dxa"/>
+            <w:noWrap/>
+            <w:hideMark/>
+          </w:tcPr>
+          <w:p>
+            <w:pPr>
+              <w:spacing w:line="278" w:lineRule="auto"/>
+              <w:rPr>
+                <w:b/>
+                <w:bCs/>
+              </w:rPr>
+            </w:pPr>
+            <w:r>
+              <w:rPr>
+                <w:b/>
+                <w:bCs/>
+              </w:rPr>
+              <w:t>PASS</w:t>
+            </w:r>
+          </w:p>
+        </w:tc>
+      </w:tr>
+      <w:tr>
+        <w:trPr>
+          <w:trHeight w:val="3045"/>
+        </w:trPr>
+        <w:tc>
+          <w:tcPr>
+            <w:tcW w:w="852" w:type="dxa"/>
+            <w:noWrap/>
+            <w:hideMark/>
+          </w:tcPr>
+          <w:p>
+            <w:pPr>
+              <w:spacing w:line="278" w:lineRule="auto"/>
+            </w:pPr>
+            <w:r>
+              <w:t>TC11a</w:t>
+            </w:r>
+          </w:p>
+        </w:tc>
+        <w:tc>
+          <w:tcPr>
+            <w:tcW w:w="738" w:type="dxa"/>
+            <w:noWrap/>
+            <w:hideMark/>
+          </w:tcPr>
+          <w:p>
+            <w:pPr>
+              <w:spacing w:line="278" w:lineRule="auto"/>
+            </w:pPr>
+            <w:r>
+              <w:t>NFR3</w:t>
+            </w:r>
+          </w:p>
+        </w:tc>
+        <w:tc>
+          <w:tcPr>
+            <w:tcW w:w="2800" w:type="dxa"/>
+            <w:hideMark/>
+          </w:tcPr>
+          <w:p>
+            <w:pPr>
+              <w:spacing w:line="278" w:lineRule="auto"/>
+            </w:pPr>
+            <w:r>
+              <w:t>The system should incorporate gamification elements such as daily log in streaks</w:t>
+            </w:r>
+          </w:p>
+        </w:tc>
+        <w:tc>
+          <w:tcPr>
+            <w:tcW w:w="3407" w:type="dxa"/>
+            <w:hideMark/>
+          </w:tcPr>
+          <w:p>
+            <w:pPr>
+              <w:spacing w:line="278" w:lineRule="auto"/>
+            </w:pPr>
+            <w:r>
+              <w:t>1. Create a new student account</w:t>
+            </w:r>
+            <w:r>
+              <w:br/>
+              <w:t>2. Select and complete a problem correctly</w:t>
+            </w:r>
+            <w:r>
+              <w:br/>
+              <w:t>3. Observe current streak of 1 on the profile page</w:t>
+            </w:r>
+            <w:r>
+              <w:br/>
+              <w:t>4. set last_solved_date in the users table to be -1 day for this user</w:t>
+            </w:r>
+            <w:r>
+              <w:br/>
+              <w:t>5. Complete another problem correctly</w:t>
+            </w:r>
+            <w:r>
+              <w:br/>
+              <w:t>6. Observe current streak increase to 2 on the profile page</w:t>
+            </w:r>
+          </w:p>
+        </w:tc>
+        <w:tc>
+          <w:tcPr>
+            <w:tcW w:w="3686" w:type="dxa"/>
+            <w:hideMark/>
+          </w:tcPr>
+          <w:p>
+            <w:pPr>
+              <w:spacing w:line="278" w:lineRule="auto"/>
+            </w:pPr>
+            <w:r>
+              <w:t>The system should increase the student's streak to 2. This should be visible on the student account's profile.</w:t>
+            </w:r>
+          </w:p>
+        </w:tc>
+        <w:tc>
+          <w:tcPr>
+            <w:tcW w:w="3515" w:type="dxa"/>
+            <w:hideMark/>
+          </w:tcPr>
+          <w:p>
+            <w:pPr>
+              <w:spacing w:line="278" w:lineRule="auto"/>
+            </w:pPr>
+            <w:r>
+              <w:t>The system increases the student's streak to 2. This is visible on the student account's profile.</w:t>
+            </w:r>
+          </w:p>
+        </w:tc>
+        <w:tc>
+          <w:tcPr>
+            <w:tcW w:w="737" w:type="dxa"/>
+            <w:noWrap/>
+            <w:hideMark/>
+          </w:tcPr>
+          <w:p>
+            <w:pPr>
+              <w:spacing w:line="278" w:lineRule="auto"/>
+              <w:rPr>
+                <w:b/>
+                <w:bCs/>
+              </w:rPr>
+            </w:pPr>
+            <w:r>
+              <w:rPr>
+                <w:b/>
+                <w:bCs/>
+              </w:rPr>
+              <w:t>PASS</w:t>
+            </w:r>
+          </w:p>
+        </w:tc>
+      </w:tr>
+      <w:tr>
+        <w:trPr>
+          <w:trHeight w:val="2400"/>
+        </w:trPr>
+        <w:tc>
+          <w:tcPr>
+            <w:tcW w:w="852" w:type="dxa"/>
+            <w:noWrap/>
+            <w:hideMark/>
+          </w:tcPr>
+          <w:p>
+            <w:pPr>
+              <w:spacing w:line="278" w:lineRule="auto"/>
+            </w:pPr>
+            <w:r>
+              <w:lastRenderedPageBreak/>
+              <w:t>TC11b</w:t>
+            </w:r>
+          </w:p>
+        </w:tc>
+        <w:tc>
+          <w:tcPr>
+            <w:tcW w:w="738" w:type="dxa"/>
+            <w:noWrap/>
+            <w:hideMark/>
+          </w:tcPr>
+          <w:p>
+            <w:pPr>
+              <w:spacing w:line="278" w:lineRule="auto"/>
+            </w:pPr>
+            <w:r>
+              <w:t>NFR3</w:t>
+            </w:r>
+          </w:p>
+        </w:tc>
+        <w:tc>
+          <w:tcPr>
+            <w:tcW w:w="2800" w:type="dxa"/>
+            <w:hideMark/>
+          </w:tcPr>
+          <w:p>
+            <w:pPr>
+              <w:spacing w:line="278" w:lineRule="auto"/>
+            </w:pPr>
+            <w:r>
+              <w:t>The system should award a badge when a student completes their first problem</w:t>
+            </w:r>
+          </w:p>
+        </w:tc>
+        <w:tc>
+          <w:tcPr>
+            <w:tcW w:w="3407" w:type="dxa"/>
+            <w:hideMark/>
+          </w:tcPr>
+          <w:p>
+            <w:pPr>
+              <w:spacing w:line="278" w:lineRule="auto"/>
+            </w:pPr>
+            <w:r>
+              <w:t>1. Create a new student account</w:t>
+            </w:r>
+            <w:r>
+              <w:br/>
+              <w:t>2. Select and complete one problem correctly</w:t>
+            </w:r>
+            <w:r>
+              <w:br/>
+              <w:t>3. Observe the "First Steps" badge in the submission alert</w:t>
+            </w:r>
+            <w:r>
+              <w:br/>
+              <w:t>4. Navigate to profile</w:t>
+            </w:r>
+            <w:r>
+              <w:br/>
+              <w:t>5. Observe the "First Steps" badge on the profile page</w:t>
+            </w:r>
+          </w:p>
+        </w:tc>
+        <w:tc>
+          <w:tcPr>
+            <w:tcW w:w="3686" w:type="dxa"/>
+            <w:hideMark/>
+          </w:tcPr>
+          <w:p>
+            <w:pPr>
+              <w:spacing w:line="278" w:lineRule="auto"/>
+            </w:pPr>
+            <w:r>
+              <w:t>The system should display the "First Steps" badge on the submission alert and on the student's profile.</w:t>
+            </w:r>
+          </w:p>
+        </w:tc>
+        <w:tc>
+          <w:tcPr>
+            <w:tcW w:w="3515" w:type="dxa"/>
+            <w:hideMark/>
+          </w:tcPr>
+          <w:p>
+            <w:pPr>
+              <w:spacing w:line="278" w:lineRule="auto"/>
+            </w:pPr>
+            <w:r>
+              <w:t>The system displays the "First Steps" badge on the submission alert and on the student's profile.</w:t>
+            </w:r>
+          </w:p>
+        </w:tc>
+        <w:tc>
+          <w:tcPr>
+            <w:tcW w:w="737" w:type="dxa"/>
+            <w:noWrap/>
+            <w:hideMark/>
+          </w:tcPr>
+          <w:p>
+            <w:pPr>
+              <w:spacing w:line="278" w:lineRule="auto"/>
+              <w:rPr>
+                <w:b/>
+                <w:bCs/>
+              </w:rPr>
+            </w:pPr>
+            <w:r>
+              <w:rPr>
+                <w:b/>
+                <w:bCs/>
+              </w:rPr>
+              <w:t>PASS</w:t>
+            </w:r>
+          </w:p>
+        </w:tc>
+      </w:tr>
+      <w:tr>
+        <w:trPr>
+          <w:trHeight w:val="2400"/>
+        </w:trPr>
+        <w:tc>
+          <w:tcPr>
+            <w:tcW w:w="852" w:type="dxa"/>
+            <w:noWrap/>
+            <w:hideMark/>
+          </w:tcPr>
+          <w:p>
+            <w:pPr>
+              <w:spacing w:line="278" w:lineRule="auto"/>
+            </w:pPr>
+            <w:r>
+              <w:t>TC11c</w:t>
+            </w:r>
+          </w:p>
+        </w:tc>
+        <w:tc>
+          <w:tcPr>
+            <w:tcW w:w="738" w:type="dxa"/>
+            <w:noWrap/>
+            <w:hideMark/>
+          </w:tcPr>
+          <w:p>
+            <w:pPr>
+              <w:spacing w:line="278" w:lineRule="auto"/>
+            </w:pPr>
+            <w:r>
+              <w:t>NFR3</w:t>
+            </w:r>
+          </w:p>
+        </w:tc>
+        <w:tc>
+          <w:tcPr>
+            <w:tcW w:w="2800" w:type="dxa"/>
+            <w:hideMark/>
+          </w:tcPr>
+          <w:p>
+            <w:pPr>
+              <w:spacing w:line="278" w:lineRule="auto"/>
+            </w:pPr>
+            <w:r>
+              <w:t xml:space="preserve">The system should award a badge when a student achieves a </w:t>
+            </w:r>
+            <w:r>
+              <w:t>3-day</w:t>
+            </w:r>
+            <w:r>
+              <w:t xml:space="preserve"> streak </w:t>
+            </w:r>
+          </w:p>
+        </w:tc>
+        <w:tc>
+          <w:tcPr>
+            <w:tcW w:w="3407" w:type="dxa"/>
+            <w:hideMark/>
+          </w:tcPr>
+          <w:p>
+            <w:pPr>
+              <w:spacing w:line="278" w:lineRule="auto"/>
+            </w:pPr>
+            <w:r>
+              <w:t xml:space="preserve">1. Create a new student account </w:t>
+            </w:r>
+            <w:r>
+              <w:br/>
+              <w:t xml:space="preserve">2. Achieve a </w:t>
+            </w:r>
+            <w:r>
+              <w:t>3-day</w:t>
+            </w:r>
+            <w:r>
+              <w:t xml:space="preserve"> streak</w:t>
+            </w:r>
+            <w:r>
+              <w:br/>
+              <w:t>3. Upon completing the third problem observe the "On Fire" badge in the submission alert</w:t>
+            </w:r>
+            <w:r>
+              <w:br/>
+              <w:t>4. Navigate to profile</w:t>
+            </w:r>
+            <w:r>
+              <w:br/>
+              <w:t>5. Observe the "On Fire" badge on the profile page</w:t>
+            </w:r>
+          </w:p>
+        </w:tc>
+        <w:tc>
+          <w:tcPr>
+            <w:tcW w:w="3686" w:type="dxa"/>
+            <w:hideMark/>
+          </w:tcPr>
+          <w:p>
+            <w:pPr>
+              <w:spacing w:line="278" w:lineRule="auto"/>
+            </w:pPr>
+            <w:r>
+              <w:t>The system should display the "On Fire" badge on the submission alert and on the student's profile.</w:t>
+            </w:r>
+          </w:p>
+        </w:tc>
+        <w:tc>
+          <w:tcPr>
+            <w:tcW w:w="3515" w:type="dxa"/>
+            <w:hideMark/>
+          </w:tcPr>
+          <w:p>
+            <w:pPr>
+              <w:spacing w:line="278" w:lineRule="auto"/>
+            </w:pPr>
+            <w:r>
+              <w:t>The system displays the "On Fire" badge on the submission alert and on the student's profile.</w:t>
+            </w:r>
+          </w:p>
+        </w:tc>
+        <w:tc>
+          <w:tcPr>
+            <w:tcW w:w="737" w:type="dxa"/>
+            <w:noWrap/>
+            <w:hideMark/>
+          </w:tcPr>
+          <w:p>
+            <w:pPr>
+              <w:spacing w:line="278" w:lineRule="auto"/>
+              <w:rPr>
+                <w:b/>
+                <w:bCs/>
+              </w:rPr>
+            </w:pPr>
+            <w:r>
+              <w:rPr>
+                <w:b/>
+                <w:bCs/>
+              </w:rPr>
+              <w:t>PASS</w:t>
+            </w:r>
+          </w:p>
+        </w:tc>
+      </w:tr>
+      <w:tr>
+        <w:trPr>
+          <w:trHeight w:val="2400"/>
+        </w:trPr>
+        <w:tc>
+          <w:tcPr>
+            <w:tcW w:w="852" w:type="dxa"/>
+            <w:noWrap/>
+            <w:hideMark/>
+          </w:tcPr>
+          <w:p>
+            <w:pPr>
+              <w:spacing w:line="278" w:lineRule="auto"/>
+            </w:pPr>
+            <w:r>
+              <w:t>TC11d</w:t>
+            </w:r>
+          </w:p>
+        </w:tc>
+        <w:tc>
+          <w:tcPr>
+            <w:tcW w:w="738" w:type="dxa"/>
+            <w:noWrap/>
+            <w:hideMark/>
+          </w:tcPr>
+          <w:p>
+            <w:pPr>
+              <w:spacing w:line="278" w:lineRule="auto"/>
+            </w:pPr>
+            <w:r>
+              <w:t>NFR3</w:t>
+            </w:r>
+          </w:p>
+        </w:tc>
+        <w:tc>
+          <w:tcPr>
+            <w:tcW w:w="2800" w:type="dxa"/>
+            <w:hideMark/>
+          </w:tcPr>
+          <w:p>
+            <w:pPr>
+              <w:spacing w:line="278" w:lineRule="auto"/>
+            </w:pPr>
+            <w:r>
+              <w:t>The system should award a badge when a student completes 5 problems</w:t>
+            </w:r>
+          </w:p>
+        </w:tc>
+        <w:tc>
+          <w:tcPr>
+            <w:tcW w:w="3407" w:type="dxa"/>
+            <w:hideMark/>
+          </w:tcPr>
+          <w:p>
+            <w:pPr>
+              <w:spacing w:line="278" w:lineRule="auto"/>
+            </w:pPr>
+            <w:r>
+              <w:t>1. Create a new student account</w:t>
+            </w:r>
+            <w:r>
+              <w:br/>
+              <w:t>2. Complete 5 problems correctly</w:t>
+            </w:r>
+            <w:r>
+              <w:br/>
+              <w:t>3. Upon completing the fifth problem observe the "Problem Solver" badge in the submission alert</w:t>
+            </w:r>
+            <w:r>
+              <w:br/>
+              <w:t>4. Navigate to profile</w:t>
+            </w:r>
+            <w:r>
+              <w:br/>
+              <w:t>5. Observe the "Problem Solver" badge on the profile page</w:t>
+            </w:r>
+          </w:p>
+        </w:tc>
+        <w:tc>
+          <w:tcPr>
+            <w:tcW w:w="3686" w:type="dxa"/>
+            <w:hideMark/>
+          </w:tcPr>
+          <w:p>
+            <w:pPr>
+              <w:spacing w:line="278" w:lineRule="auto"/>
+            </w:pPr>
+            <w:r>
+              <w:t>The system should display the "Problem Solver" badge on the submission alert and on the student's profile.</w:t>
+            </w:r>
+          </w:p>
+        </w:tc>
+        <w:tc>
+          <w:tcPr>
+            <w:tcW w:w="3515" w:type="dxa"/>
+            <w:hideMark/>
+          </w:tcPr>
+          <w:p>
+            <w:pPr>
+              <w:spacing w:line="278" w:lineRule="auto"/>
+            </w:pPr>
+            <w:r>
+              <w:t>The system displays the "Problem Solver" badge on the submission alert and on the student's profile.</w:t>
+            </w:r>
+          </w:p>
+        </w:tc>
+        <w:tc>
+          <w:tcPr>
+            <w:tcW w:w="737" w:type="dxa"/>
+            <w:noWrap/>
+            <w:hideMark/>
+          </w:tcPr>
+          <w:p>
+            <w:pPr>
+              <w:spacing w:line="278" w:lineRule="auto"/>
+              <w:rPr>
+                <w:b/>
+                <w:bCs/>
+              </w:rPr>
+            </w:pPr>
+            <w:r>
+              <w:rPr>
+                <w:b/>
+                <w:bCs/>
+              </w:rPr>
+              <w:t>PASS</w:t>
+            </w:r>
+          </w:p>
+        </w:tc>
+      </w:tr>
+      <w:tr>
+        <w:trPr>
+          <w:trHeight w:val="3000"/>
+        </w:trPr>
+        <w:tc>
+          <w:tcPr>
+            <w:tcW w:w="852" w:type="dxa"/>
+            <w:noWrap/>
+            <w:hideMark/>
+          </w:tcPr>
+          <w:p>
+            <w:pPr>
+              <w:spacing w:line="278" w:lineRule="auto"/>
+            </w:pPr>
+            <w:r>
+              <w:lastRenderedPageBreak/>
+              <w:t>TC11e</w:t>
+            </w:r>
+          </w:p>
+        </w:tc>
+        <w:tc>
+          <w:tcPr>
+            <w:tcW w:w="738" w:type="dxa"/>
+            <w:noWrap/>
+            <w:hideMark/>
+          </w:tcPr>
+          <w:p>
+            <w:pPr>
+              <w:spacing w:line="278" w:lineRule="auto"/>
+            </w:pPr>
+            <w:r>
+              <w:t>NFR3</w:t>
+            </w:r>
+          </w:p>
+        </w:tc>
+        <w:tc>
+          <w:tcPr>
+            <w:tcW w:w="2800" w:type="dxa"/>
+            <w:hideMark/>
+          </w:tcPr>
+          <w:p>
+            <w:pPr>
+              <w:spacing w:line="278" w:lineRule="auto"/>
+            </w:pPr>
+            <w:r>
+              <w:t>The system should reset current streak after any submission if the user did not complete a different problem on the previous day</w:t>
+            </w:r>
+          </w:p>
+        </w:tc>
+        <w:tc>
+          <w:tcPr>
+            <w:tcW w:w="3407" w:type="dxa"/>
+            <w:hideMark/>
+          </w:tcPr>
+          <w:p>
+            <w:pPr>
+              <w:spacing w:line="278" w:lineRule="auto"/>
+            </w:pPr>
+            <w:r>
+              <w:t>1. Log in as a student</w:t>
+            </w:r>
+            <w:r>
+              <w:br/>
+              <w:t>2. Successfully submit a new correct problem to increase current streak to one</w:t>
+            </w:r>
+            <w:r>
+              <w:br/>
+              <w:t>3. Set last_solved_date to 2 days in the past</w:t>
+            </w:r>
+            <w:r>
+              <w:br/>
+              <w:t>4. Successfully submit a new incorrect problem</w:t>
+            </w:r>
+            <w:r>
+              <w:br/>
+              <w:t>5. Observe the student account's current streak on the profile page</w:t>
+            </w:r>
+          </w:p>
+        </w:tc>
+        <w:tc>
+          <w:tcPr>
+            <w:tcW w:w="3686" w:type="dxa"/>
+            <w:hideMark/>
+          </w:tcPr>
+          <w:p>
+            <w:pPr>
+              <w:spacing w:line="278" w:lineRule="auto"/>
+            </w:pPr>
+            <w:r>
+              <w:t>The system should reset the student's current streak to 0, this should be visible on the student's profile.</w:t>
+            </w:r>
+          </w:p>
+        </w:tc>
+        <w:tc>
+          <w:tcPr>
+            <w:tcW w:w="3515" w:type="dxa"/>
+            <w:hideMark/>
+          </w:tcPr>
+          <w:p>
+            <w:pPr>
+              <w:spacing w:line="278" w:lineRule="auto"/>
+            </w:pPr>
+            <w:r>
+              <w:t>Student current streak is 0 on the profile page.</w:t>
+            </w:r>
+          </w:p>
+        </w:tc>
+        <w:tc>
+          <w:tcPr>
+            <w:tcW w:w="737" w:type="dxa"/>
+            <w:noWrap/>
+            <w:hideMark/>
+          </w:tcPr>
+          <w:p>
+            <w:pPr>
+              <w:spacing w:line="278" w:lineRule="auto"/>
+              <w:rPr>
+                <w:b/>
+                <w:bCs/>
+              </w:rPr>
+            </w:pPr>
+            <w:r>
+              <w:rPr>
+                <w:b/>
+                <w:bCs/>
+              </w:rPr>
+              <w:t>PASS</w:t>
+            </w:r>
+          </w:p>
+        </w:tc>
+      </w:tr>
+    </w:tbl>
+    <w:p>
+      <w:pPr>
+        <w:spacing w:line="278" w:lineRule="auto"/>
+        <w:jc w:val="both"/>
+      </w:pPr>
+    </w:p>
+    <w:p>
+      <w:pPr>
+        <w:spacing w:line="278" w:lineRule="auto"/>
+      </w:pPr>
+      <w:r>
+        <w:br w:type="page"/>
+      </w:r>
+    </w:p>
+    <w:p>
+      <w:pPr>
+        <w:pStyle w:val="Heading2"/>
+      </w:pPr>
+      <w:bookmarkStart w:id="16" w:name="_Toc226473876"/>
+      <w:r>
+        <w:lastRenderedPageBreak/>
+        <w:t>Non-Functional Testing</w:t>
+      </w:r>
+      <w:bookmarkEnd w:id="16"/>
+    </w:p>
+    <w:tbl>
+      <w:tblPr>
+        <w:tblStyle w:val="TableGrid"/>
+        <w:tblW w:w="15735" w:type="dxa"/>
+        <w:tblInd w:w="-856" w:type="dxa"/>
+        <w:tblLayout w:type="fixed"/>
+        <w:tblLook w:val="04A0" w:firstRow="1" w:lastRow="0" w:firstColumn="1" w:lastColumn="0" w:noHBand="0" w:noVBand="1"/>
+      </w:tblPr>
+      <w:tblGrid>
+        <w:gridCol w:w="2127"/>
+        <w:gridCol w:w="1559"/>
+        <w:gridCol w:w="2694"/>
+        <w:gridCol w:w="3827"/>
+        <w:gridCol w:w="2410"/>
+        <w:gridCol w:w="2268"/>
+        <w:gridCol w:w="850"/>
+      </w:tblGrid>
+      <w:tr>
+        <w:trPr>
+          <w:trHeight w:val="300"/>
+        </w:trPr>
+        <w:tc>
+          <w:tcPr>
+            <w:tcW w:w="2127" w:type="dxa"/>
+            <w:hideMark/>
+          </w:tcPr>
+          <w:p>
+            <w:pPr>
+              <w:spacing w:line="278" w:lineRule="auto"/>
+              <w:rPr>
+                <w:b/>
+                <w:bCs/>
+              </w:rPr>
+            </w:pPr>
+            <w:r>
+              <w:rPr>
+                <w:b/>
+                <w:bCs/>
+              </w:rPr>
+              <w:t>T</w:t>
+            </w:r>
+            <w:r>
+              <w:rPr>
+                <w:b/>
+                <w:bCs/>
+              </w:rPr>
+              <w:t>ID</w:t>
+            </w:r>
+          </w:p>
+        </w:tc>
+        <w:tc>
+          <w:tcPr>
+            <w:tcW w:w="1559" w:type="dxa"/>
+            <w:hideMark/>
+          </w:tcPr>
+          <w:p>
+            <w:pPr>
+              <w:spacing w:line="278" w:lineRule="auto"/>
+              <w:rPr>
+                <w:b/>
+                <w:bCs/>
+              </w:rPr>
+            </w:pPr>
+            <w:r>
+              <w:rPr>
+                <w:b/>
+                <w:bCs/>
+              </w:rPr>
+              <w:t>CATEGORY</w:t>
+            </w:r>
+          </w:p>
+        </w:tc>
+        <w:tc>
+          <w:tcPr>
+            <w:tcW w:w="2694" w:type="dxa"/>
+            <w:hideMark/>
+          </w:tcPr>
+          <w:p>
+            <w:pPr>
+              <w:spacing w:line="278" w:lineRule="auto"/>
+              <w:rPr>
+                <w:b/>
+                <w:bCs/>
+              </w:rPr>
+            </w:pPr>
+            <w:r>
+              <w:rPr>
+                <w:b/>
+                <w:bCs/>
+              </w:rPr>
+              <w:t>DESCRIPTION</w:t>
+            </w:r>
+          </w:p>
+        </w:tc>
+        <w:tc>
+          <w:tcPr>
+            <w:tcW w:w="3827" w:type="dxa"/>
+            <w:hideMark/>
+          </w:tcPr>
+          <w:p>
+            <w:pPr>
+              <w:spacing w:line="278" w:lineRule="auto"/>
+              <w:rPr>
+                <w:b/>
+                <w:bCs/>
+              </w:rPr>
+            </w:pPr>
+            <w:r>
+              <w:rPr>
+                <w:b/>
+                <w:bCs/>
+              </w:rPr>
+              <w:t>STEPS</w:t>
+            </w:r>
+          </w:p>
+        </w:tc>
+        <w:tc>
+          <w:tcPr>
+            <w:tcW w:w="2410" w:type="dxa"/>
+            <w:hideMark/>
+          </w:tcPr>
+          <w:p>
+            <w:pPr>
+              <w:spacing w:line="278" w:lineRule="auto"/>
+              <w:rPr>
+                <w:b/>
+                <w:bCs/>
+              </w:rPr>
+            </w:pPr>
+            <w:r>
+              <w:rPr>
+                <w:b/>
+                <w:bCs/>
+              </w:rPr>
+              <w:t>EXPECTED RESULT</w:t>
+            </w:r>
+          </w:p>
+        </w:tc>
+        <w:tc>
+          <w:tcPr>
+            <w:tcW w:w="2268" w:type="dxa"/>
+            <w:hideMark/>
+          </w:tcPr>
+          <w:p>
+            <w:pPr>
+              <w:spacing w:line="278" w:lineRule="auto"/>
+              <w:rPr>
+                <w:b/>
+                <w:bCs/>
+              </w:rPr>
+            </w:pPr>
+            <w:r>
+              <w:rPr>
+                <w:b/>
+                <w:bCs/>
+              </w:rPr>
+              <w:t>ACTUAL RESULT</w:t>
+            </w:r>
+          </w:p>
+        </w:tc>
+        <w:tc>
+          <w:tcPr>
+            <w:tcW w:w="850" w:type="dxa"/>
+            <w:hideMark/>
+          </w:tcPr>
+          <w:p>
+            <w:pPr>
+              <w:spacing w:line="278" w:lineRule="auto"/>
+              <w:rPr>
+                <w:b/>
+                <w:bCs/>
+              </w:rPr>
+            </w:pPr>
+            <w:r>
+              <w:rPr>
+                <w:b/>
+                <w:bCs/>
+              </w:rPr>
+              <w:t>P/F</w:t>
+            </w:r>
+          </w:p>
+        </w:tc>
+      </w:tr>
+      <w:tr>
+        <w:trPr>
+          <w:trHeight w:val="1500"/>
+        </w:trPr>
+        <w:tc>
+          <w:tcPr>
+            <w:tcW w:w="2127" w:type="dxa"/>
+            <w:hideMark/>
+          </w:tcPr>
+          <w:p>
+            <w:pPr>
+              <w:spacing w:line="278" w:lineRule="auto"/>
+            </w:pPr>
+            <w:r>
+              <w:t>TC-NF01</w:t>
+            </w:r>
+          </w:p>
+        </w:tc>
+        <w:tc>
+          <w:tcPr>
+            <w:tcW w:w="1559" w:type="dxa"/>
+            <w:hideMark/>
+          </w:tcPr>
+          <w:p>
+            <w:pPr>
+              <w:spacing w:line="278" w:lineRule="auto"/>
+            </w:pPr>
+            <w:r>
+              <w:t>Functionality</w:t>
+            </w:r>
+          </w:p>
+        </w:tc>
+        <w:tc>
+          <w:tcPr>
+            <w:tcW w:w="2694" w:type="dxa"/>
+            <w:hideMark/>
+          </w:tcPr>
+          <w:p>
+            <w:pPr>
+              <w:spacing w:line="278" w:lineRule="auto"/>
+            </w:pPr>
+            <w:r>
+              <w:t>The system shall support at least one programming language (Java) for code execution.</w:t>
+            </w:r>
+          </w:p>
+        </w:tc>
+        <w:tc>
+          <w:tcPr>
+            <w:tcW w:w="3827" w:type="dxa"/>
+            <w:hideMark/>
+          </w:tcPr>
+          <w:p>
+            <w:pPr>
+              <w:spacing w:line="278" w:lineRule="auto"/>
+            </w:pPr>
+            <w:r>
+              <w:t xml:space="preserve">1. Log in as student </w:t>
+            </w:r>
+            <w:r>
+              <w:br/>
+              <w:t>2. Select a Java problem</w:t>
+            </w:r>
+            <w:r>
+              <w:br/>
+              <w:t>3. Ensure Java is selected</w:t>
+            </w:r>
+            <w:r>
+              <w:br/>
+              <w:t>4. Write valid Java solution</w:t>
+            </w:r>
+            <w:r>
+              <w:br/>
+              <w:t>5. Click run</w:t>
+            </w:r>
+          </w:p>
+        </w:tc>
+        <w:tc>
+          <w:tcPr>
+            <w:tcW w:w="2410" w:type="dxa"/>
+            <w:hideMark/>
+          </w:tcPr>
+          <w:p>
+            <w:pPr>
+              <w:spacing w:line="278" w:lineRule="auto"/>
+            </w:pPr>
+            <w:r>
+              <w:t>Code executes and test case results are returned with no language error</w:t>
+            </w:r>
+          </w:p>
+        </w:tc>
+        <w:tc>
+          <w:tcPr>
+            <w:tcW w:w="2268" w:type="dxa"/>
+            <w:hideMark/>
+          </w:tcPr>
+          <w:p>
+            <w:pPr>
+              <w:spacing w:line="278" w:lineRule="auto"/>
+            </w:pPr>
+            <w:r>
+              <w:t>Code executes and test case results are returned with no language error</w:t>
+            </w:r>
+          </w:p>
+        </w:tc>
+        <w:tc>
+          <w:tcPr>
+            <w:tcW w:w="850" w:type="dxa"/>
+            <w:hideMark/>
+          </w:tcPr>
+          <w:p>
+            <w:pPr>
+              <w:spacing w:line="278" w:lineRule="auto"/>
+              <w:rPr>
+                <w:b/>
+                <w:bCs/>
+              </w:rPr>
+            </w:pPr>
+            <w:r>
+              <w:rPr>
+                <w:b/>
+                <w:bCs/>
+              </w:rPr>
+              <w:t>PASS</w:t>
+            </w:r>
+          </w:p>
+        </w:tc>
+      </w:tr>
+      <w:tr>
+        <w:trPr>
+          <w:trHeight w:val="2400"/>
+        </w:trPr>
+        <w:tc>
+          <w:tcPr>
+            <w:tcW w:w="2127" w:type="dxa"/>
+            <w:hideMark/>
+          </w:tcPr>
+          <w:p>
+            <w:pPr>
+              <w:spacing w:line="278" w:lineRule="auto"/>
+            </w:pPr>
+            <w:r>
+              <w:t>TC-NF02</w:t>
+            </w:r>
+          </w:p>
+        </w:tc>
+        <w:tc>
+          <w:tcPr>
+            <w:tcW w:w="1559" w:type="dxa"/>
+            <w:hideMark/>
+          </w:tcPr>
+          <w:p>
+            <w:pPr>
+              <w:spacing w:line="278" w:lineRule="auto"/>
+            </w:pPr>
+            <w:r>
+              <w:t>Usability</w:t>
+            </w:r>
+          </w:p>
+        </w:tc>
+        <w:tc>
+          <w:tcPr>
+            <w:tcW w:w="2694" w:type="dxa"/>
+            <w:hideMark/>
+          </w:tcPr>
+          <w:p>
+            <w:pPr>
+              <w:spacing w:line="278" w:lineRule="auto"/>
+            </w:pPr>
+            <w:r>
+              <w:t>Students with existing accounts shall be able to log in, select a problem, write some code, and submit it with no prior training in ≤ 90 seconds.</w:t>
+            </w:r>
+          </w:p>
+        </w:tc>
+        <w:tc>
+          <w:tcPr>
+            <w:tcW w:w="3827" w:type="dxa"/>
+            <w:hideMark/>
+          </w:tcPr>
+          <w:p>
+            <w:pPr>
+              <w:spacing w:line="278" w:lineRule="auto"/>
+            </w:pPr>
+            <w:r>
+              <w:t>1. Provide student with login credentials</w:t>
+            </w:r>
+            <w:r>
+              <w:br/>
+              <w:t xml:space="preserve">2. Start timer </w:t>
+            </w:r>
+            <w:r>
+              <w:br/>
+              <w:t xml:space="preserve">3. Student logs in, selects any problem, writes minimal valid code and clicks Submit </w:t>
+            </w:r>
+            <w:r>
+              <w:br/>
+              <w:t>4. Stop timer on submission confirmation</w:t>
+            </w:r>
+          </w:p>
+        </w:tc>
+        <w:tc>
+          <w:tcPr>
+            <w:tcW w:w="2410" w:type="dxa"/>
+            <w:hideMark/>
+          </w:tcPr>
+          <w:p>
+            <w:pPr>
+              <w:spacing w:line="278" w:lineRule="auto"/>
+            </w:pPr>
+            <w:r>
+              <w:t>Full flow completed in ≤ 90 seconds</w:t>
+            </w:r>
+          </w:p>
+        </w:tc>
+        <w:tc>
+          <w:tcPr>
+            <w:tcW w:w="2268" w:type="dxa"/>
+            <w:hideMark/>
+          </w:tcPr>
+          <w:p>
+            <w:pPr>
+              <w:spacing w:line="278" w:lineRule="auto"/>
+            </w:pPr>
+            <w:r>
+              <w:t>Full flow completed in 62 seconds</w:t>
+            </w:r>
+          </w:p>
+        </w:tc>
+        <w:tc>
+          <w:tcPr>
+            <w:tcW w:w="850" w:type="dxa"/>
+            <w:hideMark/>
+          </w:tcPr>
+          <w:p>
+            <w:pPr>
+              <w:spacing w:line="278" w:lineRule="auto"/>
+              <w:rPr>
+                <w:b/>
+                <w:bCs/>
+              </w:rPr>
+            </w:pPr>
+            <w:r>
+              <w:rPr>
+                <w:b/>
+                <w:bCs/>
+              </w:rPr>
+              <w:t>PASS</w:t>
+            </w:r>
+          </w:p>
+        </w:tc>
+      </w:tr>
+      <w:tr>
+        <w:trPr>
+          <w:trHeight w:val="2700"/>
+        </w:trPr>
+        <w:tc>
+          <w:tcPr>
+            <w:tcW w:w="2127" w:type="dxa"/>
+            <w:hideMark/>
+          </w:tcPr>
+          <w:p>
+            <w:pPr>
+              <w:spacing w:line="278" w:lineRule="auto"/>
+            </w:pPr>
+            <w:r>
+              <w:t>TC-NF03</w:t>
+            </w:r>
+          </w:p>
+        </w:tc>
+        <w:tc>
+          <w:tcPr>
+            <w:tcW w:w="1559" w:type="dxa"/>
+            <w:hideMark/>
+          </w:tcPr>
+          <w:p>
+            <w:pPr>
+              <w:spacing w:line="278" w:lineRule="auto"/>
+            </w:pPr>
+            <w:r>
+              <w:t>Usability</w:t>
+            </w:r>
+          </w:p>
+        </w:tc>
+        <w:tc>
+          <w:tcPr>
+            <w:tcW w:w="2694" w:type="dxa"/>
+            <w:hideMark/>
+          </w:tcPr>
+          <w:p>
+            <w:pPr>
+              <w:spacing w:line="278" w:lineRule="auto"/>
+            </w:pPr>
+            <w:r>
+              <w:t>Lecturers with existing accounts should be able to log in, create a new basic code problem, and upload it with no prior training in ≤ 5 minutes.</w:t>
+            </w:r>
+          </w:p>
+        </w:tc>
+        <w:tc>
+          <w:tcPr>
+            <w:tcW w:w="3827" w:type="dxa"/>
+            <w:hideMark/>
+          </w:tcPr>
+          <w:p>
+            <w:pPr>
+              <w:spacing w:line="278" w:lineRule="auto"/>
+            </w:pPr>
+            <w:r>
+              <w:t>1. Provide lecturer with login credentials</w:t>
+            </w:r>
+            <w:r>
+              <w:br/>
+              <w:t>2. Start timer</w:t>
+            </w:r>
+            <w:r>
+              <w:br/>
+              <w:t>3. Lecturer logs in, creates a basic code problem (title, description, ≥1 test case) and publishes it</w:t>
+            </w:r>
+            <w:r>
+              <w:br/>
+              <w:t>4. Stop timer on successful upload</w:t>
+            </w:r>
+          </w:p>
+        </w:tc>
+        <w:tc>
+          <w:tcPr>
+            <w:tcW w:w="2410" w:type="dxa"/>
+            <w:hideMark/>
+          </w:tcPr>
+          <w:p>
+            <w:pPr>
+              <w:spacing w:line="278" w:lineRule="auto"/>
+            </w:pPr>
+            <w:r>
+              <w:t>Full flow completed in ≤ 5 minutes (300 seconds)</w:t>
+            </w:r>
+          </w:p>
+        </w:tc>
+        <w:tc>
+          <w:tcPr>
+            <w:tcW w:w="2268" w:type="dxa"/>
+            <w:hideMark/>
+          </w:tcPr>
+          <w:p>
+            <w:pPr>
+              <w:spacing w:line="278" w:lineRule="auto"/>
+            </w:pPr>
+            <w:r>
+              <w:t xml:space="preserve">Full flow completed in </w:t>
+            </w:r>
+          </w:p>
+        </w:tc>
+        <w:tc>
+          <w:tcPr>
+            <w:tcW w:w="850" w:type="dxa"/>
+            <w:hideMark/>
+          </w:tcPr>
+          <w:p>
+            <w:pPr>
+              <w:spacing w:line="278" w:lineRule="auto"/>
+            </w:pPr>
           </w:p>
         </w:tc>
       </w:tr>
@@ -4473,118 +8006,704 @@
         </w:trPr>
         <w:tc>
           <w:tcPr>
-            <w:tcW w:w="852" w:type="dxa"/>
-            <w:noWrap/>
-            <w:hideMark/>
-          </w:tcPr>
-          <w:p>
-            <w:pPr>
-              <w:spacing w:line="278" w:lineRule="auto"/>
-            </w:pPr>
-            <w:r>
-              <w:t>TC03a</w:t>
-            </w:r>
-          </w:p>
-        </w:tc>
-        <w:tc>
-          <w:tcPr>
-            <w:tcW w:w="738" w:type="dxa"/>
-            <w:noWrap/>
-            <w:hideMark/>
-          </w:tcPr>
-          <w:p>
-            <w:pPr>
-              <w:spacing w:line="278" w:lineRule="auto"/>
-            </w:pPr>
-            <w:r>
-              <w:t>FR3</w:t>
-            </w:r>
-          </w:p>
-        </w:tc>
-        <w:tc>
-          <w:tcPr>
-            <w:tcW w:w="2800" w:type="dxa"/>
-            <w:hideMark/>
-          </w:tcPr>
-          <w:p>
-            <w:pPr>
-              <w:spacing w:line="278" w:lineRule="auto"/>
-            </w:pPr>
-            <w:r>
-              <w:t>The system shall execute correct inputted code against predefined test cases</w:t>
-            </w:r>
-          </w:p>
-        </w:tc>
-        <w:tc>
-          <w:tcPr>
-            <w:tcW w:w="3407" w:type="dxa"/>
-            <w:hideMark/>
-          </w:tcPr>
-          <w:p>
-            <w:pPr>
-              <w:spacing w:line="278" w:lineRule="auto"/>
-            </w:pPr>
-            <w:r>
-              <w:t xml:space="preserve">1. Log in as student </w:t>
+            <w:tcW w:w="2127" w:type="dxa"/>
+            <w:hideMark/>
+          </w:tcPr>
+          <w:p>
+            <w:pPr>
+              <w:spacing w:line="278" w:lineRule="auto"/>
+            </w:pPr>
+            <w:r>
+              <w:t>TC-NF04</w:t>
+            </w:r>
+          </w:p>
+        </w:tc>
+        <w:tc>
+          <w:tcPr>
+            <w:tcW w:w="1559" w:type="dxa"/>
+            <w:hideMark/>
+          </w:tcPr>
+          <w:p>
+            <w:pPr>
+              <w:spacing w:line="278" w:lineRule="auto"/>
+            </w:pPr>
+            <w:r>
+              <w:t>Reliability</w:t>
+            </w:r>
+          </w:p>
+        </w:tc>
+        <w:tc>
+          <w:tcPr>
+            <w:tcW w:w="2694" w:type="dxa"/>
+            <w:hideMark/>
+          </w:tcPr>
+          <w:p>
+            <w:pPr>
+              <w:spacing w:line="278" w:lineRule="auto"/>
+            </w:pPr>
+            <w:r>
+              <w:t>The system shall have 99% uptime</w:t>
+            </w:r>
+          </w:p>
+        </w:tc>
+        <w:tc>
+          <w:tcPr>
+            <w:tcW w:w="3827" w:type="dxa"/>
+            <w:hideMark/>
+          </w:tcPr>
+          <w:p>
+            <w:pPr>
+              <w:spacing w:line="278" w:lineRule="auto"/>
+            </w:pPr>
+            <w:r>
+              <w:t>1. Set up an uptime check on Digital Ocean</w:t>
             </w:r>
             <w:r>
               <w:br/>
-              <w:t xml:space="preserve">2. Select a problem </w:t>
+              <w:t>2. Observe uptime</w:t>
+            </w:r>
+          </w:p>
+        </w:tc>
+        <w:tc>
+          <w:tcPr>
+            <w:tcW w:w="2410" w:type="dxa"/>
+            <w:hideMark/>
+          </w:tcPr>
+          <w:p>
+            <w:pPr>
+              <w:spacing w:line="278" w:lineRule="auto"/>
+            </w:pPr>
+            <w:r>
+              <w:t xml:space="preserve">Uptime ≥ 99% </w:t>
+            </w:r>
+          </w:p>
+        </w:tc>
+        <w:tc>
+          <w:tcPr>
+            <w:tcW w:w="2268" w:type="dxa"/>
+            <w:hideMark/>
+          </w:tcPr>
+          <w:p>
+            <w:pPr>
+              <w:spacing w:line="278" w:lineRule="auto"/>
+            </w:pPr>
+            <w:r>
+              <w:t>Uptime is 99.69%</w:t>
+            </w:r>
+          </w:p>
+        </w:tc>
+        <w:tc>
+          <w:tcPr>
+            <w:tcW w:w="850" w:type="dxa"/>
+            <w:hideMark/>
+          </w:tcPr>
+          <w:p>
+            <w:pPr>
+              <w:spacing w:line="278" w:lineRule="auto"/>
+              <w:rPr>
+                <w:b/>
+                <w:bCs/>
+              </w:rPr>
+            </w:pPr>
+            <w:r>
+              <w:rPr>
+                <w:b/>
+                <w:bCs/>
+              </w:rPr>
+              <w:t>PASS</w:t>
+            </w:r>
+          </w:p>
+        </w:tc>
+      </w:tr>
+      <w:tr>
+        <w:trPr>
+          <w:trHeight w:val="2700"/>
+        </w:trPr>
+        <w:tc>
+          <w:tcPr>
+            <w:tcW w:w="2127" w:type="dxa"/>
+            <w:hideMark/>
+          </w:tcPr>
+          <w:p>
+            <w:pPr>
+              <w:spacing w:line="278" w:lineRule="auto"/>
+            </w:pPr>
+            <w:r>
+              <w:lastRenderedPageBreak/>
+              <w:t>TC-NF05a</w:t>
+            </w:r>
+          </w:p>
+        </w:tc>
+        <w:tc>
+          <w:tcPr>
+            <w:tcW w:w="1559" w:type="dxa"/>
+            <w:hideMark/>
+          </w:tcPr>
+          <w:p>
+            <w:pPr>
+              <w:spacing w:line="278" w:lineRule="auto"/>
+            </w:pPr>
+            <w:r>
+              <w:t>Performance</w:t>
+            </w:r>
+          </w:p>
+        </w:tc>
+        <w:tc>
+          <w:tcPr>
+            <w:tcW w:w="2694" w:type="dxa"/>
+            <w:hideMark/>
+          </w:tcPr>
+          <w:p>
+            <w:pPr>
+              <w:spacing w:line="278" w:lineRule="auto"/>
+            </w:pPr>
+            <w:r>
+              <w:t>The system shall return code execution results in ≤ 30 seconds for Java problems ≤100 lines of code and ≤10 test cases.</w:t>
+            </w:r>
+          </w:p>
+        </w:tc>
+        <w:tc>
+          <w:tcPr>
+            <w:tcW w:w="3827" w:type="dxa"/>
+            <w:hideMark/>
+          </w:tcPr>
+          <w:p>
+            <w:pPr>
+              <w:spacing w:line="278" w:lineRule="auto"/>
+            </w:pPr>
+            <w:r>
+              <w:t>1. Log in as student</w:t>
             </w:r>
             <w:r>
               <w:br/>
-              <w:t xml:space="preserve">3. Input a correct solution </w:t>
+              <w:t>2. Select a Java problem with ≤100 lines of solution code and ≤10 test cases</w:t>
             </w:r>
             <w:r>
               <w:br/>
-              <w:t>4. Click submit</w:t>
-            </w:r>
-          </w:p>
-        </w:tc>
-        <w:tc>
-          <w:tcPr>
-            <w:tcW w:w="3686" w:type="dxa"/>
-            <w:hideMark/>
-          </w:tcPr>
-          <w:p>
-            <w:pPr>
-              <w:spacing w:line="278" w:lineRule="auto"/>
-            </w:pPr>
-            <w:r>
-              <w:t xml:space="preserve">System executes code against all predefined test cases, results are displayed on the </w:t>
-            </w:r>
-            <w:r>
-              <w:t>screen,</w:t>
-            </w:r>
-            <w:r>
-              <w:t xml:space="preserve"> and a submission summary is displayed on the screen</w:t>
-            </w:r>
-          </w:p>
-        </w:tc>
-        <w:tc>
-          <w:tcPr>
-            <w:tcW w:w="3515" w:type="dxa"/>
-            <w:hideMark/>
-          </w:tcPr>
-          <w:p>
-            <w:pPr>
-              <w:spacing w:line="278" w:lineRule="auto"/>
-            </w:pPr>
-            <w:r>
-              <w:t xml:space="preserve">System executes code against all predefined test cases, results are displayed on the </w:t>
-            </w:r>
-            <w:r>
-              <w:t>screen,</w:t>
-            </w:r>
-            <w:r>
-              <w:t xml:space="preserve"> and a passing submission summary is displayed on the screen</w:t>
-            </w:r>
-          </w:p>
-        </w:tc>
-        <w:tc>
-          <w:tcPr>
-            <w:tcW w:w="737" w:type="dxa"/>
-            <w:noWrap/>
+              <w:t>3. Submit a valid solution</w:t>
+            </w:r>
+            <w:r>
+              <w:br/>
+              <w:t>4. Start timer on click of Submit</w:t>
+            </w:r>
+            <w:r>
+              <w:br/>
+              <w:t>5. Stop timer when results are fully displayed</w:t>
+            </w:r>
+          </w:p>
+        </w:tc>
+        <w:tc>
+          <w:tcPr>
+            <w:tcW w:w="2410" w:type="dxa"/>
+            <w:hideMark/>
+          </w:tcPr>
+          <w:p>
+            <w:pPr>
+              <w:spacing w:line="278" w:lineRule="auto"/>
+            </w:pPr>
+            <w:r>
+              <w:t>Results displayed within 30 seconds of submission</w:t>
+            </w:r>
+          </w:p>
+        </w:tc>
+        <w:tc>
+          <w:tcPr>
+            <w:tcW w:w="2268" w:type="dxa"/>
+            <w:hideMark/>
+          </w:tcPr>
+          <w:p>
+            <w:pPr>
+              <w:spacing w:line="278" w:lineRule="auto"/>
+            </w:pPr>
+            <w:r>
+              <w:t>Results displayed after 27.43 seconds</w:t>
+            </w:r>
+          </w:p>
+        </w:tc>
+        <w:tc>
+          <w:tcPr>
+            <w:tcW w:w="850" w:type="dxa"/>
+            <w:hideMark/>
+          </w:tcPr>
+          <w:p>
+            <w:pPr>
+              <w:spacing w:line="278" w:lineRule="auto"/>
+              <w:rPr>
+                <w:b/>
+                <w:bCs/>
+              </w:rPr>
+            </w:pPr>
+            <w:r>
+              <w:rPr>
+                <w:b/>
+                <w:bCs/>
+              </w:rPr>
+              <w:t>PASS</w:t>
+            </w:r>
+          </w:p>
+        </w:tc>
+      </w:tr>
+      <w:tr>
+        <w:trPr>
+          <w:trHeight w:val="2700"/>
+        </w:trPr>
+        <w:tc>
+          <w:tcPr>
+            <w:tcW w:w="2127" w:type="dxa"/>
+            <w:hideMark/>
+          </w:tcPr>
+          <w:p>
+            <w:pPr>
+              <w:spacing w:line="278" w:lineRule="auto"/>
+            </w:pPr>
+            <w:r>
+              <w:t>TC-NF05b</w:t>
+            </w:r>
+          </w:p>
+        </w:tc>
+        <w:tc>
+          <w:tcPr>
+            <w:tcW w:w="1559" w:type="dxa"/>
+            <w:hideMark/>
+          </w:tcPr>
+          <w:p>
+            <w:pPr>
+              <w:spacing w:line="278" w:lineRule="auto"/>
+            </w:pPr>
+            <w:r>
+              <w:t>Performance</w:t>
+            </w:r>
+          </w:p>
+        </w:tc>
+        <w:tc>
+          <w:tcPr>
+            <w:tcW w:w="2694" w:type="dxa"/>
+            <w:hideMark/>
+          </w:tcPr>
+          <w:p>
+            <w:pPr>
+              <w:spacing w:line="278" w:lineRule="auto"/>
+            </w:pPr>
+            <w:r>
+              <w:t>The system shall return code execution results in ≤ 30 seconds for Python problems ≤100 lines of code and ≤10 test cases.</w:t>
+            </w:r>
+          </w:p>
+        </w:tc>
+        <w:tc>
+          <w:tcPr>
+            <w:tcW w:w="3827" w:type="dxa"/>
+            <w:hideMark/>
+          </w:tcPr>
+          <w:p>
+            <w:pPr>
+              <w:spacing w:line="278" w:lineRule="auto"/>
+            </w:pPr>
+            <w:r>
+              <w:t>1. Log in as student</w:t>
+            </w:r>
+            <w:r>
+              <w:br/>
+              <w:t>2. Select a Python problem with ≤100 lines of solution code and ≤10 test cases</w:t>
+            </w:r>
+            <w:r>
+              <w:br/>
+              <w:t>3. Submit a valid solution</w:t>
+            </w:r>
+            <w:r>
+              <w:br/>
+              <w:t>4. Start timer on click of Submit</w:t>
+            </w:r>
+            <w:r>
+              <w:br/>
+              <w:t>5. Stop timer when results are fully displayed</w:t>
+            </w:r>
+          </w:p>
+        </w:tc>
+        <w:tc>
+          <w:tcPr>
+            <w:tcW w:w="2410" w:type="dxa"/>
+            <w:hideMark/>
+          </w:tcPr>
+          <w:p>
+            <w:pPr>
+              <w:spacing w:line="278" w:lineRule="auto"/>
+            </w:pPr>
+            <w:r>
+              <w:t>Results displayed within 30 seconds of submission</w:t>
+            </w:r>
+          </w:p>
+        </w:tc>
+        <w:tc>
+          <w:tcPr>
+            <w:tcW w:w="2268" w:type="dxa"/>
+            <w:hideMark/>
+          </w:tcPr>
+          <w:p>
+            <w:pPr>
+              <w:spacing w:line="278" w:lineRule="auto"/>
+            </w:pPr>
+            <w:r>
+              <w:t>Results displayed after 3.71 seconds</w:t>
+            </w:r>
+          </w:p>
+        </w:tc>
+        <w:tc>
+          <w:tcPr>
+            <w:tcW w:w="850" w:type="dxa"/>
+            <w:hideMark/>
+          </w:tcPr>
+          <w:p>
+            <w:pPr>
+              <w:spacing w:line="278" w:lineRule="auto"/>
+              <w:rPr>
+                <w:b/>
+                <w:bCs/>
+              </w:rPr>
+            </w:pPr>
+            <w:r>
+              <w:rPr>
+                <w:b/>
+                <w:bCs/>
+              </w:rPr>
+              <w:t>PASS</w:t>
+            </w:r>
+          </w:p>
+        </w:tc>
+      </w:tr>
+      <w:tr>
+        <w:trPr>
+          <w:trHeight w:val="1800"/>
+        </w:trPr>
+        <w:tc>
+          <w:tcPr>
+            <w:tcW w:w="2127" w:type="dxa"/>
+            <w:hideMark/>
+          </w:tcPr>
+          <w:p>
+            <w:pPr>
+              <w:spacing w:line="278" w:lineRule="auto"/>
+            </w:pPr>
+            <w:r>
+              <w:t>TC-NF06</w:t>
+            </w:r>
+          </w:p>
+        </w:tc>
+        <w:tc>
+          <w:tcPr>
+            <w:tcW w:w="1559" w:type="dxa"/>
+            <w:hideMark/>
+          </w:tcPr>
+          <w:p>
+            <w:pPr>
+              <w:spacing w:line="278" w:lineRule="auto"/>
+            </w:pPr>
+            <w:r>
+              <w:t>Security</w:t>
+            </w:r>
+          </w:p>
+        </w:tc>
+        <w:tc>
+          <w:tcPr>
+            <w:tcW w:w="2694" w:type="dxa"/>
+            <w:hideMark/>
+          </w:tcPr>
+          <w:p>
+            <w:pPr>
+              <w:spacing w:line="278" w:lineRule="auto"/>
+            </w:pPr>
+            <w:r>
+              <w:t>The system shall ensure submissions cannot access the network.</w:t>
+            </w:r>
+          </w:p>
+        </w:tc>
+        <w:tc>
+          <w:tcPr>
+            <w:tcW w:w="3827" w:type="dxa"/>
+            <w:hideMark/>
+          </w:tcPr>
+          <w:p>
+            <w:pPr>
+              <w:spacing w:line="278" w:lineRule="auto"/>
+            </w:pPr>
+            <w:r>
+              <w:t>1. Log in as student</w:t>
+            </w:r>
+            <w:r>
+              <w:br/>
+              <w:t>2. Submit code that attempts an outbound network request (e.g. HTTP GET to external URL)</w:t>
+            </w:r>
+            <w:r>
+              <w:br/>
+              <w:t>4. Observe results</w:t>
+            </w:r>
+          </w:p>
+        </w:tc>
+        <w:tc>
+          <w:tcPr>
+            <w:tcW w:w="2410" w:type="dxa"/>
+            <w:hideMark/>
+          </w:tcPr>
+          <w:p>
+            <w:pPr>
+              <w:spacing w:line="278" w:lineRule="auto"/>
+            </w:pPr>
+            <w:r>
+              <w:t>No network response data is returned to the user</w:t>
+            </w:r>
+          </w:p>
+        </w:tc>
+        <w:tc>
+          <w:tcPr>
+            <w:tcW w:w="2268" w:type="dxa"/>
+            <w:hideMark/>
+          </w:tcPr>
+          <w:p>
+            <w:pPr>
+              <w:spacing w:line="278" w:lineRule="auto"/>
+            </w:pPr>
+            <w:r>
+              <w:t>No network response data is returned to the user</w:t>
+            </w:r>
+          </w:p>
+        </w:tc>
+        <w:tc>
+          <w:tcPr>
+            <w:tcW w:w="850" w:type="dxa"/>
+            <w:hideMark/>
+          </w:tcPr>
+          <w:p>
+            <w:pPr>
+              <w:spacing w:line="278" w:lineRule="auto"/>
+              <w:rPr>
+                <w:b/>
+                <w:bCs/>
+              </w:rPr>
+            </w:pPr>
+            <w:r>
+              <w:rPr>
+                <w:b/>
+                <w:bCs/>
+              </w:rPr>
+              <w:t>PASS</w:t>
+            </w:r>
+          </w:p>
+        </w:tc>
+      </w:tr>
+      <w:tr>
+        <w:trPr>
+          <w:trHeight w:val="2700"/>
+        </w:trPr>
+        <w:tc>
+          <w:tcPr>
+            <w:tcW w:w="2127" w:type="dxa"/>
+            <w:hideMark/>
+          </w:tcPr>
+          <w:p>
+            <w:pPr>
+              <w:spacing w:line="278" w:lineRule="auto"/>
+            </w:pPr>
+            <w:r>
+              <w:lastRenderedPageBreak/>
+              <w:t>TC-NF07</w:t>
+            </w:r>
+          </w:p>
+        </w:tc>
+        <w:tc>
+          <w:tcPr>
+            <w:tcW w:w="1559" w:type="dxa"/>
+            <w:hideMark/>
+          </w:tcPr>
+          <w:p>
+            <w:pPr>
+              <w:spacing w:line="278" w:lineRule="auto"/>
+            </w:pPr>
+            <w:r>
+              <w:t>Security</w:t>
+            </w:r>
+          </w:p>
+        </w:tc>
+        <w:tc>
+          <w:tcPr>
+            <w:tcW w:w="2694" w:type="dxa"/>
+            <w:hideMark/>
+          </w:tcPr>
+          <w:p>
+            <w:pPr>
+              <w:spacing w:line="278" w:lineRule="auto"/>
+            </w:pPr>
+            <w:r>
+              <w:t>The system shall ensure that only authorized users (lecturers and students) can access their respective dashboards.</w:t>
+            </w:r>
+          </w:p>
+        </w:tc>
+        <w:tc>
+          <w:tcPr>
+            <w:tcW w:w="3827" w:type="dxa"/>
+            <w:hideMark/>
+          </w:tcPr>
+          <w:p>
+            <w:pPr>
+              <w:spacing w:line="278" w:lineRule="auto"/>
+            </w:pPr>
+            <w:r>
+              <w:t>1. Attempt to access the student pages via URL without logging in</w:t>
+            </w:r>
+            <w:r>
+              <w:br/>
+              <w:t>2. Attempt to access the lecturer pages via URL without logging in</w:t>
+            </w:r>
+            <w:r>
+              <w:br/>
+              <w:t>3. Log in as a student and attempt to access lecturer pages via URL</w:t>
+            </w:r>
+          </w:p>
+        </w:tc>
+        <w:tc>
+          <w:tcPr>
+            <w:tcW w:w="2410" w:type="dxa"/>
+            <w:hideMark/>
+          </w:tcPr>
+          <w:p>
+            <w:pPr>
+              <w:spacing w:line="278" w:lineRule="auto"/>
+            </w:pPr>
+            <w:r>
+              <w:t>Steps 1–2: Redirected to login page. Step 3: Access denied / redirected (student cannot reach lecturer dashboard)</w:t>
+            </w:r>
+          </w:p>
+        </w:tc>
+        <w:tc>
+          <w:tcPr>
+            <w:tcW w:w="2268" w:type="dxa"/>
+            <w:hideMark/>
+          </w:tcPr>
+          <w:p>
+            <w:pPr>
+              <w:spacing w:line="278" w:lineRule="auto"/>
+            </w:pPr>
+            <w:r>
+              <w:t>Steps 1–2: Redirected to login page. Step 3: Access denied / redirected (student cannot reach lecturer dashboard)</w:t>
+            </w:r>
+          </w:p>
+        </w:tc>
+        <w:tc>
+          <w:tcPr>
+            <w:tcW w:w="850" w:type="dxa"/>
+            <w:hideMark/>
+          </w:tcPr>
+          <w:p>
+            <w:pPr>
+              <w:spacing w:line="278" w:lineRule="auto"/>
+              <w:rPr>
+                <w:b/>
+                <w:bCs/>
+              </w:rPr>
+            </w:pPr>
+            <w:r>
+              <w:rPr>
+                <w:b/>
+                <w:bCs/>
+              </w:rPr>
+              <w:t>PASS</w:t>
+            </w:r>
+          </w:p>
+        </w:tc>
+      </w:tr>
+      <w:tr>
+        <w:trPr>
+          <w:trHeight w:val="1500"/>
+        </w:trPr>
+        <w:tc>
+          <w:tcPr>
+            <w:tcW w:w="2127" w:type="dxa"/>
+            <w:hideMark/>
+          </w:tcPr>
+          <w:p>
+            <w:pPr>
+              <w:spacing w:line="278" w:lineRule="auto"/>
+            </w:pPr>
+            <w:r>
+              <w:t>TC-NF08a</w:t>
+            </w:r>
+          </w:p>
+        </w:tc>
+        <w:tc>
+          <w:tcPr>
+            <w:tcW w:w="1559" w:type="dxa"/>
+            <w:hideMark/>
+          </w:tcPr>
+          <w:p>
+            <w:pPr>
+              <w:spacing w:line="278" w:lineRule="auto"/>
+            </w:pPr>
+            <w:r>
+              <w:t>Supportability</w:t>
+            </w:r>
+          </w:p>
+        </w:tc>
+        <w:tc>
+          <w:tcPr>
+            <w:tcW w:w="2694" w:type="dxa"/>
+            <w:hideMark/>
+          </w:tcPr>
+          <w:p>
+            <w:pPr>
+              <w:spacing w:line="278" w:lineRule="auto"/>
+            </w:pPr>
+            <w:r>
+              <w:t>The system shall remain usable and readable at 1920×1080 (most common European desktop resolution).</w:t>
+            </w:r>
+          </w:p>
+        </w:tc>
+        <w:tc>
+          <w:tcPr>
+            <w:tcW w:w="3827" w:type="dxa"/>
+            <w:hideMark/>
+          </w:tcPr>
+          <w:p>
+            <w:pPr>
+              <w:spacing w:line="278" w:lineRule="auto"/>
+            </w:pPr>
+            <w:r>
+              <w:t>1. Set browser viewport to 1920×1080</w:t>
+            </w:r>
+            <w:r>
+              <w:br/>
+              <w:t>2. Inspect all pages for text overflow, overlapping elements, or broken layouts</w:t>
+            </w:r>
+          </w:p>
+        </w:tc>
+        <w:tc>
+          <w:tcPr>
+            <w:tcW w:w="2410" w:type="dxa"/>
+            <w:hideMark/>
+          </w:tcPr>
+          <w:p>
+            <w:pPr>
+              <w:spacing w:line="278" w:lineRule="auto"/>
+            </w:pPr>
+            <w:r>
+              <w:t>No layout defects observed at this resolution</w:t>
+            </w:r>
+          </w:p>
+        </w:tc>
+        <w:tc>
+          <w:tcPr>
+            <w:tcW w:w="2268" w:type="dxa"/>
+            <w:hideMark/>
+          </w:tcPr>
+          <w:p>
+            <w:pPr>
+              <w:spacing w:line="278" w:lineRule="auto"/>
+            </w:pPr>
+            <w:r>
+              <w:t>No layout defects observed at this resolution</w:t>
+            </w:r>
+          </w:p>
+        </w:tc>
+        <w:tc>
+          <w:tcPr>
+            <w:tcW w:w="850" w:type="dxa"/>
             <w:hideMark/>
           </w:tcPr>
           <w:p>
@@ -4611,118 +8730,95 @@
         </w:trPr>
         <w:tc>
           <w:tcPr>
-            <w:tcW w:w="852" w:type="dxa"/>
-            <w:noWrap/>
-            <w:hideMark/>
-          </w:tcPr>
-          <w:p>
-            <w:pPr>
-              <w:spacing w:line="278" w:lineRule="auto"/>
-            </w:pPr>
-            <w:r>
-              <w:t>TC03b</w:t>
-            </w:r>
-          </w:p>
-        </w:tc>
-        <w:tc>
-          <w:tcPr>
-            <w:tcW w:w="738" w:type="dxa"/>
-            <w:noWrap/>
-            <w:hideMark/>
-          </w:tcPr>
-          <w:p>
-            <w:pPr>
-              <w:spacing w:line="278" w:lineRule="auto"/>
-            </w:pPr>
-            <w:r>
-              <w:t>FR3</w:t>
-            </w:r>
-          </w:p>
-        </w:tc>
-        <w:tc>
-          <w:tcPr>
-            <w:tcW w:w="2800" w:type="dxa"/>
-            <w:hideMark/>
-          </w:tcPr>
-          <w:p>
-            <w:pPr>
-              <w:spacing w:line="278" w:lineRule="auto"/>
-            </w:pPr>
-            <w:r>
-              <w:t>The system shall execute incorrect inputted code against predefined test cases, return errors and result in a failed submission</w:t>
-            </w:r>
-          </w:p>
-        </w:tc>
-        <w:tc>
-          <w:tcPr>
-            <w:tcW w:w="3407" w:type="dxa"/>
-            <w:hideMark/>
-          </w:tcPr>
-          <w:p>
-            <w:pPr>
-              <w:spacing w:line="278" w:lineRule="auto"/>
-            </w:pPr>
-            <w:r>
-              <w:t xml:space="preserve">1. Log in as student </w:t>
+            <w:tcW w:w="2127" w:type="dxa"/>
+            <w:hideMark/>
+          </w:tcPr>
+          <w:p>
+            <w:pPr>
+              <w:spacing w:line="278" w:lineRule="auto"/>
+            </w:pPr>
+            <w:r>
+              <w:t>TC-NF08b</w:t>
+            </w:r>
+          </w:p>
+        </w:tc>
+        <w:tc>
+          <w:tcPr>
+            <w:tcW w:w="1559" w:type="dxa"/>
+            <w:hideMark/>
+          </w:tcPr>
+          <w:p>
+            <w:pPr>
+              <w:spacing w:line="278" w:lineRule="auto"/>
+            </w:pPr>
+            <w:r>
+              <w:t>Supportability</w:t>
+            </w:r>
+          </w:p>
+        </w:tc>
+        <w:tc>
+          <w:tcPr>
+            <w:tcW w:w="2694" w:type="dxa"/>
+            <w:hideMark/>
+          </w:tcPr>
+          <w:p>
+            <w:pPr>
+              <w:spacing w:line="278" w:lineRule="auto"/>
+            </w:pPr>
+            <w:r>
+              <w:t>The system shall remain usable and readable at 1536×864.</w:t>
+            </w:r>
+          </w:p>
+        </w:tc>
+        <w:tc>
+          <w:tcPr>
+            <w:tcW w:w="3827" w:type="dxa"/>
+            <w:hideMark/>
+          </w:tcPr>
+          <w:p>
+            <w:pPr>
+              <w:spacing w:line="278" w:lineRule="auto"/>
+            </w:pPr>
+            <w:r>
+              <w:t>1. Set browser viewport to 1536×864</w:t>
             </w:r>
             <w:r>
               <w:br/>
-              <w:t xml:space="preserve">2. Select a problem </w:t>
-            </w:r>
-            <w:r>
-              <w:br/>
-              <w:t xml:space="preserve">3. Input an incorrect solution </w:t>
-            </w:r>
-            <w:r>
-              <w:br/>
-              <w:t>4. Click submit</w:t>
-            </w:r>
-          </w:p>
-        </w:tc>
-        <w:tc>
-          <w:tcPr>
-            <w:tcW w:w="3686" w:type="dxa"/>
-            <w:hideMark/>
-          </w:tcPr>
-          <w:p>
-            <w:pPr>
-              <w:spacing w:line="278" w:lineRule="auto"/>
-            </w:pPr>
-            <w:r>
-              <w:t xml:space="preserve">System executes code against all predefined test cases, errors are displayed on the </w:t>
-            </w:r>
-            <w:r>
-              <w:t>screen,</w:t>
-            </w:r>
-            <w:r>
-              <w:t xml:space="preserve"> and a submission summary is displayed on the screen</w:t>
-            </w:r>
-          </w:p>
-        </w:tc>
-        <w:tc>
-          <w:tcPr>
-            <w:tcW w:w="3515" w:type="dxa"/>
-            <w:hideMark/>
-          </w:tcPr>
-          <w:p>
-            <w:pPr>
-              <w:spacing w:line="278" w:lineRule="auto"/>
-            </w:pPr>
-            <w:r>
-              <w:t xml:space="preserve">System executes code against all predefined test cases, errors are displayed on the </w:t>
-            </w:r>
-            <w:r>
-              <w:t>screen,</w:t>
-            </w:r>
-            <w:r>
-              <w:t xml:space="preserve"> and a failed submission summary is displayed on the screen</w:t>
-            </w:r>
-          </w:p>
-        </w:tc>
-        <w:tc>
-          <w:tcPr>
-            <w:tcW w:w="737" w:type="dxa"/>
-            <w:noWrap/>
+              <w:t>2. Inspect all pages for layout defects</w:t>
+            </w:r>
+          </w:p>
+        </w:tc>
+        <w:tc>
+          <w:tcPr>
+            <w:tcW w:w="2410" w:type="dxa"/>
+            <w:hideMark/>
+          </w:tcPr>
+          <w:p>
+            <w:pPr>
+              <w:spacing w:line="278" w:lineRule="auto"/>
+            </w:pPr>
+            <w:r>
+              <w:t>No layout defects observed at this resolution</w:t>
+            </w:r>
+          </w:p>
+        </w:tc>
+        <w:tc>
+          <w:tcPr>
+            <w:tcW w:w="2268" w:type="dxa"/>
+            <w:hideMark/>
+          </w:tcPr>
+          <w:p>
+            <w:pPr>
+              <w:spacing w:line="278" w:lineRule="auto"/>
+            </w:pPr>
+            <w:r>
+              <w:t>No layout defects observed at this resolution</w:t>
+            </w:r>
+          </w:p>
+        </w:tc>
+        <w:tc>
+          <w:tcPr>
+            <w:tcW w:w="850" w:type="dxa"/>
             <w:hideMark/>
           </w:tcPr>
           <w:p>
@@ -4749,106 +8845,95 @@
         </w:trPr>
         <w:tc>
           <w:tcPr>
-            <w:tcW w:w="852" w:type="dxa"/>
-            <w:noWrap/>
-            <w:hideMark/>
-          </w:tcPr>
-          <w:p>
-            <w:pPr>
-              <w:spacing w:line="278" w:lineRule="auto"/>
-            </w:pPr>
-            <w:r>
-              <w:t>TC04a</w:t>
-            </w:r>
-          </w:p>
-        </w:tc>
-        <w:tc>
-          <w:tcPr>
-            <w:tcW w:w="738" w:type="dxa"/>
-            <w:noWrap/>
-            <w:hideMark/>
-          </w:tcPr>
-          <w:p>
-            <w:pPr>
-              <w:spacing w:line="278" w:lineRule="auto"/>
-            </w:pPr>
-            <w:r>
-              <w:t>FR4</w:t>
-            </w:r>
-          </w:p>
-        </w:tc>
-        <w:tc>
-          <w:tcPr>
-            <w:tcW w:w="2800" w:type="dxa"/>
-            <w:hideMark/>
-          </w:tcPr>
-          <w:p>
-            <w:pPr>
-              <w:spacing w:line="278" w:lineRule="auto"/>
-            </w:pPr>
-            <w:r>
-              <w:t>The system shall indicate if a student has passed a test case</w:t>
-            </w:r>
-          </w:p>
-        </w:tc>
-        <w:tc>
-          <w:tcPr>
-            <w:tcW w:w="3407" w:type="dxa"/>
-            <w:hideMark/>
-          </w:tcPr>
-          <w:p>
-            <w:pPr>
-              <w:spacing w:line="278" w:lineRule="auto"/>
-            </w:pPr>
-            <w:r>
-              <w:t xml:space="preserve">1. Log in as student </w:t>
+            <w:tcW w:w="2127" w:type="dxa"/>
+            <w:hideMark/>
+          </w:tcPr>
+          <w:p>
+            <w:pPr>
+              <w:spacing w:line="278" w:lineRule="auto"/>
+            </w:pPr>
+            <w:r>
+              <w:t>TC-NF08c</w:t>
+            </w:r>
+          </w:p>
+        </w:tc>
+        <w:tc>
+          <w:tcPr>
+            <w:tcW w:w="1559" w:type="dxa"/>
+            <w:hideMark/>
+          </w:tcPr>
+          <w:p>
+            <w:pPr>
+              <w:spacing w:line="278" w:lineRule="auto"/>
+            </w:pPr>
+            <w:r>
+              <w:t>Supportability</w:t>
+            </w:r>
+          </w:p>
+        </w:tc>
+        <w:tc>
+          <w:tcPr>
+            <w:tcW w:w="2694" w:type="dxa"/>
+            <w:hideMark/>
+          </w:tcPr>
+          <w:p>
+            <w:pPr>
+              <w:spacing w:line="278" w:lineRule="auto"/>
+            </w:pPr>
+            <w:r>
+              <w:t>The system shall remain usable and readable at 1366×768.</w:t>
+            </w:r>
+          </w:p>
+        </w:tc>
+        <w:tc>
+          <w:tcPr>
+            <w:tcW w:w="3827" w:type="dxa"/>
+            <w:hideMark/>
+          </w:tcPr>
+          <w:p>
+            <w:pPr>
+              <w:spacing w:line="278" w:lineRule="auto"/>
+            </w:pPr>
+            <w:r>
+              <w:t>1. Set browser viewport to 1366×768</w:t>
             </w:r>
             <w:r>
               <w:br/>
-              <w:t xml:space="preserve">2. Select a problem </w:t>
-            </w:r>
-            <w:r>
-              <w:br/>
-              <w:t xml:space="preserve">3. Input a correct solution </w:t>
-            </w:r>
-            <w:r>
-              <w:br/>
-              <w:t>4. Click run</w:t>
-            </w:r>
-          </w:p>
-        </w:tc>
-        <w:tc>
-          <w:tcPr>
-            <w:tcW w:w="3686" w:type="dxa"/>
-            <w:hideMark/>
-          </w:tcPr>
-          <w:p>
-            <w:pPr>
-              <w:spacing w:line="278" w:lineRule="auto"/>
-            </w:pPr>
-            <w:r>
-              <w:t>System shows the expected output and the actual output for each test case in the test case window and displays PASS</w:t>
-            </w:r>
-          </w:p>
-        </w:tc>
-        <w:tc>
-          <w:tcPr>
-            <w:tcW w:w="3515" w:type="dxa"/>
-            <w:hideMark/>
-          </w:tcPr>
-          <w:p>
-            <w:pPr>
-              <w:spacing w:line="278" w:lineRule="auto"/>
-            </w:pPr>
-            <w:r>
-              <w:t>System shows the expected output and the actual output for each test case in the test case window and displays PASS</w:t>
-            </w:r>
-          </w:p>
-        </w:tc>
-        <w:tc>
-          <w:tcPr>
-            <w:tcW w:w="737" w:type="dxa"/>
-            <w:noWrap/>
+              <w:t>2. Inspect all pages for layout defects</w:t>
+            </w:r>
+          </w:p>
+        </w:tc>
+        <w:tc>
+          <w:tcPr>
+            <w:tcW w:w="2410" w:type="dxa"/>
+            <w:hideMark/>
+          </w:tcPr>
+          <w:p>
+            <w:pPr>
+              <w:spacing w:line="278" w:lineRule="auto"/>
+            </w:pPr>
+            <w:r>
+              <w:t>No layout defects observed at this resolution</w:t>
+            </w:r>
+          </w:p>
+        </w:tc>
+        <w:tc>
+          <w:tcPr>
+            <w:tcW w:w="2268" w:type="dxa"/>
+            <w:hideMark/>
+          </w:tcPr>
+          <w:p>
+            <w:pPr>
+              <w:spacing w:line="278" w:lineRule="auto"/>
+            </w:pPr>
+            <w:r>
+              <w:t>No layout defects observed at this resolution</w:t>
+            </w:r>
+          </w:p>
+        </w:tc>
+        <w:tc>
+          <w:tcPr>
+            <w:tcW w:w="850" w:type="dxa"/>
             <w:hideMark/>
           </w:tcPr>
           <w:p>
@@ -4875,106 +8960,95 @@
         </w:trPr>
         <w:tc>
           <w:tcPr>
-            <w:tcW w:w="852" w:type="dxa"/>
-            <w:noWrap/>
-            <w:hideMark/>
-          </w:tcPr>
-          <w:p>
-            <w:pPr>
-              <w:spacing w:line="278" w:lineRule="auto"/>
-            </w:pPr>
-            <w:r>
-              <w:t>TC04b</w:t>
-            </w:r>
-          </w:p>
-        </w:tc>
-        <w:tc>
-          <w:tcPr>
-            <w:tcW w:w="738" w:type="dxa"/>
-            <w:noWrap/>
-            <w:hideMark/>
-          </w:tcPr>
-          <w:p>
-            <w:pPr>
-              <w:spacing w:line="278" w:lineRule="auto"/>
-            </w:pPr>
-            <w:r>
-              <w:t>FR4</w:t>
-            </w:r>
-          </w:p>
-        </w:tc>
-        <w:tc>
-          <w:tcPr>
-            <w:tcW w:w="2800" w:type="dxa"/>
-            <w:hideMark/>
-          </w:tcPr>
-          <w:p>
-            <w:pPr>
-              <w:spacing w:line="278" w:lineRule="auto"/>
-            </w:pPr>
-            <w:r>
-              <w:t>The system shall indicate if a student has failed a test case</w:t>
-            </w:r>
-          </w:p>
-        </w:tc>
-        <w:tc>
-          <w:tcPr>
-            <w:tcW w:w="3407" w:type="dxa"/>
-            <w:hideMark/>
-          </w:tcPr>
-          <w:p>
-            <w:pPr>
-              <w:spacing w:line="278" w:lineRule="auto"/>
-            </w:pPr>
-            <w:r>
-              <w:t xml:space="preserve">1. Log in as student </w:t>
+            <w:tcW w:w="2127" w:type="dxa"/>
+            <w:hideMark/>
+          </w:tcPr>
+          <w:p>
+            <w:pPr>
+              <w:spacing w:line="278" w:lineRule="auto"/>
+            </w:pPr>
+            <w:r>
+              <w:t>TC-NF08d</w:t>
+            </w:r>
+          </w:p>
+        </w:tc>
+        <w:tc>
+          <w:tcPr>
+            <w:tcW w:w="1559" w:type="dxa"/>
+            <w:hideMark/>
+          </w:tcPr>
+          <w:p>
+            <w:pPr>
+              <w:spacing w:line="278" w:lineRule="auto"/>
+            </w:pPr>
+            <w:r>
+              <w:t>Supportability</w:t>
+            </w:r>
+          </w:p>
+        </w:tc>
+        <w:tc>
+          <w:tcPr>
+            <w:tcW w:w="2694" w:type="dxa"/>
+            <w:hideMark/>
+          </w:tcPr>
+          <w:p>
+            <w:pPr>
+              <w:spacing w:line="278" w:lineRule="auto"/>
+            </w:pPr>
+            <w:r>
+              <w:t>The system shall remain usable and readable at 1280×720.</w:t>
+            </w:r>
+          </w:p>
+        </w:tc>
+        <w:tc>
+          <w:tcPr>
+            <w:tcW w:w="3827" w:type="dxa"/>
+            <w:hideMark/>
+          </w:tcPr>
+          <w:p>
+            <w:pPr>
+              <w:spacing w:line="278" w:lineRule="auto"/>
+            </w:pPr>
+            <w:r>
+              <w:t>1. Set browser viewport to 1280×720</w:t>
             </w:r>
             <w:r>
               <w:br/>
-              <w:t xml:space="preserve">2. Select a problem </w:t>
-            </w:r>
-            <w:r>
-              <w:br/>
-              <w:t xml:space="preserve">3. Input an incorrect solution </w:t>
-            </w:r>
-            <w:r>
-              <w:br/>
-              <w:t>4. Click run</w:t>
-            </w:r>
-          </w:p>
-        </w:tc>
-        <w:tc>
-          <w:tcPr>
-            <w:tcW w:w="3686" w:type="dxa"/>
-            <w:hideMark/>
-          </w:tcPr>
-          <w:p>
-            <w:pPr>
-              <w:spacing w:line="278" w:lineRule="auto"/>
-            </w:pPr>
-            <w:r>
-              <w:t>System shows the expected output and the actual output for each test case in the test case window and displays FAIL</w:t>
-            </w:r>
-          </w:p>
-        </w:tc>
-        <w:tc>
-          <w:tcPr>
-            <w:tcW w:w="3515" w:type="dxa"/>
-            <w:hideMark/>
-          </w:tcPr>
-          <w:p>
-            <w:pPr>
-              <w:spacing w:line="278" w:lineRule="auto"/>
-            </w:pPr>
-            <w:r>
-              <w:t>System shows the expected output and the actual output for each test case in the test case window and displays FAIL</w:t>
-            </w:r>
-          </w:p>
-        </w:tc>
-        <w:tc>
-          <w:tcPr>
-            <w:tcW w:w="737" w:type="dxa"/>
-            <w:noWrap/>
+              <w:t>2. Inspect all pages for layout defects</w:t>
+            </w:r>
+          </w:p>
+        </w:tc>
+        <w:tc>
+          <w:tcPr>
+            <w:tcW w:w="2410" w:type="dxa"/>
+            <w:hideMark/>
+          </w:tcPr>
+          <w:p>
+            <w:pPr>
+              <w:spacing w:line="278" w:lineRule="auto"/>
+            </w:pPr>
+            <w:r>
+              <w:t>No layout defects observed at this resolution</w:t>
+            </w:r>
+          </w:p>
+        </w:tc>
+        <w:tc>
+          <w:tcPr>
+            <w:tcW w:w="2268" w:type="dxa"/>
+            <w:hideMark/>
+          </w:tcPr>
+          <w:p>
+            <w:pPr>
+              <w:spacing w:line="278" w:lineRule="auto"/>
+            </w:pPr>
+            <w:r>
+              <w:t>No layout defects observed at this resolution</w:t>
+            </w:r>
+          </w:p>
+        </w:tc>
+        <w:tc>
+          <w:tcPr>
+            <w:tcW w:w="850" w:type="dxa"/>
             <w:hideMark/>
           </w:tcPr>
           <w:p>
@@ -4997,12 +9071,11 @@
       </w:tr>
       <w:tr>
         <w:trPr>
-          <w:trHeight w:val="2100"/>
+          <w:trHeight w:val="1200"/>
         </w:trPr>
         <w:tc>
           <w:tcPr>
-            <w:tcW w:w="852" w:type="dxa"/>
-            <w:noWrap/>
+            <w:tcW w:w="2127" w:type="dxa"/>
             <w:hideMark/>
           </w:tcPr>
           <w:p>
@@ -5011,1777 +9084,87 @@
             </w:pPr>
             <w:r>
               <w:lastRenderedPageBreak/>
-              <w:t>TC05</w:t>
-            </w:r>
-          </w:p>
-        </w:tc>
-        <w:tc>
-          <w:tcPr>
-            <w:tcW w:w="738" w:type="dxa"/>
-            <w:noWrap/>
-            <w:hideMark/>
-          </w:tcPr>
-          <w:p>
-            <w:pPr>
-              <w:spacing w:line="278" w:lineRule="auto"/>
-            </w:pPr>
-            <w:r>
-              <w:t>FR5</w:t>
-            </w:r>
-          </w:p>
-        </w:tc>
-        <w:tc>
-          <w:tcPr>
-            <w:tcW w:w="2800" w:type="dxa"/>
-            <w:hideMark/>
-          </w:tcPr>
-          <w:p>
-            <w:pPr>
-              <w:spacing w:line="278" w:lineRule="auto"/>
-            </w:pPr>
-            <w:r>
-              <w:t>The system shall save student submissions to their profile</w:t>
-            </w:r>
-          </w:p>
-        </w:tc>
-        <w:tc>
-          <w:tcPr>
-            <w:tcW w:w="3407" w:type="dxa"/>
-            <w:hideMark/>
-          </w:tcPr>
-          <w:p>
-            <w:pPr>
-              <w:spacing w:line="278" w:lineRule="auto"/>
-            </w:pPr>
-            <w:r>
-              <w:t xml:space="preserve">1. Log in as student </w:t>
+              <w:t>TC-NF08e</w:t>
+            </w:r>
+          </w:p>
+        </w:tc>
+        <w:tc>
+          <w:tcPr>
+            <w:tcW w:w="1559" w:type="dxa"/>
+            <w:hideMark/>
+          </w:tcPr>
+          <w:p>
+            <w:pPr>
+              <w:spacing w:line="278" w:lineRule="auto"/>
+            </w:pPr>
+            <w:r>
+              <w:t>Supportability</w:t>
+            </w:r>
+          </w:p>
+        </w:tc>
+        <w:tc>
+          <w:tcPr>
+            <w:tcW w:w="2694" w:type="dxa"/>
+            <w:hideMark/>
+          </w:tcPr>
+          <w:p>
+            <w:pPr>
+              <w:spacing w:line="278" w:lineRule="auto"/>
+            </w:pPr>
+            <w:r>
+              <w:t>The system shall remain usable and readable at 2560×1440.</w:t>
+            </w:r>
+          </w:p>
+        </w:tc>
+        <w:tc>
+          <w:tcPr>
+            <w:tcW w:w="3827" w:type="dxa"/>
+            <w:hideMark/>
+          </w:tcPr>
+          <w:p>
+            <w:pPr>
+              <w:spacing w:line="278" w:lineRule="auto"/>
+            </w:pPr>
+            <w:r>
+              <w:t>1. Set browser viewport to 2560×1440</w:t>
             </w:r>
             <w:r>
               <w:br/>
-              <w:t xml:space="preserve">2. Select a problem </w:t>
-            </w:r>
-            <w:r>
-              <w:br/>
-              <w:t xml:space="preserve">3. Input a solution </w:t>
-            </w:r>
-            <w:r>
-              <w:br/>
-              <w:t>4. Click submit</w:t>
-            </w:r>
-            <w:r>
-              <w:br/>
-              <w:t>5. Click profile</w:t>
-            </w:r>
-            <w:r>
-              <w:br/>
-              <w:t>6. Click the submission under Submission History</w:t>
-            </w:r>
-          </w:p>
-        </w:tc>
-        <w:tc>
-          <w:tcPr>
-            <w:tcW w:w="3686" w:type="dxa"/>
-            <w:hideMark/>
-          </w:tcPr>
-          <w:p>
-            <w:pPr>
-              <w:spacing w:line="278" w:lineRule="auto"/>
-            </w:pPr>
-            <w:r>
-              <w:t>System displays the problem title, pass/fail, and the date and time at which the problem was submitted on the student's profile. System also additionally displays test case results, points breakdown and submitted solution on the submission record itself</w:t>
-            </w:r>
-          </w:p>
-        </w:tc>
-        <w:tc>
-          <w:tcPr>
-            <w:tcW w:w="3515" w:type="dxa"/>
-            <w:hideMark/>
-          </w:tcPr>
-          <w:p>
-            <w:pPr>
-              <w:spacing w:line="278" w:lineRule="auto"/>
-            </w:pPr>
-            <w:r>
-              <w:t>System displays the problem title, pass/fail, and the date and time at which the problem was submitted on the student's profile. System also additionally displays test case results, points breakdown and submitted solution on the submission record itself</w:t>
-            </w:r>
-          </w:p>
-        </w:tc>
-        <w:tc>
-          <w:tcPr>
-            <w:tcW w:w="737" w:type="dxa"/>
-            <w:noWrap/>
-            <w:hideMark/>
-          </w:tcPr>
-          <w:p>
-            <w:pPr>
-              <w:spacing w:line="278" w:lineRule="auto"/>
-              <w:rPr>
-                <w:b/>
-                <w:bCs/>
-              </w:rPr>
-            </w:pPr>
-            <w:r>
-              <w:rPr>
-                <w:b/>
-                <w:bCs/>
-              </w:rPr>
-              <w:t>PASS</w:t>
-            </w:r>
-          </w:p>
-        </w:tc>
-      </w:tr>
-      <w:tr>
-        <w:trPr>
-          <w:trHeight w:val="3660"/>
-        </w:trPr>
-        <w:tc>
-          <w:tcPr>
-            <w:tcW w:w="852" w:type="dxa"/>
-            <w:noWrap/>
-            <w:hideMark/>
-          </w:tcPr>
-          <w:p>
-            <w:pPr>
-              <w:spacing w:line="278" w:lineRule="auto"/>
-            </w:pPr>
-            <w:r>
-              <w:t>TC06</w:t>
-            </w:r>
-          </w:p>
-        </w:tc>
-        <w:tc>
-          <w:tcPr>
-            <w:tcW w:w="738" w:type="dxa"/>
-            <w:noWrap/>
-            <w:hideMark/>
-          </w:tcPr>
-          <w:p>
-            <w:pPr>
-              <w:spacing w:line="278" w:lineRule="auto"/>
-            </w:pPr>
-            <w:r>
-              <w:t>FR6</w:t>
-            </w:r>
-          </w:p>
-        </w:tc>
-        <w:tc>
-          <w:tcPr>
-            <w:tcW w:w="2800" w:type="dxa"/>
-            <w:hideMark/>
-          </w:tcPr>
-          <w:p>
-            <w:pPr>
-              <w:spacing w:line="278" w:lineRule="auto"/>
-            </w:pPr>
-            <w:r>
-              <w:t>The system shall allow lecturers to upload new problems and test cases</w:t>
-            </w:r>
-          </w:p>
-        </w:tc>
-        <w:tc>
-          <w:tcPr>
-            <w:tcW w:w="3407" w:type="dxa"/>
-            <w:hideMark/>
-          </w:tcPr>
-          <w:p>
-            <w:pPr>
-              <w:spacing w:line="278" w:lineRule="auto"/>
-            </w:pPr>
-            <w:r>
-              <w:t>1. Log in as lecturer</w:t>
-            </w:r>
-            <w:r>
-              <w:br/>
-              <w:t>2. Click lecturer menu &gt; manage problems &gt; create new problem</w:t>
-            </w:r>
-            <w:r>
-              <w:br/>
-              <w:t>3. Enter problem details in required format</w:t>
-            </w:r>
-            <w:r>
-              <w:br/>
-              <w:t>4. Add valid test cases</w:t>
-            </w:r>
-            <w:r>
-              <w:br/>
-              <w:t>5. Click save</w:t>
-            </w:r>
-            <w:r>
-              <w:br/>
-              <w:t>6. Click lecturer menu &gt; manage courses</w:t>
-            </w:r>
-            <w:r>
-              <w:br/>
-              <w:t>7. Click edit icon on global problems</w:t>
-            </w:r>
-            <w:r>
-              <w:br/>
-              <w:t>8. Add new problem to global problems</w:t>
-            </w:r>
-          </w:p>
-        </w:tc>
-        <w:tc>
-          <w:tcPr>
-            <w:tcW w:w="3686" w:type="dxa"/>
-            <w:hideMark/>
-          </w:tcPr>
-          <w:p>
-            <w:pPr>
-              <w:spacing w:line="278" w:lineRule="auto"/>
-            </w:pPr>
-            <w:r>
-              <w:t xml:space="preserve">System should display newly created problem on the homepage while the global problems course is selected. Upon clicking this problem, all problem details should be </w:t>
-            </w:r>
-            <w:r>
-              <w:t>visible,</w:t>
-            </w:r>
-            <w:r>
-              <w:t xml:space="preserve"> and the problem should be able to be completed.</w:t>
-            </w:r>
-          </w:p>
-        </w:tc>
-        <w:tc>
-          <w:tcPr>
-            <w:tcW w:w="3515" w:type="dxa"/>
-            <w:hideMark/>
-          </w:tcPr>
-          <w:p>
-            <w:pPr>
-              <w:spacing w:line="278" w:lineRule="auto"/>
-            </w:pPr>
-            <w:r>
-              <w:t xml:space="preserve">System displays newly created problem on the homepage while the global problems course is selected. Upon clicking this problem, all problem details are </w:t>
-            </w:r>
-            <w:r>
-              <w:t>visible,</w:t>
-            </w:r>
-            <w:r>
-              <w:t xml:space="preserve"> and the problem </w:t>
-            </w:r>
-            <w:r>
-              <w:t>can</w:t>
-            </w:r>
-            <w:r>
-              <w:t xml:space="preserve"> be completed.</w:t>
-            </w:r>
-          </w:p>
-        </w:tc>
-        <w:tc>
-          <w:tcPr>
-            <w:tcW w:w="737" w:type="dxa"/>
-            <w:noWrap/>
-            <w:hideMark/>
-          </w:tcPr>
-          <w:p>
-            <w:pPr>
-              <w:spacing w:line="278" w:lineRule="auto"/>
-              <w:rPr>
-                <w:b/>
-                <w:bCs/>
-              </w:rPr>
-            </w:pPr>
-            <w:r>
-              <w:rPr>
-                <w:b/>
-                <w:bCs/>
-              </w:rPr>
-              <w:t>PASS</w:t>
-            </w:r>
-          </w:p>
-        </w:tc>
-      </w:tr>
-      <w:tr>
-        <w:trPr>
-          <w:trHeight w:val="3645"/>
-        </w:trPr>
-        <w:tc>
-          <w:tcPr>
-            <w:tcW w:w="852" w:type="dxa"/>
-            <w:noWrap/>
-            <w:hideMark/>
-          </w:tcPr>
-          <w:p>
-            <w:pPr>
-              <w:spacing w:line="278" w:lineRule="auto"/>
-            </w:pPr>
-            <w:r>
-              <w:lastRenderedPageBreak/>
-              <w:t>TC07</w:t>
-            </w:r>
-          </w:p>
-        </w:tc>
-        <w:tc>
-          <w:tcPr>
-            <w:tcW w:w="738" w:type="dxa"/>
-            <w:noWrap/>
-            <w:hideMark/>
-          </w:tcPr>
-          <w:p>
-            <w:pPr>
-              <w:spacing w:line="278" w:lineRule="auto"/>
-            </w:pPr>
-            <w:r>
-              <w:t>FR7</w:t>
-            </w:r>
-          </w:p>
-        </w:tc>
-        <w:tc>
-          <w:tcPr>
-            <w:tcW w:w="2800" w:type="dxa"/>
-            <w:hideMark/>
-          </w:tcPr>
-          <w:p>
-            <w:pPr>
-              <w:spacing w:line="278" w:lineRule="auto"/>
-            </w:pPr>
-            <w:r>
-              <w:t>The system shall allow lecturers to create courses and assign problems to groups of students</w:t>
-            </w:r>
-          </w:p>
-        </w:tc>
-        <w:tc>
-          <w:tcPr>
-            <w:tcW w:w="3407" w:type="dxa"/>
-            <w:hideMark/>
-          </w:tcPr>
-          <w:p>
-            <w:pPr>
-              <w:spacing w:line="278" w:lineRule="auto"/>
-            </w:pPr>
-            <w:r>
-              <w:t>1. Log in as a lecturer</w:t>
-            </w:r>
-            <w:r>
-              <w:br/>
-              <w:t>2. Click lecturer menu &gt; manage courses</w:t>
-            </w:r>
-            <w:r>
-              <w:br/>
-              <w:t>3. Click create new course</w:t>
-            </w:r>
-            <w:r>
-              <w:br/>
-              <w:t>4. Fill in course details adding students and problems</w:t>
-            </w:r>
-            <w:r>
-              <w:br/>
-              <w:t>5. Click save</w:t>
-            </w:r>
-            <w:r>
-              <w:br/>
-              <w:t>6. Log out</w:t>
-            </w:r>
-            <w:r>
-              <w:br/>
-              <w:t>7. Log in as each student added to the course</w:t>
-            </w:r>
-            <w:r>
-              <w:br/>
-              <w:t>8. Click courses and select the course that was just created</w:t>
-            </w:r>
-          </w:p>
-        </w:tc>
-        <w:tc>
-          <w:tcPr>
-            <w:tcW w:w="3686" w:type="dxa"/>
-            <w:hideMark/>
-          </w:tcPr>
-          <w:p>
-            <w:pPr>
-              <w:spacing w:line="278" w:lineRule="auto"/>
-            </w:pPr>
-            <w:r>
-              <w:t>System should display the display the problems that were added to the new course by the lecturer account, for the student accounts that were added to the course</w:t>
-            </w:r>
-          </w:p>
-        </w:tc>
-        <w:tc>
-          <w:tcPr>
-            <w:tcW w:w="3515" w:type="dxa"/>
-            <w:hideMark/>
-          </w:tcPr>
-          <w:p>
-            <w:pPr>
-              <w:spacing w:line="278" w:lineRule="auto"/>
-            </w:pPr>
-            <w:r>
-              <w:t>System displays the problems that were added to the new course by the lecturer account, for the student accounts that were added to the course</w:t>
-            </w:r>
-          </w:p>
-        </w:tc>
-        <w:tc>
-          <w:tcPr>
-            <w:tcW w:w="737" w:type="dxa"/>
-            <w:noWrap/>
-            <w:hideMark/>
-          </w:tcPr>
-          <w:p>
-            <w:pPr>
-              <w:spacing w:line="278" w:lineRule="auto"/>
-              <w:rPr>
-                <w:b/>
-                <w:bCs/>
-              </w:rPr>
-            </w:pPr>
-            <w:r>
-              <w:rPr>
-                <w:b/>
-                <w:bCs/>
-              </w:rPr>
-              <w:t>PASS</w:t>
-            </w:r>
-          </w:p>
-        </w:tc>
-      </w:tr>
-      <w:tr>
-        <w:trPr>
-          <w:trHeight w:val="3345"/>
-        </w:trPr>
-        <w:tc>
-          <w:tcPr>
-            <w:tcW w:w="852" w:type="dxa"/>
-            <w:noWrap/>
-            <w:hideMark/>
-          </w:tcPr>
-          <w:p>
-            <w:pPr>
-              <w:spacing w:line="278" w:lineRule="auto"/>
-            </w:pPr>
-            <w:r>
-              <w:t>TC08a</w:t>
-            </w:r>
-          </w:p>
-        </w:tc>
-        <w:tc>
-          <w:tcPr>
-            <w:tcW w:w="738" w:type="dxa"/>
-            <w:noWrap/>
-            <w:hideMark/>
-          </w:tcPr>
-          <w:p>
-            <w:pPr>
-              <w:spacing w:line="278" w:lineRule="auto"/>
-            </w:pPr>
-            <w:r>
-              <w:t>FR8</w:t>
-            </w:r>
-          </w:p>
-        </w:tc>
-        <w:tc>
-          <w:tcPr>
-            <w:tcW w:w="2800" w:type="dxa"/>
-            <w:hideMark/>
-          </w:tcPr>
-          <w:p>
-            <w:pPr>
-              <w:spacing w:line="278" w:lineRule="auto"/>
-            </w:pPr>
-            <w:r>
-              <w:t>The system shall allow lecturers to see results and solutions from students which they have assigned problems to</w:t>
-            </w:r>
-          </w:p>
-        </w:tc>
-        <w:tc>
-          <w:tcPr>
-            <w:tcW w:w="3407" w:type="dxa"/>
-            <w:hideMark/>
-          </w:tcPr>
-          <w:p>
-            <w:pPr>
-              <w:spacing w:line="278" w:lineRule="auto"/>
-            </w:pPr>
-            <w:r>
-              <w:t>(prerequisite: problems have been submitted by student accounts enrolled in courses under test)</w:t>
-            </w:r>
-            <w:r>
-              <w:br/>
-              <w:t>1. Log in as a lecturer</w:t>
-            </w:r>
-            <w:r>
-              <w:br/>
-              <w:t>2. Click lecturer menu &gt; manage courses</w:t>
-            </w:r>
-            <w:r>
-              <w:br/>
-              <w:t xml:space="preserve">3. Click on a </w:t>
-            </w:r>
-            <w:proofErr w:type="gramStart"/>
-            <w:r>
-              <w:t>global problems</w:t>
-            </w:r>
-            <w:proofErr w:type="gramEnd"/>
-            <w:r>
-              <w:br/>
-              <w:t>4. Observe results</w:t>
-            </w:r>
-            <w:r>
-              <w:br/>
-              <w:t>5. Click on individual result</w:t>
-            </w:r>
-            <w:r>
-              <w:br/>
-              <w:t>6. Observe student results and solution for problem</w:t>
-            </w:r>
-          </w:p>
-        </w:tc>
-        <w:tc>
-          <w:tcPr>
-            <w:tcW w:w="3686" w:type="dxa"/>
-            <w:hideMark/>
-          </w:tcPr>
-          <w:p>
-            <w:pPr>
-              <w:spacing w:line="278" w:lineRule="auto"/>
-            </w:pPr>
-            <w:r>
-              <w:t xml:space="preserve">System should display a percentage result in a table format for every student enrolled in global problems and every problem. The system should also navigate to the individual student submission upon clicking its corresponding cell in the table. A grey dash should be visible for students that have not made any submissions yet for a particular problem after this course was created. </w:t>
-            </w:r>
-          </w:p>
-        </w:tc>
-        <w:tc>
-          <w:tcPr>
-            <w:tcW w:w="3515" w:type="dxa"/>
-            <w:hideMark/>
-          </w:tcPr>
-          <w:p>
-            <w:pPr>
-              <w:spacing w:line="278" w:lineRule="auto"/>
-            </w:pPr>
-            <w:r>
-              <w:t xml:space="preserve">System displays percentage results in a table format for every student enrolled in global problems and every problem. The system also navigates to the individual student submission upon clicking its corresponding cell in the table. A grey dash is visible for students that have not made any submissions yet for a particular problem after the course was created. </w:t>
-            </w:r>
-          </w:p>
-        </w:tc>
-        <w:tc>
-          <w:tcPr>
-            <w:tcW w:w="737" w:type="dxa"/>
-            <w:noWrap/>
-            <w:hideMark/>
-          </w:tcPr>
-          <w:p>
-            <w:pPr>
-              <w:spacing w:line="278" w:lineRule="auto"/>
-              <w:rPr>
-                <w:b/>
-                <w:bCs/>
-              </w:rPr>
-            </w:pPr>
-            <w:r>
-              <w:rPr>
-                <w:b/>
-                <w:bCs/>
-              </w:rPr>
-              <w:t>PASS</w:t>
-            </w:r>
-          </w:p>
-        </w:tc>
-      </w:tr>
-      <w:tr>
-        <w:trPr>
-          <w:trHeight w:val="3330"/>
-        </w:trPr>
-        <w:tc>
-          <w:tcPr>
-            <w:tcW w:w="852" w:type="dxa"/>
-            <w:noWrap/>
-            <w:hideMark/>
-          </w:tcPr>
-          <w:p>
-            <w:pPr>
-              <w:spacing w:line="278" w:lineRule="auto"/>
-            </w:pPr>
-            <w:r>
-              <w:lastRenderedPageBreak/>
-              <w:t>TC08b</w:t>
-            </w:r>
-          </w:p>
-        </w:tc>
-        <w:tc>
-          <w:tcPr>
-            <w:tcW w:w="738" w:type="dxa"/>
-            <w:noWrap/>
-            <w:hideMark/>
-          </w:tcPr>
-          <w:p>
-            <w:pPr>
-              <w:spacing w:line="278" w:lineRule="auto"/>
-            </w:pPr>
-            <w:r>
-              <w:t>FR8</w:t>
-            </w:r>
-          </w:p>
-        </w:tc>
-        <w:tc>
-          <w:tcPr>
-            <w:tcW w:w="2800" w:type="dxa"/>
-            <w:hideMark/>
-          </w:tcPr>
-          <w:p>
-            <w:pPr>
-              <w:spacing w:line="278" w:lineRule="auto"/>
-            </w:pPr>
-            <w:r>
-              <w:t>The system shall allow lecturers to download results for global problems and any course they have created</w:t>
-            </w:r>
-          </w:p>
-        </w:tc>
-        <w:tc>
-          <w:tcPr>
-            <w:tcW w:w="3407" w:type="dxa"/>
-            <w:hideMark/>
-          </w:tcPr>
-          <w:p>
-            <w:pPr>
-              <w:spacing w:line="278" w:lineRule="auto"/>
-            </w:pPr>
-            <w:r>
-              <w:t>(prerequisite: problems have been submitted by student accounts enrolled in courses under test)</w:t>
-            </w:r>
-            <w:r>
-              <w:br/>
-              <w:t>1. Log in as a lecturer</w:t>
-            </w:r>
-            <w:r>
-              <w:br/>
-              <w:t>2. Click lecturer menu &gt; manage courses</w:t>
-            </w:r>
-            <w:r>
-              <w:br/>
-              <w:t>3. Click on global problems or a course created by this lecturer account</w:t>
-            </w:r>
-            <w:r>
-              <w:br/>
-              <w:t>4. Click Download Results.csv</w:t>
-            </w:r>
-            <w:r>
-              <w:br/>
-              <w:t>5. Click on downloaded .csv file</w:t>
-            </w:r>
-          </w:p>
-        </w:tc>
-        <w:tc>
-          <w:tcPr>
-            <w:tcW w:w="3686" w:type="dxa"/>
-            <w:hideMark/>
-          </w:tcPr>
-          <w:p>
-            <w:pPr>
-              <w:spacing w:line="278" w:lineRule="auto"/>
-            </w:pPr>
-            <w:r>
-              <w:t>System should download a .CSV file entitled &lt;course-name&gt;_results.csv. This file should contain a table of all student results, totals across multiple problems and averages across multiple students.</w:t>
-            </w:r>
-          </w:p>
-        </w:tc>
-        <w:tc>
-          <w:tcPr>
-            <w:tcW w:w="3515" w:type="dxa"/>
-            <w:hideMark/>
-          </w:tcPr>
-          <w:p>
-            <w:pPr>
-              <w:spacing w:line="278" w:lineRule="auto"/>
-            </w:pPr>
-            <w:r>
-              <w:t>System downloads a .CSV file entitled &lt;course-name&gt;_results.csv. This file contains a table of all student results, totals across multiple problems and averages across multiple students.</w:t>
-            </w:r>
-          </w:p>
-        </w:tc>
-        <w:tc>
-          <w:tcPr>
-            <w:tcW w:w="737" w:type="dxa"/>
-            <w:noWrap/>
-            <w:hideMark/>
-          </w:tcPr>
-          <w:p>
-            <w:pPr>
-              <w:spacing w:line="278" w:lineRule="auto"/>
-              <w:rPr>
-                <w:b/>
-                <w:bCs/>
-              </w:rPr>
-            </w:pPr>
-            <w:r>
-              <w:rPr>
-                <w:b/>
-                <w:bCs/>
-              </w:rPr>
-              <w:t>PASS</w:t>
-            </w:r>
-          </w:p>
-        </w:tc>
-      </w:tr>
-      <w:tr>
-        <w:trPr>
-          <w:trHeight w:val="3030"/>
-        </w:trPr>
-        <w:tc>
-          <w:tcPr>
-            <w:tcW w:w="852" w:type="dxa"/>
-            <w:noWrap/>
-            <w:hideMark/>
-          </w:tcPr>
-          <w:p>
-            <w:pPr>
-              <w:spacing w:line="278" w:lineRule="auto"/>
-            </w:pPr>
-            <w:r>
-              <w:t>TC09a</w:t>
-            </w:r>
-          </w:p>
-        </w:tc>
-        <w:tc>
-          <w:tcPr>
-            <w:tcW w:w="738" w:type="dxa"/>
-            <w:noWrap/>
-            <w:hideMark/>
-          </w:tcPr>
-          <w:p>
-            <w:pPr>
-              <w:spacing w:line="278" w:lineRule="auto"/>
-            </w:pPr>
-            <w:r>
-              <w:t>NFR1</w:t>
-            </w:r>
-          </w:p>
-        </w:tc>
-        <w:tc>
-          <w:tcPr>
-            <w:tcW w:w="2800" w:type="dxa"/>
-            <w:hideMark/>
-          </w:tcPr>
-          <w:p>
-            <w:pPr>
-              <w:spacing w:line="278" w:lineRule="auto"/>
-            </w:pPr>
-            <w:r>
-              <w:t>The system should allow all users to search and filter for problems with a specific name</w:t>
-            </w:r>
-          </w:p>
-        </w:tc>
-        <w:tc>
-          <w:tcPr>
-            <w:tcW w:w="3407" w:type="dxa"/>
-            <w:hideMark/>
-          </w:tcPr>
-          <w:p>
-            <w:pPr>
-              <w:spacing w:line="278" w:lineRule="auto"/>
-            </w:pPr>
-            <w:r>
-              <w:t xml:space="preserve">(prerequisite: </w:t>
-            </w:r>
-            <w:r>
-              <w:t>several</w:t>
-            </w:r>
-            <w:r>
-              <w:t xml:space="preserve"> problems of different difficulty and name have been added to the global problems course)</w:t>
-            </w:r>
-            <w:r>
-              <w:br/>
-              <w:t>1. Log in as any user type</w:t>
-            </w:r>
-            <w:r>
-              <w:br/>
-              <w:t>2. Observe the displayed problems</w:t>
-            </w:r>
-            <w:r>
-              <w:br/>
-              <w:t>3. Enter a search query corresponding to one of the problem titles</w:t>
-            </w:r>
-            <w:r>
-              <w:br/>
-              <w:t>4. Observe result</w:t>
-            </w:r>
-            <w:r>
-              <w:br/>
-              <w:t>5. Repeat test for other user type</w:t>
-            </w:r>
-          </w:p>
-        </w:tc>
-        <w:tc>
-          <w:tcPr>
-            <w:tcW w:w="3686" w:type="dxa"/>
-            <w:hideMark/>
-          </w:tcPr>
-          <w:p>
-            <w:pPr>
-              <w:spacing w:line="278" w:lineRule="auto"/>
-            </w:pPr>
-            <w:r>
-              <w:t>The system should only show problems whose titles contain the search query. All other problems should be hidden.</w:t>
-            </w:r>
-          </w:p>
-        </w:tc>
-        <w:tc>
-          <w:tcPr>
-            <w:tcW w:w="3515" w:type="dxa"/>
-            <w:hideMark/>
-          </w:tcPr>
-          <w:p>
-            <w:pPr>
-              <w:spacing w:line="278" w:lineRule="auto"/>
-            </w:pPr>
-            <w:r>
-              <w:t>The system only shows problems whose titles contain the search query. All other problems are hidden.</w:t>
-            </w:r>
-          </w:p>
-        </w:tc>
-        <w:tc>
-          <w:tcPr>
-            <w:tcW w:w="737" w:type="dxa"/>
-            <w:noWrap/>
-            <w:hideMark/>
-          </w:tcPr>
-          <w:p>
-            <w:pPr>
-              <w:spacing w:line="278" w:lineRule="auto"/>
-              <w:rPr>
-                <w:b/>
-                <w:bCs/>
-              </w:rPr>
-            </w:pPr>
-            <w:r>
-              <w:rPr>
-                <w:b/>
-                <w:bCs/>
-              </w:rPr>
-              <w:t>PASS</w:t>
-            </w:r>
-          </w:p>
-        </w:tc>
-      </w:tr>
-      <w:tr>
-        <w:trPr>
-          <w:trHeight w:val="2700"/>
-        </w:trPr>
-        <w:tc>
-          <w:tcPr>
-            <w:tcW w:w="852" w:type="dxa"/>
-            <w:noWrap/>
-            <w:hideMark/>
-          </w:tcPr>
-          <w:p>
-            <w:pPr>
-              <w:spacing w:line="278" w:lineRule="auto"/>
-            </w:pPr>
-            <w:r>
-              <w:lastRenderedPageBreak/>
-              <w:t>TC09b</w:t>
-            </w:r>
-          </w:p>
-        </w:tc>
-        <w:tc>
-          <w:tcPr>
-            <w:tcW w:w="738" w:type="dxa"/>
-            <w:noWrap/>
-            <w:hideMark/>
-          </w:tcPr>
-          <w:p>
-            <w:pPr>
-              <w:spacing w:line="278" w:lineRule="auto"/>
-            </w:pPr>
-            <w:r>
-              <w:t>NFR1</w:t>
-            </w:r>
-          </w:p>
-        </w:tc>
-        <w:tc>
-          <w:tcPr>
-            <w:tcW w:w="2800" w:type="dxa"/>
-            <w:hideMark/>
-          </w:tcPr>
-          <w:p>
-            <w:pPr>
-              <w:spacing w:line="278" w:lineRule="auto"/>
-            </w:pPr>
-            <w:r>
-              <w:t>The system should allow all users to filter problems by difficulty</w:t>
-            </w:r>
-          </w:p>
-        </w:tc>
-        <w:tc>
-          <w:tcPr>
-            <w:tcW w:w="3407" w:type="dxa"/>
-            <w:hideMark/>
-          </w:tcPr>
-          <w:p>
-            <w:pPr>
-              <w:spacing w:line="278" w:lineRule="auto"/>
-            </w:pPr>
-            <w:r>
-              <w:t xml:space="preserve">(prerequisite: </w:t>
-            </w:r>
-            <w:r>
-              <w:t>several</w:t>
-            </w:r>
-            <w:r>
-              <w:t xml:space="preserve"> problems of different difficulty and name have been added to the global problems course)</w:t>
-            </w:r>
-            <w:r>
-              <w:br/>
-              <w:t>1. Log in as any user type</w:t>
-            </w:r>
-            <w:r>
-              <w:br/>
-              <w:t>2. Observe the displayed problems</w:t>
-            </w:r>
-            <w:r>
-              <w:br/>
-              <w:t>3. Select the Hard difficulty filter</w:t>
-            </w:r>
-            <w:r>
-              <w:br/>
-              <w:t>4. Observe result</w:t>
-            </w:r>
-            <w:r>
-              <w:br/>
-              <w:t>5. Repeat test for other user type</w:t>
-            </w:r>
-          </w:p>
-        </w:tc>
-        <w:tc>
-          <w:tcPr>
-            <w:tcW w:w="3686" w:type="dxa"/>
-            <w:hideMark/>
-          </w:tcPr>
-          <w:p>
-            <w:pPr>
-              <w:spacing w:line="278" w:lineRule="auto"/>
-            </w:pPr>
-            <w:r>
-              <w:t>The system should only display problems with a difficult rating of 4 or 5 stars.</w:t>
-            </w:r>
-          </w:p>
-        </w:tc>
-        <w:tc>
-          <w:tcPr>
-            <w:tcW w:w="3515" w:type="dxa"/>
-            <w:hideMark/>
-          </w:tcPr>
-          <w:p>
-            <w:pPr>
-              <w:spacing w:line="278" w:lineRule="auto"/>
-            </w:pPr>
-            <w:r>
-              <w:t>The system only displays problems with a difficult rating of 4 or 5 stars.</w:t>
-            </w:r>
-          </w:p>
-        </w:tc>
-        <w:tc>
-          <w:tcPr>
-            <w:tcW w:w="737" w:type="dxa"/>
-            <w:noWrap/>
-            <w:hideMark/>
-          </w:tcPr>
-          <w:p>
-            <w:pPr>
-              <w:spacing w:line="278" w:lineRule="auto"/>
-              <w:rPr>
-                <w:b/>
-                <w:bCs/>
-              </w:rPr>
-            </w:pPr>
-            <w:r>
-              <w:rPr>
-                <w:b/>
-                <w:bCs/>
-              </w:rPr>
-              <w:t>PASS</w:t>
-            </w:r>
-          </w:p>
-        </w:tc>
-      </w:tr>
-      <w:tr>
-        <w:trPr>
-          <w:trHeight w:val="2985"/>
-        </w:trPr>
-        <w:tc>
-          <w:tcPr>
-            <w:tcW w:w="852" w:type="dxa"/>
-            <w:noWrap/>
-            <w:hideMark/>
-          </w:tcPr>
-          <w:p>
-            <w:pPr>
-              <w:spacing w:line="278" w:lineRule="auto"/>
-            </w:pPr>
-            <w:r>
-              <w:t>TC10a</w:t>
-            </w:r>
-          </w:p>
-        </w:tc>
-        <w:tc>
-          <w:tcPr>
-            <w:tcW w:w="738" w:type="dxa"/>
-            <w:noWrap/>
-            <w:hideMark/>
-          </w:tcPr>
-          <w:p>
-            <w:pPr>
-              <w:spacing w:line="278" w:lineRule="auto"/>
-            </w:pPr>
-            <w:r>
-              <w:t>NFR2</w:t>
-            </w:r>
-          </w:p>
-        </w:tc>
-        <w:tc>
-          <w:tcPr>
-            <w:tcW w:w="2800" w:type="dxa"/>
-            <w:hideMark/>
-          </w:tcPr>
-          <w:p>
-            <w:pPr>
-              <w:spacing w:line="278" w:lineRule="auto"/>
-            </w:pPr>
-            <w:r>
-              <w:t>The system should provide a leaderboard ranking students on points earned</w:t>
-            </w:r>
-          </w:p>
-        </w:tc>
-        <w:tc>
-          <w:tcPr>
-            <w:tcW w:w="3407" w:type="dxa"/>
-            <w:hideMark/>
-          </w:tcPr>
-          <w:p>
-            <w:pPr>
-              <w:spacing w:line="278" w:lineRule="auto"/>
-            </w:pPr>
-            <w:r>
-              <w:t xml:space="preserve">(prerequisite: </w:t>
-            </w:r>
-            <w:r>
-              <w:t>several</w:t>
-            </w:r>
-            <w:r>
-              <w:t xml:space="preserve"> student accounts have completed problems on the global problems course and have different scores)</w:t>
-            </w:r>
-            <w:r>
-              <w:br/>
-              <w:t>1. Log in as a student</w:t>
-            </w:r>
-            <w:r>
-              <w:br/>
-              <w:t>2. Navigate to Leaderboard</w:t>
-            </w:r>
-            <w:r>
-              <w:br/>
-              <w:t>3. Ensure the global problems course is selected, all time is selected and score is selected</w:t>
-            </w:r>
-            <w:r>
-              <w:br/>
-              <w:t>4. Observe ranking of students</w:t>
-            </w:r>
-          </w:p>
-        </w:tc>
-        <w:tc>
-          <w:tcPr>
-            <w:tcW w:w="3686" w:type="dxa"/>
-            <w:hideMark/>
-          </w:tcPr>
-          <w:p>
-            <w:pPr>
-              <w:spacing w:line="278" w:lineRule="auto"/>
-            </w:pPr>
-            <w:r>
-              <w:t>The system should display a table ranking students enrolled in global problems by total score descending. The name, current streak and total score of each student should be displayed.</w:t>
-            </w:r>
-          </w:p>
-        </w:tc>
-        <w:tc>
-          <w:tcPr>
-            <w:tcW w:w="3515" w:type="dxa"/>
-            <w:hideMark/>
-          </w:tcPr>
-          <w:p>
-            <w:pPr>
-              <w:spacing w:line="278" w:lineRule="auto"/>
-            </w:pPr>
-            <w:r>
-              <w:t>The system displays a table ranking students enrolled in global problems by total score descending. The name, current streak and total score of each student is visible.</w:t>
-            </w:r>
-          </w:p>
-        </w:tc>
-        <w:tc>
-          <w:tcPr>
-            <w:tcW w:w="737" w:type="dxa"/>
-            <w:noWrap/>
-            <w:hideMark/>
-          </w:tcPr>
-          <w:p>
-            <w:pPr>
-              <w:spacing w:line="278" w:lineRule="auto"/>
-              <w:rPr>
-                <w:b/>
-                <w:bCs/>
-              </w:rPr>
-            </w:pPr>
-            <w:r>
-              <w:rPr>
-                <w:b/>
-                <w:bCs/>
-              </w:rPr>
-              <w:t>PASS</w:t>
-            </w:r>
-          </w:p>
-        </w:tc>
-      </w:tr>
-      <w:tr>
-        <w:trPr>
-          <w:trHeight w:val="3300"/>
-        </w:trPr>
-        <w:tc>
-          <w:tcPr>
-            <w:tcW w:w="852" w:type="dxa"/>
-            <w:noWrap/>
-            <w:hideMark/>
-          </w:tcPr>
-          <w:p>
-            <w:pPr>
-              <w:spacing w:line="278" w:lineRule="auto"/>
-            </w:pPr>
-            <w:r>
-              <w:lastRenderedPageBreak/>
-              <w:t>TC10b</w:t>
-            </w:r>
-          </w:p>
-        </w:tc>
-        <w:tc>
-          <w:tcPr>
-            <w:tcW w:w="738" w:type="dxa"/>
-            <w:noWrap/>
-            <w:hideMark/>
-          </w:tcPr>
-          <w:p>
-            <w:pPr>
-              <w:spacing w:line="278" w:lineRule="auto"/>
-            </w:pPr>
-            <w:r>
-              <w:t>NFR2</w:t>
-            </w:r>
-          </w:p>
-        </w:tc>
-        <w:tc>
-          <w:tcPr>
-            <w:tcW w:w="2800" w:type="dxa"/>
-            <w:hideMark/>
-          </w:tcPr>
-          <w:p>
-            <w:pPr>
-              <w:spacing w:line="278" w:lineRule="auto"/>
-            </w:pPr>
-            <w:r>
-              <w:t>The system should provide a leaderboard ranking students based on their current streak</w:t>
-            </w:r>
-          </w:p>
-        </w:tc>
-        <w:tc>
-          <w:tcPr>
-            <w:tcW w:w="3407" w:type="dxa"/>
-            <w:hideMark/>
-          </w:tcPr>
-          <w:p>
-            <w:pPr>
-              <w:spacing w:line="278" w:lineRule="auto"/>
-            </w:pPr>
-            <w:r>
-              <w:t xml:space="preserve">(prerequisite: </w:t>
-            </w:r>
-            <w:r>
-              <w:t>several</w:t>
-            </w:r>
-            <w:r>
-              <w:t xml:space="preserve"> student accounts have completed problems on the global problems course and have different scores)</w:t>
-            </w:r>
-            <w:r>
-              <w:br/>
-              <w:t>1. Log in as a student</w:t>
-            </w:r>
-            <w:r>
-              <w:br/>
-              <w:t>2. Navigate to Leaderboard</w:t>
-            </w:r>
-            <w:r>
-              <w:br/>
-              <w:t>3. Ensure the global problems course is selected, all time is selected and current streak is selected</w:t>
-            </w:r>
-            <w:r>
-              <w:br/>
-              <w:t>4. Observe ranking of students</w:t>
-            </w:r>
-          </w:p>
-        </w:tc>
-        <w:tc>
-          <w:tcPr>
-            <w:tcW w:w="3686" w:type="dxa"/>
-            <w:hideMark/>
-          </w:tcPr>
-          <w:p>
-            <w:pPr>
-              <w:spacing w:line="278" w:lineRule="auto"/>
-            </w:pPr>
-            <w:r>
-              <w:t>The system should display a table ranking students enrolled in global problems by current streak descending. The name, current streak and total score of each student should be displayed.</w:t>
-            </w:r>
-          </w:p>
-        </w:tc>
-        <w:tc>
-          <w:tcPr>
-            <w:tcW w:w="3515" w:type="dxa"/>
-            <w:hideMark/>
-          </w:tcPr>
-          <w:p>
-            <w:pPr>
-              <w:spacing w:line="278" w:lineRule="auto"/>
-            </w:pPr>
-            <w:r>
-              <w:t>The system displays a table ranking students enrolled in global problems by current streak descending. The name, current streak and total score of each student is visible.</w:t>
-            </w:r>
-          </w:p>
-        </w:tc>
-        <w:tc>
-          <w:tcPr>
-            <w:tcW w:w="737" w:type="dxa"/>
-            <w:noWrap/>
-            <w:hideMark/>
-          </w:tcPr>
-          <w:p>
-            <w:pPr>
-              <w:spacing w:line="278" w:lineRule="auto"/>
-              <w:rPr>
-                <w:b/>
-                <w:bCs/>
-              </w:rPr>
-            </w:pPr>
-            <w:r>
-              <w:rPr>
-                <w:b/>
-                <w:bCs/>
-              </w:rPr>
-              <w:t>PASS</w:t>
-            </w:r>
-          </w:p>
-        </w:tc>
-      </w:tr>
-      <w:tr>
-        <w:trPr>
-          <w:trHeight w:val="3045"/>
-        </w:trPr>
-        <w:tc>
-          <w:tcPr>
-            <w:tcW w:w="852" w:type="dxa"/>
-            <w:noWrap/>
-            <w:hideMark/>
-          </w:tcPr>
-          <w:p>
-            <w:pPr>
-              <w:spacing w:line="278" w:lineRule="auto"/>
-            </w:pPr>
-            <w:r>
-              <w:t>TC11a</w:t>
-            </w:r>
-          </w:p>
-        </w:tc>
-        <w:tc>
-          <w:tcPr>
-            <w:tcW w:w="738" w:type="dxa"/>
-            <w:noWrap/>
-            <w:hideMark/>
-          </w:tcPr>
-          <w:p>
-            <w:pPr>
-              <w:spacing w:line="278" w:lineRule="auto"/>
-            </w:pPr>
-            <w:r>
-              <w:t>NFR3</w:t>
-            </w:r>
-          </w:p>
-        </w:tc>
-        <w:tc>
-          <w:tcPr>
-            <w:tcW w:w="2800" w:type="dxa"/>
-            <w:hideMark/>
-          </w:tcPr>
-          <w:p>
-            <w:pPr>
-              <w:spacing w:line="278" w:lineRule="auto"/>
-            </w:pPr>
-            <w:r>
-              <w:t>The system should incorporate gamification elements such as daily log in streaks</w:t>
-            </w:r>
-          </w:p>
-        </w:tc>
-        <w:tc>
-          <w:tcPr>
-            <w:tcW w:w="3407" w:type="dxa"/>
-            <w:hideMark/>
-          </w:tcPr>
-          <w:p>
-            <w:pPr>
-              <w:spacing w:line="278" w:lineRule="auto"/>
-            </w:pPr>
-            <w:r>
-              <w:t>1. Create a new student account</w:t>
-            </w:r>
-            <w:r>
-              <w:br/>
-              <w:t>2. Select and complete a problem correctly</w:t>
-            </w:r>
-            <w:r>
-              <w:br/>
-              <w:t>3. Observe current streak of 1 on the profile page</w:t>
-            </w:r>
-            <w:r>
-              <w:br/>
-              <w:t>4. set last_solved_date in the users table to be -1 day for this user</w:t>
-            </w:r>
-            <w:r>
-              <w:br/>
-              <w:t>5. Complete another problem correctly</w:t>
-            </w:r>
-            <w:r>
-              <w:br/>
-              <w:t>6. Observe current streak increase to 2 on the profile page</w:t>
-            </w:r>
-          </w:p>
-        </w:tc>
-        <w:tc>
-          <w:tcPr>
-            <w:tcW w:w="3686" w:type="dxa"/>
-            <w:hideMark/>
-          </w:tcPr>
-          <w:p>
-            <w:pPr>
-              <w:spacing w:line="278" w:lineRule="auto"/>
-            </w:pPr>
-            <w:r>
-              <w:t>The system should increase the student's streak to 2. This should be visible on the student account's profile.</w:t>
-            </w:r>
-          </w:p>
-        </w:tc>
-        <w:tc>
-          <w:tcPr>
-            <w:tcW w:w="3515" w:type="dxa"/>
-            <w:hideMark/>
-          </w:tcPr>
-          <w:p>
-            <w:pPr>
-              <w:spacing w:line="278" w:lineRule="auto"/>
-            </w:pPr>
-            <w:r>
-              <w:t>The system increases the student's streak to 2. This is visible on the student account's profile.</w:t>
-            </w:r>
-          </w:p>
-        </w:tc>
-        <w:tc>
-          <w:tcPr>
-            <w:tcW w:w="737" w:type="dxa"/>
-            <w:noWrap/>
-            <w:hideMark/>
-          </w:tcPr>
-          <w:p>
-            <w:pPr>
-              <w:spacing w:line="278" w:lineRule="auto"/>
-              <w:rPr>
-                <w:b/>
-                <w:bCs/>
-              </w:rPr>
-            </w:pPr>
-            <w:r>
-              <w:rPr>
-                <w:b/>
-                <w:bCs/>
-              </w:rPr>
-              <w:t>PASS</w:t>
-            </w:r>
-          </w:p>
-        </w:tc>
-      </w:tr>
-      <w:tr>
-        <w:trPr>
-          <w:trHeight w:val="2400"/>
-        </w:trPr>
-        <w:tc>
-          <w:tcPr>
-            <w:tcW w:w="852" w:type="dxa"/>
-            <w:noWrap/>
-            <w:hideMark/>
-          </w:tcPr>
-          <w:p>
-            <w:pPr>
-              <w:spacing w:line="278" w:lineRule="auto"/>
-            </w:pPr>
-            <w:r>
-              <w:lastRenderedPageBreak/>
-              <w:t>TC11b</w:t>
-            </w:r>
-          </w:p>
-        </w:tc>
-        <w:tc>
-          <w:tcPr>
-            <w:tcW w:w="738" w:type="dxa"/>
-            <w:noWrap/>
-            <w:hideMark/>
-          </w:tcPr>
-          <w:p>
-            <w:pPr>
-              <w:spacing w:line="278" w:lineRule="auto"/>
-            </w:pPr>
-            <w:r>
-              <w:t>NFR3</w:t>
-            </w:r>
-          </w:p>
-        </w:tc>
-        <w:tc>
-          <w:tcPr>
-            <w:tcW w:w="2800" w:type="dxa"/>
-            <w:hideMark/>
-          </w:tcPr>
-          <w:p>
-            <w:pPr>
-              <w:spacing w:line="278" w:lineRule="auto"/>
-            </w:pPr>
-            <w:r>
-              <w:t>The system should award a badge when a student completes their first problem</w:t>
-            </w:r>
-          </w:p>
-        </w:tc>
-        <w:tc>
-          <w:tcPr>
-            <w:tcW w:w="3407" w:type="dxa"/>
-            <w:hideMark/>
-          </w:tcPr>
-          <w:p>
-            <w:pPr>
-              <w:spacing w:line="278" w:lineRule="auto"/>
-            </w:pPr>
-            <w:r>
-              <w:t>1. Create a new student account</w:t>
-            </w:r>
-            <w:r>
-              <w:br/>
-              <w:t>2. Select and complete one problem correctly</w:t>
-            </w:r>
-            <w:r>
-              <w:br/>
-              <w:t>3. Observe the "First Steps" badge in the submission alert</w:t>
-            </w:r>
-            <w:r>
-              <w:br/>
-              <w:t>4. Navigate to profile</w:t>
-            </w:r>
-            <w:r>
-              <w:br/>
-              <w:t>5. Observe the "First Steps" badge on the profile page</w:t>
-            </w:r>
-          </w:p>
-        </w:tc>
-        <w:tc>
-          <w:tcPr>
-            <w:tcW w:w="3686" w:type="dxa"/>
-            <w:hideMark/>
-          </w:tcPr>
-          <w:p>
-            <w:pPr>
-              <w:spacing w:line="278" w:lineRule="auto"/>
-            </w:pPr>
-            <w:r>
-              <w:t>The system should display the "First Steps" badge on the submission alert and on the student's profile.</w:t>
-            </w:r>
-          </w:p>
-        </w:tc>
-        <w:tc>
-          <w:tcPr>
-            <w:tcW w:w="3515" w:type="dxa"/>
-            <w:hideMark/>
-          </w:tcPr>
-          <w:p>
-            <w:pPr>
-              <w:spacing w:line="278" w:lineRule="auto"/>
-            </w:pPr>
-            <w:r>
-              <w:t>The system displays the "First Steps" badge on the submission alert and on the student's profile.</w:t>
-            </w:r>
-          </w:p>
-        </w:tc>
-        <w:tc>
-          <w:tcPr>
-            <w:tcW w:w="737" w:type="dxa"/>
-            <w:noWrap/>
-            <w:hideMark/>
-          </w:tcPr>
-          <w:p>
-            <w:pPr>
-              <w:spacing w:line="278" w:lineRule="auto"/>
-              <w:rPr>
-                <w:b/>
-                <w:bCs/>
-              </w:rPr>
-            </w:pPr>
-            <w:r>
-              <w:rPr>
-                <w:b/>
-                <w:bCs/>
-              </w:rPr>
-              <w:t>PASS</w:t>
-            </w:r>
-          </w:p>
-        </w:tc>
-      </w:tr>
-      <w:tr>
-        <w:trPr>
-          <w:trHeight w:val="2400"/>
-        </w:trPr>
-        <w:tc>
-          <w:tcPr>
-            <w:tcW w:w="852" w:type="dxa"/>
-            <w:noWrap/>
-            <w:hideMark/>
-          </w:tcPr>
-          <w:p>
-            <w:pPr>
-              <w:spacing w:line="278" w:lineRule="auto"/>
-            </w:pPr>
-            <w:r>
-              <w:t>TC11c</w:t>
-            </w:r>
-          </w:p>
-        </w:tc>
-        <w:tc>
-          <w:tcPr>
-            <w:tcW w:w="738" w:type="dxa"/>
-            <w:noWrap/>
-            <w:hideMark/>
-          </w:tcPr>
-          <w:p>
-            <w:pPr>
-              <w:spacing w:line="278" w:lineRule="auto"/>
-            </w:pPr>
-            <w:r>
-              <w:t>NFR3</w:t>
-            </w:r>
-          </w:p>
-        </w:tc>
-        <w:tc>
-          <w:tcPr>
-            <w:tcW w:w="2800" w:type="dxa"/>
-            <w:hideMark/>
-          </w:tcPr>
-          <w:p>
-            <w:pPr>
-              <w:spacing w:line="278" w:lineRule="auto"/>
-            </w:pPr>
-            <w:r>
-              <w:t xml:space="preserve">The system should award a badge when a student achieves a </w:t>
-            </w:r>
-            <w:r>
-              <w:t>3-day</w:t>
-            </w:r>
-            <w:r>
-              <w:t xml:space="preserve"> streak </w:t>
-            </w:r>
-          </w:p>
-        </w:tc>
-        <w:tc>
-          <w:tcPr>
-            <w:tcW w:w="3407" w:type="dxa"/>
-            <w:hideMark/>
-          </w:tcPr>
-          <w:p>
-            <w:pPr>
-              <w:spacing w:line="278" w:lineRule="auto"/>
-            </w:pPr>
-            <w:r>
-              <w:t xml:space="preserve">1. Create a new student account </w:t>
-            </w:r>
-            <w:r>
-              <w:br/>
-              <w:t xml:space="preserve">2. Achieve a </w:t>
-            </w:r>
-            <w:r>
-              <w:t>3-day</w:t>
-            </w:r>
-            <w:r>
-              <w:t xml:space="preserve"> streak</w:t>
-            </w:r>
-            <w:r>
-              <w:br/>
-              <w:t>3. Upon completing the third problem observe the "On Fire" badge in the submission alert</w:t>
-            </w:r>
-            <w:r>
-              <w:br/>
-              <w:t>4. Navigate to profile</w:t>
-            </w:r>
-            <w:r>
-              <w:br/>
-              <w:t>5. Observe the "On Fire" badge on the profile page</w:t>
-            </w:r>
-          </w:p>
-        </w:tc>
-        <w:tc>
-          <w:tcPr>
-            <w:tcW w:w="3686" w:type="dxa"/>
-            <w:hideMark/>
-          </w:tcPr>
-          <w:p>
-            <w:pPr>
-              <w:spacing w:line="278" w:lineRule="auto"/>
-            </w:pPr>
-            <w:r>
-              <w:t>The system should display the "On Fire" badge on the submission alert and on the student's profile.</w:t>
-            </w:r>
-          </w:p>
-        </w:tc>
-        <w:tc>
-          <w:tcPr>
-            <w:tcW w:w="3515" w:type="dxa"/>
-            <w:hideMark/>
-          </w:tcPr>
-          <w:p>
-            <w:pPr>
-              <w:spacing w:line="278" w:lineRule="auto"/>
-            </w:pPr>
-            <w:r>
-              <w:t>The system displays the "On Fire" badge on the submission alert and on the student's profile.</w:t>
-            </w:r>
-          </w:p>
-        </w:tc>
-        <w:tc>
-          <w:tcPr>
-            <w:tcW w:w="737" w:type="dxa"/>
-            <w:noWrap/>
-            <w:hideMark/>
-          </w:tcPr>
-          <w:p>
-            <w:pPr>
-              <w:spacing w:line="278" w:lineRule="auto"/>
-              <w:rPr>
-                <w:b/>
-                <w:bCs/>
-              </w:rPr>
-            </w:pPr>
-            <w:r>
-              <w:rPr>
-                <w:b/>
-                <w:bCs/>
-              </w:rPr>
-              <w:t>PASS</w:t>
-            </w:r>
-          </w:p>
-        </w:tc>
-      </w:tr>
-      <w:tr>
-        <w:trPr>
-          <w:trHeight w:val="2400"/>
-        </w:trPr>
-        <w:tc>
-          <w:tcPr>
-            <w:tcW w:w="852" w:type="dxa"/>
-            <w:noWrap/>
-            <w:hideMark/>
-          </w:tcPr>
-          <w:p>
-            <w:pPr>
-              <w:spacing w:line="278" w:lineRule="auto"/>
-            </w:pPr>
-            <w:r>
-              <w:t>TC11d</w:t>
-            </w:r>
-          </w:p>
-        </w:tc>
-        <w:tc>
-          <w:tcPr>
-            <w:tcW w:w="738" w:type="dxa"/>
-            <w:noWrap/>
-            <w:hideMark/>
-          </w:tcPr>
-          <w:p>
-            <w:pPr>
-              <w:spacing w:line="278" w:lineRule="auto"/>
-            </w:pPr>
-            <w:r>
-              <w:t>NFR3</w:t>
-            </w:r>
-          </w:p>
-        </w:tc>
-        <w:tc>
-          <w:tcPr>
-            <w:tcW w:w="2800" w:type="dxa"/>
-            <w:hideMark/>
-          </w:tcPr>
-          <w:p>
-            <w:pPr>
-              <w:spacing w:line="278" w:lineRule="auto"/>
-            </w:pPr>
-            <w:r>
-              <w:t>The system should award a badge when a student completes 5 problems</w:t>
-            </w:r>
-          </w:p>
-        </w:tc>
-        <w:tc>
-          <w:tcPr>
-            <w:tcW w:w="3407" w:type="dxa"/>
-            <w:hideMark/>
-          </w:tcPr>
-          <w:p>
-            <w:pPr>
-              <w:spacing w:line="278" w:lineRule="auto"/>
-            </w:pPr>
-            <w:r>
-              <w:t>1. Create a new student account</w:t>
-            </w:r>
-            <w:r>
-              <w:br/>
-              <w:t>2. Complete 5 problems correctly</w:t>
-            </w:r>
-            <w:r>
-              <w:br/>
-              <w:t>3. Upon completing the fifth problem observe the "Problem Solver" badge in the submission alert</w:t>
-            </w:r>
-            <w:r>
-              <w:br/>
-              <w:t>4. Navigate to profile</w:t>
-            </w:r>
-            <w:r>
-              <w:br/>
-              <w:t>5. Observe the "Problem Solver" badge on the profile page</w:t>
-            </w:r>
-          </w:p>
-        </w:tc>
-        <w:tc>
-          <w:tcPr>
-            <w:tcW w:w="3686" w:type="dxa"/>
-            <w:hideMark/>
-          </w:tcPr>
-          <w:p>
-            <w:pPr>
-              <w:spacing w:line="278" w:lineRule="auto"/>
-            </w:pPr>
-            <w:r>
-              <w:t>The system should display the "Problem Solver" badge on the submission alert and on the student's profile.</w:t>
-            </w:r>
-          </w:p>
-        </w:tc>
-        <w:tc>
-          <w:tcPr>
-            <w:tcW w:w="3515" w:type="dxa"/>
-            <w:hideMark/>
-          </w:tcPr>
-          <w:p>
-            <w:pPr>
-              <w:spacing w:line="278" w:lineRule="auto"/>
-            </w:pPr>
-            <w:r>
-              <w:t>The system displays the "Problem Solver" badge on the submission alert and on the student's profile.</w:t>
-            </w:r>
-          </w:p>
-        </w:tc>
-        <w:tc>
-          <w:tcPr>
-            <w:tcW w:w="737" w:type="dxa"/>
-            <w:noWrap/>
+              <w:t>2. Inspect all pages for layout defects</w:t>
+            </w:r>
+          </w:p>
+        </w:tc>
+        <w:tc>
+          <w:tcPr>
+            <w:tcW w:w="2410" w:type="dxa"/>
+            <w:hideMark/>
+          </w:tcPr>
+          <w:p>
+            <w:pPr>
+              <w:spacing w:line="278" w:lineRule="auto"/>
+            </w:pPr>
+            <w:r>
+              <w:t>No layout defects observed at this resolution</w:t>
+            </w:r>
+          </w:p>
+        </w:tc>
+        <w:tc>
+          <w:tcPr>
+            <w:tcW w:w="2268" w:type="dxa"/>
+            <w:hideMark/>
+          </w:tcPr>
+          <w:p>
+            <w:pPr>
+              <w:spacing w:line="278" w:lineRule="auto"/>
+            </w:pPr>
+            <w:r>
+              <w:t>No layout defects observed at this resolution</w:t>
+            </w:r>
+          </w:p>
+        </w:tc>
+        <w:tc>
+          <w:tcPr>
+            <w:tcW w:w="850" w:type="dxa"/>
             <w:hideMark/>
           </w:tcPr>
           <w:p>
@@ -6808,111 +9191,341 @@
         </w:trPr>
         <w:tc>
           <w:tcPr>
-            <w:tcW w:w="852" w:type="dxa"/>
-            <w:noWrap/>
-            <w:hideMark/>
-          </w:tcPr>
-          <w:p>
-            <w:pPr>
-              <w:spacing w:line="278" w:lineRule="auto"/>
-            </w:pPr>
-            <w:r>
-              <w:lastRenderedPageBreak/>
-              <w:t>TC11e</w:t>
-            </w:r>
-          </w:p>
-        </w:tc>
-        <w:tc>
-          <w:tcPr>
-            <w:tcW w:w="738" w:type="dxa"/>
-            <w:noWrap/>
-            <w:hideMark/>
-          </w:tcPr>
-          <w:p>
-            <w:pPr>
-              <w:spacing w:line="278" w:lineRule="auto"/>
-            </w:pPr>
-            <w:r>
-              <w:t>NFR3</w:t>
-            </w:r>
-          </w:p>
-        </w:tc>
-        <w:tc>
-          <w:tcPr>
-            <w:tcW w:w="2800" w:type="dxa"/>
-            <w:hideMark/>
-          </w:tcPr>
-          <w:p>
-            <w:pPr>
-              <w:spacing w:line="278" w:lineRule="auto"/>
-            </w:pPr>
-            <w:r>
-              <w:t>The system should reset current streak after any submission if the user did not complete a different problem on the previous day</w:t>
-            </w:r>
-          </w:p>
-        </w:tc>
-        <w:tc>
-          <w:tcPr>
-            <w:tcW w:w="3407" w:type="dxa"/>
-            <w:hideMark/>
-          </w:tcPr>
-          <w:p>
-            <w:pPr>
-              <w:spacing w:line="278" w:lineRule="auto"/>
-            </w:pPr>
-            <w:r>
-              <w:t>1. Log in as a student</w:t>
+            <w:tcW w:w="2127" w:type="dxa"/>
+            <w:hideMark/>
+          </w:tcPr>
+          <w:p>
+            <w:pPr>
+              <w:spacing w:line="278" w:lineRule="auto"/>
+            </w:pPr>
+            <w:r>
+              <w:t>TC-NF09</w:t>
+            </w:r>
+          </w:p>
+        </w:tc>
+        <w:tc>
+          <w:tcPr>
+            <w:tcW w:w="1559" w:type="dxa"/>
+            <w:hideMark/>
+          </w:tcPr>
+          <w:p>
+            <w:pPr>
+              <w:spacing w:line="278" w:lineRule="auto"/>
+            </w:pPr>
+            <w:r>
+              <w:t>Compatibility</w:t>
+            </w:r>
+          </w:p>
+        </w:tc>
+        <w:tc>
+          <w:tcPr>
+            <w:tcW w:w="2694" w:type="dxa"/>
+            <w:hideMark/>
+          </w:tcPr>
+          <w:p>
+            <w:pPr>
+              <w:spacing w:line="278" w:lineRule="auto"/>
+            </w:pPr>
+            <w:r>
+              <w:t>The system shall be supported on the latest version of Firefox.</w:t>
+            </w:r>
+          </w:p>
+        </w:tc>
+        <w:tc>
+          <w:tcPr>
+            <w:tcW w:w="3827" w:type="dxa"/>
+            <w:hideMark/>
+          </w:tcPr>
+          <w:p>
+            <w:pPr>
+              <w:spacing w:line="278" w:lineRule="auto"/>
+            </w:pPr>
+            <w:r>
+              <w:t>1. Open the application in the latest release of Firefox</w:t>
             </w:r>
             <w:r>
               <w:br/>
-              <w:t>2. Successfully submit a new correct problem to increase current streak to one</w:t>
+              <w:t>2. Complete the full student flow (login &gt; select problem &gt; write code &gt; submit)</w:t>
             </w:r>
             <w:r>
               <w:br/>
-              <w:t>3. Set last_solved_date to 2 days in the past</w:t>
+              <w:t>3. Complete the full lecturer flow (login &gt; create problem &gt; publish)</w:t>
             </w:r>
             <w:r>
               <w:br/>
-              <w:t>4. Successfully submit a new incorrect problem</w:t>
+              <w:t>4. Check for console errors or visual defects</w:t>
+            </w:r>
+          </w:p>
+        </w:tc>
+        <w:tc>
+          <w:tcPr>
+            <w:tcW w:w="2410" w:type="dxa"/>
+            <w:hideMark/>
+          </w:tcPr>
+          <w:p>
+            <w:pPr>
+              <w:spacing w:line="278" w:lineRule="auto"/>
+            </w:pPr>
+            <w:r>
+              <w:t>All flows complete without errors. No browser-specific defects</w:t>
+            </w:r>
+          </w:p>
+        </w:tc>
+        <w:tc>
+          <w:tcPr>
+            <w:tcW w:w="2268" w:type="dxa"/>
+            <w:hideMark/>
+          </w:tcPr>
+          <w:p>
+            <w:pPr>
+              <w:spacing w:line="278" w:lineRule="auto"/>
+            </w:pPr>
+            <w:r>
+              <w:t>All flows complete without errors. No browser-specific defects</w:t>
+            </w:r>
+          </w:p>
+        </w:tc>
+        <w:tc>
+          <w:tcPr>
+            <w:tcW w:w="850" w:type="dxa"/>
+            <w:hideMark/>
+          </w:tcPr>
+          <w:p>
+            <w:pPr>
+              <w:spacing w:line="278" w:lineRule="auto"/>
+              <w:rPr>
+                <w:b/>
+                <w:bCs/>
+              </w:rPr>
+            </w:pPr>
+            <w:r>
+              <w:rPr>
+                <w:b/>
+                <w:bCs/>
+              </w:rPr>
+              <w:t>PASS</w:t>
+            </w:r>
+          </w:p>
+        </w:tc>
+      </w:tr>
+      <w:tr>
+        <w:trPr>
+          <w:trHeight w:val="1800"/>
+        </w:trPr>
+        <w:tc>
+          <w:tcPr>
+            <w:tcW w:w="2127" w:type="dxa"/>
+            <w:hideMark/>
+          </w:tcPr>
+          <w:p>
+            <w:pPr>
+              <w:spacing w:line="278" w:lineRule="auto"/>
+            </w:pPr>
+            <w:r>
+              <w:t>TC-NF10</w:t>
+            </w:r>
+          </w:p>
+        </w:tc>
+        <w:tc>
+          <w:tcPr>
+            <w:tcW w:w="1559" w:type="dxa"/>
+            <w:hideMark/>
+          </w:tcPr>
+          <w:p>
+            <w:pPr>
+              <w:spacing w:line="278" w:lineRule="auto"/>
+            </w:pPr>
+            <w:r>
+              <w:t>Compatibility</w:t>
+            </w:r>
+          </w:p>
+        </w:tc>
+        <w:tc>
+          <w:tcPr>
+            <w:tcW w:w="2694" w:type="dxa"/>
+            <w:hideMark/>
+          </w:tcPr>
+          <w:p>
+            <w:pPr>
+              <w:spacing w:line="278" w:lineRule="auto"/>
+            </w:pPr>
+            <w:r>
+              <w:t>The system shall be supported on the latest version of Google Chrome.</w:t>
+            </w:r>
+          </w:p>
+        </w:tc>
+        <w:tc>
+          <w:tcPr>
+            <w:tcW w:w="3827" w:type="dxa"/>
+            <w:hideMark/>
+          </w:tcPr>
+          <w:p>
+            <w:pPr>
+              <w:spacing w:line="278" w:lineRule="auto"/>
+            </w:pPr>
+            <w:r>
+              <w:t>1. Open the application in the latest release of Chrome</w:t>
             </w:r>
             <w:r>
               <w:br/>
-              <w:t>5. Observe the student account's current streak on the profile page</w:t>
-            </w:r>
-          </w:p>
-        </w:tc>
-        <w:tc>
-          <w:tcPr>
-            <w:tcW w:w="3686" w:type="dxa"/>
-            <w:hideMark/>
-          </w:tcPr>
-          <w:p>
-            <w:pPr>
-              <w:spacing w:line="278" w:lineRule="auto"/>
-            </w:pPr>
-            <w:r>
-              <w:t>The system should reset the student's current streak to 0, this should be visible on the student's profile.</w:t>
-            </w:r>
-          </w:p>
-        </w:tc>
-        <w:tc>
-          <w:tcPr>
-            <w:tcW w:w="3515" w:type="dxa"/>
-            <w:hideMark/>
-          </w:tcPr>
-          <w:p>
-            <w:pPr>
-              <w:spacing w:line="278" w:lineRule="auto"/>
-            </w:pPr>
-            <w:r>
-              <w:t>Student current streak is 0 on the profile page.</w:t>
-            </w:r>
-          </w:p>
-        </w:tc>
-        <w:tc>
-          <w:tcPr>
-            <w:tcW w:w="737" w:type="dxa"/>
-            <w:noWrap/>
+              <w:t>2. Complete student and lecturer flows</w:t>
+            </w:r>
+            <w:r>
+              <w:br/>
+              <w:t>3. Check for console errors or visual defects</w:t>
+            </w:r>
+          </w:p>
+        </w:tc>
+        <w:tc>
+          <w:tcPr>
+            <w:tcW w:w="2410" w:type="dxa"/>
+            <w:hideMark/>
+          </w:tcPr>
+          <w:p>
+            <w:pPr>
+              <w:spacing w:line="278" w:lineRule="auto"/>
+            </w:pPr>
+            <w:r>
+              <w:t>All flows complete without errors. No browser-specific defects</w:t>
+            </w:r>
+          </w:p>
+        </w:tc>
+        <w:tc>
+          <w:tcPr>
+            <w:tcW w:w="2268" w:type="dxa"/>
+            <w:hideMark/>
+          </w:tcPr>
+          <w:p>
+            <w:pPr>
+              <w:spacing w:line="278" w:lineRule="auto"/>
+            </w:pPr>
+            <w:r>
+              <w:t>All flows complete without errors. No browser-specific defects</w:t>
+            </w:r>
+          </w:p>
+        </w:tc>
+        <w:tc>
+          <w:tcPr>
+            <w:tcW w:w="850" w:type="dxa"/>
+            <w:hideMark/>
+          </w:tcPr>
+          <w:p>
+            <w:pPr>
+              <w:spacing w:line="278" w:lineRule="auto"/>
+              <w:rPr>
+                <w:b/>
+                <w:bCs/>
+              </w:rPr>
+            </w:pPr>
+            <w:r>
+              <w:rPr>
+                <w:b/>
+                <w:bCs/>
+              </w:rPr>
+              <w:t>PASS</w:t>
+            </w:r>
+          </w:p>
+        </w:tc>
+      </w:tr>
+      <w:tr>
+        <w:trPr>
+          <w:trHeight w:val="1800"/>
+        </w:trPr>
+        <w:tc>
+          <w:tcPr>
+            <w:tcW w:w="2127" w:type="dxa"/>
+            <w:hideMark/>
+          </w:tcPr>
+          <w:p>
+            <w:pPr>
+              <w:spacing w:line="278" w:lineRule="auto"/>
+            </w:pPr>
+            <w:r>
+              <w:t>TC-NF11</w:t>
+            </w:r>
+          </w:p>
+        </w:tc>
+        <w:tc>
+          <w:tcPr>
+            <w:tcW w:w="1559" w:type="dxa"/>
+            <w:hideMark/>
+          </w:tcPr>
+          <w:p>
+            <w:pPr>
+              <w:spacing w:line="278" w:lineRule="auto"/>
+            </w:pPr>
+            <w:r>
+              <w:t>Compatibility</w:t>
+            </w:r>
+          </w:p>
+        </w:tc>
+        <w:tc>
+          <w:tcPr>
+            <w:tcW w:w="2694" w:type="dxa"/>
+            <w:hideMark/>
+          </w:tcPr>
+          <w:p>
+            <w:pPr>
+              <w:spacing w:line="278" w:lineRule="auto"/>
+            </w:pPr>
+            <w:r>
+              <w:t>The system shall be supported on the latest version of Microsoft Edge.</w:t>
+            </w:r>
+          </w:p>
+        </w:tc>
+        <w:tc>
+          <w:tcPr>
+            <w:tcW w:w="3827" w:type="dxa"/>
+            <w:hideMark/>
+          </w:tcPr>
+          <w:p>
+            <w:pPr>
+              <w:spacing w:line="278" w:lineRule="auto"/>
+            </w:pPr>
+            <w:r>
+              <w:t>1. Open the application in the latest release of Edge</w:t>
+            </w:r>
+            <w:r>
+              <w:br/>
+              <w:t>2. Complete student and lecturer flows</w:t>
+            </w:r>
+            <w:r>
+              <w:br/>
+              <w:t>3. Check for console errors or visual defects</w:t>
+            </w:r>
+          </w:p>
+        </w:tc>
+        <w:tc>
+          <w:tcPr>
+            <w:tcW w:w="2410" w:type="dxa"/>
+            <w:hideMark/>
+          </w:tcPr>
+          <w:p>
+            <w:pPr>
+              <w:spacing w:line="278" w:lineRule="auto"/>
+            </w:pPr>
+            <w:r>
+              <w:t>All flows complete without errors. No browser-specific defects</w:t>
+            </w:r>
+          </w:p>
+        </w:tc>
+        <w:tc>
+          <w:tcPr>
+            <w:tcW w:w="2268" w:type="dxa"/>
+            <w:hideMark/>
+          </w:tcPr>
+          <w:p>
+            <w:pPr>
+              <w:spacing w:line="278" w:lineRule="auto"/>
+            </w:pPr>
+            <w:r>
+              <w:t>All flows complete without errors. No browser-specific defects</w:t>
+            </w:r>
+          </w:p>
+        </w:tc>
+        <w:tc>
+          <w:tcPr>
+            <w:tcW w:w="850" w:type="dxa"/>
             <w:hideMark/>
           </w:tcPr>
           <w:p>
@@ -6964,12 +9577,12 @@
       <w:pPr>
         <w:pStyle w:val="Heading1"/>
       </w:pPr>
-      <w:bookmarkStart w:id="15" w:name="_Toc226396651"/>
+      <w:bookmarkStart w:id="17" w:name="_Toc226473877"/>
       <w:r>
         <w:lastRenderedPageBreak/>
         <w:t>Conclusion</w:t>
       </w:r>
-      <w:bookmarkEnd w:id="15"/>
+      <w:bookmarkEnd w:id="17"/>
     </w:p>
     <w:p>
       <w:pPr>
@@ -6979,7 +9592,7 @@
         <w:br w:type="page"/>
       </w:r>
     </w:p>
-    <w:bookmarkStart w:id="16" w:name="_Toc226396652" w:displacedByCustomXml="next"/>
+    <w:bookmarkStart w:id="18" w:name="_Toc226473878" w:displacedByCustomXml="next"/>
     <w:sdt>
       <w:sdtPr>
         <w:rPr>
@@ -7002,7 +9615,7 @@
           <w:r>
             <w:t>Bibliography</w:t>
           </w:r>
-          <w:bookmarkEnd w:id="16"/>
+          <w:bookmarkEnd w:id="18"/>
         </w:p>
         <w:sdt>
           <w:sdtPr>

--- a/Documentation/SETU Code Lab Final Report.docx
+++ b/Documentation/SETU Code Lab Final Report.docx
@@ -218,7 +218,7 @@
           <w:r>
             <w:fldChar w:fldCharType="separate"/>
           </w:r>
-          <w:hyperlink w:anchor="_Toc226473866" w:history="1">
+          <w:hyperlink w:anchor="_Toc226987155" w:history="1">
             <w:r>
               <w:rPr>
                 <w:rStyle w:val="Hyperlink"/>
@@ -245,7 +245,7 @@
                 <w:noProof/>
                 <w:webHidden/>
               </w:rPr>
-              <w:instrText xml:space="preserve"> PAGEREF _Toc226473866 \h </w:instrText>
+              <w:instrText xml:space="preserve"> PAGEREF _Toc226987155 \h </w:instrText>
             </w:r>
             <w:r>
               <w:rPr>
@@ -290,7 +290,7 @@
               <w:lang w:eastAsia="en-IE"/>
             </w:rPr>
           </w:pPr>
-          <w:hyperlink w:anchor="_Toc226473867" w:history="1">
+          <w:hyperlink w:anchor="_Toc226987156" w:history="1">
             <w:r>
               <w:rPr>
                 <w:rStyle w:val="Hyperlink"/>
@@ -317,7 +317,7 @@
                 <w:noProof/>
                 <w:webHidden/>
               </w:rPr>
-              <w:instrText xml:space="preserve"> PAGEREF _Toc226473867 \h </w:instrText>
+              <w:instrText xml:space="preserve"> PAGEREF _Toc226987156 \h </w:instrText>
             </w:r>
             <w:r>
               <w:rPr>
@@ -362,7 +362,7 @@
               <w:lang w:eastAsia="en-IE"/>
             </w:rPr>
           </w:pPr>
-          <w:hyperlink w:anchor="_Toc226473868" w:history="1">
+          <w:hyperlink w:anchor="_Toc226987157" w:history="1">
             <w:r>
               <w:rPr>
                 <w:rStyle w:val="Hyperlink"/>
@@ -389,7 +389,7 @@
                 <w:noProof/>
                 <w:webHidden/>
               </w:rPr>
-              <w:instrText xml:space="preserve"> PAGEREF _Toc226473868 \h </w:instrText>
+              <w:instrText xml:space="preserve"> PAGEREF _Toc226987157 \h </w:instrText>
             </w:r>
             <w:r>
               <w:rPr>
@@ -434,7 +434,7 @@
               <w:lang w:eastAsia="en-IE"/>
             </w:rPr>
           </w:pPr>
-          <w:hyperlink w:anchor="_Toc226473869" w:history="1">
+          <w:hyperlink w:anchor="_Toc226987158" w:history="1">
             <w:r>
               <w:rPr>
                 <w:rStyle w:val="Hyperlink"/>
@@ -461,7 +461,7 @@
                 <w:noProof/>
                 <w:webHidden/>
               </w:rPr>
-              <w:instrText xml:space="preserve"> PAGEREF _Toc226473869 \h </w:instrText>
+              <w:instrText xml:space="preserve"> PAGEREF _Toc226987158 \h </w:instrText>
             </w:r>
             <w:r>
               <w:rPr>
@@ -506,7 +506,7 @@
               <w:lang w:eastAsia="en-IE"/>
             </w:rPr>
           </w:pPr>
-          <w:hyperlink w:anchor="_Toc226473870" w:history="1">
+          <w:hyperlink w:anchor="_Toc226987159" w:history="1">
             <w:r>
               <w:rPr>
                 <w:rStyle w:val="Hyperlink"/>
@@ -533,7 +533,7 @@
                 <w:noProof/>
                 <w:webHidden/>
               </w:rPr>
-              <w:instrText xml:space="preserve"> PAGEREF _Toc226473870 \h </w:instrText>
+              <w:instrText xml:space="preserve"> PAGEREF _Toc226987159 \h </w:instrText>
             </w:r>
             <w:r>
               <w:rPr>
@@ -578,7 +578,7 @@
               <w:lang w:eastAsia="en-IE"/>
             </w:rPr>
           </w:pPr>
-          <w:hyperlink w:anchor="_Toc226473871" w:history="1">
+          <w:hyperlink w:anchor="_Toc226987160" w:history="1">
             <w:r>
               <w:rPr>
                 <w:rStyle w:val="Hyperlink"/>
@@ -605,7 +605,7 @@
                 <w:noProof/>
                 <w:webHidden/>
               </w:rPr>
-              <w:instrText xml:space="preserve"> PAGEREF _Toc226473871 \h </w:instrText>
+              <w:instrText xml:space="preserve"> PAGEREF _Toc226987160 \h </w:instrText>
             </w:r>
             <w:r>
               <w:rPr>
@@ -650,7 +650,7 @@
               <w:lang w:eastAsia="en-IE"/>
             </w:rPr>
           </w:pPr>
-          <w:hyperlink w:anchor="_Toc226473872" w:history="1">
+          <w:hyperlink w:anchor="_Toc226987161" w:history="1">
             <w:r>
               <w:rPr>
                 <w:rStyle w:val="Hyperlink"/>
@@ -677,7 +677,7 @@
                 <w:noProof/>
                 <w:webHidden/>
               </w:rPr>
-              <w:instrText xml:space="preserve"> PAGEREF _Toc226473872 \h </w:instrText>
+              <w:instrText xml:space="preserve"> PAGEREF _Toc226987161 \h </w:instrText>
             </w:r>
             <w:r>
               <w:rPr>
@@ -722,7 +722,7 @@
               <w:lang w:eastAsia="en-IE"/>
             </w:rPr>
           </w:pPr>
-          <w:hyperlink w:anchor="_Toc226473873" w:history="1">
+          <w:hyperlink w:anchor="_Toc226987162" w:history="1">
             <w:r>
               <w:rPr>
                 <w:rStyle w:val="Hyperlink"/>
@@ -749,7 +749,7 @@
                 <w:noProof/>
                 <w:webHidden/>
               </w:rPr>
-              <w:instrText xml:space="preserve"> PAGEREF _Toc226473873 \h </w:instrText>
+              <w:instrText xml:space="preserve"> PAGEREF _Toc226987162 \h </w:instrText>
             </w:r>
             <w:r>
               <w:rPr>
@@ -770,6 +770,294 @@
                 <w:webHidden/>
               </w:rPr>
               <w:t>14</w:t>
+            </w:r>
+            <w:r>
+              <w:rPr>
+                <w:noProof/>
+                <w:webHidden/>
+              </w:rPr>
+              <w:fldChar w:fldCharType="end"/>
+            </w:r>
+          </w:hyperlink>
+        </w:p>
+        <w:p>
+          <w:pPr>
+            <w:pStyle w:val="TOC2"/>
+            <w:tabs>
+              <w:tab w:val="right" w:leader="dot" w:pos="9016"/>
+            </w:tabs>
+            <w:rPr>
+              <w:rFonts w:eastAsiaTheme="minorEastAsia"/>
+              <w:noProof/>
+              <w:sz w:val="24"/>
+              <w:szCs w:val="24"/>
+              <w:lang w:eastAsia="en-IE"/>
+            </w:rPr>
+          </w:pPr>
+          <w:hyperlink w:anchor="_Toc226987163" w:history="1">
+            <w:r>
+              <w:rPr>
+                <w:rStyle w:val="Hyperlink"/>
+                <w:noProof/>
+              </w:rPr>
+              <w:t>What I Achieved</w:t>
+            </w:r>
+            <w:r>
+              <w:rPr>
+                <w:noProof/>
+                <w:webHidden/>
+              </w:rPr>
+              <w:tab/>
+            </w:r>
+            <w:r>
+              <w:rPr>
+                <w:noProof/>
+                <w:webHidden/>
+              </w:rPr>
+              <w:fldChar w:fldCharType="begin"/>
+            </w:r>
+            <w:r>
+              <w:rPr>
+                <w:noProof/>
+                <w:webHidden/>
+              </w:rPr>
+              <w:instrText xml:space="preserve"> PAGEREF _Toc226987163 \h </w:instrText>
+            </w:r>
+            <w:r>
+              <w:rPr>
+                <w:noProof/>
+                <w:webHidden/>
+              </w:rPr>
+            </w:r>
+            <w:r>
+              <w:rPr>
+                <w:noProof/>
+                <w:webHidden/>
+              </w:rPr>
+              <w:fldChar w:fldCharType="separate"/>
+            </w:r>
+            <w:r>
+              <w:rPr>
+                <w:noProof/>
+                <w:webHidden/>
+              </w:rPr>
+              <w:t>14</w:t>
+            </w:r>
+            <w:r>
+              <w:rPr>
+                <w:noProof/>
+                <w:webHidden/>
+              </w:rPr>
+              <w:fldChar w:fldCharType="end"/>
+            </w:r>
+          </w:hyperlink>
+        </w:p>
+        <w:p>
+          <w:pPr>
+            <w:pStyle w:val="TOC2"/>
+            <w:tabs>
+              <w:tab w:val="right" w:leader="dot" w:pos="9016"/>
+            </w:tabs>
+            <w:rPr>
+              <w:rFonts w:eastAsiaTheme="minorEastAsia"/>
+              <w:noProof/>
+              <w:sz w:val="24"/>
+              <w:szCs w:val="24"/>
+              <w:lang w:eastAsia="en-IE"/>
+            </w:rPr>
+          </w:pPr>
+          <w:hyperlink w:anchor="_Toc226987164" w:history="1">
+            <w:r>
+              <w:rPr>
+                <w:rStyle w:val="Hyperlink"/>
+                <w:noProof/>
+              </w:rPr>
+              <w:t>What I did not Achieve</w:t>
+            </w:r>
+            <w:r>
+              <w:rPr>
+                <w:noProof/>
+                <w:webHidden/>
+              </w:rPr>
+              <w:tab/>
+            </w:r>
+            <w:r>
+              <w:rPr>
+                <w:noProof/>
+                <w:webHidden/>
+              </w:rPr>
+              <w:fldChar w:fldCharType="begin"/>
+            </w:r>
+            <w:r>
+              <w:rPr>
+                <w:noProof/>
+                <w:webHidden/>
+              </w:rPr>
+              <w:instrText xml:space="preserve"> PAGEREF _Toc226987164 \h </w:instrText>
+            </w:r>
+            <w:r>
+              <w:rPr>
+                <w:noProof/>
+                <w:webHidden/>
+              </w:rPr>
+            </w:r>
+            <w:r>
+              <w:rPr>
+                <w:noProof/>
+                <w:webHidden/>
+              </w:rPr>
+              <w:fldChar w:fldCharType="separate"/>
+            </w:r>
+            <w:r>
+              <w:rPr>
+                <w:noProof/>
+                <w:webHidden/>
+              </w:rPr>
+              <w:t>14</w:t>
+            </w:r>
+            <w:r>
+              <w:rPr>
+                <w:noProof/>
+                <w:webHidden/>
+              </w:rPr>
+              <w:fldChar w:fldCharType="end"/>
+            </w:r>
+          </w:hyperlink>
+        </w:p>
+        <w:p>
+          <w:pPr>
+            <w:pStyle w:val="TOC2"/>
+            <w:tabs>
+              <w:tab w:val="right" w:leader="dot" w:pos="9016"/>
+            </w:tabs>
+            <w:rPr>
+              <w:rFonts w:eastAsiaTheme="minorEastAsia"/>
+              <w:noProof/>
+              <w:sz w:val="24"/>
+              <w:szCs w:val="24"/>
+              <w:lang w:eastAsia="en-IE"/>
+            </w:rPr>
+          </w:pPr>
+          <w:hyperlink w:anchor="_Toc226987165" w:history="1">
+            <w:r>
+              <w:rPr>
+                <w:rStyle w:val="Hyperlink"/>
+                <w:noProof/>
+              </w:rPr>
+              <w:t>What I Learned</w:t>
+            </w:r>
+            <w:r>
+              <w:rPr>
+                <w:noProof/>
+                <w:webHidden/>
+              </w:rPr>
+              <w:tab/>
+            </w:r>
+            <w:r>
+              <w:rPr>
+                <w:noProof/>
+                <w:webHidden/>
+              </w:rPr>
+              <w:fldChar w:fldCharType="begin"/>
+            </w:r>
+            <w:r>
+              <w:rPr>
+                <w:noProof/>
+                <w:webHidden/>
+              </w:rPr>
+              <w:instrText xml:space="preserve"> PAGEREF _Toc226987165 \h </w:instrText>
+            </w:r>
+            <w:r>
+              <w:rPr>
+                <w:noProof/>
+                <w:webHidden/>
+              </w:rPr>
+            </w:r>
+            <w:r>
+              <w:rPr>
+                <w:noProof/>
+                <w:webHidden/>
+              </w:rPr>
+              <w:fldChar w:fldCharType="separate"/>
+            </w:r>
+            <w:r>
+              <w:rPr>
+                <w:noProof/>
+                <w:webHidden/>
+              </w:rPr>
+              <w:t>15</w:t>
+            </w:r>
+            <w:r>
+              <w:rPr>
+                <w:noProof/>
+                <w:webHidden/>
+              </w:rPr>
+              <w:fldChar w:fldCharType="end"/>
+            </w:r>
+          </w:hyperlink>
+        </w:p>
+        <w:p>
+          <w:pPr>
+            <w:pStyle w:val="TOC2"/>
+            <w:tabs>
+              <w:tab w:val="right" w:leader="dot" w:pos="9016"/>
+            </w:tabs>
+            <w:rPr>
+              <w:rFonts w:eastAsiaTheme="minorEastAsia"/>
+              <w:noProof/>
+              <w:sz w:val="24"/>
+              <w:szCs w:val="24"/>
+              <w:lang w:eastAsia="en-IE"/>
+            </w:rPr>
+          </w:pPr>
+          <w:hyperlink w:anchor="_Toc226987166" w:history="1">
+            <w:r>
+              <w:rPr>
+                <w:rStyle w:val="Hyperlink"/>
+                <w:noProof/>
+              </w:rPr>
+              <w:t>What I would do Differently</w:t>
+            </w:r>
+            <w:r>
+              <w:rPr>
+                <w:noProof/>
+                <w:webHidden/>
+              </w:rPr>
+              <w:tab/>
+            </w:r>
+            <w:r>
+              <w:rPr>
+                <w:noProof/>
+                <w:webHidden/>
+              </w:rPr>
+              <w:fldChar w:fldCharType="begin"/>
+            </w:r>
+            <w:r>
+              <w:rPr>
+                <w:noProof/>
+                <w:webHidden/>
+              </w:rPr>
+              <w:instrText xml:space="preserve"> PAGEREF _Toc226987166 \h </w:instrText>
+            </w:r>
+            <w:r>
+              <w:rPr>
+                <w:noProof/>
+                <w:webHidden/>
+              </w:rPr>
+            </w:r>
+            <w:r>
+              <w:rPr>
+                <w:noProof/>
+                <w:webHidden/>
+              </w:rPr>
+              <w:fldChar w:fldCharType="separate"/>
+            </w:r>
+            <w:r>
+              <w:rPr>
+                <w:noProof/>
+                <w:webHidden/>
+              </w:rPr>
+              <w:t>15</w:t>
             </w:r>
             <w:r>
               <w:rPr>
@@ -794,7 +1082,7 @@
               <w:lang w:eastAsia="en-IE"/>
             </w:rPr>
           </w:pPr>
-          <w:hyperlink w:anchor="_Toc226473874" w:history="1">
+          <w:hyperlink w:anchor="_Toc226987167" w:history="1">
             <w:r>
               <w:rPr>
                 <w:rStyle w:val="Hyperlink"/>
@@ -821,7 +1109,7 @@
                 <w:noProof/>
                 <w:webHidden/>
               </w:rPr>
-              <w:instrText xml:space="preserve"> PAGEREF _Toc226473874 \h </w:instrText>
+              <w:instrText xml:space="preserve"> PAGEREF _Toc226987167 \h </w:instrText>
             </w:r>
             <w:r>
               <w:rPr>
@@ -841,7 +1129,7 @@
                 <w:noProof/>
                 <w:webHidden/>
               </w:rPr>
-              <w:t>15</w:t>
+              <w:t>17</w:t>
             </w:r>
             <w:r>
               <w:rPr>
@@ -866,7 +1154,7 @@
               <w:lang w:eastAsia="en-IE"/>
             </w:rPr>
           </w:pPr>
-          <w:hyperlink w:anchor="_Toc226473875" w:history="1">
+          <w:hyperlink w:anchor="_Toc226987168" w:history="1">
             <w:r>
               <w:rPr>
                 <w:rStyle w:val="Hyperlink"/>
@@ -893,7 +1181,7 @@
                 <w:noProof/>
                 <w:webHidden/>
               </w:rPr>
-              <w:instrText xml:space="preserve"> PAGEREF _Toc226473875 \h </w:instrText>
+              <w:instrText xml:space="preserve"> PAGEREF _Toc226987168 \h </w:instrText>
             </w:r>
             <w:r>
               <w:rPr>
@@ -913,7 +1201,7 @@
                 <w:noProof/>
                 <w:webHidden/>
               </w:rPr>
-              <w:t>16</w:t>
+              <w:t>18</w:t>
             </w:r>
             <w:r>
               <w:rPr>
@@ -938,7 +1226,7 @@
               <w:lang w:eastAsia="en-IE"/>
             </w:rPr>
           </w:pPr>
-          <w:hyperlink w:anchor="_Toc226473876" w:history="1">
+          <w:hyperlink w:anchor="_Toc226987169" w:history="1">
             <w:r>
               <w:rPr>
                 <w:rStyle w:val="Hyperlink"/>
@@ -965,7 +1253,7 @@
                 <w:noProof/>
                 <w:webHidden/>
               </w:rPr>
-              <w:instrText xml:space="preserve"> PAGEREF _Toc226473876 \h </w:instrText>
+              <w:instrText xml:space="preserve"> PAGEREF _Toc226987169 \h </w:instrText>
             </w:r>
             <w:r>
               <w:rPr>
@@ -985,7 +1273,7 @@
                 <w:noProof/>
                 <w:webHidden/>
               </w:rPr>
-              <w:t>24</w:t>
+              <w:t>26</w:t>
             </w:r>
             <w:r>
               <w:rPr>
@@ -1010,7 +1298,7 @@
               <w:lang w:eastAsia="en-IE"/>
             </w:rPr>
           </w:pPr>
-          <w:hyperlink w:anchor="_Toc226473877" w:history="1">
+          <w:hyperlink w:anchor="_Toc226987170" w:history="1">
             <w:r>
               <w:rPr>
                 <w:rStyle w:val="Hyperlink"/>
@@ -1037,7 +1325,7 @@
                 <w:noProof/>
                 <w:webHidden/>
               </w:rPr>
-              <w:instrText xml:space="preserve"> PAGEREF _Toc226473877 \h </w:instrText>
+              <w:instrText xml:space="preserve"> PAGEREF _Toc226987170 \h </w:instrText>
             </w:r>
             <w:r>
               <w:rPr>
@@ -1057,7 +1345,7 @@
                 <w:noProof/>
                 <w:webHidden/>
               </w:rPr>
-              <w:t>28</w:t>
+              <w:t>30</w:t>
             </w:r>
             <w:r>
               <w:rPr>
@@ -1082,7 +1370,7 @@
               <w:lang w:eastAsia="en-IE"/>
             </w:rPr>
           </w:pPr>
-          <w:hyperlink w:anchor="_Toc226473878" w:history="1">
+          <w:hyperlink w:anchor="_Toc226987171" w:history="1">
             <w:r>
               <w:rPr>
                 <w:rStyle w:val="Hyperlink"/>
@@ -1109,7 +1397,7 @@
                 <w:noProof/>
                 <w:webHidden/>
               </w:rPr>
-              <w:instrText xml:space="preserve"> PAGEREF _Toc226473878 \h </w:instrText>
+              <w:instrText xml:space="preserve"> PAGEREF _Toc226987171 \h </w:instrText>
             </w:r>
             <w:r>
               <w:rPr>
@@ -1129,7 +1417,7 @@
                 <w:noProof/>
                 <w:webHidden/>
               </w:rPr>
-              <w:t>29</w:t>
+              <w:t>31</w:t>
             </w:r>
             <w:r>
               <w:rPr>
@@ -1195,7 +1483,7 @@
       <w:pPr>
         <w:pStyle w:val="Heading1"/>
       </w:pPr>
-      <w:bookmarkStart w:id="0" w:name="_Toc226473866"/>
+      <w:bookmarkStart w:id="0" w:name="_Toc226987155"/>
       <w:r>
         <w:t>Abstract</w:t>
       </w:r>
@@ -1219,7 +1507,7 @@
       <w:pPr>
         <w:pStyle w:val="Heading1"/>
       </w:pPr>
-      <w:bookmarkStart w:id="1" w:name="_Toc226473867"/>
+      <w:bookmarkStart w:id="1" w:name="_Toc226987156"/>
       <w:r>
         <w:lastRenderedPageBreak/>
         <w:t>Introduction</w:t>
@@ -1302,7 +1590,7 @@
       <w:pPr>
         <w:pStyle w:val="Heading1"/>
       </w:pPr>
-      <w:bookmarkStart w:id="2" w:name="_Toc226473868"/>
+      <w:bookmarkStart w:id="2" w:name="_Toc226987157"/>
       <w:r>
         <w:lastRenderedPageBreak/>
         <w:t>Challenges</w:t>
@@ -1316,7 +1604,7 @@
       <w:pPr>
         <w:pStyle w:val="Heading2"/>
       </w:pPr>
-      <w:bookmarkStart w:id="3" w:name="_Toc226473869"/>
+      <w:bookmarkStart w:id="3" w:name="_Toc226987158"/>
       <w:r>
         <w:t>Architecture</w:t>
       </w:r>
@@ -2450,7 +2738,7 @@
       <w:pPr>
         <w:pStyle w:val="Heading2"/>
       </w:pPr>
-      <w:bookmarkStart w:id="10" w:name="_Toc226473870"/>
+      <w:bookmarkStart w:id="10" w:name="_Toc226987159"/>
       <w:r>
         <w:t>Hosting</w:t>
       </w:r>
@@ -2661,7 +2949,7 @@
       <w:pPr>
         <w:pStyle w:val="Heading2"/>
       </w:pPr>
-      <w:bookmarkStart w:id="11" w:name="_Toc226473871"/>
+      <w:bookmarkStart w:id="11" w:name="_Toc226987160"/>
       <w:r>
         <w:t>Docker Code Execution</w:t>
       </w:r>
@@ -2694,14 +2982,12 @@
       <w:r>
         <w:t xml:space="preserve">My first goal was to execute some Java inside a Docker container and return a result. The first hurdle with this was learning how to make my application communicate with the Docker engine which was running locally on my machine. From my research I discovered an NPM package called </w:t>
       </w:r>
-      <w:proofErr w:type="spellStart"/>
       <w:r>
         <w:rPr>
           <w:rFonts w:ascii="Courier New" w:hAnsi="Courier New" w:cs="Courier New"/>
         </w:rPr>
         <w:t>dockerode</w:t>
       </w:r>
-      <w:proofErr w:type="spellEnd"/>
       <w:r>
         <w:t xml:space="preserve"> which provided the necessary methods for interacting with the Docker engine instance</w:t>
       </w:r>
@@ -2741,14 +3027,12 @@
       <w:r>
         <w:t xml:space="preserve">. However, before I could start any containers, I needed a way to reference the Docker socket. I did this by using </w:t>
       </w:r>
-      <w:proofErr w:type="spellStart"/>
       <w:r>
         <w:rPr>
           <w:rFonts w:ascii="Courier New" w:hAnsi="Courier New" w:cs="Courier New"/>
         </w:rPr>
         <w:t>dockerode</w:t>
       </w:r>
-      <w:proofErr w:type="spellEnd"/>
       <w:r>
         <w:t xml:space="preserve"> to define the </w:t>
       </w:r>
@@ -2772,22 +3056,34 @@
       <w:r>
         <w:t xml:space="preserve">how to interact with an external service using a socket in TypeScript and about the invaluable </w:t>
       </w:r>
-      <w:proofErr w:type="spellStart"/>
       <w:r>
         <w:rPr>
           <w:rFonts w:ascii="Courier New" w:hAnsi="Courier New" w:cs="Courier New"/>
         </w:rPr>
         <w:t>dockerode</w:t>
       </w:r>
+      <w:r>
+        <w:t xml:space="preserve"> package and its powerful methods.</w:t>
+      </w:r>
+      <w:r>
+        <w:t xml:space="preserve"> </w:t>
+      </w:r>
+      <w:r>
+        <w:t>When the application was later containerised using Docker Compose, the host Docker socket was mounted into the server container, allowing it to spawn execution containers directly on the host machine. This is known as the Docker-outside-of-Docker</w:t>
+      </w:r>
+      <w:r>
+        <w:t xml:space="preserve"> (</w:t>
+      </w:r>
+      <w:proofErr w:type="spellStart"/>
+      <w:r>
+        <w:t>DooD</w:t>
+      </w:r>
       <w:proofErr w:type="spellEnd"/>
       <w:r>
-        <w:t xml:space="preserve"> package and its powerful methods.</w:t>
-      </w:r>
-      <w:r>
-        <w:t xml:space="preserve"> </w:t>
-      </w:r>
-      <w:r>
-        <w:t>When the application was later containerised using Docker Compose, the host Docker socket was mounted into the server container, allowing it to spawn execution containers directly on the host machine. This is known as the Docker-outside-of-Docker pattern</w:t>
+        <w:t>)</w:t>
+      </w:r>
+      <w:r>
+        <w:t xml:space="preserve"> pattern</w:t>
       </w:r>
       <w:r>
         <w:t xml:space="preserve"> </w:t>
@@ -3186,14 +3482,12 @@
       <w:r>
         <w:t xml:space="preserve">I needed a way to pass it to the Docker container to be executed. After examining the </w:t>
       </w:r>
-      <w:proofErr w:type="spellStart"/>
       <w:r>
         <w:rPr>
           <w:rFonts w:ascii="Courier New" w:hAnsi="Courier New" w:cs="Courier New"/>
         </w:rPr>
         <w:t>dockerode</w:t>
       </w:r>
-      <w:proofErr w:type="spellEnd"/>
       <w:r>
         <w:t xml:space="preserve"> documentation for the </w:t>
       </w:r>
@@ -3761,7 +4055,7 @@
       <w:pPr>
         <w:pStyle w:val="Heading2"/>
       </w:pPr>
-      <w:bookmarkStart w:id="12" w:name="_Toc226473872"/>
+      <w:bookmarkStart w:id="12" w:name="_Toc226987161"/>
       <w:r>
         <w:t>Authentication</w:t>
       </w:r>
@@ -3995,7 +4289,7 @@
       <w:pPr>
         <w:pStyle w:val="Heading1"/>
       </w:pPr>
-      <w:bookmarkStart w:id="13" w:name="_Toc226473873"/>
+      <w:bookmarkStart w:id="13" w:name="_Toc226987162"/>
       <w:r>
         <w:lastRenderedPageBreak/>
         <w:t>Reflection</w:t>
@@ -4004,307 +4298,522 @@
     </w:p>
     <w:p>
       <w:pPr>
-        <w:jc w:val="both"/>
-      </w:pPr>
-      <w:r>
-        <w:t>Overall, SETU Code Lab has been a successful project and great learning experience. Some aspects of the pro</w:t>
-      </w:r>
-      <w:r>
-        <w:t>cess</w:t>
-      </w:r>
-      <w:r>
-        <w:t xml:space="preserve"> that I felt went well include the UI design and development, </w:t>
-      </w:r>
-      <w:r>
-        <w:t>and</w:t>
-      </w:r>
-      <w:r>
-        <w:t xml:space="preserve"> </w:t>
-      </w:r>
-      <w:r>
-        <w:t>Python</w:t>
-      </w:r>
-      <w:r>
-        <w:t xml:space="preserve"> support for code execution</w:t>
-      </w:r>
-      <w:r>
-        <w:t xml:space="preserve">. I believe the UI design went well due to my prior experience with React and </w:t>
-      </w:r>
-      <w:r>
-        <w:t xml:space="preserve">my use of a design tool called </w:t>
-      </w:r>
-      <w:proofErr w:type="spellStart"/>
-      <w:r>
-        <w:t>PenPotUI</w:t>
-      </w:r>
-      <w:proofErr w:type="spellEnd"/>
-      <w:r>
-        <w:t xml:space="preserve"> recommended to me by my project supervisor. This tool allowed me to quickly mock up high-quality screen designs before implementing them in code</w:t>
-      </w:r>
-      <w:r>
-        <w:t xml:space="preserve"> and</w:t>
-      </w:r>
-      <w:r>
-        <w:t xml:space="preserve"> gave me experience using an industry standard design tool</w:t>
-      </w:r>
-      <w:r>
-        <w:t>.</w:t>
-      </w:r>
-    </w:p>
-    <w:p>
-      <w:pPr>
-        <w:jc w:val="both"/>
-      </w:pPr>
-      <w:r>
-        <w:t>SETU Code Lab supports Java and Python for code execution. The functional requirements outline Java support as a core requirement with Python support being a stretch goal to be implemented if time allowed.</w:t>
-      </w:r>
-      <w:r>
-        <w:t xml:space="preserve"> </w:t>
-      </w:r>
-      <w:r>
-        <w:t>Once I learned how to implement Java code execution on the platform, supporting Python became much easier and this was a great bonus feature to include in my project.</w:t>
-      </w:r>
-      <w:r>
-        <w:t xml:space="preserve"> This could also be expanded in the future to more complex compiled languages such as C++ or Go however, this was not feasible </w:t>
-      </w:r>
-      <w:r>
-        <w:t>given the project scope</w:t>
-      </w:r>
-      <w:r>
-        <w:t>.</w:t>
-      </w:r>
-    </w:p>
-    <w:p>
-      <w:pPr>
-        <w:jc w:val="both"/>
-      </w:pPr>
-      <w:r>
-        <w:t xml:space="preserve">Many </w:t>
-      </w:r>
-      <w:r>
-        <w:t xml:space="preserve">features </w:t>
-      </w:r>
-      <w:r>
-        <w:t xml:space="preserve">changed over the course of the project due to shifting requirements. Initially the idea for the leaderboard was to rank students based on number of problems solved and rank student solutions by shortest execution time. After considering the </w:t>
-      </w:r>
-      <w:r>
-        <w:t xml:space="preserve">project </w:t>
-      </w:r>
-      <w:r>
-        <w:t>timeline</w:t>
-      </w:r>
-      <w:r>
-        <w:t xml:space="preserve">, implementation concerns, fairness and user engagement it was decided that users would instead be ranked by a points-based system and by current streak. Points are awarded based on problem difficulty and time taken making them more meaningful and current daily streak is another </w:t>
-      </w:r>
-      <w:r>
-        <w:t>effective</w:t>
-      </w:r>
-      <w:r>
-        <w:t xml:space="preserve"> gamification mechanic that keeps </w:t>
-      </w:r>
-      <w:r>
-        <w:t xml:space="preserve">new </w:t>
-      </w:r>
-      <w:r>
-        <w:t xml:space="preserve">users engaged. </w:t>
-      </w:r>
-    </w:p>
-    <w:p>
-      <w:pPr>
-        <w:jc w:val="both"/>
-      </w:pPr>
-      <w:r>
-        <w:t>Another gamification feature that had to be removed due to limited time was a ranked</w:t>
-      </w:r>
-      <w:r>
-        <w:t>-</w:t>
-      </w:r>
-      <w:r>
-        <w:t xml:space="preserve">based system. This system would have awarded students a rank once they reached a certain points threshold and this would reset every month. Students would also </w:t>
-      </w:r>
-      <w:r>
-        <w:t xml:space="preserve">have </w:t>
-      </w:r>
-      <w:r>
-        <w:t>be</w:t>
-      </w:r>
-      <w:r>
-        <w:t>en</w:t>
-      </w:r>
-      <w:r>
-        <w:t xml:space="preserve"> able to view a separate leaderboard </w:t>
-      </w:r>
-      <w:r>
-        <w:t xml:space="preserve">containing peers </w:t>
-      </w:r>
-      <w:r>
-        <w:t xml:space="preserve">in their rank. This stretch feature could not be completed given the time constraint however it would be </w:t>
-      </w:r>
-      <w:r>
-        <w:t xml:space="preserve">easy </w:t>
-      </w:r>
-      <w:r>
-        <w:t xml:space="preserve">to implement in the future as it would be based on the </w:t>
-      </w:r>
-      <w:r>
-        <w:t xml:space="preserve">existing </w:t>
-      </w:r>
-      <w:r>
-        <w:t xml:space="preserve">points system. This </w:t>
-      </w:r>
-      <w:r>
-        <w:t xml:space="preserve">idea </w:t>
-      </w:r>
-      <w:r>
-        <w:t xml:space="preserve">was </w:t>
-      </w:r>
-      <w:r>
-        <w:t xml:space="preserve">somewhat </w:t>
-      </w:r>
-      <w:r>
-        <w:t>adapted through leaderboard filters. New users have a chance at climbing the leaderboard as it can be filtered by week, month or year</w:t>
-      </w:r>
-      <w:r>
-        <w:t xml:space="preserve"> and can also be filtered by points or current streak</w:t>
-      </w:r>
-      <w:r>
-        <w:t>.</w:t>
-      </w:r>
-    </w:p>
-    <w:p>
-      <w:pPr>
-        <w:jc w:val="both"/>
-      </w:pPr>
-      <w:r>
-        <w:t xml:space="preserve">Another feature that was abandoned </w:t>
-      </w:r>
-      <w:r>
-        <w:t xml:space="preserve">was </w:t>
-      </w:r>
-      <w:r>
-        <w:t xml:space="preserve">tag based filtering for problems. Problems were intended to have tags such as “Linked List”, “Hash Map”, </w:t>
-      </w:r>
-      <w:r>
-        <w:t xml:space="preserve">or </w:t>
-      </w:r>
-      <w:r>
-        <w:t>“Search Algorithm”. These tags would group problems by type and were intended as another way of filtering problems. This idea was abandoned as it required changes to the database and would not have fit into the project</w:t>
-      </w:r>
-      <w:r>
-        <w:t>’</w:t>
-      </w:r>
-      <w:r>
-        <w:t xml:space="preserve">s time constraints. It was instead adapted into a difficulty-based filter, allowing users to select if they only wanted to see </w:t>
-      </w:r>
-      <w:r>
-        <w:t>“</w:t>
-      </w:r>
-      <w:r>
-        <w:t>easy</w:t>
-      </w:r>
-      <w:r>
-        <w:t>”</w:t>
-      </w:r>
-      <w:r>
-        <w:t xml:space="preserve">, </w:t>
-      </w:r>
-      <w:r>
-        <w:t>“</w:t>
-      </w:r>
-      <w:r>
-        <w:t>medium</w:t>
-      </w:r>
-      <w:r>
-        <w:t>”</w:t>
-      </w:r>
-      <w:r>
-        <w:t xml:space="preserve"> or </w:t>
-      </w:r>
-      <w:r>
-        <w:t>“</w:t>
-      </w:r>
-      <w:r>
-        <w:t>hard</w:t>
-      </w:r>
-      <w:r>
-        <w:t>”</w:t>
-      </w:r>
-      <w:r>
-        <w:t xml:space="preserve"> problems.</w:t>
-      </w:r>
-    </w:p>
-    <w:p>
-      <w:pPr>
-        <w:jc w:val="both"/>
-      </w:pPr>
-      <w:r>
-        <w:t>If I had to undertake this project again from the beginning</w:t>
-      </w:r>
-      <w:r>
-        <w:t>, I would</w:t>
-      </w:r>
-      <w:r>
-        <w:t xml:space="preserve"> firstly</w:t>
-      </w:r>
-      <w:r>
-        <w:t xml:space="preserve"> </w:t>
-      </w:r>
-      <w:r>
-        <w:t xml:space="preserve">track testing in a table in </w:t>
-      </w:r>
-      <w:r>
-        <w:t>E</w:t>
-      </w:r>
-      <w:r>
-        <w:t xml:space="preserve">xcel from the </w:t>
-      </w:r>
-      <w:r>
-        <w:t>beginning and test each feature thoroughly before moving on to the next. This would result in defects being discovered and fixed much earlier in the development process, improve the overall quality of the platform and make documentation much easier. I would also research into implementing automated testing and building out a regression test suite to prevent breaking changes going undetected.</w:t>
-      </w:r>
-      <w:r>
-        <w:t xml:space="preserve"> </w:t>
-      </w:r>
-      <w:r>
-        <w:t xml:space="preserve">I would also try to get feedback </w:t>
-      </w:r>
-      <w:r>
-        <w:t xml:space="preserve">much </w:t>
-      </w:r>
-      <w:r>
-        <w:t>earlier in the development life cycle from users and in a more structured manner. I</w:t>
-      </w:r>
-      <w:r>
-        <w:t xml:space="preserve"> would try to get feedback from multiple Lecturers and Students after developing each feature, by giving them a short task and survey. This way I could track feedback and develop more useful and usable features for my users.</w:t>
-      </w:r>
-    </w:p>
-    <w:p>
-      <w:pPr>
-        <w:spacing w:line="278" w:lineRule="auto"/>
-      </w:pPr>
-      <w:r>
-        <w:lastRenderedPageBreak/>
-        <w:t>Learning summary</w:t>
-      </w:r>
-      <w:r>
-        <w:br w:type="page"/>
-      </w:r>
-    </w:p>
-    <w:p>
-      <w:pPr>
-        <w:jc w:val="both"/>
-      </w:pPr>
-    </w:p>
-    <w:p>
-      <w:pPr>
-        <w:pStyle w:val="Heading1"/>
-      </w:pPr>
-      <w:bookmarkStart w:id="14" w:name="_Toc226473874"/>
-      <w:r>
-        <w:t>Testing</w:t>
+        <w:pStyle w:val="Heading2"/>
+      </w:pPr>
+      <w:bookmarkStart w:id="14" w:name="_Toc226987163"/>
+      <w:r>
+        <w:t>What I Achieved</w:t>
       </w:r>
       <w:bookmarkEnd w:id="14"/>
     </w:p>
     <w:p>
+      <w:r>
+        <w:t>SETU Code Lab successfully implements all core and non-core requirements outlined in the functional specification:</w:t>
+      </w:r>
+    </w:p>
+    <w:p>
+      <w:pPr>
+        <w:pStyle w:val="ListParagraph"/>
+        <w:numPr>
+          <w:ilvl w:val="0"/>
+          <w:numId w:val="3"/>
+        </w:numPr>
+        <w:spacing w:line="259" w:lineRule="auto"/>
+      </w:pPr>
+      <w:r>
+        <w:t>The system shall allow students to browse a list of coding problems</w:t>
+      </w:r>
+    </w:p>
+    <w:p>
+      <w:pPr>
+        <w:pStyle w:val="ListParagraph"/>
+        <w:numPr>
+          <w:ilvl w:val="0"/>
+          <w:numId w:val="3"/>
+        </w:numPr>
+        <w:spacing w:line="259" w:lineRule="auto"/>
+      </w:pPr>
+      <w:r>
+        <w:t>The system shall provide a built-in code editor for writing solutions</w:t>
+      </w:r>
+    </w:p>
+    <w:p>
+      <w:pPr>
+        <w:pStyle w:val="ListParagraph"/>
+        <w:numPr>
+          <w:ilvl w:val="0"/>
+          <w:numId w:val="3"/>
+        </w:numPr>
+        <w:spacing w:line="259" w:lineRule="auto"/>
+      </w:pPr>
+      <w:r>
+        <w:t xml:space="preserve">The system shall safely execute inputted </w:t>
+      </w:r>
+      <w:r>
+        <w:t xml:space="preserve">Java </w:t>
+      </w:r>
+      <w:r>
+        <w:t>code against predefined test cases</w:t>
+      </w:r>
+    </w:p>
+    <w:p>
+      <w:pPr>
+        <w:pStyle w:val="ListParagraph"/>
+        <w:numPr>
+          <w:ilvl w:val="0"/>
+          <w:numId w:val="3"/>
+        </w:numPr>
+        <w:spacing w:line="259" w:lineRule="auto"/>
+      </w:pPr>
+      <w:r>
+        <w:t>The system shall indicate if a student’s submission has passed or failed the test cases</w:t>
+      </w:r>
+    </w:p>
+    <w:p>
+      <w:pPr>
+        <w:pStyle w:val="ListParagraph"/>
+        <w:numPr>
+          <w:ilvl w:val="0"/>
+          <w:numId w:val="3"/>
+        </w:numPr>
+        <w:spacing w:line="259" w:lineRule="auto"/>
+      </w:pPr>
+      <w:r>
+        <w:t>The system shall save student submissions to their profile</w:t>
+      </w:r>
+    </w:p>
+    <w:p>
+      <w:pPr>
+        <w:pStyle w:val="ListParagraph"/>
+        <w:numPr>
+          <w:ilvl w:val="0"/>
+          <w:numId w:val="3"/>
+        </w:numPr>
+        <w:spacing w:line="259" w:lineRule="auto"/>
+      </w:pPr>
+      <w:r>
+        <w:t>The system shall allow lecturers to upload new problems and test cases</w:t>
+      </w:r>
+    </w:p>
+    <w:p>
+      <w:pPr>
+        <w:pStyle w:val="ListParagraph"/>
+        <w:numPr>
+          <w:ilvl w:val="0"/>
+          <w:numId w:val="3"/>
+        </w:numPr>
+        <w:spacing w:line="259" w:lineRule="auto"/>
+      </w:pPr>
+      <w:r>
+        <w:t>The system shall allow lecturers to assign problems to groups of students</w:t>
+      </w:r>
+    </w:p>
+    <w:p>
+      <w:pPr>
+        <w:pStyle w:val="ListParagraph"/>
+        <w:numPr>
+          <w:ilvl w:val="0"/>
+          <w:numId w:val="3"/>
+        </w:numPr>
+        <w:spacing w:line="259" w:lineRule="auto"/>
+      </w:pPr>
+      <w:r>
+        <w:t>The system shall allow lecturers to see results and solutions from students which they have assigned problems to</w:t>
+      </w:r>
+    </w:p>
+    <w:p>
+      <w:pPr>
+        <w:pStyle w:val="ListParagraph"/>
+        <w:numPr>
+          <w:ilvl w:val="0"/>
+          <w:numId w:val="3"/>
+        </w:numPr>
+        <w:spacing w:line="259" w:lineRule="auto"/>
+      </w:pPr>
+      <w:r>
+        <w:t>The system should allow students to search and filter for problems with a specific name or difficulty</w:t>
+      </w:r>
+    </w:p>
+    <w:p>
+      <w:pPr>
+        <w:pStyle w:val="ListParagraph"/>
+        <w:numPr>
+          <w:ilvl w:val="0"/>
+          <w:numId w:val="3"/>
+        </w:numPr>
+        <w:spacing w:line="259" w:lineRule="auto"/>
+      </w:pPr>
+      <w:r>
+        <w:t>The system should provide a leaderboard ranking students on number points earned and/or current log-in streak</w:t>
+      </w:r>
+    </w:p>
+    <w:p>
+      <w:pPr>
+        <w:pStyle w:val="ListParagraph"/>
+        <w:numPr>
+          <w:ilvl w:val="0"/>
+          <w:numId w:val="3"/>
+        </w:numPr>
+        <w:spacing w:line="259" w:lineRule="auto"/>
+      </w:pPr>
+      <w:r>
+        <w:t>The system should incorporate gamification elements such as daily log in streaks, badges and a ranking system</w:t>
+      </w:r>
+    </w:p>
+    <w:p>
+      <w:pPr>
+        <w:ind w:left="360"/>
+      </w:pPr>
+      <w:r>
+        <w:t xml:space="preserve">Python code execution, originally considered a stretch goal, was also implemented in just two days after solving the challenge of Java execution. The UI design process also went smoothly due to prior React experience and the use of </w:t>
+      </w:r>
+      <w:proofErr w:type="spellStart"/>
+      <w:r>
+        <w:t>PenPotUI</w:t>
+      </w:r>
+      <w:proofErr w:type="spellEnd"/>
+      <w:r>
+        <w:t xml:space="preserve"> (open-source web design tool) for rapid prototyping.</w:t>
+      </w:r>
+    </w:p>
+    <w:p>
+      <w:pPr>
+        <w:pStyle w:val="Heading2"/>
+      </w:pPr>
+      <w:bookmarkStart w:id="15" w:name="_Toc226987164"/>
+      <w:r>
+        <w:t>What I did not Achieve</w:t>
+      </w:r>
+      <w:bookmarkEnd w:id="15"/>
+    </w:p>
+    <w:p>
+      <w:r>
+        <w:t xml:space="preserve">Several planned features were cut due to time constraints. </w:t>
+      </w:r>
+      <w:r>
+        <w:t xml:space="preserve">Initially the idea for the leaderboard was to rank students based on number of problems solved and rank student solutions by shortest execution time. After considering the project timeline, implementation concerns, fairness and user engagement it was decided that users would instead be ranked by a points-based system and by current streak. Points are awarded based on problem difficulty and time taken making them more meaningful, and current daily streak is another effective gamification mechanic that keeps new users engaged. </w:t>
+      </w:r>
+    </w:p>
+    <w:p>
+      <w:r>
+        <w:t>Another gamification feature that had to be removed due to limited time was a ranked-based system. This system would have awarded students a rank once they reached a certain points threshold and this would reset every month. This idea was adapted through the inclusion of leaderboard filters. New users have a chance at climbing the leaderboard as it can be filtered by week, month or year and can also rank by points or current streak.</w:t>
+      </w:r>
+    </w:p>
+    <w:p>
+      <w:r>
+        <w:t xml:space="preserve">Another feature that was abandoned was tag based filtering for problems. Problems were intended to have tags such as “Linked List”, “Hash Map”, or “Search Algorithm”. These tags would group problems by type and were intended as another way of filtering problems. This idea </w:t>
+      </w:r>
+      <w:r>
+        <w:lastRenderedPageBreak/>
+        <w:t>was abandoned as it required changes to the database and would not have fit into the project’s time constraints. It was instead adapted into a difficulty-based filter, allowing users to select if they only wanted to see “easy”, “medium” or “hard” problems.</w:t>
+      </w:r>
+    </w:p>
+    <w:p>
+      <w:pPr>
+        <w:pStyle w:val="Heading2"/>
+      </w:pPr>
+      <w:bookmarkStart w:id="16" w:name="_Toc226987165"/>
+      <w:r>
+        <w:t>What I Learned</w:t>
+      </w:r>
+      <w:bookmarkEnd w:id="16"/>
+    </w:p>
+    <w:p>
+      <w:r>
+        <w:t xml:space="preserve">The most valuable technical skill I gained was learning </w:t>
+      </w:r>
+      <w:r>
+        <w:t>how to structure the backend architecture</w:t>
+      </w:r>
+      <w:r>
+        <w:t>. Early in the project</w:t>
+      </w:r>
+      <w:r>
+        <w:t xml:space="preserve"> t</w:t>
+      </w:r>
+      <w:r>
+        <w:t>he backend started as mixed concerns until I adopted the route-controller-service-model pattern, which reduced cognitive load. When I returned to authentication code weeks later to add refresh tokens, I could navigate it instantly because each layer had a single, clear purpose.</w:t>
+      </w:r>
+    </w:p>
+    <w:p>
+      <w:r>
+        <w:t xml:space="preserve">I also learned that non-functional requirements need early, rigorous testing. My test case for Java execution (≤30 seconds) was far too lenient. I should have benchmarked against competitors like </w:t>
+      </w:r>
+      <w:proofErr w:type="spellStart"/>
+      <w:r>
+        <w:t>LeetCode</w:t>
+      </w:r>
+      <w:proofErr w:type="spellEnd"/>
+      <w:r>
+        <w:t xml:space="preserve"> (~3-5 seconds for Java) and set a more ambitious target (≤10 seconds).</w:t>
+      </w:r>
+    </w:p>
+    <w:p>
+      <w:r>
+        <w:t>Working with Docker taught me about containeri</w:t>
+      </w:r>
+      <w:r>
+        <w:t>s</w:t>
+      </w:r>
+      <w:r>
+        <w:t>ation patterns (</w:t>
+      </w:r>
+      <w:proofErr w:type="spellStart"/>
+      <w:r>
+        <w:t>DooD</w:t>
+      </w:r>
+      <w:proofErr w:type="spellEnd"/>
+      <w:r>
+        <w:t xml:space="preserve"> vs </w:t>
+      </w:r>
+      <w:proofErr w:type="spellStart"/>
+      <w:r>
+        <w:t>DinD</w:t>
+      </w:r>
+      <w:proofErr w:type="spellEnd"/>
+      <w:r>
+        <w:t>), buffer manipulation for parsing Docker logs, and shell scripting for dynamic code execution. I also learned about hosting production web applications</w:t>
+      </w:r>
+      <w:r>
+        <w:t xml:space="preserve">, </w:t>
+      </w:r>
+      <w:r>
+        <w:t>configuring Nginx as a reverse proxy, setting up HTTPS with Let's Encrypt, managing environment variables securely with PM2, and configuring DNS records with Cloudflare.</w:t>
+      </w:r>
+    </w:p>
+    <w:p>
+      <w:pPr>
+        <w:pStyle w:val="Heading2"/>
+      </w:pPr>
+      <w:bookmarkStart w:id="17" w:name="_Toc226987166"/>
+      <w:r>
+        <w:t>What I would do Differently</w:t>
+      </w:r>
+      <w:bookmarkEnd w:id="17"/>
+    </w:p>
+    <w:p>
+      <w:pPr>
+        <w:pStyle w:val="NormalWeb"/>
+        <w:spacing w:before="0" w:beforeAutospacing="0" w:after="160" w:afterAutospacing="0"/>
+        <w:rPr>
+          <w:rFonts w:ascii="Aptos" w:hAnsi="Aptos" w:cs="Calibri"/>
+          <w:sz w:val="22"/>
+          <w:szCs w:val="22"/>
+        </w:rPr>
+      </w:pPr>
+      <w:r>
+        <w:rPr>
+          <w:rFonts w:ascii="Aptos" w:hAnsi="Aptos" w:cs="Calibri"/>
+          <w:sz w:val="22"/>
+          <w:szCs w:val="22"/>
+        </w:rPr>
+        <w:t>One shortcoming of the project is the length of time it takes to execute Java problems. This was pointed out by several users who tested the platform. Test case TC-NF05a states “</w:t>
+      </w:r>
+      <w:r>
+        <w:rPr>
+          <w:rFonts w:ascii="Aptos" w:hAnsi="Aptos" w:cs="Calibri"/>
+          <w:i/>
+          <w:iCs/>
+          <w:sz w:val="22"/>
+          <w:szCs w:val="22"/>
+        </w:rPr>
+        <w:t>The system shall return code execution results in ≤ 30 seconds for Java problems ≤100 lines of code and ≤10 test cases</w:t>
+      </w:r>
+      <w:r>
+        <w:rPr>
+          <w:rFonts w:ascii="Aptos" w:hAnsi="Aptos" w:cs="Calibri"/>
+          <w:sz w:val="22"/>
+          <w:szCs w:val="22"/>
+        </w:rPr>
+        <w:t>”. In production, during testing the system took 27.43 seconds. While this passes the test, this test case was far too lenient, and it should be much faster. This test should have been reduced to a maximum of 10 seconds, conducted much sooner and fixed accordingly. I underestimated the performance impact until user testing, by which point I'd committed time to other features. The poor performance is due to slow JVM startup and fresh containers being created for every test case. The solution would be to optimize this by pre-loading containers containing the JVM to eliminate the overhead from spinning up a new container for every single test case.</w:t>
+      </w:r>
+    </w:p>
+    <w:p>
+      <w:pPr>
+        <w:pStyle w:val="NormalWeb"/>
+        <w:spacing w:before="0" w:beforeAutospacing="0" w:after="160" w:afterAutospacing="0"/>
+        <w:rPr>
+          <w:rFonts w:ascii="Aptos" w:hAnsi="Aptos" w:cs="Calibri"/>
+          <w:sz w:val="22"/>
+          <w:szCs w:val="22"/>
+        </w:rPr>
+      </w:pPr>
+      <w:r>
+        <w:rPr>
+          <w:rFonts w:ascii="Aptos" w:hAnsi="Aptos" w:cs="Calibri"/>
+          <w:sz w:val="22"/>
+          <w:szCs w:val="22"/>
+        </w:rPr>
+        <w:t>This problem would have been mitigated by testing earlier and more often in the development lifecycle. If I had to undertake this project again from the beginning, I would firstly track testing in a table in Excel from the beginning and test each feature thoroughly before moving on to the next. This would result in defects being discovered and fixed much earlier in the development process, improve the overall quality of the platform and make documentation much easier. I would also research into implementing automated testing and building out a regression test suite to prevent breaking changes going undetected. I would also try to get feedback much earlier in the development life cycle from users and in a more structured manner. I would try to get feedback from multiple Lecturers and Students after developing each feature, by giving them a short task and survey. This way I could track feedback</w:t>
+      </w:r>
+      <w:r>
+        <w:rPr>
+          <w:rFonts w:ascii="Aptos" w:hAnsi="Aptos" w:cs="Calibri"/>
+          <w:sz w:val="22"/>
+          <w:szCs w:val="22"/>
+        </w:rPr>
+        <w:t xml:space="preserve">, </w:t>
+      </w:r>
+      <w:r>
+        <w:rPr>
+          <w:rFonts w:ascii="Aptos" w:hAnsi="Aptos" w:cs="Calibri"/>
+          <w:sz w:val="22"/>
+          <w:szCs w:val="22"/>
+        </w:rPr>
+        <w:t>develop more useful and usable features for my users</w:t>
+      </w:r>
+      <w:r>
+        <w:rPr>
+          <w:rFonts w:ascii="Aptos" w:hAnsi="Aptos" w:cs="Calibri"/>
+          <w:sz w:val="22"/>
+          <w:szCs w:val="22"/>
+        </w:rPr>
+        <w:t xml:space="preserve"> and include it in my final report</w:t>
+      </w:r>
+      <w:r>
+        <w:rPr>
+          <w:rFonts w:ascii="Aptos" w:hAnsi="Aptos" w:cs="Calibri"/>
+          <w:sz w:val="22"/>
+          <w:szCs w:val="22"/>
+        </w:rPr>
+        <w:t>.</w:t>
+      </w:r>
+    </w:p>
+    <w:p>
+      <w:pPr>
+        <w:pStyle w:val="NormalWeb"/>
+        <w:spacing w:before="0" w:beforeAutospacing="0" w:after="160" w:afterAutospacing="0"/>
+        <w:rPr>
+          <w:rFonts w:ascii="Aptos" w:hAnsi="Aptos" w:cs="Calibri"/>
+          <w:sz w:val="22"/>
+          <w:szCs w:val="22"/>
+        </w:rPr>
+      </w:pPr>
+      <w:r>
+        <w:rPr>
+          <w:rFonts w:ascii="Aptos" w:hAnsi="Aptos" w:cs="Calibri"/>
+          <w:sz w:val="22"/>
+          <w:szCs w:val="22"/>
+        </w:rPr>
+        <w:t>A key part of the project I would like to have tested more thoroughly</w:t>
+      </w:r>
+      <w:r>
+        <w:rPr>
+          <w:rFonts w:ascii="Aptos" w:hAnsi="Aptos" w:cs="Calibri"/>
+          <w:sz w:val="22"/>
+          <w:szCs w:val="22"/>
+        </w:rPr>
+        <w:t xml:space="preserve"> and gained more feedback on</w:t>
+      </w:r>
+      <w:r>
+        <w:rPr>
+          <w:rFonts w:ascii="Aptos" w:hAnsi="Aptos" w:cs="Calibri"/>
+          <w:sz w:val="22"/>
+          <w:szCs w:val="22"/>
+        </w:rPr>
+        <w:t xml:space="preserve"> is</w:t>
+      </w:r>
+      <w:r>
+        <w:rPr>
+          <w:rFonts w:ascii="Aptos" w:hAnsi="Aptos" w:cs="Calibri"/>
+          <w:sz w:val="22"/>
+          <w:szCs w:val="22"/>
+        </w:rPr>
+        <w:t xml:space="preserve"> the problem creation screen. This area of the platform is by far the most confusing to users and provides limited feedback when a user makes invalid inputs. Some data types need to be inputted in specific ways to work, and this is unclear to the user.</w:t>
+      </w:r>
+      <w:r>
+        <w:rPr>
+          <w:rFonts w:ascii="Aptos" w:hAnsi="Aptos" w:cs="Calibri"/>
+          <w:sz w:val="22"/>
+          <w:szCs w:val="22"/>
+        </w:rPr>
+        <w:t xml:space="preserve"> For example, for test </w:t>
+      </w:r>
+      <w:r>
+        <w:rPr>
+          <w:rFonts w:ascii="Aptos" w:hAnsi="Aptos" w:cs="Calibri"/>
+          <w:sz w:val="22"/>
+          <w:szCs w:val="22"/>
+        </w:rPr>
+        <w:lastRenderedPageBreak/>
+        <w:t>case inputs, strings need to be inputted with quotations around them whereas integers do not. For placeholder code input, the user must enter “String” with a capital ‘S’, string with a lower case ‘s’ is also accepted however it results in a confusing error.</w:t>
+      </w:r>
+      <w:r>
+        <w:rPr>
+          <w:rFonts w:ascii="Aptos" w:hAnsi="Aptos" w:cs="Calibri"/>
+          <w:sz w:val="22"/>
+          <w:szCs w:val="22"/>
+        </w:rPr>
+        <w:t xml:space="preserve"> More testing would reveal these </w:t>
+      </w:r>
+      <w:r>
+        <w:rPr>
+          <w:rFonts w:ascii="Aptos" w:hAnsi="Aptos" w:cs="Calibri"/>
+          <w:sz w:val="22"/>
+          <w:szCs w:val="22"/>
+        </w:rPr>
+        <w:t xml:space="preserve">logical </w:t>
+      </w:r>
+      <w:r>
+        <w:rPr>
+          <w:rFonts w:ascii="Aptos" w:hAnsi="Aptos" w:cs="Calibri"/>
+          <w:sz w:val="22"/>
+          <w:szCs w:val="22"/>
+        </w:rPr>
+        <w:t>quirks and allow me to ensure a high level of usability</w:t>
+      </w:r>
+      <w:r>
+        <w:rPr>
+          <w:rFonts w:ascii="Aptos" w:hAnsi="Aptos" w:cs="Calibri"/>
+          <w:sz w:val="22"/>
+          <w:szCs w:val="22"/>
+        </w:rPr>
+        <w:t xml:space="preserve">, consistency </w:t>
+      </w:r>
+      <w:r>
+        <w:rPr>
+          <w:rFonts w:ascii="Aptos" w:hAnsi="Aptos" w:cs="Calibri"/>
+          <w:sz w:val="22"/>
+          <w:szCs w:val="22"/>
+        </w:rPr>
+        <w:t xml:space="preserve">and improve </w:t>
+      </w:r>
+      <w:r>
+        <w:rPr>
+          <w:rFonts w:ascii="Aptos" w:hAnsi="Aptos" w:cs="Calibri"/>
+          <w:sz w:val="22"/>
+          <w:szCs w:val="22"/>
+        </w:rPr>
+        <w:t xml:space="preserve">the </w:t>
+      </w:r>
+      <w:r>
+        <w:rPr>
+          <w:rFonts w:ascii="Aptos" w:hAnsi="Aptos" w:cs="Calibri"/>
+          <w:sz w:val="22"/>
+          <w:szCs w:val="22"/>
+        </w:rPr>
+        <w:t>user experience.</w:t>
+      </w:r>
+      <w:r>
+        <w:br w:type="page"/>
+      </w:r>
+    </w:p>
+    <w:p>
+      <w:pPr>
+        <w:jc w:val="both"/>
+      </w:pPr>
+    </w:p>
+    <w:p>
+      <w:pPr>
+        <w:pStyle w:val="Heading1"/>
+      </w:pPr>
+      <w:bookmarkStart w:id="18" w:name="_Toc226987167"/>
+      <w:r>
+        <w:t>Testing</w:t>
+      </w:r>
+      <w:bookmarkEnd w:id="18"/>
+    </w:p>
+    <w:p>
       <w:pPr>
         <w:spacing w:line="278" w:lineRule="auto"/>
         <w:jc w:val="both"/>
@@ -4328,7 +4837,7 @@
         <w:t xml:space="preserve"> by me from the perspective of the user.</w:t>
       </w:r>
       <w:r>
-        <w:t xml:space="preserve"> Separate tests were also carried out for non-functional requirements and some more targeted tests were used to ensure critical operations performed as expected. </w:t>
+        <w:t xml:space="preserve"> Separate tests were also carried out for non-functional requirements. </w:t>
       </w:r>
     </w:p>
     <w:p>
@@ -4502,16 +5011,7 @@
         <w:t>2560×1440</w:t>
       </w:r>
       <w:r>
-        <w:t xml:space="preserve">). </w:t>
-      </w:r>
-      <w:r>
-        <w:t xml:space="preserve">This issue was </w:t>
-      </w:r>
-      <w:r>
-        <w:t xml:space="preserve">also </w:t>
-      </w:r>
-      <w:r>
-        <w:t>fixed and retested successfully.</w:t>
+        <w:t>). This issue was also fixed and retested successfully.</w:t>
       </w:r>
     </w:p>
     <w:p>
@@ -5345,11 +5845,11 @@
       <w:pPr>
         <w:pStyle w:val="Heading2"/>
       </w:pPr>
-      <w:bookmarkStart w:id="15" w:name="_Toc226473875"/>
+      <w:bookmarkStart w:id="19" w:name="_Toc226987168"/>
       <w:r>
         <w:t>Functional Testing</w:t>
       </w:r>
-      <w:bookmarkEnd w:id="15"/>
+      <w:bookmarkEnd w:id="19"/>
       <w:r>
         <w:br w:type="page"/>
       </w:r>
@@ -7448,12 +7948,12 @@
       <w:pPr>
         <w:pStyle w:val="Heading2"/>
       </w:pPr>
-      <w:bookmarkStart w:id="16" w:name="_Toc226473876"/>
+      <w:bookmarkStart w:id="20" w:name="_Toc226987169"/>
       <w:r>
         <w:lastRenderedPageBreak/>
         <w:t>Non-Functional Testing</w:t>
       </w:r>
-      <w:bookmarkEnd w:id="16"/>
+      <w:bookmarkEnd w:id="20"/>
     </w:p>
     <w:tbl>
       <w:tblPr>
@@ -9577,22 +10077,74 @@
       <w:pPr>
         <w:pStyle w:val="Heading1"/>
       </w:pPr>
-      <w:bookmarkStart w:id="17" w:name="_Toc226473877"/>
+      <w:bookmarkStart w:id="21" w:name="_Toc226987170"/>
       <w:r>
         <w:lastRenderedPageBreak/>
         <w:t>Conclusion</w:t>
       </w:r>
-      <w:bookmarkEnd w:id="17"/>
+      <w:bookmarkEnd w:id="21"/>
     </w:p>
     <w:p>
       <w:pPr>
         <w:spacing w:line="278" w:lineRule="auto"/>
-      </w:pPr>
+        <w:jc w:val="both"/>
+      </w:pPr>
+      <w:r>
+        <w:t xml:space="preserve">SETU Code Lab successfully delivers a coding practice and learning management platform that meets all the core requirements outlined in the functional specification. It allows students to select and complete coding problems and receive instant feedback through automatic grading. It also allows lecturers to create problems and courses allowing them to easily track and automatically grade students work. </w:t>
+      </w:r>
+    </w:p>
+    <w:p>
+      <w:pPr>
+        <w:spacing w:line="278" w:lineRule="auto"/>
+        <w:jc w:val="both"/>
+      </w:pPr>
+      <w:r>
+        <w:t>The biggest technical challenge of this project was the implementation of secure Java and Python code execution using isolated Docker containers.</w:t>
+      </w:r>
+      <w:r>
+        <w:t xml:space="preserve"> The hardest part of this was not the Docker connection or spinning up the containers themselves, but rather the preprocessing of submitted Java code and submitted placeholder code before they are sent to a container for execution.</w:t>
+      </w:r>
+    </w:p>
+    <w:p>
+      <w:pPr>
+        <w:spacing w:line="278" w:lineRule="auto"/>
+        <w:jc w:val="both"/>
+      </w:pPr>
+      <w:r>
+        <w:t>My biggest</w:t>
+      </w:r>
+      <w:r>
+        <w:t xml:space="preserve"> technical oversight was not pre-loading and reusing Docker containers for Java test case execution. This taught me the importance of conducting non-functional testing</w:t>
+      </w:r>
+      <w:r>
+        <w:t xml:space="preserve"> and feedback sessions</w:t>
+      </w:r>
+      <w:r>
+        <w:t xml:space="preserve"> earlier in the development lifecycle</w:t>
+      </w:r>
+      <w:r>
+        <w:t xml:space="preserve"> </w:t>
+      </w:r>
+      <w:r>
+        <w:t>so that key performance issues could be detected earlier and fixed.</w:t>
+      </w:r>
+    </w:p>
+    <w:p>
+      <w:pPr>
+        <w:spacing w:line="278" w:lineRule="auto"/>
+        <w:jc w:val="both"/>
+      </w:pPr>
+      <w:r>
+        <w:t>The most valuable skill I have learned from this project is how to structure a backend into route, controller, service and model files. This helped me understand how a web server is supposed to work and taught me a highly valuable backend pattern.</w:t>
+      </w:r>
+      <w:r>
+        <w:t xml:space="preserve"> The second most valuable skill I feel I have learned is how host websites on the internet, configure HTTPS connections and a DNS.</w:t>
+      </w:r>
       <w:r>
         <w:br w:type="page"/>
       </w:r>
     </w:p>
-    <w:bookmarkStart w:id="18" w:name="_Toc226473878" w:displacedByCustomXml="next"/>
+    <w:bookmarkStart w:id="22" w:name="_Toc226987171" w:displacedByCustomXml="next"/>
     <w:sdt>
       <w:sdtPr>
         <w:rPr>
@@ -9615,7 +10167,7 @@
           <w:r>
             <w:t>Bibliography</w:t>
           </w:r>
-          <w:bookmarkEnd w:id="18"/>
+          <w:bookmarkEnd w:id="22"/>
         </w:p>
         <w:sdt>
           <w:sdtPr>
@@ -10335,11 +10887,305 @@
       </w:rPr>
     </w:lvl>
   </w:abstractNum>
+  <w:abstractNum w:abstractNumId="2" w15:restartNumberingAfterBreak="0">
+    <w:nsid w:val="511F66A1"/>
+    <w:multiLevelType w:val="hybridMultilevel"/>
+    <w:tmpl w:val="FF26ECE6"/>
+    <w:lvl w:ilvl="0" w:tplc="18090001">
+      <w:start w:val="1"/>
+      <w:numFmt w:val="bullet"/>
+      <w:lvlText w:val=""/>
+      <w:lvlJc w:val="left"/>
+      <w:pPr>
+        <w:ind w:left="720" w:hanging="360"/>
+      </w:pPr>
+      <w:rPr>
+        <w:rFonts w:ascii="Symbol" w:hAnsi="Symbol" w:hint="default"/>
+      </w:rPr>
+    </w:lvl>
+    <w:lvl w:ilvl="1" w:tplc="18090003" w:tentative="1">
+      <w:start w:val="1"/>
+      <w:numFmt w:val="bullet"/>
+      <w:lvlText w:val="o"/>
+      <w:lvlJc w:val="left"/>
+      <w:pPr>
+        <w:ind w:left="1440" w:hanging="360"/>
+      </w:pPr>
+      <w:rPr>
+        <w:rFonts w:ascii="Courier New" w:hAnsi="Courier New" w:cs="Courier New" w:hint="default"/>
+      </w:rPr>
+    </w:lvl>
+    <w:lvl w:ilvl="2" w:tplc="18090005" w:tentative="1">
+      <w:start w:val="1"/>
+      <w:numFmt w:val="bullet"/>
+      <w:lvlText w:val=""/>
+      <w:lvlJc w:val="left"/>
+      <w:pPr>
+        <w:ind w:left="2160" w:hanging="360"/>
+      </w:pPr>
+      <w:rPr>
+        <w:rFonts w:ascii="Wingdings" w:hAnsi="Wingdings" w:hint="default"/>
+      </w:rPr>
+    </w:lvl>
+    <w:lvl w:ilvl="3" w:tplc="18090001" w:tentative="1">
+      <w:start w:val="1"/>
+      <w:numFmt w:val="bullet"/>
+      <w:lvlText w:val=""/>
+      <w:lvlJc w:val="left"/>
+      <w:pPr>
+        <w:ind w:left="2880" w:hanging="360"/>
+      </w:pPr>
+      <w:rPr>
+        <w:rFonts w:ascii="Symbol" w:hAnsi="Symbol" w:hint="default"/>
+      </w:rPr>
+    </w:lvl>
+    <w:lvl w:ilvl="4" w:tplc="18090003" w:tentative="1">
+      <w:start w:val="1"/>
+      <w:numFmt w:val="bullet"/>
+      <w:lvlText w:val="o"/>
+      <w:lvlJc w:val="left"/>
+      <w:pPr>
+        <w:ind w:left="3600" w:hanging="360"/>
+      </w:pPr>
+      <w:rPr>
+        <w:rFonts w:ascii="Courier New" w:hAnsi="Courier New" w:cs="Courier New" w:hint="default"/>
+      </w:rPr>
+    </w:lvl>
+    <w:lvl w:ilvl="5" w:tplc="18090005" w:tentative="1">
+      <w:start w:val="1"/>
+      <w:numFmt w:val="bullet"/>
+      <w:lvlText w:val=""/>
+      <w:lvlJc w:val="left"/>
+      <w:pPr>
+        <w:ind w:left="4320" w:hanging="360"/>
+      </w:pPr>
+      <w:rPr>
+        <w:rFonts w:ascii="Wingdings" w:hAnsi="Wingdings" w:hint="default"/>
+      </w:rPr>
+    </w:lvl>
+    <w:lvl w:ilvl="6" w:tplc="18090001" w:tentative="1">
+      <w:start w:val="1"/>
+      <w:numFmt w:val="bullet"/>
+      <w:lvlText w:val=""/>
+      <w:lvlJc w:val="left"/>
+      <w:pPr>
+        <w:ind w:left="5040" w:hanging="360"/>
+      </w:pPr>
+      <w:rPr>
+        <w:rFonts w:ascii="Symbol" w:hAnsi="Symbol" w:hint="default"/>
+      </w:rPr>
+    </w:lvl>
+    <w:lvl w:ilvl="7" w:tplc="18090003" w:tentative="1">
+      <w:start w:val="1"/>
+      <w:numFmt w:val="bullet"/>
+      <w:lvlText w:val="o"/>
+      <w:lvlJc w:val="left"/>
+      <w:pPr>
+        <w:ind w:left="5760" w:hanging="360"/>
+      </w:pPr>
+      <w:rPr>
+        <w:rFonts w:ascii="Courier New" w:hAnsi="Courier New" w:cs="Courier New" w:hint="default"/>
+      </w:rPr>
+    </w:lvl>
+    <w:lvl w:ilvl="8" w:tplc="18090005" w:tentative="1">
+      <w:start w:val="1"/>
+      <w:numFmt w:val="bullet"/>
+      <w:lvlText w:val=""/>
+      <w:lvlJc w:val="left"/>
+      <w:pPr>
+        <w:ind w:left="6480" w:hanging="360"/>
+      </w:pPr>
+      <w:rPr>
+        <w:rFonts w:ascii="Wingdings" w:hAnsi="Wingdings" w:hint="default"/>
+      </w:rPr>
+    </w:lvl>
+  </w:abstractNum>
+  <w:abstractNum w:abstractNumId="3" w15:restartNumberingAfterBreak="0">
+    <w:nsid w:val="5B701ACB"/>
+    <w:multiLevelType w:val="hybridMultilevel"/>
+    <w:tmpl w:val="468E4954"/>
+    <w:lvl w:ilvl="0" w:tplc="1809000F">
+      <w:start w:val="1"/>
+      <w:numFmt w:val="decimal"/>
+      <w:lvlText w:val="%1."/>
+      <w:lvlJc w:val="left"/>
+      <w:pPr>
+        <w:ind w:left="720" w:hanging="360"/>
+      </w:pPr>
+    </w:lvl>
+    <w:lvl w:ilvl="1" w:tplc="18090019" w:tentative="1">
+      <w:start w:val="1"/>
+      <w:numFmt w:val="lowerLetter"/>
+      <w:lvlText w:val="%2."/>
+      <w:lvlJc w:val="left"/>
+      <w:pPr>
+        <w:ind w:left="1440" w:hanging="360"/>
+      </w:pPr>
+    </w:lvl>
+    <w:lvl w:ilvl="2" w:tplc="1809001B" w:tentative="1">
+      <w:start w:val="1"/>
+      <w:numFmt w:val="lowerRoman"/>
+      <w:lvlText w:val="%3."/>
+      <w:lvlJc w:val="right"/>
+      <w:pPr>
+        <w:ind w:left="2160" w:hanging="180"/>
+      </w:pPr>
+    </w:lvl>
+    <w:lvl w:ilvl="3" w:tplc="1809000F" w:tentative="1">
+      <w:start w:val="1"/>
+      <w:numFmt w:val="decimal"/>
+      <w:lvlText w:val="%4."/>
+      <w:lvlJc w:val="left"/>
+      <w:pPr>
+        <w:ind w:left="2880" w:hanging="360"/>
+      </w:pPr>
+    </w:lvl>
+    <w:lvl w:ilvl="4" w:tplc="18090019" w:tentative="1">
+      <w:start w:val="1"/>
+      <w:numFmt w:val="lowerLetter"/>
+      <w:lvlText w:val="%5."/>
+      <w:lvlJc w:val="left"/>
+      <w:pPr>
+        <w:ind w:left="3600" w:hanging="360"/>
+      </w:pPr>
+    </w:lvl>
+    <w:lvl w:ilvl="5" w:tplc="1809001B" w:tentative="1">
+      <w:start w:val="1"/>
+      <w:numFmt w:val="lowerRoman"/>
+      <w:lvlText w:val="%6."/>
+      <w:lvlJc w:val="right"/>
+      <w:pPr>
+        <w:ind w:left="4320" w:hanging="180"/>
+      </w:pPr>
+    </w:lvl>
+    <w:lvl w:ilvl="6" w:tplc="1809000F" w:tentative="1">
+      <w:start w:val="1"/>
+      <w:numFmt w:val="decimal"/>
+      <w:lvlText w:val="%7."/>
+      <w:lvlJc w:val="left"/>
+      <w:pPr>
+        <w:ind w:left="5040" w:hanging="360"/>
+      </w:pPr>
+    </w:lvl>
+    <w:lvl w:ilvl="7" w:tplc="18090019" w:tentative="1">
+      <w:start w:val="1"/>
+      <w:numFmt w:val="lowerLetter"/>
+      <w:lvlText w:val="%8."/>
+      <w:lvlJc w:val="left"/>
+      <w:pPr>
+        <w:ind w:left="5760" w:hanging="360"/>
+      </w:pPr>
+    </w:lvl>
+    <w:lvl w:ilvl="8" w:tplc="1809001B" w:tentative="1">
+      <w:start w:val="1"/>
+      <w:numFmt w:val="lowerRoman"/>
+      <w:lvlText w:val="%9."/>
+      <w:lvlJc w:val="right"/>
+      <w:pPr>
+        <w:ind w:left="6480" w:hanging="180"/>
+      </w:pPr>
+    </w:lvl>
+  </w:abstractNum>
+  <w:abstractNum w:abstractNumId="4" w15:restartNumberingAfterBreak="0">
+    <w:nsid w:val="7459577C"/>
+    <w:multiLevelType w:val="hybridMultilevel"/>
+    <w:tmpl w:val="11D464A8"/>
+    <w:lvl w:ilvl="0" w:tplc="1809000F">
+      <w:start w:val="1"/>
+      <w:numFmt w:val="decimal"/>
+      <w:lvlText w:val="%1."/>
+      <w:lvlJc w:val="left"/>
+      <w:pPr>
+        <w:ind w:left="720" w:hanging="360"/>
+      </w:pPr>
+    </w:lvl>
+    <w:lvl w:ilvl="1" w:tplc="18090019" w:tentative="1">
+      <w:start w:val="1"/>
+      <w:numFmt w:val="lowerLetter"/>
+      <w:lvlText w:val="%2."/>
+      <w:lvlJc w:val="left"/>
+      <w:pPr>
+        <w:ind w:left="1440" w:hanging="360"/>
+      </w:pPr>
+    </w:lvl>
+    <w:lvl w:ilvl="2" w:tplc="1809001B" w:tentative="1">
+      <w:start w:val="1"/>
+      <w:numFmt w:val="lowerRoman"/>
+      <w:lvlText w:val="%3."/>
+      <w:lvlJc w:val="right"/>
+      <w:pPr>
+        <w:ind w:left="2160" w:hanging="180"/>
+      </w:pPr>
+    </w:lvl>
+    <w:lvl w:ilvl="3" w:tplc="1809000F" w:tentative="1">
+      <w:start w:val="1"/>
+      <w:numFmt w:val="decimal"/>
+      <w:lvlText w:val="%4."/>
+      <w:lvlJc w:val="left"/>
+      <w:pPr>
+        <w:ind w:left="2880" w:hanging="360"/>
+      </w:pPr>
+    </w:lvl>
+    <w:lvl w:ilvl="4" w:tplc="18090019" w:tentative="1">
+      <w:start w:val="1"/>
+      <w:numFmt w:val="lowerLetter"/>
+      <w:lvlText w:val="%5."/>
+      <w:lvlJc w:val="left"/>
+      <w:pPr>
+        <w:ind w:left="3600" w:hanging="360"/>
+      </w:pPr>
+    </w:lvl>
+    <w:lvl w:ilvl="5" w:tplc="1809001B" w:tentative="1">
+      <w:start w:val="1"/>
+      <w:numFmt w:val="lowerRoman"/>
+      <w:lvlText w:val="%6."/>
+      <w:lvlJc w:val="right"/>
+      <w:pPr>
+        <w:ind w:left="4320" w:hanging="180"/>
+      </w:pPr>
+    </w:lvl>
+    <w:lvl w:ilvl="6" w:tplc="1809000F" w:tentative="1">
+      <w:start w:val="1"/>
+      <w:numFmt w:val="decimal"/>
+      <w:lvlText w:val="%7."/>
+      <w:lvlJc w:val="left"/>
+      <w:pPr>
+        <w:ind w:left="5040" w:hanging="360"/>
+      </w:pPr>
+    </w:lvl>
+    <w:lvl w:ilvl="7" w:tplc="18090019" w:tentative="1">
+      <w:start w:val="1"/>
+      <w:numFmt w:val="lowerLetter"/>
+      <w:lvlText w:val="%8."/>
+      <w:lvlJc w:val="left"/>
+      <w:pPr>
+        <w:ind w:left="5760" w:hanging="360"/>
+      </w:pPr>
+    </w:lvl>
+    <w:lvl w:ilvl="8" w:tplc="1809001B" w:tentative="1">
+      <w:start w:val="1"/>
+      <w:numFmt w:val="lowerRoman"/>
+      <w:lvlText w:val="%9."/>
+      <w:lvlJc w:val="right"/>
+      <w:pPr>
+        <w:ind w:left="6480" w:hanging="180"/>
+      </w:pPr>
+    </w:lvl>
+  </w:abstractNum>
   <w:num w:numId="1" w16cid:durableId="2089114307">
     <w:abstractNumId w:val="1"/>
   </w:num>
   <w:num w:numId="2" w16cid:durableId="877082984">
     <w:abstractNumId w:val="0"/>
+  </w:num>
+  <w:num w:numId="3" w16cid:durableId="2040661163">
+    <w:abstractNumId w:val="2"/>
+  </w:num>
+  <w:num w:numId="4" w16cid:durableId="410085631">
+    <w:abstractNumId w:val="3"/>
+  </w:num>
+  <w:num w:numId="5" w16cid:durableId="1613584032">
+    <w:abstractNumId w:val="4"/>
   </w:num>
 </w:numbering>
 </file>
@@ -11453,6 +12299,24 @@
       </w:tblBorders>
     </w:tblPr>
   </w:style>
+  <w:style w:type="paragraph" w:styleId="NormalWeb">
+    <w:name w:val="Normal (Web)"/>
+    <w:basedOn w:val="Normal"/>
+    <w:uiPriority w:val="99"/>
+    <w:unhideWhenUsed/>
+    <w:rsid w:val="001E2A42"/>
+    <w:pPr>
+      <w:spacing w:before="100" w:beforeAutospacing="1" w:after="100" w:afterAutospacing="1" w:line="240" w:lineRule="auto"/>
+    </w:pPr>
+    <w:rPr>
+      <w:rFonts w:ascii="Times New Roman" w:eastAsia="Times New Roman" w:hAnsi="Times New Roman" w:cs="Times New Roman"/>
+      <w:kern w:val="0"/>
+      <w:sz w:val="24"/>
+      <w:szCs w:val="24"/>
+      <w:lang w:eastAsia="en-IE"/>
+      <w14:ligatures w14:val="none"/>
+    </w:rPr>
+  </w:style>
 </w:styles>
 </file>
 

--- a/Documentation/SETU Code Lab Final Report.docx
+++ b/Documentation/SETU Code Lab Final Report.docx
@@ -1854,53 +1854,29 @@
       <w:r>
         <w:t xml:space="preserve">). Later this logic was abstracted away to a group of methods called </w:t>
       </w:r>
-      <w:proofErr w:type="spellStart"/>
       <w:r>
         <w:rPr>
           <w:rFonts w:ascii="Courier New" w:hAnsi="Courier New" w:cs="Courier New"/>
         </w:rPr>
-        <w:t>api.get</w:t>
-      </w:r>
-      <w:proofErr w:type="spellEnd"/>
+        <w:t>api.get()</w:t>
+      </w:r>
+      <w:r>
+        <w:t xml:space="preserve">, </w:t>
+      </w:r>
       <w:r>
         <w:rPr>
           <w:rFonts w:ascii="Courier New" w:hAnsi="Courier New" w:cs="Courier New"/>
         </w:rPr>
-        <w:t>()</w:t>
-      </w:r>
-      <w:r>
-        <w:t xml:space="preserve">, </w:t>
-      </w:r>
-      <w:proofErr w:type="spellStart"/>
+        <w:t>api.post()</w:t>
+      </w:r>
+      <w:r>
+        <w:t xml:space="preserve"> and </w:t>
+      </w:r>
       <w:r>
         <w:rPr>
           <w:rFonts w:ascii="Courier New" w:hAnsi="Courier New" w:cs="Courier New"/>
         </w:rPr>
-        <w:t>api.post</w:t>
-      </w:r>
-      <w:proofErr w:type="spellEnd"/>
-      <w:r>
-        <w:rPr>
-          <w:rFonts w:ascii="Courier New" w:hAnsi="Courier New" w:cs="Courier New"/>
-        </w:rPr>
-        <w:t>()</w:t>
-      </w:r>
-      <w:r>
-        <w:t xml:space="preserve"> and </w:t>
-      </w:r>
-      <w:proofErr w:type="spellStart"/>
-      <w:r>
-        <w:rPr>
-          <w:rFonts w:ascii="Courier New" w:hAnsi="Courier New" w:cs="Courier New"/>
-        </w:rPr>
-        <w:t>api.delete</w:t>
-      </w:r>
-      <w:proofErr w:type="spellEnd"/>
-      <w:r>
-        <w:rPr>
-          <w:rFonts w:ascii="Courier New" w:hAnsi="Courier New" w:cs="Courier New"/>
-        </w:rPr>
-        <w:t>()</w:t>
+        <w:t>api.delete()</w:t>
       </w:r>
       <w:r>
         <w:t xml:space="preserve"> to reduce code duplication (see figure </w:t>
@@ -2233,14 +2209,12 @@
       <w:r>
         <w:t xml:space="preserve"> below shows the signup controller method: extracting the needed data from the request, performing some basic input validation via the </w:t>
       </w:r>
-      <w:proofErr w:type="spellStart"/>
       <w:r>
         <w:rPr>
           <w:rFonts w:ascii="Courier New" w:hAnsi="Courier New" w:cs="Courier New"/>
         </w:rPr>
         <w:t>isValidPassword</w:t>
       </w:r>
-      <w:proofErr w:type="spellEnd"/>
       <w:r>
         <w:rPr>
           <w:rFonts w:ascii="Courier New" w:hAnsi="Courier New" w:cs="Courier New"/>
@@ -2250,19 +2224,11 @@
       <w:r>
         <w:t xml:space="preserve"> method, delegating the business logic to the </w:t>
       </w:r>
-      <w:proofErr w:type="spellStart"/>
       <w:r>
         <w:rPr>
           <w:rFonts w:ascii="Courier New" w:hAnsi="Courier New" w:cs="Courier New"/>
         </w:rPr>
-        <w:t>signUpUser</w:t>
-      </w:r>
-      <w:proofErr w:type="spellEnd"/>
-      <w:r>
-        <w:rPr>
-          <w:rFonts w:ascii="Courier New" w:hAnsi="Courier New" w:cs="Courier New"/>
-        </w:rPr>
-        <w:t>()</w:t>
+        <w:t>signUpUser()</w:t>
       </w:r>
       <w:r>
         <w:t xml:space="preserve"> service method and attaching cookies before returning the response.</w:t>
@@ -2404,14 +2370,12 @@
       <w:r>
         <w:t xml:space="preserve"> shows an example service file from the codebase. This service performs operations such as hashing the user’s password and communicating with the </w:t>
       </w:r>
-      <w:proofErr w:type="spellStart"/>
       <w:r>
         <w:rPr>
           <w:rFonts w:ascii="Courier New" w:hAnsi="Courier New" w:cs="Courier New"/>
         </w:rPr>
         <w:t>authModel</w:t>
       </w:r>
-      <w:proofErr w:type="spellEnd"/>
       <w:r>
         <w:t xml:space="preserve"> to add a user to the database. </w:t>
       </w:r>
@@ -2507,15 +2471,7 @@
         <w:t>.</w:t>
       </w:r>
       <w:r>
-        <w:t xml:space="preserve"> </w:t>
-      </w:r>
-      <w:proofErr w:type="spellStart"/>
-      <w:r>
-        <w:t>signUpUser</w:t>
-      </w:r>
-      <w:proofErr w:type="spellEnd"/>
-      <w:r>
-        <w:t xml:space="preserve"> service method</w:t>
+        <w:t xml:space="preserve"> signUpUser service method</w:t>
       </w:r>
       <w:bookmarkEnd w:id="8"/>
     </w:p>
@@ -2590,15 +2546,7 @@
         <w:t>.</w:t>
       </w:r>
       <w:r>
-        <w:t xml:space="preserve"> </w:t>
-      </w:r>
-      <w:proofErr w:type="spellStart"/>
-      <w:r>
-        <w:t>createUser</w:t>
-      </w:r>
-      <w:proofErr w:type="spellEnd"/>
-      <w:r>
-        <w:t xml:space="preserve"> model method</w:t>
+        <w:t xml:space="preserve"> createUser model method</w:t>
       </w:r>
       <w:bookmarkEnd w:id="9"/>
     </w:p>
@@ -2606,14 +2554,12 @@
       <w:r>
         <w:t xml:space="preserve">Every type of file in the back end is separated by use case. For example, routes relating to submissions are all in the </w:t>
       </w:r>
-      <w:proofErr w:type="spellStart"/>
       <w:r>
         <w:rPr>
           <w:rFonts w:ascii="Courier New" w:hAnsi="Courier New" w:cs="Courier New"/>
         </w:rPr>
         <w:t>submission.route.ts</w:t>
       </w:r>
-      <w:proofErr w:type="spellEnd"/>
       <w:r>
         <w:t xml:space="preserve"> file. </w:t>
       </w:r>
@@ -2656,14 +2602,12 @@
       <w:r>
         <w:t xml:space="preserve">some extra directories such as </w:t>
       </w:r>
-      <w:proofErr w:type="spellStart"/>
       <w:r>
         <w:rPr>
           <w:rFonts w:ascii="Courier New" w:hAnsi="Courier New" w:cs="Courier New"/>
         </w:rPr>
         <w:t>db</w:t>
       </w:r>
-      <w:proofErr w:type="spellEnd"/>
       <w:r>
         <w:t xml:space="preserve"> which contains a database dump for recreating the database and </w:t>
       </w:r>
@@ -2903,14 +2847,12 @@
       <w:r>
         <w:t xml:space="preserve"> configuration by setting the </w:t>
       </w:r>
-      <w:proofErr w:type="spellStart"/>
       <w:r>
         <w:rPr>
           <w:rFonts w:ascii="Courier New" w:hAnsi="Courier New" w:cs="Courier New"/>
         </w:rPr>
         <w:t>server_name</w:t>
       </w:r>
-      <w:proofErr w:type="spellEnd"/>
       <w:r>
         <w:t xml:space="preserve"> directive so that it would listen for incoming requests made to the domain and route them correctly to the application.</w:t>
       </w:r>
@@ -3042,14 +2984,12 @@
       <w:r>
         <w:t xml:space="preserve">ocker socket in code in a file called </w:t>
       </w:r>
-      <w:proofErr w:type="spellStart"/>
       <w:r>
         <w:rPr>
           <w:rFonts w:ascii="Courier New" w:hAnsi="Courier New" w:cs="Courier New"/>
         </w:rPr>
         <w:t>docker.ts</w:t>
       </w:r>
-      <w:proofErr w:type="spellEnd"/>
       <w:r>
         <w:t xml:space="preserve">. This allowed me to interact with the Docker instance running on my machine. This taught me essential skills such as </w:t>
       </w:r>
@@ -3072,15 +3012,7 @@
         <w:t>When the application was later containerised using Docker Compose, the host Docker socket was mounted into the server container, allowing it to spawn execution containers directly on the host machine. This is known as the Docker-outside-of-Docker</w:t>
       </w:r>
       <w:r>
-        <w:t xml:space="preserve"> (</w:t>
-      </w:r>
-      <w:proofErr w:type="spellStart"/>
-      <w:r>
-        <w:t>DooD</w:t>
-      </w:r>
-      <w:proofErr w:type="spellEnd"/>
-      <w:r>
-        <w:t>)</w:t>
+        <w:t xml:space="preserve"> (DooD)</w:t>
       </w:r>
       <w:r>
         <w:t xml:space="preserve"> pattern</w:t>
@@ -3178,29 +3110,13 @@
       </w:pPr>
       <w:r>
         <w:lastRenderedPageBreak/>
-        <w:t xml:space="preserve">Custom Java Docker images needed to be created containing a Java JDK and essential Java packages for mapping sample inputs from test cases to parameters in submitted code functions. Initially I tried using a JDK by itself which worked for a simple proof of concept. However, when different inputs needed to be used with the same function I had to use the Java </w:t>
-      </w:r>
-      <w:proofErr w:type="spellStart"/>
-      <w:r>
-        <w:t>ObjectMapper</w:t>
-      </w:r>
-      <w:proofErr w:type="spellEnd"/>
-      <w:r>
-        <w:t xml:space="preserve"> object from the Jackson package. This allowed me to map sample inputs from system.in to structured Java objects which could then be passed as parameters into the user’s function.</w:t>
+        <w:t>Custom Java Docker images needed to be created containing a Java JDK and essential Java packages for mapping sample inputs from test cases to parameters in submitted code functions. Initially I tried using a JDK by itself which worked for a simple proof of concept. However, when different inputs needed to be used with the same function I had to use the Java ObjectMapper object from the Jackson package. This allowed me to map sample inputs from system.in to structured Java objects which could then be passed as parameters into the user’s function.</w:t>
       </w:r>
       <w:r>
         <w:t xml:space="preserve"> </w:t>
       </w:r>
       <w:r>
-        <w:t xml:space="preserve">This taught me how to create custom Docker images, how to tell Docker how to build them using a </w:t>
-      </w:r>
-      <w:proofErr w:type="spellStart"/>
-      <w:r>
-        <w:t>Dockerfile</w:t>
-      </w:r>
-      <w:proofErr w:type="spellEnd"/>
-      <w:r>
-        <w:t xml:space="preserve"> and how to include packages in a Docker container.</w:t>
+        <w:t>This taught me how to create custom Docker images, how to tell Docker how to build them using a Dockerfile and how to include packages in a Docker container.</w:t>
       </w:r>
     </w:p>
     <w:p>
@@ -3491,19 +3407,11 @@
       <w:r>
         <w:t xml:space="preserve"> documentation for the </w:t>
       </w:r>
-      <w:proofErr w:type="spellStart"/>
       <w:r>
         <w:rPr>
           <w:rFonts w:ascii="Courier New" w:hAnsi="Courier New" w:cs="Courier New"/>
         </w:rPr>
-        <w:t>createContainer</w:t>
-      </w:r>
-      <w:proofErr w:type="spellEnd"/>
-      <w:r>
-        <w:rPr>
-          <w:rFonts w:ascii="Courier New" w:hAnsi="Courier New" w:cs="Courier New"/>
-        </w:rPr>
-        <w:t>()</w:t>
+        <w:t>createContainer()</w:t>
       </w:r>
       <w:r>
         <w:t xml:space="preserve"> method I discovered it was possible to pass commands to the container</w:t>
@@ -3566,35 +3474,19 @@
         <w:rPr>
           <w:rFonts w:ascii="Courier New" w:hAnsi="Courier New" w:cs="Courier New"/>
         </w:rPr>
-        <w:t xml:space="preserve">cat &lt;&lt; 'ENDINPUT' &gt; </w:t>
-      </w:r>
-      <w:proofErr w:type="spellStart"/>
+        <w:t>cat &lt;&lt; 'ENDINPUT' &gt; input.json</w:t>
+      </w:r>
+      <w:r>
+        <w:t xml:space="preserve">) to write data to a file. </w:t>
+      </w:r>
+      <w:r>
+        <w:t>This allowed me to then compile (</w:t>
+      </w:r>
       <w:r>
         <w:rPr>
           <w:rFonts w:ascii="Courier New" w:hAnsi="Courier New" w:cs="Courier New"/>
         </w:rPr>
-        <w:t>input.json</w:t>
-      </w:r>
-      <w:proofErr w:type="spellEnd"/>
-      <w:r>
-        <w:t xml:space="preserve">) to write data to a file. </w:t>
-      </w:r>
-      <w:r>
-        <w:t>This allowed me to then compile (</w:t>
-      </w:r>
-      <w:proofErr w:type="spellStart"/>
-      <w:r>
-        <w:rPr>
-          <w:rFonts w:ascii="Courier New" w:hAnsi="Courier New" w:cs="Courier New"/>
-        </w:rPr>
-        <w:t>javac</w:t>
-      </w:r>
-      <w:proofErr w:type="spellEnd"/>
-      <w:r>
-        <w:rPr>
-          <w:rFonts w:ascii="Courier New" w:hAnsi="Courier New" w:cs="Courier New"/>
-        </w:rPr>
-        <w:t xml:space="preserve"> Main.java</w:t>
+        <w:t>javac Main.java</w:t>
       </w:r>
       <w:r>
         <w:rPr>
@@ -3612,16 +3504,8 @@
         <w:rPr>
           <w:rFonts w:ascii="Courier New" w:hAnsi="Courier New" w:cs="Courier New"/>
         </w:rPr>
-        <w:t xml:space="preserve">java -cp ".:/app/*" Main &lt; </w:t>
-      </w:r>
-      <w:proofErr w:type="spellStart"/>
-      <w:r>
-        <w:rPr>
-          <w:rFonts w:ascii="Courier New" w:hAnsi="Courier New" w:cs="Courier New"/>
-        </w:rPr>
-        <w:t>input.json</w:t>
-      </w:r>
-      <w:proofErr w:type="spellEnd"/>
+        <w:t>java -cp ".:/app/*" Main &lt; input.json</w:t>
+      </w:r>
       <w:r>
         <w:rPr>
           <w:rFonts w:cs="Courier New"/>
@@ -3698,19 +3582,11 @@
       <w:r>
         <w:t xml:space="preserve">The security and resource parameters needed to be set correctly on the </w:t>
       </w:r>
-      <w:proofErr w:type="spellStart"/>
       <w:r>
         <w:rPr>
           <w:rFonts w:ascii="Courier New" w:hAnsi="Courier New" w:cs="Courier New"/>
         </w:rPr>
-        <w:t>createContainer</w:t>
-      </w:r>
-      <w:proofErr w:type="spellEnd"/>
-      <w:r>
-        <w:rPr>
-          <w:rFonts w:ascii="Courier New" w:hAnsi="Courier New" w:cs="Courier New"/>
-        </w:rPr>
-        <w:t xml:space="preserve">() </w:t>
+        <w:t xml:space="preserve">createContainer() </w:t>
       </w:r>
       <w:r>
         <w:t>method so that resource and network access were limited</w:t>
@@ -3734,15 +3610,7 @@
         <w:t>to Docker as it was just a matter of setting parameters correctly</w:t>
       </w:r>
       <w:r>
-        <w:t xml:space="preserve">. Most importantly </w:t>
-      </w:r>
-      <w:proofErr w:type="spellStart"/>
-      <w:r>
-        <w:t>NetworkMode</w:t>
-      </w:r>
-      <w:proofErr w:type="spellEnd"/>
-      <w:r>
-        <w:t xml:space="preserve"> had to be set to “none” to prevent connection to external networks. Resource limits were also set to prevent the system from hanging in the event </w:t>
+        <w:t xml:space="preserve">. Most importantly NetworkMode had to be set to “none” to prevent connection to external networks. Resource limits were also set to prevent the system from hanging in the event </w:t>
       </w:r>
       <w:r>
         <w:lastRenderedPageBreak/>
@@ -3859,19 +3727,11 @@
       <w:r>
         <w:t xml:space="preserve">To solve this, I implemented a function called </w:t>
       </w:r>
-      <w:proofErr w:type="spellStart"/>
       <w:r>
         <w:rPr>
           <w:rFonts w:ascii="Courier New" w:hAnsi="Courier New" w:cs="Courier New"/>
         </w:rPr>
-        <w:t>stripDockerHeader</w:t>
-      </w:r>
-      <w:proofErr w:type="spellEnd"/>
-      <w:r>
-        <w:rPr>
-          <w:rFonts w:ascii="Courier New" w:hAnsi="Courier New" w:cs="Courier New"/>
-        </w:rPr>
-        <w:t>()</w:t>
+        <w:t>stripDockerHeader()</w:t>
       </w:r>
       <w:r>
         <w:t xml:space="preserve"> </w:t>
@@ -4025,23 +3885,7 @@
         <w:t>how Docker works</w:t>
       </w:r>
       <w:r>
-        <w:t>, the Docker in Docker (</w:t>
-      </w:r>
-      <w:proofErr w:type="spellStart"/>
-      <w:r>
-        <w:t>DinD</w:t>
-      </w:r>
-      <w:proofErr w:type="spellEnd"/>
-      <w:r>
-        <w:t>) and Docker Outside of Docker (</w:t>
-      </w:r>
-      <w:proofErr w:type="spellStart"/>
-      <w:r>
-        <w:t>DooD</w:t>
-      </w:r>
-      <w:proofErr w:type="spellEnd"/>
-      <w:r>
-        <w:t xml:space="preserve">) patterns, shell scripting, buffer </w:t>
+        <w:t xml:space="preserve">, the Docker in Docker (DinD) and Docker Outside of Docker (DooD) patterns, shell scripting, buffer </w:t>
       </w:r>
       <w:r>
         <w:lastRenderedPageBreak/>
@@ -4347,13 +4191,7 @@
         <w:spacing w:line="259" w:lineRule="auto"/>
       </w:pPr>
       <w:r>
-        <w:t xml:space="preserve">The system shall safely execute inputted </w:t>
-      </w:r>
-      <w:r>
-        <w:t xml:space="preserve">Java </w:t>
-      </w:r>
-      <w:r>
-        <w:t>code against predefined test cases</w:t>
+        <w:t>The system shall safely execute inputted Java code against predefined test cases</w:t>
       </w:r>
     </w:p>
     <w:p>
@@ -4465,15 +4303,7 @@
         <w:ind w:left="360"/>
       </w:pPr>
       <w:r>
-        <w:t xml:space="preserve">Python code execution, originally considered a stretch goal, was also implemented in just two days after solving the challenge of Java execution. The UI design process also went smoothly due to prior React experience and the use of </w:t>
-      </w:r>
-      <w:proofErr w:type="spellStart"/>
-      <w:r>
-        <w:t>PenPotUI</w:t>
-      </w:r>
-      <w:proofErr w:type="spellEnd"/>
-      <w:r>
-        <w:t xml:space="preserve"> (open-source web design tool) for rapid prototyping.</w:t>
+        <w:t>Python code execution, originally considered a stretch goal, was also implemented in just two days after solving the challenge of Java execution. The UI design process also went smoothly due to prior React experience and the use of PenPotUI (open-source web design tool) for rapid prototyping.</w:t>
       </w:r>
     </w:p>
     <w:p>
@@ -4520,65 +4350,17 @@
     </w:p>
     <w:p>
       <w:r>
-        <w:t xml:space="preserve">The most valuable technical skill I gained was learning </w:t>
-      </w:r>
-      <w:r>
-        <w:t>how to structure the backend architecture</w:t>
-      </w:r>
-      <w:r>
-        <w:t>. Early in the project</w:t>
-      </w:r>
-      <w:r>
-        <w:t xml:space="preserve"> t</w:t>
-      </w:r>
-      <w:r>
-        <w:t>he backend started as mixed concerns until I adopted the route-controller-service-model pattern, which reduced cognitive load. When I returned to authentication code weeks later to add refresh tokens, I could navigate it instantly because each layer had a single, clear purpose.</w:t>
+        <w:t>The most valuable technical skill I gained was learning how to structure the backend architecture. Early in the project the backend started as mixed concerns until I adopted the route-controller-service-model pattern, which reduced cognitive load. When I returned to authentication code weeks later to add refresh tokens, I could navigate it instantly because each layer had a single, clear purpose.</w:t>
       </w:r>
     </w:p>
     <w:p>
       <w:r>
-        <w:t xml:space="preserve">I also learned that non-functional requirements need early, rigorous testing. My test case for Java execution (≤30 seconds) was far too lenient. I should have benchmarked against competitors like </w:t>
-      </w:r>
-      <w:proofErr w:type="spellStart"/>
-      <w:r>
-        <w:t>LeetCode</w:t>
-      </w:r>
-      <w:proofErr w:type="spellEnd"/>
-      <w:r>
-        <w:t xml:space="preserve"> (~3-5 seconds for Java) and set a more ambitious target (≤10 seconds).</w:t>
+        <w:t>I also learned that non-functional requirements need early, rigorous testing. My test case for Java execution (≤30 seconds) was far too lenient. I should have benchmarked against competitors like LeetCode (~3-5 seconds for Java) and set a more ambitious target (≤10 seconds).</w:t>
       </w:r>
     </w:p>
     <w:p>
       <w:r>
-        <w:t>Working with Docker taught me about containeri</w:t>
-      </w:r>
-      <w:r>
-        <w:t>s</w:t>
-      </w:r>
-      <w:r>
-        <w:t>ation patterns (</w:t>
-      </w:r>
-      <w:proofErr w:type="spellStart"/>
-      <w:r>
-        <w:t>DooD</w:t>
-      </w:r>
-      <w:proofErr w:type="spellEnd"/>
-      <w:r>
-        <w:t xml:space="preserve"> vs </w:t>
-      </w:r>
-      <w:proofErr w:type="spellStart"/>
-      <w:r>
-        <w:t>DinD</w:t>
-      </w:r>
-      <w:proofErr w:type="spellEnd"/>
-      <w:r>
-        <w:t>), buffer manipulation for parsing Docker logs, and shell scripting for dynamic code execution. I also learned about hosting production web applications</w:t>
-      </w:r>
-      <w:r>
-        <w:t xml:space="preserve">, </w:t>
-      </w:r>
-      <w:r>
-        <w:t>configuring Nginx as a reverse proxy, setting up HTTPS with Let's Encrypt, managing environment variables securely with PM2, and configuring DNS records with Cloudflare.</w:t>
+        <w:t>Working with Docker taught me about containerisation patterns (DooD vs DinD), buffer manipulation for parsing Docker logs, and shell scripting for dynamic code execution. I also learned about hosting production web applications, configuring Nginx as a reverse proxy, setting up HTTPS with Let's Encrypt, managing environment variables securely with PM2, and configuring DNS records with Cloudflare.</w:t>
       </w:r>
     </w:p>
     <w:p>
@@ -4736,7 +4518,39 @@
           <w:szCs w:val="22"/>
         </w:rPr>
         <w:lastRenderedPageBreak/>
-        <w:t>case inputs, strings need to be inputted with quotations around them whereas integers do not. For placeholder code input, the user must enter “String” with a capital ‘S’, string with a lower case ‘s’ is also accepted however it results in a confusing error.</w:t>
+        <w:t>case inputs, strings need to be inputted with quotations around them whereas integers do not. For placeholder code input, the user must enter “String” with a capital ‘S’, string</w:t>
+      </w:r>
+      <w:r>
+        <w:rPr>
+          <w:rFonts w:ascii="Aptos" w:hAnsi="Aptos" w:cs="Calibri"/>
+          <w:sz w:val="22"/>
+          <w:szCs w:val="22"/>
+        </w:rPr>
+        <w:t>s</w:t>
+      </w:r>
+      <w:r>
+        <w:rPr>
+          <w:rFonts w:ascii="Aptos" w:hAnsi="Aptos" w:cs="Calibri"/>
+          <w:sz w:val="22"/>
+          <w:szCs w:val="22"/>
+        </w:rPr>
+        <w:t xml:space="preserve"> with a lower case ‘s’ </w:t>
+      </w:r>
+      <w:r>
+        <w:rPr>
+          <w:rFonts w:ascii="Aptos" w:hAnsi="Aptos" w:cs="Calibri"/>
+          <w:sz w:val="22"/>
+          <w:szCs w:val="22"/>
+        </w:rPr>
+        <w:t>are</w:t>
+      </w:r>
+      <w:r>
+        <w:rPr>
+          <w:rFonts w:ascii="Aptos" w:hAnsi="Aptos" w:cs="Calibri"/>
+          <w:sz w:val="22"/>
+          <w:szCs w:val="22"/>
+        </w:rPr>
+        <w:t xml:space="preserve"> also accepted however it results in a confusing error.</w:t>
       </w:r>
       <w:r>
         <w:rPr>
@@ -11812,6 +11626,7 @@
   <w:style w:type="character" w:default="1" w:styleId="DefaultParagraphFont">
     <w:name w:val="Default Paragraph Font"/>
     <w:uiPriority w:val="1"/>
+    <w:semiHidden/>
     <w:unhideWhenUsed/>
   </w:style>
   <w:style w:type="table" w:default="1" w:styleId="TableNormal">

--- a/Documentation/SETU Code Lab Final Report.docx
+++ b/Documentation/SETU Code Lab Final Report.docx
@@ -218,7 +218,7 @@
           <w:r>
             <w:fldChar w:fldCharType="separate"/>
           </w:r>
-          <w:hyperlink w:anchor="_Toc226987155" w:history="1">
+          <w:hyperlink w:anchor="_Toc227433908" w:history="1">
             <w:r>
               <w:rPr>
                 <w:rStyle w:val="Hyperlink"/>
@@ -245,7 +245,7 @@
                 <w:noProof/>
                 <w:webHidden/>
               </w:rPr>
-              <w:instrText xml:space="preserve"> PAGEREF _Toc226987155 \h </w:instrText>
+              <w:instrText xml:space="preserve"> PAGEREF _Toc227433908 \h </w:instrText>
             </w:r>
             <w:r>
               <w:rPr>
@@ -290,7 +290,7 @@
               <w:lang w:eastAsia="en-IE"/>
             </w:rPr>
           </w:pPr>
-          <w:hyperlink w:anchor="_Toc226987156" w:history="1">
+          <w:hyperlink w:anchor="_Toc227433909" w:history="1">
             <w:r>
               <w:rPr>
                 <w:rStyle w:val="Hyperlink"/>
@@ -317,7 +317,7 @@
                 <w:noProof/>
                 <w:webHidden/>
               </w:rPr>
-              <w:instrText xml:space="preserve"> PAGEREF _Toc226987156 \h </w:instrText>
+              <w:instrText xml:space="preserve"> PAGEREF _Toc227433909 \h </w:instrText>
             </w:r>
             <w:r>
               <w:rPr>
@@ -362,7 +362,7 @@
               <w:lang w:eastAsia="en-IE"/>
             </w:rPr>
           </w:pPr>
-          <w:hyperlink w:anchor="_Toc226987157" w:history="1">
+          <w:hyperlink w:anchor="_Toc227433910" w:history="1">
             <w:r>
               <w:rPr>
                 <w:rStyle w:val="Hyperlink"/>
@@ -389,7 +389,7 @@
                 <w:noProof/>
                 <w:webHidden/>
               </w:rPr>
-              <w:instrText xml:space="preserve"> PAGEREF _Toc226987157 \h </w:instrText>
+              <w:instrText xml:space="preserve"> PAGEREF _Toc227433910 \h </w:instrText>
             </w:r>
             <w:r>
               <w:rPr>
@@ -409,7 +409,7 @@
                 <w:noProof/>
                 <w:webHidden/>
               </w:rPr>
-              <w:t>5</w:t>
+              <w:t>4</w:t>
             </w:r>
             <w:r>
               <w:rPr>
@@ -434,7 +434,7 @@
               <w:lang w:eastAsia="en-IE"/>
             </w:rPr>
           </w:pPr>
-          <w:hyperlink w:anchor="_Toc226987158" w:history="1">
+          <w:hyperlink w:anchor="_Toc227433911" w:history="1">
             <w:r>
               <w:rPr>
                 <w:rStyle w:val="Hyperlink"/>
@@ -461,7 +461,7 @@
                 <w:noProof/>
                 <w:webHidden/>
               </w:rPr>
-              <w:instrText xml:space="preserve"> PAGEREF _Toc226987158 \h </w:instrText>
+              <w:instrText xml:space="preserve"> PAGEREF _Toc227433911 \h </w:instrText>
             </w:r>
             <w:r>
               <w:rPr>
@@ -481,7 +481,7 @@
                 <w:noProof/>
                 <w:webHidden/>
               </w:rPr>
-              <w:t>5</w:t>
+              <w:t>4</w:t>
             </w:r>
             <w:r>
               <w:rPr>
@@ -506,7 +506,7 @@
               <w:lang w:eastAsia="en-IE"/>
             </w:rPr>
           </w:pPr>
-          <w:hyperlink w:anchor="_Toc226987159" w:history="1">
+          <w:hyperlink w:anchor="_Toc227433912" w:history="1">
             <w:r>
               <w:rPr>
                 <w:rStyle w:val="Hyperlink"/>
@@ -533,7 +533,7 @@
                 <w:noProof/>
                 <w:webHidden/>
               </w:rPr>
-              <w:instrText xml:space="preserve"> PAGEREF _Toc226987159 \h </w:instrText>
+              <w:instrText xml:space="preserve"> PAGEREF _Toc227433912 \h </w:instrText>
             </w:r>
             <w:r>
               <w:rPr>
@@ -578,7 +578,7 @@
               <w:lang w:eastAsia="en-IE"/>
             </w:rPr>
           </w:pPr>
-          <w:hyperlink w:anchor="_Toc226987160" w:history="1">
+          <w:hyperlink w:anchor="_Toc227433913" w:history="1">
             <w:r>
               <w:rPr>
                 <w:rStyle w:val="Hyperlink"/>
@@ -605,7 +605,7 @@
                 <w:noProof/>
                 <w:webHidden/>
               </w:rPr>
-              <w:instrText xml:space="preserve"> PAGEREF _Toc226987160 \h </w:instrText>
+              <w:instrText xml:space="preserve"> PAGEREF _Toc227433913 \h </w:instrText>
             </w:r>
             <w:r>
               <w:rPr>
@@ -650,12 +650,156 @@
               <w:lang w:eastAsia="en-IE"/>
             </w:rPr>
           </w:pPr>
-          <w:hyperlink w:anchor="_Toc226987161" w:history="1">
+          <w:hyperlink w:anchor="_Toc227433914" w:history="1">
             <w:r>
               <w:rPr>
                 <w:rStyle w:val="Hyperlink"/>
                 <w:noProof/>
               </w:rPr>
+              <w:t>Docker Containerisation</w:t>
+            </w:r>
+            <w:r>
+              <w:rPr>
+                <w:noProof/>
+                <w:webHidden/>
+              </w:rPr>
+              <w:tab/>
+            </w:r>
+            <w:r>
+              <w:rPr>
+                <w:noProof/>
+                <w:webHidden/>
+              </w:rPr>
+              <w:fldChar w:fldCharType="begin"/>
+            </w:r>
+            <w:r>
+              <w:rPr>
+                <w:noProof/>
+                <w:webHidden/>
+              </w:rPr>
+              <w:instrText xml:space="preserve"> PAGEREF _Toc227433914 \h </w:instrText>
+            </w:r>
+            <w:r>
+              <w:rPr>
+                <w:noProof/>
+                <w:webHidden/>
+              </w:rPr>
+            </w:r>
+            <w:r>
+              <w:rPr>
+                <w:noProof/>
+                <w:webHidden/>
+              </w:rPr>
+              <w:fldChar w:fldCharType="separate"/>
+            </w:r>
+            <w:r>
+              <w:rPr>
+                <w:noProof/>
+                <w:webHidden/>
+              </w:rPr>
+              <w:t>13</w:t>
+            </w:r>
+            <w:r>
+              <w:rPr>
+                <w:noProof/>
+                <w:webHidden/>
+              </w:rPr>
+              <w:fldChar w:fldCharType="end"/>
+            </w:r>
+          </w:hyperlink>
+        </w:p>
+        <w:p>
+          <w:pPr>
+            <w:pStyle w:val="TOC2"/>
+            <w:tabs>
+              <w:tab w:val="right" w:leader="dot" w:pos="9016"/>
+            </w:tabs>
+            <w:rPr>
+              <w:rFonts w:eastAsiaTheme="minorEastAsia"/>
+              <w:noProof/>
+              <w:sz w:val="24"/>
+              <w:szCs w:val="24"/>
+              <w:lang w:eastAsia="en-IE"/>
+            </w:rPr>
+          </w:pPr>
+          <w:hyperlink w:anchor="_Toc227433915" w:history="1">
+            <w:r>
+              <w:rPr>
+                <w:rStyle w:val="Hyperlink"/>
+                <w:noProof/>
+              </w:rPr>
+              <w:t>Generative Artificial Intelligence Considerations</w:t>
+            </w:r>
+            <w:r>
+              <w:rPr>
+                <w:noProof/>
+                <w:webHidden/>
+              </w:rPr>
+              <w:tab/>
+            </w:r>
+            <w:r>
+              <w:rPr>
+                <w:noProof/>
+                <w:webHidden/>
+              </w:rPr>
+              <w:fldChar w:fldCharType="begin"/>
+            </w:r>
+            <w:r>
+              <w:rPr>
+                <w:noProof/>
+                <w:webHidden/>
+              </w:rPr>
+              <w:instrText xml:space="preserve"> PAGEREF _Toc227433915 \h </w:instrText>
+            </w:r>
+            <w:r>
+              <w:rPr>
+                <w:noProof/>
+                <w:webHidden/>
+              </w:rPr>
+            </w:r>
+            <w:r>
+              <w:rPr>
+                <w:noProof/>
+                <w:webHidden/>
+              </w:rPr>
+              <w:fldChar w:fldCharType="separate"/>
+            </w:r>
+            <w:r>
+              <w:rPr>
+                <w:noProof/>
+                <w:webHidden/>
+              </w:rPr>
+              <w:t>13</w:t>
+            </w:r>
+            <w:r>
+              <w:rPr>
+                <w:noProof/>
+                <w:webHidden/>
+              </w:rPr>
+              <w:fldChar w:fldCharType="end"/>
+            </w:r>
+          </w:hyperlink>
+        </w:p>
+        <w:p>
+          <w:pPr>
+            <w:pStyle w:val="TOC2"/>
+            <w:tabs>
+              <w:tab w:val="right" w:leader="dot" w:pos="9016"/>
+            </w:tabs>
+            <w:rPr>
+              <w:rFonts w:eastAsiaTheme="minorEastAsia"/>
+              <w:noProof/>
+              <w:sz w:val="24"/>
+              <w:szCs w:val="24"/>
+              <w:lang w:eastAsia="en-IE"/>
+            </w:rPr>
+          </w:pPr>
+          <w:hyperlink w:anchor="_Toc227433916" w:history="1">
+            <w:r>
+              <w:rPr>
+                <w:rStyle w:val="Hyperlink"/>
+                <w:noProof/>
+              </w:rPr>
               <w:t>Authentication</w:t>
             </w:r>
             <w:r>
@@ -677,7 +821,7 @@
                 <w:noProof/>
                 <w:webHidden/>
               </w:rPr>
-              <w:instrText xml:space="preserve"> PAGEREF _Toc226987161 \h </w:instrText>
+              <w:instrText xml:space="preserve"> PAGEREF _Toc227433916 \h </w:instrText>
             </w:r>
             <w:r>
               <w:rPr>
@@ -697,7 +841,7 @@
                 <w:noProof/>
                 <w:webHidden/>
               </w:rPr>
-              <w:t>13</w:t>
+              <w:t>14</w:t>
             </w:r>
             <w:r>
               <w:rPr>
@@ -722,7 +866,7 @@
               <w:lang w:eastAsia="en-IE"/>
             </w:rPr>
           </w:pPr>
-          <w:hyperlink w:anchor="_Toc226987162" w:history="1">
+          <w:hyperlink w:anchor="_Toc227433917" w:history="1">
             <w:r>
               <w:rPr>
                 <w:rStyle w:val="Hyperlink"/>
@@ -749,7 +893,7 @@
                 <w:noProof/>
                 <w:webHidden/>
               </w:rPr>
-              <w:instrText xml:space="preserve"> PAGEREF _Toc226987162 \h </w:instrText>
+              <w:instrText xml:space="preserve"> PAGEREF _Toc227433917 \h </w:instrText>
             </w:r>
             <w:r>
               <w:rPr>
@@ -769,7 +913,7 @@
                 <w:noProof/>
                 <w:webHidden/>
               </w:rPr>
-              <w:t>14</w:t>
+              <w:t>15</w:t>
             </w:r>
             <w:r>
               <w:rPr>
@@ -794,7 +938,7 @@
               <w:lang w:eastAsia="en-IE"/>
             </w:rPr>
           </w:pPr>
-          <w:hyperlink w:anchor="_Toc226987163" w:history="1">
+          <w:hyperlink w:anchor="_Toc227433918" w:history="1">
             <w:r>
               <w:rPr>
                 <w:rStyle w:val="Hyperlink"/>
@@ -821,7 +965,7 @@
                 <w:noProof/>
                 <w:webHidden/>
               </w:rPr>
-              <w:instrText xml:space="preserve"> PAGEREF _Toc226987163 \h </w:instrText>
+              <w:instrText xml:space="preserve"> PAGEREF _Toc227433918 \h </w:instrText>
             </w:r>
             <w:r>
               <w:rPr>
@@ -841,7 +985,7 @@
                 <w:noProof/>
                 <w:webHidden/>
               </w:rPr>
-              <w:t>14</w:t>
+              <w:t>15</w:t>
             </w:r>
             <w:r>
               <w:rPr>
@@ -866,7 +1010,7 @@
               <w:lang w:eastAsia="en-IE"/>
             </w:rPr>
           </w:pPr>
-          <w:hyperlink w:anchor="_Toc226987164" w:history="1">
+          <w:hyperlink w:anchor="_Toc227433919" w:history="1">
             <w:r>
               <w:rPr>
                 <w:rStyle w:val="Hyperlink"/>
@@ -893,7 +1037,7 @@
                 <w:noProof/>
                 <w:webHidden/>
               </w:rPr>
-              <w:instrText xml:space="preserve"> PAGEREF _Toc226987164 \h </w:instrText>
+              <w:instrText xml:space="preserve"> PAGEREF _Toc227433919 \h </w:instrText>
             </w:r>
             <w:r>
               <w:rPr>
@@ -913,7 +1057,7 @@
                 <w:noProof/>
                 <w:webHidden/>
               </w:rPr>
-              <w:t>14</w:t>
+              <w:t>15</w:t>
             </w:r>
             <w:r>
               <w:rPr>
@@ -938,7 +1082,7 @@
               <w:lang w:eastAsia="en-IE"/>
             </w:rPr>
           </w:pPr>
-          <w:hyperlink w:anchor="_Toc226987165" w:history="1">
+          <w:hyperlink w:anchor="_Toc227433920" w:history="1">
             <w:r>
               <w:rPr>
                 <w:rStyle w:val="Hyperlink"/>
@@ -965,7 +1109,7 @@
                 <w:noProof/>
                 <w:webHidden/>
               </w:rPr>
-              <w:instrText xml:space="preserve"> PAGEREF _Toc226987165 \h </w:instrText>
+              <w:instrText xml:space="preserve"> PAGEREF _Toc227433920 \h </w:instrText>
             </w:r>
             <w:r>
               <w:rPr>
@@ -985,7 +1129,7 @@
                 <w:noProof/>
                 <w:webHidden/>
               </w:rPr>
-              <w:t>15</w:t>
+              <w:t>16</w:t>
             </w:r>
             <w:r>
               <w:rPr>
@@ -1010,7 +1154,7 @@
               <w:lang w:eastAsia="en-IE"/>
             </w:rPr>
           </w:pPr>
-          <w:hyperlink w:anchor="_Toc226987166" w:history="1">
+          <w:hyperlink w:anchor="_Toc227433921" w:history="1">
             <w:r>
               <w:rPr>
                 <w:rStyle w:val="Hyperlink"/>
@@ -1037,7 +1181,7 @@
                 <w:noProof/>
                 <w:webHidden/>
               </w:rPr>
-              <w:instrText xml:space="preserve"> PAGEREF _Toc226987166 \h </w:instrText>
+              <w:instrText xml:space="preserve"> PAGEREF _Toc227433921 \h </w:instrText>
             </w:r>
             <w:r>
               <w:rPr>
@@ -1057,7 +1201,7 @@
                 <w:noProof/>
                 <w:webHidden/>
               </w:rPr>
-              <w:t>15</w:t>
+              <w:t>16</w:t>
             </w:r>
             <w:r>
               <w:rPr>
@@ -1082,7 +1226,7 @@
               <w:lang w:eastAsia="en-IE"/>
             </w:rPr>
           </w:pPr>
-          <w:hyperlink w:anchor="_Toc226987167" w:history="1">
+          <w:hyperlink w:anchor="_Toc227433922" w:history="1">
             <w:r>
               <w:rPr>
                 <w:rStyle w:val="Hyperlink"/>
@@ -1109,7 +1253,7 @@
                 <w:noProof/>
                 <w:webHidden/>
               </w:rPr>
-              <w:instrText xml:space="preserve"> PAGEREF _Toc226987167 \h </w:instrText>
+              <w:instrText xml:space="preserve"> PAGEREF _Toc227433922 \h </w:instrText>
             </w:r>
             <w:r>
               <w:rPr>
@@ -1154,7 +1298,7 @@
               <w:lang w:eastAsia="en-IE"/>
             </w:rPr>
           </w:pPr>
-          <w:hyperlink w:anchor="_Toc226987168" w:history="1">
+          <w:hyperlink w:anchor="_Toc227433923" w:history="1">
             <w:r>
               <w:rPr>
                 <w:rStyle w:val="Hyperlink"/>
@@ -1181,7 +1325,7 @@
                 <w:noProof/>
                 <w:webHidden/>
               </w:rPr>
-              <w:instrText xml:space="preserve"> PAGEREF _Toc226987168 \h </w:instrText>
+              <w:instrText xml:space="preserve"> PAGEREF _Toc227433923 \h </w:instrText>
             </w:r>
             <w:r>
               <w:rPr>
@@ -1226,7 +1370,7 @@
               <w:lang w:eastAsia="en-IE"/>
             </w:rPr>
           </w:pPr>
-          <w:hyperlink w:anchor="_Toc226987169" w:history="1">
+          <w:hyperlink w:anchor="_Toc227433924" w:history="1">
             <w:r>
               <w:rPr>
                 <w:rStyle w:val="Hyperlink"/>
@@ -1253,7 +1397,7 @@
                 <w:noProof/>
                 <w:webHidden/>
               </w:rPr>
-              <w:instrText xml:space="preserve"> PAGEREF _Toc226987169 \h </w:instrText>
+              <w:instrText xml:space="preserve"> PAGEREF _Toc227433924 \h </w:instrText>
             </w:r>
             <w:r>
               <w:rPr>
@@ -1298,7 +1442,7 @@
               <w:lang w:eastAsia="en-IE"/>
             </w:rPr>
           </w:pPr>
-          <w:hyperlink w:anchor="_Toc226987170" w:history="1">
+          <w:hyperlink w:anchor="_Toc227433925" w:history="1">
             <w:r>
               <w:rPr>
                 <w:rStyle w:val="Hyperlink"/>
@@ -1325,7 +1469,7 @@
                 <w:noProof/>
                 <w:webHidden/>
               </w:rPr>
-              <w:instrText xml:space="preserve"> PAGEREF _Toc226987170 \h </w:instrText>
+              <w:instrText xml:space="preserve"> PAGEREF _Toc227433925 \h </w:instrText>
             </w:r>
             <w:r>
               <w:rPr>
@@ -1370,7 +1514,7 @@
               <w:lang w:eastAsia="en-IE"/>
             </w:rPr>
           </w:pPr>
-          <w:hyperlink w:anchor="_Toc226987171" w:history="1">
+          <w:hyperlink w:anchor="_Toc227433926" w:history="1">
             <w:r>
               <w:rPr>
                 <w:rStyle w:val="Hyperlink"/>
@@ -1397,7 +1541,7 @@
                 <w:noProof/>
                 <w:webHidden/>
               </w:rPr>
-              <w:instrText xml:space="preserve"> PAGEREF _Toc226987171 \h </w:instrText>
+              <w:instrText xml:space="preserve"> PAGEREF _Toc227433926 \h </w:instrText>
             </w:r>
             <w:r>
               <w:rPr>
@@ -1444,25 +1588,26 @@
       <w:pPr>
         <w:spacing w:line="278" w:lineRule="auto"/>
         <w:rPr>
-          <w:rFonts w:eastAsiaTheme="minorEastAsia"/>
-          <w:noProof/>
-          <w:sz w:val="24"/>
-          <w:szCs w:val="24"/>
-          <w:lang w:eastAsia="en-IE"/>
+          <w:rFonts w:asciiTheme="majorHAnsi" w:eastAsiaTheme="majorEastAsia" w:hAnsiTheme="majorHAnsi" w:cstheme="majorBidi"/>
+          <w:color w:val="0F4761" w:themeColor="accent1" w:themeShade="BF"/>
+          <w:sz w:val="40"/>
+          <w:szCs w:val="40"/>
         </w:rPr>
       </w:pPr>
       <w:r>
         <w:br w:type="page"/>
       </w:r>
-      <w:r>
-        <w:fldChar w:fldCharType="begin"/>
-      </w:r>
-      <w:r>
-        <w:instrText xml:space="preserve"> TOC \h \z \c "Figure" </w:instrText>
-      </w:r>
-      <w:r>
-        <w:fldChar w:fldCharType="separate"/>
-      </w:r>
+    </w:p>
+    <w:p>
+      <w:pPr>
+        <w:pStyle w:val="Heading1"/>
+      </w:pPr>
+      <w:bookmarkStart w:id="0" w:name="_Toc227433908"/>
+      <w:r>
+        <w:lastRenderedPageBreak/>
+        <w:t>Abstract</w:t>
+      </w:r>
+      <w:bookmarkEnd w:id="0"/>
     </w:p>
     <w:p>
       <w:pPr>
@@ -1475,39 +1620,14 @@
         </w:rPr>
       </w:pPr>
       <w:r>
-        <w:lastRenderedPageBreak/>
-        <w:fldChar w:fldCharType="end"/>
+        <w:br w:type="page"/>
       </w:r>
     </w:p>
     <w:p>
       <w:pPr>
         <w:pStyle w:val="Heading1"/>
       </w:pPr>
-      <w:bookmarkStart w:id="0" w:name="_Toc226987155"/>
-      <w:r>
-        <w:t>Abstract</w:t>
-      </w:r>
-      <w:bookmarkEnd w:id="0"/>
-    </w:p>
-    <w:p>
-      <w:pPr>
-        <w:spacing w:line="278" w:lineRule="auto"/>
-        <w:rPr>
-          <w:rFonts w:asciiTheme="majorHAnsi" w:eastAsiaTheme="majorEastAsia" w:hAnsiTheme="majorHAnsi" w:cstheme="majorBidi"/>
-          <w:color w:val="0F4761" w:themeColor="accent1" w:themeShade="BF"/>
-          <w:sz w:val="40"/>
-          <w:szCs w:val="40"/>
-        </w:rPr>
-      </w:pPr>
-      <w:r>
-        <w:br w:type="page"/>
-      </w:r>
-    </w:p>
-    <w:p>
-      <w:pPr>
-        <w:pStyle w:val="Heading1"/>
-      </w:pPr>
-      <w:bookmarkStart w:id="1" w:name="_Toc226987156"/>
+      <w:bookmarkStart w:id="1" w:name="_Toc227433909"/>
       <w:r>
         <w:lastRenderedPageBreak/>
         <w:t>Introduction</w:t>
@@ -1582,17 +1702,13 @@
       <w:r>
         <w:t>success and reliability as a software product.</w:t>
       </w:r>
-      <w:r>
-        <w:br w:type="page"/>
-      </w:r>
     </w:p>
     <w:p>
       <w:pPr>
         <w:pStyle w:val="Heading1"/>
       </w:pPr>
-      <w:bookmarkStart w:id="2" w:name="_Toc226987157"/>
-      <w:r>
-        <w:lastRenderedPageBreak/>
+      <w:bookmarkStart w:id="2" w:name="_Toc227433910"/>
+      <w:r>
         <w:t>Challenges</w:t>
       </w:r>
       <w:r>
@@ -1604,7 +1720,7 @@
       <w:pPr>
         <w:pStyle w:val="Heading2"/>
       </w:pPr>
-      <w:bookmarkStart w:id="3" w:name="_Toc226987158"/>
+      <w:bookmarkStart w:id="3" w:name="_Toc227433911"/>
       <w:r>
         <w:t>Architecture</w:t>
       </w:r>
@@ -1849,34 +1965,59 @@
         <w:t xml:space="preserve">. Routes can be called in the frontend by making a fetch request (see figure </w:t>
       </w:r>
       <w:r>
+        <w:lastRenderedPageBreak/>
         <w:t>x</w:t>
       </w:r>
       <w:r>
         <w:t xml:space="preserve">). Later this logic was abstracted away to a group of methods called </w:t>
       </w:r>
+      <w:proofErr w:type="spellStart"/>
       <w:r>
         <w:rPr>
           <w:rFonts w:ascii="Courier New" w:hAnsi="Courier New" w:cs="Courier New"/>
         </w:rPr>
-        <w:t>api.get()</w:t>
-      </w:r>
-      <w:r>
-        <w:t xml:space="preserve">, </w:t>
-      </w:r>
+        <w:t>api.get</w:t>
+      </w:r>
+      <w:proofErr w:type="spellEnd"/>
       <w:r>
         <w:rPr>
           <w:rFonts w:ascii="Courier New" w:hAnsi="Courier New" w:cs="Courier New"/>
         </w:rPr>
-        <w:t>api.post()</w:t>
-      </w:r>
-      <w:r>
-        <w:t xml:space="preserve"> and </w:t>
-      </w:r>
+        <w:t>()</w:t>
+      </w:r>
+      <w:r>
+        <w:t xml:space="preserve">, </w:t>
+      </w:r>
+      <w:proofErr w:type="spellStart"/>
       <w:r>
         <w:rPr>
           <w:rFonts w:ascii="Courier New" w:hAnsi="Courier New" w:cs="Courier New"/>
         </w:rPr>
-        <w:t>api.delete()</w:t>
+        <w:t>api.post</w:t>
+      </w:r>
+      <w:proofErr w:type="spellEnd"/>
+      <w:r>
+        <w:rPr>
+          <w:rFonts w:ascii="Courier New" w:hAnsi="Courier New" w:cs="Courier New"/>
+        </w:rPr>
+        <w:t>()</w:t>
+      </w:r>
+      <w:r>
+        <w:t xml:space="preserve"> and </w:t>
+      </w:r>
+      <w:proofErr w:type="spellStart"/>
+      <w:r>
+        <w:rPr>
+          <w:rFonts w:ascii="Courier New" w:hAnsi="Courier New" w:cs="Courier New"/>
+        </w:rPr>
+        <w:t>api.delete</w:t>
+      </w:r>
+      <w:proofErr w:type="spellEnd"/>
+      <w:r>
+        <w:rPr>
+          <w:rFonts w:ascii="Courier New" w:hAnsi="Courier New" w:cs="Courier New"/>
+        </w:rPr>
+        <w:t>()</w:t>
       </w:r>
       <w:r>
         <w:t xml:space="preserve"> to reduce code duplication (see figure </w:t>
@@ -2051,7 +2192,6 @@
         <w:rPr>
           <w:noProof/>
         </w:rPr>
-        <w:lastRenderedPageBreak/>
         <w:drawing>
           <wp:inline distT="0" distB="0" distL="0" distR="0" wp14:anchorId="0BC1F30B" wp14:editId="0191EC89">
             <wp:extent cx="3976778" cy="1356698"/>
@@ -2209,12 +2349,14 @@
       <w:r>
         <w:t xml:space="preserve"> below shows the signup controller method: extracting the needed data from the request, performing some basic input validation via the </w:t>
       </w:r>
+      <w:proofErr w:type="spellStart"/>
       <w:r>
         <w:rPr>
           <w:rFonts w:ascii="Courier New" w:hAnsi="Courier New" w:cs="Courier New"/>
         </w:rPr>
         <w:t>isValidPassword</w:t>
       </w:r>
+      <w:proofErr w:type="spellEnd"/>
       <w:r>
         <w:rPr>
           <w:rFonts w:ascii="Courier New" w:hAnsi="Courier New" w:cs="Courier New"/>
@@ -2224,11 +2366,19 @@
       <w:r>
         <w:t xml:space="preserve"> method, delegating the business logic to the </w:t>
       </w:r>
+      <w:proofErr w:type="spellStart"/>
       <w:r>
         <w:rPr>
           <w:rFonts w:ascii="Courier New" w:hAnsi="Courier New" w:cs="Courier New"/>
         </w:rPr>
-        <w:t>signUpUser()</w:t>
+        <w:t>signUpUser</w:t>
+      </w:r>
+      <w:proofErr w:type="spellEnd"/>
+      <w:r>
+        <w:rPr>
+          <w:rFonts w:ascii="Courier New" w:hAnsi="Courier New" w:cs="Courier New"/>
+        </w:rPr>
+        <w:t>()</w:t>
       </w:r>
       <w:r>
         <w:t xml:space="preserve"> service method and attaching cookies before returning the response.</w:t>
@@ -2242,6 +2392,7 @@
         <w:rPr>
           <w:noProof/>
         </w:rPr>
+        <w:lastRenderedPageBreak/>
         <w:drawing>
           <wp:inline distT="0" distB="0" distL="0" distR="0" wp14:anchorId="617FCD36" wp14:editId="0D7A5A2E">
             <wp:extent cx="5335005" cy="5063706"/>
@@ -2313,7 +2464,6 @@
     </w:p>
     <w:p>
       <w:r>
-        <w:lastRenderedPageBreak/>
         <w:t xml:space="preserve">The </w:t>
       </w:r>
       <w:r>
@@ -2370,12 +2520,14 @@
       <w:r>
         <w:t xml:space="preserve"> shows an example service file from the codebase. This service performs operations such as hashing the user’s password and communicating with the </w:t>
       </w:r>
+      <w:proofErr w:type="spellStart"/>
       <w:r>
         <w:rPr>
           <w:rFonts w:ascii="Courier New" w:hAnsi="Courier New" w:cs="Courier New"/>
         </w:rPr>
         <w:t>authModel</w:t>
       </w:r>
+      <w:proofErr w:type="spellEnd"/>
       <w:r>
         <w:t xml:space="preserve"> to add a user to the database. </w:t>
       </w:r>
@@ -2406,6 +2558,7 @@
         <w:rPr>
           <w:noProof/>
         </w:rPr>
+        <w:lastRenderedPageBreak/>
         <w:drawing>
           <wp:inline distT="0" distB="0" distL="0" distR="0" wp14:anchorId="4671914C" wp14:editId="46ACF71A">
             <wp:extent cx="5768024" cy="3959525"/>
@@ -2471,7 +2624,15 @@
         <w:t>.</w:t>
       </w:r>
       <w:r>
-        <w:t xml:space="preserve"> signUpUser service method</w:t>
+        <w:t xml:space="preserve"> </w:t>
+      </w:r>
+      <w:proofErr w:type="spellStart"/>
+      <w:r>
+        <w:t>signUpUser</w:t>
+      </w:r>
+      <w:proofErr w:type="spellEnd"/>
+      <w:r>
+        <w:t xml:space="preserve"> service method</w:t>
       </w:r>
       <w:bookmarkEnd w:id="8"/>
     </w:p>
@@ -2546,7 +2707,15 @@
         <w:t>.</w:t>
       </w:r>
       <w:r>
-        <w:t xml:space="preserve"> createUser model method</w:t>
+        <w:t xml:space="preserve"> </w:t>
+      </w:r>
+      <w:proofErr w:type="spellStart"/>
+      <w:r>
+        <w:t>createUser</w:t>
+      </w:r>
+      <w:proofErr w:type="spellEnd"/>
+      <w:r>
+        <w:t xml:space="preserve"> model method</w:t>
       </w:r>
       <w:bookmarkEnd w:id="9"/>
     </w:p>
@@ -2554,12 +2723,14 @@
       <w:r>
         <w:t xml:space="preserve">Every type of file in the back end is separated by use case. For example, routes relating to submissions are all in the </w:t>
       </w:r>
+      <w:proofErr w:type="spellStart"/>
       <w:r>
         <w:rPr>
           <w:rFonts w:ascii="Courier New" w:hAnsi="Courier New" w:cs="Courier New"/>
         </w:rPr>
         <w:t>submission.route.ts</w:t>
       </w:r>
+      <w:proofErr w:type="spellEnd"/>
       <w:r>
         <w:t xml:space="preserve"> file. </w:t>
       </w:r>
@@ -2602,12 +2773,14 @@
       <w:r>
         <w:t xml:space="preserve">some extra directories such as </w:t>
       </w:r>
+      <w:proofErr w:type="spellStart"/>
       <w:r>
         <w:rPr>
           <w:rFonts w:ascii="Courier New" w:hAnsi="Courier New" w:cs="Courier New"/>
         </w:rPr>
         <w:t>db</w:t>
       </w:r>
+      <w:proofErr w:type="spellEnd"/>
       <w:r>
         <w:t xml:space="preserve"> which contains a database dump for recreating the database and </w:t>
       </w:r>
@@ -2682,7 +2855,7 @@
       <w:pPr>
         <w:pStyle w:val="Heading2"/>
       </w:pPr>
-      <w:bookmarkStart w:id="10" w:name="_Toc226987159"/>
+      <w:bookmarkStart w:id="10" w:name="_Toc227433912"/>
       <w:r>
         <w:t>Hosting</w:t>
       </w:r>
@@ -2799,14 +2972,20 @@
         <w:t>.</w:t>
       </w:r>
       <w:r>
-        <w:t xml:space="preserve"> After endlessly tweaking </w:t>
+        <w:t xml:space="preserve"> After endlessly tweaking configuration files and setting the environment variables via PM2, the platform could eventually </w:t>
       </w:r>
       <w:r>
         <w:lastRenderedPageBreak/>
-        <w:t xml:space="preserve">configuration files and setting the environment variables via PM2, the platform could eventually be accessed </w:t>
+        <w:t xml:space="preserve">be accessed </w:t>
       </w:r>
       <w:r>
         <w:t>via an IP address.</w:t>
+      </w:r>
+      <w:r>
+        <w:t xml:space="preserve"> Later in development when containerising the application environment variables were moved out to a .env file</w:t>
+      </w:r>
+      <w:r>
+        <w:t>. This will be discussed further in another section.</w:t>
       </w:r>
     </w:p>
     <w:p>
@@ -2847,12 +3026,14 @@
       <w:r>
         <w:t xml:space="preserve"> configuration by setting the </w:t>
       </w:r>
+      <w:proofErr w:type="spellStart"/>
       <w:r>
         <w:rPr>
           <w:rFonts w:ascii="Courier New" w:hAnsi="Courier New" w:cs="Courier New"/>
         </w:rPr>
         <w:t>server_name</w:t>
       </w:r>
+      <w:proofErr w:type="spellEnd"/>
       <w:r>
         <w:t xml:space="preserve"> directive so that it would listen for incoming requests made to the domain and route them correctly to the application.</w:t>
       </w:r>
@@ -2891,7 +3072,7 @@
       <w:pPr>
         <w:pStyle w:val="Heading2"/>
       </w:pPr>
-      <w:bookmarkStart w:id="11" w:name="_Toc226987160"/>
+      <w:bookmarkStart w:id="11" w:name="_Toc227433913"/>
       <w:r>
         <w:t>Docker Code Execution</w:t>
       </w:r>
@@ -2911,7 +3092,13 @@
         <w:t xml:space="preserve">This was highly important to get right because if student code could execute on the web server it could potentially give a malicious user full control of the platform. </w:t>
       </w:r>
       <w:r>
-        <w:t>Initially I had no experience with containerisation tools like Docker, so this was particularly challenging.</w:t>
+        <w:t>Initially I had no experience with containerisation tools like Docker, so this was particularly challenging</w:t>
+      </w:r>
+      <w:r>
+        <w:t xml:space="preserve"> in the beginning</w:t>
+      </w:r>
+      <w:r>
+        <w:t>.</w:t>
       </w:r>
       <w:r>
         <w:t xml:space="preserve"> </w:t>
@@ -2924,12 +3111,14 @@
       <w:r>
         <w:t xml:space="preserve">My first goal was to execute some Java inside a Docker container and return a result. The first hurdle with this was learning how to make my application communicate with the Docker engine which was running locally on my machine. From my research I discovered an NPM package called </w:t>
       </w:r>
+      <w:proofErr w:type="spellStart"/>
       <w:r>
         <w:rPr>
           <w:rFonts w:ascii="Courier New" w:hAnsi="Courier New" w:cs="Courier New"/>
         </w:rPr>
         <w:t>dockerode</w:t>
       </w:r>
+      <w:proofErr w:type="spellEnd"/>
       <w:r>
         <w:t xml:space="preserve"> which provided the necessary methods for interacting with the Docker engine instance</w:t>
       </w:r>
@@ -2969,12 +3158,14 @@
       <w:r>
         <w:t xml:space="preserve">. However, before I could start any containers, I needed a way to reference the Docker socket. I did this by using </w:t>
       </w:r>
+      <w:proofErr w:type="spellStart"/>
       <w:r>
         <w:rPr>
           <w:rFonts w:ascii="Courier New" w:hAnsi="Courier New" w:cs="Courier New"/>
         </w:rPr>
         <w:t>dockerode</w:t>
       </w:r>
+      <w:proofErr w:type="spellEnd"/>
       <w:r>
         <w:t xml:space="preserve"> to define the </w:t>
       </w:r>
@@ -2984,24 +3175,36 @@
       <w:r>
         <w:t xml:space="preserve">ocker socket in code in a file called </w:t>
       </w:r>
+      <w:proofErr w:type="spellStart"/>
       <w:r>
         <w:rPr>
           <w:rFonts w:ascii="Courier New" w:hAnsi="Courier New" w:cs="Courier New"/>
         </w:rPr>
         <w:t>docker.ts</w:t>
       </w:r>
-      <w:r>
-        <w:t xml:space="preserve">. This allowed me to interact with the Docker instance running on my machine. This taught me essential skills such as </w:t>
+      <w:proofErr w:type="spellEnd"/>
+      <w:r>
+        <w:t>. This allowed me to interact with the Docker instance running on my machine.</w:t>
+      </w:r>
+    </w:p>
+    <w:p>
+      <w:pPr>
+        <w:jc w:val="both"/>
+      </w:pPr>
+      <w:r>
+        <w:t xml:space="preserve">This taught me essential skills such as </w:t>
       </w:r>
       <w:r>
         <w:t xml:space="preserve">how to interact with an external service using a socket in TypeScript and about the invaluable </w:t>
       </w:r>
+      <w:proofErr w:type="spellStart"/>
       <w:r>
         <w:rPr>
           <w:rFonts w:ascii="Courier New" w:hAnsi="Courier New" w:cs="Courier New"/>
         </w:rPr>
         <w:t>dockerode</w:t>
       </w:r>
+      <w:proofErr w:type="spellEnd"/>
       <w:r>
         <w:t xml:space="preserve"> package and its powerful methods.</w:t>
       </w:r>
@@ -3012,7 +3215,15 @@
         <w:t>When the application was later containerised using Docker Compose, the host Docker socket was mounted into the server container, allowing it to spawn execution containers directly on the host machine. This is known as the Docker-outside-of-Docker</w:t>
       </w:r>
       <w:r>
-        <w:t xml:space="preserve"> (DooD)</w:t>
+        <w:t xml:space="preserve"> (</w:t>
+      </w:r>
+      <w:proofErr w:type="spellStart"/>
+      <w:r>
+        <w:t>DooD</w:t>
+      </w:r>
+      <w:proofErr w:type="spellEnd"/>
+      <w:r>
+        <w:t>)</w:t>
       </w:r>
       <w:r>
         <w:t xml:space="preserve"> pattern</w:t>
@@ -3109,14 +3320,77 @@
         <w:jc w:val="both"/>
       </w:pPr>
       <w:r>
-        <w:lastRenderedPageBreak/>
-        <w:t>Custom Java Docker images needed to be created containing a Java JDK and essential Java packages for mapping sample inputs from test cases to parameters in submitted code functions. Initially I tried using a JDK by itself which worked for a simple proof of concept. However, when different inputs needed to be used with the same function I had to use the Java ObjectMapper object from the Jackson package. This allowed me to map sample inputs from system.in to structured Java objects which could then be passed as parameters into the user’s function.</w:t>
+        <w:t>Custom Java Docker images needed to be created containing a Java JDK and essential Java</w:t>
       </w:r>
       <w:r>
         <w:t xml:space="preserve"> </w:t>
       </w:r>
       <w:r>
-        <w:t>This taught me how to create custom Docker images, how to tell Docker how to build them using a Dockerfile and how to include packages in a Docker container.</w:t>
+        <w:t xml:space="preserve">packages for mapping sample inputs from test cases to parameters in submitted code functions. Initially I tried using a JDK by itself which worked for a simple proof of concept. However, when different inputs needed to be used with the same function I had to use the Java </w:t>
+      </w:r>
+      <w:proofErr w:type="spellStart"/>
+      <w:r>
+        <w:t>ObjectMapper</w:t>
+      </w:r>
+      <w:proofErr w:type="spellEnd"/>
+      <w:r>
+        <w:t xml:space="preserve"> object from the Jackson package. This allowed me to map sample </w:t>
+      </w:r>
+      <w:r>
+        <w:t xml:space="preserve">JSON </w:t>
+      </w:r>
+      <w:r>
+        <w:t>inputs from system.in to structured Java objects which could then be passed as parameters into the user’s function</w:t>
+      </w:r>
+      <w:r>
+        <w:t xml:space="preserve"> </w:t>
+      </w:r>
+      <w:sdt>
+        <w:sdtPr>
+          <w:id w:val="125665028"/>
+          <w:citation/>
+        </w:sdtPr>
+        <w:sdtContent>
+          <w:r>
+            <w:fldChar w:fldCharType="begin"/>
+          </w:r>
+          <w:r>
+            <w:rPr>
+              <w:lang w:val="en-US"/>
+            </w:rPr>
+            <w:instrText xml:space="preserve"> CITATION Fas26 \l 1033 </w:instrText>
+          </w:r>
+          <w:r>
+            <w:fldChar w:fldCharType="separate"/>
+          </w:r>
+          <w:r>
+            <w:rPr>
+              <w:noProof/>
+              <w:lang w:val="en-US"/>
+            </w:rPr>
+            <w:t>(FasterXML, 2026)</w:t>
+          </w:r>
+          <w:r>
+            <w:fldChar w:fldCharType="end"/>
+          </w:r>
+        </w:sdtContent>
+      </w:sdt>
+      <w:r>
+        <w:t>.</w:t>
+      </w:r>
+      <w:r>
+        <w:t xml:space="preserve"> </w:t>
+      </w:r>
+      <w:r>
+        <w:t xml:space="preserve">This taught me how to create custom Docker images, how to tell Docker how to build them using a </w:t>
+      </w:r>
+      <w:proofErr w:type="spellStart"/>
+      <w:r>
+        <w:t>Dockerfile</w:t>
+      </w:r>
+      <w:proofErr w:type="spellEnd"/>
+      <w:r>
+        <w:t xml:space="preserve"> and how to include packages in a Docker container.</w:t>
       </w:r>
     </w:p>
     <w:p>
@@ -3313,7 +3587,11 @@
         <w:t xml:space="preserve"> </w:t>
       </w:r>
       <w:r>
-        <w:t xml:space="preserve">would break typical parameter splitting methods </w:t>
+        <w:t xml:space="preserve">would break typical parameter splitting </w:t>
+      </w:r>
+      <w:r>
+        <w:lastRenderedPageBreak/>
+        <w:t xml:space="preserve">methods </w:t>
       </w:r>
       <w:r>
         <w:t>that</w:t>
@@ -3322,11 +3600,7 @@
         <w:t xml:space="preserve"> split parameter lists on commas</w:t>
       </w:r>
       <w:r>
-        <w:t xml:space="preserve">. To solve this, I measured the level of nesting using </w:t>
-      </w:r>
-      <w:r>
-        <w:lastRenderedPageBreak/>
-        <w:t>a variable called depth. This variable would be incremented when it detected an open bracket and decremented on any closing brackets. This allowed me to only split parameters based on top level commas (see figure x). Solving these issues helped me improve my critical thinking, code reasoning and problem-solving skills.</w:t>
+        <w:t>. To solve this, I measured the level of nesting using a variable called depth. This variable would be incremented when it detected an open bracket and decremented on any closing brackets. This allowed me to only split parameters based on top level commas (see figure x). Solving these issues helped me improve my critical thinking, code reasoning and problem-solving skills.</w:t>
       </w:r>
     </w:p>
     <w:p>
@@ -3398,20 +3672,30 @@
       <w:r>
         <w:t xml:space="preserve">I needed a way to pass it to the Docker container to be executed. After examining the </w:t>
       </w:r>
+      <w:proofErr w:type="spellStart"/>
       <w:r>
         <w:rPr>
           <w:rFonts w:ascii="Courier New" w:hAnsi="Courier New" w:cs="Courier New"/>
         </w:rPr>
         <w:t>dockerode</w:t>
       </w:r>
+      <w:proofErr w:type="spellEnd"/>
       <w:r>
         <w:t xml:space="preserve"> documentation for the </w:t>
       </w:r>
+      <w:proofErr w:type="spellStart"/>
       <w:r>
         <w:rPr>
           <w:rFonts w:ascii="Courier New" w:hAnsi="Courier New" w:cs="Courier New"/>
         </w:rPr>
-        <w:t>createContainer()</w:t>
+        <w:t>createContainer</w:t>
+      </w:r>
+      <w:proofErr w:type="spellEnd"/>
+      <w:r>
+        <w:rPr>
+          <w:rFonts w:ascii="Courier New" w:hAnsi="Courier New" w:cs="Courier New"/>
+        </w:rPr>
+        <w:t>()</w:t>
       </w:r>
       <w:r>
         <w:t xml:space="preserve"> method I discovered it was possible to pass commands to the container</w:t>
@@ -3450,7 +3734,7 @@
         </w:sdtContent>
       </w:sdt>
       <w:r>
-        <w:t>. Figuring out the correct combination of shell commands took a lot of trial and error and research to do properly. From this I learned</w:t>
+        <w:t>. Figuring out the correct combination of shell commands took a lot of research to do properly. From this I learned</w:t>
       </w:r>
       <w:r>
         <w:t xml:space="preserve"> some basic shell scripting for example,</w:t>
@@ -3474,19 +3758,35 @@
         <w:rPr>
           <w:rFonts w:ascii="Courier New" w:hAnsi="Courier New" w:cs="Courier New"/>
         </w:rPr>
-        <w:t>cat &lt;&lt; 'ENDINPUT' &gt; input.json</w:t>
-      </w:r>
-      <w:r>
-        <w:t xml:space="preserve">) to write data to a file. </w:t>
-      </w:r>
-      <w:r>
-        <w:t>This allowed me to then compile (</w:t>
-      </w:r>
+        <w:t xml:space="preserve">cat &lt;&lt; 'ENDINPUT' &gt; </w:t>
+      </w:r>
+      <w:proofErr w:type="spellStart"/>
       <w:r>
         <w:rPr>
           <w:rFonts w:ascii="Courier New" w:hAnsi="Courier New" w:cs="Courier New"/>
         </w:rPr>
-        <w:t>javac Main.java</w:t>
+        <w:t>input.json</w:t>
+      </w:r>
+      <w:proofErr w:type="spellEnd"/>
+      <w:r>
+        <w:t xml:space="preserve">) to write data to a file. </w:t>
+      </w:r>
+      <w:r>
+        <w:t>This allowed me to then compile (</w:t>
+      </w:r>
+      <w:proofErr w:type="spellStart"/>
+      <w:r>
+        <w:rPr>
+          <w:rFonts w:ascii="Courier New" w:hAnsi="Courier New" w:cs="Courier New"/>
+        </w:rPr>
+        <w:t>javac</w:t>
+      </w:r>
+      <w:proofErr w:type="spellEnd"/>
+      <w:r>
+        <w:rPr>
+          <w:rFonts w:ascii="Courier New" w:hAnsi="Courier New" w:cs="Courier New"/>
+        </w:rPr>
+        <w:t xml:space="preserve"> Main.java</w:t>
       </w:r>
       <w:r>
         <w:rPr>
@@ -3504,8 +3804,16 @@
         <w:rPr>
           <w:rFonts w:ascii="Courier New" w:hAnsi="Courier New" w:cs="Courier New"/>
         </w:rPr>
-        <w:t>java -cp ".:/app/*" Main &lt; input.json</w:t>
-      </w:r>
+        <w:t xml:space="preserve">java -cp ".:/app/*" Main &lt; </w:t>
+      </w:r>
+      <w:proofErr w:type="spellStart"/>
+      <w:r>
+        <w:rPr>
+          <w:rFonts w:ascii="Courier New" w:hAnsi="Courier New" w:cs="Courier New"/>
+        </w:rPr>
+        <w:t>input.json</w:t>
+      </w:r>
+      <w:proofErr w:type="spellEnd"/>
       <w:r>
         <w:rPr>
           <w:rFonts w:cs="Courier New"/>
@@ -3582,11 +3890,19 @@
       <w:r>
         <w:t xml:space="preserve">The security and resource parameters needed to be set correctly on the </w:t>
       </w:r>
+      <w:proofErr w:type="spellStart"/>
       <w:r>
         <w:rPr>
           <w:rFonts w:ascii="Courier New" w:hAnsi="Courier New" w:cs="Courier New"/>
         </w:rPr>
-        <w:t xml:space="preserve">createContainer() </w:t>
+        <w:t>createContainer</w:t>
+      </w:r>
+      <w:proofErr w:type="spellEnd"/>
+      <w:r>
+        <w:rPr>
+          <w:rFonts w:ascii="Courier New" w:hAnsi="Courier New" w:cs="Courier New"/>
+        </w:rPr>
+        <w:t xml:space="preserve">() </w:t>
       </w:r>
       <w:r>
         <w:t>method so that resource and network access were limited</w:t>
@@ -3610,7 +3926,15 @@
         <w:t>to Docker as it was just a matter of setting parameters correctly</w:t>
       </w:r>
       <w:r>
-        <w:t xml:space="preserve">. Most importantly NetworkMode had to be set to “none” to prevent connection to external networks. Resource limits were also set to prevent the system from hanging in the event </w:t>
+        <w:t xml:space="preserve">. Most importantly </w:t>
+      </w:r>
+      <w:proofErr w:type="spellStart"/>
+      <w:r>
+        <w:t>NetworkMode</w:t>
+      </w:r>
+      <w:proofErr w:type="spellEnd"/>
+      <w:r>
+        <w:t xml:space="preserve"> had to be set to “none” to prevent connection to external networks. Resource limits were also set to prevent the system from hanging in the event </w:t>
       </w:r>
       <w:r>
         <w:lastRenderedPageBreak/>
@@ -3727,11 +4051,19 @@
       <w:r>
         <w:t xml:space="preserve">To solve this, I implemented a function called </w:t>
       </w:r>
+      <w:proofErr w:type="spellStart"/>
       <w:r>
         <w:rPr>
           <w:rFonts w:ascii="Courier New" w:hAnsi="Courier New" w:cs="Courier New"/>
         </w:rPr>
-        <w:t>stripDockerHeader()</w:t>
+        <w:t>stripDockerHeader</w:t>
+      </w:r>
+      <w:proofErr w:type="spellEnd"/>
+      <w:r>
+        <w:rPr>
+          <w:rFonts w:ascii="Courier New" w:hAnsi="Courier New" w:cs="Courier New"/>
+        </w:rPr>
+        <w:t>()</w:t>
       </w:r>
       <w:r>
         <w:t xml:space="preserve"> </w:t>
@@ -3885,25 +4217,465 @@
         <w:t>how Docker works</w:t>
       </w:r>
       <w:r>
-        <w:t xml:space="preserve">, the Docker in Docker (DinD) and Docker Outside of Docker (DooD) patterns, shell scripting, buffer </w:t>
+        <w:t>, the Docker in Docker (</w:t>
+      </w:r>
+      <w:proofErr w:type="spellStart"/>
+      <w:r>
+        <w:t>DinD</w:t>
+      </w:r>
+      <w:proofErr w:type="spellEnd"/>
+      <w:r>
+        <w:t>) and Docker Outside of Docker (</w:t>
+      </w:r>
+      <w:proofErr w:type="spellStart"/>
+      <w:r>
+        <w:t>DooD</w:t>
+      </w:r>
+      <w:proofErr w:type="spellEnd"/>
+      <w:r>
+        <w:t xml:space="preserve">) patterns, shell scripting, buffer </w:t>
       </w:r>
       <w:r>
         <w:lastRenderedPageBreak/>
         <w:t>manipulation, big and little endian,  and regular expression matching. I also exercised my code reasoning, and problem-solving skills. I am glad to have gained experience with Docker and shell scripting as these skills are highly transferrable and sought after in the software development industry.</w:t>
       </w:r>
       <w:r>
-        <w:t xml:space="preserve"> Later in development I furthered my Docker skills by containerising the platform itself. This was done to make it easier to run the platform locally in new machines and simplify the user manual.</w:t>
+        <w:t xml:space="preserve"> </w:t>
       </w:r>
     </w:p>
     <w:p>
       <w:pPr>
         <w:pStyle w:val="Heading2"/>
       </w:pPr>
-      <w:bookmarkStart w:id="12" w:name="_Toc226987161"/>
+      <w:bookmarkStart w:id="12" w:name="_Toc227433914"/>
+      <w:r>
+        <w:t>Docker Containerisation</w:t>
+      </w:r>
+      <w:bookmarkEnd w:id="12"/>
+    </w:p>
+    <w:p>
+      <w:pPr>
+        <w:jc w:val="both"/>
+      </w:pPr>
+      <w:r>
+        <w:t xml:space="preserve">Later in development I furthered my Docker skills by containerising the platform itself. This </w:t>
+      </w:r>
+      <w:r>
+        <w:t xml:space="preserve">made </w:t>
+      </w:r>
+      <w:r>
+        <w:t xml:space="preserve">it easier to run the platform locally </w:t>
+      </w:r>
+      <w:r>
+        <w:t>o</w:t>
+      </w:r>
+      <w:r>
+        <w:t>n new machines and simpli</w:t>
+      </w:r>
+      <w:r>
+        <w:t>fied</w:t>
+      </w:r>
+      <w:r>
+        <w:t xml:space="preserve"> the user manual.</w:t>
+      </w:r>
+      <w:r>
+        <w:t xml:space="preserve"> To do this the front end and backend needed their own individual </w:t>
+      </w:r>
+      <w:proofErr w:type="spellStart"/>
+      <w:r>
+        <w:t>Dockerfiles</w:t>
+      </w:r>
+      <w:proofErr w:type="spellEnd"/>
+      <w:r>
+        <w:t>.</w:t>
+      </w:r>
+      <w:r>
+        <w:t xml:space="preserve"> </w:t>
+      </w:r>
+      <w:r>
+        <w:t xml:space="preserve">The </w:t>
+      </w:r>
+      <w:r>
+        <w:t xml:space="preserve">front end </w:t>
+      </w:r>
+      <w:r>
+        <w:t xml:space="preserve">and backend </w:t>
+      </w:r>
+      <w:proofErr w:type="spellStart"/>
+      <w:r>
+        <w:t>Dockerfile</w:t>
+      </w:r>
+      <w:r>
+        <w:t>s</w:t>
+      </w:r>
+      <w:proofErr w:type="spellEnd"/>
+      <w:r>
+        <w:t xml:space="preserve"> </w:t>
+      </w:r>
+      <w:r>
+        <w:t xml:space="preserve">both </w:t>
+      </w:r>
+      <w:r>
+        <w:t>use a multi-stage build process</w:t>
+      </w:r>
+      <w:r>
+        <w:t xml:space="preserve"> </w:t>
+      </w:r>
+      <w:r>
+        <w:t>ensuring that only the minimal required artifacts and dependencies are included in the final production images</w:t>
+      </w:r>
+      <w:r>
+        <w:t>.</w:t>
+      </w:r>
+      <w:r>
+        <w:t xml:space="preserve"> This enables containers to be lightweight and spin up quickly.</w:t>
+      </w:r>
+    </w:p>
+    <w:p>
+      <w:pPr>
+        <w:jc w:val="both"/>
+      </w:pPr>
+      <w:r>
+        <w:t xml:space="preserve">The challenging part of this was setting up the database container and getting all the containers to communicate together as a cohesive application. </w:t>
+      </w:r>
+      <w:r>
+        <w:t>Initially, I encountered issues with the backend failing to connect to the database due to incorrect host configuration and timing problems during startup. This required me to better understand Docker networking and implement service dependencies and health checks within the Docker Compose configuration.</w:t>
+      </w:r>
+    </w:p>
+    <w:p>
+      <w:pPr>
+        <w:jc w:val="both"/>
+      </w:pPr>
+      <w:r>
+        <w:t>To do this I had to create a docker-</w:t>
+      </w:r>
+      <w:proofErr w:type="spellStart"/>
+      <w:r>
+        <w:t>compose.yaml</w:t>
+      </w:r>
+      <w:proofErr w:type="spellEnd"/>
+      <w:r>
+        <w:t xml:space="preserve"> file. Before containerisation my first solution stored database</w:t>
+      </w:r>
+      <w:r>
+        <w:t xml:space="preserve"> and JWT</w:t>
+      </w:r>
+      <w:r>
+        <w:t xml:space="preserve"> credentials in</w:t>
+      </w:r>
+      <w:r>
+        <w:t>ternally using</w:t>
+      </w:r>
+      <w:r>
+        <w:t xml:space="preserve"> </w:t>
+      </w:r>
+      <w:r>
+        <w:t xml:space="preserve">PM2, </w:t>
+      </w:r>
+      <w:r>
+        <w:t>which is suitable for running</w:t>
+      </w:r>
+      <w:r>
+        <w:t xml:space="preserve"> </w:t>
+      </w:r>
+      <w:r>
+        <w:t>standalone Node.js application</w:t>
+      </w:r>
+      <w:r>
+        <w:t>s. The containerised solution required these secrets to be stored in a shared .env file ensuring consistency across all containers. These variables were then used in the docker compose file to allow the web server</w:t>
+      </w:r>
+      <w:r>
+        <w:t xml:space="preserve"> container</w:t>
+      </w:r>
+      <w:r>
+        <w:t xml:space="preserve"> to connect to the database</w:t>
+      </w:r>
+      <w:r>
+        <w:t xml:space="preserve"> container</w:t>
+      </w:r>
+      <w:r>
+        <w:t xml:space="preserve">. </w:t>
+      </w:r>
+    </w:p>
+    <w:p>
+      <w:pPr>
+        <w:jc w:val="both"/>
+      </w:pPr>
+      <w:r>
+        <w:t>Once the containers were communicating correctly, I soon ran into another issue. I could not create a new account.</w:t>
+      </w:r>
+      <w:r>
+        <w:t xml:space="preserve"> After reviewing the application code and the containerised database</w:t>
+      </w:r>
+      <w:r>
+        <w:t>,</w:t>
+      </w:r>
+      <w:r>
+        <w:t xml:space="preserve"> I discovered this </w:t>
+      </w:r>
+      <w:r>
+        <w:t xml:space="preserve">was because the database inside the Docker container was empty. </w:t>
+      </w:r>
+      <w:r>
+        <w:t xml:space="preserve">SETU Code Lab requires the database to be seeded with certain data such as the </w:t>
+      </w:r>
+      <w:r>
+        <w:rPr>
+          <w:i/>
+          <w:iCs/>
+        </w:rPr>
+        <w:t>global problems</w:t>
+      </w:r>
+      <w:r>
+        <w:t xml:space="preserve"> course to work, as all new accounts are automatically added to this course. </w:t>
+      </w:r>
+    </w:p>
+    <w:p>
+      <w:pPr>
+        <w:jc w:val="both"/>
+      </w:pPr>
+      <w:r>
+        <w:t xml:space="preserve">To resolve this, I implemented a database initialisation mechanism using Docker’s </w:t>
+      </w:r>
+      <w:r>
+        <w:rPr>
+          <w:i/>
+          <w:iCs/>
+        </w:rPr>
+        <w:t>/docker-</w:t>
+      </w:r>
+      <w:proofErr w:type="spellStart"/>
+      <w:r>
+        <w:rPr>
+          <w:i/>
+          <w:iCs/>
+        </w:rPr>
+        <w:t>entrypoint</w:t>
+      </w:r>
+      <w:proofErr w:type="spellEnd"/>
+      <w:r>
+        <w:rPr>
+          <w:i/>
+          <w:iCs/>
+        </w:rPr>
+        <w:t>-</w:t>
+      </w:r>
+      <w:proofErr w:type="spellStart"/>
+      <w:r>
+        <w:rPr>
+          <w:i/>
+          <w:iCs/>
+        </w:rPr>
+        <w:t>initdb.d</w:t>
+      </w:r>
+      <w:proofErr w:type="spellEnd"/>
+      <w:r>
+        <w:t xml:space="preserve"> directory</w:t>
+      </w:r>
+      <w:r>
+        <w:t>. This</w:t>
+      </w:r>
+      <w:r>
+        <w:t xml:space="preserve"> allows SQL scripts to be executed automatically when the container is first created. This ensured that the required schema and seed data were consistently applied whenever a new environment was set up.</w:t>
+      </w:r>
+    </w:p>
+    <w:p>
+      <w:pPr>
+        <w:pStyle w:val="Heading2"/>
+      </w:pPr>
+      <w:bookmarkStart w:id="13" w:name="_Toc227433915"/>
+      <w:r>
+        <w:t>Generative Artificial Intelligence Considerations</w:t>
+      </w:r>
+      <w:bookmarkEnd w:id="13"/>
+    </w:p>
+    <w:p>
+      <w:pPr>
+        <w:jc w:val="both"/>
+      </w:pPr>
+      <w:r>
+        <w:t>One challenge was mitigating student use of generative AI without degrading the user experience through overly aggressive detection mechanisms</w:t>
+      </w:r>
+      <w:r>
+        <w:t>.</w:t>
+      </w:r>
+    </w:p>
+    <w:p>
+      <w:pPr>
+        <w:jc w:val="both"/>
+      </w:pPr>
+      <w:r>
+        <w:t>It is very hard to block the use of generative AI outright, as students c</w:t>
+      </w:r>
+      <w:r>
+        <w:t>an</w:t>
+      </w:r>
+      <w:r>
+        <w:t xml:space="preserve"> simply use it on a separate device. SETU Code Lab aims to mitigate its use by increasing the work factor and achieves this by blocking copy and paste</w:t>
+      </w:r>
+      <w:r>
+        <w:t>, drag and drop</w:t>
+      </w:r>
+      <w:r>
+        <w:t xml:space="preserve"> and detecting if a user switches tabs</w:t>
+      </w:r>
+      <w:r>
+        <w:t>. When this is detected their code submission is automatically submitted</w:t>
+      </w:r>
+      <w:r>
+        <w:t xml:space="preserve"> (See the design document for more information on how this is implemented). This section looks at some of the challenges encountered</w:t>
+      </w:r>
+      <w:r>
+        <w:t xml:space="preserve"> and reflections</w:t>
+      </w:r>
+      <w:r>
+        <w:t xml:space="preserve"> </w:t>
+      </w:r>
+      <w:r>
+        <w:t>associated with</w:t>
+      </w:r>
+      <w:r>
+        <w:t xml:space="preserve"> mitigating the use of AI.</w:t>
+      </w:r>
+    </w:p>
+    <w:p>
+      <w:pPr>
+        <w:jc w:val="both"/>
+      </w:pPr>
+      <w:r>
+        <w:t xml:space="preserve">Initially I wanted to detect when user switches focus from one tab to another using the </w:t>
+      </w:r>
+      <w:r>
+        <w:rPr>
+          <w:i/>
+          <w:iCs/>
+        </w:rPr>
+        <w:t>blur</w:t>
+      </w:r>
+      <w:r>
+        <w:t xml:space="preserve"> browser event. This would detect if a user clicked off the current tab. This would have been ideal </w:t>
+      </w:r>
+      <w:r>
+        <w:lastRenderedPageBreak/>
+        <w:t>however, sometimes certain notifications or even if the user clicks in the address bar, this event can be triggered. This would lead to unintentional automatic submissions. I had to find a way to balance user experience with the mitigation of AI.</w:t>
+      </w:r>
+      <w:r>
+        <w:t xml:space="preserve"> </w:t>
+      </w:r>
+      <w:r>
+        <w:t xml:space="preserve">Instead, I chose to use the </w:t>
+      </w:r>
+      <w:r>
+        <w:rPr>
+          <w:i/>
+          <w:iCs/>
+        </w:rPr>
+        <w:t>hidden</w:t>
+      </w:r>
+      <w:r>
+        <w:t xml:space="preserve"> browser event which triggers when a tab is no longer visible</w:t>
+      </w:r>
+      <w:r>
+        <w:t xml:space="preserve"> </w:t>
+      </w:r>
+      <w:sdt>
+        <w:sdtPr>
+          <w:id w:val="-1087769480"/>
+          <w:citation/>
+        </w:sdtPr>
+        <w:sdtContent>
+          <w:r>
+            <w:fldChar w:fldCharType="begin"/>
+          </w:r>
+          <w:r>
+            <w:rPr>
+              <w:lang w:val="en-US"/>
+            </w:rPr>
+            <w:instrText xml:space="preserve"> CITATION Cod254 \l 1033 </w:instrText>
+          </w:r>
+          <w:r>
+            <w:fldChar w:fldCharType="separate"/>
+          </w:r>
+          <w:r>
+            <w:rPr>
+              <w:noProof/>
+              <w:lang w:val="en-US"/>
+            </w:rPr>
+            <w:t>(CodeStudy.net, 2025)</w:t>
+          </w:r>
+          <w:r>
+            <w:fldChar w:fldCharType="end"/>
+          </w:r>
+        </w:sdtContent>
+      </w:sdt>
+      <w:r>
+        <w:t xml:space="preserve">. While this is not as strict as the </w:t>
+      </w:r>
+      <w:r>
+        <w:rPr>
+          <w:i/>
+          <w:iCs/>
+        </w:rPr>
+        <w:t>blur</w:t>
+      </w:r>
+      <w:r>
+        <w:t xml:space="preserve"> event, it allows me to deter some students from switching between multiple tabs.</w:t>
+      </w:r>
+    </w:p>
+    <w:p>
+      <w:pPr>
+        <w:jc w:val="both"/>
+      </w:pPr>
+      <w:r>
+        <w:t>Admittedly, this solution is weak</w:t>
+      </w:r>
+      <w:r>
+        <w:t xml:space="preserve"> as tabs can be opened on a different screen or beside the current screen before a student clicks into a problem.</w:t>
+      </w:r>
+      <w:r>
+        <w:t xml:space="preserve"> </w:t>
+      </w:r>
+      <w:r>
+        <w:t>U</w:t>
+      </w:r>
+      <w:r>
+        <w:t xml:space="preserve">pon reflection, I should have logged student tab switching behaviour using the </w:t>
+      </w:r>
+      <w:r>
+        <w:rPr>
+          <w:i/>
+          <w:iCs/>
+        </w:rPr>
+        <w:t>blur</w:t>
+      </w:r>
+      <w:r>
+        <w:t xml:space="preserve"> event. This information could then be made available to lecturers so that they could decide if a student is switching tabs suspiciously</w:t>
+      </w:r>
+      <w:r>
+        <w:t xml:space="preserve"> and their marks could be adjusted accordingly</w:t>
+      </w:r>
+      <w:r>
+        <w:t xml:space="preserve">. </w:t>
+      </w:r>
+      <w:r>
+        <w:t xml:space="preserve">This idea was not implemented because it was discovered too late in development when time had already been committed to other features and </w:t>
+      </w:r>
+      <w:r>
+        <w:t xml:space="preserve">because it </w:t>
+      </w:r>
+      <w:r>
+        <w:t>required database changes.</w:t>
+      </w:r>
+    </w:p>
+    <w:p>
+      <w:pPr>
+        <w:pStyle w:val="Heading2"/>
+      </w:pPr>
+      <w:bookmarkStart w:id="14" w:name="_Toc227433916"/>
       <w:r>
         <w:t>Authentication</w:t>
       </w:r>
-      <w:bookmarkEnd w:id="12"/>
+      <w:bookmarkEnd w:id="14"/>
     </w:p>
     <w:p>
       <w:pPr>
@@ -4064,6 +4836,17 @@
       <w:r>
         <w:t>.</w:t>
       </w:r>
+      <w:r>
+        <w:t xml:space="preserve"> </w:t>
+      </w:r>
+      <w:r>
+        <w:t>This taught me how to implement a secure,  industry-standard authentication  process, how to use JWT tokens correctly and how to balance security with the user’s experience.</w:t>
+      </w:r>
+    </w:p>
+    <w:p>
+      <w:pPr>
+        <w:jc w:val="both"/>
+      </w:pPr>
     </w:p>
     <w:p>
       <w:pPr>
@@ -4073,8 +4856,9 @@
         <w:rPr>
           <w:noProof/>
         </w:rPr>
+        <w:lastRenderedPageBreak/>
         <w:drawing>
-          <wp:inline distT="0" distB="0" distL="0" distR="0" wp14:anchorId="64CD201F" wp14:editId="648531DB">
+          <wp:inline distT="0" distB="0" distL="0" distR="0" wp14:anchorId="64CD201F" wp14:editId="01475263">
             <wp:extent cx="5141343" cy="3070793"/>
             <wp:effectExtent l="0" t="0" r="2540" b="0"/>
             <wp:docPr id="3769504" name="Picture 1"/>
@@ -4097,7 +4881,7 @@
                   <pic:spPr>
                     <a:xfrm>
                       <a:off x="0" y="0"/>
-                      <a:ext cx="5159181" cy="3081447"/>
+                      <a:ext cx="5141343" cy="3070793"/>
                     </a:xfrm>
                     <a:prstGeom prst="rect">
                       <a:avLst/>
@@ -4117,266 +4901,238 @@
     </w:p>
     <w:p>
       <w:pPr>
-        <w:jc w:val="both"/>
-      </w:pPr>
-      <w:r>
-        <w:t xml:space="preserve">This </w:t>
-      </w:r>
-      <w:r>
-        <w:t xml:space="preserve">taught me how to </w:t>
-      </w:r>
-      <w:r>
-        <w:t>implement a secure,  industry-standard authentication  process, how to use JWT tokens correctly and how to balance security with the user’s experience.</w:t>
-      </w:r>
-    </w:p>
-    <w:p>
-      <w:pPr>
         <w:pStyle w:val="Heading1"/>
       </w:pPr>
-      <w:bookmarkStart w:id="13" w:name="_Toc226987162"/>
-      <w:r>
-        <w:lastRenderedPageBreak/>
+      <w:bookmarkStart w:id="15" w:name="_Toc227433917"/>
+      <w:r>
         <w:t>Reflection</w:t>
-      </w:r>
-      <w:bookmarkEnd w:id="13"/>
-    </w:p>
-    <w:p>
-      <w:pPr>
-        <w:pStyle w:val="Heading2"/>
-      </w:pPr>
-      <w:bookmarkStart w:id="14" w:name="_Toc226987163"/>
-      <w:r>
-        <w:t>What I Achieved</w:t>
-      </w:r>
-      <w:bookmarkEnd w:id="14"/>
-    </w:p>
-    <w:p>
-      <w:r>
-        <w:t>SETU Code Lab successfully implements all core and non-core requirements outlined in the functional specification:</w:t>
-      </w:r>
-    </w:p>
-    <w:p>
-      <w:pPr>
-        <w:pStyle w:val="ListParagraph"/>
-        <w:numPr>
-          <w:ilvl w:val="0"/>
-          <w:numId w:val="3"/>
-        </w:numPr>
-        <w:spacing w:line="259" w:lineRule="auto"/>
-      </w:pPr>
-      <w:r>
-        <w:t>The system shall allow students to browse a list of coding problems</w:t>
-      </w:r>
-    </w:p>
-    <w:p>
-      <w:pPr>
-        <w:pStyle w:val="ListParagraph"/>
-        <w:numPr>
-          <w:ilvl w:val="0"/>
-          <w:numId w:val="3"/>
-        </w:numPr>
-        <w:spacing w:line="259" w:lineRule="auto"/>
-      </w:pPr>
-      <w:r>
-        <w:t>The system shall provide a built-in code editor for writing solutions</w:t>
-      </w:r>
-    </w:p>
-    <w:p>
-      <w:pPr>
-        <w:pStyle w:val="ListParagraph"/>
-        <w:numPr>
-          <w:ilvl w:val="0"/>
-          <w:numId w:val="3"/>
-        </w:numPr>
-        <w:spacing w:line="259" w:lineRule="auto"/>
-      </w:pPr>
-      <w:r>
-        <w:t>The system shall safely execute inputted Java code against predefined test cases</w:t>
-      </w:r>
-    </w:p>
-    <w:p>
-      <w:pPr>
-        <w:pStyle w:val="ListParagraph"/>
-        <w:numPr>
-          <w:ilvl w:val="0"/>
-          <w:numId w:val="3"/>
-        </w:numPr>
-        <w:spacing w:line="259" w:lineRule="auto"/>
-      </w:pPr>
-      <w:r>
-        <w:t>The system shall indicate if a student’s submission has passed or failed the test cases</w:t>
-      </w:r>
-    </w:p>
-    <w:p>
-      <w:pPr>
-        <w:pStyle w:val="ListParagraph"/>
-        <w:numPr>
-          <w:ilvl w:val="0"/>
-          <w:numId w:val="3"/>
-        </w:numPr>
-        <w:spacing w:line="259" w:lineRule="auto"/>
-      </w:pPr>
-      <w:r>
-        <w:t>The system shall save student submissions to their profile</w:t>
-      </w:r>
-    </w:p>
-    <w:p>
-      <w:pPr>
-        <w:pStyle w:val="ListParagraph"/>
-        <w:numPr>
-          <w:ilvl w:val="0"/>
-          <w:numId w:val="3"/>
-        </w:numPr>
-        <w:spacing w:line="259" w:lineRule="auto"/>
-      </w:pPr>
-      <w:r>
-        <w:t>The system shall allow lecturers to upload new problems and test cases</w:t>
-      </w:r>
-    </w:p>
-    <w:p>
-      <w:pPr>
-        <w:pStyle w:val="ListParagraph"/>
-        <w:numPr>
-          <w:ilvl w:val="0"/>
-          <w:numId w:val="3"/>
-        </w:numPr>
-        <w:spacing w:line="259" w:lineRule="auto"/>
-      </w:pPr>
-      <w:r>
-        <w:t>The system shall allow lecturers to assign problems to groups of students</w:t>
-      </w:r>
-    </w:p>
-    <w:p>
-      <w:pPr>
-        <w:pStyle w:val="ListParagraph"/>
-        <w:numPr>
-          <w:ilvl w:val="0"/>
-          <w:numId w:val="3"/>
-        </w:numPr>
-        <w:spacing w:line="259" w:lineRule="auto"/>
-      </w:pPr>
-      <w:r>
-        <w:t>The system shall allow lecturers to see results and solutions from students which they have assigned problems to</w:t>
-      </w:r>
-    </w:p>
-    <w:p>
-      <w:pPr>
-        <w:pStyle w:val="ListParagraph"/>
-        <w:numPr>
-          <w:ilvl w:val="0"/>
-          <w:numId w:val="3"/>
-        </w:numPr>
-        <w:spacing w:line="259" w:lineRule="auto"/>
-      </w:pPr>
-      <w:r>
-        <w:t>The system should allow students to search and filter for problems with a specific name or difficulty</w:t>
-      </w:r>
-    </w:p>
-    <w:p>
-      <w:pPr>
-        <w:pStyle w:val="ListParagraph"/>
-        <w:numPr>
-          <w:ilvl w:val="0"/>
-          <w:numId w:val="3"/>
-        </w:numPr>
-        <w:spacing w:line="259" w:lineRule="auto"/>
-      </w:pPr>
-      <w:r>
-        <w:t>The system should provide a leaderboard ranking students on number points earned and/or current log-in streak</w:t>
-      </w:r>
-    </w:p>
-    <w:p>
-      <w:pPr>
-        <w:pStyle w:val="ListParagraph"/>
-        <w:numPr>
-          <w:ilvl w:val="0"/>
-          <w:numId w:val="3"/>
-        </w:numPr>
-        <w:spacing w:line="259" w:lineRule="auto"/>
-      </w:pPr>
-      <w:r>
-        <w:t>The system should incorporate gamification elements such as daily log in streaks, badges and a ranking system</w:t>
-      </w:r>
-    </w:p>
-    <w:p>
-      <w:pPr>
-        <w:ind w:left="360"/>
-      </w:pPr>
-      <w:r>
-        <w:t>Python code execution, originally considered a stretch goal, was also implemented in just two days after solving the challenge of Java execution. The UI design process also went smoothly due to prior React experience and the use of PenPotUI (open-source web design tool) for rapid prototyping.</w:t>
-      </w:r>
-    </w:p>
-    <w:p>
-      <w:pPr>
-        <w:pStyle w:val="Heading2"/>
-      </w:pPr>
-      <w:bookmarkStart w:id="15" w:name="_Toc226987164"/>
-      <w:r>
-        <w:t>What I did not Achieve</w:t>
       </w:r>
       <w:bookmarkEnd w:id="15"/>
     </w:p>
     <w:p>
-      <w:r>
-        <w:t xml:space="preserve">Several planned features were cut due to time constraints. </w:t>
-      </w:r>
-      <w:r>
-        <w:t xml:space="preserve">Initially the idea for the leaderboard was to rank students based on number of problems solved and rank student solutions by shortest execution time. After considering the project timeline, implementation concerns, fairness and user engagement it was decided that users would instead be ranked by a points-based system and by current streak. Points are awarded based on problem difficulty and time taken making them more meaningful, and current daily streak is another effective gamification mechanic that keeps new users engaged. </w:t>
-      </w:r>
-    </w:p>
-    <w:p>
-      <w:r>
-        <w:t>Another gamification feature that had to be removed due to limited time was a ranked-based system. This system would have awarded students a rank once they reached a certain points threshold and this would reset every month. This idea was adapted through the inclusion of leaderboard filters. New users have a chance at climbing the leaderboard as it can be filtered by week, month or year and can also rank by points or current streak.</w:t>
-      </w:r>
-    </w:p>
-    <w:p>
-      <w:r>
-        <w:t xml:space="preserve">Another feature that was abandoned was tag based filtering for problems. Problems were intended to have tags such as “Linked List”, “Hash Map”, or “Search Algorithm”. These tags would group problems by type and were intended as another way of filtering problems. This idea </w:t>
-      </w:r>
-      <w:r>
-        <w:lastRenderedPageBreak/>
-        <w:t>was abandoned as it required changes to the database and would not have fit into the project’s time constraints. It was instead adapted into a difficulty-based filter, allowing users to select if they only wanted to see “easy”, “medium” or “hard” problems.</w:t>
-      </w:r>
-    </w:p>
-    <w:p>
       <w:pPr>
         <w:pStyle w:val="Heading2"/>
       </w:pPr>
-      <w:bookmarkStart w:id="16" w:name="_Toc226987165"/>
-      <w:r>
-        <w:t>What I Learned</w:t>
+      <w:bookmarkStart w:id="16" w:name="_Toc227433918"/>
+      <w:r>
+        <w:t>What I Achieved</w:t>
       </w:r>
       <w:bookmarkEnd w:id="16"/>
     </w:p>
     <w:p>
       <w:r>
-        <w:t>The most valuable technical skill I gained was learning how to structure the backend architecture. Early in the project the backend started as mixed concerns until I adopted the route-controller-service-model pattern, which reduced cognitive load. When I returned to authentication code weeks later to add refresh tokens, I could navigate it instantly because each layer had a single, clear purpose.</w:t>
+        <w:t>SETU Code Lab successfully implements all core and non-core requirements outlined in the functional specification</w:t>
+      </w:r>
+      <w:r>
+        <w:t xml:space="preserve">. Additionally, </w:t>
+      </w:r>
+      <w:r>
+        <w:t xml:space="preserve">Python code </w:t>
+      </w:r>
+      <w:r>
+        <w:t>execution, which was</w:t>
+      </w:r>
+      <w:r>
+        <w:t xml:space="preserve"> originally considered a stretch goal, was implemented in just two days after solving the challenge of Java execution. The UI design process also went smoothly due to prior React experience and the use of </w:t>
+      </w:r>
+      <w:proofErr w:type="spellStart"/>
+      <w:r>
+        <w:t>PenPotUI</w:t>
+      </w:r>
+      <w:proofErr w:type="spellEnd"/>
+      <w:r>
+        <w:t xml:space="preserve"> (open-source web design tool) for rapid prototyping.</w:t>
+      </w:r>
+      <w:r>
+        <w:t xml:space="preserve"> Containerising the application into Docker containers proved to be successful</w:t>
+      </w:r>
+      <w:r>
+        <w:t xml:space="preserve"> also and allowed the user manual and local platform setup to be simplified.</w:t>
       </w:r>
     </w:p>
     <w:p>
       <w:r>
-        <w:t>I also learned that non-functional requirements need early, rigorous testing. My test case for Java execution (≤30 seconds) was far too lenient. I should have benchmarked against competitors like LeetCode (~3-5 seconds for Java) and set a more ambitious target (≤10 seconds).</w:t>
+        <w:t xml:space="preserve">I am particularly proud of the user interface as I personally like its design, and some users have commented on its ease of use. I am also very proud of problem creation, as this was </w:t>
+      </w:r>
+      <w:r>
+        <w:t xml:space="preserve">one of the hardest </w:t>
+      </w:r>
+      <w:r>
+        <w:t>section</w:t>
+      </w:r>
+      <w:r>
+        <w:t>s</w:t>
+      </w:r>
+      <w:r>
+        <w:t xml:space="preserve"> to get right. This was because I</w:t>
+      </w:r>
+      <w:r>
+        <w:t xml:space="preserve"> had to convert lecturer test case inputs to JSON before saving them to the database</w:t>
+      </w:r>
+      <w:r>
+        <w:t>.</w:t>
+      </w:r>
+      <w:r>
+        <w:t xml:space="preserve"> This allowed me to more easily manipulate the data when I needed to run it with a student problem, while also keeping the user interface friendly to the user (as they would not have to enter this data in JSON format).</w:t>
       </w:r>
     </w:p>
     <w:p>
       <w:r>
-        <w:t>Working with Docker taught me about containerisation patterns (DooD vs DinD), buffer manipulation for parsing Docker logs, and shell scripting for dynamic code execution. I also learned about hosting production web applications, configuring Nginx as a reverse proxy, setting up HTTPS with Let's Encrypt, managing environment variables securely with PM2, and configuring DNS records with Cloudflare.</w:t>
+        <w:t>T</w:t>
+      </w:r>
+      <w:r>
+        <w:t xml:space="preserve">his section </w:t>
+      </w:r>
+      <w:r>
+        <w:t xml:space="preserve">also </w:t>
+      </w:r>
+      <w:r>
+        <w:t xml:space="preserve">had </w:t>
+      </w:r>
+      <w:r>
+        <w:t xml:space="preserve">some </w:t>
+      </w:r>
+      <w:r>
+        <w:t xml:space="preserve">very uninformative error messages when lecturers defined problems incorrectly. This was solved by compiling and running lecturer problems </w:t>
+      </w:r>
+      <w:r>
+        <w:t xml:space="preserve">using their own test cases </w:t>
+      </w:r>
+      <w:r>
+        <w:t>before saving them to the database. This allowed me to take advantage of the error messages provided by Java</w:t>
+      </w:r>
+      <w:r>
+        <w:t xml:space="preserve"> which lecturers may be more familiar with</w:t>
+      </w:r>
+      <w:r>
+        <w:t>, further improving the user experience.</w:t>
       </w:r>
     </w:p>
     <w:p>
       <w:pPr>
         <w:pStyle w:val="Heading2"/>
       </w:pPr>
-      <w:bookmarkStart w:id="17" w:name="_Toc226987166"/>
-      <w:r>
-        <w:t>What I would do Differently</w:t>
+      <w:bookmarkStart w:id="17" w:name="_Toc227433919"/>
+      <w:r>
+        <w:t>What I did not Achieve</w:t>
       </w:r>
       <w:bookmarkEnd w:id="17"/>
     </w:p>
     <w:p>
       <w:pPr>
+        <w:jc w:val="both"/>
+      </w:pPr>
+      <w:r>
+        <w:t xml:space="preserve">Several planned features were cut due to time constraints. </w:t>
+      </w:r>
+      <w:r>
+        <w:t xml:space="preserve">Initially the idea for the leaderboard was to rank students based on number of problems solved and rank student solutions by shortest </w:t>
+      </w:r>
+      <w:r>
+        <w:lastRenderedPageBreak/>
+        <w:t xml:space="preserve">execution time. After considering the project timeline, implementation concerns, fairness and user engagement it was decided that users would instead be ranked by a </w:t>
+      </w:r>
+      <w:r>
+        <w:t xml:space="preserve">fairer and more engaging </w:t>
+      </w:r>
+      <w:r>
+        <w:t>points-based system and by current streak.</w:t>
+      </w:r>
+      <w:r>
+        <w:t xml:space="preserve"> </w:t>
+      </w:r>
+      <w:r>
+        <w:t>Another gamification feature that had to be removed due to limited time was a ranked-based system. This system would have awarded students a rank once they reached a certain points threshold and this would reset every month.</w:t>
+      </w:r>
+      <w:r>
+        <w:t xml:space="preserve"> </w:t>
+      </w:r>
+      <w:r>
+        <w:t>Another feature that was abandoned was tag based filtering for problems. Problems were intended to have tags such as “Linked List”, “Hash Map”, or “Search Algorithm”. This idea was abandoned as it required changes to the database and would not have fit into the project’s time constraints. It was instead adapted into a difficulty-based filter, allowing users to select if they only wanted to see “easy”, “medium” or “hard” problems.</w:t>
+      </w:r>
+      <w:r>
+        <w:t xml:space="preserve"> Changing and removing these features taught me how to more accurately estimate the effort and time required to develop features, how to better prioritise features and how to adapt features into simpler yet more effective alternatives.</w:t>
+      </w:r>
+    </w:p>
+    <w:p>
+      <w:pPr>
+        <w:pStyle w:val="Heading2"/>
+      </w:pPr>
+      <w:bookmarkStart w:id="18" w:name="_Toc227433920"/>
+      <w:r>
+        <w:t>What I Learned</w:t>
+      </w:r>
+      <w:bookmarkEnd w:id="18"/>
+    </w:p>
+    <w:p>
+      <w:pPr>
+        <w:jc w:val="both"/>
+      </w:pPr>
+      <w:r>
+        <w:t>The most valuable technical skill I gained was learning how to structure the backend architecture. Early in the project the backend started as mixed concerns until I adopted the route-controller-service-model pattern, which reduced cognitive load. When I returned to authentication code weeks later to add refresh tokens, I could navigate it instantly because each layer had a single, clear purpose.</w:t>
+      </w:r>
+    </w:p>
+    <w:p>
+      <w:pPr>
+        <w:jc w:val="both"/>
+      </w:pPr>
+      <w:r>
+        <w:t xml:space="preserve">I also learned that non-functional requirements need early, rigorous testing. My test case for Java execution (≤30 seconds) was far too lenient. I should have benchmarked against competitors like </w:t>
+      </w:r>
+      <w:proofErr w:type="spellStart"/>
+      <w:r>
+        <w:t>LeetCode</w:t>
+      </w:r>
+      <w:proofErr w:type="spellEnd"/>
+      <w:r>
+        <w:t xml:space="preserve"> (~3-5 seconds for Java) and set a more ambitious target (≤10 seconds).</w:t>
+      </w:r>
+    </w:p>
+    <w:p>
+      <w:pPr>
+        <w:jc w:val="both"/>
+      </w:pPr>
+      <w:r>
+        <w:t>Working with Docker taught me about containerisation patterns (</w:t>
+      </w:r>
+      <w:proofErr w:type="spellStart"/>
+      <w:r>
+        <w:t>DooD</w:t>
+      </w:r>
+      <w:proofErr w:type="spellEnd"/>
+      <w:r>
+        <w:t xml:space="preserve"> vs </w:t>
+      </w:r>
+      <w:proofErr w:type="spellStart"/>
+      <w:r>
+        <w:t>DinD</w:t>
+      </w:r>
+      <w:proofErr w:type="spellEnd"/>
+      <w:r>
+        <w:t xml:space="preserve">), buffer manipulation for parsing Docker logs, and shell scripting for dynamic code execution. I also learned about hosting production web applications, configuring </w:t>
+      </w:r>
+      <w:r>
+        <w:t>Nginx</w:t>
+      </w:r>
+      <w:r>
+        <w:t xml:space="preserve"> as a reverse proxy, setting up HTTPS with Let's Encrypt, managing environment variables securely with PM2, and configuring DNS records with Cloudflare.</w:t>
+      </w:r>
+    </w:p>
+    <w:p>
+      <w:pPr>
+        <w:pStyle w:val="Heading2"/>
+      </w:pPr>
+      <w:bookmarkStart w:id="19" w:name="_Toc227433921"/>
+      <w:r>
+        <w:t>What I would do Differently</w:t>
+      </w:r>
+      <w:bookmarkEnd w:id="19"/>
+    </w:p>
+    <w:p>
+      <w:pPr>
         <w:pStyle w:val="NormalWeb"/>
         <w:spacing w:before="0" w:beforeAutospacing="0" w:after="160" w:afterAutospacing="0"/>
+        <w:jc w:val="both"/>
         <w:rPr>
           <w:rFonts w:ascii="Aptos" w:hAnsi="Aptos" w:cs="Calibri"/>
           <w:sz w:val="22"/>
@@ -4414,6 +5170,7 @@
       <w:pPr>
         <w:pStyle w:val="NormalWeb"/>
         <w:spacing w:before="0" w:beforeAutospacing="0" w:after="160" w:afterAutospacing="0"/>
+        <w:jc w:val="both"/>
         <w:rPr>
           <w:rFonts w:ascii="Aptos" w:hAnsi="Aptos" w:cs="Calibri"/>
           <w:sz w:val="22"/>
@@ -4426,7 +5183,44 @@
           <w:sz w:val="22"/>
           <w:szCs w:val="22"/>
         </w:rPr>
-        <w:t>This problem would have been mitigated by testing earlier and more often in the development lifecycle. If I had to undertake this project again from the beginning, I would firstly track testing in a table in Excel from the beginning and test each feature thoroughly before moving on to the next. This would result in defects being discovered and fixed much earlier in the development process, improve the overall quality of the platform and make documentation much easier. I would also research into implementing automated testing and building out a regression test suite to prevent breaking changes going undetected. I would also try to get feedback much earlier in the development life cycle from users and in a more structured manner. I would try to get feedback from multiple Lecturers and Students after developing each feature, by giving them a short task and survey. This way I could track feedback</w:t>
+        <w:t>This problem would have been mitigated by testing earlier and more often in the development lifecycle. If I had to undertake this project again from the beginning, I would firstly track testing in a table in Excel from the beginning and test each feature thoroughly before moving on to the next. This would result in defects</w:t>
+      </w:r>
+      <w:r>
+        <w:rPr>
+          <w:rFonts w:ascii="Aptos" w:hAnsi="Aptos" w:cs="Calibri"/>
+          <w:sz w:val="22"/>
+          <w:szCs w:val="22"/>
+        </w:rPr>
+        <w:t xml:space="preserve"> </w:t>
+      </w:r>
+      <w:r>
+        <w:rPr>
+          <w:rFonts w:ascii="Aptos" w:hAnsi="Aptos" w:cs="Calibri"/>
+          <w:sz w:val="22"/>
+          <w:szCs w:val="22"/>
+        </w:rPr>
+        <w:t>being discovered and fixed much earlier in the development process, improve the overall quality of the platform and make documentation much easier.</w:t>
+      </w:r>
+    </w:p>
+    <w:p>
+      <w:pPr>
+        <w:pStyle w:val="NormalWeb"/>
+        <w:spacing w:before="0" w:beforeAutospacing="0" w:after="160" w:afterAutospacing="0"/>
+        <w:jc w:val="both"/>
+        <w:rPr>
+          <w:rFonts w:ascii="Aptos" w:hAnsi="Aptos" w:cs="Calibri"/>
+          <w:sz w:val="22"/>
+          <w:szCs w:val="22"/>
+        </w:rPr>
+      </w:pPr>
+      <w:r>
+        <w:rPr>
+          <w:rFonts w:ascii="Aptos" w:hAnsi="Aptos" w:cs="Calibri"/>
+          <w:sz w:val="22"/>
+          <w:szCs w:val="22"/>
+        </w:rPr>
+        <w:lastRenderedPageBreak/>
+        <w:t>I would also research into implementing automated testing and building out a regression test suite to prevent breaking changes going undetected. I would also try to get feedback much earlier in the development life cycle from users and in a more structured manner. I would try to get feedback from multiple Lecturers and Students after developing each feature, by giving them a short task and survey. This way I could track feedback</w:t>
       </w:r>
       <w:r>
         <w:rPr>
@@ -4465,6 +5259,7 @@
       <w:pPr>
         <w:pStyle w:val="NormalWeb"/>
         <w:spacing w:before="0" w:beforeAutospacing="0" w:after="160" w:afterAutospacing="0"/>
+        <w:jc w:val="both"/>
         <w:rPr>
           <w:rFonts w:ascii="Aptos" w:hAnsi="Aptos" w:cs="Calibri"/>
           <w:sz w:val="22"/>
@@ -4477,7 +5272,7 @@
           <w:sz w:val="22"/>
           <w:szCs w:val="22"/>
         </w:rPr>
-        <w:t>A key part of the project I would like to have tested more thoroughly</w:t>
+        <w:t xml:space="preserve">If I could do this project again, I would log student behaviour around switching tabs to give lecturers more information for grading students. This would also work to mitigate students using AI as </w:t>
       </w:r>
       <w:r>
         <w:rPr>
@@ -4485,7 +5280,7 @@
           <w:sz w:val="22"/>
           <w:szCs w:val="22"/>
         </w:rPr>
-        <w:t xml:space="preserve"> and gained more feedback on</w:t>
+        <w:t>I felt this was a weak point in the project</w:t>
       </w:r>
       <w:r>
         <w:rPr>
@@ -4493,139 +5288,18 @@
           <w:sz w:val="22"/>
           <w:szCs w:val="22"/>
         </w:rPr>
-        <w:t xml:space="preserve"> is</w:t>
-      </w:r>
-      <w:r>
-        <w:rPr>
-          <w:rFonts w:ascii="Aptos" w:hAnsi="Aptos" w:cs="Calibri"/>
-          <w:sz w:val="22"/>
-          <w:szCs w:val="22"/>
-        </w:rPr>
-        <w:t xml:space="preserve"> the problem creation screen. This area of the platform is by far the most confusing to users and provides limited feedback when a user makes invalid inputs. Some data types need to be inputted in specific ways to work, and this is unclear to the user.</w:t>
-      </w:r>
-      <w:r>
-        <w:rPr>
-          <w:rFonts w:ascii="Aptos" w:hAnsi="Aptos" w:cs="Calibri"/>
-          <w:sz w:val="22"/>
-          <w:szCs w:val="22"/>
-        </w:rPr>
-        <w:t xml:space="preserve"> For example, for test </w:t>
-      </w:r>
-      <w:r>
-        <w:rPr>
-          <w:rFonts w:ascii="Aptos" w:hAnsi="Aptos" w:cs="Calibri"/>
-          <w:sz w:val="22"/>
-          <w:szCs w:val="22"/>
-        </w:rPr>
-        <w:lastRenderedPageBreak/>
-        <w:t>case inputs, strings need to be inputted with quotations around them whereas integers do not. For placeholder code input, the user must enter “String” with a capital ‘S’, string</w:t>
-      </w:r>
-      <w:r>
-        <w:rPr>
-          <w:rFonts w:ascii="Aptos" w:hAnsi="Aptos" w:cs="Calibri"/>
-          <w:sz w:val="22"/>
-          <w:szCs w:val="22"/>
-        </w:rPr>
-        <w:t>s</w:t>
-      </w:r>
-      <w:r>
-        <w:rPr>
-          <w:rFonts w:ascii="Aptos" w:hAnsi="Aptos" w:cs="Calibri"/>
-          <w:sz w:val="22"/>
-          <w:szCs w:val="22"/>
-        </w:rPr>
-        <w:t xml:space="preserve"> with a lower case ‘s’ </w:t>
-      </w:r>
-      <w:r>
-        <w:rPr>
-          <w:rFonts w:ascii="Aptos" w:hAnsi="Aptos" w:cs="Calibri"/>
-          <w:sz w:val="22"/>
-          <w:szCs w:val="22"/>
-        </w:rPr>
-        <w:t>are</w:t>
-      </w:r>
-      <w:r>
-        <w:rPr>
-          <w:rFonts w:ascii="Aptos" w:hAnsi="Aptos" w:cs="Calibri"/>
-          <w:sz w:val="22"/>
-          <w:szCs w:val="22"/>
-        </w:rPr>
-        <w:t xml:space="preserve"> also accepted however it results in a confusing error.</w:t>
-      </w:r>
-      <w:r>
-        <w:rPr>
-          <w:rFonts w:ascii="Aptos" w:hAnsi="Aptos" w:cs="Calibri"/>
-          <w:sz w:val="22"/>
-          <w:szCs w:val="22"/>
-        </w:rPr>
-        <w:t xml:space="preserve"> More testing would reveal these </w:t>
-      </w:r>
-      <w:r>
-        <w:rPr>
-          <w:rFonts w:ascii="Aptos" w:hAnsi="Aptos" w:cs="Calibri"/>
-          <w:sz w:val="22"/>
-          <w:szCs w:val="22"/>
-        </w:rPr>
-        <w:t xml:space="preserve">logical </w:t>
-      </w:r>
-      <w:r>
-        <w:rPr>
-          <w:rFonts w:ascii="Aptos" w:hAnsi="Aptos" w:cs="Calibri"/>
-          <w:sz w:val="22"/>
-          <w:szCs w:val="22"/>
-        </w:rPr>
-        <w:t>quirks and allow me to ensure a high level of usability</w:t>
-      </w:r>
-      <w:r>
-        <w:rPr>
-          <w:rFonts w:ascii="Aptos" w:hAnsi="Aptos" w:cs="Calibri"/>
-          <w:sz w:val="22"/>
-          <w:szCs w:val="22"/>
-        </w:rPr>
-        <w:t xml:space="preserve">, consistency </w:t>
-      </w:r>
-      <w:r>
-        <w:rPr>
-          <w:rFonts w:ascii="Aptos" w:hAnsi="Aptos" w:cs="Calibri"/>
-          <w:sz w:val="22"/>
-          <w:szCs w:val="22"/>
-        </w:rPr>
-        <w:t xml:space="preserve">and improve </w:t>
-      </w:r>
-      <w:r>
-        <w:rPr>
-          <w:rFonts w:ascii="Aptos" w:hAnsi="Aptos" w:cs="Calibri"/>
-          <w:sz w:val="22"/>
-          <w:szCs w:val="22"/>
-        </w:rPr>
-        <w:t xml:space="preserve">the </w:t>
-      </w:r>
-      <w:r>
-        <w:rPr>
-          <w:rFonts w:ascii="Aptos" w:hAnsi="Aptos" w:cs="Calibri"/>
-          <w:sz w:val="22"/>
-          <w:szCs w:val="22"/>
-        </w:rPr>
-        <w:t>user experience.</w:t>
-      </w:r>
-      <w:r>
-        <w:br w:type="page"/>
+        <w:t>. I would also take more personal notes over the course of the project to track challenges encountered and learnings. This would help me improve my documentation.</w:t>
       </w:r>
     </w:p>
     <w:p>
       <w:pPr>
-        <w:jc w:val="both"/>
-      </w:pPr>
-    </w:p>
-    <w:p>
-      <w:pPr>
         <w:pStyle w:val="Heading1"/>
       </w:pPr>
-      <w:bookmarkStart w:id="18" w:name="_Toc226987167"/>
+      <w:bookmarkStart w:id="20" w:name="_Toc227433922"/>
       <w:r>
         <w:t>Testing</w:t>
       </w:r>
-      <w:bookmarkEnd w:id="18"/>
+      <w:bookmarkEnd w:id="20"/>
     </w:p>
     <w:p>
       <w:pPr>
@@ -4813,13 +5487,37 @@
         <w:t xml:space="preserve">. </w:t>
       </w:r>
       <w:r>
-        <w:t>Test case TC-NF08d revealed a user interface scrolling issue on the manageProblems, and manageClasses page. This test involved testing the platform’s user interface on a smaller screen size (</w:t>
+        <w:t xml:space="preserve">Test case TC-NF08d revealed a user interface scrolling issue on the </w:t>
+      </w:r>
+      <w:proofErr w:type="spellStart"/>
+      <w:r>
+        <w:t>manageProblems</w:t>
+      </w:r>
+      <w:proofErr w:type="spellEnd"/>
+      <w:r>
+        <w:t xml:space="preserve">, and </w:t>
+      </w:r>
+      <w:proofErr w:type="spellStart"/>
+      <w:r>
+        <w:t>manageClasses</w:t>
+      </w:r>
+      <w:proofErr w:type="spellEnd"/>
+      <w:r>
+        <w:t xml:space="preserve"> page. This test involved testing the platform’s user interface on a smaller screen size (</w:t>
       </w:r>
       <w:r>
         <w:t>1280×720</w:t>
       </w:r>
       <w:r>
-        <w:t>). This issue was fixed and retested successfully. Similarly test case TC-NF08e also revealed an issue where the test case entry form on the createProblem page was too small on larger screen sizes (</w:t>
+        <w:t xml:space="preserve">). This issue was fixed and retested successfully. Similarly test case TC-NF08e also revealed an issue where the test case entry form on the </w:t>
+      </w:r>
+      <w:proofErr w:type="spellStart"/>
+      <w:r>
+        <w:t>createProblem</w:t>
+      </w:r>
+      <w:proofErr w:type="spellEnd"/>
+      <w:r>
+        <w:t xml:space="preserve"> page was too small on larger screen sizes (</w:t>
       </w:r>
       <w:r>
         <w:t>2560×1440</w:t>
@@ -4857,6 +5555,7 @@
           <w:pgSz w:w="11906" w:h="16838"/>
           <w:pgMar w:top="1440" w:right="1440" w:bottom="1440" w:left="1440" w:header="708" w:footer="708" w:gutter="0"/>
           <w:cols w:space="708"/>
+          <w:titlePg/>
           <w:docGrid w:linePitch="360"/>
         </w:sectPr>
       </w:pPr>
@@ -5659,11 +6358,11 @@
       <w:pPr>
         <w:pStyle w:val="Heading2"/>
       </w:pPr>
-      <w:bookmarkStart w:id="19" w:name="_Toc226987168"/>
+      <w:bookmarkStart w:id="21" w:name="_Toc227433923"/>
       <w:r>
         <w:t>Functional Testing</w:t>
       </w:r>
-      <w:bookmarkEnd w:id="19"/>
+      <w:bookmarkEnd w:id="21"/>
       <w:r>
         <w:br w:type="page"/>
       </w:r>
@@ -6318,8 +7017,13 @@
             </w:r>
             <w:r>
               <w:br/>
-              <w:t>3. Click on a global problems</w:t>
-            </w:r>
+              <w:t xml:space="preserve">3. Click on a </w:t>
+            </w:r>
+            <w:proofErr w:type="gramStart"/>
+            <w:r>
+              <w:t>global problems</w:t>
+            </w:r>
+            <w:proofErr w:type="gramEnd"/>
             <w:r>
               <w:br/>
               <w:t>4. Observe results</w:t>
@@ -7145,7 +7849,15 @@
             </w:r>
             <w:r>
               <w:br/>
-              <w:t>4. set last_solved_date in the users table to be -1 day for this user</w:t>
+              <w:t xml:space="preserve">4. set </w:t>
+            </w:r>
+            <w:proofErr w:type="spellStart"/>
+            <w:r>
+              <w:t>last_solved_date</w:t>
+            </w:r>
+            <w:proofErr w:type="spellEnd"/>
+            <w:r>
+              <w:t xml:space="preserve"> in the users table to be -1 day for this user</w:t>
             </w:r>
             <w:r>
               <w:br/>
@@ -7679,7 +8391,15 @@
             </w:r>
             <w:r>
               <w:br/>
-              <w:t>3. Set last_solved_date to 2 days in the past</w:t>
+              <w:t xml:space="preserve">3. Set </w:t>
+            </w:r>
+            <w:proofErr w:type="spellStart"/>
+            <w:r>
+              <w:t>last_solved_date</w:t>
+            </w:r>
+            <w:proofErr w:type="spellEnd"/>
+            <w:r>
+              <w:t xml:space="preserve"> to 2 days in the past</w:t>
             </w:r>
             <w:r>
               <w:br/>
@@ -7762,12 +8482,12 @@
       <w:pPr>
         <w:pStyle w:val="Heading2"/>
       </w:pPr>
-      <w:bookmarkStart w:id="20" w:name="_Toc226987169"/>
+      <w:bookmarkStart w:id="22" w:name="_Toc227433924"/>
       <w:r>
         <w:lastRenderedPageBreak/>
         <w:t>Non-Functional Testing</w:t>
       </w:r>
-      <w:bookmarkEnd w:id="20"/>
+      <w:bookmarkEnd w:id="22"/>
     </w:p>
     <w:tbl>
       <w:tblPr>
@@ -8744,7 +9464,15 @@
             </w:r>
             <w:r>
               <w:br/>
-              <w:t>2. Submit code that attempts an outbound network request (e.g. HTTP GET to external URL)</w:t>
+              <w:t xml:space="preserve">2. Submit code that attempts </w:t>
+            </w:r>
+            <w:proofErr w:type="spellStart"/>
+            <w:r>
+              <w:t>an</w:t>
+            </w:r>
+            <w:proofErr w:type="spellEnd"/>
+            <w:r>
+              <w:t xml:space="preserve"> outbound network request (e.g. HTTP GET to external URL)</w:t>
             </w:r>
             <w:r>
               <w:br/>
@@ -9891,12 +10619,12 @@
       <w:pPr>
         <w:pStyle w:val="Heading1"/>
       </w:pPr>
-      <w:bookmarkStart w:id="21" w:name="_Toc226987170"/>
+      <w:bookmarkStart w:id="23" w:name="_Toc227433925"/>
       <w:r>
         <w:lastRenderedPageBreak/>
         <w:t>Conclusion</w:t>
       </w:r>
-      <w:bookmarkEnd w:id="21"/>
+      <w:bookmarkEnd w:id="23"/>
     </w:p>
     <w:p>
       <w:pPr>
@@ -9904,7 +10632,7 @@
         <w:jc w:val="both"/>
       </w:pPr>
       <w:r>
-        <w:t xml:space="preserve">SETU Code Lab successfully delivers a coding practice and learning management platform that meets all the core requirements outlined in the functional specification. It allows students to select and complete coding problems and receive instant feedback through automatic grading. It also allows lecturers to create problems and courses allowing them to easily track and automatically grade students work. </w:t>
+        <w:t xml:space="preserve">SETU Code Lab successfully delivers a coding practice and learning management platform that meets all the core requirements outlined in the functional specification. </w:t>
       </w:r>
     </w:p>
     <w:p>
@@ -9918,6 +10646,9 @@
       <w:r>
         <w:t xml:space="preserve"> The hardest part of this was not the Docker connection or spinning up the containers themselves, but rather the preprocessing of submitted Java code and submitted placeholder code before they are sent to a container for execution.</w:t>
       </w:r>
+      <w:r>
+        <w:t xml:space="preserve"> This took me a while figure out how to structure the dynamic Java test harness, extract the needed data, and read JSON test inputs into the Java code.</w:t>
+      </w:r>
     </w:p>
     <w:p>
       <w:pPr>
@@ -9942,6 +10673,9 @@
       <w:r>
         <w:t>so that key performance issues could be detected earlier and fixed.</w:t>
       </w:r>
+      <w:r>
+        <w:t xml:space="preserve"> If I had detected this performance issue early, I could have implemented a pool of Docker containers with JVMs pre-loaded. This would have eliminated the slow spin up time of the docker containers when every test case is run.</w:t>
+      </w:r>
     </w:p>
     <w:p>
       <w:pPr>
@@ -9949,16 +10683,37 @@
         <w:jc w:val="both"/>
       </w:pPr>
       <w:r>
-        <w:t>The most valuable skill I have learned from this project is how to structure a backend into route, controller, service and model files. This helped me understand how a web server is supposed to work and taught me a highly valuable backend pattern.</w:t>
-      </w:r>
-      <w:r>
-        <w:t xml:space="preserve"> The second most valuable skill I feel I have learned is how host websites on the internet, configure HTTPS connections and a DNS.</w:t>
+        <w:t xml:space="preserve">The most valuable skill I have learned from this project is how to structure a backend into route, controller, service and model files. This helped me understand how a web server </w:t>
+      </w:r>
+      <w:r>
+        <w:t xml:space="preserve">handles requests </w:t>
+      </w:r>
+      <w:r>
+        <w:t xml:space="preserve">and taught me a highly </w:t>
+      </w:r>
+      <w:r>
+        <w:t>valuable</w:t>
+      </w:r>
+      <w:r>
+        <w:t xml:space="preserve"> backend pattern</w:t>
+      </w:r>
+      <w:r>
+        <w:t xml:space="preserve"> that ensures code is maintainable and extensible.</w:t>
+      </w:r>
+      <w:r>
+        <w:t xml:space="preserve"> This</w:t>
+      </w:r>
+      <w:r>
+        <w:t xml:space="preserve">, and the many other skills I have gained from doing this project </w:t>
+      </w:r>
+      <w:r>
+        <w:t>will enable me to write higher quality code and develop higher quality software products in my career in the future.</w:t>
       </w:r>
       <w:r>
         <w:br w:type="page"/>
       </w:r>
     </w:p>
-    <w:bookmarkStart w:id="22" w:name="_Toc226987171" w:displacedByCustomXml="next"/>
+    <w:bookmarkStart w:id="24" w:name="_Toc227433926" w:displacedByCustomXml="next"/>
     <w:sdt>
       <w:sdtPr>
         <w:rPr>
@@ -9981,7 +10736,7 @@
           <w:r>
             <w:t>Bibliography</w:t>
           </w:r>
-          <w:bookmarkEnd w:id="22"/>
+          <w:bookmarkEnd w:id="24"/>
         </w:p>
         <w:sdt>
           <w:sdtPr>
@@ -10009,6 +10764,55 @@
               <w:r>
                 <w:fldChar w:fldCharType="separate"/>
               </w:r>
+              <w:r>
+                <w:rPr>
+                  <w:noProof/>
+                </w:rPr>
+                <w:t xml:space="preserve">CodeStudy.net, 2025. </w:t>
+              </w:r>
+              <w:r>
+                <w:rPr>
+                  <w:i/>
+                  <w:iCs/>
+                  <w:noProof/>
+                </w:rPr>
+                <w:t xml:space="preserve">How to Detect Browser Tab Activity: Check If User Switched Tabs (Not Just Minimized) with JavaScript. </w:t>
+              </w:r>
+              <w:r>
+                <w:rPr>
+                  <w:noProof/>
+                </w:rPr>
+                <w:t xml:space="preserve">[Online] </w:t>
+              </w:r>
+              <w:r>
+                <w:rPr>
+                  <w:noProof/>
+                </w:rPr>
+                <w:br/>
+                <w:t xml:space="preserve">Available at: </w:t>
+              </w:r>
+              <w:r>
+                <w:rPr>
+                  <w:noProof/>
+                  <w:u w:val="single"/>
+                </w:rPr>
+                <w:t>https://www.codestudy.net/blog/detect-if-browser-tab-is-active-or-user-has-switched-away/#the-page-visibility-api-a-modern-solution</w:t>
+              </w:r>
+              <w:r>
+                <w:rPr>
+                  <w:noProof/>
+                </w:rPr>
+                <w:br/>
+                <w:t>[Accessed 18 April 2026].</w:t>
+              </w:r>
+            </w:p>
+            <w:p>
+              <w:pPr>
+                <w:pStyle w:val="Bibliography"/>
+                <w:rPr>
+                  <w:noProof/>
+                </w:rPr>
+              </w:pPr>
               <w:r>
                 <w:rPr>
                   <w:noProof/>
@@ -10147,6 +10951,55 @@
                 </w:rPr>
                 <w:br/>
                 <w:t>[Accessed 5 April 2026].</w:t>
+              </w:r>
+            </w:p>
+            <w:p>
+              <w:pPr>
+                <w:pStyle w:val="Bibliography"/>
+                <w:rPr>
+                  <w:noProof/>
+                </w:rPr>
+              </w:pPr>
+              <w:r>
+                <w:rPr>
+                  <w:noProof/>
+                </w:rPr>
+                <w:t xml:space="preserve">FasterXML, 2026. </w:t>
+              </w:r>
+              <w:r>
+                <w:rPr>
+                  <w:i/>
+                  <w:iCs/>
+                  <w:noProof/>
+                </w:rPr>
+                <w:t xml:space="preserve">jackson-databind 2.21.2 javadoc. </w:t>
+              </w:r>
+              <w:r>
+                <w:rPr>
+                  <w:noProof/>
+                </w:rPr>
+                <w:t xml:space="preserve">[Online] </w:t>
+              </w:r>
+              <w:r>
+                <w:rPr>
+                  <w:noProof/>
+                </w:rPr>
+                <w:br/>
+                <w:t xml:space="preserve">Available at: </w:t>
+              </w:r>
+              <w:r>
+                <w:rPr>
+                  <w:noProof/>
+                  <w:u w:val="single"/>
+                </w:rPr>
+                <w:t>https://javadoc.io/doc/com.fasterxml.jackson.core/jackson-databind/latest/index.html</w:t>
+              </w:r>
+              <w:r>
+                <w:rPr>
+                  <w:noProof/>
+                </w:rPr>
+                <w:br/>
+                <w:t>[Accessed 18 April 2026].</w:t>
               </w:r>
             </w:p>
             <w:p>
@@ -10399,7 +11252,7 @@
 <w:ftr xmlns:wpc="http://schemas.microsoft.com/office/word/2010/wordprocessingCanvas" xmlns:cx="http://schemas.microsoft.com/office/drawing/2014/chartex" xmlns:cx1="http://schemas.microsoft.com/office/drawing/2015/9/8/chartex" xmlns:cx2="http://schemas.microsoft.com/office/drawing/2015/10/21/chartex" xmlns:cx3="http://schemas.microsoft.com/office/drawing/2016/5/9/chartex" xmlns:cx4="http://schemas.microsoft.com/office/drawing/2016/5/10/chartex" xmlns:cx5="http://schemas.microsoft.com/office/drawing/2016/5/11/chartex" xmlns:cx6="http://schemas.microsoft.com/office/drawing/2016/5/12/chartex" xmlns:cx7="http://schemas.microsoft.com/office/drawing/2016/5/13/chartex" xmlns:cx8="http://schemas.microsoft.com/office/drawing/2016/5/14/chartex" xmlns:mc="http://schemas.openxmlformats.org/markup-compatibility/2006" xmlns:aink="http://schemas.microsoft.com/office/drawing/2016/ink" xmlns:am3d="http://schemas.microsoft.com/office/drawing/2017/model3d" xmlns:o="urn:schemas-microsoft-com:office:office" xmlns:oel="http://schemas.microsoft.com/office/2019/extlst" xmlns:r="http://schemas.openxmlformats.org/officeDocument/2006/relationships" xmlns:m="http://schemas.openxmlformats.org/officeDocument/2006/math" xmlns:v="urn:schemas-microsoft-com:vml" xmlns:wp14="http://schemas.microsoft.com/office/word/2010/wordprocessingDrawing" xmlns:wp="http://schemas.openxmlformats.org/drawingml/2006/wordprocessingDrawing" xmlns:w10="urn:schemas-microsoft-com:office:word" xmlns:w="http://schemas.openxmlformats.org/wordprocessingml/2006/main" xmlns:w14="http://schemas.microsoft.com/office/word/2010/wordml" xmlns:w15="http://schemas.microsoft.com/office/word/2012/wordml" xmlns:w16cex="http://schemas.microsoft.com/office/word/2018/wordml/cex" xmlns:w16cid="http://schemas.microsoft.com/office/word/2016/wordml/cid" xmlns:w16="http://schemas.microsoft.com/office/word/2018/wordml" xmlns:w16du="http://schemas.microsoft.com/office/word/2023/wordml/word16du" xmlns:w16sdtdh="http://schemas.microsoft.com/office/word/2020/wordml/sdtdatahash" xmlns:w16sdtfl="http://schemas.microsoft.com/office/word/2024/wordml/sdtformatlock" xmlns:w16se="http://schemas.microsoft.com/office/word/2015/wordml/symex" xmlns:wpg="http://schemas.microsoft.com/office/word/2010/wordprocessingGroup" xmlns:wpi="http://schemas.microsoft.com/office/word/2010/wordprocessingInk" xmlns:wne="http://schemas.microsoft.com/office/word/2006/wordml" xmlns:wps="http://schemas.microsoft.com/office/word/2010/wordprocessingShape" mc:Ignorable="w14 w15 w16se w16cid w16 w16cex w16sdtdh w16sdtfl w16du wp14">
   <w:sdt>
     <w:sdtPr>
-      <w:id w:val="-586150905"/>
+      <w:id w:val="-544293703"/>
       <w:docPartObj>
         <w:docPartGallery w:val="Page Numbers (Bottom of Page)"/>
         <w:docPartUnique/>
@@ -11626,7 +12479,6 @@
   <w:style w:type="character" w:default="1" w:styleId="DefaultParagraphFont">
     <w:name w:val="Default Paragraph Font"/>
     <w:uiPriority w:val="1"/>
-    <w:semiHidden/>
     <w:unhideWhenUsed/>
   </w:style>
   <w:style w:type="table" w:default="1" w:styleId="TableNormal">
@@ -12469,7 +13321,7 @@
     <b:MonthAccessed>April</b:MonthAccessed>
     <b:DayAccessed>5</b:DayAccessed>
     <b:URL>https://docs.docker.com/reference/api/engine/version/v1.52/</b:URL>
-    <b:RefOrder>4</b:RefOrder>
+    <b:RefOrder>5</b:RefOrder>
   </b:Source>
   <b:Source>
     <b:Tag>nod26</b:Tag>
@@ -12486,7 +13338,7 @@
     <b:MonthAccessed>April</b:MonthAccessed>
     <b:DayAccessed>06</b:DayAccessed>
     <b:URL>https://nodejs.org/api/buffer.html#bufreadint32beoffset</b:URL>
-    <b:RefOrder>5</b:RefOrder>
+    <b:RefOrder>6</b:RefOrder>
   </b:Source>
   <b:Source>
     <b:Tag>apo26</b:Tag>
@@ -12542,7 +13394,7 @@
     <b:MonthAccessed>April</b:MonthAccessed>
     <b:DayAccessed>6</b:DayAccessed>
     <b:URL>https://www.geeksforgeeks.org/node-js/jwt-authentication-with-refresh-tokens/</b:URL>
-    <b:RefOrder>6</b:RefOrder>
+    <b:RefOrder>8</b:RefOrder>
   </b:Source>
   <b:Source>
     <b:Tag>Cod253</b:Tag>
@@ -12559,13 +13411,47 @@
     <b:MonthAccessed>April</b:MonthAccessed>
     <b:DayAccessed>6</b:DayAccessed>
     <b:URL>https://www.codestudy.net/blog/where-to-store-the-refresh-token-on-the-client/</b:URL>
+    <b:RefOrder>9</b:RefOrder>
+  </b:Source>
+  <b:Source>
+    <b:Tag>Fas26</b:Tag>
+    <b:SourceType>InternetSite</b:SourceType>
+    <b:Guid>{36917C90-A8BB-4077-B467-852BE15537CE}</b:Guid>
+    <b:Author>
+      <b:Author>
+        <b:Corporate>FasterXML</b:Corporate>
+      </b:Author>
+    </b:Author>
+    <b:Title>jackson-databind 2.21.2 javadoc</b:Title>
+    <b:Year>2026</b:Year>
+    <b:YearAccessed>2026</b:YearAccessed>
+    <b:MonthAccessed>April</b:MonthAccessed>
+    <b:DayAccessed>18</b:DayAccessed>
+    <b:URL>https://javadoc.io/doc/com.fasterxml.jackson.core/jackson-databind/latest/index.html</b:URL>
+    <b:RefOrder>4</b:RefOrder>
+  </b:Source>
+  <b:Source>
+    <b:Tag>Cod254</b:Tag>
+    <b:SourceType>InternetSite</b:SourceType>
+    <b:Guid>{4E080104-5B50-4F93-8DB0-3E5016E050F1}</b:Guid>
+    <b:Author>
+      <b:Author>
+        <b:Corporate>CodeStudy.net</b:Corporate>
+      </b:Author>
+    </b:Author>
+    <b:Title>How to Detect Browser Tab Activity: Check If User Switched Tabs (Not Just Minimized) with JavaScript</b:Title>
+    <b:Year>2025</b:Year>
+    <b:YearAccessed>2026</b:YearAccessed>
+    <b:MonthAccessed>April</b:MonthAccessed>
+    <b:DayAccessed>18</b:DayAccessed>
+    <b:URL>https://www.codestudy.net/blog/detect-if-browser-tab-is-active-or-user-has-switched-away/#the-page-visibility-api-a-modern-solution</b:URL>
     <b:RefOrder>7</b:RefOrder>
   </b:Source>
 </b:Sources>
 </file>
 
 <file path=customXml/itemProps1.xml><?xml version="1.0" encoding="utf-8"?>
-<ds:datastoreItem xmlns:ds="http://schemas.openxmlformats.org/officeDocument/2006/customXml" ds:itemID="{1118BE40-E2BD-4DD8-82E0-A34625611154}">
+<ds:datastoreItem xmlns:ds="http://schemas.openxmlformats.org/officeDocument/2006/customXml" ds:itemID="{E0588FE4-DEB0-4667-ABF1-583CE968EAB9}">
   <ds:schemaRefs>
     <ds:schemaRef ds:uri="http://schemas.openxmlformats.org/officeDocument/2006/bibliography"/>
   </ds:schemaRefs>

--- a/Documentation/SETU Code Lab Final Report.docx
+++ b/Documentation/SETU Code Lab Final Report.docx
@@ -115,6 +115,7 @@
         <w:t>Final Report</w:t>
       </w:r>
     </w:p>
+    <w:p/>
     <w:p>
       <w:pPr>
         <w:pStyle w:val="Subtitle"/>
@@ -190,8 +191,14 @@
         <w:p>
           <w:pPr>
             <w:pStyle w:val="TOCHeading"/>
+            <w:rPr>
+              <w:rStyle w:val="Heading1Char"/>
+            </w:rPr>
           </w:pPr>
           <w:r>
+            <w:rPr>
+              <w:rStyle w:val="Heading1Char"/>
+            </w:rPr>
             <w:t>Table of Contents</w:t>
           </w:r>
         </w:p>
@@ -218,13 +225,13 @@
           <w:r>
             <w:fldChar w:fldCharType="separate"/>
           </w:r>
-          <w:hyperlink w:anchor="_Toc227433908" w:history="1">
+          <w:hyperlink w:anchor="_Toc227510365" w:history="1">
             <w:r>
               <w:rPr>
                 <w:rStyle w:val="Hyperlink"/>
                 <w:noProof/>
               </w:rPr>
-              <w:t>Abstract</w:t>
+              <w:t>Table of Figures</w:t>
             </w:r>
             <w:r>
               <w:rPr>
@@ -245,7 +252,7 @@
                 <w:noProof/>
                 <w:webHidden/>
               </w:rPr>
-              <w:instrText xml:space="preserve"> PAGEREF _Toc227433908 \h </w:instrText>
+              <w:instrText xml:space="preserve"> PAGEREF _Toc227510365 \h </w:instrText>
             </w:r>
             <w:r>
               <w:rPr>
@@ -290,13 +297,13 @@
               <w:lang w:eastAsia="en-IE"/>
             </w:rPr>
           </w:pPr>
-          <w:hyperlink w:anchor="_Toc227433909" w:history="1">
+          <w:hyperlink w:anchor="_Toc227510366" w:history="1">
             <w:r>
               <w:rPr>
                 <w:rStyle w:val="Hyperlink"/>
                 <w:noProof/>
               </w:rPr>
-              <w:t>Introduction</w:t>
+              <w:t>Abstract</w:t>
             </w:r>
             <w:r>
               <w:rPr>
@@ -317,7 +324,7 @@
                 <w:noProof/>
                 <w:webHidden/>
               </w:rPr>
-              <w:instrText xml:space="preserve"> PAGEREF _Toc227433909 \h </w:instrText>
+              <w:instrText xml:space="preserve"> PAGEREF _Toc227510366 \h </w:instrText>
             </w:r>
             <w:r>
               <w:rPr>
@@ -362,12 +369,84 @@
               <w:lang w:eastAsia="en-IE"/>
             </w:rPr>
           </w:pPr>
-          <w:hyperlink w:anchor="_Toc227433910" w:history="1">
+          <w:hyperlink w:anchor="_Toc227510367" w:history="1">
             <w:r>
               <w:rPr>
                 <w:rStyle w:val="Hyperlink"/>
                 <w:noProof/>
               </w:rPr>
+              <w:t>Introduction</w:t>
+            </w:r>
+            <w:r>
+              <w:rPr>
+                <w:noProof/>
+                <w:webHidden/>
+              </w:rPr>
+              <w:tab/>
+            </w:r>
+            <w:r>
+              <w:rPr>
+                <w:noProof/>
+                <w:webHidden/>
+              </w:rPr>
+              <w:fldChar w:fldCharType="begin"/>
+            </w:r>
+            <w:r>
+              <w:rPr>
+                <w:noProof/>
+                <w:webHidden/>
+              </w:rPr>
+              <w:instrText xml:space="preserve"> PAGEREF _Toc227510367 \h </w:instrText>
+            </w:r>
+            <w:r>
+              <w:rPr>
+                <w:noProof/>
+                <w:webHidden/>
+              </w:rPr>
+            </w:r>
+            <w:r>
+              <w:rPr>
+                <w:noProof/>
+                <w:webHidden/>
+              </w:rPr>
+              <w:fldChar w:fldCharType="separate"/>
+            </w:r>
+            <w:r>
+              <w:rPr>
+                <w:noProof/>
+                <w:webHidden/>
+              </w:rPr>
+              <w:t>5</w:t>
+            </w:r>
+            <w:r>
+              <w:rPr>
+                <w:noProof/>
+                <w:webHidden/>
+              </w:rPr>
+              <w:fldChar w:fldCharType="end"/>
+            </w:r>
+          </w:hyperlink>
+        </w:p>
+        <w:p>
+          <w:pPr>
+            <w:pStyle w:val="TOC1"/>
+            <w:tabs>
+              <w:tab w:val="right" w:leader="dot" w:pos="9016"/>
+            </w:tabs>
+            <w:rPr>
+              <w:rFonts w:eastAsiaTheme="minorEastAsia"/>
+              <w:noProof/>
+              <w:sz w:val="24"/>
+              <w:szCs w:val="24"/>
+              <w:lang w:eastAsia="en-IE"/>
+            </w:rPr>
+          </w:pPr>
+          <w:hyperlink w:anchor="_Toc227510368" w:history="1">
+            <w:r>
+              <w:rPr>
+                <w:rStyle w:val="Hyperlink"/>
+                <w:noProof/>
+              </w:rPr>
               <w:t>Challenges and Learnings</w:t>
             </w:r>
             <w:r>
@@ -389,7 +468,7 @@
                 <w:noProof/>
                 <w:webHidden/>
               </w:rPr>
-              <w:instrText xml:space="preserve"> PAGEREF _Toc227433910 \h </w:instrText>
+              <w:instrText xml:space="preserve"> PAGEREF _Toc227510368 \h </w:instrText>
             </w:r>
             <w:r>
               <w:rPr>
@@ -409,7 +488,7 @@
                 <w:noProof/>
                 <w:webHidden/>
               </w:rPr>
-              <w:t>4</w:t>
+              <w:t>5</w:t>
             </w:r>
             <w:r>
               <w:rPr>
@@ -434,7 +513,7 @@
               <w:lang w:eastAsia="en-IE"/>
             </w:rPr>
           </w:pPr>
-          <w:hyperlink w:anchor="_Toc227433911" w:history="1">
+          <w:hyperlink w:anchor="_Toc227510369" w:history="1">
             <w:r>
               <w:rPr>
                 <w:rStyle w:val="Hyperlink"/>
@@ -461,7 +540,7 @@
                 <w:noProof/>
                 <w:webHidden/>
               </w:rPr>
-              <w:instrText xml:space="preserve"> PAGEREF _Toc227433911 \h </w:instrText>
+              <w:instrText xml:space="preserve"> PAGEREF _Toc227510369 \h </w:instrText>
             </w:r>
             <w:r>
               <w:rPr>
@@ -481,7 +560,7 @@
                 <w:noProof/>
                 <w:webHidden/>
               </w:rPr>
-              <w:t>4</w:t>
+              <w:t>5</w:t>
             </w:r>
             <w:r>
               <w:rPr>
@@ -506,7 +585,7 @@
               <w:lang w:eastAsia="en-IE"/>
             </w:rPr>
           </w:pPr>
-          <w:hyperlink w:anchor="_Toc227433912" w:history="1">
+          <w:hyperlink w:anchor="_Toc227510370" w:history="1">
             <w:r>
               <w:rPr>
                 <w:rStyle w:val="Hyperlink"/>
@@ -533,7 +612,7 @@
                 <w:noProof/>
                 <w:webHidden/>
               </w:rPr>
-              <w:instrText xml:space="preserve"> PAGEREF _Toc227433912 \h </w:instrText>
+              <w:instrText xml:space="preserve"> PAGEREF _Toc227510370 \h </w:instrText>
             </w:r>
             <w:r>
               <w:rPr>
@@ -553,7 +632,7 @@
                 <w:noProof/>
                 <w:webHidden/>
               </w:rPr>
-              <w:t>8</w:t>
+              <w:t>9</w:t>
             </w:r>
             <w:r>
               <w:rPr>
@@ -578,7 +657,7 @@
               <w:lang w:eastAsia="en-IE"/>
             </w:rPr>
           </w:pPr>
-          <w:hyperlink w:anchor="_Toc227433913" w:history="1">
+          <w:hyperlink w:anchor="_Toc227510371" w:history="1">
             <w:r>
               <w:rPr>
                 <w:rStyle w:val="Hyperlink"/>
@@ -605,7 +684,7 @@
                 <w:noProof/>
                 <w:webHidden/>
               </w:rPr>
-              <w:instrText xml:space="preserve"> PAGEREF _Toc227433913 \h </w:instrText>
+              <w:instrText xml:space="preserve"> PAGEREF _Toc227510371 \h </w:instrText>
             </w:r>
             <w:r>
               <w:rPr>
@@ -625,7 +704,7 @@
                 <w:noProof/>
                 <w:webHidden/>
               </w:rPr>
-              <w:t>9</w:t>
+              <w:t>10</w:t>
             </w:r>
             <w:r>
               <w:rPr>
@@ -650,7 +729,7 @@
               <w:lang w:eastAsia="en-IE"/>
             </w:rPr>
           </w:pPr>
-          <w:hyperlink w:anchor="_Toc227433914" w:history="1">
+          <w:hyperlink w:anchor="_Toc227510372" w:history="1">
             <w:r>
               <w:rPr>
                 <w:rStyle w:val="Hyperlink"/>
@@ -677,7 +756,7 @@
                 <w:noProof/>
                 <w:webHidden/>
               </w:rPr>
-              <w:instrText xml:space="preserve"> PAGEREF _Toc227433914 \h </w:instrText>
+              <w:instrText xml:space="preserve"> PAGEREF _Toc227510372 \h </w:instrText>
             </w:r>
             <w:r>
               <w:rPr>
@@ -697,7 +776,7 @@
                 <w:noProof/>
                 <w:webHidden/>
               </w:rPr>
-              <w:t>13</w:t>
+              <w:t>14</w:t>
             </w:r>
             <w:r>
               <w:rPr>
@@ -722,7 +801,7 @@
               <w:lang w:eastAsia="en-IE"/>
             </w:rPr>
           </w:pPr>
-          <w:hyperlink w:anchor="_Toc227433915" w:history="1">
+          <w:hyperlink w:anchor="_Toc227510373" w:history="1">
             <w:r>
               <w:rPr>
                 <w:rStyle w:val="Hyperlink"/>
@@ -749,7 +828,7 @@
                 <w:noProof/>
                 <w:webHidden/>
               </w:rPr>
-              <w:instrText xml:space="preserve"> PAGEREF _Toc227433915 \h </w:instrText>
+              <w:instrText xml:space="preserve"> PAGEREF _Toc227510373 \h </w:instrText>
             </w:r>
             <w:r>
               <w:rPr>
@@ -769,7 +848,7 @@
                 <w:noProof/>
                 <w:webHidden/>
               </w:rPr>
-              <w:t>13</w:t>
+              <w:t>14</w:t>
             </w:r>
             <w:r>
               <w:rPr>
@@ -794,7 +873,7 @@
               <w:lang w:eastAsia="en-IE"/>
             </w:rPr>
           </w:pPr>
-          <w:hyperlink w:anchor="_Toc227433916" w:history="1">
+          <w:hyperlink w:anchor="_Toc227510374" w:history="1">
             <w:r>
               <w:rPr>
                 <w:rStyle w:val="Hyperlink"/>
@@ -821,7 +900,7 @@
                 <w:noProof/>
                 <w:webHidden/>
               </w:rPr>
-              <w:instrText xml:space="preserve"> PAGEREF _Toc227433916 \h </w:instrText>
+              <w:instrText xml:space="preserve"> PAGEREF _Toc227510374 \h </w:instrText>
             </w:r>
             <w:r>
               <w:rPr>
@@ -841,7 +920,7 @@
                 <w:noProof/>
                 <w:webHidden/>
               </w:rPr>
-              <w:t>14</w:t>
+              <w:t>15</w:t>
             </w:r>
             <w:r>
               <w:rPr>
@@ -866,7 +945,7 @@
               <w:lang w:eastAsia="en-IE"/>
             </w:rPr>
           </w:pPr>
-          <w:hyperlink w:anchor="_Toc227433917" w:history="1">
+          <w:hyperlink w:anchor="_Toc227510375" w:history="1">
             <w:r>
               <w:rPr>
                 <w:rStyle w:val="Hyperlink"/>
@@ -893,7 +972,7 @@
                 <w:noProof/>
                 <w:webHidden/>
               </w:rPr>
-              <w:instrText xml:space="preserve"> PAGEREF _Toc227433917 \h </w:instrText>
+              <w:instrText xml:space="preserve"> PAGEREF _Toc227510375 \h </w:instrText>
             </w:r>
             <w:r>
               <w:rPr>
@@ -913,7 +992,7 @@
                 <w:noProof/>
                 <w:webHidden/>
               </w:rPr>
-              <w:t>15</w:t>
+              <w:t>16</w:t>
             </w:r>
             <w:r>
               <w:rPr>
@@ -938,7 +1017,7 @@
               <w:lang w:eastAsia="en-IE"/>
             </w:rPr>
           </w:pPr>
-          <w:hyperlink w:anchor="_Toc227433918" w:history="1">
+          <w:hyperlink w:anchor="_Toc227510376" w:history="1">
             <w:r>
               <w:rPr>
                 <w:rStyle w:val="Hyperlink"/>
@@ -965,7 +1044,7 @@
                 <w:noProof/>
                 <w:webHidden/>
               </w:rPr>
-              <w:instrText xml:space="preserve"> PAGEREF _Toc227433918 \h </w:instrText>
+              <w:instrText xml:space="preserve"> PAGEREF _Toc227510376 \h </w:instrText>
             </w:r>
             <w:r>
               <w:rPr>
@@ -985,7 +1064,7 @@
                 <w:noProof/>
                 <w:webHidden/>
               </w:rPr>
-              <w:t>15</w:t>
+              <w:t>16</w:t>
             </w:r>
             <w:r>
               <w:rPr>
@@ -1010,7 +1089,7 @@
               <w:lang w:eastAsia="en-IE"/>
             </w:rPr>
           </w:pPr>
-          <w:hyperlink w:anchor="_Toc227433919" w:history="1">
+          <w:hyperlink w:anchor="_Toc227510377" w:history="1">
             <w:r>
               <w:rPr>
                 <w:rStyle w:val="Hyperlink"/>
@@ -1037,7 +1116,7 @@
                 <w:noProof/>
                 <w:webHidden/>
               </w:rPr>
-              <w:instrText xml:space="preserve"> PAGEREF _Toc227433919 \h </w:instrText>
+              <w:instrText xml:space="preserve"> PAGEREF _Toc227510377 \h </w:instrText>
             </w:r>
             <w:r>
               <w:rPr>
@@ -1057,7 +1136,7 @@
                 <w:noProof/>
                 <w:webHidden/>
               </w:rPr>
-              <w:t>15</w:t>
+              <w:t>16</w:t>
             </w:r>
             <w:r>
               <w:rPr>
@@ -1082,7 +1161,7 @@
               <w:lang w:eastAsia="en-IE"/>
             </w:rPr>
           </w:pPr>
-          <w:hyperlink w:anchor="_Toc227433920" w:history="1">
+          <w:hyperlink w:anchor="_Toc227510378" w:history="1">
             <w:r>
               <w:rPr>
                 <w:rStyle w:val="Hyperlink"/>
@@ -1109,7 +1188,7 @@
                 <w:noProof/>
                 <w:webHidden/>
               </w:rPr>
-              <w:instrText xml:space="preserve"> PAGEREF _Toc227433920 \h </w:instrText>
+              <w:instrText xml:space="preserve"> PAGEREF _Toc227510378 \h </w:instrText>
             </w:r>
             <w:r>
               <w:rPr>
@@ -1129,7 +1208,7 @@
                 <w:noProof/>
                 <w:webHidden/>
               </w:rPr>
-              <w:t>16</w:t>
+              <w:t>17</w:t>
             </w:r>
             <w:r>
               <w:rPr>
@@ -1154,7 +1233,7 @@
               <w:lang w:eastAsia="en-IE"/>
             </w:rPr>
           </w:pPr>
-          <w:hyperlink w:anchor="_Toc227433921" w:history="1">
+          <w:hyperlink w:anchor="_Toc227510379" w:history="1">
             <w:r>
               <w:rPr>
                 <w:rStyle w:val="Hyperlink"/>
@@ -1181,7 +1260,7 @@
                 <w:noProof/>
                 <w:webHidden/>
               </w:rPr>
-              <w:instrText xml:space="preserve"> PAGEREF _Toc227433921 \h </w:instrText>
+              <w:instrText xml:space="preserve"> PAGEREF _Toc227510379 \h </w:instrText>
             </w:r>
             <w:r>
               <w:rPr>
@@ -1201,7 +1280,7 @@
                 <w:noProof/>
                 <w:webHidden/>
               </w:rPr>
-              <w:t>16</w:t>
+              <w:t>17</w:t>
             </w:r>
             <w:r>
               <w:rPr>
@@ -1226,7 +1305,7 @@
               <w:lang w:eastAsia="en-IE"/>
             </w:rPr>
           </w:pPr>
-          <w:hyperlink w:anchor="_Toc227433922" w:history="1">
+          <w:hyperlink w:anchor="_Toc227510380" w:history="1">
             <w:r>
               <w:rPr>
                 <w:rStyle w:val="Hyperlink"/>
@@ -1253,7 +1332,7 @@
                 <w:noProof/>
                 <w:webHidden/>
               </w:rPr>
-              <w:instrText xml:space="preserve"> PAGEREF _Toc227433922 \h </w:instrText>
+              <w:instrText xml:space="preserve"> PAGEREF _Toc227510380 \h </w:instrText>
             </w:r>
             <w:r>
               <w:rPr>
@@ -1273,7 +1352,7 @@
                 <w:noProof/>
                 <w:webHidden/>
               </w:rPr>
-              <w:t>17</w:t>
+              <w:t>18</w:t>
             </w:r>
             <w:r>
               <w:rPr>
@@ -1298,7 +1377,7 @@
               <w:lang w:eastAsia="en-IE"/>
             </w:rPr>
           </w:pPr>
-          <w:hyperlink w:anchor="_Toc227433923" w:history="1">
+          <w:hyperlink w:anchor="_Toc227510381" w:history="1">
             <w:r>
               <w:rPr>
                 <w:rStyle w:val="Hyperlink"/>
@@ -1325,7 +1404,7 @@
                 <w:noProof/>
                 <w:webHidden/>
               </w:rPr>
-              <w:instrText xml:space="preserve"> PAGEREF _Toc227433923 \h </w:instrText>
+              <w:instrText xml:space="preserve"> PAGEREF _Toc227510381 \h </w:instrText>
             </w:r>
             <w:r>
               <w:rPr>
@@ -1345,7 +1424,7 @@
                 <w:noProof/>
                 <w:webHidden/>
               </w:rPr>
-              <w:t>18</w:t>
+              <w:t>19</w:t>
             </w:r>
             <w:r>
               <w:rPr>
@@ -1370,7 +1449,7 @@
               <w:lang w:eastAsia="en-IE"/>
             </w:rPr>
           </w:pPr>
-          <w:hyperlink w:anchor="_Toc227433924" w:history="1">
+          <w:hyperlink w:anchor="_Toc227510382" w:history="1">
             <w:r>
               <w:rPr>
                 <w:rStyle w:val="Hyperlink"/>
@@ -1397,7 +1476,7 @@
                 <w:noProof/>
                 <w:webHidden/>
               </w:rPr>
-              <w:instrText xml:space="preserve"> PAGEREF _Toc227433924 \h </w:instrText>
+              <w:instrText xml:space="preserve"> PAGEREF _Toc227510382 \h </w:instrText>
             </w:r>
             <w:r>
               <w:rPr>
@@ -1417,7 +1496,7 @@
                 <w:noProof/>
                 <w:webHidden/>
               </w:rPr>
-              <w:t>26</w:t>
+              <w:t>27</w:t>
             </w:r>
             <w:r>
               <w:rPr>
@@ -1442,7 +1521,7 @@
               <w:lang w:eastAsia="en-IE"/>
             </w:rPr>
           </w:pPr>
-          <w:hyperlink w:anchor="_Toc227433925" w:history="1">
+          <w:hyperlink w:anchor="_Toc227510383" w:history="1">
             <w:r>
               <w:rPr>
                 <w:rStyle w:val="Hyperlink"/>
@@ -1469,7 +1548,7 @@
                 <w:noProof/>
                 <w:webHidden/>
               </w:rPr>
-              <w:instrText xml:space="preserve"> PAGEREF _Toc227433925 \h </w:instrText>
+              <w:instrText xml:space="preserve"> PAGEREF _Toc227510383 \h </w:instrText>
             </w:r>
             <w:r>
               <w:rPr>
@@ -1489,7 +1568,7 @@
                 <w:noProof/>
                 <w:webHidden/>
               </w:rPr>
-              <w:t>30</w:t>
+              <w:t>31</w:t>
             </w:r>
             <w:r>
               <w:rPr>
@@ -1514,7 +1593,7 @@
               <w:lang w:eastAsia="en-IE"/>
             </w:rPr>
           </w:pPr>
-          <w:hyperlink w:anchor="_Toc227433926" w:history="1">
+          <w:hyperlink w:anchor="_Toc227510384" w:history="1">
             <w:r>
               <w:rPr>
                 <w:rStyle w:val="Hyperlink"/>
@@ -1541,7 +1620,7 @@
                 <w:noProof/>
                 <w:webHidden/>
               </w:rPr>
-              <w:instrText xml:space="preserve"> PAGEREF _Toc227433926 \h </w:instrText>
+              <w:instrText xml:space="preserve"> PAGEREF _Toc227510384 \h </w:instrText>
             </w:r>
             <w:r>
               <w:rPr>
@@ -1561,7 +1640,7 @@
                 <w:noProof/>
                 <w:webHidden/>
               </w:rPr>
-              <w:t>31</w:t>
+              <w:t>32</w:t>
             </w:r>
             <w:r>
               <w:rPr>
@@ -1573,6 +1652,13 @@
           </w:hyperlink>
         </w:p>
         <w:p>
+          <w:pPr>
+            <w:rPr>
+              <w:b/>
+              <w:bCs/>
+              <w:noProof/>
+            </w:rPr>
+          </w:pPr>
           <w:r>
             <w:rPr>
               <w:b/>
@@ -1588,6 +1674,1264 @@
       <w:pPr>
         <w:spacing w:line="278" w:lineRule="auto"/>
         <w:rPr>
+          <w:b/>
+          <w:bCs/>
+          <w:noProof/>
+        </w:rPr>
+      </w:pPr>
+      <w:r>
+        <w:rPr>
+          <w:b/>
+          <w:bCs/>
+          <w:noProof/>
+        </w:rPr>
+        <w:br w:type="page"/>
+      </w:r>
+    </w:p>
+    <w:p>
+      <w:pPr>
+        <w:pStyle w:val="Heading1"/>
+      </w:pPr>
+      <w:bookmarkStart w:id="0" w:name="_Toc227510365"/>
+      <w:r>
+        <w:lastRenderedPageBreak/>
+        <w:t>Table of Figures</w:t>
+      </w:r>
+      <w:bookmarkEnd w:id="0"/>
+    </w:p>
+    <w:p>
+      <w:pPr>
+        <w:pStyle w:val="TableofFigures"/>
+        <w:tabs>
+          <w:tab w:val="right" w:leader="dot" w:pos="9016"/>
+        </w:tabs>
+        <w:rPr>
+          <w:rFonts w:eastAsiaTheme="minorEastAsia"/>
+          <w:noProof/>
+          <w:sz w:val="24"/>
+          <w:szCs w:val="24"/>
+          <w:lang w:eastAsia="en-IE"/>
+        </w:rPr>
+      </w:pPr>
+      <w:r>
+        <w:fldChar w:fldCharType="begin"/>
+      </w:r>
+      <w:r>
+        <w:instrText xml:space="preserve"> TOC \h \z \c "Figure" </w:instrText>
+      </w:r>
+      <w:r>
+        <w:fldChar w:fldCharType="separate"/>
+      </w:r>
+      <w:hyperlink w:anchor="_Toc227510385" w:history="1">
+        <w:r>
+          <w:rPr>
+            <w:rStyle w:val="Hyperlink"/>
+            <w:b/>
+            <w:bCs/>
+            <w:noProof/>
+          </w:rPr>
+          <w:t>Figure 1.</w:t>
+        </w:r>
+        <w:r>
+          <w:rPr>
+            <w:rStyle w:val="Hyperlink"/>
+            <w:noProof/>
+          </w:rPr>
+          <w:t xml:space="preserve"> Example route file</w:t>
+        </w:r>
+        <w:r>
+          <w:rPr>
+            <w:noProof/>
+            <w:webHidden/>
+          </w:rPr>
+          <w:tab/>
+        </w:r>
+        <w:r>
+          <w:rPr>
+            <w:noProof/>
+            <w:webHidden/>
+          </w:rPr>
+          <w:fldChar w:fldCharType="begin"/>
+        </w:r>
+        <w:r>
+          <w:rPr>
+            <w:noProof/>
+            <w:webHidden/>
+          </w:rPr>
+          <w:instrText xml:space="preserve"> PAGEREF _Toc227510385 \h </w:instrText>
+        </w:r>
+        <w:r>
+          <w:rPr>
+            <w:noProof/>
+            <w:webHidden/>
+          </w:rPr>
+        </w:r>
+        <w:r>
+          <w:rPr>
+            <w:noProof/>
+            <w:webHidden/>
+          </w:rPr>
+          <w:fldChar w:fldCharType="separate"/>
+        </w:r>
+        <w:r>
+          <w:rPr>
+            <w:noProof/>
+            <w:webHidden/>
+          </w:rPr>
+          <w:t>6</w:t>
+        </w:r>
+        <w:r>
+          <w:rPr>
+            <w:noProof/>
+            <w:webHidden/>
+          </w:rPr>
+          <w:fldChar w:fldCharType="end"/>
+        </w:r>
+      </w:hyperlink>
+    </w:p>
+    <w:p>
+      <w:pPr>
+        <w:pStyle w:val="TableofFigures"/>
+        <w:tabs>
+          <w:tab w:val="right" w:leader="dot" w:pos="9016"/>
+        </w:tabs>
+        <w:rPr>
+          <w:rFonts w:eastAsiaTheme="minorEastAsia"/>
+          <w:noProof/>
+          <w:sz w:val="24"/>
+          <w:szCs w:val="24"/>
+          <w:lang w:eastAsia="en-IE"/>
+        </w:rPr>
+      </w:pPr>
+      <w:hyperlink w:anchor="_Toc227510386" w:history="1">
+        <w:r>
+          <w:rPr>
+            <w:rStyle w:val="Hyperlink"/>
+            <w:b/>
+            <w:bCs/>
+            <w:noProof/>
+          </w:rPr>
+          <w:t>Figure 2.</w:t>
+        </w:r>
+        <w:r>
+          <w:rPr>
+            <w:rStyle w:val="Hyperlink"/>
+            <w:noProof/>
+          </w:rPr>
+          <w:t xml:space="preserve"> Making a request to the backend</w:t>
+        </w:r>
+        <w:r>
+          <w:rPr>
+            <w:noProof/>
+            <w:webHidden/>
+          </w:rPr>
+          <w:tab/>
+        </w:r>
+        <w:r>
+          <w:rPr>
+            <w:noProof/>
+            <w:webHidden/>
+          </w:rPr>
+          <w:fldChar w:fldCharType="begin"/>
+        </w:r>
+        <w:r>
+          <w:rPr>
+            <w:noProof/>
+            <w:webHidden/>
+          </w:rPr>
+          <w:instrText xml:space="preserve"> PAGEREF _Toc227510386 \h </w:instrText>
+        </w:r>
+        <w:r>
+          <w:rPr>
+            <w:noProof/>
+            <w:webHidden/>
+          </w:rPr>
+        </w:r>
+        <w:r>
+          <w:rPr>
+            <w:noProof/>
+            <w:webHidden/>
+          </w:rPr>
+          <w:fldChar w:fldCharType="separate"/>
+        </w:r>
+        <w:r>
+          <w:rPr>
+            <w:noProof/>
+            <w:webHidden/>
+          </w:rPr>
+          <w:t>6</w:t>
+        </w:r>
+        <w:r>
+          <w:rPr>
+            <w:noProof/>
+            <w:webHidden/>
+          </w:rPr>
+          <w:fldChar w:fldCharType="end"/>
+        </w:r>
+      </w:hyperlink>
+    </w:p>
+    <w:p>
+      <w:pPr>
+        <w:pStyle w:val="TableofFigures"/>
+        <w:tabs>
+          <w:tab w:val="right" w:leader="dot" w:pos="9016"/>
+        </w:tabs>
+        <w:rPr>
+          <w:rFonts w:eastAsiaTheme="minorEastAsia"/>
+          <w:noProof/>
+          <w:sz w:val="24"/>
+          <w:szCs w:val="24"/>
+          <w:lang w:eastAsia="en-IE"/>
+        </w:rPr>
+      </w:pPr>
+      <w:hyperlink w:anchor="_Toc227510387" w:history="1">
+        <w:r>
+          <w:rPr>
+            <w:rStyle w:val="Hyperlink"/>
+            <w:b/>
+            <w:bCs/>
+            <w:noProof/>
+          </w:rPr>
+          <w:t>Figure 3.</w:t>
+        </w:r>
+        <w:r>
+          <w:rPr>
+            <w:rStyle w:val="Hyperlink"/>
+            <w:noProof/>
+          </w:rPr>
+          <w:t xml:space="preserve"> Abstracted request method</w:t>
+        </w:r>
+        <w:r>
+          <w:rPr>
+            <w:noProof/>
+            <w:webHidden/>
+          </w:rPr>
+          <w:tab/>
+        </w:r>
+        <w:r>
+          <w:rPr>
+            <w:noProof/>
+            <w:webHidden/>
+          </w:rPr>
+          <w:fldChar w:fldCharType="begin"/>
+        </w:r>
+        <w:r>
+          <w:rPr>
+            <w:noProof/>
+            <w:webHidden/>
+          </w:rPr>
+          <w:instrText xml:space="preserve"> PAGEREF _Toc227510387 \h </w:instrText>
+        </w:r>
+        <w:r>
+          <w:rPr>
+            <w:noProof/>
+            <w:webHidden/>
+          </w:rPr>
+        </w:r>
+        <w:r>
+          <w:rPr>
+            <w:noProof/>
+            <w:webHidden/>
+          </w:rPr>
+          <w:fldChar w:fldCharType="separate"/>
+        </w:r>
+        <w:r>
+          <w:rPr>
+            <w:noProof/>
+            <w:webHidden/>
+          </w:rPr>
+          <w:t>6</w:t>
+        </w:r>
+        <w:r>
+          <w:rPr>
+            <w:noProof/>
+            <w:webHidden/>
+          </w:rPr>
+          <w:fldChar w:fldCharType="end"/>
+        </w:r>
+      </w:hyperlink>
+    </w:p>
+    <w:p>
+      <w:pPr>
+        <w:pStyle w:val="TableofFigures"/>
+        <w:tabs>
+          <w:tab w:val="right" w:leader="dot" w:pos="9016"/>
+        </w:tabs>
+        <w:rPr>
+          <w:rFonts w:eastAsiaTheme="minorEastAsia"/>
+          <w:noProof/>
+          <w:sz w:val="24"/>
+          <w:szCs w:val="24"/>
+          <w:lang w:eastAsia="en-IE"/>
+        </w:rPr>
+      </w:pPr>
+      <w:hyperlink w:anchor="_Toc227510388" w:history="1">
+        <w:r>
+          <w:rPr>
+            <w:rStyle w:val="Hyperlink"/>
+            <w:b/>
+            <w:bCs/>
+            <w:noProof/>
+          </w:rPr>
+          <w:t>Figure 4.</w:t>
+        </w:r>
+        <w:r>
+          <w:rPr>
+            <w:rStyle w:val="Hyperlink"/>
+            <w:noProof/>
+          </w:rPr>
+          <w:t xml:space="preserve"> Controller method</w:t>
+        </w:r>
+        <w:r>
+          <w:rPr>
+            <w:noProof/>
+            <w:webHidden/>
+          </w:rPr>
+          <w:tab/>
+        </w:r>
+        <w:r>
+          <w:rPr>
+            <w:noProof/>
+            <w:webHidden/>
+          </w:rPr>
+          <w:fldChar w:fldCharType="begin"/>
+        </w:r>
+        <w:r>
+          <w:rPr>
+            <w:noProof/>
+            <w:webHidden/>
+          </w:rPr>
+          <w:instrText xml:space="preserve"> PAGEREF _Toc227510388 \h </w:instrText>
+        </w:r>
+        <w:r>
+          <w:rPr>
+            <w:noProof/>
+            <w:webHidden/>
+          </w:rPr>
+        </w:r>
+        <w:r>
+          <w:rPr>
+            <w:noProof/>
+            <w:webHidden/>
+          </w:rPr>
+          <w:fldChar w:fldCharType="separate"/>
+        </w:r>
+        <w:r>
+          <w:rPr>
+            <w:noProof/>
+            <w:webHidden/>
+          </w:rPr>
+          <w:t>7</w:t>
+        </w:r>
+        <w:r>
+          <w:rPr>
+            <w:noProof/>
+            <w:webHidden/>
+          </w:rPr>
+          <w:fldChar w:fldCharType="end"/>
+        </w:r>
+      </w:hyperlink>
+    </w:p>
+    <w:p>
+      <w:pPr>
+        <w:pStyle w:val="TableofFigures"/>
+        <w:tabs>
+          <w:tab w:val="right" w:leader="dot" w:pos="9016"/>
+        </w:tabs>
+        <w:rPr>
+          <w:rFonts w:eastAsiaTheme="minorEastAsia"/>
+          <w:noProof/>
+          <w:sz w:val="24"/>
+          <w:szCs w:val="24"/>
+          <w:lang w:eastAsia="en-IE"/>
+        </w:rPr>
+      </w:pPr>
+      <w:hyperlink w:anchor="_Toc227510389" w:history="1">
+        <w:r>
+          <w:rPr>
+            <w:rStyle w:val="Hyperlink"/>
+            <w:b/>
+            <w:bCs/>
+            <w:noProof/>
+          </w:rPr>
+          <w:t>Figure 5.</w:t>
+        </w:r>
+        <w:r>
+          <w:rPr>
+            <w:rStyle w:val="Hyperlink"/>
+            <w:noProof/>
+          </w:rPr>
+          <w:t xml:space="preserve"> signUpUser service method</w:t>
+        </w:r>
+        <w:r>
+          <w:rPr>
+            <w:noProof/>
+            <w:webHidden/>
+          </w:rPr>
+          <w:tab/>
+        </w:r>
+        <w:r>
+          <w:rPr>
+            <w:noProof/>
+            <w:webHidden/>
+          </w:rPr>
+          <w:fldChar w:fldCharType="begin"/>
+        </w:r>
+        <w:r>
+          <w:rPr>
+            <w:noProof/>
+            <w:webHidden/>
+          </w:rPr>
+          <w:instrText xml:space="preserve"> PAGEREF _Toc227510389 \h </w:instrText>
+        </w:r>
+        <w:r>
+          <w:rPr>
+            <w:noProof/>
+            <w:webHidden/>
+          </w:rPr>
+        </w:r>
+        <w:r>
+          <w:rPr>
+            <w:noProof/>
+            <w:webHidden/>
+          </w:rPr>
+          <w:fldChar w:fldCharType="separate"/>
+        </w:r>
+        <w:r>
+          <w:rPr>
+            <w:noProof/>
+            <w:webHidden/>
+          </w:rPr>
+          <w:t>8</w:t>
+        </w:r>
+        <w:r>
+          <w:rPr>
+            <w:noProof/>
+            <w:webHidden/>
+          </w:rPr>
+          <w:fldChar w:fldCharType="end"/>
+        </w:r>
+      </w:hyperlink>
+    </w:p>
+    <w:p>
+      <w:pPr>
+        <w:pStyle w:val="TableofFigures"/>
+        <w:tabs>
+          <w:tab w:val="right" w:leader="dot" w:pos="9016"/>
+        </w:tabs>
+        <w:rPr>
+          <w:rFonts w:eastAsiaTheme="minorEastAsia"/>
+          <w:noProof/>
+          <w:sz w:val="24"/>
+          <w:szCs w:val="24"/>
+          <w:lang w:eastAsia="en-IE"/>
+        </w:rPr>
+      </w:pPr>
+      <w:hyperlink w:anchor="_Toc227510390" w:history="1">
+        <w:r>
+          <w:rPr>
+            <w:rStyle w:val="Hyperlink"/>
+            <w:b/>
+            <w:bCs/>
+            <w:noProof/>
+          </w:rPr>
+          <w:t>Figure 6.</w:t>
+        </w:r>
+        <w:r>
+          <w:rPr>
+            <w:rStyle w:val="Hyperlink"/>
+            <w:noProof/>
+          </w:rPr>
+          <w:t xml:space="preserve"> createUser model method</w:t>
+        </w:r>
+        <w:r>
+          <w:rPr>
+            <w:noProof/>
+            <w:webHidden/>
+          </w:rPr>
+          <w:tab/>
+        </w:r>
+        <w:r>
+          <w:rPr>
+            <w:noProof/>
+            <w:webHidden/>
+          </w:rPr>
+          <w:fldChar w:fldCharType="begin"/>
+        </w:r>
+        <w:r>
+          <w:rPr>
+            <w:noProof/>
+            <w:webHidden/>
+          </w:rPr>
+          <w:instrText xml:space="preserve"> PAGEREF _Toc227510390 \h </w:instrText>
+        </w:r>
+        <w:r>
+          <w:rPr>
+            <w:noProof/>
+            <w:webHidden/>
+          </w:rPr>
+        </w:r>
+        <w:r>
+          <w:rPr>
+            <w:noProof/>
+            <w:webHidden/>
+          </w:rPr>
+          <w:fldChar w:fldCharType="separate"/>
+        </w:r>
+        <w:r>
+          <w:rPr>
+            <w:noProof/>
+            <w:webHidden/>
+          </w:rPr>
+          <w:t>8</w:t>
+        </w:r>
+        <w:r>
+          <w:rPr>
+            <w:noProof/>
+            <w:webHidden/>
+          </w:rPr>
+          <w:fldChar w:fldCharType="end"/>
+        </w:r>
+      </w:hyperlink>
+    </w:p>
+    <w:p>
+      <w:pPr>
+        <w:pStyle w:val="TableofFigures"/>
+        <w:tabs>
+          <w:tab w:val="right" w:leader="dot" w:pos="9016"/>
+        </w:tabs>
+        <w:rPr>
+          <w:rFonts w:eastAsiaTheme="minorEastAsia"/>
+          <w:noProof/>
+          <w:sz w:val="24"/>
+          <w:szCs w:val="24"/>
+          <w:lang w:eastAsia="en-IE"/>
+        </w:rPr>
+      </w:pPr>
+      <w:hyperlink w:anchor="_Toc227510391" w:history="1">
+        <w:r>
+          <w:rPr>
+            <w:rStyle w:val="Hyperlink"/>
+            <w:b/>
+            <w:bCs/>
+            <w:noProof/>
+          </w:rPr>
+          <w:t>Figure 7.</w:t>
+        </w:r>
+        <w:r>
+          <w:rPr>
+            <w:rStyle w:val="Hyperlink"/>
+            <w:noProof/>
+          </w:rPr>
+          <w:t xml:space="preserve"> Server directory structure</w:t>
+        </w:r>
+        <w:r>
+          <w:rPr>
+            <w:noProof/>
+            <w:webHidden/>
+          </w:rPr>
+          <w:tab/>
+        </w:r>
+        <w:r>
+          <w:rPr>
+            <w:noProof/>
+            <w:webHidden/>
+          </w:rPr>
+          <w:fldChar w:fldCharType="begin"/>
+        </w:r>
+        <w:r>
+          <w:rPr>
+            <w:noProof/>
+            <w:webHidden/>
+          </w:rPr>
+          <w:instrText xml:space="preserve"> PAGEREF _Toc227510391 \h </w:instrText>
+        </w:r>
+        <w:r>
+          <w:rPr>
+            <w:noProof/>
+            <w:webHidden/>
+          </w:rPr>
+        </w:r>
+        <w:r>
+          <w:rPr>
+            <w:noProof/>
+            <w:webHidden/>
+          </w:rPr>
+          <w:fldChar w:fldCharType="separate"/>
+        </w:r>
+        <w:r>
+          <w:rPr>
+            <w:noProof/>
+            <w:webHidden/>
+          </w:rPr>
+          <w:t>9</w:t>
+        </w:r>
+        <w:r>
+          <w:rPr>
+            <w:noProof/>
+            <w:webHidden/>
+          </w:rPr>
+          <w:fldChar w:fldCharType="end"/>
+        </w:r>
+      </w:hyperlink>
+    </w:p>
+    <w:p>
+      <w:pPr>
+        <w:pStyle w:val="TableofFigures"/>
+        <w:tabs>
+          <w:tab w:val="right" w:leader="dot" w:pos="9016"/>
+        </w:tabs>
+        <w:rPr>
+          <w:rFonts w:eastAsiaTheme="minorEastAsia"/>
+          <w:noProof/>
+          <w:sz w:val="24"/>
+          <w:szCs w:val="24"/>
+          <w:lang w:eastAsia="en-IE"/>
+        </w:rPr>
+      </w:pPr>
+      <w:hyperlink w:anchor="_Toc227510392" w:history="1">
+        <w:r>
+          <w:rPr>
+            <w:rStyle w:val="Hyperlink"/>
+            <w:b/>
+            <w:bCs/>
+            <w:noProof/>
+          </w:rPr>
+          <w:t>Figure 8.</w:t>
+        </w:r>
+        <w:r>
+          <w:rPr>
+            <w:rStyle w:val="Hyperlink"/>
+            <w:noProof/>
+          </w:rPr>
+          <w:t xml:space="preserve"> Docker socket definition</w:t>
+        </w:r>
+        <w:r>
+          <w:rPr>
+            <w:noProof/>
+            <w:webHidden/>
+          </w:rPr>
+          <w:tab/>
+        </w:r>
+        <w:r>
+          <w:rPr>
+            <w:noProof/>
+            <w:webHidden/>
+          </w:rPr>
+          <w:fldChar w:fldCharType="begin"/>
+        </w:r>
+        <w:r>
+          <w:rPr>
+            <w:noProof/>
+            <w:webHidden/>
+          </w:rPr>
+          <w:instrText xml:space="preserve"> PAGEREF _Toc227510392 \h </w:instrText>
+        </w:r>
+        <w:r>
+          <w:rPr>
+            <w:noProof/>
+            <w:webHidden/>
+          </w:rPr>
+        </w:r>
+        <w:r>
+          <w:rPr>
+            <w:noProof/>
+            <w:webHidden/>
+          </w:rPr>
+          <w:fldChar w:fldCharType="separate"/>
+        </w:r>
+        <w:r>
+          <w:rPr>
+            <w:noProof/>
+            <w:webHidden/>
+          </w:rPr>
+          <w:t>10</w:t>
+        </w:r>
+        <w:r>
+          <w:rPr>
+            <w:noProof/>
+            <w:webHidden/>
+          </w:rPr>
+          <w:fldChar w:fldCharType="end"/>
+        </w:r>
+      </w:hyperlink>
+    </w:p>
+    <w:p>
+      <w:pPr>
+        <w:pStyle w:val="TableofFigures"/>
+        <w:tabs>
+          <w:tab w:val="right" w:leader="dot" w:pos="9016"/>
+        </w:tabs>
+        <w:rPr>
+          <w:rFonts w:eastAsiaTheme="minorEastAsia"/>
+          <w:noProof/>
+          <w:sz w:val="24"/>
+          <w:szCs w:val="24"/>
+          <w:lang w:eastAsia="en-IE"/>
+        </w:rPr>
+      </w:pPr>
+      <w:hyperlink w:anchor="_Toc227510393" w:history="1">
+        <w:r>
+          <w:rPr>
+            <w:rStyle w:val="Hyperlink"/>
+            <w:b/>
+            <w:bCs/>
+            <w:noProof/>
+          </w:rPr>
+          <w:t>Figure 9.</w:t>
+        </w:r>
+        <w:r>
+          <w:rPr>
+            <w:rStyle w:val="Hyperlink"/>
+            <w:noProof/>
+          </w:rPr>
+          <w:t xml:space="preserve"> Java code execution Dockerfile</w:t>
+        </w:r>
+        <w:r>
+          <w:rPr>
+            <w:noProof/>
+            <w:webHidden/>
+          </w:rPr>
+          <w:tab/>
+        </w:r>
+        <w:r>
+          <w:rPr>
+            <w:noProof/>
+            <w:webHidden/>
+          </w:rPr>
+          <w:fldChar w:fldCharType="begin"/>
+        </w:r>
+        <w:r>
+          <w:rPr>
+            <w:noProof/>
+            <w:webHidden/>
+          </w:rPr>
+          <w:instrText xml:space="preserve"> PAGEREF _Toc227510393 \h </w:instrText>
+        </w:r>
+        <w:r>
+          <w:rPr>
+            <w:noProof/>
+            <w:webHidden/>
+          </w:rPr>
+        </w:r>
+        <w:r>
+          <w:rPr>
+            <w:noProof/>
+            <w:webHidden/>
+          </w:rPr>
+          <w:fldChar w:fldCharType="separate"/>
+        </w:r>
+        <w:r>
+          <w:rPr>
+            <w:noProof/>
+            <w:webHidden/>
+          </w:rPr>
+          <w:t>11</w:t>
+        </w:r>
+        <w:r>
+          <w:rPr>
+            <w:noProof/>
+            <w:webHidden/>
+          </w:rPr>
+          <w:fldChar w:fldCharType="end"/>
+        </w:r>
+      </w:hyperlink>
+    </w:p>
+    <w:p>
+      <w:pPr>
+        <w:pStyle w:val="TableofFigures"/>
+        <w:tabs>
+          <w:tab w:val="right" w:leader="dot" w:pos="9016"/>
+        </w:tabs>
+        <w:rPr>
+          <w:rFonts w:eastAsiaTheme="minorEastAsia"/>
+          <w:noProof/>
+          <w:sz w:val="24"/>
+          <w:szCs w:val="24"/>
+          <w:lang w:eastAsia="en-IE"/>
+        </w:rPr>
+      </w:pPr>
+      <w:hyperlink w:anchor="_Toc227510394" w:history="1">
+        <w:r>
+          <w:rPr>
+            <w:rStyle w:val="Hyperlink"/>
+            <w:b/>
+            <w:bCs/>
+            <w:noProof/>
+          </w:rPr>
+          <w:t>Figure 10.</w:t>
+        </w:r>
+        <w:r>
+          <w:rPr>
+            <w:rStyle w:val="Hyperlink"/>
+            <w:noProof/>
+          </w:rPr>
+          <w:t xml:space="preserve"> Dynamic Java test harness</w:t>
+        </w:r>
+        <w:r>
+          <w:rPr>
+            <w:noProof/>
+            <w:webHidden/>
+          </w:rPr>
+          <w:tab/>
+        </w:r>
+        <w:r>
+          <w:rPr>
+            <w:noProof/>
+            <w:webHidden/>
+          </w:rPr>
+          <w:fldChar w:fldCharType="begin"/>
+        </w:r>
+        <w:r>
+          <w:rPr>
+            <w:noProof/>
+            <w:webHidden/>
+          </w:rPr>
+          <w:instrText xml:space="preserve"> PAGEREF _Toc227510394 \h </w:instrText>
+        </w:r>
+        <w:r>
+          <w:rPr>
+            <w:noProof/>
+            <w:webHidden/>
+          </w:rPr>
+        </w:r>
+        <w:r>
+          <w:rPr>
+            <w:noProof/>
+            <w:webHidden/>
+          </w:rPr>
+          <w:fldChar w:fldCharType="separate"/>
+        </w:r>
+        <w:r>
+          <w:rPr>
+            <w:noProof/>
+            <w:webHidden/>
+          </w:rPr>
+          <w:t>11</w:t>
+        </w:r>
+        <w:r>
+          <w:rPr>
+            <w:noProof/>
+            <w:webHidden/>
+          </w:rPr>
+          <w:fldChar w:fldCharType="end"/>
+        </w:r>
+      </w:hyperlink>
+    </w:p>
+    <w:p>
+      <w:pPr>
+        <w:pStyle w:val="TableofFigures"/>
+        <w:tabs>
+          <w:tab w:val="right" w:leader="dot" w:pos="9016"/>
+        </w:tabs>
+        <w:rPr>
+          <w:rFonts w:eastAsiaTheme="minorEastAsia"/>
+          <w:noProof/>
+          <w:sz w:val="24"/>
+          <w:szCs w:val="24"/>
+          <w:lang w:eastAsia="en-IE"/>
+        </w:rPr>
+      </w:pPr>
+      <w:hyperlink w:anchor="_Toc227510395" w:history="1">
+        <w:r>
+          <w:rPr>
+            <w:rStyle w:val="Hyperlink"/>
+            <w:b/>
+            <w:bCs/>
+            <w:noProof/>
+          </w:rPr>
+          <w:t>Figure 11.</w:t>
+        </w:r>
+        <w:r>
+          <w:rPr>
+            <w:rStyle w:val="Hyperlink"/>
+            <w:noProof/>
+          </w:rPr>
+          <w:t xml:space="preserve"> splitParams function</w:t>
+        </w:r>
+        <w:r>
+          <w:rPr>
+            <w:noProof/>
+            <w:webHidden/>
+          </w:rPr>
+          <w:tab/>
+        </w:r>
+        <w:r>
+          <w:rPr>
+            <w:noProof/>
+            <w:webHidden/>
+          </w:rPr>
+          <w:fldChar w:fldCharType="begin"/>
+        </w:r>
+        <w:r>
+          <w:rPr>
+            <w:noProof/>
+            <w:webHidden/>
+          </w:rPr>
+          <w:instrText xml:space="preserve"> PAGEREF _Toc227510395 \h </w:instrText>
+        </w:r>
+        <w:r>
+          <w:rPr>
+            <w:noProof/>
+            <w:webHidden/>
+          </w:rPr>
+        </w:r>
+        <w:r>
+          <w:rPr>
+            <w:noProof/>
+            <w:webHidden/>
+          </w:rPr>
+          <w:fldChar w:fldCharType="separate"/>
+        </w:r>
+        <w:r>
+          <w:rPr>
+            <w:noProof/>
+            <w:webHidden/>
+          </w:rPr>
+          <w:t>12</w:t>
+        </w:r>
+        <w:r>
+          <w:rPr>
+            <w:noProof/>
+            <w:webHidden/>
+          </w:rPr>
+          <w:fldChar w:fldCharType="end"/>
+        </w:r>
+      </w:hyperlink>
+    </w:p>
+    <w:p>
+      <w:pPr>
+        <w:pStyle w:val="TableofFigures"/>
+        <w:tabs>
+          <w:tab w:val="right" w:leader="dot" w:pos="9016"/>
+        </w:tabs>
+        <w:rPr>
+          <w:rFonts w:eastAsiaTheme="minorEastAsia"/>
+          <w:noProof/>
+          <w:sz w:val="24"/>
+          <w:szCs w:val="24"/>
+          <w:lang w:eastAsia="en-IE"/>
+        </w:rPr>
+      </w:pPr>
+      <w:hyperlink w:anchor="_Toc227510396" w:history="1">
+        <w:r>
+          <w:rPr>
+            <w:rStyle w:val="Hyperlink"/>
+            <w:b/>
+            <w:bCs/>
+            <w:noProof/>
+          </w:rPr>
+          <w:t>Figure 12.</w:t>
+        </w:r>
+        <w:r>
+          <w:rPr>
+            <w:rStyle w:val="Hyperlink"/>
+            <w:noProof/>
+          </w:rPr>
+          <w:t xml:space="preserve"> Commands to compile and run Java code inside Docker container</w:t>
+        </w:r>
+        <w:r>
+          <w:rPr>
+            <w:noProof/>
+            <w:webHidden/>
+          </w:rPr>
+          <w:tab/>
+        </w:r>
+        <w:r>
+          <w:rPr>
+            <w:noProof/>
+            <w:webHidden/>
+          </w:rPr>
+          <w:fldChar w:fldCharType="begin"/>
+        </w:r>
+        <w:r>
+          <w:rPr>
+            <w:noProof/>
+            <w:webHidden/>
+          </w:rPr>
+          <w:instrText xml:space="preserve"> PAGEREF _Toc227510396 \h </w:instrText>
+        </w:r>
+        <w:r>
+          <w:rPr>
+            <w:noProof/>
+            <w:webHidden/>
+          </w:rPr>
+        </w:r>
+        <w:r>
+          <w:rPr>
+            <w:noProof/>
+            <w:webHidden/>
+          </w:rPr>
+          <w:fldChar w:fldCharType="separate"/>
+        </w:r>
+        <w:r>
+          <w:rPr>
+            <w:noProof/>
+            <w:webHidden/>
+          </w:rPr>
+          <w:t>12</w:t>
+        </w:r>
+        <w:r>
+          <w:rPr>
+            <w:noProof/>
+            <w:webHidden/>
+          </w:rPr>
+          <w:fldChar w:fldCharType="end"/>
+        </w:r>
+      </w:hyperlink>
+    </w:p>
+    <w:p>
+      <w:pPr>
+        <w:pStyle w:val="TableofFigures"/>
+        <w:tabs>
+          <w:tab w:val="right" w:leader="dot" w:pos="9016"/>
+        </w:tabs>
+        <w:rPr>
+          <w:rFonts w:eastAsiaTheme="minorEastAsia"/>
+          <w:noProof/>
+          <w:sz w:val="24"/>
+          <w:szCs w:val="24"/>
+          <w:lang w:eastAsia="en-IE"/>
+        </w:rPr>
+      </w:pPr>
+      <w:hyperlink w:anchor="_Toc227510397" w:history="1">
+        <w:r>
+          <w:rPr>
+            <w:rStyle w:val="Hyperlink"/>
+            <w:b/>
+            <w:bCs/>
+            <w:noProof/>
+          </w:rPr>
+          <w:t>Figure 13.</w:t>
+        </w:r>
+        <w:r>
+          <w:rPr>
+            <w:rStyle w:val="Hyperlink"/>
+            <w:noProof/>
+          </w:rPr>
+          <w:t xml:space="preserve"> Setting Docker container parameters</w:t>
+        </w:r>
+        <w:r>
+          <w:rPr>
+            <w:noProof/>
+            <w:webHidden/>
+          </w:rPr>
+          <w:tab/>
+        </w:r>
+        <w:r>
+          <w:rPr>
+            <w:noProof/>
+            <w:webHidden/>
+          </w:rPr>
+          <w:fldChar w:fldCharType="begin"/>
+        </w:r>
+        <w:r>
+          <w:rPr>
+            <w:noProof/>
+            <w:webHidden/>
+          </w:rPr>
+          <w:instrText xml:space="preserve"> PAGEREF _Toc227510397 \h </w:instrText>
+        </w:r>
+        <w:r>
+          <w:rPr>
+            <w:noProof/>
+            <w:webHidden/>
+          </w:rPr>
+        </w:r>
+        <w:r>
+          <w:rPr>
+            <w:noProof/>
+            <w:webHidden/>
+          </w:rPr>
+          <w:fldChar w:fldCharType="separate"/>
+        </w:r>
+        <w:r>
+          <w:rPr>
+            <w:noProof/>
+            <w:webHidden/>
+          </w:rPr>
+          <w:t>13</w:t>
+        </w:r>
+        <w:r>
+          <w:rPr>
+            <w:noProof/>
+            <w:webHidden/>
+          </w:rPr>
+          <w:fldChar w:fldCharType="end"/>
+        </w:r>
+      </w:hyperlink>
+    </w:p>
+    <w:p>
+      <w:pPr>
+        <w:pStyle w:val="TableofFigures"/>
+        <w:tabs>
+          <w:tab w:val="right" w:leader="dot" w:pos="9016"/>
+        </w:tabs>
+        <w:rPr>
+          <w:rFonts w:eastAsiaTheme="minorEastAsia"/>
+          <w:noProof/>
+          <w:sz w:val="24"/>
+          <w:szCs w:val="24"/>
+          <w:lang w:eastAsia="en-IE"/>
+        </w:rPr>
+      </w:pPr>
+      <w:hyperlink w:anchor="_Toc227510398" w:history="1">
+        <w:r>
+          <w:rPr>
+            <w:rStyle w:val="Hyperlink"/>
+            <w:b/>
+            <w:bCs/>
+            <w:noProof/>
+          </w:rPr>
+          <w:t>Figure 14.</w:t>
+        </w:r>
+        <w:r>
+          <w:rPr>
+            <w:rStyle w:val="Hyperlink"/>
+            <w:noProof/>
+          </w:rPr>
+          <w:t xml:space="preserve"> stripDockerHeader method</w:t>
+        </w:r>
+        <w:r>
+          <w:rPr>
+            <w:noProof/>
+            <w:webHidden/>
+          </w:rPr>
+          <w:tab/>
+        </w:r>
+        <w:r>
+          <w:rPr>
+            <w:noProof/>
+            <w:webHidden/>
+          </w:rPr>
+          <w:fldChar w:fldCharType="begin"/>
+        </w:r>
+        <w:r>
+          <w:rPr>
+            <w:noProof/>
+            <w:webHidden/>
+          </w:rPr>
+          <w:instrText xml:space="preserve"> PAGEREF _Toc227510398 \h </w:instrText>
+        </w:r>
+        <w:r>
+          <w:rPr>
+            <w:noProof/>
+            <w:webHidden/>
+          </w:rPr>
+        </w:r>
+        <w:r>
+          <w:rPr>
+            <w:noProof/>
+            <w:webHidden/>
+          </w:rPr>
+          <w:fldChar w:fldCharType="separate"/>
+        </w:r>
+        <w:r>
+          <w:rPr>
+            <w:noProof/>
+            <w:webHidden/>
+          </w:rPr>
+          <w:t>13</w:t>
+        </w:r>
+        <w:r>
+          <w:rPr>
+            <w:noProof/>
+            <w:webHidden/>
+          </w:rPr>
+          <w:fldChar w:fldCharType="end"/>
+        </w:r>
+      </w:hyperlink>
+    </w:p>
+    <w:p>
+      <w:pPr>
+        <w:pStyle w:val="TableofFigures"/>
+        <w:tabs>
+          <w:tab w:val="right" w:leader="dot" w:pos="9016"/>
+        </w:tabs>
+        <w:rPr>
+          <w:rFonts w:eastAsiaTheme="minorEastAsia"/>
+          <w:noProof/>
+          <w:sz w:val="24"/>
+          <w:szCs w:val="24"/>
+          <w:lang w:eastAsia="en-IE"/>
+        </w:rPr>
+      </w:pPr>
+      <w:hyperlink w:anchor="_Toc227510399" w:history="1">
+        <w:r>
+          <w:rPr>
+            <w:rStyle w:val="Hyperlink"/>
+            <w:b/>
+            <w:bCs/>
+            <w:noProof/>
+          </w:rPr>
+          <w:t>Figure 15.</w:t>
+        </w:r>
+        <w:r>
+          <w:rPr>
+            <w:rStyle w:val="Hyperlink"/>
+            <w:noProof/>
+          </w:rPr>
+          <w:t xml:space="preserve"> refreshToken method assigning new refresh token in auth.service.ts</w:t>
+        </w:r>
+        <w:r>
+          <w:rPr>
+            <w:noProof/>
+            <w:webHidden/>
+          </w:rPr>
+          <w:tab/>
+        </w:r>
+        <w:r>
+          <w:rPr>
+            <w:noProof/>
+            <w:webHidden/>
+          </w:rPr>
+          <w:fldChar w:fldCharType="begin"/>
+        </w:r>
+        <w:r>
+          <w:rPr>
+            <w:noProof/>
+            <w:webHidden/>
+          </w:rPr>
+          <w:instrText xml:space="preserve"> PAGEREF _Toc227510399 \h </w:instrText>
+        </w:r>
+        <w:r>
+          <w:rPr>
+            <w:noProof/>
+            <w:webHidden/>
+          </w:rPr>
+        </w:r>
+        <w:r>
+          <w:rPr>
+            <w:noProof/>
+            <w:webHidden/>
+          </w:rPr>
+          <w:fldChar w:fldCharType="separate"/>
+        </w:r>
+        <w:r>
+          <w:rPr>
+            <w:noProof/>
+            <w:webHidden/>
+          </w:rPr>
+          <w:t>16</w:t>
+        </w:r>
+        <w:r>
+          <w:rPr>
+            <w:noProof/>
+            <w:webHidden/>
+          </w:rPr>
+          <w:fldChar w:fldCharType="end"/>
+        </w:r>
+      </w:hyperlink>
+    </w:p>
+    <w:p>
+      <w:r>
+        <w:fldChar w:fldCharType="end"/>
+      </w:r>
+    </w:p>
+    <w:p>
+      <w:pPr>
+        <w:spacing w:line="278" w:lineRule="auto"/>
+        <w:rPr>
           <w:rFonts w:asciiTheme="majorHAnsi" w:eastAsiaTheme="majorEastAsia" w:hAnsiTheme="majorHAnsi" w:cstheme="majorBidi"/>
           <w:color w:val="0F4761" w:themeColor="accent1" w:themeShade="BF"/>
           <w:sz w:val="40"/>
@@ -1602,12 +2946,97 @@
       <w:pPr>
         <w:pStyle w:val="Heading1"/>
       </w:pPr>
-      <w:bookmarkStart w:id="0" w:name="_Toc227433908"/>
+      <w:bookmarkStart w:id="1" w:name="_Toc227510366"/>
       <w:r>
         <w:lastRenderedPageBreak/>
         <w:t>Abstract</w:t>
       </w:r>
-      <w:bookmarkEnd w:id="0"/>
+      <w:bookmarkEnd w:id="1"/>
+    </w:p>
+    <w:p>
+      <w:pPr>
+        <w:spacing w:line="278" w:lineRule="auto"/>
+        <w:jc w:val="both"/>
+      </w:pPr>
+      <w:r>
+        <w:t>SETU Code Lab is an in-browser coding platform designed to support both teaching and self-directed learning for students in computing-related courses</w:t>
+      </w:r>
+      <w:r>
+        <w:t xml:space="preserve">. </w:t>
+      </w:r>
+      <w:r>
+        <w:t xml:space="preserve">Few </w:t>
+      </w:r>
+      <w:r>
+        <w:t>platform</w:t>
+      </w:r>
+      <w:r>
+        <w:t>s</w:t>
+      </w:r>
+      <w:r>
+        <w:t xml:space="preserve"> merge gamified self-directed code education with learning management and automatic grading. </w:t>
+      </w:r>
+      <w:r>
+        <w:t>This project addresses th</w:t>
+      </w:r>
+      <w:r>
+        <w:t>is</w:t>
+      </w:r>
+      <w:r>
+        <w:t xml:space="preserve"> gap by providing a platform where lecturers can create coding problems with test cases, automatically evaluate student submissions, and manage course activity, while students can practi</w:t>
+      </w:r>
+      <w:r>
+        <w:t>c</w:t>
+      </w:r>
+      <w:r>
+        <w:t>e through a shared problem repository enhanced with gamification features.</w:t>
+      </w:r>
+    </w:p>
+    <w:p>
+      <w:pPr>
+        <w:spacing w:line="278" w:lineRule="auto"/>
+        <w:jc w:val="both"/>
+      </w:pPr>
+      <w:r>
+        <w:t>This system was implemented using a React frontend,  a Node.js and Express backend and a PostgreSQL database.</w:t>
+      </w:r>
+      <w:r>
+        <w:tab/>
+        <w:t>A key technical consideration with this project is the execution of untrusted student code using Docker containers. This required the development of code test harnesses for Java and Python and custom container configurations.</w:t>
+      </w:r>
+      <w:r>
+        <w:t xml:space="preserve"> </w:t>
+      </w:r>
+    </w:p>
+    <w:p>
+      <w:pPr>
+        <w:spacing w:line="278" w:lineRule="auto"/>
+        <w:jc w:val="both"/>
+      </w:pPr>
+      <w:r>
+        <w:t xml:space="preserve">Other key challenges included </w:t>
+      </w:r>
+      <w:r>
+        <w:t xml:space="preserve">handling complex input parsing for Java functions, </w:t>
+      </w:r>
+      <w:r>
+        <w:t>hosting the system online and building a usable yet secure user interface. These were addressed through buffer processing techniques, setting up a Digital Ocean virtual private server and implementing refresh tokens.</w:t>
+      </w:r>
+      <w:r>
+        <w:t xml:space="preserve"> </w:t>
+      </w:r>
+      <w:r>
+        <w:t xml:space="preserve">The final system meets </w:t>
+      </w:r>
+      <w:r>
+        <w:t>all</w:t>
+      </w:r>
+      <w:r>
+        <w:t xml:space="preserve"> the core functional and non-functional requirements </w:t>
+      </w:r>
+      <w:r>
+        <w:t>and supports Java and Python for code execution.</w:t>
+      </w:r>
     </w:p>
     <w:p>
       <w:pPr>
@@ -1627,12 +3056,12 @@
       <w:pPr>
         <w:pStyle w:val="Heading1"/>
       </w:pPr>
-      <w:bookmarkStart w:id="1" w:name="_Toc227433909"/>
+      <w:bookmarkStart w:id="2" w:name="_Toc227510367"/>
       <w:r>
         <w:lastRenderedPageBreak/>
         <w:t>Introduction</w:t>
       </w:r>
-      <w:bookmarkEnd w:id="1"/>
+      <w:bookmarkEnd w:id="2"/>
     </w:p>
     <w:p>
       <w:pPr>
@@ -1707,24 +3136,24 @@
       <w:pPr>
         <w:pStyle w:val="Heading1"/>
       </w:pPr>
-      <w:bookmarkStart w:id="2" w:name="_Toc227433910"/>
+      <w:bookmarkStart w:id="3" w:name="_Toc227510368"/>
       <w:r>
         <w:t>Challenges</w:t>
       </w:r>
       <w:r>
         <w:t xml:space="preserve"> and Learnings</w:t>
       </w:r>
-      <w:bookmarkEnd w:id="2"/>
+      <w:bookmarkEnd w:id="3"/>
     </w:p>
     <w:p>
       <w:pPr>
         <w:pStyle w:val="Heading2"/>
       </w:pPr>
-      <w:bookmarkStart w:id="3" w:name="_Toc227433911"/>
+      <w:bookmarkStart w:id="4" w:name="_Toc227510369"/>
       <w:r>
         <w:t>Architecture</w:t>
       </w:r>
-      <w:bookmarkEnd w:id="3"/>
+      <w:bookmarkEnd w:id="4"/>
     </w:p>
     <w:p>
       <w:pPr>
@@ -1914,10 +3343,16 @@
         <w:t>they map to controller methods</w:t>
       </w:r>
       <w:r>
-        <w:t xml:space="preserve"> (see figure </w:t>
-      </w:r>
-      <w:r>
-        <w:t>x</w:t>
+        <w:t xml:space="preserve"> (see </w:t>
+      </w:r>
+      <w:r>
+        <w:t>F</w:t>
+      </w:r>
+      <w:r>
+        <w:t xml:space="preserve">igure </w:t>
+      </w:r>
+      <w:r>
+        <w:t>1</w:t>
       </w:r>
       <w:r>
         <w:t>)</w:t>
@@ -1962,11 +3397,17 @@
         </w:sdtContent>
       </w:sdt>
       <w:r>
-        <w:t xml:space="preserve">. Routes can be called in the frontend by making a fetch request (see figure </w:t>
+        <w:t xml:space="preserve">. Routes can be called in the frontend by making a fetch request (see </w:t>
+      </w:r>
+      <w:r>
+        <w:t>F</w:t>
+      </w:r>
+      <w:r>
+        <w:t xml:space="preserve">igure </w:t>
       </w:r>
       <w:r>
         <w:lastRenderedPageBreak/>
-        <w:t>x</w:t>
+        <w:t>2</w:t>
       </w:r>
       <w:r>
         <w:t xml:space="preserve">). Later this logic was abstracted away to a group of methods called </w:t>
@@ -2020,10 +3461,16 @@
         <w:t>()</w:t>
       </w:r>
       <w:r>
-        <w:t xml:space="preserve"> to reduce code duplication (see figure </w:t>
-      </w:r>
-      <w:r>
-        <w:t>x</w:t>
+        <w:t xml:space="preserve"> to reduce code duplication (see </w:t>
+      </w:r>
+      <w:r>
+        <w:t>F</w:t>
+      </w:r>
+      <w:r>
+        <w:t xml:space="preserve">igure </w:t>
+      </w:r>
+      <w:r>
+        <w:t>3</w:t>
       </w:r>
       <w:r>
         <w:t>).</w:t>
@@ -2079,7 +3526,7 @@
         <w:pStyle w:val="Caption"/>
         <w:jc w:val="center"/>
       </w:pPr>
-      <w:bookmarkStart w:id="4" w:name="_Toc226302149"/>
+      <w:bookmarkStart w:id="5" w:name="_Toc227510385"/>
       <w:r>
         <w:rPr>
           <w:b/>
@@ -2092,19 +3539,48 @@
           <w:b/>
           <w:bCs/>
         </w:rPr>
-        <w:t>x</w:t>
+        <w:fldChar w:fldCharType="begin"/>
       </w:r>
       <w:r>
         <w:rPr>
           <w:b/>
           <w:bCs/>
         </w:rPr>
+        <w:instrText xml:space="preserve"> SEQ Figure \* ARABIC </w:instrText>
+      </w:r>
+      <w:r>
+        <w:rPr>
+          <w:b/>
+          <w:bCs/>
+        </w:rPr>
+        <w:fldChar w:fldCharType="separate"/>
+      </w:r>
+      <w:r>
+        <w:rPr>
+          <w:b/>
+          <w:bCs/>
+          <w:noProof/>
+        </w:rPr>
+        <w:t>1</w:t>
+      </w:r>
+      <w:r>
+        <w:rPr>
+          <w:b/>
+          <w:bCs/>
+        </w:rPr>
+        <w:fldChar w:fldCharType="end"/>
+      </w:r>
+      <w:r>
+        <w:rPr>
+          <w:b/>
+          <w:bCs/>
+        </w:rPr>
         <w:t>.</w:t>
       </w:r>
       <w:r>
         <w:t xml:space="preserve"> Example route file</w:t>
       </w:r>
-      <w:bookmarkEnd w:id="4"/>
+      <w:bookmarkEnd w:id="5"/>
     </w:p>
     <w:p>
       <w:pPr>
@@ -2156,7 +3632,7 @@
         <w:pStyle w:val="Caption"/>
         <w:jc w:val="center"/>
       </w:pPr>
-      <w:bookmarkStart w:id="5" w:name="_Toc226302150"/>
+      <w:bookmarkStart w:id="6" w:name="_Toc227510386"/>
       <w:r>
         <w:rPr>
           <w:b/>
@@ -2169,19 +3645,48 @@
           <w:b/>
           <w:bCs/>
         </w:rPr>
-        <w:t>x</w:t>
+        <w:fldChar w:fldCharType="begin"/>
       </w:r>
       <w:r>
         <w:rPr>
           <w:b/>
           <w:bCs/>
         </w:rPr>
+        <w:instrText xml:space="preserve"> SEQ Figure \* ARABIC </w:instrText>
+      </w:r>
+      <w:r>
+        <w:rPr>
+          <w:b/>
+          <w:bCs/>
+        </w:rPr>
+        <w:fldChar w:fldCharType="separate"/>
+      </w:r>
+      <w:r>
+        <w:rPr>
+          <w:b/>
+          <w:bCs/>
+          <w:noProof/>
+        </w:rPr>
+        <w:t>2</w:t>
+      </w:r>
+      <w:r>
+        <w:rPr>
+          <w:b/>
+          <w:bCs/>
+        </w:rPr>
+        <w:fldChar w:fldCharType="end"/>
+      </w:r>
+      <w:r>
+        <w:rPr>
+          <w:b/>
+          <w:bCs/>
+        </w:rPr>
         <w:t>.</w:t>
       </w:r>
       <w:r>
         <w:t xml:space="preserve"> Making a request to the backend</w:t>
       </w:r>
-      <w:bookmarkEnd w:id="5"/>
+      <w:bookmarkEnd w:id="6"/>
     </w:p>
     <w:p>
       <w:pPr>
@@ -2234,7 +3739,7 @@
         <w:pStyle w:val="Caption"/>
         <w:jc w:val="center"/>
       </w:pPr>
-      <w:bookmarkStart w:id="6" w:name="_Toc226302151"/>
+      <w:bookmarkStart w:id="7" w:name="_Toc227510387"/>
       <w:r>
         <w:rPr>
           <w:b/>
@@ -2247,19 +3752,48 @@
           <w:b/>
           <w:bCs/>
         </w:rPr>
-        <w:t>x</w:t>
+        <w:fldChar w:fldCharType="begin"/>
       </w:r>
       <w:r>
         <w:rPr>
           <w:b/>
           <w:bCs/>
         </w:rPr>
+        <w:instrText xml:space="preserve"> SEQ Figure \* ARABIC </w:instrText>
+      </w:r>
+      <w:r>
+        <w:rPr>
+          <w:b/>
+          <w:bCs/>
+        </w:rPr>
+        <w:fldChar w:fldCharType="separate"/>
+      </w:r>
+      <w:r>
+        <w:rPr>
+          <w:b/>
+          <w:bCs/>
+          <w:noProof/>
+        </w:rPr>
+        <w:t>3</w:t>
+      </w:r>
+      <w:r>
+        <w:rPr>
+          <w:b/>
+          <w:bCs/>
+        </w:rPr>
+        <w:fldChar w:fldCharType="end"/>
+      </w:r>
+      <w:r>
+        <w:rPr>
+          <w:b/>
+          <w:bCs/>
+        </w:rPr>
         <w:t>.</w:t>
       </w:r>
       <w:r>
         <w:t xml:space="preserve"> Abstracted request method</w:t>
       </w:r>
-      <w:bookmarkEnd w:id="6"/>
+      <w:bookmarkEnd w:id="7"/>
     </w:p>
     <w:p>
       <w:r>
@@ -2344,7 +3878,7 @@
         <w:t xml:space="preserve"> Figure </w:t>
       </w:r>
       <w:r>
-        <w:t>x</w:t>
+        <w:t>4</w:t>
       </w:r>
       <w:r>
         <w:t xml:space="preserve"> below shows the signup controller method: extracting the needed data from the request, performing some basic input validation via the </w:t>
@@ -2435,7 +3969,7 @@
         <w:pStyle w:val="Caption"/>
         <w:jc w:val="center"/>
       </w:pPr>
-      <w:bookmarkStart w:id="7" w:name="_Toc226302152"/>
+      <w:bookmarkStart w:id="8" w:name="_Toc227510388"/>
       <w:r>
         <w:rPr>
           <w:b/>
@@ -2448,19 +3982,48 @@
           <w:b/>
           <w:bCs/>
         </w:rPr>
-        <w:t>x</w:t>
+        <w:fldChar w:fldCharType="begin"/>
       </w:r>
       <w:r>
         <w:rPr>
           <w:b/>
           <w:bCs/>
         </w:rPr>
+        <w:instrText xml:space="preserve"> SEQ Figure \* ARABIC </w:instrText>
+      </w:r>
+      <w:r>
+        <w:rPr>
+          <w:b/>
+          <w:bCs/>
+        </w:rPr>
+        <w:fldChar w:fldCharType="separate"/>
+      </w:r>
+      <w:r>
+        <w:rPr>
+          <w:b/>
+          <w:bCs/>
+          <w:noProof/>
+        </w:rPr>
+        <w:t>4</w:t>
+      </w:r>
+      <w:r>
+        <w:rPr>
+          <w:b/>
+          <w:bCs/>
+        </w:rPr>
+        <w:fldChar w:fldCharType="end"/>
+      </w:r>
+      <w:r>
+        <w:rPr>
+          <w:b/>
+          <w:bCs/>
+        </w:rPr>
         <w:t>.</w:t>
       </w:r>
       <w:r>
         <w:t xml:space="preserve"> Controller method</w:t>
       </w:r>
-      <w:bookmarkEnd w:id="7"/>
+      <w:bookmarkEnd w:id="8"/>
     </w:p>
     <w:p>
       <w:r>
@@ -2515,7 +4078,7 @@
         <w:t xml:space="preserve">. Figure </w:t>
       </w:r>
       <w:r>
-        <w:t>x</w:t>
+        <w:t>5</w:t>
       </w:r>
       <w:r>
         <w:t xml:space="preserve"> shows an example service file from the codebase. This service performs operations such as hashing the user’s password and communicating with the </w:t>
@@ -2541,10 +4104,16 @@
         <w:t>Model</w:t>
       </w:r>
       <w:r>
-        <w:t xml:space="preserve"> files are responsible for any operation on the database and simply execute database queries (see figure </w:t>
-      </w:r>
-      <w:r>
-        <w:t>x</w:t>
+        <w:t xml:space="preserve"> files are responsible for any operation on the database and simply execute database queries (see </w:t>
+      </w:r>
+      <w:r>
+        <w:t>F</w:t>
+      </w:r>
+      <w:r>
+        <w:t xml:space="preserve">igure </w:t>
+      </w:r>
+      <w:r>
+        <w:t>6</w:t>
       </w:r>
       <w:r>
         <w:t xml:space="preserve">). </w:t>
@@ -2601,7 +4170,7 @@
         <w:pStyle w:val="Caption"/>
         <w:jc w:val="center"/>
       </w:pPr>
-      <w:bookmarkStart w:id="8" w:name="_Toc226302153"/>
+      <w:bookmarkStart w:id="9" w:name="_Toc227510389"/>
       <w:r>
         <w:rPr>
           <w:b/>
@@ -2614,13 +4183,42 @@
           <w:b/>
           <w:bCs/>
         </w:rPr>
-        <w:t>x</w:t>
+        <w:fldChar w:fldCharType="begin"/>
       </w:r>
       <w:r>
         <w:rPr>
           <w:b/>
           <w:bCs/>
         </w:rPr>
+        <w:instrText xml:space="preserve"> SEQ Figure \* ARABIC </w:instrText>
+      </w:r>
+      <w:r>
+        <w:rPr>
+          <w:b/>
+          <w:bCs/>
+        </w:rPr>
+        <w:fldChar w:fldCharType="separate"/>
+      </w:r>
+      <w:r>
+        <w:rPr>
+          <w:b/>
+          <w:bCs/>
+          <w:noProof/>
+        </w:rPr>
+        <w:t>5</w:t>
+      </w:r>
+      <w:r>
+        <w:rPr>
+          <w:b/>
+          <w:bCs/>
+        </w:rPr>
+        <w:fldChar w:fldCharType="end"/>
+      </w:r>
+      <w:r>
+        <w:rPr>
+          <w:b/>
+          <w:bCs/>
+        </w:rPr>
         <w:t>.</w:t>
       </w:r>
       <w:r>
@@ -2634,9 +4232,8 @@
       <w:r>
         <w:t xml:space="preserve"> service method</w:t>
       </w:r>
-      <w:bookmarkEnd w:id="8"/>
+      <w:bookmarkEnd w:id="9"/>
     </w:p>
-    <w:p/>
     <w:p>
       <w:r>
         <w:rPr>
@@ -2684,7 +4281,7 @@
         <w:pStyle w:val="Caption"/>
         <w:jc w:val="center"/>
       </w:pPr>
-      <w:bookmarkStart w:id="9" w:name="_Toc226302154"/>
+      <w:bookmarkStart w:id="10" w:name="_Toc227510390"/>
       <w:r>
         <w:rPr>
           <w:b/>
@@ -2697,13 +4294,42 @@
           <w:b/>
           <w:bCs/>
         </w:rPr>
-        <w:t>x</w:t>
+        <w:fldChar w:fldCharType="begin"/>
       </w:r>
       <w:r>
         <w:rPr>
           <w:b/>
           <w:bCs/>
         </w:rPr>
+        <w:instrText xml:space="preserve"> SEQ Figure \* ARABIC </w:instrText>
+      </w:r>
+      <w:r>
+        <w:rPr>
+          <w:b/>
+          <w:bCs/>
+        </w:rPr>
+        <w:fldChar w:fldCharType="separate"/>
+      </w:r>
+      <w:r>
+        <w:rPr>
+          <w:b/>
+          <w:bCs/>
+          <w:noProof/>
+        </w:rPr>
+        <w:t>6</w:t>
+      </w:r>
+      <w:r>
+        <w:rPr>
+          <w:b/>
+          <w:bCs/>
+        </w:rPr>
+        <w:fldChar w:fldCharType="end"/>
+      </w:r>
+      <w:r>
+        <w:rPr>
+          <w:b/>
+          <w:bCs/>
+        </w:rPr>
         <w:t>.</w:t>
       </w:r>
       <w:r>
@@ -2717,7 +4343,7 @@
       <w:r>
         <w:t xml:space="preserve"> model method</w:t>
       </w:r>
-      <w:bookmarkEnd w:id="9"/>
+      <w:bookmarkEnd w:id="10"/>
     </w:p>
     <w:p>
       <w:r>
@@ -2765,7 +4391,7 @@
         <w:t xml:space="preserve">Figure </w:t>
       </w:r>
       <w:r>
-        <w:t>x</w:t>
+        <w:t>7</w:t>
       </w:r>
       <w:r>
         <w:t xml:space="preserve"> below also shows </w:t>
@@ -2842,24 +4468,74 @@
     </w:p>
     <w:p>
       <w:pPr>
-        <w:spacing w:line="278" w:lineRule="auto"/>
-        <w:rPr>
-          <w:rFonts w:asciiTheme="majorHAnsi" w:eastAsiaTheme="majorEastAsia" w:hAnsiTheme="majorHAnsi" w:cstheme="majorBidi"/>
-          <w:color w:val="0F4761" w:themeColor="accent1" w:themeShade="BF"/>
-          <w:sz w:val="32"/>
-          <w:szCs w:val="32"/>
-        </w:rPr>
-      </w:pPr>
+        <w:pStyle w:val="Caption"/>
+        <w:jc w:val="center"/>
+      </w:pPr>
+      <w:bookmarkStart w:id="11" w:name="_Toc227510391"/>
+      <w:r>
+        <w:rPr>
+          <w:b/>
+          <w:bCs/>
+        </w:rPr>
+        <w:t xml:space="preserve">Figure </w:t>
+      </w:r>
+      <w:r>
+        <w:rPr>
+          <w:b/>
+          <w:bCs/>
+        </w:rPr>
+        <w:fldChar w:fldCharType="begin"/>
+      </w:r>
+      <w:r>
+        <w:rPr>
+          <w:b/>
+          <w:bCs/>
+        </w:rPr>
+        <w:instrText xml:space="preserve"> SEQ Figure \* ARABIC </w:instrText>
+      </w:r>
+      <w:r>
+        <w:rPr>
+          <w:b/>
+          <w:bCs/>
+        </w:rPr>
+        <w:fldChar w:fldCharType="separate"/>
+      </w:r>
+      <w:r>
+        <w:rPr>
+          <w:b/>
+          <w:bCs/>
+          <w:noProof/>
+        </w:rPr>
+        <w:t>7</w:t>
+      </w:r>
+      <w:r>
+        <w:rPr>
+          <w:b/>
+          <w:bCs/>
+        </w:rPr>
+        <w:fldChar w:fldCharType="end"/>
+      </w:r>
+      <w:r>
+        <w:rPr>
+          <w:b/>
+          <w:bCs/>
+        </w:rPr>
+        <w:t>.</w:t>
+      </w:r>
+      <w:r>
+        <w:t xml:space="preserve"> Server directory structure</w:t>
+      </w:r>
+      <w:bookmarkEnd w:id="11"/>
     </w:p>
     <w:p>
       <w:pPr>
         <w:pStyle w:val="Heading2"/>
       </w:pPr>
-      <w:bookmarkStart w:id="10" w:name="_Toc227433912"/>
+      <w:bookmarkStart w:id="12" w:name="_Toc227510370"/>
       <w:r>
         <w:t>Hosting</w:t>
       </w:r>
-      <w:bookmarkEnd w:id="10"/>
+      <w:bookmarkEnd w:id="12"/>
     </w:p>
     <w:p>
       <w:pPr>
@@ -3072,11 +4748,11 @@
       <w:pPr>
         <w:pStyle w:val="Heading2"/>
       </w:pPr>
-      <w:bookmarkStart w:id="11" w:name="_Toc227433913"/>
+      <w:bookmarkStart w:id="13" w:name="_Toc227510371"/>
       <w:r>
         <w:t>Docker Code Execution</w:t>
       </w:r>
-      <w:bookmarkEnd w:id="11"/>
+      <w:bookmarkEnd w:id="13"/>
     </w:p>
     <w:p>
       <w:pPr>
@@ -3274,9 +4950,9 @@
           <w:noProof/>
         </w:rPr>
         <w:drawing>
-          <wp:inline distT="0" distB="0" distL="0" distR="0" wp14:anchorId="27579B4C" wp14:editId="0AECCD56">
-            <wp:extent cx="4338415" cy="1181819"/>
-            <wp:effectExtent l="0" t="0" r="5080" b="0"/>
+          <wp:inline distT="0" distB="0" distL="0" distR="0" wp14:anchorId="27579B4C" wp14:editId="797275E8">
+            <wp:extent cx="4210050" cy="1146852"/>
+            <wp:effectExtent l="0" t="0" r="0" b="0"/>
             <wp:docPr id="1427307808" name="Picture 1"/>
             <wp:cNvGraphicFramePr>
               <a:graphicFrameLocks xmlns:a="http://schemas.openxmlformats.org/drawingml/2006/main" noChangeAspect="1"/>
@@ -3297,7 +4973,7 @@
                   <pic:spPr>
                     <a:xfrm>
                       <a:off x="0" y="0"/>
-                      <a:ext cx="4529752" cy="1233941"/>
+                      <a:ext cx="4407915" cy="1200752"/>
                     </a:xfrm>
                     <a:prstGeom prst="rect">
                       <a:avLst/>
@@ -3309,6 +4985,67 @@
           </wp:inline>
         </w:drawing>
       </w:r>
+    </w:p>
+    <w:p>
+      <w:pPr>
+        <w:pStyle w:val="Caption"/>
+        <w:jc w:val="center"/>
+      </w:pPr>
+      <w:bookmarkStart w:id="14" w:name="_Toc227510392"/>
+      <w:r>
+        <w:rPr>
+          <w:b/>
+          <w:bCs/>
+        </w:rPr>
+        <w:t xml:space="preserve">Figure </w:t>
+      </w:r>
+      <w:r>
+        <w:rPr>
+          <w:b/>
+          <w:bCs/>
+        </w:rPr>
+        <w:fldChar w:fldCharType="begin"/>
+      </w:r>
+      <w:r>
+        <w:rPr>
+          <w:b/>
+          <w:bCs/>
+        </w:rPr>
+        <w:instrText xml:space="preserve"> SEQ Figure \* ARABIC </w:instrText>
+      </w:r>
+      <w:r>
+        <w:rPr>
+          <w:b/>
+          <w:bCs/>
+        </w:rPr>
+        <w:fldChar w:fldCharType="separate"/>
+      </w:r>
+      <w:r>
+        <w:rPr>
+          <w:b/>
+          <w:bCs/>
+          <w:noProof/>
+        </w:rPr>
+        <w:t>8</w:t>
+      </w:r>
+      <w:r>
+        <w:rPr>
+          <w:b/>
+          <w:bCs/>
+        </w:rPr>
+        <w:fldChar w:fldCharType="end"/>
+      </w:r>
+      <w:r>
+        <w:rPr>
+          <w:b/>
+          <w:bCs/>
+        </w:rPr>
+        <w:t>.</w:t>
+      </w:r>
+      <w:r>
+        <w:t xml:space="preserve"> Docker socket definition</w:t>
+      </w:r>
+      <w:bookmarkEnd w:id="14"/>
     </w:p>
     <w:p>
       <w:pPr>
@@ -3440,8 +5177,69 @@
     </w:p>
     <w:p>
       <w:pPr>
+        <w:pStyle w:val="Caption"/>
         <w:jc w:val="center"/>
       </w:pPr>
+      <w:bookmarkStart w:id="15" w:name="_Toc227510393"/>
+      <w:r>
+        <w:rPr>
+          <w:b/>
+          <w:bCs/>
+        </w:rPr>
+        <w:t xml:space="preserve">Figure </w:t>
+      </w:r>
+      <w:r>
+        <w:rPr>
+          <w:b/>
+          <w:bCs/>
+        </w:rPr>
+        <w:fldChar w:fldCharType="begin"/>
+      </w:r>
+      <w:r>
+        <w:rPr>
+          <w:b/>
+          <w:bCs/>
+        </w:rPr>
+        <w:instrText xml:space="preserve"> SEQ Figure \* ARABIC </w:instrText>
+      </w:r>
+      <w:r>
+        <w:rPr>
+          <w:b/>
+          <w:bCs/>
+        </w:rPr>
+        <w:fldChar w:fldCharType="separate"/>
+      </w:r>
+      <w:r>
+        <w:rPr>
+          <w:b/>
+          <w:bCs/>
+          <w:noProof/>
+        </w:rPr>
+        <w:t>9</w:t>
+      </w:r>
+      <w:r>
+        <w:rPr>
+          <w:b/>
+          <w:bCs/>
+        </w:rPr>
+        <w:fldChar w:fldCharType="end"/>
+      </w:r>
+      <w:r>
+        <w:rPr>
+          <w:b/>
+          <w:bCs/>
+        </w:rPr>
+        <w:t>.</w:t>
+      </w:r>
+      <w:r>
+        <w:t xml:space="preserve"> Java code execution </w:t>
+      </w:r>
+      <w:proofErr w:type="spellStart"/>
+      <w:r>
+        <w:t>Dockerfile</w:t>
+      </w:r>
+      <w:bookmarkEnd w:id="15"/>
+      <w:proofErr w:type="spellEnd"/>
     </w:p>
     <w:p>
       <w:pPr>
@@ -3454,7 +5252,19 @@
         <w:t xml:space="preserve">. </w:t>
       </w:r>
       <w:r>
-        <w:t>This test harness started as a static string into which only the submitted code was injected however this was very inflexible and completely unsuitable. Through careful examination and prototyping on paper, I identified the areas of the test harness that needed to be dynamic (see figure x).</w:t>
+        <w:t xml:space="preserve">This test harness started as a static string into which only the submitted code was injected however this was very inflexible and completely unsuitable. Through careful examination and prototyping on paper, I identified the areas of the test harness that needed to be dynamic (see </w:t>
+      </w:r>
+      <w:r>
+        <w:t>F</w:t>
+      </w:r>
+      <w:r>
+        <w:t xml:space="preserve">igure </w:t>
+      </w:r>
+      <w:r>
+        <w:t>10</w:t>
+      </w:r>
+      <w:r>
+        <w:t>).</w:t>
       </w:r>
     </w:p>
     <w:p>
@@ -3504,8 +5314,64 @@
     </w:p>
     <w:p>
       <w:pPr>
+        <w:pStyle w:val="Caption"/>
         <w:jc w:val="center"/>
       </w:pPr>
+      <w:bookmarkStart w:id="16" w:name="_Toc227510394"/>
+      <w:r>
+        <w:rPr>
+          <w:b/>
+          <w:bCs/>
+        </w:rPr>
+        <w:t xml:space="preserve">Figure </w:t>
+      </w:r>
+      <w:r>
+        <w:rPr>
+          <w:b/>
+          <w:bCs/>
+        </w:rPr>
+        <w:fldChar w:fldCharType="begin"/>
+      </w:r>
+      <w:r>
+        <w:rPr>
+          <w:b/>
+          <w:bCs/>
+        </w:rPr>
+        <w:instrText xml:space="preserve"> SEQ Figure \* ARABIC </w:instrText>
+      </w:r>
+      <w:r>
+        <w:rPr>
+          <w:b/>
+          <w:bCs/>
+        </w:rPr>
+        <w:fldChar w:fldCharType="separate"/>
+      </w:r>
+      <w:r>
+        <w:rPr>
+          <w:b/>
+          <w:bCs/>
+          <w:noProof/>
+        </w:rPr>
+        <w:t>10</w:t>
+      </w:r>
+      <w:r>
+        <w:rPr>
+          <w:b/>
+          <w:bCs/>
+        </w:rPr>
+        <w:fldChar w:fldCharType="end"/>
+      </w:r>
+      <w:r>
+        <w:rPr>
+          <w:b/>
+          <w:bCs/>
+        </w:rPr>
+        <w:t>.</w:t>
+      </w:r>
+      <w:r>
+        <w:t xml:space="preserve"> Dynamic Java test harness</w:t>
+      </w:r>
+      <w:bookmarkEnd w:id="16"/>
     </w:p>
     <w:p>
       <w:pPr>
@@ -3600,7 +5466,19 @@
         <w:t xml:space="preserve"> split parameter lists on commas</w:t>
       </w:r>
       <w:r>
-        <w:t>. To solve this, I measured the level of nesting using a variable called depth. This variable would be incremented when it detected an open bracket and decremented on any closing brackets. This allowed me to only split parameters based on top level commas (see figure x). Solving these issues helped me improve my critical thinking, code reasoning and problem-solving skills.</w:t>
+        <w:t xml:space="preserve">. To solve this, I measured the level of nesting using a variable called depth. This variable would be incremented when it detected an open bracket and decremented on any closing brackets. This allowed me to only split parameters based on top level commas (see </w:t>
+      </w:r>
+      <w:r>
+        <w:t>F</w:t>
+      </w:r>
+      <w:r>
+        <w:t xml:space="preserve">igure </w:t>
+      </w:r>
+      <w:r>
+        <w:t>11</w:t>
+      </w:r>
+      <w:r>
+        <w:t>). Solving these issues helped me improve my critical thinking, code reasoning and problem-solving skills.</w:t>
       </w:r>
     </w:p>
     <w:p>
@@ -3650,8 +5528,72 @@
     </w:p>
     <w:p>
       <w:pPr>
+        <w:pStyle w:val="Caption"/>
         <w:jc w:val="center"/>
       </w:pPr>
+      <w:bookmarkStart w:id="17" w:name="_Toc227510395"/>
+      <w:r>
+        <w:rPr>
+          <w:b/>
+          <w:bCs/>
+        </w:rPr>
+        <w:t xml:space="preserve">Figure </w:t>
+      </w:r>
+      <w:r>
+        <w:rPr>
+          <w:b/>
+          <w:bCs/>
+        </w:rPr>
+        <w:fldChar w:fldCharType="begin"/>
+      </w:r>
+      <w:r>
+        <w:rPr>
+          <w:b/>
+          <w:bCs/>
+        </w:rPr>
+        <w:instrText xml:space="preserve"> SEQ Figure \* ARABIC </w:instrText>
+      </w:r>
+      <w:r>
+        <w:rPr>
+          <w:b/>
+          <w:bCs/>
+        </w:rPr>
+        <w:fldChar w:fldCharType="separate"/>
+      </w:r>
+      <w:r>
+        <w:rPr>
+          <w:b/>
+          <w:bCs/>
+          <w:noProof/>
+        </w:rPr>
+        <w:t>11</w:t>
+      </w:r>
+      <w:r>
+        <w:rPr>
+          <w:b/>
+          <w:bCs/>
+        </w:rPr>
+        <w:fldChar w:fldCharType="end"/>
+      </w:r>
+      <w:r>
+        <w:rPr>
+          <w:b/>
+          <w:bCs/>
+        </w:rPr>
+        <w:t>.</w:t>
+      </w:r>
+      <w:r>
+        <w:t xml:space="preserve"> </w:t>
+      </w:r>
+      <w:proofErr w:type="spellStart"/>
+      <w:r>
+        <w:t>splitParams</w:t>
+      </w:r>
+      <w:proofErr w:type="spellEnd"/>
+      <w:r>
+        <w:t xml:space="preserve"> function</w:t>
+      </w:r>
+      <w:bookmarkEnd w:id="17"/>
     </w:p>
     <w:p>
       <w:pPr>
@@ -3824,7 +5766,31 @@
         <w:rPr>
           <w:rFonts w:cs="Courier New"/>
         </w:rPr>
-        <w:t xml:space="preserve"> (see figure x)</w:t>
+        <w:t xml:space="preserve"> (see </w:t>
+      </w:r>
+      <w:r>
+        <w:rPr>
+          <w:rFonts w:cs="Courier New"/>
+        </w:rPr>
+        <w:t>F</w:t>
+      </w:r>
+      <w:r>
+        <w:rPr>
+          <w:rFonts w:cs="Courier New"/>
+        </w:rPr>
+        <w:t xml:space="preserve">igure </w:t>
+      </w:r>
+      <w:r>
+        <w:rPr>
+          <w:rFonts w:cs="Courier New"/>
+        </w:rPr>
+        <w:t>12</w:t>
+      </w:r>
+      <w:r>
+        <w:rPr>
+          <w:rFonts w:cs="Courier New"/>
+        </w:rPr>
+        <w:t>)</w:t>
       </w:r>
       <w:r>
         <w:rPr>
@@ -3882,7 +5848,67 @@
         </w:drawing>
       </w:r>
     </w:p>
-    <w:p/>
+    <w:p>
+      <w:pPr>
+        <w:pStyle w:val="Caption"/>
+        <w:jc w:val="center"/>
+      </w:pPr>
+      <w:bookmarkStart w:id="18" w:name="_Toc227510396"/>
+      <w:r>
+        <w:rPr>
+          <w:b/>
+          <w:bCs/>
+        </w:rPr>
+        <w:t xml:space="preserve">Figure </w:t>
+      </w:r>
+      <w:r>
+        <w:rPr>
+          <w:b/>
+          <w:bCs/>
+        </w:rPr>
+        <w:fldChar w:fldCharType="begin"/>
+      </w:r>
+      <w:r>
+        <w:rPr>
+          <w:b/>
+          <w:bCs/>
+        </w:rPr>
+        <w:instrText xml:space="preserve"> SEQ Figure \* ARABIC </w:instrText>
+      </w:r>
+      <w:r>
+        <w:rPr>
+          <w:b/>
+          <w:bCs/>
+        </w:rPr>
+        <w:fldChar w:fldCharType="separate"/>
+      </w:r>
+      <w:r>
+        <w:rPr>
+          <w:b/>
+          <w:bCs/>
+          <w:noProof/>
+        </w:rPr>
+        <w:t>12</w:t>
+      </w:r>
+      <w:r>
+        <w:rPr>
+          <w:b/>
+          <w:bCs/>
+        </w:rPr>
+        <w:fldChar w:fldCharType="end"/>
+      </w:r>
+      <w:r>
+        <w:rPr>
+          <w:b/>
+          <w:bCs/>
+        </w:rPr>
+        <w:t>.</w:t>
+      </w:r>
+      <w:r>
+        <w:t xml:space="preserve"> Commands to compile and run Java code inside Docker container</w:t>
+      </w:r>
+      <w:bookmarkEnd w:id="18"/>
+    </w:p>
     <w:p>
       <w:pPr>
         <w:jc w:val="both"/>
@@ -3941,7 +5967,19 @@
         <w:t>of an infinite loop or DDOS attacks</w:t>
       </w:r>
       <w:r>
-        <w:t xml:space="preserve"> (see figure x)</w:t>
+        <w:t xml:space="preserve"> (see </w:t>
+      </w:r>
+      <w:r>
+        <w:t>F</w:t>
+      </w:r>
+      <w:r>
+        <w:t xml:space="preserve">igure </w:t>
+      </w:r>
+      <w:r>
+        <w:t>13</w:t>
+      </w:r>
+      <w:r>
+        <w:t>)</w:t>
       </w:r>
       <w:r>
         <w:t>. I discovered how to do this via the Docker Engine API documentation</w:t>
@@ -4030,8 +6068,64 @@
     </w:p>
     <w:p>
       <w:pPr>
+        <w:pStyle w:val="Caption"/>
         <w:jc w:val="center"/>
       </w:pPr>
+      <w:bookmarkStart w:id="19" w:name="_Toc227510397"/>
+      <w:r>
+        <w:rPr>
+          <w:b/>
+          <w:bCs/>
+        </w:rPr>
+        <w:t xml:space="preserve">Figure </w:t>
+      </w:r>
+      <w:r>
+        <w:rPr>
+          <w:b/>
+          <w:bCs/>
+        </w:rPr>
+        <w:fldChar w:fldCharType="begin"/>
+      </w:r>
+      <w:r>
+        <w:rPr>
+          <w:b/>
+          <w:bCs/>
+        </w:rPr>
+        <w:instrText xml:space="preserve"> SEQ Figure \* ARABIC </w:instrText>
+      </w:r>
+      <w:r>
+        <w:rPr>
+          <w:b/>
+          <w:bCs/>
+        </w:rPr>
+        <w:fldChar w:fldCharType="separate"/>
+      </w:r>
+      <w:r>
+        <w:rPr>
+          <w:b/>
+          <w:bCs/>
+          <w:noProof/>
+        </w:rPr>
+        <w:t>13</w:t>
+      </w:r>
+      <w:r>
+        <w:rPr>
+          <w:b/>
+          <w:bCs/>
+        </w:rPr>
+        <w:fldChar w:fldCharType="end"/>
+      </w:r>
+      <w:r>
+        <w:rPr>
+          <w:b/>
+          <w:bCs/>
+        </w:rPr>
+        <w:t>.</w:t>
+      </w:r>
+      <w:r>
+        <w:t xml:space="preserve"> Setting Docker container parameters</w:t>
+      </w:r>
+      <w:bookmarkEnd w:id="19"/>
     </w:p>
     <w:p>
       <w:pPr>
@@ -4069,7 +6163,19 @@
         <w:t xml:space="preserve"> </w:t>
       </w:r>
       <w:r>
-        <w:t xml:space="preserve">(see figure x) </w:t>
+        <w:t xml:space="preserve">(see </w:t>
+      </w:r>
+      <w:r>
+        <w:t>F</w:t>
+      </w:r>
+      <w:r>
+        <w:t xml:space="preserve">igure </w:t>
+      </w:r>
+      <w:r>
+        <w:t>14</w:t>
+      </w:r>
+      <w:r>
+        <w:t xml:space="preserve">) </w:t>
       </w:r>
       <w:r>
         <w:t xml:space="preserve">which iterates through the buffer removing the header information from each chunk. </w:t>
@@ -4188,8 +6294,72 @@
     </w:p>
     <w:p>
       <w:pPr>
+        <w:pStyle w:val="Caption"/>
         <w:jc w:val="center"/>
       </w:pPr>
+      <w:bookmarkStart w:id="20" w:name="_Toc227510398"/>
+      <w:r>
+        <w:rPr>
+          <w:b/>
+          <w:bCs/>
+        </w:rPr>
+        <w:t xml:space="preserve">Figure </w:t>
+      </w:r>
+      <w:r>
+        <w:rPr>
+          <w:b/>
+          <w:bCs/>
+        </w:rPr>
+        <w:fldChar w:fldCharType="begin"/>
+      </w:r>
+      <w:r>
+        <w:rPr>
+          <w:b/>
+          <w:bCs/>
+        </w:rPr>
+        <w:instrText xml:space="preserve"> SEQ Figure \* ARABIC </w:instrText>
+      </w:r>
+      <w:r>
+        <w:rPr>
+          <w:b/>
+          <w:bCs/>
+        </w:rPr>
+        <w:fldChar w:fldCharType="separate"/>
+      </w:r>
+      <w:r>
+        <w:rPr>
+          <w:b/>
+          <w:bCs/>
+          <w:noProof/>
+        </w:rPr>
+        <w:t>14</w:t>
+      </w:r>
+      <w:r>
+        <w:rPr>
+          <w:b/>
+          <w:bCs/>
+        </w:rPr>
+        <w:fldChar w:fldCharType="end"/>
+      </w:r>
+      <w:r>
+        <w:rPr>
+          <w:b/>
+          <w:bCs/>
+        </w:rPr>
+        <w:t>.</w:t>
+      </w:r>
+      <w:r>
+        <w:t xml:space="preserve"> </w:t>
+      </w:r>
+      <w:proofErr w:type="spellStart"/>
+      <w:r>
+        <w:t>stripDockerHeader</w:t>
+      </w:r>
+      <w:proofErr w:type="spellEnd"/>
+      <w:r>
+        <w:t xml:space="preserve"> method</w:t>
+      </w:r>
+      <w:bookmarkEnd w:id="20"/>
     </w:p>
     <w:p>
       <w:pPr>
@@ -4247,11 +6417,11 @@
       <w:pPr>
         <w:pStyle w:val="Heading2"/>
       </w:pPr>
-      <w:bookmarkStart w:id="12" w:name="_Toc227433914"/>
+      <w:bookmarkStart w:id="21" w:name="_Toc227510372"/>
       <w:r>
         <w:t>Docker Containerisation</w:t>
       </w:r>
-      <w:bookmarkEnd w:id="12"/>
+      <w:bookmarkEnd w:id="21"/>
     </w:p>
     <w:p>
       <w:pPr>
@@ -4276,10 +6446,7 @@
         <w:t>fied</w:t>
       </w:r>
       <w:r>
-        <w:t xml:space="preserve"> the user manual.</w:t>
-      </w:r>
-      <w:r>
-        <w:t xml:space="preserve"> To do this the front end and backend needed their own individual </w:t>
+        <w:t xml:space="preserve"> the user manual. To do this the front end and backend needed their own individual </w:t>
       </w:r>
       <w:proofErr w:type="spellStart"/>
       <w:r>
@@ -4293,10 +6460,7 @@
         <w:t xml:space="preserve"> </w:t>
       </w:r>
       <w:r>
-        <w:t xml:space="preserve">The </w:t>
-      </w:r>
-      <w:r>
-        <w:t xml:space="preserve">front end </w:t>
+        <w:t xml:space="preserve">The front end </w:t>
       </w:r>
       <w:r>
         <w:t xml:space="preserve">and backend </w:t>
@@ -4483,11 +6647,11 @@
       <w:pPr>
         <w:pStyle w:val="Heading2"/>
       </w:pPr>
-      <w:bookmarkStart w:id="13" w:name="_Toc227433915"/>
+      <w:bookmarkStart w:id="22" w:name="_Toc227510373"/>
       <w:r>
         <w:t>Generative Artificial Intelligence Considerations</w:t>
       </w:r>
-      <w:bookmarkEnd w:id="13"/>
+      <w:bookmarkEnd w:id="22"/>
     </w:p>
     <w:p>
       <w:pPr>
@@ -4671,11 +6835,11 @@
       <w:pPr>
         <w:pStyle w:val="Heading2"/>
       </w:pPr>
-      <w:bookmarkStart w:id="14" w:name="_Toc227433916"/>
+      <w:bookmarkStart w:id="23" w:name="_Toc227510374"/>
       <w:r>
         <w:t>Authentication</w:t>
       </w:r>
-      <w:bookmarkEnd w:id="14"/>
+      <w:bookmarkEnd w:id="23"/>
     </w:p>
     <w:p>
       <w:pPr>
@@ -4756,7 +6920,19 @@
         <w:t xml:space="preserve"> still valid the user receives a new authentication token</w:t>
       </w:r>
       <w:r>
-        <w:t xml:space="preserve"> (see figure x)</w:t>
+        <w:t xml:space="preserve"> (see </w:t>
+      </w:r>
+      <w:r>
+        <w:t>F</w:t>
+      </w:r>
+      <w:r>
+        <w:t xml:space="preserve">igure </w:t>
+      </w:r>
+      <w:r>
+        <w:t>15</w:t>
+      </w:r>
+      <w:r>
+        <w:t>)</w:t>
       </w:r>
       <w:r>
         <w:t>. This way there is no interruption to the user and the platform remains secure</w:t>
@@ -4896,28 +7072,97 @@
     </w:p>
     <w:p>
       <w:pPr>
+        <w:pStyle w:val="Caption"/>
         <w:jc w:val="center"/>
       </w:pPr>
+      <w:bookmarkStart w:id="24" w:name="_Toc227510399"/>
+      <w:r>
+        <w:rPr>
+          <w:b/>
+          <w:bCs/>
+        </w:rPr>
+        <w:t xml:space="preserve">Figure </w:t>
+      </w:r>
+      <w:r>
+        <w:rPr>
+          <w:b/>
+          <w:bCs/>
+        </w:rPr>
+        <w:fldChar w:fldCharType="begin"/>
+      </w:r>
+      <w:r>
+        <w:rPr>
+          <w:b/>
+          <w:bCs/>
+        </w:rPr>
+        <w:instrText xml:space="preserve"> SEQ Figure \* ARABIC </w:instrText>
+      </w:r>
+      <w:r>
+        <w:rPr>
+          <w:b/>
+          <w:bCs/>
+        </w:rPr>
+        <w:fldChar w:fldCharType="separate"/>
+      </w:r>
+      <w:r>
+        <w:rPr>
+          <w:b/>
+          <w:bCs/>
+          <w:noProof/>
+        </w:rPr>
+        <w:t>15</w:t>
+      </w:r>
+      <w:r>
+        <w:rPr>
+          <w:b/>
+          <w:bCs/>
+        </w:rPr>
+        <w:fldChar w:fldCharType="end"/>
+      </w:r>
+      <w:r>
+        <w:rPr>
+          <w:b/>
+          <w:bCs/>
+        </w:rPr>
+        <w:t>.</w:t>
+      </w:r>
+      <w:r>
+        <w:t xml:space="preserve"> </w:t>
+      </w:r>
+      <w:proofErr w:type="spellStart"/>
+      <w:r>
+        <w:t>refreshToken</w:t>
+      </w:r>
+      <w:proofErr w:type="spellEnd"/>
+      <w:r>
+        <w:t xml:space="preserve"> method assigning new refresh token in </w:t>
+      </w:r>
+      <w:proofErr w:type="spellStart"/>
+      <w:r>
+        <w:t>auth.service.ts</w:t>
+      </w:r>
+      <w:bookmarkEnd w:id="24"/>
+      <w:proofErr w:type="spellEnd"/>
     </w:p>
     <w:p>
       <w:pPr>
         <w:pStyle w:val="Heading1"/>
       </w:pPr>
-      <w:bookmarkStart w:id="15" w:name="_Toc227433917"/>
+      <w:bookmarkStart w:id="25" w:name="_Toc227510375"/>
       <w:r>
         <w:t>Reflection</w:t>
       </w:r>
-      <w:bookmarkEnd w:id="15"/>
+      <w:bookmarkEnd w:id="25"/>
     </w:p>
     <w:p>
       <w:pPr>
         <w:pStyle w:val="Heading2"/>
       </w:pPr>
-      <w:bookmarkStart w:id="16" w:name="_Toc227433918"/>
+      <w:bookmarkStart w:id="26" w:name="_Toc227510376"/>
       <w:r>
         <w:t>What I Achieved</w:t>
       </w:r>
-      <w:bookmarkEnd w:id="16"/>
+      <w:bookmarkEnd w:id="26"/>
     </w:p>
     <w:p>
       <w:r>
@@ -5012,57 +7257,63 @@
       <w:pPr>
         <w:pStyle w:val="Heading2"/>
       </w:pPr>
-      <w:bookmarkStart w:id="17" w:name="_Toc227433919"/>
+      <w:bookmarkStart w:id="27" w:name="_Toc227510377"/>
       <w:r>
         <w:t>What I did not Achieve</w:t>
       </w:r>
-      <w:bookmarkEnd w:id="17"/>
+      <w:bookmarkEnd w:id="27"/>
     </w:p>
     <w:p>
       <w:pPr>
         <w:jc w:val="both"/>
       </w:pPr>
       <w:r>
-        <w:t xml:space="preserve">Several planned features were cut due to time constraints. </w:t>
-      </w:r>
-      <w:r>
-        <w:t xml:space="preserve">Initially the idea for the leaderboard was to rank students based on number of problems solved and rank student solutions by shortest </w:t>
+        <w:t>Several features were cut or simplified due to time constraints: execution-time leaderboard rankings became points/streak-based</w:t>
+      </w:r>
+      <w:r>
+        <w:t>,</w:t>
+      </w:r>
+      <w:r>
+        <w:t xml:space="preserve"> a monthly ranking system became date filters</w:t>
+      </w:r>
+      <w:r>
+        <w:t>, and</w:t>
+      </w:r>
+      <w:r>
+        <w:t xml:space="preserve"> tag-based filtering became difficulty filters. This taught me to estimate feature complexity more </w:t>
       </w:r>
       <w:r>
         <w:lastRenderedPageBreak/>
-        <w:t xml:space="preserve">execution time. After considering the project timeline, implementation concerns, fairness and user engagement it was decided that users would instead be ranked by a </w:t>
-      </w:r>
-      <w:r>
-        <w:t xml:space="preserve">fairer and more engaging </w:t>
-      </w:r>
-      <w:r>
-        <w:t>points-based system and by current streak.</w:t>
-      </w:r>
-      <w:r>
-        <w:t xml:space="preserve"> </w:t>
-      </w:r>
-      <w:r>
-        <w:t>Another gamification feature that had to be removed due to limited time was a ranked-based system. This system would have awarded students a rank once they reached a certain points threshold and this would reset every month.</w:t>
-      </w:r>
-      <w:r>
-        <w:t xml:space="preserve"> </w:t>
-      </w:r>
-      <w:r>
-        <w:t>Another feature that was abandoned was tag based filtering for problems. Problems were intended to have tags such as “Linked List”, “Hash Map”, or “Search Algorithm”. This idea was abandoned as it required changes to the database and would not have fit into the project’s time constraints. It was instead adapted into a difficulty-based filter, allowing users to select if they only wanted to see “easy”, “medium” or “hard” problems.</w:t>
-      </w:r>
-      <w:r>
-        <w:t xml:space="preserve"> Changing and removing these features taught me how to more accurately estimate the effort and time required to develop features, how to better prioritise features and how to adapt features into simpler yet more effective alternatives.</w:t>
+        <w:t xml:space="preserve">accurately, </w:t>
+      </w:r>
+      <w:r>
+        <w:t>better prioritisation</w:t>
+      </w:r>
+      <w:r>
+        <w:t>, and adapt requirements into simpler alternatives when</w:t>
+      </w:r>
+      <w:r>
+        <w:t xml:space="preserve"> complex</w:t>
+      </w:r>
+      <w:r>
+        <w:t xml:space="preserve"> database</w:t>
+      </w:r>
+      <w:r>
+        <w:t xml:space="preserve"> changes were not accounted for</w:t>
+      </w:r>
+      <w:r>
+        <w:t>.</w:t>
       </w:r>
     </w:p>
     <w:p>
       <w:pPr>
         <w:pStyle w:val="Heading2"/>
       </w:pPr>
-      <w:bookmarkStart w:id="18" w:name="_Toc227433920"/>
+      <w:bookmarkStart w:id="28" w:name="_Toc227510378"/>
       <w:r>
         <w:t>What I Learned</w:t>
       </w:r>
-      <w:bookmarkEnd w:id="18"/>
+      <w:bookmarkEnd w:id="28"/>
     </w:p>
     <w:p>
       <w:pPr>
@@ -5077,15 +7328,15 @@
         <w:jc w:val="both"/>
       </w:pPr>
       <w:r>
-        <w:t xml:space="preserve">I also learned that non-functional requirements need early, rigorous testing. My test case for Java execution (≤30 seconds) was far too lenient. I should have benchmarked against competitors like </w:t>
+        <w:t xml:space="preserve">Learning how to containerise the application also proved highly valuable, particularly in simplifying deployment. Prior to this, setting up the application locally required a long and error-prone manual process. By introducing </w:t>
       </w:r>
       <w:proofErr w:type="spellStart"/>
       <w:r>
-        <w:t>LeetCode</w:t>
+        <w:t>Dockerfiles</w:t>
       </w:r>
       <w:proofErr w:type="spellEnd"/>
       <w:r>
-        <w:t xml:space="preserve"> (~3-5 seconds for Java) and set a more ambitious target (≤10 seconds).</w:t>
+        <w:t xml:space="preserve"> for both the frontend and backend, along with a Docker Compose configuration to manage service communication, I was able to standardise the environment setup. This reduced the setup process to a small number of commands and eliminated inconsistencies between development environments.</w:t>
       </w:r>
     </w:p>
     <w:p>
@@ -5093,40 +7344,36 @@
         <w:jc w:val="both"/>
       </w:pPr>
       <w:r>
-        <w:t>Working with Docker taught me about containerisation patterns (</w:t>
-      </w:r>
-      <w:proofErr w:type="spellStart"/>
-      <w:r>
-        <w:t>DooD</w:t>
-      </w:r>
-      <w:proofErr w:type="spellEnd"/>
-      <w:r>
-        <w:t xml:space="preserve"> vs </w:t>
-      </w:r>
-      <w:proofErr w:type="spellStart"/>
-      <w:r>
-        <w:t>DinD</w:t>
-      </w:r>
-      <w:proofErr w:type="spellEnd"/>
-      <w:r>
-        <w:t xml:space="preserve">), buffer manipulation for parsing Docker logs, and shell scripting for dynamic code execution. I also learned about hosting production web applications, configuring </w:t>
-      </w:r>
-      <w:r>
-        <w:t>Nginx</w:t>
-      </w:r>
-      <w:r>
-        <w:t xml:space="preserve"> as a reverse proxy, setting up HTTPS with Let's Encrypt, managing environment variables securely with PM2, and configuring DNS records with Cloudflare.</w:t>
+        <w:t xml:space="preserve">The defects that arose close to the end of development taught me the true value of early feedback and testing. Java code execution proved to be very slow and should have been detected and fixed much sooner in the development process. Some defects such as menus stretching off screen, black text appearing on a dark background and strange errors with validating lecturer inputted test cases were </w:t>
+      </w:r>
+      <w:r>
+        <w:t xml:space="preserve">only </w:t>
+      </w:r>
+      <w:r>
+        <w:t xml:space="preserve">discovered very late in development and almost made it to the final release. They were discovered </w:t>
+      </w:r>
+      <w:r>
+        <w:t xml:space="preserve">because of </w:t>
+      </w:r>
+      <w:r>
+        <w:t>feedback</w:t>
+      </w:r>
+      <w:r>
+        <w:t xml:space="preserve"> from a user. T</w:t>
+      </w:r>
+      <w:r>
+        <w:t>his close call taught me the value of gaining feedback early on in development.</w:t>
       </w:r>
     </w:p>
     <w:p>
       <w:pPr>
         <w:pStyle w:val="Heading2"/>
       </w:pPr>
-      <w:bookmarkStart w:id="19" w:name="_Toc227433921"/>
+      <w:bookmarkStart w:id="29" w:name="_Toc227510379"/>
       <w:r>
         <w:t>What I would do Differently</w:t>
       </w:r>
-      <w:bookmarkEnd w:id="19"/>
+      <w:bookmarkEnd w:id="29"/>
     </w:p>
     <w:p>
       <w:pPr>
@@ -5183,7 +7430,7 @@
           <w:sz w:val="22"/>
           <w:szCs w:val="22"/>
         </w:rPr>
-        <w:t>This problem would have been mitigated by testing earlier and more often in the development lifecycle. If I had to undertake this project again from the beginning, I would firstly track testing in a table in Excel from the beginning and test each feature thoroughly before moving on to the next. This would result in defects</w:t>
+        <w:t xml:space="preserve">This problem would have been mitigated by testing earlier and more often in the development lifecycle. If I had to undertake this project again from the beginning, I would firstly track testing in a table in Excel from the beginning and test each feature thoroughly before moving on to the next. </w:t>
       </w:r>
       <w:r>
         <w:rPr>
@@ -5191,7 +7438,7 @@
           <w:sz w:val="22"/>
           <w:szCs w:val="22"/>
         </w:rPr>
-        <w:t xml:space="preserve"> </w:t>
+        <w:t xml:space="preserve">By testing each feature </w:t>
       </w:r>
       <w:r>
         <w:rPr>
@@ -5199,7 +7446,23 @@
           <w:sz w:val="22"/>
           <w:szCs w:val="22"/>
         </w:rPr>
-        <w:t>being discovered and fixed much earlier in the development process, improve the overall quality of the platform and make documentation much easier.</w:t>
+        <w:t>sooner,</w:t>
+      </w:r>
+      <w:r>
+        <w:rPr>
+          <w:rFonts w:ascii="Aptos" w:hAnsi="Aptos" w:cs="Calibri"/>
+          <w:sz w:val="22"/>
+          <w:szCs w:val="22"/>
+        </w:rPr>
+        <w:t xml:space="preserve"> I could have uncovered the Java execution performance issue and </w:t>
+      </w:r>
+      <w:r>
+        <w:rPr>
+          <w:rFonts w:ascii="Aptos" w:hAnsi="Aptos" w:cs="Calibri"/>
+          <w:sz w:val="22"/>
+          <w:szCs w:val="22"/>
+        </w:rPr>
+        <w:t>fixed it earlier before the code became too complex and harder to work with.</w:t>
       </w:r>
     </w:p>
     <w:p>
@@ -5219,8 +7482,7 @@
           <w:sz w:val="22"/>
           <w:szCs w:val="22"/>
         </w:rPr>
-        <w:lastRenderedPageBreak/>
-        <w:t>I would also research into implementing automated testing and building out a regression test suite to prevent breaking changes going undetected. I would also try to get feedback much earlier in the development life cycle from users and in a more structured manner. I would try to get feedback from multiple Lecturers and Students after developing each feature, by giving them a short task and survey. This way I could track feedback</w:t>
+        <w:t>I would also try to get feedback much earlier in the development life cycle from users and in a more structured manner. I would try to get feedback from multiple Lecturers and Students after developing each feature, by giving them a short task and survey. This way I could track feedback</w:t>
       </w:r>
       <w:r>
         <w:rPr>
@@ -5254,6 +7516,47 @@
         </w:rPr>
         <w:t>.</w:t>
       </w:r>
+      <w:r>
+        <w:rPr>
+          <w:rFonts w:ascii="Aptos" w:hAnsi="Aptos" w:cs="Calibri"/>
+          <w:sz w:val="22"/>
+          <w:szCs w:val="22"/>
+        </w:rPr>
+        <w:t xml:space="preserve"> Some bugs with the UI were only discovered after late feedback sessions</w:t>
+      </w:r>
+      <w:r>
+        <w:rPr>
+          <w:rFonts w:ascii="Aptos" w:hAnsi="Aptos" w:cs="Calibri"/>
+          <w:sz w:val="22"/>
+          <w:szCs w:val="22"/>
+        </w:rPr>
+        <w:t>.</w:t>
+      </w:r>
+      <w:r>
+        <w:rPr>
+          <w:rFonts w:ascii="Aptos" w:hAnsi="Aptos" w:cs="Calibri"/>
+          <w:sz w:val="22"/>
+          <w:szCs w:val="22"/>
+        </w:rPr>
+        <w:t xml:space="preserve"> </w:t>
+      </w:r>
+      <w:r>
+        <w:rPr>
+          <w:rFonts w:ascii="Aptos" w:hAnsi="Aptos" w:cs="Calibri"/>
+          <w:sz w:val="22"/>
+          <w:szCs w:val="22"/>
+        </w:rPr>
+        <w:t xml:space="preserve">Some users required clarification </w:t>
+      </w:r>
+      <w:r>
+        <w:rPr>
+          <w:rFonts w:ascii="Aptos" w:hAnsi="Aptos" w:cs="Calibri"/>
+          <w:sz w:val="22"/>
+          <w:szCs w:val="22"/>
+        </w:rPr>
+        <w:lastRenderedPageBreak/>
+        <w:t>on how to use the problem creation screen to create test cases. Through proper early feedback, I could have identified this issue and made the UI easier to use.</w:t>
+      </w:r>
     </w:p>
     <w:p>
       <w:pPr>
@@ -5272,7 +7575,7 @@
           <w:sz w:val="22"/>
           <w:szCs w:val="22"/>
         </w:rPr>
-        <w:t xml:space="preserve">If I could do this project again, I would log student behaviour around switching tabs to give lecturers more information for grading students. This would also work to mitigate students using AI as </w:t>
+        <w:t>If I could do this project again, I would log student behaviour around switching tabs</w:t>
       </w:r>
       <w:r>
         <w:rPr>
@@ -5280,7 +7583,7 @@
           <w:sz w:val="22"/>
           <w:szCs w:val="22"/>
         </w:rPr>
-        <w:t>I felt this was a weak point in the project</w:t>
+        <w:t xml:space="preserve"> early on</w:t>
       </w:r>
       <w:r>
         <w:rPr>
@@ -5288,6 +7591,22 @@
           <w:sz w:val="22"/>
           <w:szCs w:val="22"/>
         </w:rPr>
+        <w:t xml:space="preserve"> to give lecturers more information for grading students. This would also work to mitigate students using AI as </w:t>
+      </w:r>
+      <w:r>
+        <w:rPr>
+          <w:rFonts w:ascii="Aptos" w:hAnsi="Aptos" w:cs="Calibri"/>
+          <w:sz w:val="22"/>
+          <w:szCs w:val="22"/>
+        </w:rPr>
+        <w:t>I felt this was a weak point in the project</w:t>
+      </w:r>
+      <w:r>
+        <w:rPr>
+          <w:rFonts w:ascii="Aptos" w:hAnsi="Aptos" w:cs="Calibri"/>
+          <w:sz w:val="22"/>
+          <w:szCs w:val="22"/>
+        </w:rPr>
         <w:t>. I would also take more personal notes over the course of the project to track challenges encountered and learnings. This would help me improve my documentation.</w:t>
       </w:r>
     </w:p>
@@ -5295,11 +7614,11 @@
       <w:pPr>
         <w:pStyle w:val="Heading1"/>
       </w:pPr>
-      <w:bookmarkStart w:id="20" w:name="_Toc227433922"/>
+      <w:bookmarkStart w:id="30" w:name="_Toc227510380"/>
       <w:r>
         <w:t>Testing</w:t>
       </w:r>
-      <w:bookmarkEnd w:id="20"/>
+      <w:bookmarkEnd w:id="30"/>
     </w:p>
     <w:p>
       <w:pPr>
@@ -6358,11 +8677,11 @@
       <w:pPr>
         <w:pStyle w:val="Heading2"/>
       </w:pPr>
-      <w:bookmarkStart w:id="21" w:name="_Toc227433923"/>
+      <w:bookmarkStart w:id="31" w:name="_Toc227510381"/>
       <w:r>
         <w:t>Functional Testing</w:t>
       </w:r>
-      <w:bookmarkEnd w:id="21"/>
+      <w:bookmarkEnd w:id="31"/>
       <w:r>
         <w:br w:type="page"/>
       </w:r>
@@ -8482,12 +10801,12 @@
       <w:pPr>
         <w:pStyle w:val="Heading2"/>
       </w:pPr>
-      <w:bookmarkStart w:id="22" w:name="_Toc227433924"/>
+      <w:bookmarkStart w:id="32" w:name="_Toc227510382"/>
       <w:r>
         <w:lastRenderedPageBreak/>
         <w:t>Non-Functional Testing</w:t>
       </w:r>
-      <w:bookmarkEnd w:id="22"/>
+      <w:bookmarkEnd w:id="32"/>
     </w:p>
     <w:tbl>
       <w:tblPr>
@@ -10619,12 +12938,12 @@
       <w:pPr>
         <w:pStyle w:val="Heading1"/>
       </w:pPr>
-      <w:bookmarkStart w:id="23" w:name="_Toc227433925"/>
+      <w:bookmarkStart w:id="33" w:name="_Toc227510383"/>
       <w:r>
         <w:lastRenderedPageBreak/>
         <w:t>Conclusion</w:t>
       </w:r>
-      <w:bookmarkEnd w:id="23"/>
+      <w:bookmarkEnd w:id="33"/>
     </w:p>
     <w:p>
       <w:pPr>
@@ -10647,7 +12966,13 @@
         <w:t xml:space="preserve"> The hardest part of this was not the Docker connection or spinning up the containers themselves, but rather the preprocessing of submitted Java code and submitted placeholder code before they are sent to a container for execution.</w:t>
       </w:r>
       <w:r>
-        <w:t xml:space="preserve"> This took me a while figure out how to structure the dynamic Java test harness, extract the needed data, and read JSON test inputs into the Java code.</w:t>
+        <w:t xml:space="preserve"> This took me a while </w:t>
+      </w:r>
+      <w:r>
+        <w:t xml:space="preserve">to </w:t>
+      </w:r>
+      <w:r>
+        <w:t>figure out how to structure the dynamic Java test harness, extract the needed data, and read JSON test inputs into the Java code.</w:t>
       </w:r>
     </w:p>
     <w:p>
@@ -10701,19 +13026,25 @@
         <w:t xml:space="preserve"> that ensures code is maintainable and extensible.</w:t>
       </w:r>
       <w:r>
-        <w:t xml:space="preserve"> This</w:t>
-      </w:r>
-      <w:r>
-        <w:t xml:space="preserve">, and the many other skills I have gained from doing this project </w:t>
-      </w:r>
-      <w:r>
-        <w:t>will enable me to write higher quality code and develop higher quality software products in my career in the future.</w:t>
+        <w:t xml:space="preserve"> </w:t>
+      </w:r>
+      <w:r>
+        <w:t>Combined with Docker, hosting, and deployment experience, I'm now confident I can build and ship production</w:t>
+      </w:r>
+      <w:r>
+        <w:t xml:space="preserve"> grade</w:t>
+      </w:r>
+      <w:r>
+        <w:t xml:space="preserve"> software</w:t>
+      </w:r>
+      <w:r>
+        <w:t>.</w:t>
       </w:r>
       <w:r>
         <w:br w:type="page"/>
       </w:r>
     </w:p>
-    <w:bookmarkStart w:id="24" w:name="_Toc227433926" w:displacedByCustomXml="next"/>
+    <w:bookmarkStart w:id="34" w:name="_Toc227510384" w:displacedByCustomXml="next"/>
     <w:sdt>
       <w:sdtPr>
         <w:rPr>
@@ -10736,7 +13067,7 @@
           <w:r>
             <w:t>Bibliography</w:t>
           </w:r>
-          <w:bookmarkEnd w:id="24"/>
+          <w:bookmarkEnd w:id="34"/>
         </w:p>
         <w:sdt>
           <w:sdtPr>

--- a/Documentation/SETU Code Lab Final Report.docx
+++ b/Documentation/SETU Code Lab Final Report.docx
@@ -225,7 +225,7 @@
           <w:r>
             <w:fldChar w:fldCharType="separate"/>
           </w:r>
-          <w:hyperlink w:anchor="_Toc227510365" w:history="1">
+          <w:hyperlink w:anchor="_Toc227585033" w:history="1">
             <w:r>
               <w:rPr>
                 <w:rStyle w:val="Hyperlink"/>
@@ -252,7 +252,7 @@
                 <w:noProof/>
                 <w:webHidden/>
               </w:rPr>
-              <w:instrText xml:space="preserve"> PAGEREF _Toc227510365 \h </w:instrText>
+              <w:instrText xml:space="preserve"> PAGEREF _Toc227585033 \h </w:instrText>
             </w:r>
             <w:r>
               <w:rPr>
@@ -297,7 +297,7 @@
               <w:lang w:eastAsia="en-IE"/>
             </w:rPr>
           </w:pPr>
-          <w:hyperlink w:anchor="_Toc227510366" w:history="1">
+          <w:hyperlink w:anchor="_Toc227585034" w:history="1">
             <w:r>
               <w:rPr>
                 <w:rStyle w:val="Hyperlink"/>
@@ -324,7 +324,7 @@
                 <w:noProof/>
                 <w:webHidden/>
               </w:rPr>
-              <w:instrText xml:space="preserve"> PAGEREF _Toc227510366 \h </w:instrText>
+              <w:instrText xml:space="preserve"> PAGEREF _Toc227585034 \h </w:instrText>
             </w:r>
             <w:r>
               <w:rPr>
@@ -369,7 +369,7 @@
               <w:lang w:eastAsia="en-IE"/>
             </w:rPr>
           </w:pPr>
-          <w:hyperlink w:anchor="_Toc227510367" w:history="1">
+          <w:hyperlink w:anchor="_Toc227585035" w:history="1">
             <w:r>
               <w:rPr>
                 <w:rStyle w:val="Hyperlink"/>
@@ -396,7 +396,7 @@
                 <w:noProof/>
                 <w:webHidden/>
               </w:rPr>
-              <w:instrText xml:space="preserve"> PAGEREF _Toc227510367 \h </w:instrText>
+              <w:instrText xml:space="preserve"> PAGEREF _Toc227585035 \h </w:instrText>
             </w:r>
             <w:r>
               <w:rPr>
@@ -441,7 +441,7 @@
               <w:lang w:eastAsia="en-IE"/>
             </w:rPr>
           </w:pPr>
-          <w:hyperlink w:anchor="_Toc227510368" w:history="1">
+          <w:hyperlink w:anchor="_Toc227585036" w:history="1">
             <w:r>
               <w:rPr>
                 <w:rStyle w:val="Hyperlink"/>
@@ -468,7 +468,7 @@
                 <w:noProof/>
                 <w:webHidden/>
               </w:rPr>
-              <w:instrText xml:space="preserve"> PAGEREF _Toc227510368 \h </w:instrText>
+              <w:instrText xml:space="preserve"> PAGEREF _Toc227585036 \h </w:instrText>
             </w:r>
             <w:r>
               <w:rPr>
@@ -513,7 +513,7 @@
               <w:lang w:eastAsia="en-IE"/>
             </w:rPr>
           </w:pPr>
-          <w:hyperlink w:anchor="_Toc227510369" w:history="1">
+          <w:hyperlink w:anchor="_Toc227585037" w:history="1">
             <w:r>
               <w:rPr>
                 <w:rStyle w:val="Hyperlink"/>
@@ -540,7 +540,7 @@
                 <w:noProof/>
                 <w:webHidden/>
               </w:rPr>
-              <w:instrText xml:space="preserve"> PAGEREF _Toc227510369 \h </w:instrText>
+              <w:instrText xml:space="preserve"> PAGEREF _Toc227585037 \h </w:instrText>
             </w:r>
             <w:r>
               <w:rPr>
@@ -585,7 +585,7 @@
               <w:lang w:eastAsia="en-IE"/>
             </w:rPr>
           </w:pPr>
-          <w:hyperlink w:anchor="_Toc227510370" w:history="1">
+          <w:hyperlink w:anchor="_Toc227585038" w:history="1">
             <w:r>
               <w:rPr>
                 <w:rStyle w:val="Hyperlink"/>
@@ -612,7 +612,7 @@
                 <w:noProof/>
                 <w:webHidden/>
               </w:rPr>
-              <w:instrText xml:space="preserve"> PAGEREF _Toc227510370 \h </w:instrText>
+              <w:instrText xml:space="preserve"> PAGEREF _Toc227585038 \h </w:instrText>
             </w:r>
             <w:r>
               <w:rPr>
@@ -657,7 +657,7 @@
               <w:lang w:eastAsia="en-IE"/>
             </w:rPr>
           </w:pPr>
-          <w:hyperlink w:anchor="_Toc227510371" w:history="1">
+          <w:hyperlink w:anchor="_Toc227585039" w:history="1">
             <w:r>
               <w:rPr>
                 <w:rStyle w:val="Hyperlink"/>
@@ -684,7 +684,7 @@
                 <w:noProof/>
                 <w:webHidden/>
               </w:rPr>
-              <w:instrText xml:space="preserve"> PAGEREF _Toc227510371 \h </w:instrText>
+              <w:instrText xml:space="preserve"> PAGEREF _Toc227585039 \h </w:instrText>
             </w:r>
             <w:r>
               <w:rPr>
@@ -729,7 +729,7 @@
               <w:lang w:eastAsia="en-IE"/>
             </w:rPr>
           </w:pPr>
-          <w:hyperlink w:anchor="_Toc227510372" w:history="1">
+          <w:hyperlink w:anchor="_Toc227585040" w:history="1">
             <w:r>
               <w:rPr>
                 <w:rStyle w:val="Hyperlink"/>
@@ -756,7 +756,7 @@
                 <w:noProof/>
                 <w:webHidden/>
               </w:rPr>
-              <w:instrText xml:space="preserve"> PAGEREF _Toc227510372 \h </w:instrText>
+              <w:instrText xml:space="preserve"> PAGEREF _Toc227585040 \h </w:instrText>
             </w:r>
             <w:r>
               <w:rPr>
@@ -801,7 +801,7 @@
               <w:lang w:eastAsia="en-IE"/>
             </w:rPr>
           </w:pPr>
-          <w:hyperlink w:anchor="_Toc227510373" w:history="1">
+          <w:hyperlink w:anchor="_Toc227585041" w:history="1">
             <w:r>
               <w:rPr>
                 <w:rStyle w:val="Hyperlink"/>
@@ -828,7 +828,7 @@
                 <w:noProof/>
                 <w:webHidden/>
               </w:rPr>
-              <w:instrText xml:space="preserve"> PAGEREF _Toc227510373 \h </w:instrText>
+              <w:instrText xml:space="preserve"> PAGEREF _Toc227585041 \h </w:instrText>
             </w:r>
             <w:r>
               <w:rPr>
@@ -873,7 +873,7 @@
               <w:lang w:eastAsia="en-IE"/>
             </w:rPr>
           </w:pPr>
-          <w:hyperlink w:anchor="_Toc227510374" w:history="1">
+          <w:hyperlink w:anchor="_Toc227585042" w:history="1">
             <w:r>
               <w:rPr>
                 <w:rStyle w:val="Hyperlink"/>
@@ -900,7 +900,7 @@
                 <w:noProof/>
                 <w:webHidden/>
               </w:rPr>
-              <w:instrText xml:space="preserve"> PAGEREF _Toc227510374 \h </w:instrText>
+              <w:instrText xml:space="preserve"> PAGEREF _Toc227585042 \h </w:instrText>
             </w:r>
             <w:r>
               <w:rPr>
@@ -945,7 +945,7 @@
               <w:lang w:eastAsia="en-IE"/>
             </w:rPr>
           </w:pPr>
-          <w:hyperlink w:anchor="_Toc227510375" w:history="1">
+          <w:hyperlink w:anchor="_Toc227585043" w:history="1">
             <w:r>
               <w:rPr>
                 <w:rStyle w:val="Hyperlink"/>
@@ -972,7 +972,7 @@
                 <w:noProof/>
                 <w:webHidden/>
               </w:rPr>
-              <w:instrText xml:space="preserve"> PAGEREF _Toc227510375 \h </w:instrText>
+              <w:instrText xml:space="preserve"> PAGEREF _Toc227585043 \h </w:instrText>
             </w:r>
             <w:r>
               <w:rPr>
@@ -1017,7 +1017,7 @@
               <w:lang w:eastAsia="en-IE"/>
             </w:rPr>
           </w:pPr>
-          <w:hyperlink w:anchor="_Toc227510376" w:history="1">
+          <w:hyperlink w:anchor="_Toc227585044" w:history="1">
             <w:r>
               <w:rPr>
                 <w:rStyle w:val="Hyperlink"/>
@@ -1044,7 +1044,7 @@
                 <w:noProof/>
                 <w:webHidden/>
               </w:rPr>
-              <w:instrText xml:space="preserve"> PAGEREF _Toc227510376 \h </w:instrText>
+              <w:instrText xml:space="preserve"> PAGEREF _Toc227585044 \h </w:instrText>
             </w:r>
             <w:r>
               <w:rPr>
@@ -1089,7 +1089,7 @@
               <w:lang w:eastAsia="en-IE"/>
             </w:rPr>
           </w:pPr>
-          <w:hyperlink w:anchor="_Toc227510377" w:history="1">
+          <w:hyperlink w:anchor="_Toc227585045" w:history="1">
             <w:r>
               <w:rPr>
                 <w:rStyle w:val="Hyperlink"/>
@@ -1116,7 +1116,7 @@
                 <w:noProof/>
                 <w:webHidden/>
               </w:rPr>
-              <w:instrText xml:space="preserve"> PAGEREF _Toc227510377 \h </w:instrText>
+              <w:instrText xml:space="preserve"> PAGEREF _Toc227585045 \h </w:instrText>
             </w:r>
             <w:r>
               <w:rPr>
@@ -1161,7 +1161,7 @@
               <w:lang w:eastAsia="en-IE"/>
             </w:rPr>
           </w:pPr>
-          <w:hyperlink w:anchor="_Toc227510378" w:history="1">
+          <w:hyperlink w:anchor="_Toc227585046" w:history="1">
             <w:r>
               <w:rPr>
                 <w:rStyle w:val="Hyperlink"/>
@@ -1188,7 +1188,7 @@
                 <w:noProof/>
                 <w:webHidden/>
               </w:rPr>
-              <w:instrText xml:space="preserve"> PAGEREF _Toc227510378 \h </w:instrText>
+              <w:instrText xml:space="preserve"> PAGEREF _Toc227585046 \h </w:instrText>
             </w:r>
             <w:r>
               <w:rPr>
@@ -1233,7 +1233,7 @@
               <w:lang w:eastAsia="en-IE"/>
             </w:rPr>
           </w:pPr>
-          <w:hyperlink w:anchor="_Toc227510379" w:history="1">
+          <w:hyperlink w:anchor="_Toc227585047" w:history="1">
             <w:r>
               <w:rPr>
                 <w:rStyle w:val="Hyperlink"/>
@@ -1260,7 +1260,7 @@
                 <w:noProof/>
                 <w:webHidden/>
               </w:rPr>
-              <w:instrText xml:space="preserve"> PAGEREF _Toc227510379 \h </w:instrText>
+              <w:instrText xml:space="preserve"> PAGEREF _Toc227585047 \h </w:instrText>
             </w:r>
             <w:r>
               <w:rPr>
@@ -1305,7 +1305,7 @@
               <w:lang w:eastAsia="en-IE"/>
             </w:rPr>
           </w:pPr>
-          <w:hyperlink w:anchor="_Toc227510380" w:history="1">
+          <w:hyperlink w:anchor="_Toc227585048" w:history="1">
             <w:r>
               <w:rPr>
                 <w:rStyle w:val="Hyperlink"/>
@@ -1332,7 +1332,7 @@
                 <w:noProof/>
                 <w:webHidden/>
               </w:rPr>
-              <w:instrText xml:space="preserve"> PAGEREF _Toc227510380 \h </w:instrText>
+              <w:instrText xml:space="preserve"> PAGEREF _Toc227585048 \h </w:instrText>
             </w:r>
             <w:r>
               <w:rPr>
@@ -1377,7 +1377,7 @@
               <w:lang w:eastAsia="en-IE"/>
             </w:rPr>
           </w:pPr>
-          <w:hyperlink w:anchor="_Toc227510381" w:history="1">
+          <w:hyperlink w:anchor="_Toc227585049" w:history="1">
             <w:r>
               <w:rPr>
                 <w:rStyle w:val="Hyperlink"/>
@@ -1404,7 +1404,7 @@
                 <w:noProof/>
                 <w:webHidden/>
               </w:rPr>
-              <w:instrText xml:space="preserve"> PAGEREF _Toc227510381 \h </w:instrText>
+              <w:instrText xml:space="preserve"> PAGEREF _Toc227585049 \h </w:instrText>
             </w:r>
             <w:r>
               <w:rPr>
@@ -1449,7 +1449,7 @@
               <w:lang w:eastAsia="en-IE"/>
             </w:rPr>
           </w:pPr>
-          <w:hyperlink w:anchor="_Toc227510382" w:history="1">
+          <w:hyperlink w:anchor="_Toc227585050" w:history="1">
             <w:r>
               <w:rPr>
                 <w:rStyle w:val="Hyperlink"/>
@@ -1476,7 +1476,7 @@
                 <w:noProof/>
                 <w:webHidden/>
               </w:rPr>
-              <w:instrText xml:space="preserve"> PAGEREF _Toc227510382 \h </w:instrText>
+              <w:instrText xml:space="preserve"> PAGEREF _Toc227585050 \h </w:instrText>
             </w:r>
             <w:r>
               <w:rPr>
@@ -1521,7 +1521,7 @@
               <w:lang w:eastAsia="en-IE"/>
             </w:rPr>
           </w:pPr>
-          <w:hyperlink w:anchor="_Toc227510383" w:history="1">
+          <w:hyperlink w:anchor="_Toc227585051" w:history="1">
             <w:r>
               <w:rPr>
                 <w:rStyle w:val="Hyperlink"/>
@@ -1548,7 +1548,7 @@
                 <w:noProof/>
                 <w:webHidden/>
               </w:rPr>
-              <w:instrText xml:space="preserve"> PAGEREF _Toc227510383 \h </w:instrText>
+              <w:instrText xml:space="preserve"> PAGEREF _Toc227585051 \h </w:instrText>
             </w:r>
             <w:r>
               <w:rPr>
@@ -1593,7 +1593,7 @@
               <w:lang w:eastAsia="en-IE"/>
             </w:rPr>
           </w:pPr>
-          <w:hyperlink w:anchor="_Toc227510384" w:history="1">
+          <w:hyperlink w:anchor="_Toc227585052" w:history="1">
             <w:r>
               <w:rPr>
                 <w:rStyle w:val="Hyperlink"/>
@@ -1620,7 +1620,7 @@
                 <w:noProof/>
                 <w:webHidden/>
               </w:rPr>
-              <w:instrText xml:space="preserve"> PAGEREF _Toc227510384 \h </w:instrText>
+              <w:instrText xml:space="preserve"> PAGEREF _Toc227585052 \h </w:instrText>
             </w:r>
             <w:r>
               <w:rPr>
@@ -1692,7 +1692,7 @@
       <w:pPr>
         <w:pStyle w:val="Heading1"/>
       </w:pPr>
-      <w:bookmarkStart w:id="0" w:name="_Toc227510365"/>
+      <w:bookmarkStart w:id="0" w:name="_Toc227585033"/>
       <w:r>
         <w:lastRenderedPageBreak/>
         <w:t>Table of Figures</w:t>
@@ -1722,7 +1722,7 @@
       <w:r>
         <w:fldChar w:fldCharType="separate"/>
       </w:r>
-      <w:hyperlink w:anchor="_Toc227510385" w:history="1">
+      <w:hyperlink w:anchor="_Toc227585053" w:history="1">
         <w:r>
           <w:rPr>
             <w:rStyle w:val="Hyperlink"/>
@@ -1758,7 +1758,7 @@
             <w:noProof/>
             <w:webHidden/>
           </w:rPr>
-          <w:instrText xml:space="preserve"> PAGEREF _Toc227510385 \h </w:instrText>
+          <w:instrText xml:space="preserve"> PAGEREF _Toc227585053 \h </w:instrText>
         </w:r>
         <w:r>
           <w:rPr>
@@ -1803,7 +1803,7 @@
           <w:lang w:eastAsia="en-IE"/>
         </w:rPr>
       </w:pPr>
-      <w:hyperlink w:anchor="_Toc227510386" w:history="1">
+      <w:hyperlink w:anchor="_Toc227585054" w:history="1">
         <w:r>
           <w:rPr>
             <w:rStyle w:val="Hyperlink"/>
@@ -1839,7 +1839,7 @@
             <w:noProof/>
             <w:webHidden/>
           </w:rPr>
-          <w:instrText xml:space="preserve"> PAGEREF _Toc227510386 \h </w:instrText>
+          <w:instrText xml:space="preserve"> PAGEREF _Toc227585054 \h </w:instrText>
         </w:r>
         <w:r>
           <w:rPr>
@@ -1884,7 +1884,7 @@
           <w:lang w:eastAsia="en-IE"/>
         </w:rPr>
       </w:pPr>
-      <w:hyperlink w:anchor="_Toc227510387" w:history="1">
+      <w:hyperlink w:anchor="_Toc227585055" w:history="1">
         <w:r>
           <w:rPr>
             <w:rStyle w:val="Hyperlink"/>
@@ -1920,7 +1920,7 @@
             <w:noProof/>
             <w:webHidden/>
           </w:rPr>
-          <w:instrText xml:space="preserve"> PAGEREF _Toc227510387 \h </w:instrText>
+          <w:instrText xml:space="preserve"> PAGEREF _Toc227585055 \h </w:instrText>
         </w:r>
         <w:r>
           <w:rPr>
@@ -1965,7 +1965,7 @@
           <w:lang w:eastAsia="en-IE"/>
         </w:rPr>
       </w:pPr>
-      <w:hyperlink w:anchor="_Toc227510388" w:history="1">
+      <w:hyperlink w:anchor="_Toc227585056" w:history="1">
         <w:r>
           <w:rPr>
             <w:rStyle w:val="Hyperlink"/>
@@ -2001,7 +2001,7 @@
             <w:noProof/>
             <w:webHidden/>
           </w:rPr>
-          <w:instrText xml:space="preserve"> PAGEREF _Toc227510388 \h </w:instrText>
+          <w:instrText xml:space="preserve"> PAGEREF _Toc227585056 \h </w:instrText>
         </w:r>
         <w:r>
           <w:rPr>
@@ -2046,7 +2046,7 @@
           <w:lang w:eastAsia="en-IE"/>
         </w:rPr>
       </w:pPr>
-      <w:hyperlink w:anchor="_Toc227510389" w:history="1">
+      <w:hyperlink w:anchor="_Toc227585057" w:history="1">
         <w:r>
           <w:rPr>
             <w:rStyle w:val="Hyperlink"/>
@@ -2082,7 +2082,7 @@
             <w:noProof/>
             <w:webHidden/>
           </w:rPr>
-          <w:instrText xml:space="preserve"> PAGEREF _Toc227510389 \h </w:instrText>
+          <w:instrText xml:space="preserve"> PAGEREF _Toc227585057 \h </w:instrText>
         </w:r>
         <w:r>
           <w:rPr>
@@ -2127,7 +2127,7 @@
           <w:lang w:eastAsia="en-IE"/>
         </w:rPr>
       </w:pPr>
-      <w:hyperlink w:anchor="_Toc227510390" w:history="1">
+      <w:hyperlink w:anchor="_Toc227585058" w:history="1">
         <w:r>
           <w:rPr>
             <w:rStyle w:val="Hyperlink"/>
@@ -2163,7 +2163,7 @@
             <w:noProof/>
             <w:webHidden/>
           </w:rPr>
-          <w:instrText xml:space="preserve"> PAGEREF _Toc227510390 \h </w:instrText>
+          <w:instrText xml:space="preserve"> PAGEREF _Toc227585058 \h </w:instrText>
         </w:r>
         <w:r>
           <w:rPr>
@@ -2208,7 +2208,7 @@
           <w:lang w:eastAsia="en-IE"/>
         </w:rPr>
       </w:pPr>
-      <w:hyperlink w:anchor="_Toc227510391" w:history="1">
+      <w:hyperlink w:anchor="_Toc227585059" w:history="1">
         <w:r>
           <w:rPr>
             <w:rStyle w:val="Hyperlink"/>
@@ -2244,7 +2244,7 @@
             <w:noProof/>
             <w:webHidden/>
           </w:rPr>
-          <w:instrText xml:space="preserve"> PAGEREF _Toc227510391 \h </w:instrText>
+          <w:instrText xml:space="preserve"> PAGEREF _Toc227585059 \h </w:instrText>
         </w:r>
         <w:r>
           <w:rPr>
@@ -2289,7 +2289,7 @@
           <w:lang w:eastAsia="en-IE"/>
         </w:rPr>
       </w:pPr>
-      <w:hyperlink w:anchor="_Toc227510392" w:history="1">
+      <w:hyperlink w:anchor="_Toc227585060" w:history="1">
         <w:r>
           <w:rPr>
             <w:rStyle w:val="Hyperlink"/>
@@ -2325,7 +2325,7 @@
             <w:noProof/>
             <w:webHidden/>
           </w:rPr>
-          <w:instrText xml:space="preserve"> PAGEREF _Toc227510392 \h </w:instrText>
+          <w:instrText xml:space="preserve"> PAGEREF _Toc227585060 \h </w:instrText>
         </w:r>
         <w:r>
           <w:rPr>
@@ -2370,7 +2370,7 @@
           <w:lang w:eastAsia="en-IE"/>
         </w:rPr>
       </w:pPr>
-      <w:hyperlink w:anchor="_Toc227510393" w:history="1">
+      <w:hyperlink w:anchor="_Toc227585061" w:history="1">
         <w:r>
           <w:rPr>
             <w:rStyle w:val="Hyperlink"/>
@@ -2406,7 +2406,7 @@
             <w:noProof/>
             <w:webHidden/>
           </w:rPr>
-          <w:instrText xml:space="preserve"> PAGEREF _Toc227510393 \h </w:instrText>
+          <w:instrText xml:space="preserve"> PAGEREF _Toc227585061 \h </w:instrText>
         </w:r>
         <w:r>
           <w:rPr>
@@ -2451,7 +2451,7 @@
           <w:lang w:eastAsia="en-IE"/>
         </w:rPr>
       </w:pPr>
-      <w:hyperlink w:anchor="_Toc227510394" w:history="1">
+      <w:hyperlink w:anchor="_Toc227585062" w:history="1">
         <w:r>
           <w:rPr>
             <w:rStyle w:val="Hyperlink"/>
@@ -2487,7 +2487,7 @@
             <w:noProof/>
             <w:webHidden/>
           </w:rPr>
-          <w:instrText xml:space="preserve"> PAGEREF _Toc227510394 \h </w:instrText>
+          <w:instrText xml:space="preserve"> PAGEREF _Toc227585062 \h </w:instrText>
         </w:r>
         <w:r>
           <w:rPr>
@@ -2532,7 +2532,7 @@
           <w:lang w:eastAsia="en-IE"/>
         </w:rPr>
       </w:pPr>
-      <w:hyperlink w:anchor="_Toc227510395" w:history="1">
+      <w:hyperlink w:anchor="_Toc227585063" w:history="1">
         <w:r>
           <w:rPr>
             <w:rStyle w:val="Hyperlink"/>
@@ -2568,7 +2568,7 @@
             <w:noProof/>
             <w:webHidden/>
           </w:rPr>
-          <w:instrText xml:space="preserve"> PAGEREF _Toc227510395 \h </w:instrText>
+          <w:instrText xml:space="preserve"> PAGEREF _Toc227585063 \h </w:instrText>
         </w:r>
         <w:r>
           <w:rPr>
@@ -2613,7 +2613,7 @@
           <w:lang w:eastAsia="en-IE"/>
         </w:rPr>
       </w:pPr>
-      <w:hyperlink w:anchor="_Toc227510396" w:history="1">
+      <w:hyperlink w:anchor="_Toc227585064" w:history="1">
         <w:r>
           <w:rPr>
             <w:rStyle w:val="Hyperlink"/>
@@ -2649,7 +2649,7 @@
             <w:noProof/>
             <w:webHidden/>
           </w:rPr>
-          <w:instrText xml:space="preserve"> PAGEREF _Toc227510396 \h </w:instrText>
+          <w:instrText xml:space="preserve"> PAGEREF _Toc227585064 \h </w:instrText>
         </w:r>
         <w:r>
           <w:rPr>
@@ -2694,7 +2694,7 @@
           <w:lang w:eastAsia="en-IE"/>
         </w:rPr>
       </w:pPr>
-      <w:hyperlink w:anchor="_Toc227510397" w:history="1">
+      <w:hyperlink w:anchor="_Toc227585065" w:history="1">
         <w:r>
           <w:rPr>
             <w:rStyle w:val="Hyperlink"/>
@@ -2730,7 +2730,7 @@
             <w:noProof/>
             <w:webHidden/>
           </w:rPr>
-          <w:instrText xml:space="preserve"> PAGEREF _Toc227510397 \h </w:instrText>
+          <w:instrText xml:space="preserve"> PAGEREF _Toc227585065 \h </w:instrText>
         </w:r>
         <w:r>
           <w:rPr>
@@ -2775,7 +2775,7 @@
           <w:lang w:eastAsia="en-IE"/>
         </w:rPr>
       </w:pPr>
-      <w:hyperlink w:anchor="_Toc227510398" w:history="1">
+      <w:hyperlink w:anchor="_Toc227585066" w:history="1">
         <w:r>
           <w:rPr>
             <w:rStyle w:val="Hyperlink"/>
@@ -2811,7 +2811,7 @@
             <w:noProof/>
             <w:webHidden/>
           </w:rPr>
-          <w:instrText xml:space="preserve"> PAGEREF _Toc227510398 \h </w:instrText>
+          <w:instrText xml:space="preserve"> PAGEREF _Toc227585066 \h </w:instrText>
         </w:r>
         <w:r>
           <w:rPr>
@@ -2856,7 +2856,7 @@
           <w:lang w:eastAsia="en-IE"/>
         </w:rPr>
       </w:pPr>
-      <w:hyperlink w:anchor="_Toc227510399" w:history="1">
+      <w:hyperlink w:anchor="_Toc227585067" w:history="1">
         <w:r>
           <w:rPr>
             <w:rStyle w:val="Hyperlink"/>
@@ -2892,7 +2892,7 @@
             <w:noProof/>
             <w:webHidden/>
           </w:rPr>
-          <w:instrText xml:space="preserve"> PAGEREF _Toc227510399 \h </w:instrText>
+          <w:instrText xml:space="preserve"> PAGEREF _Toc227585067 \h </w:instrText>
         </w:r>
         <w:r>
           <w:rPr>
@@ -2946,7 +2946,7 @@
       <w:pPr>
         <w:pStyle w:val="Heading1"/>
       </w:pPr>
-      <w:bookmarkStart w:id="1" w:name="_Toc227510366"/>
+      <w:bookmarkStart w:id="1" w:name="_Toc227585034"/>
       <w:r>
         <w:lastRenderedPageBreak/>
         <w:t>Abstract</w:t>
@@ -2977,19 +2977,25 @@
         <w:t xml:space="preserve"> merge gamified self-directed code education with learning management and automatic grading. </w:t>
       </w:r>
       <w:r>
-        <w:t>This project addresses th</w:t>
-      </w:r>
-      <w:r>
-        <w:t>is</w:t>
-      </w:r>
-      <w:r>
-        <w:t xml:space="preserve"> gap by providing a platform where lecturers can create coding problems with test cases, automatically evaluate student submissions, and manage course activity, while students can practi</w:t>
+        <w:t>This project provid</w:t>
+      </w:r>
+      <w:r>
+        <w:t>es</w:t>
+      </w:r>
+      <w:r>
+        <w:t xml:space="preserve"> a platform where lecturers can create coding problems with test cases, automatically evaluate student submissions, and manage course activity, while students can practi</w:t>
       </w:r>
       <w:r>
         <w:t>c</w:t>
       </w:r>
       <w:r>
-        <w:t>e through a shared problem repository enhanced with gamification features.</w:t>
+        <w:t xml:space="preserve">e </w:t>
+      </w:r>
+      <w:r>
+        <w:t xml:space="preserve">their coding skills </w:t>
+      </w:r>
+      <w:r>
+        <w:t>through a shared problem repository enhanced with gamification features.</w:t>
       </w:r>
     </w:p>
     <w:p>
@@ -3002,7 +3008,13 @@
       </w:r>
       <w:r>
         <w:tab/>
-        <w:t>A key technical consideration with this project is the execution of untrusted student code using Docker containers. This required the development of code test harnesses for Java and Python and custom container configurations.</w:t>
+        <w:t>A key technical consideration with this project is the execution of untrusted student code using Docker containers. This required the development of code test harnesses for Java and Python and custom container configurations</w:t>
+      </w:r>
+      <w:r>
+        <w:t xml:space="preserve"> for code execution</w:t>
+      </w:r>
+      <w:r>
+        <w:t>.</w:t>
       </w:r>
       <w:r>
         <w:t xml:space="preserve"> </w:t>
@@ -3020,7 +3032,13 @@
         <w:t xml:space="preserve">handling complex input parsing for Java functions, </w:t>
       </w:r>
       <w:r>
-        <w:t>hosting the system online and building a usable yet secure user interface. These were addressed through buffer processing techniques, setting up a Digital Ocean virtual private server and implementing refresh tokens.</w:t>
+        <w:t>hosting the system online and building a usable</w:t>
+      </w:r>
+      <w:r>
+        <w:t>,</w:t>
+      </w:r>
+      <w:r>
+        <w:t xml:space="preserve"> yet secure user interface. These were addressed through buffer processing techniques, setting up a Digital Ocean virtual private server and implementing refresh tokens.</w:t>
       </w:r>
       <w:r>
         <w:t xml:space="preserve"> </w:t>
@@ -3056,7 +3074,7 @@
       <w:pPr>
         <w:pStyle w:val="Heading1"/>
       </w:pPr>
-      <w:bookmarkStart w:id="2" w:name="_Toc227510367"/>
+      <w:bookmarkStart w:id="2" w:name="_Toc227585035"/>
       <w:r>
         <w:lastRenderedPageBreak/>
         <w:t>Introduction</w:t>
@@ -3091,7 +3109,13 @@
         <w:jc w:val="both"/>
       </w:pPr>
       <w:r>
-        <w:t xml:space="preserve">As well as a learning management platform SETU Code Lab can also be used by students to study for coding exams and technical interviews. </w:t>
+        <w:t>As well as a learning management platform</w:t>
+      </w:r>
+      <w:r>
+        <w:t>,</w:t>
+      </w:r>
+      <w:r>
+        <w:t xml:space="preserve"> SETU Code Lab can also be used by students to study for coding exams and technical interviews. </w:t>
       </w:r>
       <w:r>
         <w:t xml:space="preserve">There is a </w:t>
@@ -3106,10 +3130,22 @@
         <w:t>Global Problems</w:t>
       </w:r>
       <w:r>
-        <w:t xml:space="preserve"> course available to all users which lecturers can also add problems to for students to practice in their own time. To keep students engaged, the platform also employs several gamification techniques such as daily login streaks, points, badges and a leaderboard</w:t>
-      </w:r>
-      <w:r>
-        <w:t xml:space="preserve"> and</w:t>
+        <w:t xml:space="preserve"> course available to all users</w:t>
+      </w:r>
+      <w:r>
+        <w:t>, to</w:t>
+      </w:r>
+      <w:r>
+        <w:t xml:space="preserve"> which</w:t>
+      </w:r>
+      <w:r>
+        <w:t xml:space="preserve"> any</w:t>
+      </w:r>
+      <w:r>
+        <w:t xml:space="preserve"> lecturer can add problems to for students to practice in their own time. To keep students engaged the platform also employs several gamification techniques such as daily login streaks, points, badges and a leaderboard</w:t>
+      </w:r>
+      <w:r>
+        <w:t>. It also</w:t>
       </w:r>
       <w:r>
         <w:t xml:space="preserve"> supports Java and Python for code execution.</w:t>
@@ -3126,17 +3162,29 @@
         <w:t xml:space="preserve">It </w:t>
       </w:r>
       <w:r>
-        <w:t xml:space="preserve">will also look at the testing process of SETU Code Lab and assess its </w:t>
-      </w:r>
-      <w:r>
-        <w:t>success and reliability as a software product.</w:t>
+        <w:t>will also look at the testing process of SETU Code Lab</w:t>
+      </w:r>
+      <w:r>
+        <w:t>,</w:t>
+      </w:r>
+      <w:r>
+        <w:t xml:space="preserve"> assess its </w:t>
+      </w:r>
+      <w:r>
+        <w:t>success and reliability as a software product</w:t>
+      </w:r>
+      <w:r>
+        <w:t>, and discuss the skills and learnings I have acquired</w:t>
+      </w:r>
+      <w:r>
+        <w:t>.</w:t>
       </w:r>
     </w:p>
     <w:p>
       <w:pPr>
         <w:pStyle w:val="Heading1"/>
       </w:pPr>
-      <w:bookmarkStart w:id="3" w:name="_Toc227510368"/>
+      <w:bookmarkStart w:id="3" w:name="_Toc227585036"/>
       <w:r>
         <w:t>Challenges</w:t>
       </w:r>
@@ -3149,7 +3197,7 @@
       <w:pPr>
         <w:pStyle w:val="Heading2"/>
       </w:pPr>
-      <w:bookmarkStart w:id="4" w:name="_Toc227510369"/>
+      <w:bookmarkStart w:id="4" w:name="_Toc227585037"/>
       <w:r>
         <w:t>Architecture</w:t>
       </w:r>
@@ -3201,7 +3249,7 @@
         <w:t xml:space="preserve">proved to be </w:t>
       </w:r>
       <w:r>
-        <w:t>the biggest</w:t>
+        <w:t>a big</w:t>
       </w:r>
       <w:r>
         <w:t xml:space="preserve"> challenge</w:t>
@@ -3293,7 +3341,13 @@
         <w:jc w:val="both"/>
       </w:pPr>
       <w:r>
-        <w:t xml:space="preserve">From this research it was decided that the back-end web server should be broken down into several different types of files based on their purpose keeping cohesion high and coupling low. </w:t>
+        <w:t xml:space="preserve">From this research </w:t>
+      </w:r>
+      <w:r>
+        <w:t xml:space="preserve">I learned </w:t>
+      </w:r>
+      <w:r>
+        <w:t xml:space="preserve">that the back-end web server should be broken down into several different types of files based on their purpose keeping cohesion high and coupling low. </w:t>
       </w:r>
       <w:r>
         <w:t xml:space="preserve">The most notable source for this research </w:t>
@@ -3361,7 +3415,11 @@
         <w:t>. Sometimes before a route sends its request to the controller file there may be a middleware file which executes beforehand. This is typically used to check if a user is authenticated to make the request before forwarding it to the controller</w:t>
       </w:r>
       <w:r>
-        <w:t xml:space="preserve"> or for error handling</w:t>
+        <w:t xml:space="preserve"> or for error </w:t>
+      </w:r>
+      <w:r>
+        <w:lastRenderedPageBreak/>
+        <w:t>handling</w:t>
       </w:r>
       <w:r>
         <w:t xml:space="preserve"> </w:t>
@@ -3406,7 +3464,6 @@
         <w:t xml:space="preserve">igure </w:t>
       </w:r>
       <w:r>
-        <w:lastRenderedPageBreak/>
         <w:t>2</w:t>
       </w:r>
       <w:r>
@@ -3526,7 +3583,7 @@
         <w:pStyle w:val="Caption"/>
         <w:jc w:val="center"/>
       </w:pPr>
-      <w:bookmarkStart w:id="5" w:name="_Toc227510385"/>
+      <w:bookmarkStart w:id="5" w:name="_Toc227585053"/>
       <w:r>
         <w:rPr>
           <w:b/>
@@ -3632,7 +3689,7 @@
         <w:pStyle w:val="Caption"/>
         <w:jc w:val="center"/>
       </w:pPr>
-      <w:bookmarkStart w:id="6" w:name="_Toc227510386"/>
+      <w:bookmarkStart w:id="6" w:name="_Toc227585054"/>
       <w:r>
         <w:rPr>
           <w:b/>
@@ -3739,7 +3796,7 @@
         <w:pStyle w:val="Caption"/>
         <w:jc w:val="center"/>
       </w:pPr>
-      <w:bookmarkStart w:id="7" w:name="_Toc227510387"/>
+      <w:bookmarkStart w:id="7" w:name="_Toc227585055"/>
       <w:r>
         <w:rPr>
           <w:b/>
@@ -3969,7 +4026,7 @@
         <w:pStyle w:val="Caption"/>
         <w:jc w:val="center"/>
       </w:pPr>
-      <w:bookmarkStart w:id="8" w:name="_Toc227510388"/>
+      <w:bookmarkStart w:id="8" w:name="_Toc227585056"/>
       <w:r>
         <w:rPr>
           <w:b/>
@@ -4170,7 +4227,7 @@
         <w:pStyle w:val="Caption"/>
         <w:jc w:val="center"/>
       </w:pPr>
-      <w:bookmarkStart w:id="9" w:name="_Toc227510389"/>
+      <w:bookmarkStart w:id="9" w:name="_Toc227585057"/>
       <w:r>
         <w:rPr>
           <w:b/>
@@ -4281,7 +4338,7 @@
         <w:pStyle w:val="Caption"/>
         <w:jc w:val="center"/>
       </w:pPr>
-      <w:bookmarkStart w:id="10" w:name="_Toc227510390"/>
+      <w:bookmarkStart w:id="10" w:name="_Toc227585058"/>
       <w:r>
         <w:rPr>
           <w:b/>
@@ -4471,7 +4528,7 @@
         <w:pStyle w:val="Caption"/>
         <w:jc w:val="center"/>
       </w:pPr>
-      <w:bookmarkStart w:id="11" w:name="_Toc227510391"/>
+      <w:bookmarkStart w:id="11" w:name="_Toc227585059"/>
       <w:r>
         <w:rPr>
           <w:b/>
@@ -4531,7 +4588,7 @@
       <w:pPr>
         <w:pStyle w:val="Heading2"/>
       </w:pPr>
-      <w:bookmarkStart w:id="12" w:name="_Toc227510370"/>
+      <w:bookmarkStart w:id="12" w:name="_Toc227585038"/>
       <w:r>
         <w:t>Hosting</w:t>
       </w:r>
@@ -4645,14 +4702,47 @@
         <w:t>PM2 is a process manager for Node.js applications installed globally on the host machine</w:t>
       </w:r>
       <w:r>
+        <w:t xml:space="preserve"> </w:t>
+      </w:r>
+      <w:sdt>
+        <w:sdtPr>
+          <w:id w:val="-1459487330"/>
+          <w:citation/>
+        </w:sdtPr>
+        <w:sdtContent>
+          <w:r>
+            <w:fldChar w:fldCharType="begin"/>
+          </w:r>
+          <w:r>
+            <w:rPr>
+              <w:lang w:val="en-US"/>
+            </w:rPr>
+            <w:instrText xml:space="preserve"> CITATION Ayo26 \l 1033 </w:instrText>
+          </w:r>
+          <w:r>
+            <w:fldChar w:fldCharType="separate"/>
+          </w:r>
+          <w:r>
+            <w:rPr>
+              <w:noProof/>
+              <w:lang w:val="en-US"/>
+            </w:rPr>
+            <w:t>(Isaiah, 2026)</w:t>
+          </w:r>
+          <w:r>
+            <w:fldChar w:fldCharType="end"/>
+          </w:r>
+        </w:sdtContent>
+      </w:sdt>
+      <w:r>
         <w:t>.</w:t>
       </w:r>
       <w:r>
-        <w:t xml:space="preserve"> After endlessly tweaking configuration files and setting the environment variables via PM2, the platform could eventually </w:t>
+        <w:t xml:space="preserve"> After endlessly tweaking configuration files and setting the environment variables via PM2, the </w:t>
       </w:r>
       <w:r>
         <w:lastRenderedPageBreak/>
-        <w:t xml:space="preserve">be accessed </w:t>
+        <w:t xml:space="preserve">platform could eventually be accessed </w:t>
       </w:r>
       <w:r>
         <w:t>via an IP address.</w:t>
@@ -4748,7 +4838,7 @@
       <w:pPr>
         <w:pStyle w:val="Heading2"/>
       </w:pPr>
-      <w:bookmarkStart w:id="13" w:name="_Toc227510371"/>
+      <w:bookmarkStart w:id="13" w:name="_Toc227585039"/>
       <w:r>
         <w:t>Docker Code Execution</w:t>
       </w:r>
@@ -4991,7 +5081,7 @@
         <w:pStyle w:val="Caption"/>
         <w:jc w:val="center"/>
       </w:pPr>
-      <w:bookmarkStart w:id="14" w:name="_Toc227510392"/>
+      <w:bookmarkStart w:id="14" w:name="_Toc227585060"/>
       <w:r>
         <w:rPr>
           <w:b/>
@@ -5067,6 +5157,12 @@
       </w:r>
       <w:proofErr w:type="spellStart"/>
       <w:r>
+        <w:rPr>
+          <w:b/>
+          <w:bCs/>
+          <w:i/>
+          <w:iCs/>
+        </w:rPr>
         <w:t>ObjectMapper</w:t>
       </w:r>
       <w:proofErr w:type="spellEnd"/>
@@ -5180,7 +5276,7 @@
         <w:pStyle w:val="Caption"/>
         <w:jc w:val="center"/>
       </w:pPr>
-      <w:bookmarkStart w:id="15" w:name="_Toc227510393"/>
+      <w:bookmarkStart w:id="15" w:name="_Toc227585061"/>
       <w:r>
         <w:rPr>
           <w:b/>
@@ -5317,7 +5413,7 @@
         <w:pStyle w:val="Caption"/>
         <w:jc w:val="center"/>
       </w:pPr>
-      <w:bookmarkStart w:id="16" w:name="_Toc227510394"/>
+      <w:bookmarkStart w:id="16" w:name="_Toc227585062"/>
       <w:r>
         <w:rPr>
           <w:b/>
@@ -5466,7 +5562,13 @@
         <w:t xml:space="preserve"> split parameter lists on commas</w:t>
       </w:r>
       <w:r>
-        <w:t xml:space="preserve">. To solve this, I measured the level of nesting using a variable called depth. This variable would be incremented when it detected an open bracket and decremented on any closing brackets. This allowed me to only split parameters based on top level commas (see </w:t>
+        <w:t xml:space="preserve">. To solve this, I measured the level of nesting using a variable called </w:t>
+      </w:r>
+      <w:r>
+        <w:t>depth</w:t>
+      </w:r>
+      <w:r>
+        <w:t xml:space="preserve">. This variable would be incremented when it detected an open bracket and decremented on any closing brackets. This allowed me to only split parameters based on top level commas (see </w:t>
       </w:r>
       <w:r>
         <w:t>F</w:t>
@@ -5531,7 +5633,7 @@
         <w:pStyle w:val="Caption"/>
         <w:jc w:val="center"/>
       </w:pPr>
-      <w:bookmarkStart w:id="17" w:name="_Toc227510395"/>
+      <w:bookmarkStart w:id="17" w:name="_Toc227585063"/>
       <w:r>
         <w:rPr>
           <w:b/>
@@ -5685,7 +5787,19 @@
         <w:t xml:space="preserve">  </w:t>
       </w:r>
       <w:r>
-        <w:t>how to use the cat command along with a heredoc (</w:t>
+        <w:t xml:space="preserve">how to use the cat command along with a </w:t>
+      </w:r>
+      <w:r>
+        <w:rPr>
+          <w:b/>
+          <w:bCs/>
+          <w:i/>
+          <w:iCs/>
+        </w:rPr>
+        <w:t>heredoc</w:t>
+      </w:r>
+      <w:r>
+        <w:t xml:space="preserve"> (</w:t>
       </w:r>
       <w:r>
         <w:rPr>
@@ -5853,7 +5967,7 @@
         <w:pStyle w:val="Caption"/>
         <w:jc w:val="center"/>
       </w:pPr>
-      <w:bookmarkStart w:id="18" w:name="_Toc227510396"/>
+      <w:bookmarkStart w:id="18" w:name="_Toc227585064"/>
       <w:r>
         <w:rPr>
           <w:b/>
@@ -5954,13 +6068,23 @@
       <w:r>
         <w:t xml:space="preserve">. Most importantly </w:t>
       </w:r>
-      <w:proofErr w:type="spellStart"/>
-      <w:r>
+      <w:r>
+        <w:rPr>
+          <w:rFonts w:ascii="Courier New" w:hAnsi="Courier New" w:cs="Courier New"/>
+        </w:rPr>
         <w:t>NetworkMode</w:t>
       </w:r>
-      <w:proofErr w:type="spellEnd"/>
-      <w:r>
-        <w:t xml:space="preserve"> had to be set to “none” to prevent connection to external networks. Resource limits were also set to prevent the system from hanging in the event </w:t>
+      <w:r>
+        <w:t xml:space="preserve"> had to be set to “</w:t>
+      </w:r>
+      <w:r>
+        <w:rPr>
+          <w:rFonts w:ascii="Courier New" w:hAnsi="Courier New" w:cs="Courier New"/>
+        </w:rPr>
+        <w:t>none</w:t>
+      </w:r>
+      <w:r>
+        <w:t xml:space="preserve">” to prevent connection to external networks. Resource limits were also set to prevent the system from hanging in the event </w:t>
       </w:r>
       <w:r>
         <w:lastRenderedPageBreak/>
@@ -6071,7 +6195,7 @@
         <w:pStyle w:val="Caption"/>
         <w:jc w:val="center"/>
       </w:pPr>
-      <w:bookmarkStart w:id="19" w:name="_Toc227510397"/>
+      <w:bookmarkStart w:id="19" w:name="_Toc227585065"/>
       <w:r>
         <w:rPr>
           <w:b/>
@@ -6297,7 +6421,7 @@
         <w:pStyle w:val="Caption"/>
         <w:jc w:val="center"/>
       </w:pPr>
-      <w:bookmarkStart w:id="20" w:name="_Toc227510398"/>
+      <w:bookmarkStart w:id="20" w:name="_Toc227585066"/>
       <w:r>
         <w:rPr>
           <w:b/>
@@ -6417,7 +6541,7 @@
       <w:pPr>
         <w:pStyle w:val="Heading2"/>
       </w:pPr>
-      <w:bookmarkStart w:id="21" w:name="_Toc227510372"/>
+      <w:bookmarkStart w:id="21" w:name="_Toc227585040"/>
       <w:r>
         <w:t>Docker Containerisation</w:t>
       </w:r>
@@ -6492,7 +6616,43 @@
         <w:t>.</w:t>
       </w:r>
       <w:r>
-        <w:t xml:space="preserve"> This enables containers to be lightweight and spin up quickly.</w:t>
+        <w:t xml:space="preserve"> This enables containers to be lightweight and spin up quickly</w:t>
+      </w:r>
+      <w:r>
+        <w:t xml:space="preserve"> </w:t>
+      </w:r>
+      <w:sdt>
+        <w:sdtPr>
+          <w:id w:val="1446499777"/>
+          <w:citation/>
+        </w:sdtPr>
+        <w:sdtContent>
+          <w:r>
+            <w:fldChar w:fldCharType="begin"/>
+          </w:r>
+          <w:r>
+            <w:rPr>
+              <w:lang w:val="en-US"/>
+            </w:rPr>
+            <w:instrText xml:space="preserve"> CITATION Doc26 \l 1033 </w:instrText>
+          </w:r>
+          <w:r>
+            <w:fldChar w:fldCharType="separate"/>
+          </w:r>
+          <w:r>
+            <w:rPr>
+              <w:noProof/>
+              <w:lang w:val="en-US"/>
+            </w:rPr>
+            <w:t>(Docker, n.d.)</w:t>
+          </w:r>
+          <w:r>
+            <w:fldChar w:fldCharType="end"/>
+          </w:r>
+        </w:sdtContent>
+      </w:sdt>
+      <w:r>
+        <w:t>.</w:t>
       </w:r>
     </w:p>
     <w:p>
@@ -6511,15 +6671,66 @@
         <w:jc w:val="both"/>
       </w:pPr>
       <w:r>
-        <w:t>To do this I had to create a docker-</w:t>
+        <w:t xml:space="preserve">To do this I had to create a </w:t>
+      </w:r>
+      <w:r>
+        <w:rPr>
+          <w:b/>
+          <w:bCs/>
+          <w:i/>
+          <w:iCs/>
+        </w:rPr>
+        <w:t>docker-</w:t>
       </w:r>
       <w:proofErr w:type="spellStart"/>
       <w:r>
+        <w:rPr>
+          <w:b/>
+          <w:bCs/>
+          <w:i/>
+          <w:iCs/>
+        </w:rPr>
         <w:t>compose.yaml</w:t>
       </w:r>
       <w:proofErr w:type="spellEnd"/>
       <w:r>
-        <w:t xml:space="preserve"> file. Before containerisation my first solution stored database</w:t>
+        <w:t xml:space="preserve"> file</w:t>
+      </w:r>
+      <w:r>
+        <w:t xml:space="preserve"> </w:t>
+      </w:r>
+      <w:sdt>
+        <w:sdtPr>
+          <w:id w:val="1602229531"/>
+          <w:citation/>
+        </w:sdtPr>
+        <w:sdtContent>
+          <w:r>
+            <w:fldChar w:fldCharType="begin"/>
+          </w:r>
+          <w:r>
+            <w:rPr>
+              <w:lang w:val="en-US"/>
+            </w:rPr>
+            <w:instrText xml:space="preserve"> CITATION Doc261 \l 1033 </w:instrText>
+          </w:r>
+          <w:r>
+            <w:fldChar w:fldCharType="separate"/>
+          </w:r>
+          <w:r>
+            <w:rPr>
+              <w:noProof/>
+              <w:lang w:val="en-US"/>
+            </w:rPr>
+            <w:t>(Docker, n.d.)</w:t>
+          </w:r>
+          <w:r>
+            <w:fldChar w:fldCharType="end"/>
+          </w:r>
+        </w:sdtContent>
+      </w:sdt>
+      <w:r>
+        <w:t>. Before containerisation my first solution stored database</w:t>
       </w:r>
       <w:r>
         <w:t xml:space="preserve"> and JWT</w:t>
@@ -6585,13 +6796,15 @@
       </w:r>
       <w:r>
         <w:rPr>
+          <w:b/>
+          <w:bCs/>
           <w:i/>
           <w:iCs/>
         </w:rPr>
         <w:t>global problems</w:t>
       </w:r>
       <w:r>
-        <w:t xml:space="preserve"> course to work, as all new accounts are automatically added to this course. </w:t>
+        <w:t xml:space="preserve">, as all new accounts are automatically added to this course. </w:t>
       </w:r>
     </w:p>
     <w:p>
@@ -6603,6 +6816,8 @@
       </w:r>
       <w:r>
         <w:rPr>
+          <w:b/>
+          <w:bCs/>
           <w:i/>
           <w:iCs/>
         </w:rPr>
@@ -6611,6 +6826,8 @@
       <w:proofErr w:type="spellStart"/>
       <w:r>
         <w:rPr>
+          <w:b/>
+          <w:bCs/>
           <w:i/>
           <w:iCs/>
         </w:rPr>
@@ -6619,6 +6836,8 @@
       <w:proofErr w:type="spellEnd"/>
       <w:r>
         <w:rPr>
+          <w:b/>
+          <w:bCs/>
           <w:i/>
           <w:iCs/>
         </w:rPr>
@@ -6627,6 +6846,8 @@
       <w:proofErr w:type="spellStart"/>
       <w:r>
         <w:rPr>
+          <w:b/>
+          <w:bCs/>
           <w:i/>
           <w:iCs/>
         </w:rPr>
@@ -6640,14 +6861,50 @@
         <w:t>. This</w:t>
       </w:r>
       <w:r>
-        <w:t xml:space="preserve"> allows SQL scripts to be executed automatically when the container is first created. This ensured that the required schema and seed data were consistently applied whenever a new environment was set up.</w:t>
+        <w:t xml:space="preserve"> allows SQL scripts to be executed automatically when the container is first created. This ensured that the required schema and seed data were consistently applied whenever a new environment was set up</w:t>
+      </w:r>
+      <w:r>
+        <w:t xml:space="preserve"> </w:t>
+      </w:r>
+      <w:sdt>
+        <w:sdtPr>
+          <w:id w:val="896552243"/>
+          <w:citation/>
+        </w:sdtPr>
+        <w:sdtContent>
+          <w:r>
+            <w:fldChar w:fldCharType="begin"/>
+          </w:r>
+          <w:r>
+            <w:rPr>
+              <w:lang w:val="en-US"/>
+            </w:rPr>
+            <w:instrText xml:space="preserve"> CITATION Pos26 \l 1033 </w:instrText>
+          </w:r>
+          <w:r>
+            <w:fldChar w:fldCharType="separate"/>
+          </w:r>
+          <w:r>
+            <w:rPr>
+              <w:noProof/>
+              <w:lang w:val="en-US"/>
+            </w:rPr>
+            <w:t>(PostgreSQL, n.d.)</w:t>
+          </w:r>
+          <w:r>
+            <w:fldChar w:fldCharType="end"/>
+          </w:r>
+        </w:sdtContent>
+      </w:sdt>
+      <w:r>
+        <w:t>.</w:t>
       </w:r>
     </w:p>
     <w:p>
       <w:pPr>
         <w:pStyle w:val="Heading2"/>
       </w:pPr>
-      <w:bookmarkStart w:id="22" w:name="_Toc227510373"/>
+      <w:bookmarkStart w:id="22" w:name="_Toc227585041"/>
       <w:r>
         <w:t>Generative Artificial Intelligence Considerations</w:t>
       </w:r>
@@ -6711,6 +6968,8 @@
       </w:r>
       <w:r>
         <w:rPr>
+          <w:b/>
+          <w:bCs/>
           <w:i/>
           <w:iCs/>
         </w:rPr>
@@ -6721,7 +6980,13 @@
       </w:r>
       <w:r>
         <w:lastRenderedPageBreak/>
-        <w:t>however, sometimes certain notifications or even if the user clicks in the address bar, this event can be triggered. This would lead to unintentional automatic submissions. I had to find a way to balance user experience with the mitigation of AI.</w:t>
+        <w:t xml:space="preserve">however, sometimes </w:t>
+      </w:r>
+      <w:r>
+        <w:t xml:space="preserve">for </w:t>
+      </w:r>
+      <w:r>
+        <w:t>certain notifications or even if the user clicks in the address bar, this event can be triggered. This would lead to unintentional automatic submissions. I had to find a way to balance user experience with the mitigation of AI.</w:t>
       </w:r>
       <w:r>
         <w:t xml:space="preserve"> </w:t>
@@ -6731,6 +6996,8 @@
       </w:r>
       <w:r>
         <w:rPr>
+          <w:b/>
+          <w:bCs/>
           <w:i/>
           <w:iCs/>
         </w:rPr>
@@ -6777,6 +7044,8 @@
       </w:r>
       <w:r>
         <w:rPr>
+          <w:b/>
+          <w:bCs/>
           <w:i/>
           <w:iCs/>
         </w:rPr>
@@ -6807,6 +7076,8 @@
       </w:r>
       <w:r>
         <w:rPr>
+          <w:b/>
+          <w:bCs/>
           <w:i/>
           <w:iCs/>
         </w:rPr>
@@ -6822,20 +7093,17 @@
         <w:t xml:space="preserve">. </w:t>
       </w:r>
       <w:r>
-        <w:t xml:space="preserve">This idea was not implemented because it was discovered too late in development when time had already been committed to other features and </w:t>
-      </w:r>
-      <w:r>
-        <w:t xml:space="preserve">because it </w:t>
-      </w:r>
-      <w:r>
-        <w:t>required database changes.</w:t>
+        <w:t>This idea was not implemented because it was discovered too late in development when time had already been committed to other features</w:t>
+      </w:r>
+      <w:r>
+        <w:t>.</w:t>
       </w:r>
     </w:p>
     <w:p>
       <w:pPr>
         <w:pStyle w:val="Heading2"/>
       </w:pPr>
-      <w:bookmarkStart w:id="23" w:name="_Toc227510374"/>
+      <w:bookmarkStart w:id="23" w:name="_Toc227585042"/>
       <w:r>
         <w:t>Authentication</w:t>
       </w:r>
@@ -7017,6 +7285,9 @@
       </w:r>
       <w:r>
         <w:t>This taught me how to implement a secure,  industry-standard authentication  process, how to use JWT tokens correctly and how to balance security with the user’s experience.</w:t>
+      </w:r>
+      <w:r>
+        <w:t xml:space="preserve"> </w:t>
       </w:r>
     </w:p>
     <w:p>
@@ -7075,7 +7346,7 @@
         <w:pStyle w:val="Caption"/>
         <w:jc w:val="center"/>
       </w:pPr>
-      <w:bookmarkStart w:id="24" w:name="_Toc227510399"/>
+      <w:bookmarkStart w:id="24" w:name="_Toc227585067"/>
       <w:r>
         <w:rPr>
           <w:b/>
@@ -7148,7 +7419,7 @@
       <w:pPr>
         <w:pStyle w:val="Heading1"/>
       </w:pPr>
-      <w:bookmarkStart w:id="25" w:name="_Toc227510375"/>
+      <w:bookmarkStart w:id="25" w:name="_Toc227585043"/>
       <w:r>
         <w:t>Reflection</w:t>
       </w:r>
@@ -7158,7 +7429,7 @@
       <w:pPr>
         <w:pStyle w:val="Heading2"/>
       </w:pPr>
-      <w:bookmarkStart w:id="26" w:name="_Toc227510376"/>
+      <w:bookmarkStart w:id="26" w:name="_Toc227585044"/>
       <w:r>
         <w:t>What I Achieved</w:t>
       </w:r>
@@ -7218,15 +7489,18 @@
         <w:t>.</w:t>
       </w:r>
       <w:r>
-        <w:t xml:space="preserve"> This allowed me to more easily manipulate the data when I needed to run it with a student problem, while also keeping the user interface friendly to the user (as they would not have to enter this data in JSON format).</w:t>
+        <w:t xml:space="preserve"> This allowed me to easily manipulate the data when I needed to run it with a student problem, while also keeping the user interface friendly to the user (as they would not have to enter </w:t>
+      </w:r>
+      <w:r>
+        <w:t xml:space="preserve">test inputs and outputs </w:t>
+      </w:r>
+      <w:r>
+        <w:t>in JSON format).</w:t>
       </w:r>
     </w:p>
     <w:p>
       <w:r>
-        <w:t>T</w:t>
-      </w:r>
-      <w:r>
-        <w:t xml:space="preserve">his section </w:t>
+        <w:t xml:space="preserve">The problem creation screen </w:t>
       </w:r>
       <w:r>
         <w:t xml:space="preserve">also </w:t>
@@ -7257,7 +7531,7 @@
       <w:pPr>
         <w:pStyle w:val="Heading2"/>
       </w:pPr>
-      <w:bookmarkStart w:id="27" w:name="_Toc227510377"/>
+      <w:bookmarkStart w:id="27" w:name="_Toc227585045"/>
       <w:r>
         <w:t>What I did not Achieve</w:t>
       </w:r>
@@ -7309,7 +7583,7 @@
       <w:pPr>
         <w:pStyle w:val="Heading2"/>
       </w:pPr>
-      <w:bookmarkStart w:id="28" w:name="_Toc227510378"/>
+      <w:bookmarkStart w:id="28" w:name="_Toc227585046"/>
       <w:r>
         <w:t>What I Learned</w:t>
       </w:r>
@@ -7328,7 +7602,13 @@
         <w:jc w:val="both"/>
       </w:pPr>
       <w:r>
-        <w:t xml:space="preserve">Learning how to containerise the application also proved highly valuable, particularly in simplifying deployment. Prior to this, setting up the application locally required a long and error-prone manual process. By introducing </w:t>
+        <w:t>Learning how to containerise the application also proved highly valuable, particularly in simplifying deployment. Prior to this, setting up the application locally</w:t>
+      </w:r>
+      <w:r>
+        <w:t>,</w:t>
+      </w:r>
+      <w:r>
+        <w:t xml:space="preserve"> required a long and error-prone manual process. By introducing </w:t>
       </w:r>
       <w:proofErr w:type="spellStart"/>
       <w:r>
@@ -7344,13 +7624,7 @@
         <w:jc w:val="both"/>
       </w:pPr>
       <w:r>
-        <w:t xml:space="preserve">The defects that arose close to the end of development taught me the true value of early feedback and testing. Java code execution proved to be very slow and should have been detected and fixed much sooner in the development process. Some defects such as menus stretching off screen, black text appearing on a dark background and strange errors with validating lecturer inputted test cases were </w:t>
-      </w:r>
-      <w:r>
-        <w:t xml:space="preserve">only </w:t>
-      </w:r>
-      <w:r>
-        <w:t xml:space="preserve">discovered very late in development and almost made it to the final release. They were discovered </w:t>
+        <w:t xml:space="preserve">The defects that arose close to the end of development taught me the true value of early feedback and testing. Java code execution proved to be very slow and should have been detected and fixed much sooner in the development process. Some defects such as menus stretching off screen, black text appearing on a dark background and strange errors with validating lecturer inputted test cases were discovered very late in development and almost made it to the final release. They were discovered </w:t>
       </w:r>
       <w:r>
         <w:t xml:space="preserve">because of </w:t>
@@ -7369,7 +7643,7 @@
       <w:pPr>
         <w:pStyle w:val="Heading2"/>
       </w:pPr>
-      <w:bookmarkStart w:id="29" w:name="_Toc227510379"/>
+      <w:bookmarkStart w:id="29" w:name="_Toc227585047"/>
       <w:r>
         <w:t>What I would do Differently</w:t>
       </w:r>
@@ -7591,7 +7865,7 @@
           <w:sz w:val="22"/>
           <w:szCs w:val="22"/>
         </w:rPr>
-        <w:t xml:space="preserve"> to give lecturers more information for grading students. This would also work to mitigate students using AI as </w:t>
+        <w:t>,</w:t>
       </w:r>
       <w:r>
         <w:rPr>
@@ -7599,7 +7873,7 @@
           <w:sz w:val="22"/>
           <w:szCs w:val="22"/>
         </w:rPr>
-        <w:t>I felt this was a weak point in the project</w:t>
+        <w:t xml:space="preserve"> to give lecturers more information for grading students. This would also work to mitigate students using AI as </w:t>
       </w:r>
       <w:r>
         <w:rPr>
@@ -7607,6 +7881,14 @@
           <w:sz w:val="22"/>
           <w:szCs w:val="22"/>
         </w:rPr>
+        <w:t>I felt this was a weak point in the project</w:t>
+      </w:r>
+      <w:r>
+        <w:rPr>
+          <w:rFonts w:ascii="Aptos" w:hAnsi="Aptos" w:cs="Calibri"/>
+          <w:sz w:val="22"/>
+          <w:szCs w:val="22"/>
+        </w:rPr>
         <w:t>. I would also take more personal notes over the course of the project to track challenges encountered and learnings. This would help me improve my documentation.</w:t>
       </w:r>
     </w:p>
@@ -7614,7 +7896,7 @@
       <w:pPr>
         <w:pStyle w:val="Heading1"/>
       </w:pPr>
-      <w:bookmarkStart w:id="30" w:name="_Toc227510380"/>
+      <w:bookmarkStart w:id="30" w:name="_Toc227585048"/>
       <w:r>
         <w:t>Testing</w:t>
       </w:r>
@@ -7626,64 +7908,7 @@
         <w:jc w:val="both"/>
       </w:pPr>
       <w:r>
-        <w:t>To test SETU Code Lab’s success and reliability as a software product, User Acceptance Testing (UAT) was performed for each use case. These are black box tests which verify the functional requirements outlined in the Functional Specification</w:t>
-      </w:r>
-      <w:r>
-        <w:t xml:space="preserve"> from the user’s perspective</w:t>
-      </w:r>
-      <w:r>
-        <w:t>.</w:t>
-      </w:r>
-      <w:r>
-        <w:t xml:space="preserve"> As it was not possible to find a user with adequate spare time to perform User Acceptance Testing, this testing was </w:t>
-      </w:r>
-      <w:r>
-        <w:t>conducted</w:t>
-      </w:r>
-      <w:r>
-        <w:t xml:space="preserve"> by me from the perspective of the user.</w:t>
-      </w:r>
-      <w:r>
-        <w:t xml:space="preserve"> Separate tests were also carried out for non-functional requirements. </w:t>
-      </w:r>
-    </w:p>
-    <w:p>
-      <w:pPr>
-        <w:spacing w:line="278" w:lineRule="auto"/>
-        <w:jc w:val="both"/>
-      </w:pPr>
-      <w:r>
-        <w:t xml:space="preserve">The </w:t>
-      </w:r>
-      <w:r>
-        <w:t xml:space="preserve">first </w:t>
-      </w:r>
-      <w:r>
-        <w:t>table</w:t>
-      </w:r>
-      <w:r>
-        <w:t xml:space="preserve">, seen </w:t>
-      </w:r>
-      <w:r>
-        <w:t>on the following pages</w:t>
-      </w:r>
-      <w:r>
-        <w:t xml:space="preserve"> shows </w:t>
-      </w:r>
-      <w:r>
-        <w:t>the</w:t>
-      </w:r>
-      <w:r>
-        <w:t xml:space="preserve"> functional</w:t>
-      </w:r>
-      <w:r>
-        <w:t xml:space="preserve"> tests that were performed. These tests map directly to the core and non-core functional requirements outlined in the Functional Specification.</w:t>
-      </w:r>
-      <w:r>
-        <w:t xml:space="preserve"> </w:t>
-      </w:r>
-      <w:r>
-        <w:t xml:space="preserve">In this table </w:t>
+        <w:t xml:space="preserve">To test SETU Code Lab’s success and reliability as a software product, </w:t>
       </w:r>
       <w:r>
         <w:rPr>
@@ -7692,16 +7917,67 @@
           <w:i/>
           <w:iCs/>
         </w:rPr>
-        <w:t xml:space="preserve">TID </w:t>
-      </w:r>
-      <w:r>
-        <w:t>refers to the test</w:t>
-      </w:r>
-      <w:r>
-        <w:t xml:space="preserve"> case</w:t>
-      </w:r>
-      <w:r>
-        <w:t xml:space="preserve"> ID and </w:t>
+        <w:t>User Acceptance Testing (UAT)</w:t>
+      </w:r>
+      <w:r>
+        <w:t xml:space="preserve"> was performed for each use case. These are black box tests which verify the functional requirements outlined in the Functional Specification</w:t>
+      </w:r>
+      <w:r>
+        <w:t xml:space="preserve"> from the user’s perspective</w:t>
+      </w:r>
+      <w:r>
+        <w:t>.</w:t>
+      </w:r>
+      <w:r>
+        <w:t xml:space="preserve"> As it was not possible to find a user with adequate spare time to perform User Acceptance Testing, this testing was </w:t>
+      </w:r>
+      <w:r>
+        <w:t>conducted</w:t>
+      </w:r>
+      <w:r>
+        <w:t xml:space="preserve"> by me from the perspective of the user.</w:t>
+      </w:r>
+      <w:r>
+        <w:t xml:space="preserve"> Separate tests were also carried out for non-functional requirements. </w:t>
+      </w:r>
+    </w:p>
+    <w:p>
+      <w:pPr>
+        <w:spacing w:line="278" w:lineRule="auto"/>
+        <w:jc w:val="both"/>
+      </w:pPr>
+      <w:r>
+        <w:t xml:space="preserve">The </w:t>
+      </w:r>
+      <w:r>
+        <w:t xml:space="preserve">first </w:t>
+      </w:r>
+      <w:r>
+        <w:t>table</w:t>
+      </w:r>
+      <w:r>
+        <w:t xml:space="preserve">, seen </w:t>
+      </w:r>
+      <w:r>
+        <w:t>on the following pages</w:t>
+      </w:r>
+      <w:r>
+        <w:t xml:space="preserve"> shows </w:t>
+      </w:r>
+      <w:r>
+        <w:t>the</w:t>
+      </w:r>
+      <w:r>
+        <w:t xml:space="preserve"> functional</w:t>
+      </w:r>
+      <w:r>
+        <w:t xml:space="preserve"> tests that were performed. These tests map directly to the core and non-core functional requirements outlined in the Functional Specification.</w:t>
+      </w:r>
+      <w:r>
+        <w:t xml:space="preserve"> </w:t>
+      </w:r>
+      <w:r>
+        <w:t xml:space="preserve">In this table </w:t>
       </w:r>
       <w:r>
         <w:rPr>
@@ -7710,10 +7986,16 @@
           <w:i/>
           <w:iCs/>
         </w:rPr>
-        <w:t xml:space="preserve">RID </w:t>
-      </w:r>
-      <w:r>
-        <w:t xml:space="preserve">refers to the requirement ID with </w:t>
+        <w:t xml:space="preserve">TID </w:t>
+      </w:r>
+      <w:r>
+        <w:t>refers to the test</w:t>
+      </w:r>
+      <w:r>
+        <w:t xml:space="preserve"> case</w:t>
+      </w:r>
+      <w:r>
+        <w:t xml:space="preserve"> ID and </w:t>
       </w:r>
       <w:r>
         <w:rPr>
@@ -7722,10 +8004,10 @@
           <w:i/>
           <w:iCs/>
         </w:rPr>
-        <w:t>FR</w:t>
-      </w:r>
-      <w:r>
-        <w:t xml:space="preserve"> corresponding to Functional Requirements and </w:t>
+        <w:t xml:space="preserve">RID </w:t>
+      </w:r>
+      <w:r>
+        <w:t xml:space="preserve">refers to the requirement ID with </w:t>
       </w:r>
       <w:r>
         <w:rPr>
@@ -7734,6 +8016,18 @@
           <w:i/>
           <w:iCs/>
         </w:rPr>
+        <w:t>FR</w:t>
+      </w:r>
+      <w:r>
+        <w:t xml:space="preserve"> corresponding to Functional Requirements and </w:t>
+      </w:r>
+      <w:r>
+        <w:rPr>
+          <w:b/>
+          <w:bCs/>
+          <w:i/>
+          <w:iCs/>
+        </w:rPr>
         <w:t>NFR</w:t>
       </w:r>
       <w:r>
@@ -7743,7 +8037,16 @@
         <w:t xml:space="preserve"> </w:t>
       </w:r>
       <w:r>
-        <w:t xml:space="preserve">TC11e </w:t>
+        <w:rPr>
+          <w:b/>
+          <w:bCs/>
+          <w:i/>
+          <w:iCs/>
+        </w:rPr>
+        <w:t>TC11e</w:t>
+      </w:r>
+      <w:r>
+        <w:t xml:space="preserve"> </w:t>
       </w:r>
       <w:r>
         <w:t xml:space="preserve">resulted in the discovery of </w:t>
@@ -7794,10 +8097,40 @@
         <w:jc w:val="both"/>
       </w:pPr>
       <w:r>
-        <w:t xml:space="preserve">The next table starting on page x shows the non-functional tests that were performed. These tests map directly to the non-functional (FURPS+) requirements outlined in the Functional Specification. In this table </w:t>
-      </w:r>
-      <w:r>
-        <w:t>user tests such as TC-NF02 and TC-NF03 were carried out by actual users and not</w:t>
+        <w:t xml:space="preserve">The next table starting on page </w:t>
+      </w:r>
+      <w:r>
+        <w:t>27</w:t>
+      </w:r>
+      <w:r>
+        <w:t xml:space="preserve"> shows the non-functional tests that were performed. These tests map directly to the non-functional (FURPS+) requirements outlined in the Functional Specification. In this table </w:t>
+      </w:r>
+      <w:r>
+        <w:t xml:space="preserve">user tests such as </w:t>
+      </w:r>
+      <w:r>
+        <w:rPr>
+          <w:b/>
+          <w:bCs/>
+          <w:i/>
+          <w:iCs/>
+        </w:rPr>
+        <w:t>TC-NF02</w:t>
+      </w:r>
+      <w:r>
+        <w:t xml:space="preserve"> and </w:t>
+      </w:r>
+      <w:r>
+        <w:rPr>
+          <w:b/>
+          <w:bCs/>
+          <w:i/>
+          <w:iCs/>
+        </w:rPr>
+        <w:t>TC-NF03</w:t>
+      </w:r>
+      <w:r>
+        <w:t xml:space="preserve"> were carried out by actual users and not</w:t>
       </w:r>
       <w:r>
         <w:t xml:space="preserve"> the developer</w:t>
@@ -7806,10 +8139,28 @@
         <w:t xml:space="preserve">. </w:t>
       </w:r>
       <w:r>
-        <w:t xml:space="preserve">Test case TC-NF08d revealed a user interface scrolling issue on the </w:t>
+        <w:t xml:space="preserve">Test case </w:t>
+      </w:r>
+      <w:r>
+        <w:rPr>
+          <w:b/>
+          <w:bCs/>
+          <w:i/>
+          <w:iCs/>
+        </w:rPr>
+        <w:t>TC-NF08d</w:t>
+      </w:r>
+      <w:r>
+        <w:t xml:space="preserve"> revealed a user interface scrolling issue on the </w:t>
       </w:r>
       <w:proofErr w:type="spellStart"/>
       <w:r>
+        <w:rPr>
+          <w:b/>
+          <w:bCs/>
+          <w:i/>
+          <w:iCs/>
+        </w:rPr>
         <w:t>manageProblems</w:t>
       </w:r>
       <w:proofErr w:type="spellEnd"/>
@@ -7818,6 +8169,12 @@
       </w:r>
       <w:proofErr w:type="spellStart"/>
       <w:r>
+        <w:rPr>
+          <w:b/>
+          <w:bCs/>
+          <w:i/>
+          <w:iCs/>
+        </w:rPr>
         <w:t>manageClasses</w:t>
       </w:r>
       <w:proofErr w:type="spellEnd"/>
@@ -7828,10 +8185,28 @@
         <w:t>1280×720</w:t>
       </w:r>
       <w:r>
-        <w:t xml:space="preserve">). This issue was fixed and retested successfully. Similarly test case TC-NF08e also revealed an issue where the test case entry form on the </w:t>
+        <w:t xml:space="preserve">). This issue was fixed and retested successfully. Similarly test case </w:t>
+      </w:r>
+      <w:r>
+        <w:rPr>
+          <w:b/>
+          <w:bCs/>
+          <w:i/>
+          <w:iCs/>
+        </w:rPr>
+        <w:t>TC-NF08e</w:t>
+      </w:r>
+      <w:r>
+        <w:t xml:space="preserve"> also revealed an issue where the test case entry form on the </w:t>
       </w:r>
       <w:proofErr w:type="spellStart"/>
       <w:r>
+        <w:rPr>
+          <w:b/>
+          <w:bCs/>
+          <w:i/>
+          <w:iCs/>
+        </w:rPr>
         <w:t>createProblem</w:t>
       </w:r>
       <w:proofErr w:type="spellEnd"/>
@@ -8677,7 +9052,7 @@
       <w:pPr>
         <w:pStyle w:val="Heading2"/>
       </w:pPr>
-      <w:bookmarkStart w:id="31" w:name="_Toc227510381"/>
+      <w:bookmarkStart w:id="31" w:name="_Toc227585049"/>
       <w:r>
         <w:t>Functional Testing</w:t>
       </w:r>
@@ -10801,7 +11176,7 @@
       <w:pPr>
         <w:pStyle w:val="Heading2"/>
       </w:pPr>
-      <w:bookmarkStart w:id="32" w:name="_Toc227510382"/>
+      <w:bookmarkStart w:id="32" w:name="_Toc227585050"/>
       <w:r>
         <w:lastRenderedPageBreak/>
         <w:t>Non-Functional Testing</w:t>
@@ -12938,7 +13313,7 @@
       <w:pPr>
         <w:pStyle w:val="Heading1"/>
       </w:pPr>
-      <w:bookmarkStart w:id="33" w:name="_Toc227510383"/>
+      <w:bookmarkStart w:id="33" w:name="_Toc227585051"/>
       <w:r>
         <w:lastRenderedPageBreak/>
         <w:t>Conclusion</w:t>
@@ -12966,7 +13341,13 @@
         <w:t xml:space="preserve"> The hardest part of this was not the Docker connection or spinning up the containers themselves, but rather the preprocessing of submitted Java code and submitted placeholder code before they are sent to a container for execution.</w:t>
       </w:r>
       <w:r>
-        <w:t xml:space="preserve"> This took me a while </w:t>
+        <w:t xml:space="preserve"> </w:t>
+      </w:r>
+      <w:r>
+        <w:t xml:space="preserve">It </w:t>
+      </w:r>
+      <w:r>
+        <w:t xml:space="preserve"> took me a while </w:t>
       </w:r>
       <w:r>
         <w:t xml:space="preserve">to </w:t>
@@ -12999,7 +13380,13 @@
         <w:t>so that key performance issues could be detected earlier and fixed.</w:t>
       </w:r>
       <w:r>
-        <w:t xml:space="preserve"> If I had detected this performance issue early, I could have implemented a pool of Docker containers with JVMs pre-loaded. This would have eliminated the slow spin up time of the docker containers when every test case is run.</w:t>
+        <w:t xml:space="preserve"> If I had detected this performance issue early, I could have implemented a pool of Docker containers with JVMs pre-loaded. This would have eliminated the slow spin up time of the docker containers</w:t>
+      </w:r>
+      <w:r>
+        <w:t xml:space="preserve"> on every test case run</w:t>
+      </w:r>
+      <w:r>
+        <w:t>.</w:t>
       </w:r>
     </w:p>
     <w:p>
@@ -13029,7 +13416,13 @@
         <w:t xml:space="preserve"> </w:t>
       </w:r>
       <w:r>
-        <w:t>Combined with Docker, hosting, and deployment experience, I'm now confident I can build and ship production</w:t>
+        <w:t>Combined with Docker, hosting, and deployment experience, I'm now confident I can build and ship</w:t>
+      </w:r>
+      <w:r>
+        <w:t xml:space="preserve"> higher quality</w:t>
+      </w:r>
+      <w:r>
+        <w:t xml:space="preserve"> production</w:t>
       </w:r>
       <w:r>
         <w:t xml:space="preserve"> grade</w:t>
@@ -13044,7 +13437,7 @@
         <w:br w:type="page"/>
       </w:r>
     </w:p>
-    <w:bookmarkStart w:id="34" w:name="_Toc227510384" w:displacedByCustomXml="next"/>
+    <w:bookmarkStart w:id="34" w:name="_Toc227585052" w:displacedByCustomXml="next"/>
     <w:sdt>
       <w:sdtPr>
         <w:rPr>
@@ -13295,6 +13688,104 @@
                 <w:rPr>
                   <w:noProof/>
                 </w:rPr>
+                <w:t xml:space="preserve">Docker, n.d. </w:t>
+              </w:r>
+              <w:r>
+                <w:rPr>
+                  <w:i/>
+                  <w:iCs/>
+                  <w:noProof/>
+                </w:rPr>
+                <w:t xml:space="preserve">Docker Compose | Docker Docs. </w:t>
+              </w:r>
+              <w:r>
+                <w:rPr>
+                  <w:noProof/>
+                </w:rPr>
+                <w:t xml:space="preserve">[Online] </w:t>
+              </w:r>
+              <w:r>
+                <w:rPr>
+                  <w:noProof/>
+                </w:rPr>
+                <w:br/>
+                <w:t xml:space="preserve">Available at: </w:t>
+              </w:r>
+              <w:r>
+                <w:rPr>
+                  <w:noProof/>
+                  <w:u w:val="single"/>
+                </w:rPr>
+                <w:t>https://docs.docker.com/compose/</w:t>
+              </w:r>
+              <w:r>
+                <w:rPr>
+                  <w:noProof/>
+                </w:rPr>
+                <w:br/>
+                <w:t>[Accessed 20 April 2026].</w:t>
+              </w:r>
+            </w:p>
+            <w:p>
+              <w:pPr>
+                <w:pStyle w:val="Bibliography"/>
+                <w:rPr>
+                  <w:noProof/>
+                </w:rPr>
+              </w:pPr>
+              <w:r>
+                <w:rPr>
+                  <w:noProof/>
+                </w:rPr>
+                <w:t xml:space="preserve">Docker, n.d. </w:t>
+              </w:r>
+              <w:r>
+                <w:rPr>
+                  <w:i/>
+                  <w:iCs/>
+                  <w:noProof/>
+                </w:rPr>
+                <w:t xml:space="preserve">Multi Stage | Docker Docs. </w:t>
+              </w:r>
+              <w:r>
+                <w:rPr>
+                  <w:noProof/>
+                </w:rPr>
+                <w:t xml:space="preserve">[Online] </w:t>
+              </w:r>
+              <w:r>
+                <w:rPr>
+                  <w:noProof/>
+                </w:rPr>
+                <w:br/>
+                <w:t xml:space="preserve">Available at: </w:t>
+              </w:r>
+              <w:r>
+                <w:rPr>
+                  <w:noProof/>
+                  <w:u w:val="single"/>
+                </w:rPr>
+                <w:t>https://docs.docker.com/build/building/multi-stage/</w:t>
+              </w:r>
+              <w:r>
+                <w:rPr>
+                  <w:noProof/>
+                </w:rPr>
+                <w:br/>
+                <w:t>[Accessed 20 April 2026].</w:t>
+              </w:r>
+            </w:p>
+            <w:p>
+              <w:pPr>
+                <w:pStyle w:val="Bibliography"/>
+                <w:rPr>
+                  <w:noProof/>
+                </w:rPr>
+              </w:pPr>
+              <w:r>
+                <w:rPr>
+                  <w:noProof/>
+                </w:rPr>
                 <w:t xml:space="preserve">FasterXML, 2026. </w:t>
               </w:r>
               <w:r>
@@ -13442,6 +13933,55 @@
                 <w:rPr>
                   <w:noProof/>
                 </w:rPr>
+                <w:t xml:space="preserve">Isaiah, A., 2026. </w:t>
+              </w:r>
+              <w:r>
+                <w:rPr>
+                  <w:i/>
+                  <w:iCs/>
+                  <w:noProof/>
+                </w:rPr>
+                <w:t xml:space="preserve">How to Configure Nginx as a Reverse Proxy for Node.js Applications. </w:t>
+              </w:r>
+              <w:r>
+                <w:rPr>
+                  <w:noProof/>
+                </w:rPr>
+                <w:t xml:space="preserve">[Online] </w:t>
+              </w:r>
+              <w:r>
+                <w:rPr>
+                  <w:noProof/>
+                </w:rPr>
+                <w:br/>
+                <w:t xml:space="preserve">Available at: </w:t>
+              </w:r>
+              <w:r>
+                <w:rPr>
+                  <w:noProof/>
+                  <w:u w:val="single"/>
+                </w:rPr>
+                <w:t>https://betterstack.com/community/guides/scaling-nodejs/nodejs-reverse-proxy-nginx/</w:t>
+              </w:r>
+              <w:r>
+                <w:rPr>
+                  <w:noProof/>
+                </w:rPr>
+                <w:br/>
+                <w:t>[Accessed 20 April 2026].</w:t>
+              </w:r>
+            </w:p>
+            <w:p>
+              <w:pPr>
+                <w:pStyle w:val="Bibliography"/>
+                <w:rPr>
+                  <w:noProof/>
+                </w:rPr>
+              </w:pPr>
+              <w:r>
+                <w:rPr>
+                  <w:noProof/>
+                </w:rPr>
                 <w:t xml:space="preserve">NestyBox, 2019. </w:t>
               </w:r>
               <w:r>
@@ -13491,6 +14031,7 @@
                 <w:rPr>
                   <w:noProof/>
                 </w:rPr>
+                <w:lastRenderedPageBreak/>
                 <w:t xml:space="preserve">node.js, 2026. </w:t>
               </w:r>
               <w:r>
@@ -13527,6 +14068,55 @@
                 </w:rPr>
                 <w:br/>
                 <w:t>[Accessed 06 April 2026].</w:t>
+              </w:r>
+            </w:p>
+            <w:p>
+              <w:pPr>
+                <w:pStyle w:val="Bibliography"/>
+                <w:rPr>
+                  <w:noProof/>
+                </w:rPr>
+              </w:pPr>
+              <w:r>
+                <w:rPr>
+                  <w:noProof/>
+                </w:rPr>
+                <w:t xml:space="preserve">PostgreSQL, n.d. </w:t>
+              </w:r>
+              <w:r>
+                <w:rPr>
+                  <w:i/>
+                  <w:iCs/>
+                  <w:noProof/>
+                </w:rPr>
+                <w:t xml:space="preserve">Postgres Official Image | Docker Hub. </w:t>
+              </w:r>
+              <w:r>
+                <w:rPr>
+                  <w:noProof/>
+                </w:rPr>
+                <w:t xml:space="preserve">[Online] </w:t>
+              </w:r>
+              <w:r>
+                <w:rPr>
+                  <w:noProof/>
+                </w:rPr>
+                <w:br/>
+                <w:t xml:space="preserve">Available at: </w:t>
+              </w:r>
+              <w:r>
+                <w:rPr>
+                  <w:noProof/>
+                  <w:u w:val="single"/>
+                </w:rPr>
+                <w:t>https://hub.docker.com/_/postgres</w:t>
+              </w:r>
+              <w:r>
+                <w:rPr>
+                  <w:noProof/>
+                </w:rPr>
+                <w:br/>
+                <w:t>[Accessed 20 April 2026].</w:t>
               </w:r>
             </w:p>
             <w:p>
@@ -14810,6 +15400,7 @@
   <w:style w:type="character" w:default="1" w:styleId="DefaultParagraphFont">
     <w:name w:val="Default Paragraph Font"/>
     <w:uiPriority w:val="1"/>
+    <w:semiHidden/>
     <w:unhideWhenUsed/>
   </w:style>
   <w:style w:type="table" w:default="1" w:styleId="TableNormal">
@@ -15652,7 +16243,7 @@
     <b:MonthAccessed>April</b:MonthAccessed>
     <b:DayAccessed>5</b:DayAccessed>
     <b:URL>https://docs.docker.com/reference/api/engine/version/v1.52/</b:URL>
-    <b:RefOrder>5</b:RefOrder>
+    <b:RefOrder>6</b:RefOrder>
   </b:Source>
   <b:Source>
     <b:Tag>nod26</b:Tag>
@@ -15669,7 +16260,7 @@
     <b:MonthAccessed>April</b:MonthAccessed>
     <b:DayAccessed>06</b:DayAccessed>
     <b:URL>https://nodejs.org/api/buffer.html#bufreadint32beoffset</b:URL>
-    <b:RefOrder>6</b:RefOrder>
+    <b:RefOrder>7</b:RefOrder>
   </b:Source>
   <b:Source>
     <b:Tag>apo26</b:Tag>
@@ -15691,7 +16282,7 @@
     <b:MonthAccessed>April</b:MonthAccessed>
     <b:DayAccessed>05</b:DayAccessed>
     <b:URL>https://www.npmjs.com/package/dockerode</b:URL>
-    <b:RefOrder>2</b:RefOrder>
+    <b:RefOrder>3</b:RefOrder>
   </b:Source>
   <b:Source>
     <b:Tag>Nes19</b:Tag>
@@ -15708,7 +16299,7 @@
     <b:MonthAccessed>April</b:MonthAccessed>
     <b:DayAccessed>06</b:DayAccessed>
     <b:URL>https://blog.nestybox.com/2019/09/14/dind.html</b:URL>
-    <b:RefOrder>3</b:RefOrder>
+    <b:RefOrder>4</b:RefOrder>
   </b:Source>
   <b:Source>
     <b:Tag>Gee258</b:Tag>
@@ -15725,7 +16316,7 @@
     <b:MonthAccessed>April</b:MonthAccessed>
     <b:DayAccessed>6</b:DayAccessed>
     <b:URL>https://www.geeksforgeeks.org/node-js/jwt-authentication-with-refresh-tokens/</b:URL>
-    <b:RefOrder>8</b:RefOrder>
+    <b:RefOrder>12</b:RefOrder>
   </b:Source>
   <b:Source>
     <b:Tag>Cod253</b:Tag>
@@ -15742,7 +16333,7 @@
     <b:MonthAccessed>April</b:MonthAccessed>
     <b:DayAccessed>6</b:DayAccessed>
     <b:URL>https://www.codestudy.net/blog/where-to-store-the-refresh-token-on-the-client/</b:URL>
-    <b:RefOrder>9</b:RefOrder>
+    <b:RefOrder>13</b:RefOrder>
   </b:Source>
   <b:Source>
     <b:Tag>Fas26</b:Tag>
@@ -15759,7 +16350,7 @@
     <b:MonthAccessed>April</b:MonthAccessed>
     <b:DayAccessed>18</b:DayAccessed>
     <b:URL>https://javadoc.io/doc/com.fasterxml.jackson.core/jackson-databind/latest/index.html</b:URL>
-    <b:RefOrder>4</b:RefOrder>
+    <b:RefOrder>5</b:RefOrder>
   </b:Source>
   <b:Source>
     <b:Tag>Cod254</b:Tag>
@@ -15776,13 +16367,83 @@
     <b:MonthAccessed>April</b:MonthAccessed>
     <b:DayAccessed>18</b:DayAccessed>
     <b:URL>https://www.codestudy.net/blog/detect-if-browser-tab-is-active-or-user-has-switched-away/#the-page-visibility-api-a-modern-solution</b:URL>
-    <b:RefOrder>7</b:RefOrder>
+    <b:RefOrder>11</b:RefOrder>
+  </b:Source>
+  <b:Source>
+    <b:Tag>Ayo26</b:Tag>
+    <b:SourceType>InternetSite</b:SourceType>
+    <b:Guid>{D43A6A2A-A087-4103-9AB6-2805E7A36303}</b:Guid>
+    <b:Author>
+      <b:Author>
+        <b:NameList>
+          <b:Person>
+            <b:Last>Isaiah</b:Last>
+            <b:First>Ayooluwa</b:First>
+          </b:Person>
+        </b:NameList>
+      </b:Author>
+    </b:Author>
+    <b:Title>How to Configure Nginx as a Reverse Proxy for Node.js Applications</b:Title>
+    <b:Year>2026</b:Year>
+    <b:YearAccessed>2026</b:YearAccessed>
+    <b:MonthAccessed>April</b:MonthAccessed>
+    <b:DayAccessed>20</b:DayAccessed>
+    <b:URL>https://betterstack.com/community/guides/scaling-nodejs/nodejs-reverse-proxy-nginx/</b:URL>
+    <b:RefOrder>2</b:RefOrder>
+  </b:Source>
+  <b:Source>
+    <b:Tag>Doc26</b:Tag>
+    <b:SourceType>InternetSite</b:SourceType>
+    <b:Guid>{8F45345E-1E1E-44EA-81DA-9632F99CF1E0}</b:Guid>
+    <b:Author>
+      <b:Author>
+        <b:Corporate>Docker</b:Corporate>
+      </b:Author>
+    </b:Author>
+    <b:Title>Multi Stage | Docker Docs</b:Title>
+    <b:YearAccessed>2026</b:YearAccessed>
+    <b:MonthAccessed>April</b:MonthAccessed>
+    <b:DayAccessed>20</b:DayAccessed>
+    <b:URL>https://docs.docker.com/build/building/multi-stage/</b:URL>
+    <b:RefOrder>8</b:RefOrder>
+  </b:Source>
+  <b:Source>
+    <b:Tag>Doc261</b:Tag>
+    <b:SourceType>InternetSite</b:SourceType>
+    <b:Guid>{AE970D45-8C96-435E-895E-3D0A27169F8E}</b:Guid>
+    <b:Author>
+      <b:Author>
+        <b:Corporate>Docker</b:Corporate>
+      </b:Author>
+    </b:Author>
+    <b:Title>Docker Compose | Docker Docs</b:Title>
+    <b:YearAccessed>2026</b:YearAccessed>
+    <b:MonthAccessed>April</b:MonthAccessed>
+    <b:DayAccessed>20</b:DayAccessed>
+    <b:URL>https://docs.docker.com/compose/</b:URL>
+    <b:RefOrder>9</b:RefOrder>
+  </b:Source>
+  <b:Source>
+    <b:Tag>Pos26</b:Tag>
+    <b:SourceType>InternetSite</b:SourceType>
+    <b:Guid>{CC01342A-F572-43D0-A48E-329BDF17FFA2}</b:Guid>
+    <b:Author>
+      <b:Author>
+        <b:Corporate>PostgreSQL</b:Corporate>
+      </b:Author>
+    </b:Author>
+    <b:Title>Postgres Official Image | Docker Hub</b:Title>
+    <b:YearAccessed>2026</b:YearAccessed>
+    <b:MonthAccessed>April</b:MonthAccessed>
+    <b:DayAccessed>20</b:DayAccessed>
+    <b:URL>https://hub.docker.com/_/postgres</b:URL>
+    <b:RefOrder>10</b:RefOrder>
   </b:Source>
 </b:Sources>
 </file>
 
 <file path=customXml/itemProps1.xml><?xml version="1.0" encoding="utf-8"?>
-<ds:datastoreItem xmlns:ds="http://schemas.openxmlformats.org/officeDocument/2006/customXml" ds:itemID="{E0588FE4-DEB0-4667-ABF1-583CE968EAB9}">
+<ds:datastoreItem xmlns:ds="http://schemas.openxmlformats.org/officeDocument/2006/customXml" ds:itemID="{A0F73C71-07C0-483B-9F8A-1688D31A4064}">
   <ds:schemaRefs>
     <ds:schemaRef ds:uri="http://schemas.openxmlformats.org/officeDocument/2006/bibliography"/>
   </ds:schemaRefs>

--- a/Documentation/SETU Code Lab Final Report.docx
+++ b/Documentation/SETU Code Lab Final Report.docx
@@ -2959,7 +2959,13 @@
         <w:jc w:val="both"/>
       </w:pPr>
       <w:r>
-        <w:t>SETU Code Lab is an in-browser coding platform designed to support both teaching and self-directed learning for students in computing-related courses</w:t>
+        <w:t xml:space="preserve">SETU Code Lab is an in-browser coding platform designed to support both teaching and </w:t>
+      </w:r>
+      <w:r>
+        <w:t xml:space="preserve">independent </w:t>
+      </w:r>
+      <w:r>
+        <w:t>learning for students in computing-related courses</w:t>
       </w:r>
       <w:r>
         <w:t xml:space="preserve">. </w:t>
@@ -3008,7 +3014,13 @@
       </w:r>
       <w:r>
         <w:tab/>
-        <w:t>A key technical consideration with this project is the execution of untrusted student code using Docker containers. This required the development of code test harnesses for Java and Python and custom container configurations</w:t>
+        <w:t xml:space="preserve">A key technical consideration with this project </w:t>
+      </w:r>
+      <w:r>
+        <w:t>was</w:t>
+      </w:r>
+      <w:r>
+        <w:t xml:space="preserve"> the execution of untrusted student code using Docker containers. This required the development of code test harnesses for Java and Python and custom container configurations</w:t>
       </w:r>
       <w:r>
         <w:t xml:space="preserve"> for code execution</w:t>
@@ -3032,7 +3044,13 @@
         <w:t xml:space="preserve">handling complex input parsing for Java functions, </w:t>
       </w:r>
       <w:r>
-        <w:t>hosting the system online and building a usable</w:t>
+        <w:t>hosting the system online</w:t>
+      </w:r>
+      <w:r>
+        <w:t>,</w:t>
+      </w:r>
+      <w:r>
+        <w:t xml:space="preserve"> and building a usable</w:t>
       </w:r>
       <w:r>
         <w:t>,</w:t>
@@ -3101,7 +3119,7 @@
         <w:t xml:space="preserve">see </w:t>
       </w:r>
       <w:r>
-        <w:t>how they performed on each problem and even download class results in .CSV format for their convenience.</w:t>
+        <w:t>how they performed on each problem and download class results in .CSV format for their convenience.</w:t>
       </w:r>
     </w:p>
     <w:p>
@@ -3214,7 +3232,7 @@
         <w:t xml:space="preserve">first challenges </w:t>
       </w:r>
       <w:r>
-        <w:t xml:space="preserve">at the beginning of this project was </w:t>
+        <w:t xml:space="preserve">was </w:t>
       </w:r>
       <w:r>
         <w:t xml:space="preserve">learning </w:t>
@@ -3240,10 +3258,10 @@
         <w:jc w:val="both"/>
       </w:pPr>
       <w:r>
-        <w:t xml:space="preserve">Backend development </w:t>
-      </w:r>
-      <w:r>
-        <w:t xml:space="preserve">specifically, </w:t>
+        <w:t>Backend development</w:t>
+      </w:r>
+      <w:r>
+        <w:t xml:space="preserve">, </w:t>
       </w:r>
       <w:r>
         <w:t xml:space="preserve">proved to be </w:t>
@@ -3261,10 +3279,7 @@
         <w:t xml:space="preserve"> as </w:t>
       </w:r>
       <w:r>
-        <w:t>I initially</w:t>
-      </w:r>
-      <w:r>
-        <w:t xml:space="preserve"> </w:t>
+        <w:t xml:space="preserve">I </w:t>
       </w:r>
       <w:r>
         <w:t xml:space="preserve">had limited prior </w:t>
@@ -3359,7 +3374,16 @@
         <w:t xml:space="preserve">website called </w:t>
       </w:r>
       <w:r>
-        <w:t>treble.</w:t>
+        <w:t>“T</w:t>
+      </w:r>
+      <w:r>
+        <w:t>reble</w:t>
+      </w:r>
+      <w:r>
+        <w:t>”</w:t>
+      </w:r>
+      <w:r>
+        <w:t>.</w:t>
       </w:r>
     </w:p>
     <w:p>
@@ -3412,14 +3436,16 @@
         <w:t>)</w:t>
       </w:r>
       <w:r>
-        <w:t>. Sometimes before a route sends its request to the controller file there may be a middleware file which executes beforehand. This is typically used to check if a user is authenticated to make the request before forwarding it to the controller</w:t>
-      </w:r>
-      <w:r>
-        <w:t xml:space="preserve"> or for error </w:t>
-      </w:r>
-      <w:r>
-        <w:lastRenderedPageBreak/>
-        <w:t>handling</w:t>
+        <w:t xml:space="preserve">. </w:t>
+      </w:r>
+      <w:r>
+        <w:t xml:space="preserve">Before </w:t>
+      </w:r>
+      <w:r>
+        <w:t>a route sends its request to the controller file there may be a middleware file which executes beforehand. This is typically used to check if a user is authenticated to make the request before forwarding it to the controller</w:t>
+      </w:r>
+      <w:r>
+        <w:t xml:space="preserve"> or for error handling</w:t>
       </w:r>
       <w:r>
         <w:t xml:space="preserve"> </w:t>
@@ -3467,7 +3493,11 @@
         <w:t>2</w:t>
       </w:r>
       <w:r>
-        <w:t xml:space="preserve">). Later this logic was abstracted away to a group of methods called </w:t>
+        <w:t xml:space="preserve">). Later </w:t>
+      </w:r>
+      <w:r>
+        <w:lastRenderedPageBreak/>
+        <w:t xml:space="preserve">this logic was abstracted away to a group of methods called </w:t>
       </w:r>
       <w:proofErr w:type="spellStart"/>
       <w:r>
@@ -3853,6 +3883,9 @@
       <w:bookmarkEnd w:id="7"/>
     </w:p>
     <w:p>
+      <w:pPr>
+        <w:jc w:val="both"/>
+      </w:pPr>
       <w:r>
         <w:t>Next the request is forwarded to it</w:t>
       </w:r>
@@ -3881,7 +3914,16 @@
         <w:t>ontroller</w:t>
       </w:r>
       <w:r>
-        <w:t xml:space="preserve"> method in a controller file. As with the route files, each controller file contains only methods related to one use</w:t>
+        <w:t xml:space="preserve"> method in a controller file.</w:t>
+      </w:r>
+      <w:r>
+        <w:t xml:space="preserve"> </w:t>
+      </w:r>
+      <w:r>
+        <w:t>Like</w:t>
+      </w:r>
+      <w:r>
+        <w:t xml:space="preserve"> the route files, each controller file contains only methods related to one use</w:t>
       </w:r>
       <w:r>
         <w:t xml:space="preserve"> case</w:t>
@@ -3896,7 +3938,13 @@
         <w:t xml:space="preserve"> prepare the incoming data in the request </w:t>
       </w:r>
       <w:r>
-        <w:t xml:space="preserve">before it is sent to a service method(s). Controllers are not supposed to perform any business logic instead leaving this responsibility to the next type of file in the process, the service file </w:t>
+        <w:t>before it is sent to a service method(s). Controllers are not supposed to perform any business logic</w:t>
+      </w:r>
+      <w:r>
+        <w:t>,</w:t>
+      </w:r>
+      <w:r>
+        <w:t xml:space="preserve"> instead leaving this responsibility to the next type of file in the process, the service file </w:t>
       </w:r>
       <w:sdt>
         <w:sdtPr>
@@ -4083,6 +4131,9 @@
       <w:bookmarkEnd w:id="8"/>
     </w:p>
     <w:p>
+      <w:pPr>
+        <w:jc w:val="both"/>
+      </w:pPr>
       <w:r>
         <w:t xml:space="preserve">The </w:t>
       </w:r>
@@ -4096,10 +4147,10 @@
         <w:t xml:space="preserve">Service </w:t>
       </w:r>
       <w:r>
-        <w:t>files are intended to handle business logic. This is any operations that need to be performed on data before it is either added to the database or displayed to the frontend</w:t>
-      </w:r>
-      <w:r>
-        <w:t xml:space="preserve"> file </w:t>
+        <w:t>files are intended to handle business logic. This is any operation that need to be performed on data before it is either added to the database or displayed to the frontend</w:t>
+      </w:r>
+      <w:r>
+        <w:t xml:space="preserve"> </w:t>
       </w:r>
       <w:sdt>
         <w:sdtPr>
@@ -4403,8 +4454,11 @@
       <w:bookmarkEnd w:id="10"/>
     </w:p>
     <w:p>
-      <w:r>
-        <w:t xml:space="preserve">Every type of file in the back end is separated by use case. For example, routes relating to submissions are all in the </w:t>
+      <w:pPr>
+        <w:jc w:val="both"/>
+      </w:pPr>
+      <w:r>
+        <w:t xml:space="preserve">Every type of file in the backend is separated by use case. For example, routes relating to submissions are all in the </w:t>
       </w:r>
       <w:proofErr w:type="spellStart"/>
       <w:r>
@@ -4436,7 +4490,7 @@
         <w:t>from front end</w:t>
       </w:r>
       <w:r>
-        <w:t xml:space="preserve"> to back end, to database and vice versa</w:t>
+        <w:t xml:space="preserve"> to backend, to database and vice versa</w:t>
       </w:r>
       <w:r>
         <w:t xml:space="preserve">. </w:t>
@@ -4465,7 +4519,19 @@
       </w:r>
       <w:proofErr w:type="spellEnd"/>
       <w:r>
-        <w:t xml:space="preserve"> which contains a database dump for recreating the database and </w:t>
+        <w:t xml:space="preserve"> which contains a database dump for recreating the database</w:t>
+      </w:r>
+      <w:r>
+        <w:t>.</w:t>
+      </w:r>
+      <w:r>
+        <w:t xml:space="preserve"> </w:t>
+      </w:r>
+      <w:r>
+        <w:t>The</w:t>
+      </w:r>
+      <w:r>
+        <w:t xml:space="preserve"> </w:t>
       </w:r>
       <w:r>
         <w:rPr>
@@ -4474,7 +4540,19 @@
         <w:t>infrastructure</w:t>
       </w:r>
       <w:r>
-        <w:t xml:space="preserve"> which handles external connections to the PostgreSQL database and Docker for code execution.</w:t>
+        <w:rPr>
+          <w:rFonts w:ascii="Courier New" w:hAnsi="Courier New" w:cs="Courier New"/>
+        </w:rPr>
+        <w:t xml:space="preserve"> </w:t>
+      </w:r>
+      <w:r>
+        <w:rPr>
+          <w:rFonts w:cs="Courier New"/>
+        </w:rPr>
+        <w:t>directory</w:t>
+      </w:r>
+      <w:r>
+        <w:t xml:space="preserve"> handles external connections to the PostgreSQL database and Docker.</w:t>
       </w:r>
     </w:p>
     <w:p>
@@ -4681,7 +4759,13 @@
         <w:t xml:space="preserve"> mappings</w:t>
       </w:r>
       <w:r>
-        <w:t xml:space="preserve"> in a </w:t>
+        <w:t xml:space="preserve"> in </w:t>
+      </w:r>
+      <w:r>
+        <w:t>an</w:t>
+      </w:r>
+      <w:r>
+        <w:t xml:space="preserve"> </w:t>
       </w:r>
       <w:r>
         <w:t>Nginx</w:t>
@@ -4751,7 +4835,13 @@
         <w:t xml:space="preserve"> Later in development when containerising the application environment variables were moved out to a .env file</w:t>
       </w:r>
       <w:r>
-        <w:t>. This will be discussed further in another section.</w:t>
+        <w:t xml:space="preserve">. This will be discussed further in </w:t>
+      </w:r>
+      <w:r>
+        <w:t>a section on containerisation</w:t>
+      </w:r>
+      <w:r>
+        <w:t>.</w:t>
       </w:r>
     </w:p>
     <w:p>
@@ -4855,16 +4945,22 @@
         <w:t xml:space="preserve">using Docker to safely and securely execute student submitted code. </w:t>
       </w:r>
       <w:r>
-        <w:t xml:space="preserve">This was highly important to get right because if student code could execute on the web server it could potentially give a malicious user full control of the platform. </w:t>
-      </w:r>
-      <w:r>
-        <w:t>Initially I had no experience with containerisation tools like Docker, so this was particularly challenging</w:t>
-      </w:r>
-      <w:r>
-        <w:t xml:space="preserve"> in the beginning</w:t>
-      </w:r>
-      <w:r>
-        <w:t>.</w:t>
+        <w:t>This was important to get right because if s</w:t>
+      </w:r>
+      <w:r>
+        <w:t>ubmitted</w:t>
+      </w:r>
+      <w:r>
+        <w:t xml:space="preserve"> code could execute on the web server it could potentially give a</w:t>
+      </w:r>
+      <w:r>
+        <w:t xml:space="preserve">n attacker </w:t>
+      </w:r>
+      <w:r>
+        <w:t xml:space="preserve">full control of the platform. </w:t>
+      </w:r>
+      <w:r>
+        <w:t>Initially I had no experience with containerisation tools like Docker, so this was particularly challenging.</w:t>
       </w:r>
       <w:r>
         <w:t xml:space="preserve"> </w:t>
@@ -4875,7 +4971,13 @@
         <w:jc w:val="both"/>
       </w:pPr>
       <w:r>
-        <w:t xml:space="preserve">My first goal was to execute some Java inside a Docker container and return a result. The first hurdle with this was learning how to make my application communicate with the Docker engine which was running locally on my machine. From my research I discovered an NPM package called </w:t>
+        <w:t>My first goal was to execute some Java</w:t>
+      </w:r>
+      <w:r>
+        <w:t xml:space="preserve"> code</w:t>
+      </w:r>
+      <w:r>
+        <w:t xml:space="preserve"> inside a Docker container and return a result. The first hurdle with this was learning how to make my application communicate with the Docker engine which was running locally. From my research I discovered an NPM package called </w:t>
       </w:r>
       <w:proofErr w:type="spellStart"/>
       <w:r>
@@ -5173,7 +5275,13 @@
         <w:t xml:space="preserve">JSON </w:t>
       </w:r>
       <w:r>
-        <w:t>inputs from system.in to structured Java objects which could then be passed as parameters into the user’s function</w:t>
+        <w:t>inputs from system.in to structured Java objects</w:t>
+      </w:r>
+      <w:r>
+        <w:t>,</w:t>
+      </w:r>
+      <w:r>
+        <w:t xml:space="preserve"> which could then be passed as parameters into the user’s function</w:t>
       </w:r>
       <w:r>
         <w:t xml:space="preserve"> </w:t>
@@ -5348,7 +5456,13 @@
         <w:t xml:space="preserve">. </w:t>
       </w:r>
       <w:r>
-        <w:t xml:space="preserve">This test harness started as a static string into which only the submitted code was injected however this was very inflexible and completely unsuitable. Through careful examination and prototyping on paper, I identified the areas of the test harness that needed to be dynamic (see </w:t>
+        <w:t>This test harness started as a static string into which only the submitted code was injected</w:t>
+      </w:r>
+      <w:r>
+        <w:t>,</w:t>
+      </w:r>
+      <w:r>
+        <w:t xml:space="preserve"> however this was very inflexible and completely unsuitable. Through careful examination and prototyping on paper, I identified the areas of the test harness that needed to be dynamic (see </w:t>
       </w:r>
       <w:r>
         <w:t>F</w:t>
@@ -5559,7 +5673,7 @@
         <w:t>that</w:t>
       </w:r>
       <w:r>
-        <w:t xml:space="preserve"> split parameter lists on commas</w:t>
+        <w:t xml:space="preserve"> split on commas</w:t>
       </w:r>
       <w:r>
         <w:t xml:space="preserve">. To solve this, I measured the level of nesting using a variable called </w:t>
@@ -5778,10 +5892,22 @@
         </w:sdtContent>
       </w:sdt>
       <w:r>
-        <w:t>. Figuring out the correct combination of shell commands took a lot of research to do properly. From this I learned</w:t>
-      </w:r>
-      <w:r>
-        <w:t xml:space="preserve"> some basic shell scripting for example,</w:t>
+        <w:t>. Figuring out the correct combination of shell commands took a lot of research. From this I learned</w:t>
+      </w:r>
+      <w:r>
+        <w:t xml:space="preserve"> some basic shell scripting</w:t>
+      </w:r>
+      <w:r>
+        <w:t>.</w:t>
+      </w:r>
+      <w:r>
+        <w:t xml:space="preserve"> </w:t>
+      </w:r>
+      <w:r>
+        <w:t>F</w:t>
+      </w:r>
+      <w:r>
+        <w:t>or example,</w:t>
       </w:r>
       <w:r>
         <w:t xml:space="preserve">  </w:t>
@@ -5799,82 +5925,19 @@
         <w:t>heredoc</w:t>
       </w:r>
       <w:r>
-        <w:t xml:space="preserve"> (</w:t>
-      </w:r>
-      <w:r>
-        <w:rPr>
-          <w:rFonts w:ascii="Courier New" w:hAnsi="Courier New" w:cs="Courier New"/>
-        </w:rPr>
-        <w:t>cat &lt;&lt; ‘EOF’ &gt; Main.java</w:t>
-      </w:r>
-      <w:r>
-        <w:t xml:space="preserve"> and </w:t>
-      </w:r>
-      <w:r>
-        <w:rPr>
-          <w:rFonts w:ascii="Courier New" w:hAnsi="Courier New" w:cs="Courier New"/>
-        </w:rPr>
-        <w:t xml:space="preserve">cat &lt;&lt; 'ENDINPUT' &gt; </w:t>
-      </w:r>
-      <w:proofErr w:type="spellStart"/>
-      <w:r>
-        <w:rPr>
-          <w:rFonts w:ascii="Courier New" w:hAnsi="Courier New" w:cs="Courier New"/>
-        </w:rPr>
-        <w:t>input.json</w:t>
-      </w:r>
-      <w:proofErr w:type="spellEnd"/>
-      <w:r>
-        <w:t xml:space="preserve">) to write data to a file. </w:t>
-      </w:r>
-      <w:r>
-        <w:t>This allowed me to then compile (</w:t>
-      </w:r>
-      <w:proofErr w:type="spellStart"/>
-      <w:r>
-        <w:rPr>
-          <w:rFonts w:ascii="Courier New" w:hAnsi="Courier New" w:cs="Courier New"/>
-        </w:rPr>
-        <w:t>javac</w:t>
-      </w:r>
-      <w:proofErr w:type="spellEnd"/>
-      <w:r>
-        <w:rPr>
-          <w:rFonts w:ascii="Courier New" w:hAnsi="Courier New" w:cs="Courier New"/>
-        </w:rPr>
-        <w:t xml:space="preserve"> Main.java</w:t>
-      </w:r>
-      <w:r>
-        <w:rPr>
-          <w:rFonts w:ascii="Courier New" w:hAnsi="Courier New" w:cs="Courier New"/>
-        </w:rPr>
-        <w:t xml:space="preserve">) </w:t>
+        <w:t xml:space="preserve"> to write data to a file. </w:t>
+      </w:r>
+      <w:r>
+        <w:t>This allowed me to then compile</w:t>
+      </w:r>
+      <w:r>
+        <w:t xml:space="preserve"> </w:t>
       </w:r>
       <w:r>
         <w:rPr>
           <w:rFonts w:cs="Courier New"/>
         </w:rPr>
-        <w:t>and run (</w:t>
-      </w:r>
-      <w:r>
-        <w:rPr>
-          <w:rFonts w:ascii="Courier New" w:hAnsi="Courier New" w:cs="Courier New"/>
-        </w:rPr>
-        <w:t xml:space="preserve">java -cp ".:/app/*" Main &lt; </w:t>
-      </w:r>
-      <w:proofErr w:type="spellStart"/>
-      <w:r>
-        <w:rPr>
-          <w:rFonts w:ascii="Courier New" w:hAnsi="Courier New" w:cs="Courier New"/>
-        </w:rPr>
-        <w:t>input.json</w:t>
-      </w:r>
-      <w:proofErr w:type="spellEnd"/>
-      <w:r>
-        <w:rPr>
-          <w:rFonts w:cs="Courier New"/>
-        </w:rPr>
-        <w:t>) my Java code inside of the Docker container</w:t>
+        <w:t>and run Java code inside of the Docker container</w:t>
       </w:r>
       <w:r>
         <w:rPr>
@@ -6057,7 +6120,13 @@
         <w:t>proved</w:t>
       </w:r>
       <w:r>
-        <w:t xml:space="preserve"> simpler than the other tasks </w:t>
+        <w:t xml:space="preserve"> simpler than other</w:t>
+      </w:r>
+      <w:r>
+        <w:t>s</w:t>
+      </w:r>
+      <w:r>
+        <w:t xml:space="preserve"> </w:t>
       </w:r>
       <w:r>
         <w:t xml:space="preserve">related </w:t>
@@ -6066,14 +6135,22 @@
         <w:t>to Docker as it was just a matter of setting parameters correctly</w:t>
       </w:r>
       <w:r>
-        <w:t xml:space="preserve">. Most importantly </w:t>
-      </w:r>
+        <w:t>. Most importantly</w:t>
+      </w:r>
+      <w:r>
+        <w:t>,</w:t>
+      </w:r>
+      <w:r>
+        <w:t xml:space="preserve"> </w:t>
+      </w:r>
+      <w:proofErr w:type="spellStart"/>
       <w:r>
         <w:rPr>
           <w:rFonts w:ascii="Courier New" w:hAnsi="Courier New" w:cs="Courier New"/>
         </w:rPr>
         <w:t>NetworkMode</w:t>
       </w:r>
+      <w:proofErr w:type="spellEnd"/>
       <w:r>
         <w:t xml:space="preserve"> had to be set to “</w:t>
       </w:r>
@@ -6084,11 +6161,7 @@
         <w:t>none</w:t>
       </w:r>
       <w:r>
-        <w:t xml:space="preserve">” to prevent connection to external networks. Resource limits were also set to prevent the system from hanging in the event </w:t>
-      </w:r>
-      <w:r>
-        <w:lastRenderedPageBreak/>
-        <w:t>of an infinite loop or DDOS attacks</w:t>
+        <w:t>” to prevent connection to external networks. Resource limits were also set to prevent the system from hanging in the event of an infinite loop or DDOS attacks</w:t>
       </w:r>
       <w:r>
         <w:t xml:space="preserve"> (see </w:t>
@@ -6153,6 +6226,7 @@
         <w:rPr>
           <w:noProof/>
         </w:rPr>
+        <w:lastRenderedPageBreak/>
         <w:drawing>
           <wp:inline distT="0" distB="0" distL="0" distR="0" wp14:anchorId="65C90121" wp14:editId="62B1F671">
             <wp:extent cx="2605177" cy="1967595"/>
@@ -6527,11 +6601,11 @@
       </w:r>
       <w:proofErr w:type="spellEnd"/>
       <w:r>
-        <w:t xml:space="preserve">) patterns, shell scripting, buffer </w:t>
+        <w:t xml:space="preserve">) patterns, shell scripting, buffer manipulation, big and little endian,  and regular expression matching. I also exercised my code reasoning, and problem-solving skills. I am glad to have gained experience with Docker and shell </w:t>
       </w:r>
       <w:r>
         <w:lastRenderedPageBreak/>
-        <w:t>manipulation, big and little endian,  and regular expression matching. I also exercised my code reasoning, and problem-solving skills. I am glad to have gained experience with Docker and shell scripting as these skills are highly transferrable and sought after in the software development industry.</w:t>
+        <w:t>scripting as these skills are highly transferrable and sought after in the software development industry.</w:t>
       </w:r>
       <w:r>
         <w:t xml:space="preserve"> </w:t>
@@ -6570,7 +6644,7 @@
         <w:t>fied</w:t>
       </w:r>
       <w:r>
-        <w:t xml:space="preserve"> the user manual. To do this the front end and backend needed their own individual </w:t>
+        <w:t xml:space="preserve"> the user manual. To do this the frontend and backend needed their own individual </w:t>
       </w:r>
       <w:proofErr w:type="spellStart"/>
       <w:r>
@@ -6584,7 +6658,7 @@
         <w:t xml:space="preserve"> </w:t>
       </w:r>
       <w:r>
-        <w:t xml:space="preserve">The front end </w:t>
+        <w:t xml:space="preserve">The frontend </w:t>
       </w:r>
       <w:r>
         <w:t xml:space="preserve">and backend </w:t>
@@ -6610,7 +6684,13 @@
         <w:t xml:space="preserve"> </w:t>
       </w:r>
       <w:r>
-        <w:t>ensuring that only the minimal required artifacts and dependencies are included in the final production images</w:t>
+        <w:t xml:space="preserve">ensuring that only the </w:t>
+      </w:r>
+      <w:r>
+        <w:t xml:space="preserve">minimum </w:t>
+      </w:r>
+      <w:r>
+        <w:t>required artifacts and dependencies are included in the final production images</w:t>
       </w:r>
       <w:r>
         <w:t>.</w:t>
@@ -6757,7 +6837,13 @@
         <w:t>standalone Node.js application</w:t>
       </w:r>
       <w:r>
-        <w:t>s. The containerised solution required these secrets to be stored in a shared .env file ensuring consistency across all containers. These variables were then used in the docker compose file to allow the web server</w:t>
+        <w:t xml:space="preserve">s. The containerised solution required these secrets to be stored in a shared .env file ensuring consistency across all containers. These variables were then used in the </w:t>
+      </w:r>
+      <w:r>
+        <w:t>D</w:t>
+      </w:r>
+      <w:r>
+        <w:t>ocker compose file to allow the web server</w:t>
       </w:r>
       <w:r>
         <w:t xml:space="preserve"> container</w:t>
@@ -6926,7 +7012,13 @@
         <w:jc w:val="both"/>
       </w:pPr>
       <w:r>
-        <w:t>It is very hard to block the use of generative AI outright, as students c</w:t>
+        <w:t xml:space="preserve">It is </w:t>
+      </w:r>
+      <w:r>
+        <w:t xml:space="preserve">difficult </w:t>
+      </w:r>
+      <w:r>
+        <w:t>to block the use of generative AI outright, as students c</w:t>
       </w:r>
       <w:r>
         <w:t>an</w:t>
@@ -6976,22 +7068,64 @@
         <w:t>blur</w:t>
       </w:r>
       <w:r>
-        <w:t xml:space="preserve"> browser event. This would detect if a user clicked off the current tab. This would have been ideal </w:t>
+        <w:t xml:space="preserve"> browser event. This would detect if a user clicked off the current tab</w:t>
+      </w:r>
+      <w:r>
+        <w:t>.</w:t>
+      </w:r>
+      <w:r>
+        <w:t xml:space="preserve"> </w:t>
+      </w:r>
+      <w:r>
+        <w:t>H</w:t>
+      </w:r>
+      <w:r>
+        <w:t xml:space="preserve">owever, </w:t>
+      </w:r>
+      <w:r>
+        <w:t xml:space="preserve">certain </w:t>
+      </w:r>
+      <w:r>
+        <w:t xml:space="preserve">notifications </w:t>
+      </w:r>
+      <w:r>
+        <w:t xml:space="preserve">also </w:t>
+      </w:r>
+      <w:r>
+        <w:t>trigger</w:t>
+      </w:r>
+      <w:r>
+        <w:t xml:space="preserve"> this event</w:t>
+      </w:r>
+      <w:r>
+        <w:t xml:space="preserve">. </w:t>
+      </w:r>
+      <w:r>
+        <w:t xml:space="preserve">This is not suitable as it would </w:t>
+      </w:r>
+      <w:r>
+        <w:t xml:space="preserve">to unintentional automatic </w:t>
+      </w:r>
+      <w:r>
+        <w:t>submissions,</w:t>
+      </w:r>
+      <w:r>
+        <w:t xml:space="preserve"> so</w:t>
+      </w:r>
+      <w:r>
+        <w:t xml:space="preserve"> I had to find a </w:t>
+      </w:r>
+      <w:r>
+        <w:t xml:space="preserve">new </w:t>
+      </w:r>
+      <w:r>
+        <w:t>way to balance user experience with the mitigation of AI.</w:t>
+      </w:r>
+      <w:r>
+        <w:t xml:space="preserve"> </w:t>
       </w:r>
       <w:r>
         <w:lastRenderedPageBreak/>
-        <w:t xml:space="preserve">however, sometimes </w:t>
-      </w:r>
-      <w:r>
-        <w:t xml:space="preserve">for </w:t>
-      </w:r>
-      <w:r>
-        <w:t>certain notifications or even if the user clicks in the address bar, this event can be triggered. This would lead to unintentional automatic submissions. I had to find a way to balance user experience with the mitigation of AI.</w:t>
-      </w:r>
-      <w:r>
-        <w:t xml:space="preserve"> </w:t>
-      </w:r>
-      <w:r>
         <w:t xml:space="preserve">Instead, I chose to use the </w:t>
       </w:r>
       <w:r>
@@ -7129,7 +7263,13 @@
         <w:t>take longer than three hours to complete a problem</w:t>
       </w:r>
       <w:r>
-        <w:t>. Also,</w:t>
+        <w:t>.</w:t>
+      </w:r>
+      <w:r>
+        <w:t xml:space="preserve"> As a result</w:t>
+      </w:r>
+      <w:r>
+        <w:t>,</w:t>
       </w:r>
       <w:r>
         <w:t xml:space="preserve"> when they try to submit their solution, the</w:t>
@@ -7436,6 +7576,9 @@
       <w:bookmarkEnd w:id="26"/>
     </w:p>
     <w:p>
+      <w:pPr>
+        <w:jc w:val="both"/>
+      </w:pPr>
       <w:r>
         <w:t>SETU Code Lab successfully implements all core and non-core requirements outlined in the functional specification</w:t>
       </w:r>
@@ -7467,8 +7610,11 @@
       </w:r>
     </w:p>
     <w:p>
-      <w:r>
-        <w:t xml:space="preserve">I am particularly proud of the user interface as I personally like its design, and some users have commented on its ease of use. I am also very proud of problem creation, as this was </w:t>
+      <w:pPr>
+        <w:jc w:val="both"/>
+      </w:pPr>
+      <w:r>
+        <w:t xml:space="preserve">I am particularly proud of the user interface as I like its design, and some users have commented on its ease of use. I am also very proud of problem creation, as this was </w:t>
       </w:r>
       <w:r>
         <w:t xml:space="preserve">one of the hardest </w:t>
@@ -7480,16 +7626,34 @@
         <w:t>s</w:t>
       </w:r>
       <w:r>
-        <w:t xml:space="preserve"> to get right. This was because I</w:t>
+        <w:t xml:space="preserve"> to get right. This was </w:t>
+      </w:r>
+      <w:r>
+        <w:t xml:space="preserve">in part </w:t>
+      </w:r>
+      <w:r>
+        <w:t>because I</w:t>
       </w:r>
       <w:r>
         <w:t xml:space="preserve"> had to convert lecturer test case inputs to JSON before saving them to the database</w:t>
       </w:r>
       <w:r>
-        <w:t>.</w:t>
-      </w:r>
-      <w:r>
-        <w:t xml:space="preserve"> This allowed me to easily manipulate the data when I needed to run it with a student problem, while also keeping the user interface friendly to the user (as they would not have to enter </w:t>
+        <w:t xml:space="preserve"> and convert them back to a human readable format when displaying a problem.</w:t>
+      </w:r>
+      <w:r>
+        <w:t xml:space="preserve"> This allowed me to easily manipulate the data when I needed to run it with a student problem, while also keeping the user interface </w:t>
+      </w:r>
+      <w:r>
+        <w:t xml:space="preserve">clean </w:t>
+      </w:r>
+      <w:r>
+        <w:t>(as they would not have to enter</w:t>
+      </w:r>
+      <w:r>
+        <w:t>/see</w:t>
+      </w:r>
+      <w:r>
+        <w:t xml:space="preserve"> </w:t>
       </w:r>
       <w:r>
         <w:t xml:space="preserve">test inputs and outputs </w:t>
@@ -7499,6 +7663,9 @@
       </w:r>
     </w:p>
     <w:p>
+      <w:pPr>
+        <w:jc w:val="both"/>
+      </w:pPr>
       <w:r>
         <w:t xml:space="preserve">The problem creation screen </w:t>
       </w:r>
@@ -7554,11 +7721,11 @@
         <w:t>, and</w:t>
       </w:r>
       <w:r>
-        <w:t xml:space="preserve"> tag-based filtering became difficulty filters. This taught me to estimate feature complexity more </w:t>
+        <w:t xml:space="preserve"> tag-</w:t>
       </w:r>
       <w:r>
         <w:lastRenderedPageBreak/>
-        <w:t xml:space="preserve">accurately, </w:t>
+        <w:t xml:space="preserve">based filtering became difficulty filters. This taught me to estimate feature complexity more accurately, </w:t>
       </w:r>
       <w:r>
         <w:t>better prioritisation</w:t>
@@ -7756,7 +7923,7 @@
           <w:sz w:val="22"/>
           <w:szCs w:val="22"/>
         </w:rPr>
-        <w:t>I would also try to get feedback much earlier in the development life cycle from users and in a more structured manner. I would try to get feedback from multiple Lecturers and Students after developing each feature, by giving them a short task and survey. This way I could track feedback</w:t>
+        <w:t xml:space="preserve">I would also try to get feedback much earlier in the development life cycle from users and in a more structured manner. </w:t>
       </w:r>
       <w:r>
         <w:rPr>
@@ -7764,7 +7931,7 @@
           <w:sz w:val="22"/>
           <w:szCs w:val="22"/>
         </w:rPr>
-        <w:t xml:space="preserve">, </w:t>
+        <w:t xml:space="preserve">Feedback should have been gathered </w:t>
       </w:r>
       <w:r>
         <w:rPr>
@@ -7772,7 +7939,7 @@
           <w:sz w:val="22"/>
           <w:szCs w:val="22"/>
         </w:rPr>
-        <w:t>develop more useful and usable features for my users</w:t>
+        <w:t>from multiple Lecturers and Students after developing each feature, by giving them a short task and survey. This way I could track feedback</w:t>
       </w:r>
       <w:r>
         <w:rPr>
@@ -7780,7 +7947,7 @@
           <w:sz w:val="22"/>
           <w:szCs w:val="22"/>
         </w:rPr>
-        <w:t xml:space="preserve"> and include it in my final report</w:t>
+        <w:t xml:space="preserve">, </w:t>
       </w:r>
       <w:r>
         <w:rPr>
@@ -7788,7 +7955,7 @@
           <w:sz w:val="22"/>
           <w:szCs w:val="22"/>
         </w:rPr>
-        <w:t>.</w:t>
+        <w:t>develop more useful and usable features for my users</w:t>
       </w:r>
       <w:r>
         <w:rPr>
@@ -7796,7 +7963,7 @@
           <w:sz w:val="22"/>
           <w:szCs w:val="22"/>
         </w:rPr>
-        <w:t xml:space="preserve"> Some bugs with the UI were only discovered after late feedback sessions</w:t>
+        <w:t xml:space="preserve"> and include it in my final report</w:t>
       </w:r>
       <w:r>
         <w:rPr>
@@ -7812,7 +7979,7 @@
           <w:sz w:val="22"/>
           <w:szCs w:val="22"/>
         </w:rPr>
-        <w:t xml:space="preserve"> </w:t>
+        <w:t xml:space="preserve"> Some bugs with the UI were only discovered after late feedback sessions</w:t>
       </w:r>
       <w:r>
         <w:rPr>
@@ -7820,7 +7987,7 @@
           <w:sz w:val="22"/>
           <w:szCs w:val="22"/>
         </w:rPr>
-        <w:t xml:space="preserve">Some users required clarification </w:t>
+        <w:t>.</w:t>
       </w:r>
       <w:r>
         <w:rPr>
@@ -7828,8 +7995,24 @@
           <w:sz w:val="22"/>
           <w:szCs w:val="22"/>
         </w:rPr>
+        <w:t xml:space="preserve"> </w:t>
+      </w:r>
+      <w:r>
+        <w:rPr>
+          <w:rFonts w:ascii="Aptos" w:hAnsi="Aptos" w:cs="Calibri"/>
+          <w:sz w:val="22"/>
+          <w:szCs w:val="22"/>
+        </w:rPr>
+        <w:t xml:space="preserve">Some users </w:t>
+      </w:r>
+      <w:r>
+        <w:rPr>
+          <w:rFonts w:ascii="Aptos" w:hAnsi="Aptos" w:cs="Calibri"/>
+          <w:sz w:val="22"/>
+          <w:szCs w:val="22"/>
+        </w:rPr>
         <w:lastRenderedPageBreak/>
-        <w:t>on how to use the problem creation screen to create test cases. Through proper early feedback, I could have identified this issue and made the UI easier to use.</w:t>
+        <w:t>required clarification on how to use the problem creation screen to create test cases. Through proper early feedback, I could have identified this issue and made the UI easier to use.</w:t>
       </w:r>
     </w:p>
     <w:p>
@@ -7929,7 +8112,7 @@
         <w:t>.</w:t>
       </w:r>
       <w:r>
-        <w:t xml:space="preserve"> As it was not possible to find a user with adequate spare time to perform User Acceptance Testing, this testing was </w:t>
+        <w:t xml:space="preserve"> As it was not possible to find a user with adequate time to perform User Acceptance Testing, this testing was </w:t>
       </w:r>
       <w:r>
         <w:t>conducted</w:t>
@@ -7977,7 +8160,13 @@
         <w:t xml:space="preserve"> </w:t>
       </w:r>
       <w:r>
-        <w:t xml:space="preserve">In this table </w:t>
+        <w:t>In this table</w:t>
+      </w:r>
+      <w:r>
+        <w:t>,</w:t>
+      </w:r>
+      <w:r>
+        <w:t xml:space="preserve"> </w:t>
       </w:r>
       <w:r>
         <w:rPr>
@@ -8007,7 +8196,13 @@
         <w:t xml:space="preserve">RID </w:t>
       </w:r>
       <w:r>
-        <w:t xml:space="preserve">refers to the requirement ID with </w:t>
+        <w:t>refers to the requirement ID</w:t>
+      </w:r>
+      <w:r>
+        <w:t>,</w:t>
+      </w:r>
+      <w:r>
+        <w:t xml:space="preserve"> with </w:t>
       </w:r>
       <w:r>
         <w:rPr>
@@ -8185,7 +8380,13 @@
         <w:t>1280×720</w:t>
       </w:r>
       <w:r>
-        <w:t xml:space="preserve">). This issue was fixed and retested successfully. Similarly test case </w:t>
+        <w:t>). This issue was fixed and retested successfully. Similarly</w:t>
+      </w:r>
+      <w:r>
+        <w:t>,</w:t>
+      </w:r>
+      <w:r>
+        <w:t xml:space="preserve"> test case </w:t>
       </w:r>
       <w:r>
         <w:rPr>
@@ -13326,7 +13527,25 @@
         <w:jc w:val="both"/>
       </w:pPr>
       <w:r>
-        <w:t xml:space="preserve">SETU Code Lab successfully delivers a coding practice and learning management platform that meets all the core requirements outlined in the functional specification. </w:t>
+        <w:t xml:space="preserve">SETU Code Lab successfully delivers a coding practice </w:t>
+      </w:r>
+      <w:r>
+        <w:t xml:space="preserve">tool </w:t>
+      </w:r>
+      <w:r>
+        <w:t xml:space="preserve">and learning management platform that meets all the core requirements outlined in the </w:t>
+      </w:r>
+      <w:r>
+        <w:t>F</w:t>
+      </w:r>
+      <w:r>
+        <w:t xml:space="preserve">unctional </w:t>
+      </w:r>
+      <w:r>
+        <w:t>S</w:t>
+      </w:r>
+      <w:r>
+        <w:t xml:space="preserve">pecification. </w:t>
       </w:r>
     </w:p>
     <w:p>
@@ -13377,10 +13596,16 @@
         <w:t xml:space="preserve"> </w:t>
       </w:r>
       <w:r>
-        <w:t>so that key performance issues could be detected earlier and fixed.</w:t>
-      </w:r>
-      <w:r>
-        <w:t xml:space="preserve"> If I had detected this performance issue early, I could have implemented a pool of Docker containers with JVMs pre-loaded. This would have eliminated the slow spin up time of the docker containers</w:t>
+        <w:t>so that key performance issues could be detected and fixed.</w:t>
+      </w:r>
+      <w:r>
+        <w:t xml:space="preserve"> If I had detected this performance issue early, I could have implemented a pool of Docker containers with JVMs pre-loaded. This would have eliminated the slow spin up time of the </w:t>
+      </w:r>
+      <w:r>
+        <w:t>D</w:t>
+      </w:r>
+      <w:r>
+        <w:t>ocker containers</w:t>
       </w:r>
       <w:r>
         <w:t xml:space="preserve"> on every test case run</w:t>

--- a/Documentation/SETU Code Lab Final Report.docx
+++ b/Documentation/SETU Code Lab Final Report.docx
@@ -3076,25 +3076,10 @@
     </w:p>
     <w:p>
       <w:pPr>
-        <w:spacing w:line="278" w:lineRule="auto"/>
-        <w:rPr>
-          <w:rFonts w:asciiTheme="majorHAnsi" w:eastAsiaTheme="majorEastAsia" w:hAnsiTheme="majorHAnsi" w:cstheme="majorBidi"/>
-          <w:color w:val="0F4761" w:themeColor="accent1" w:themeShade="BF"/>
-          <w:sz w:val="40"/>
-          <w:szCs w:val="40"/>
-        </w:rPr>
-      </w:pPr>
-      <w:r>
-        <w:br w:type="page"/>
-      </w:r>
-    </w:p>
-    <w:p>
-      <w:pPr>
         <w:pStyle w:val="Heading1"/>
       </w:pPr>
       <w:bookmarkStart w:id="2" w:name="_Toc227585035"/>
       <w:r>
-        <w:lastRenderedPageBreak/>
         <w:t>Introduction</w:t>
       </w:r>
       <w:bookmarkEnd w:id="2"/>
@@ -3204,6 +3189,7 @@
       </w:pPr>
       <w:bookmarkStart w:id="3" w:name="_Toc227585036"/>
       <w:r>
+        <w:lastRenderedPageBreak/>
         <w:t>Challenges</w:t>
       </w:r>
       <w:r>
@@ -3493,11 +3479,7 @@
         <w:t>2</w:t>
       </w:r>
       <w:r>
-        <w:t xml:space="preserve">). Later </w:t>
-      </w:r>
-      <w:r>
-        <w:lastRenderedPageBreak/>
-        <w:t xml:space="preserve">this logic was abstracted away to a group of methods called </w:t>
+        <w:t xml:space="preserve">). Later this logic was abstracted away to a group of methods called </w:t>
       </w:r>
       <w:proofErr w:type="spellStart"/>
       <w:r>
@@ -3572,9 +3554,9 @@
           <w:noProof/>
         </w:rPr>
         <w:drawing>
-          <wp:inline distT="0" distB="0" distL="0" distR="0" wp14:anchorId="121A7027" wp14:editId="20D900EE">
-            <wp:extent cx="3857630" cy="1500996"/>
-            <wp:effectExtent l="0" t="0" r="0" b="4445"/>
+          <wp:inline distT="0" distB="0" distL="0" distR="0" wp14:anchorId="121A7027" wp14:editId="770F8C7B">
+            <wp:extent cx="4366260" cy="1698903"/>
+            <wp:effectExtent l="0" t="0" r="0" b="0"/>
             <wp:docPr id="1790240750" name="Picture 1"/>
             <wp:cNvGraphicFramePr>
               <a:graphicFrameLocks xmlns:a="http://schemas.openxmlformats.org/drawingml/2006/main" noChangeAspect="1"/>
@@ -3595,7 +3577,7 @@
                   <pic:spPr>
                     <a:xfrm>
                       <a:off x="0" y="0"/>
-                      <a:ext cx="3857630" cy="1500996"/>
+                      <a:ext cx="4397902" cy="1711215"/>
                     </a:xfrm>
                     <a:prstGeom prst="rect">
                       <a:avLst/>
@@ -3678,9 +3660,9 @@
           <w:noProof/>
         </w:rPr>
         <w:drawing>
-          <wp:inline distT="0" distB="0" distL="0" distR="0" wp14:anchorId="5C069153" wp14:editId="45928456">
-            <wp:extent cx="3916392" cy="1190625"/>
-            <wp:effectExtent l="0" t="0" r="8255" b="0"/>
+          <wp:inline distT="0" distB="0" distL="0" distR="0" wp14:anchorId="5C069153" wp14:editId="58850140">
+            <wp:extent cx="4419600" cy="1343604"/>
+            <wp:effectExtent l="0" t="0" r="0" b="9525"/>
             <wp:docPr id="2030883837" name="Picture 1"/>
             <wp:cNvGraphicFramePr>
               <a:graphicFrameLocks xmlns:a="http://schemas.openxmlformats.org/drawingml/2006/main" noChangeAspect="1"/>
@@ -3701,7 +3683,7 @@
                   <pic:spPr>
                     <a:xfrm>
                       <a:off x="0" y="0"/>
-                      <a:ext cx="4006116" cy="1217902"/>
+                      <a:ext cx="4556016" cy="1385076"/>
                     </a:xfrm>
                     <a:prstGeom prst="rect">
                       <a:avLst/>
@@ -3784,9 +3766,10 @@
         <w:rPr>
           <w:noProof/>
         </w:rPr>
+        <w:lastRenderedPageBreak/>
         <w:drawing>
-          <wp:inline distT="0" distB="0" distL="0" distR="0" wp14:anchorId="0BC1F30B" wp14:editId="0191EC89">
-            <wp:extent cx="3976778" cy="1356698"/>
+          <wp:inline distT="0" distB="0" distL="0" distR="0" wp14:anchorId="0BC1F30B" wp14:editId="34247F5E">
+            <wp:extent cx="4757543" cy="1623060"/>
             <wp:effectExtent l="0" t="0" r="5080" b="0"/>
             <wp:docPr id="2081876236" name="Picture 1"/>
             <wp:cNvGraphicFramePr>
@@ -3808,7 +3791,7 @@
                   <pic:spPr>
                     <a:xfrm>
                       <a:off x="0" y="0"/>
-                      <a:ext cx="4035141" cy="1376609"/>
+                      <a:ext cx="4832370" cy="1648588"/>
                     </a:xfrm>
                     <a:prstGeom prst="rect">
                       <a:avLst/>
@@ -4031,11 +4014,10 @@
         <w:rPr>
           <w:noProof/>
         </w:rPr>
-        <w:lastRenderedPageBreak/>
         <w:drawing>
-          <wp:inline distT="0" distB="0" distL="0" distR="0" wp14:anchorId="617FCD36" wp14:editId="0D7A5A2E">
-            <wp:extent cx="5335005" cy="5063706"/>
-            <wp:effectExtent l="0" t="0" r="0" b="3810"/>
+          <wp:inline distT="0" distB="0" distL="0" distR="0" wp14:anchorId="617FCD36" wp14:editId="15F3CD08">
+            <wp:extent cx="5036820" cy="4780685"/>
+            <wp:effectExtent l="0" t="0" r="0" b="1270"/>
             <wp:docPr id="2002290398" name="Picture 1"/>
             <wp:cNvGraphicFramePr>
               <a:graphicFrameLocks xmlns:a="http://schemas.openxmlformats.org/drawingml/2006/main" noChangeAspect="1"/>
@@ -4056,7 +4038,7 @@
                   <pic:spPr>
                     <a:xfrm>
                       <a:off x="0" y="0"/>
-                      <a:ext cx="5431282" cy="5155087"/>
+                      <a:ext cx="5138211" cy="4876920"/>
                     </a:xfrm>
                     <a:prstGeom prst="rect">
                       <a:avLst/>
@@ -4135,6 +4117,7 @@
         <w:jc w:val="both"/>
       </w:pPr>
       <w:r>
+        <w:lastRenderedPageBreak/>
         <w:t xml:space="preserve">The </w:t>
       </w:r>
       <w:r>
@@ -4235,7 +4218,6 @@
         <w:rPr>
           <w:noProof/>
         </w:rPr>
-        <w:lastRenderedPageBreak/>
         <w:drawing>
           <wp:inline distT="0" distB="0" distL="0" distR="0" wp14:anchorId="4671914C" wp14:editId="46ACF71A">
             <wp:extent cx="5768024" cy="3959525"/>
@@ -4565,9 +4547,9 @@
         </w:rPr>
         <w:lastRenderedPageBreak/>
         <w:drawing>
-          <wp:inline distT="0" distB="0" distL="0" distR="0" wp14:anchorId="2EEC5B74" wp14:editId="3C7D36D3">
-            <wp:extent cx="2715004" cy="4563112"/>
-            <wp:effectExtent l="0" t="0" r="9525" b="8890"/>
+          <wp:inline distT="0" distB="0" distL="0" distR="0" wp14:anchorId="2EEC5B74" wp14:editId="7B76E132">
+            <wp:extent cx="1958340" cy="3291387"/>
+            <wp:effectExtent l="0" t="0" r="3810" b="4445"/>
             <wp:docPr id="2059974209" name="Picture 1"/>
             <wp:cNvGraphicFramePr>
               <a:graphicFrameLocks xmlns:a="http://schemas.openxmlformats.org/drawingml/2006/main" noChangeAspect="1"/>
@@ -4588,7 +4570,7 @@
                   <pic:spPr>
                     <a:xfrm>
                       <a:off x="0" y="0"/>
-                      <a:ext cx="2715004" cy="4563112"/>
+                      <a:ext cx="1973813" cy="3317392"/>
                     </a:xfrm>
                     <a:prstGeom prst="rect">
                       <a:avLst/>
@@ -4822,11 +4804,7 @@
         <w:t>.</w:t>
       </w:r>
       <w:r>
-        <w:t xml:space="preserve"> After endlessly tweaking configuration files and setting the environment variables via PM2, the </w:t>
-      </w:r>
-      <w:r>
-        <w:lastRenderedPageBreak/>
-        <w:t xml:space="preserve">platform could eventually be accessed </w:t>
+        <w:t xml:space="preserve"> After endlessly tweaking configuration files and setting the environment variables via PM2, the platform could eventually be accessed </w:t>
       </w:r>
       <w:r>
         <w:t>via an IP address.</w:t>
@@ -4856,7 +4834,11 @@
         <w:t>Nginx</w:t>
       </w:r>
       <w:r>
-        <w:t xml:space="preserve"> and how it is configured and used to serve websites online and forward requests to a web server. This helped me later in development when I wanted to switch from connecting to my platform via an IP address to configuring a domain name.</w:t>
+        <w:t xml:space="preserve"> and how it is configured and used to serve websites online and forward requests to a web server. This helped me later in development when I wanted to switch from connecting to my platform via an IP </w:t>
+      </w:r>
+      <w:r>
+        <w:lastRenderedPageBreak/>
+        <w:t>address to configuring a domain name.</w:t>
       </w:r>
       <w:r>
         <w:t xml:space="preserve"> </w:t>
@@ -5142,8 +5124,8 @@
           <w:noProof/>
         </w:rPr>
         <w:drawing>
-          <wp:inline distT="0" distB="0" distL="0" distR="0" wp14:anchorId="27579B4C" wp14:editId="797275E8">
-            <wp:extent cx="4210050" cy="1146852"/>
+          <wp:inline distT="0" distB="0" distL="0" distR="0" wp14:anchorId="27579B4C" wp14:editId="2EF17E97">
+            <wp:extent cx="4839282" cy="1318260"/>
             <wp:effectExtent l="0" t="0" r="0" b="0"/>
             <wp:docPr id="1427307808" name="Picture 1"/>
             <wp:cNvGraphicFramePr>
@@ -5165,7 +5147,7 @@
                   <pic:spPr>
                     <a:xfrm>
                       <a:off x="0" y="0"/>
-                      <a:ext cx="4407915" cy="1200752"/>
+                      <a:ext cx="5076562" cy="1382897"/>
                     </a:xfrm>
                     <a:prstGeom prst="rect">
                       <a:avLst/>
@@ -5269,7 +5251,11 @@
       </w:r>
       <w:proofErr w:type="spellEnd"/>
       <w:r>
-        <w:t xml:space="preserve"> object from the Jackson package. This allowed me to map sample </w:t>
+        <w:t xml:space="preserve"> </w:t>
+      </w:r>
+      <w:r>
+        <w:lastRenderedPageBreak/>
+        <w:t xml:space="preserve">object from the Jackson package. This allowed me to map sample </w:t>
       </w:r>
       <w:r>
         <w:t xml:space="preserve">JSON </w:t>
@@ -5663,11 +5649,7 @@
         <w:t xml:space="preserve"> </w:t>
       </w:r>
       <w:r>
-        <w:t xml:space="preserve">would break typical parameter splitting </w:t>
-      </w:r>
-      <w:r>
-        <w:lastRenderedPageBreak/>
-        <w:t xml:space="preserve">methods </w:t>
+        <w:t xml:space="preserve">would break typical parameter splitting methods </w:t>
       </w:r>
       <w:r>
         <w:t>that</w:t>
@@ -5705,6 +5687,7 @@
         <w:rPr>
           <w:noProof/>
         </w:rPr>
+        <w:lastRenderedPageBreak/>
         <w:drawing>
           <wp:inline distT="0" distB="0" distL="0" distR="0" wp14:anchorId="79C61C48" wp14:editId="3498A69A">
             <wp:extent cx="3140617" cy="2725948"/>
@@ -6228,9 +6211,9 @@
         </w:rPr>
         <w:lastRenderedPageBreak/>
         <w:drawing>
-          <wp:inline distT="0" distB="0" distL="0" distR="0" wp14:anchorId="65C90121" wp14:editId="62B1F671">
-            <wp:extent cx="2605177" cy="1967595"/>
-            <wp:effectExtent l="0" t="0" r="5080" b="0"/>
+          <wp:inline distT="0" distB="0" distL="0" distR="0" wp14:anchorId="65C90121" wp14:editId="323E627B">
+            <wp:extent cx="2446020" cy="1847389"/>
+            <wp:effectExtent l="0" t="0" r="0" b="635"/>
             <wp:docPr id="950377726" name="Picture 1"/>
             <wp:cNvGraphicFramePr>
               <a:graphicFrameLocks xmlns:a="http://schemas.openxmlformats.org/drawingml/2006/main" noChangeAspect="1"/>
@@ -6251,7 +6234,7 @@
                   <pic:spPr>
                     <a:xfrm>
                       <a:off x="0" y="0"/>
-                      <a:ext cx="2608263" cy="1969925"/>
+                      <a:ext cx="2452690" cy="1852426"/>
                     </a:xfrm>
                     <a:prstGeom prst="rect">
                       <a:avLst/>
@@ -6454,9 +6437,9 @@
           <w:noProof/>
         </w:rPr>
         <w:drawing>
-          <wp:inline distT="0" distB="0" distL="0" distR="0" wp14:anchorId="1E552D51" wp14:editId="1018D215">
-            <wp:extent cx="4071668" cy="1878656"/>
-            <wp:effectExtent l="0" t="0" r="5080" b="7620"/>
+          <wp:inline distT="0" distB="0" distL="0" distR="0" wp14:anchorId="1E552D51" wp14:editId="22350761">
+            <wp:extent cx="3726180" cy="1719249"/>
+            <wp:effectExtent l="0" t="0" r="7620" b="0"/>
             <wp:docPr id="1357048375" name="Picture 1"/>
             <wp:cNvGraphicFramePr>
               <a:graphicFrameLocks xmlns:a="http://schemas.openxmlformats.org/drawingml/2006/main" noChangeAspect="1"/>
@@ -6477,7 +6460,7 @@
                   <pic:spPr>
                     <a:xfrm>
                       <a:off x="0" y="0"/>
-                      <a:ext cx="4071668" cy="1878656"/>
+                      <a:ext cx="3740355" cy="1725789"/>
                     </a:xfrm>
                     <a:prstGeom prst="rect">
                       <a:avLst/>
@@ -6601,11 +6584,7 @@
       </w:r>
       <w:proofErr w:type="spellEnd"/>
       <w:r>
-        <w:t xml:space="preserve">) patterns, shell scripting, buffer manipulation, big and little endian,  and regular expression matching. I also exercised my code reasoning, and problem-solving skills. I am glad to have gained experience with Docker and shell </w:t>
-      </w:r>
-      <w:r>
-        <w:lastRenderedPageBreak/>
-        <w:t>scripting as these skills are highly transferrable and sought after in the software development industry.</w:t>
+        <w:t>) patterns, shell scripting, buffer manipulation, big and little endian,  and regular expression matching. I also exercised my code reasoning, and problem-solving skills. I am glad to have gained experience with Docker and shell scripting as these skills are highly transferrable and sought after in the software development industry.</w:t>
       </w:r>
       <w:r>
         <w:t xml:space="preserve"> </w:t>
@@ -6617,6 +6596,7 @@
       </w:pPr>
       <w:bookmarkStart w:id="21" w:name="_Toc227585040"/>
       <w:r>
+        <w:lastRenderedPageBreak/>
         <w:t>Docker Containerisation</w:t>
       </w:r>
       <w:bookmarkEnd w:id="21"/>
@@ -7125,7 +7105,6 @@
         <w:t xml:space="preserve"> </w:t>
       </w:r>
       <w:r>
-        <w:lastRenderedPageBreak/>
         <w:t xml:space="preserve">Instead, I chose to use the </w:t>
       </w:r>
       <w:r>
@@ -7424,7 +7403,13 @@
         <w:t xml:space="preserve"> </w:t>
       </w:r>
       <w:r>
-        <w:t>This taught me how to implement a secure,  industry-standard authentication  process, how to use JWT tokens correctly and how to balance security with the user’s experience.</w:t>
+        <w:t xml:space="preserve">This taught me how to implement a </w:t>
+      </w:r>
+      <w:r>
+        <w:t>secure, industry</w:t>
+      </w:r>
+      <w:r>
+        <w:t>-standard authentication  process, how to use JWT tokens correctly and how to balance security with the user’s experience.</w:t>
       </w:r>
       <w:r>
         <w:t xml:space="preserve"> </w:t>
@@ -7432,22 +7417,16 @@
     </w:p>
     <w:p>
       <w:pPr>
-        <w:jc w:val="both"/>
-      </w:pPr>
-    </w:p>
-    <w:p>
-      <w:pPr>
         <w:jc w:val="center"/>
       </w:pPr>
       <w:r>
         <w:rPr>
           <w:noProof/>
         </w:rPr>
-        <w:lastRenderedPageBreak/>
         <w:drawing>
-          <wp:inline distT="0" distB="0" distL="0" distR="0" wp14:anchorId="64CD201F" wp14:editId="01475263">
-            <wp:extent cx="5141343" cy="3070793"/>
-            <wp:effectExtent l="0" t="0" r="2540" b="0"/>
+          <wp:inline distT="0" distB="0" distL="0" distR="0" wp14:anchorId="64CD201F" wp14:editId="711BED25">
+            <wp:extent cx="4758718" cy="2842260"/>
+            <wp:effectExtent l="0" t="0" r="3810" b="0"/>
             <wp:docPr id="3769504" name="Picture 1"/>
             <wp:cNvGraphicFramePr>
               <a:graphicFrameLocks xmlns:a="http://schemas.openxmlformats.org/drawingml/2006/main" noChangeAspect="1"/>
@@ -7468,7 +7447,7 @@
                   <pic:spPr>
                     <a:xfrm>
                       <a:off x="0" y="0"/>
-                      <a:ext cx="5141343" cy="3070793"/>
+                      <a:ext cx="4778394" cy="2854012"/>
                     </a:xfrm>
                     <a:prstGeom prst="rect">
                       <a:avLst/>
@@ -7561,6 +7540,7 @@
       </w:pPr>
       <w:bookmarkStart w:id="25" w:name="_Toc227585043"/>
       <w:r>
+        <w:lastRenderedPageBreak/>
         <w:t>Reflection</w:t>
       </w:r>
       <w:bookmarkEnd w:id="25"/>
@@ -7721,11 +7701,7 @@
         <w:t>, and</w:t>
       </w:r>
       <w:r>
-        <w:t xml:space="preserve"> tag-</w:t>
-      </w:r>
-      <w:r>
-        <w:lastRenderedPageBreak/>
-        <w:t xml:space="preserve">based filtering became difficulty filters. This taught me to estimate feature complexity more accurately, </w:t>
+        <w:t xml:space="preserve"> tag-based filtering became difficulty filters. This taught me to estimate feature complexity more accurately, </w:t>
       </w:r>
       <w:r>
         <w:t>better prioritisation</w:t>
@@ -7791,6 +7767,7 @@
         <w:jc w:val="both"/>
       </w:pPr>
       <w:r>
+        <w:lastRenderedPageBreak/>
         <w:t xml:space="preserve">The defects that arose close to the end of development taught me the true value of early feedback and testing. Java code execution proved to be very slow and should have been detected and fixed much sooner in the development process. Some defects such as menus stretching off screen, black text appearing on a dark background and strange errors with validating lecturer inputted test cases were discovered very late in development and almost made it to the final release. They were discovered </w:t>
       </w:r>
       <w:r>
@@ -8003,36 +7980,35 @@
           <w:sz w:val="22"/>
           <w:szCs w:val="22"/>
         </w:rPr>
-        <w:t xml:space="preserve">Some users </w:t>
-      </w:r>
-      <w:r>
+        <w:t>Some users required clarification on how to use the problem creation screen to create test cases. Through proper early feedback, I could have identified this issue and made the UI easier to use.</w:t>
+      </w:r>
+    </w:p>
+    <w:p>
+      <w:pPr>
+        <w:pStyle w:val="NormalWeb"/>
+        <w:spacing w:before="0" w:beforeAutospacing="0" w:after="160" w:afterAutospacing="0"/>
+        <w:jc w:val="both"/>
         <w:rPr>
           <w:rFonts w:ascii="Aptos" w:hAnsi="Aptos" w:cs="Calibri"/>
           <w:sz w:val="22"/>
           <w:szCs w:val="22"/>
         </w:rPr>
-        <w:lastRenderedPageBreak/>
-        <w:t>required clarification on how to use the problem creation screen to create test cases. Through proper early feedback, I could have identified this issue and made the UI easier to use.</w:t>
-      </w:r>
-    </w:p>
-    <w:p>
-      <w:pPr>
-        <w:pStyle w:val="NormalWeb"/>
-        <w:spacing w:before="0" w:beforeAutospacing="0" w:after="160" w:afterAutospacing="0"/>
-        <w:jc w:val="both"/>
+      </w:pPr>
+      <w:r>
         <w:rPr>
           <w:rFonts w:ascii="Aptos" w:hAnsi="Aptos" w:cs="Calibri"/>
           <w:sz w:val="22"/>
           <w:szCs w:val="22"/>
         </w:rPr>
-      </w:pPr>
+        <w:t>If I could do this project again, I would log student behaviour around switching tabs</w:t>
+      </w:r>
       <w:r>
         <w:rPr>
           <w:rFonts w:ascii="Aptos" w:hAnsi="Aptos" w:cs="Calibri"/>
           <w:sz w:val="22"/>
           <w:szCs w:val="22"/>
         </w:rPr>
-        <w:t>If I could do this project again, I would log student behaviour around switching tabs</w:t>
+        <w:t xml:space="preserve"> early on</w:t>
       </w:r>
       <w:r>
         <w:rPr>
@@ -8040,7 +8016,7 @@
           <w:sz w:val="22"/>
           <w:szCs w:val="22"/>
         </w:rPr>
-        <w:t xml:space="preserve"> early on</w:t>
+        <w:t>,</w:t>
       </w:r>
       <w:r>
         <w:rPr>
@@ -8048,7 +8024,7 @@
           <w:sz w:val="22"/>
           <w:szCs w:val="22"/>
         </w:rPr>
-        <w:t>,</w:t>
+        <w:t xml:space="preserve"> to give lecturers more information for grading students. This would also work to mitigate students using AI as </w:t>
       </w:r>
       <w:r>
         <w:rPr>
@@ -8056,7 +8032,7 @@
           <w:sz w:val="22"/>
           <w:szCs w:val="22"/>
         </w:rPr>
-        <w:t xml:space="preserve"> to give lecturers more information for grading students. This would also work to mitigate students using AI as </w:t>
+        <w:t>I felt this was a weak point in the project</w:t>
       </w:r>
       <w:r>
         <w:rPr>
@@ -8064,23 +8040,30 @@
           <w:sz w:val="22"/>
           <w:szCs w:val="22"/>
         </w:rPr>
-        <w:t>I felt this was a weak point in the project</w:t>
-      </w:r>
-      <w:r>
-        <w:rPr>
-          <w:rFonts w:ascii="Aptos" w:hAnsi="Aptos" w:cs="Calibri"/>
-          <w:sz w:val="22"/>
-          <w:szCs w:val="22"/>
-        </w:rPr>
         <w:t>. I would also take more personal notes over the course of the project to track challenges encountered and learnings. This would help me improve my documentation.</w:t>
       </w:r>
     </w:p>
     <w:p>
       <w:pPr>
+        <w:spacing w:line="278" w:lineRule="auto"/>
+        <w:rPr>
+          <w:rFonts w:asciiTheme="majorHAnsi" w:eastAsiaTheme="majorEastAsia" w:hAnsiTheme="majorHAnsi" w:cstheme="majorBidi"/>
+          <w:color w:val="0F4761" w:themeColor="accent1" w:themeShade="BF"/>
+          <w:sz w:val="40"/>
+          <w:szCs w:val="40"/>
+        </w:rPr>
+      </w:pPr>
+      <w:bookmarkStart w:id="30" w:name="_Toc227585048"/>
+      <w:r>
+        <w:br w:type="page"/>
+      </w:r>
+    </w:p>
+    <w:p>
+      <w:pPr>
         <w:pStyle w:val="Heading1"/>
       </w:pPr>
-      <w:bookmarkStart w:id="30" w:name="_Toc227585048"/>
-      <w:r>
+      <w:r>
+        <w:lastRenderedPageBreak/>
         <w:t>Testing</w:t>
       </w:r>
       <w:bookmarkEnd w:id="30"/>
@@ -8425,22 +8408,76 @@
       <w:pPr>
         <w:spacing w:line="278" w:lineRule="auto"/>
         <w:jc w:val="both"/>
+      </w:pPr>
+      <w:r>
+        <w:t>During usability testing a lecturer provided me with some valuable feedback. When a user views a problem, only the first four test cases are visible to them. This prevents students from hard coding answers to pass test cases</w:t>
+      </w:r>
+      <w:r>
+        <w:t>,</w:t>
+      </w:r>
+      <w:r>
+        <w:t xml:space="preserve"> as they won’t know what all the test cases are.</w:t>
+      </w:r>
+      <w:r>
+        <w:t xml:space="preserve"> If the user runs the code and passes the first four test cases, but fails any of the hidden ones, they will mistakenly think their solution is correct before submission. The lecturer proposed adding an “</w:t>
+      </w:r>
+      <w:r>
         <w:rPr>
           <w:b/>
           <w:bCs/>
-        </w:rPr>
-      </w:pPr>
-      <w:r>
-        <w:rPr>
-          <w:b/>
-          <w:bCs/>
-        </w:rPr>
-        <w:t xml:space="preserve"> </w:t>
+          <w:i/>
+          <w:iCs/>
+        </w:rPr>
+        <w:t>x/y test cases passed</w:t>
+      </w:r>
+      <w:r>
+        <w:t>” message to give students better feedback.</w:t>
       </w:r>
     </w:p>
     <w:p>
       <w:pPr>
         <w:spacing w:line="278" w:lineRule="auto"/>
+        <w:jc w:val="both"/>
+      </w:pPr>
+      <w:r>
+        <w:t>A</w:t>
+      </w:r>
+      <w:r>
+        <w:t>lmost every user that used the platform remarked about how “</w:t>
+      </w:r>
+      <w:r>
+        <w:rPr>
+          <w:i/>
+          <w:iCs/>
+        </w:rPr>
+        <w:t>annoying</w:t>
+      </w:r>
+      <w:r>
+        <w:t xml:space="preserve">” the password requirements were during sign up. New passwords required an uppercase character, a lowercase character, a special character, a number and had to be five or more characters long. While password requirements are essential for ensuring users use strong passwords, </w:t>
+      </w:r>
+      <w:r>
+        <w:t>my requirements impinged too much on the user experience</w:t>
+      </w:r>
+      <w:r>
+        <w:t>.</w:t>
+      </w:r>
+      <w:r>
+        <w:t xml:space="preserve"> The special character requirement was </w:t>
+      </w:r>
+      <w:r>
+        <w:t>removed,</w:t>
+      </w:r>
+      <w:r>
+        <w:t xml:space="preserve"> and minimum password length was reduced to four.</w:t>
+      </w:r>
+      <w:r>
+        <w:t xml:space="preserve"> </w:t>
+      </w:r>
+    </w:p>
+    <w:p>
+      <w:pPr>
+        <w:spacing w:line="278" w:lineRule="auto"/>
+        <w:jc w:val="both"/>
         <w:rPr>
           <w:b/>
           <w:bCs/>
@@ -9912,13 +9949,8 @@
             </w:r>
             <w:r>
               <w:br/>
-              <w:t xml:space="preserve">3. Click on a </w:t>
-            </w:r>
-            <w:proofErr w:type="gramStart"/>
-            <w:r>
-              <w:t>global problems</w:t>
-            </w:r>
-            <w:proofErr w:type="gramEnd"/>
+              <w:t>3. Click on a global problems</w:t>
+            </w:r>
             <w:r>
               <w:br/>
               <w:t>4. Observe results</w:t>

--- a/Documentation/SETU Code Lab Final Report.docx
+++ b/Documentation/SETU Code Lab Final Report.docx
@@ -225,7 +225,7 @@
           <w:r>
             <w:fldChar w:fldCharType="separate"/>
           </w:r>
-          <w:hyperlink w:anchor="_Toc227585033" w:history="1">
+          <w:hyperlink w:anchor="_Toc227928366" w:history="1">
             <w:r>
               <w:rPr>
                 <w:rStyle w:val="Hyperlink"/>
@@ -252,7 +252,7 @@
                 <w:noProof/>
                 <w:webHidden/>
               </w:rPr>
-              <w:instrText xml:space="preserve"> PAGEREF _Toc227585033 \h </w:instrText>
+              <w:instrText xml:space="preserve"> PAGEREF _Toc227928366 \h </w:instrText>
             </w:r>
             <w:r>
               <w:rPr>
@@ -297,7 +297,7 @@
               <w:lang w:eastAsia="en-IE"/>
             </w:rPr>
           </w:pPr>
-          <w:hyperlink w:anchor="_Toc227585034" w:history="1">
+          <w:hyperlink w:anchor="_Toc227928367" w:history="1">
             <w:r>
               <w:rPr>
                 <w:rStyle w:val="Hyperlink"/>
@@ -324,7 +324,7 @@
                 <w:noProof/>
                 <w:webHidden/>
               </w:rPr>
-              <w:instrText xml:space="preserve"> PAGEREF _Toc227585034 \h </w:instrText>
+              <w:instrText xml:space="preserve"> PAGEREF _Toc227928367 \h </w:instrText>
             </w:r>
             <w:r>
               <w:rPr>
@@ -369,7 +369,7 @@
               <w:lang w:eastAsia="en-IE"/>
             </w:rPr>
           </w:pPr>
-          <w:hyperlink w:anchor="_Toc227585035" w:history="1">
+          <w:hyperlink w:anchor="_Toc227928368" w:history="1">
             <w:r>
               <w:rPr>
                 <w:rStyle w:val="Hyperlink"/>
@@ -396,7 +396,7 @@
                 <w:noProof/>
                 <w:webHidden/>
               </w:rPr>
-              <w:instrText xml:space="preserve"> PAGEREF _Toc227585035 \h </w:instrText>
+              <w:instrText xml:space="preserve"> PAGEREF _Toc227928368 \h </w:instrText>
             </w:r>
             <w:r>
               <w:rPr>
@@ -416,7 +416,7 @@
                 <w:noProof/>
                 <w:webHidden/>
               </w:rPr>
-              <w:t>5</w:t>
+              <w:t>4</w:t>
             </w:r>
             <w:r>
               <w:rPr>
@@ -441,7 +441,7 @@
               <w:lang w:eastAsia="en-IE"/>
             </w:rPr>
           </w:pPr>
-          <w:hyperlink w:anchor="_Toc227585036" w:history="1">
+          <w:hyperlink w:anchor="_Toc227928369" w:history="1">
             <w:r>
               <w:rPr>
                 <w:rStyle w:val="Hyperlink"/>
@@ -468,7 +468,7 @@
                 <w:noProof/>
                 <w:webHidden/>
               </w:rPr>
-              <w:instrText xml:space="preserve"> PAGEREF _Toc227585036 \h </w:instrText>
+              <w:instrText xml:space="preserve"> PAGEREF _Toc227928369 \h </w:instrText>
             </w:r>
             <w:r>
               <w:rPr>
@@ -513,7 +513,7 @@
               <w:lang w:eastAsia="en-IE"/>
             </w:rPr>
           </w:pPr>
-          <w:hyperlink w:anchor="_Toc227585037" w:history="1">
+          <w:hyperlink w:anchor="_Toc227928370" w:history="1">
             <w:r>
               <w:rPr>
                 <w:rStyle w:val="Hyperlink"/>
@@ -540,7 +540,7 @@
                 <w:noProof/>
                 <w:webHidden/>
               </w:rPr>
-              <w:instrText xml:space="preserve"> PAGEREF _Toc227585037 \h </w:instrText>
+              <w:instrText xml:space="preserve"> PAGEREF _Toc227928370 \h </w:instrText>
             </w:r>
             <w:r>
               <w:rPr>
@@ -585,7 +585,7 @@
               <w:lang w:eastAsia="en-IE"/>
             </w:rPr>
           </w:pPr>
-          <w:hyperlink w:anchor="_Toc227585038" w:history="1">
+          <w:hyperlink w:anchor="_Toc227928371" w:history="1">
             <w:r>
               <w:rPr>
                 <w:rStyle w:val="Hyperlink"/>
@@ -612,7 +612,7 @@
                 <w:noProof/>
                 <w:webHidden/>
               </w:rPr>
-              <w:instrText xml:space="preserve"> PAGEREF _Toc227585038 \h </w:instrText>
+              <w:instrText xml:space="preserve"> PAGEREF _Toc227928371 \h </w:instrText>
             </w:r>
             <w:r>
               <w:rPr>
@@ -632,7 +632,7 @@
                 <w:noProof/>
                 <w:webHidden/>
               </w:rPr>
-              <w:t>9</w:t>
+              <w:t>8</w:t>
             </w:r>
             <w:r>
               <w:rPr>
@@ -657,7 +657,7 @@
               <w:lang w:eastAsia="en-IE"/>
             </w:rPr>
           </w:pPr>
-          <w:hyperlink w:anchor="_Toc227585039" w:history="1">
+          <w:hyperlink w:anchor="_Toc227928372" w:history="1">
             <w:r>
               <w:rPr>
                 <w:rStyle w:val="Hyperlink"/>
@@ -684,7 +684,7 @@
                 <w:noProof/>
                 <w:webHidden/>
               </w:rPr>
-              <w:instrText xml:space="preserve"> PAGEREF _Toc227585039 \h </w:instrText>
+              <w:instrText xml:space="preserve"> PAGEREF _Toc227928372 \h </w:instrText>
             </w:r>
             <w:r>
               <w:rPr>
@@ -704,7 +704,7 @@
                 <w:noProof/>
                 <w:webHidden/>
               </w:rPr>
-              <w:t>10</w:t>
+              <w:t>9</w:t>
             </w:r>
             <w:r>
               <w:rPr>
@@ -729,7 +729,7 @@
               <w:lang w:eastAsia="en-IE"/>
             </w:rPr>
           </w:pPr>
-          <w:hyperlink w:anchor="_Toc227585040" w:history="1">
+          <w:hyperlink w:anchor="_Toc227928373" w:history="1">
             <w:r>
               <w:rPr>
                 <w:rStyle w:val="Hyperlink"/>
@@ -756,7 +756,7 @@
                 <w:noProof/>
                 <w:webHidden/>
               </w:rPr>
-              <w:instrText xml:space="preserve"> PAGEREF _Toc227585040 \h </w:instrText>
+              <w:instrText xml:space="preserve"> PAGEREF _Toc227928373 \h </w:instrText>
             </w:r>
             <w:r>
               <w:rPr>
@@ -776,7 +776,7 @@
                 <w:noProof/>
                 <w:webHidden/>
               </w:rPr>
-              <w:t>14</w:t>
+              <w:t>13</w:t>
             </w:r>
             <w:r>
               <w:rPr>
@@ -801,7 +801,7 @@
               <w:lang w:eastAsia="en-IE"/>
             </w:rPr>
           </w:pPr>
-          <w:hyperlink w:anchor="_Toc227585041" w:history="1">
+          <w:hyperlink w:anchor="_Toc227928374" w:history="1">
             <w:r>
               <w:rPr>
                 <w:rStyle w:val="Hyperlink"/>
@@ -828,7 +828,7 @@
                 <w:noProof/>
                 <w:webHidden/>
               </w:rPr>
-              <w:instrText xml:space="preserve"> PAGEREF _Toc227585041 \h </w:instrText>
+              <w:instrText xml:space="preserve"> PAGEREF _Toc227928374 \h </w:instrText>
             </w:r>
             <w:r>
               <w:rPr>
@@ -848,7 +848,7 @@
                 <w:noProof/>
                 <w:webHidden/>
               </w:rPr>
-              <w:t>14</w:t>
+              <w:t>13</w:t>
             </w:r>
             <w:r>
               <w:rPr>
@@ -873,7 +873,7 @@
               <w:lang w:eastAsia="en-IE"/>
             </w:rPr>
           </w:pPr>
-          <w:hyperlink w:anchor="_Toc227585042" w:history="1">
+          <w:hyperlink w:anchor="_Toc227928375" w:history="1">
             <w:r>
               <w:rPr>
                 <w:rStyle w:val="Hyperlink"/>
@@ -900,7 +900,7 @@
                 <w:noProof/>
                 <w:webHidden/>
               </w:rPr>
-              <w:instrText xml:space="preserve"> PAGEREF _Toc227585042 \h </w:instrText>
+              <w:instrText xml:space="preserve"> PAGEREF _Toc227928375 \h </w:instrText>
             </w:r>
             <w:r>
               <w:rPr>
@@ -920,7 +920,7 @@
                 <w:noProof/>
                 <w:webHidden/>
               </w:rPr>
-              <w:t>15</w:t>
+              <w:t>14</w:t>
             </w:r>
             <w:r>
               <w:rPr>
@@ -945,7 +945,7 @@
               <w:lang w:eastAsia="en-IE"/>
             </w:rPr>
           </w:pPr>
-          <w:hyperlink w:anchor="_Toc227585043" w:history="1">
+          <w:hyperlink w:anchor="_Toc227928376" w:history="1">
             <w:r>
               <w:rPr>
                 <w:rStyle w:val="Hyperlink"/>
@@ -972,7 +972,7 @@
                 <w:noProof/>
                 <w:webHidden/>
               </w:rPr>
-              <w:instrText xml:space="preserve"> PAGEREF _Toc227585043 \h </w:instrText>
+              <w:instrText xml:space="preserve"> PAGEREF _Toc227928376 \h </w:instrText>
             </w:r>
             <w:r>
               <w:rPr>
@@ -992,7 +992,7 @@
                 <w:noProof/>
                 <w:webHidden/>
               </w:rPr>
-              <w:t>16</w:t>
+              <w:t>15</w:t>
             </w:r>
             <w:r>
               <w:rPr>
@@ -1017,7 +1017,7 @@
               <w:lang w:eastAsia="en-IE"/>
             </w:rPr>
           </w:pPr>
-          <w:hyperlink w:anchor="_Toc227585044" w:history="1">
+          <w:hyperlink w:anchor="_Toc227928377" w:history="1">
             <w:r>
               <w:rPr>
                 <w:rStyle w:val="Hyperlink"/>
@@ -1044,7 +1044,7 @@
                 <w:noProof/>
                 <w:webHidden/>
               </w:rPr>
-              <w:instrText xml:space="preserve"> PAGEREF _Toc227585044 \h </w:instrText>
+              <w:instrText xml:space="preserve"> PAGEREF _Toc227928377 \h </w:instrText>
             </w:r>
             <w:r>
               <w:rPr>
@@ -1064,7 +1064,7 @@
                 <w:noProof/>
                 <w:webHidden/>
               </w:rPr>
-              <w:t>16</w:t>
+              <w:t>15</w:t>
             </w:r>
             <w:r>
               <w:rPr>
@@ -1089,7 +1089,7 @@
               <w:lang w:eastAsia="en-IE"/>
             </w:rPr>
           </w:pPr>
-          <w:hyperlink w:anchor="_Toc227585045" w:history="1">
+          <w:hyperlink w:anchor="_Toc227928378" w:history="1">
             <w:r>
               <w:rPr>
                 <w:rStyle w:val="Hyperlink"/>
@@ -1116,7 +1116,7 @@
                 <w:noProof/>
                 <w:webHidden/>
               </w:rPr>
-              <w:instrText xml:space="preserve"> PAGEREF _Toc227585045 \h </w:instrText>
+              <w:instrText xml:space="preserve"> PAGEREF _Toc227928378 \h </w:instrText>
             </w:r>
             <w:r>
               <w:rPr>
@@ -1136,7 +1136,7 @@
                 <w:noProof/>
                 <w:webHidden/>
               </w:rPr>
-              <w:t>16</w:t>
+              <w:t>15</w:t>
             </w:r>
             <w:r>
               <w:rPr>
@@ -1161,7 +1161,7 @@
               <w:lang w:eastAsia="en-IE"/>
             </w:rPr>
           </w:pPr>
-          <w:hyperlink w:anchor="_Toc227585046" w:history="1">
+          <w:hyperlink w:anchor="_Toc227928379" w:history="1">
             <w:r>
               <w:rPr>
                 <w:rStyle w:val="Hyperlink"/>
@@ -1188,7 +1188,7 @@
                 <w:noProof/>
                 <w:webHidden/>
               </w:rPr>
-              <w:instrText xml:space="preserve"> PAGEREF _Toc227585046 \h </w:instrText>
+              <w:instrText xml:space="preserve"> PAGEREF _Toc227928379 \h </w:instrText>
             </w:r>
             <w:r>
               <w:rPr>
@@ -1208,7 +1208,7 @@
                 <w:noProof/>
                 <w:webHidden/>
               </w:rPr>
-              <w:t>17</w:t>
+              <w:t>15</w:t>
             </w:r>
             <w:r>
               <w:rPr>
@@ -1233,7 +1233,7 @@
               <w:lang w:eastAsia="en-IE"/>
             </w:rPr>
           </w:pPr>
-          <w:hyperlink w:anchor="_Toc227585047" w:history="1">
+          <w:hyperlink w:anchor="_Toc227928380" w:history="1">
             <w:r>
               <w:rPr>
                 <w:rStyle w:val="Hyperlink"/>
@@ -1260,7 +1260,7 @@
                 <w:noProof/>
                 <w:webHidden/>
               </w:rPr>
-              <w:instrText xml:space="preserve"> PAGEREF _Toc227585047 \h </w:instrText>
+              <w:instrText xml:space="preserve"> PAGEREF _Toc227928380 \h </w:instrText>
             </w:r>
             <w:r>
               <w:rPr>
@@ -1280,7 +1280,7 @@
                 <w:noProof/>
                 <w:webHidden/>
               </w:rPr>
-              <w:t>17</w:t>
+              <w:t>16</w:t>
             </w:r>
             <w:r>
               <w:rPr>
@@ -1305,7 +1305,7 @@
               <w:lang w:eastAsia="en-IE"/>
             </w:rPr>
           </w:pPr>
-          <w:hyperlink w:anchor="_Toc227585048" w:history="1">
+          <w:hyperlink w:anchor="_Toc227928381" w:history="1">
             <w:r>
               <w:rPr>
                 <w:rStyle w:val="Hyperlink"/>
@@ -1332,7 +1332,7 @@
                 <w:noProof/>
                 <w:webHidden/>
               </w:rPr>
-              <w:instrText xml:space="preserve"> PAGEREF _Toc227585048 \h </w:instrText>
+              <w:instrText xml:space="preserve"> PAGEREF _Toc227928381 \h </w:instrText>
             </w:r>
             <w:r>
               <w:rPr>
@@ -1352,7 +1352,7 @@
                 <w:noProof/>
                 <w:webHidden/>
               </w:rPr>
-              <w:t>18</w:t>
+              <w:t>17</w:t>
             </w:r>
             <w:r>
               <w:rPr>
@@ -1377,7 +1377,7 @@
               <w:lang w:eastAsia="en-IE"/>
             </w:rPr>
           </w:pPr>
-          <w:hyperlink w:anchor="_Toc227585049" w:history="1">
+          <w:hyperlink w:anchor="_Toc227928382" w:history="1">
             <w:r>
               <w:rPr>
                 <w:rStyle w:val="Hyperlink"/>
@@ -1404,7 +1404,7 @@
                 <w:noProof/>
                 <w:webHidden/>
               </w:rPr>
-              <w:instrText xml:space="preserve"> PAGEREF _Toc227585049 \h </w:instrText>
+              <w:instrText xml:space="preserve"> PAGEREF _Toc227928382 \h </w:instrText>
             </w:r>
             <w:r>
               <w:rPr>
@@ -1424,7 +1424,7 @@
                 <w:noProof/>
                 <w:webHidden/>
               </w:rPr>
-              <w:t>19</w:t>
+              <w:t>18</w:t>
             </w:r>
             <w:r>
               <w:rPr>
@@ -1449,7 +1449,7 @@
               <w:lang w:eastAsia="en-IE"/>
             </w:rPr>
           </w:pPr>
-          <w:hyperlink w:anchor="_Toc227585050" w:history="1">
+          <w:hyperlink w:anchor="_Toc227928383" w:history="1">
             <w:r>
               <w:rPr>
                 <w:rStyle w:val="Hyperlink"/>
@@ -1476,7 +1476,7 @@
                 <w:noProof/>
                 <w:webHidden/>
               </w:rPr>
-              <w:instrText xml:space="preserve"> PAGEREF _Toc227585050 \h </w:instrText>
+              <w:instrText xml:space="preserve"> PAGEREF _Toc227928383 \h </w:instrText>
             </w:r>
             <w:r>
               <w:rPr>
@@ -1496,7 +1496,7 @@
                 <w:noProof/>
                 <w:webHidden/>
               </w:rPr>
-              <w:t>27</w:t>
+              <w:t>26</w:t>
             </w:r>
             <w:r>
               <w:rPr>
@@ -1521,7 +1521,7 @@
               <w:lang w:eastAsia="en-IE"/>
             </w:rPr>
           </w:pPr>
-          <w:hyperlink w:anchor="_Toc227585051" w:history="1">
+          <w:hyperlink w:anchor="_Toc227928384" w:history="1">
             <w:r>
               <w:rPr>
                 <w:rStyle w:val="Hyperlink"/>
@@ -1548,7 +1548,7 @@
                 <w:noProof/>
                 <w:webHidden/>
               </w:rPr>
-              <w:instrText xml:space="preserve"> PAGEREF _Toc227585051 \h </w:instrText>
+              <w:instrText xml:space="preserve"> PAGEREF _Toc227928384 \h </w:instrText>
             </w:r>
             <w:r>
               <w:rPr>
@@ -1568,7 +1568,7 @@
                 <w:noProof/>
                 <w:webHidden/>
               </w:rPr>
-              <w:t>31</w:t>
+              <w:t>30</w:t>
             </w:r>
             <w:r>
               <w:rPr>
@@ -1593,7 +1593,7 @@
               <w:lang w:eastAsia="en-IE"/>
             </w:rPr>
           </w:pPr>
-          <w:hyperlink w:anchor="_Toc227585052" w:history="1">
+          <w:hyperlink w:anchor="_Toc227928385" w:history="1">
             <w:r>
               <w:rPr>
                 <w:rStyle w:val="Hyperlink"/>
@@ -1620,7 +1620,7 @@
                 <w:noProof/>
                 <w:webHidden/>
               </w:rPr>
-              <w:instrText xml:space="preserve"> PAGEREF _Toc227585052 \h </w:instrText>
+              <w:instrText xml:space="preserve"> PAGEREF _Toc227928385 \h </w:instrText>
             </w:r>
             <w:r>
               <w:rPr>
@@ -1640,7 +1640,7 @@
                 <w:noProof/>
                 <w:webHidden/>
               </w:rPr>
-              <w:t>32</w:t>
+              <w:t>31</w:t>
             </w:r>
             <w:r>
               <w:rPr>
@@ -1692,7 +1692,7 @@
       <w:pPr>
         <w:pStyle w:val="Heading1"/>
       </w:pPr>
-      <w:bookmarkStart w:id="0" w:name="_Toc227585033"/>
+      <w:bookmarkStart w:id="0" w:name="_Toc227928366"/>
       <w:r>
         <w:lastRenderedPageBreak/>
         <w:t>Table of Figures</w:t>
@@ -1722,7 +1722,7 @@
       <w:r>
         <w:fldChar w:fldCharType="separate"/>
       </w:r>
-      <w:hyperlink w:anchor="_Toc227585053" w:history="1">
+      <w:hyperlink w:anchor="_Toc227928386" w:history="1">
         <w:r>
           <w:rPr>
             <w:rStyle w:val="Hyperlink"/>
@@ -1758,7 +1758,7 @@
             <w:noProof/>
             <w:webHidden/>
           </w:rPr>
-          <w:instrText xml:space="preserve"> PAGEREF _Toc227585053 \h </w:instrText>
+          <w:instrText xml:space="preserve"> PAGEREF _Toc227928386 \h </w:instrText>
         </w:r>
         <w:r>
           <w:rPr>
@@ -1778,7 +1778,7 @@
             <w:noProof/>
             <w:webHidden/>
           </w:rPr>
-          <w:t>6</w:t>
+          <w:t>5</w:t>
         </w:r>
         <w:r>
           <w:rPr>
@@ -1803,7 +1803,7 @@
           <w:lang w:eastAsia="en-IE"/>
         </w:rPr>
       </w:pPr>
-      <w:hyperlink w:anchor="_Toc227585054" w:history="1">
+      <w:hyperlink w:anchor="_Toc227928387" w:history="1">
         <w:r>
           <w:rPr>
             <w:rStyle w:val="Hyperlink"/>
@@ -1839,7 +1839,7 @@
             <w:noProof/>
             <w:webHidden/>
           </w:rPr>
-          <w:instrText xml:space="preserve"> PAGEREF _Toc227585054 \h </w:instrText>
+          <w:instrText xml:space="preserve"> PAGEREF _Toc227928387 \h </w:instrText>
         </w:r>
         <w:r>
           <w:rPr>
@@ -1859,7 +1859,7 @@
             <w:noProof/>
             <w:webHidden/>
           </w:rPr>
-          <w:t>6</w:t>
+          <w:t>5</w:t>
         </w:r>
         <w:r>
           <w:rPr>
@@ -1884,7 +1884,7 @@
           <w:lang w:eastAsia="en-IE"/>
         </w:rPr>
       </w:pPr>
-      <w:hyperlink w:anchor="_Toc227585055" w:history="1">
+      <w:hyperlink w:anchor="_Toc227928388" w:history="1">
         <w:r>
           <w:rPr>
             <w:rStyle w:val="Hyperlink"/>
@@ -1920,7 +1920,7 @@
             <w:noProof/>
             <w:webHidden/>
           </w:rPr>
-          <w:instrText xml:space="preserve"> PAGEREF _Toc227585055 \h </w:instrText>
+          <w:instrText xml:space="preserve"> PAGEREF _Toc227928388 \h </w:instrText>
         </w:r>
         <w:r>
           <w:rPr>
@@ -1965,7 +1965,7 @@
           <w:lang w:eastAsia="en-IE"/>
         </w:rPr>
       </w:pPr>
-      <w:hyperlink w:anchor="_Toc227585056" w:history="1">
+      <w:hyperlink w:anchor="_Toc227928389" w:history="1">
         <w:r>
           <w:rPr>
             <w:rStyle w:val="Hyperlink"/>
@@ -2001,7 +2001,7 @@
             <w:noProof/>
             <w:webHidden/>
           </w:rPr>
-          <w:instrText xml:space="preserve"> PAGEREF _Toc227585056 \h </w:instrText>
+          <w:instrText xml:space="preserve"> PAGEREF _Toc227928389 \h </w:instrText>
         </w:r>
         <w:r>
           <w:rPr>
@@ -2021,7 +2021,7 @@
             <w:noProof/>
             <w:webHidden/>
           </w:rPr>
-          <w:t>7</w:t>
+          <w:t>6</w:t>
         </w:r>
         <w:r>
           <w:rPr>
@@ -2046,7 +2046,7 @@
           <w:lang w:eastAsia="en-IE"/>
         </w:rPr>
       </w:pPr>
-      <w:hyperlink w:anchor="_Toc227585057" w:history="1">
+      <w:hyperlink w:anchor="_Toc227928390" w:history="1">
         <w:r>
           <w:rPr>
             <w:rStyle w:val="Hyperlink"/>
@@ -2082,7 +2082,7 @@
             <w:noProof/>
             <w:webHidden/>
           </w:rPr>
-          <w:instrText xml:space="preserve"> PAGEREF _Toc227585057 \h </w:instrText>
+          <w:instrText xml:space="preserve"> PAGEREF _Toc227928390 \h </w:instrText>
         </w:r>
         <w:r>
           <w:rPr>
@@ -2102,7 +2102,7 @@
             <w:noProof/>
             <w:webHidden/>
           </w:rPr>
-          <w:t>8</w:t>
+          <w:t>7</w:t>
         </w:r>
         <w:r>
           <w:rPr>
@@ -2127,7 +2127,7 @@
           <w:lang w:eastAsia="en-IE"/>
         </w:rPr>
       </w:pPr>
-      <w:hyperlink w:anchor="_Toc227585058" w:history="1">
+      <w:hyperlink w:anchor="_Toc227928391" w:history="1">
         <w:r>
           <w:rPr>
             <w:rStyle w:val="Hyperlink"/>
@@ -2163,7 +2163,7 @@
             <w:noProof/>
             <w:webHidden/>
           </w:rPr>
-          <w:instrText xml:space="preserve"> PAGEREF _Toc227585058 \h </w:instrText>
+          <w:instrText xml:space="preserve"> PAGEREF _Toc227928391 \h </w:instrText>
         </w:r>
         <w:r>
           <w:rPr>
@@ -2183,7 +2183,7 @@
             <w:noProof/>
             <w:webHidden/>
           </w:rPr>
-          <w:t>8</w:t>
+          <w:t>7</w:t>
         </w:r>
         <w:r>
           <w:rPr>
@@ -2208,7 +2208,7 @@
           <w:lang w:eastAsia="en-IE"/>
         </w:rPr>
       </w:pPr>
-      <w:hyperlink w:anchor="_Toc227585059" w:history="1">
+      <w:hyperlink w:anchor="_Toc227928392" w:history="1">
         <w:r>
           <w:rPr>
             <w:rStyle w:val="Hyperlink"/>
@@ -2244,7 +2244,7 @@
             <w:noProof/>
             <w:webHidden/>
           </w:rPr>
-          <w:instrText xml:space="preserve"> PAGEREF _Toc227585059 \h </w:instrText>
+          <w:instrText xml:space="preserve"> PAGEREF _Toc227928392 \h </w:instrText>
         </w:r>
         <w:r>
           <w:rPr>
@@ -2264,7 +2264,7 @@
             <w:noProof/>
             <w:webHidden/>
           </w:rPr>
-          <w:t>9</w:t>
+          <w:t>8</w:t>
         </w:r>
         <w:r>
           <w:rPr>
@@ -2289,7 +2289,7 @@
           <w:lang w:eastAsia="en-IE"/>
         </w:rPr>
       </w:pPr>
-      <w:hyperlink w:anchor="_Toc227585060" w:history="1">
+      <w:hyperlink w:anchor="_Toc227928393" w:history="1">
         <w:r>
           <w:rPr>
             <w:rStyle w:val="Hyperlink"/>
@@ -2325,7 +2325,7 @@
             <w:noProof/>
             <w:webHidden/>
           </w:rPr>
-          <w:instrText xml:space="preserve"> PAGEREF _Toc227585060 \h </w:instrText>
+          <w:instrText xml:space="preserve"> PAGEREF _Toc227928393 \h </w:instrText>
         </w:r>
         <w:r>
           <w:rPr>
@@ -2345,7 +2345,7 @@
             <w:noProof/>
             <w:webHidden/>
           </w:rPr>
-          <w:t>10</w:t>
+          <w:t>9</w:t>
         </w:r>
         <w:r>
           <w:rPr>
@@ -2370,7 +2370,7 @@
           <w:lang w:eastAsia="en-IE"/>
         </w:rPr>
       </w:pPr>
-      <w:hyperlink w:anchor="_Toc227585061" w:history="1">
+      <w:hyperlink w:anchor="_Toc227928394" w:history="1">
         <w:r>
           <w:rPr>
             <w:rStyle w:val="Hyperlink"/>
@@ -2406,7 +2406,7 @@
             <w:noProof/>
             <w:webHidden/>
           </w:rPr>
-          <w:instrText xml:space="preserve"> PAGEREF _Toc227585061 \h </w:instrText>
+          <w:instrText xml:space="preserve"> PAGEREF _Toc227928394 \h </w:instrText>
         </w:r>
         <w:r>
           <w:rPr>
@@ -2426,7 +2426,7 @@
             <w:noProof/>
             <w:webHidden/>
           </w:rPr>
-          <w:t>11</w:t>
+          <w:t>10</w:t>
         </w:r>
         <w:r>
           <w:rPr>
@@ -2451,7 +2451,7 @@
           <w:lang w:eastAsia="en-IE"/>
         </w:rPr>
       </w:pPr>
-      <w:hyperlink w:anchor="_Toc227585062" w:history="1">
+      <w:hyperlink w:anchor="_Toc227928395" w:history="1">
         <w:r>
           <w:rPr>
             <w:rStyle w:val="Hyperlink"/>
@@ -2487,7 +2487,7 @@
             <w:noProof/>
             <w:webHidden/>
           </w:rPr>
-          <w:instrText xml:space="preserve"> PAGEREF _Toc227585062 \h </w:instrText>
+          <w:instrText xml:space="preserve"> PAGEREF _Toc227928395 \h </w:instrText>
         </w:r>
         <w:r>
           <w:rPr>
@@ -2507,7 +2507,7 @@
             <w:noProof/>
             <w:webHidden/>
           </w:rPr>
-          <w:t>11</w:t>
+          <w:t>10</w:t>
         </w:r>
         <w:r>
           <w:rPr>
@@ -2532,7 +2532,7 @@
           <w:lang w:eastAsia="en-IE"/>
         </w:rPr>
       </w:pPr>
-      <w:hyperlink w:anchor="_Toc227585063" w:history="1">
+      <w:hyperlink w:anchor="_Toc227928396" w:history="1">
         <w:r>
           <w:rPr>
             <w:rStyle w:val="Hyperlink"/>
@@ -2568,7 +2568,7 @@
             <w:noProof/>
             <w:webHidden/>
           </w:rPr>
-          <w:instrText xml:space="preserve"> PAGEREF _Toc227585063 \h </w:instrText>
+          <w:instrText xml:space="preserve"> PAGEREF _Toc227928396 \h </w:instrText>
         </w:r>
         <w:r>
           <w:rPr>
@@ -2588,7 +2588,7 @@
             <w:noProof/>
             <w:webHidden/>
           </w:rPr>
-          <w:t>12</w:t>
+          <w:t>11</w:t>
         </w:r>
         <w:r>
           <w:rPr>
@@ -2613,7 +2613,7 @@
           <w:lang w:eastAsia="en-IE"/>
         </w:rPr>
       </w:pPr>
-      <w:hyperlink w:anchor="_Toc227585064" w:history="1">
+      <w:hyperlink w:anchor="_Toc227928397" w:history="1">
         <w:r>
           <w:rPr>
             <w:rStyle w:val="Hyperlink"/>
@@ -2649,7 +2649,7 @@
             <w:noProof/>
             <w:webHidden/>
           </w:rPr>
-          <w:instrText xml:space="preserve"> PAGEREF _Toc227585064 \h </w:instrText>
+          <w:instrText xml:space="preserve"> PAGEREF _Toc227928397 \h </w:instrText>
         </w:r>
         <w:r>
           <w:rPr>
@@ -2669,7 +2669,7 @@
             <w:noProof/>
             <w:webHidden/>
           </w:rPr>
-          <w:t>12</w:t>
+          <w:t>11</w:t>
         </w:r>
         <w:r>
           <w:rPr>
@@ -2694,7 +2694,7 @@
           <w:lang w:eastAsia="en-IE"/>
         </w:rPr>
       </w:pPr>
-      <w:hyperlink w:anchor="_Toc227585065" w:history="1">
+      <w:hyperlink w:anchor="_Toc227928398" w:history="1">
         <w:r>
           <w:rPr>
             <w:rStyle w:val="Hyperlink"/>
@@ -2730,7 +2730,7 @@
             <w:noProof/>
             <w:webHidden/>
           </w:rPr>
-          <w:instrText xml:space="preserve"> PAGEREF _Toc227585065 \h </w:instrText>
+          <w:instrText xml:space="preserve"> PAGEREF _Toc227928398 \h </w:instrText>
         </w:r>
         <w:r>
           <w:rPr>
@@ -2750,7 +2750,7 @@
             <w:noProof/>
             <w:webHidden/>
           </w:rPr>
-          <w:t>13</w:t>
+          <w:t>12</w:t>
         </w:r>
         <w:r>
           <w:rPr>
@@ -2775,7 +2775,7 @@
           <w:lang w:eastAsia="en-IE"/>
         </w:rPr>
       </w:pPr>
-      <w:hyperlink w:anchor="_Toc227585066" w:history="1">
+      <w:hyperlink w:anchor="_Toc227928399" w:history="1">
         <w:r>
           <w:rPr>
             <w:rStyle w:val="Hyperlink"/>
@@ -2811,7 +2811,7 @@
             <w:noProof/>
             <w:webHidden/>
           </w:rPr>
-          <w:instrText xml:space="preserve"> PAGEREF _Toc227585066 \h </w:instrText>
+          <w:instrText xml:space="preserve"> PAGEREF _Toc227928399 \h </w:instrText>
         </w:r>
         <w:r>
           <w:rPr>
@@ -2831,7 +2831,7 @@
             <w:noProof/>
             <w:webHidden/>
           </w:rPr>
-          <w:t>13</w:t>
+          <w:t>12</w:t>
         </w:r>
         <w:r>
           <w:rPr>
@@ -2856,7 +2856,7 @@
           <w:lang w:eastAsia="en-IE"/>
         </w:rPr>
       </w:pPr>
-      <w:hyperlink w:anchor="_Toc227585067" w:history="1">
+      <w:hyperlink w:anchor="_Toc227928400" w:history="1">
         <w:r>
           <w:rPr>
             <w:rStyle w:val="Hyperlink"/>
@@ -2892,7 +2892,7 @@
             <w:noProof/>
             <w:webHidden/>
           </w:rPr>
-          <w:instrText xml:space="preserve"> PAGEREF _Toc227585067 \h </w:instrText>
+          <w:instrText xml:space="preserve"> PAGEREF _Toc227928400 \h </w:instrText>
         </w:r>
         <w:r>
           <w:rPr>
@@ -2912,7 +2912,7 @@
             <w:noProof/>
             <w:webHidden/>
           </w:rPr>
-          <w:t>16</w:t>
+          <w:t>14</w:t>
         </w:r>
         <w:r>
           <w:rPr>
@@ -2946,7 +2946,7 @@
       <w:pPr>
         <w:pStyle w:val="Heading1"/>
       </w:pPr>
-      <w:bookmarkStart w:id="1" w:name="_Toc227585034"/>
+      <w:bookmarkStart w:id="1" w:name="_Toc227928367"/>
       <w:r>
         <w:lastRenderedPageBreak/>
         <w:t>Abstract</w:t>
@@ -3078,7 +3078,7 @@
       <w:pPr>
         <w:pStyle w:val="Heading1"/>
       </w:pPr>
-      <w:bookmarkStart w:id="2" w:name="_Toc227585035"/>
+      <w:bookmarkStart w:id="2" w:name="_Toc227928368"/>
       <w:r>
         <w:t>Introduction</w:t>
       </w:r>
@@ -3187,7 +3187,7 @@
       <w:pPr>
         <w:pStyle w:val="Heading1"/>
       </w:pPr>
-      <w:bookmarkStart w:id="3" w:name="_Toc227585036"/>
+      <w:bookmarkStart w:id="3" w:name="_Toc227928369"/>
       <w:r>
         <w:lastRenderedPageBreak/>
         <w:t>Challenges</w:t>
@@ -3201,7 +3201,7 @@
       <w:pPr>
         <w:pStyle w:val="Heading2"/>
       </w:pPr>
-      <w:bookmarkStart w:id="4" w:name="_Toc227585037"/>
+      <w:bookmarkStart w:id="4" w:name="_Toc227928370"/>
       <w:r>
         <w:t>Architecture</w:t>
       </w:r>
@@ -3595,7 +3595,7 @@
         <w:pStyle w:val="Caption"/>
         <w:jc w:val="center"/>
       </w:pPr>
-      <w:bookmarkStart w:id="5" w:name="_Toc227585053"/>
+      <w:bookmarkStart w:id="5" w:name="_Toc227928386"/>
       <w:r>
         <w:rPr>
           <w:b/>
@@ -3701,7 +3701,7 @@
         <w:pStyle w:val="Caption"/>
         <w:jc w:val="center"/>
       </w:pPr>
-      <w:bookmarkStart w:id="6" w:name="_Toc227585054"/>
+      <w:bookmarkStart w:id="6" w:name="_Toc227928387"/>
       <w:r>
         <w:rPr>
           <w:b/>
@@ -3809,7 +3809,7 @@
         <w:pStyle w:val="Caption"/>
         <w:jc w:val="center"/>
       </w:pPr>
-      <w:bookmarkStart w:id="7" w:name="_Toc227585055"/>
+      <w:bookmarkStart w:id="7" w:name="_Toc227928388"/>
       <w:r>
         <w:rPr>
           <w:b/>
@@ -4056,7 +4056,7 @@
         <w:pStyle w:val="Caption"/>
         <w:jc w:val="center"/>
       </w:pPr>
-      <w:bookmarkStart w:id="8" w:name="_Toc227585056"/>
+      <w:bookmarkStart w:id="8" w:name="_Toc227928389"/>
       <w:r>
         <w:rPr>
           <w:b/>
@@ -4260,7 +4260,7 @@
         <w:pStyle w:val="Caption"/>
         <w:jc w:val="center"/>
       </w:pPr>
-      <w:bookmarkStart w:id="9" w:name="_Toc227585057"/>
+      <w:bookmarkStart w:id="9" w:name="_Toc227928390"/>
       <w:r>
         <w:rPr>
           <w:b/>
@@ -4371,7 +4371,7 @@
         <w:pStyle w:val="Caption"/>
         <w:jc w:val="center"/>
       </w:pPr>
-      <w:bookmarkStart w:id="10" w:name="_Toc227585058"/>
+      <w:bookmarkStart w:id="10" w:name="_Toc227928391"/>
       <w:r>
         <w:rPr>
           <w:b/>
@@ -4588,7 +4588,7 @@
         <w:pStyle w:val="Caption"/>
         <w:jc w:val="center"/>
       </w:pPr>
-      <w:bookmarkStart w:id="11" w:name="_Toc227585059"/>
+      <w:bookmarkStart w:id="11" w:name="_Toc227928392"/>
       <w:r>
         <w:rPr>
           <w:b/>
@@ -4648,7 +4648,7 @@
       <w:pPr>
         <w:pStyle w:val="Heading2"/>
       </w:pPr>
-      <w:bookmarkStart w:id="12" w:name="_Toc227585038"/>
+      <w:bookmarkStart w:id="12" w:name="_Toc227928371"/>
       <w:r>
         <w:t>Hosting</w:t>
       </w:r>
@@ -4743,9 +4743,11 @@
       <w:r>
         <w:t xml:space="preserve"> in </w:t>
       </w:r>
+      <w:proofErr w:type="gramStart"/>
       <w:r>
         <w:t>an</w:t>
       </w:r>
+      <w:proofErr w:type="gramEnd"/>
       <w:r>
         <w:t xml:space="preserve"> </w:t>
       </w:r>
@@ -4910,7 +4912,7 @@
       <w:pPr>
         <w:pStyle w:val="Heading2"/>
       </w:pPr>
-      <w:bookmarkStart w:id="13" w:name="_Toc227585039"/>
+      <w:bookmarkStart w:id="13" w:name="_Toc227928372"/>
       <w:r>
         <w:t>Docker Code Execution</w:t>
       </w:r>
@@ -5165,7 +5167,7 @@
         <w:pStyle w:val="Caption"/>
         <w:jc w:val="center"/>
       </w:pPr>
-      <w:bookmarkStart w:id="14" w:name="_Toc227585060"/>
+      <w:bookmarkStart w:id="14" w:name="_Toc227928393"/>
       <w:r>
         <w:rPr>
           <w:b/>
@@ -5370,7 +5372,7 @@
         <w:pStyle w:val="Caption"/>
         <w:jc w:val="center"/>
       </w:pPr>
-      <w:bookmarkStart w:id="15" w:name="_Toc227585061"/>
+      <w:bookmarkStart w:id="15" w:name="_Toc227928394"/>
       <w:r>
         <w:rPr>
           <w:b/>
@@ -5513,7 +5515,7 @@
         <w:pStyle w:val="Caption"/>
         <w:jc w:val="center"/>
       </w:pPr>
-      <w:bookmarkStart w:id="16" w:name="_Toc227585062"/>
+      <w:bookmarkStart w:id="16" w:name="_Toc227928395"/>
       <w:r>
         <w:rPr>
           <w:b/>
@@ -5730,7 +5732,7 @@
         <w:pStyle w:val="Caption"/>
         <w:jc w:val="center"/>
       </w:pPr>
-      <w:bookmarkStart w:id="17" w:name="_Toc227585063"/>
+      <w:bookmarkStart w:id="17" w:name="_Toc227928396"/>
       <w:r>
         <w:rPr>
           <w:b/>
@@ -6013,7 +6015,7 @@
         <w:pStyle w:val="Caption"/>
         <w:jc w:val="center"/>
       </w:pPr>
-      <w:bookmarkStart w:id="18" w:name="_Toc227585064"/>
+      <w:bookmarkStart w:id="18" w:name="_Toc227928397"/>
       <w:r>
         <w:rPr>
           <w:b/>
@@ -6252,7 +6254,7 @@
         <w:pStyle w:val="Caption"/>
         <w:jc w:val="center"/>
       </w:pPr>
-      <w:bookmarkStart w:id="19" w:name="_Toc227585065"/>
+      <w:bookmarkStart w:id="19" w:name="_Toc227928398"/>
       <w:r>
         <w:rPr>
           <w:b/>
@@ -6478,7 +6480,7 @@
         <w:pStyle w:val="Caption"/>
         <w:jc w:val="center"/>
       </w:pPr>
-      <w:bookmarkStart w:id="20" w:name="_Toc227585066"/>
+      <w:bookmarkStart w:id="20" w:name="_Toc227928399"/>
       <w:r>
         <w:rPr>
           <w:b/>
@@ -6594,7 +6596,7 @@
       <w:pPr>
         <w:pStyle w:val="Heading2"/>
       </w:pPr>
-      <w:bookmarkStart w:id="21" w:name="_Toc227585040"/>
+      <w:bookmarkStart w:id="21" w:name="_Toc227928373"/>
       <w:r>
         <w:lastRenderedPageBreak/>
         <w:t>Docker Containerisation</w:t>
@@ -6970,7 +6972,7 @@
       <w:pPr>
         <w:pStyle w:val="Heading2"/>
       </w:pPr>
-      <w:bookmarkStart w:id="22" w:name="_Toc227585041"/>
+      <w:bookmarkStart w:id="22" w:name="_Toc227928374"/>
       <w:r>
         <w:t>Generative Artificial Intelligence Considerations</w:t>
       </w:r>
@@ -7176,7 +7178,15 @@
         <w:t>Admittedly, this solution is weak</w:t>
       </w:r>
       <w:r>
-        <w:t xml:space="preserve"> as tabs can be opened on a different screen or beside the current screen before a student clicks into a problem.</w:t>
+        <w:t xml:space="preserve"> as tabs can be opened on a different screen or beside the current screen before a </w:t>
+      </w:r>
+      <w:proofErr w:type="gramStart"/>
+      <w:r>
+        <w:t>student clicks</w:t>
+      </w:r>
+      <w:proofErr w:type="gramEnd"/>
+      <w:r>
+        <w:t xml:space="preserve"> into a problem.</w:t>
       </w:r>
       <w:r>
         <w:t xml:space="preserve"> </w:t>
@@ -7216,7 +7226,7 @@
       <w:pPr>
         <w:pStyle w:val="Heading2"/>
       </w:pPr>
-      <w:bookmarkStart w:id="23" w:name="_Toc227585042"/>
+      <w:bookmarkStart w:id="23" w:name="_Toc227928375"/>
       <w:r>
         <w:t>Authentication</w:t>
       </w:r>
@@ -7465,7 +7475,7 @@
         <w:pStyle w:val="Caption"/>
         <w:jc w:val="center"/>
       </w:pPr>
-      <w:bookmarkStart w:id="24" w:name="_Toc227585067"/>
+      <w:bookmarkStart w:id="24" w:name="_Toc227928400"/>
       <w:r>
         <w:rPr>
           <w:b/>
@@ -7538,7 +7548,7 @@
       <w:pPr>
         <w:pStyle w:val="Heading1"/>
       </w:pPr>
-      <w:bookmarkStart w:id="25" w:name="_Toc227585043"/>
+      <w:bookmarkStart w:id="25" w:name="_Toc227928376"/>
       <w:r>
         <w:lastRenderedPageBreak/>
         <w:t>Reflection</w:t>
@@ -7549,7 +7559,7 @@
       <w:pPr>
         <w:pStyle w:val="Heading2"/>
       </w:pPr>
-      <w:bookmarkStart w:id="26" w:name="_Toc227585044"/>
+      <w:bookmarkStart w:id="26" w:name="_Toc227928377"/>
       <w:r>
         <w:t>What I Achieved</w:t>
       </w:r>
@@ -7678,7 +7688,7 @@
       <w:pPr>
         <w:pStyle w:val="Heading2"/>
       </w:pPr>
-      <w:bookmarkStart w:id="27" w:name="_Toc227585045"/>
+      <w:bookmarkStart w:id="27" w:name="_Toc227928378"/>
       <w:r>
         <w:t>What I did not Achieve</w:t>
       </w:r>
@@ -7721,12 +7731,15 @@
       <w:r>
         <w:t>.</w:t>
       </w:r>
+      <w:r>
+        <w:t xml:space="preserve"> </w:t>
+      </w:r>
     </w:p>
     <w:p>
       <w:pPr>
         <w:pStyle w:val="Heading2"/>
       </w:pPr>
-      <w:bookmarkStart w:id="28" w:name="_Toc227585046"/>
+      <w:bookmarkStart w:id="28" w:name="_Toc227928379"/>
       <w:r>
         <w:t>What I Learned</w:t>
       </w:r>
@@ -7787,7 +7800,7 @@
       <w:pPr>
         <w:pStyle w:val="Heading2"/>
       </w:pPr>
-      <w:bookmarkStart w:id="29" w:name="_Toc227585047"/>
+      <w:bookmarkStart w:id="29" w:name="_Toc227928380"/>
       <w:r>
         <w:t>What I would do Differently</w:t>
       </w:r>
@@ -8053,7 +8066,6 @@
           <w:szCs w:val="40"/>
         </w:rPr>
       </w:pPr>
-      <w:bookmarkStart w:id="30" w:name="_Toc227585048"/>
       <w:r>
         <w:br w:type="page"/>
       </w:r>
@@ -8062,6 +8074,7 @@
       <w:pPr>
         <w:pStyle w:val="Heading1"/>
       </w:pPr>
+      <w:bookmarkStart w:id="30" w:name="_Toc227928381"/>
       <w:r>
         <w:lastRenderedPageBreak/>
         <w:t>Testing</w:t>
@@ -9290,7 +9303,7 @@
       <w:pPr>
         <w:pStyle w:val="Heading2"/>
       </w:pPr>
-      <w:bookmarkStart w:id="31" w:name="_Toc227585049"/>
+      <w:bookmarkStart w:id="31" w:name="_Toc227928382"/>
       <w:r>
         <w:t>Functional Testing</w:t>
       </w:r>
@@ -9949,8 +9962,13 @@
             </w:r>
             <w:r>
               <w:br/>
-              <w:t>3. Click on a global problems</w:t>
-            </w:r>
+              <w:t xml:space="preserve">3. Click on a </w:t>
+            </w:r>
+            <w:proofErr w:type="gramStart"/>
+            <w:r>
+              <w:t>global problems</w:t>
+            </w:r>
+            <w:proofErr w:type="gramEnd"/>
             <w:r>
               <w:br/>
               <w:t>4. Observe results</w:t>
@@ -11409,7 +11427,7 @@
       <w:pPr>
         <w:pStyle w:val="Heading2"/>
       </w:pPr>
-      <w:bookmarkStart w:id="32" w:name="_Toc227585050"/>
+      <w:bookmarkStart w:id="32" w:name="_Toc227928383"/>
       <w:r>
         <w:lastRenderedPageBreak/>
         <w:t>Non-Functional Testing</w:t>
@@ -13546,7 +13564,7 @@
       <w:pPr>
         <w:pStyle w:val="Heading1"/>
       </w:pPr>
-      <w:bookmarkStart w:id="33" w:name="_Toc227585051"/>
+      <w:bookmarkStart w:id="33" w:name="_Toc227928384"/>
       <w:r>
         <w:lastRenderedPageBreak/>
         <w:t>Conclusion</w:t>
@@ -13694,7 +13712,7 @@
         <w:br w:type="page"/>
       </w:r>
     </w:p>
-    <w:bookmarkStart w:id="34" w:name="_Toc227585052" w:displacedByCustomXml="next"/>
+    <w:bookmarkStart w:id="34" w:name="_Toc227928385" w:displacedByCustomXml="next"/>
     <w:sdt>
       <w:sdtPr>
         <w:rPr>
